--- a/Blueprint/BLUEPRINT.docx
+++ b/Blueprint/BLUEPRINT.docx
@@ -68,6 +68,663 @@
       <w:r>
         <w:t>This is why we have style...</w:t>
       </w:r>
+    </w:p>
+    <w:p>
+      <w:pPr>
+        <w:pStyle w:val="Heading2"/>
+        <w:keepNext/>
+      </w:pPr>
+      <w:r>
+        <w:t>CONTENTS</w:t>
+      </w:r>
+    </w:p>
+    <w:p>
+      <w:pPr>
+        <w:keepNext/>
+        <w:spacing w:after="20"/>
+        <w:ind w:left="0"/>
+      </w:pPr>
+      <w:hyperlink w:anchor="_bkp_toc_0">
+        <w:r>
+          <w:rPr>
+            <w:b/>
+            <w:sz w:val="19"/>
+          </w:rPr>
+          <w:t xml:space="preserve">EDITING</w:t>
+        </w:r>
+      </w:hyperlink>
+    </w:p>
+    <w:p>
+      <w:pPr>
+        <w:keepNext/>
+        <w:spacing w:after="20"/>
+        <w:ind w:left="317"/>
+      </w:pPr>
+      <w:hyperlink w:anchor="_bkp_toc_1">
+        <w:r>
+          <w:rPr>
+            <w:sz w:val="18"/>
+          </w:rPr>
+          <w:t xml:space="preserve">SOLVE THE PROBLEM</w:t>
+        </w:r>
+      </w:hyperlink>
+    </w:p>
+    <w:p>
+      <w:pPr>
+        <w:keepNext/>
+        <w:spacing w:after="20"/>
+        <w:ind w:left="634"/>
+      </w:pPr>
+      <w:hyperlink w:anchor="_bkp_toc_2">
+        <w:r>
+          <w:rPr>
+            <w:sz w:val="17"/>
+          </w:rPr>
+          <w:t xml:space="preserve">VERIFICATION AND PROXIMITY</w:t>
+        </w:r>
+      </w:hyperlink>
+    </w:p>
+    <w:p>
+      <w:pPr>
+        <w:keepNext/>
+        <w:spacing w:after="20"/>
+        <w:ind w:left="0"/>
+      </w:pPr>
+      <w:hyperlink w:anchor="_bkp_toc_3">
+        <w:r>
+          <w:rPr>
+            <w:b/>
+            <w:sz w:val="19"/>
+          </w:rPr>
+          <w:t xml:space="preserve">PROCESSES</w:t>
+        </w:r>
+      </w:hyperlink>
+    </w:p>
+    <w:p>
+      <w:pPr>
+        <w:keepNext/>
+        <w:spacing w:after="20"/>
+        <w:ind w:left="634"/>
+      </w:pPr>
+      <w:hyperlink w:anchor="_bkp_toc_4">
+        <w:r>
+          <w:rPr>
+            <w:sz w:val="17"/>
+          </w:rPr>
+          <w:t xml:space="preserve">CONVERSIONS</w:t>
+        </w:r>
+      </w:hyperlink>
+    </w:p>
+    <w:p>
+      <w:pPr>
+        <w:keepNext/>
+        <w:spacing w:after="20"/>
+        <w:ind w:left="950"/>
+      </w:pPr>
+      <w:hyperlink w:anchor="_bkp_toc_5">
+        <w:r>
+          <w:rPr>
+            <w:sz w:val="16"/>
+          </w:rPr>
+          <w:t xml:space="preserve">Numbers</w:t>
+        </w:r>
+      </w:hyperlink>
+    </w:p>
+    <w:p>
+      <w:pPr>
+        <w:keepNext/>
+        <w:spacing w:after="20"/>
+        <w:ind w:left="950"/>
+      </w:pPr>
+      <w:hyperlink w:anchor="_bkp_toc_6">
+        <w:r>
+          <w:rPr>
+            <w:sz w:val="16"/>
+          </w:rPr>
+          <w:t xml:space="preserve">Times</w:t>
+        </w:r>
+      </w:hyperlink>
+    </w:p>
+    <w:p>
+      <w:pPr>
+        <w:keepNext/>
+        <w:spacing w:after="20"/>
+        <w:ind w:left="950"/>
+      </w:pPr>
+      <w:hyperlink w:anchor="_bkp_toc_7">
+        <w:r>
+          <w:rPr>
+            <w:sz w:val="16"/>
+          </w:rPr>
+          <w:t xml:space="preserve">Dates</w:t>
+        </w:r>
+      </w:hyperlink>
+    </w:p>
+    <w:p>
+      <w:pPr>
+        <w:keepNext/>
+        <w:spacing w:after="20"/>
+        <w:ind w:left="950"/>
+      </w:pPr>
+      <w:hyperlink w:anchor="_bkp_toc_8">
+        <w:r>
+          <w:rPr>
+            <w:sz w:val="16"/>
+          </w:rPr>
+          <w:t xml:space="preserve">Datelines</w:t>
+        </w:r>
+      </w:hyperlink>
+    </w:p>
+    <w:p>
+      <w:pPr>
+        <w:keepNext/>
+        <w:spacing w:after="20"/>
+        <w:ind w:left="950"/>
+      </w:pPr>
+      <w:hyperlink w:anchor="_bkp_toc_9">
+        <w:r>
+          <w:rPr>
+            <w:sz w:val="16"/>
+          </w:rPr>
+          <w:t xml:space="preserve">Currency</w:t>
+        </w:r>
+      </w:hyperlink>
+    </w:p>
+    <w:p>
+      <w:pPr>
+        <w:keepNext/>
+        <w:spacing w:after="20"/>
+        <w:ind w:left="950"/>
+      </w:pPr>
+      <w:hyperlink w:anchor="_bkp_toc_10">
+        <w:r>
+          <w:rPr>
+            <w:sz w:val="16"/>
+          </w:rPr>
+          <w:t xml:space="preserve">Measurements</w:t>
+        </w:r>
+      </w:hyperlink>
+    </w:p>
+    <w:p>
+      <w:pPr>
+        <w:keepNext/>
+        <w:spacing w:after="20"/>
+        <w:ind w:left="950"/>
+      </w:pPr>
+      <w:hyperlink w:anchor="_bkp_toc_11">
+        <w:r>
+          <w:rPr>
+            <w:sz w:val="16"/>
+          </w:rPr>
+          <w:t xml:space="preserve">Names and honorifics</w:t>
+        </w:r>
+      </w:hyperlink>
+    </w:p>
+    <w:p>
+      <w:pPr>
+        <w:keepNext/>
+        <w:spacing w:after="20"/>
+        <w:ind w:left="950"/>
+      </w:pPr>
+      <w:hyperlink w:anchor="_bkp_toc_12">
+        <w:r>
+          <w:rPr>
+            <w:sz w:val="16"/>
+          </w:rPr>
+          <w:t xml:space="preserve">Acronyms</w:t>
+        </w:r>
+      </w:hyperlink>
+    </w:p>
+    <w:p>
+      <w:pPr>
+        <w:keepNext/>
+        <w:spacing w:after="20"/>
+        <w:ind w:left="950"/>
+      </w:pPr>
+      <w:hyperlink w:anchor="_bkp_toc_13">
+        <w:r>
+          <w:rPr>
+            <w:sz w:val="16"/>
+          </w:rPr>
+          <w:t xml:space="preserve">Country abbreviations in heads</w:t>
+        </w:r>
+      </w:hyperlink>
+    </w:p>
+    <w:p>
+      <w:pPr>
+        <w:keepNext/>
+        <w:spacing w:after="20"/>
+        <w:ind w:left="634"/>
+      </w:pPr>
+      <w:hyperlink w:anchor="_bkp_toc_14">
+        <w:r>
+          <w:rPr>
+            <w:sz w:val="17"/>
+          </w:rPr>
+          <w:t xml:space="preserve">Scope</w:t>
+        </w:r>
+      </w:hyperlink>
+    </w:p>
+    <w:p>
+      <w:pPr>
+        <w:keepNext/>
+        <w:spacing w:after="20"/>
+        <w:ind w:left="950"/>
+      </w:pPr>
+      <w:hyperlink w:anchor="_bkp_toc_15">
+        <w:r>
+          <w:rPr>
+            <w:sz w:val="16"/>
+          </w:rPr>
+          <w:t xml:space="preserve">Length</w:t>
+        </w:r>
+      </w:hyperlink>
+    </w:p>
+    <w:p>
+      <w:pPr>
+        <w:keepNext/>
+        <w:spacing w:after="20"/>
+        <w:ind w:left="634"/>
+      </w:pPr>
+      <w:hyperlink w:anchor="_bkp_toc_16">
+        <w:r>
+          <w:rPr>
+            <w:sz w:val="17"/>
+          </w:rPr>
+          <w:t xml:space="preserve">PR copy</w:t>
+        </w:r>
+      </w:hyperlink>
+    </w:p>
+    <w:p>
+      <w:pPr>
+        <w:keepNext/>
+        <w:spacing w:after="20"/>
+        <w:ind w:left="317"/>
+      </w:pPr>
+      <w:hyperlink w:anchor="_bkp_toc_17">
+        <w:r>
+          <w:rPr>
+            <w:sz w:val="18"/>
+          </w:rPr>
+          <w:t xml:space="preserve">OUTPUT</w:t>
+        </w:r>
+      </w:hyperlink>
+    </w:p>
+    <w:p>
+      <w:pPr>
+        <w:keepNext/>
+        <w:spacing w:after="20"/>
+        <w:ind w:left="634"/>
+      </w:pPr>
+      <w:hyperlink w:anchor="_bkp_toc_18">
+        <w:r>
+          <w:rPr>
+            <w:sz w:val="17"/>
+          </w:rPr>
+          <w:t xml:space="preserve">JOB REPORT</w:t>
+        </w:r>
+      </w:hyperlink>
+    </w:p>
+    <w:p>
+      <w:pPr>
+        <w:keepNext/>
+        <w:spacing w:after="20"/>
+        <w:ind w:left="634"/>
+      </w:pPr>
+      <w:hyperlink w:anchor="_bkp_toc_19">
+        <w:r>
+          <w:rPr>
+            <w:sz w:val="17"/>
+          </w:rPr>
+          <w:t xml:space="preserve">FORMAT</w:t>
+        </w:r>
+      </w:hyperlink>
+    </w:p>
+    <w:p>
+      <w:pPr>
+        <w:keepNext/>
+        <w:spacing w:after="20"/>
+        <w:ind w:left="634"/>
+      </w:pPr>
+      <w:hyperlink w:anchor="_bkp_toc_20">
+        <w:r>
+          <w:rPr>
+            <w:sz w:val="17"/>
+          </w:rPr>
+          <w:t xml:space="preserve">STYLE LOG</w:t>
+        </w:r>
+      </w:hyperlink>
+    </w:p>
+    <w:p>
+      <w:pPr>
+        <w:keepNext/>
+        <w:spacing w:after="20"/>
+        <w:ind w:left="634"/>
+      </w:pPr>
+      <w:hyperlink w:anchor="_bkp_toc_21">
+        <w:r>
+          <w:rPr>
+            <w:sz w:val="17"/>
+          </w:rPr>
+          <w:t xml:space="preserve">REFERENCES</w:t>
+        </w:r>
+      </w:hyperlink>
+    </w:p>
+    <w:p>
+      <w:pPr>
+        <w:keepNext/>
+        <w:spacing w:after="20"/>
+        <w:ind w:left="634"/>
+      </w:pPr>
+      <w:hyperlink w:anchor="_bkp_toc_22">
+        <w:r>
+          <w:rPr>
+            <w:sz w:val="17"/>
+          </w:rPr>
+          <w:t xml:space="preserve">UNRESOLVED</w:t>
+        </w:r>
+      </w:hyperlink>
+    </w:p>
+    <w:p>
+      <w:pPr>
+        <w:keepNext/>
+        <w:spacing w:after="20"/>
+        <w:ind w:left="0"/>
+      </w:pPr>
+      <w:hyperlink w:anchor="_bkp_toc_23">
+        <w:r>
+          <w:rPr>
+            <w:b/>
+            <w:sz w:val="19"/>
+          </w:rPr>
+          <w:t xml:space="preserve">STATUS</w:t>
+        </w:r>
+      </w:hyperlink>
+    </w:p>
+    <w:p>
+      <w:pPr>
+        <w:keepNext/>
+        <w:spacing w:after="20"/>
+        <w:ind w:left="317"/>
+      </w:pPr>
+      <w:hyperlink w:anchor="_bkp_toc_24">
+        <w:r>
+          <w:rPr>
+            <w:sz w:val="18"/>
+          </w:rPr>
+          <w:t xml:space="preserve">APEX FIGURES</w:t>
+        </w:r>
+      </w:hyperlink>
+    </w:p>
+    <w:p>
+      <w:pPr>
+        <w:keepNext/>
+        <w:spacing w:after="20"/>
+        <w:ind w:left="317"/>
+      </w:pPr>
+      <w:hyperlink w:anchor="_bkp_toc_25">
+        <w:r>
+          <w:rPr>
+            <w:sz w:val="18"/>
+          </w:rPr>
+          <w:t xml:space="preserve">SECOND TIER</w:t>
+        </w:r>
+      </w:hyperlink>
+    </w:p>
+    <w:p>
+      <w:pPr>
+        <w:keepNext/>
+        <w:spacing w:after="20"/>
+        <w:ind w:left="634"/>
+      </w:pPr>
+      <w:hyperlink w:anchor="_bkp_toc_26">
+        <w:r>
+          <w:rPr>
+            <w:sz w:val="17"/>
+          </w:rPr>
+          <w:t xml:space="preserve">MORTALITIES AND SUCCESSIONS</w:t>
+        </w:r>
+      </w:hyperlink>
+    </w:p>
+    <w:p>
+      <w:pPr>
+        <w:keepNext/>
+        <w:spacing w:after="20"/>
+        <w:ind w:left="634"/>
+      </w:pPr>
+      <w:hyperlink w:anchor="_bkp_toc_27">
+        <w:r>
+          <w:rPr>
+            <w:sz w:val="17"/>
+          </w:rPr>
+          <w:t xml:space="preserve">CORPORATE LEADERSHIP CHANGES</w:t>
+        </w:r>
+      </w:hyperlink>
+    </w:p>
+    <w:p>
+      <w:pPr>
+        <w:keepNext/>
+        <w:spacing w:after="20"/>
+        <w:ind w:left="317"/>
+      </w:pPr>
+      <w:hyperlink w:anchor="_bkp_toc_28">
+        <w:r>
+          <w:rPr>
+            <w:sz w:val="18"/>
+          </w:rPr>
+          <w:t xml:space="preserve">GLOBAL FIGURES</w:t>
+        </w:r>
+      </w:hyperlink>
+    </w:p>
+    <w:p>
+      <w:pPr>
+        <w:keepNext/>
+        <w:spacing w:after="20"/>
+        <w:ind w:left="0"/>
+      </w:pPr>
+      <w:hyperlink w:anchor="_bkp_toc_29">
+        <w:r>
+          <w:rPr>
+            <w:b/>
+            <w:sz w:val="19"/>
+          </w:rPr>
+          <w:t xml:space="preserve">REFS</w:t>
+        </w:r>
+      </w:hyperlink>
+    </w:p>
+    <w:p>
+      <w:pPr>
+        <w:keepNext/>
+        <w:spacing w:after="20"/>
+        <w:ind w:left="317"/>
+      </w:pPr>
+      <w:hyperlink w:anchor="_bkp_toc_30">
+        <w:r>
+          <w:rPr>
+            <w:sz w:val="18"/>
+          </w:rPr>
+          <w:t xml:space="preserve">COUNTRIES</w:t>
+        </w:r>
+      </w:hyperlink>
+    </w:p>
+    <w:p>
+      <w:pPr>
+        <w:keepNext/>
+        <w:spacing w:after="20"/>
+        <w:ind w:left="634"/>
+      </w:pPr>
+      <w:hyperlink w:anchor="_bkp_toc_31">
+        <w:r>
+          <w:rPr>
+            <w:sz w:val="17"/>
+          </w:rPr>
+          <w:t xml:space="preserve">PREFERRED FORMS</w:t>
+        </w:r>
+      </w:hyperlink>
+    </w:p>
+    <w:p>
+      <w:pPr>
+        <w:keepNext/>
+        <w:spacing w:after="20"/>
+        <w:ind w:left="634"/>
+      </w:pPr>
+      <w:hyperlink w:anchor="_bkp_toc_32">
+        <w:r>
+          <w:rPr>
+            <w:sz w:val="17"/>
+          </w:rPr>
+          <w:t xml:space="preserve">ADJECTIVAL / DEMONYM TRAPS</w:t>
+        </w:r>
+      </w:hyperlink>
+    </w:p>
+    <w:p>
+      <w:pPr>
+        <w:keepNext/>
+        <w:spacing w:after="20"/>
+        <w:ind w:left="634"/>
+      </w:pPr>
+      <w:hyperlink w:anchor="_bkp_toc_33">
+        <w:r>
+          <w:rPr>
+            <w:sz w:val="17"/>
+          </w:rPr>
+          <w:t xml:space="preserve">CAPITALS AND COUNTRY STRUCTURE</w:t>
+        </w:r>
+      </w:hyperlink>
+    </w:p>
+    <w:p>
+      <w:pPr>
+        <w:keepNext/>
+        <w:spacing w:after="20"/>
+        <w:ind w:left="634"/>
+      </w:pPr>
+      <w:hyperlink w:anchor="_bkp_toc_34">
+        <w:r>
+          <w:rPr>
+            <w:sz w:val="17"/>
+          </w:rPr>
+          <w:t xml:space="preserve">HEADLINE ABBREVIATION FORMS</w:t>
+        </w:r>
+      </w:hyperlink>
+    </w:p>
+    <w:p>
+      <w:pPr>
+        <w:keepNext/>
+        <w:spacing w:after="20"/>
+        <w:ind w:left="317"/>
+      </w:pPr>
+      <w:hyperlink w:anchor="_bkp_toc_35">
+        <w:r>
+          <w:rPr>
+            <w:sz w:val="18"/>
+          </w:rPr>
+          <w:t xml:space="preserve">FOREIGN PLACES</w:t>
+        </w:r>
+      </w:hyperlink>
+    </w:p>
+    <w:p>
+      <w:pPr>
+        <w:keepNext/>
+        <w:spacing w:after="20"/>
+        <w:ind w:left="317"/>
+      </w:pPr>
+      <w:hyperlink w:anchor="_bkp_toc_36">
+        <w:r>
+          <w:rPr>
+            <w:sz w:val="18"/>
+          </w:rPr>
+          <w:t xml:space="preserve">THAI PLACES</w:t>
+        </w:r>
+      </w:hyperlink>
+    </w:p>
+    <w:p>
+      <w:pPr>
+        <w:keepNext/>
+        <w:spacing w:after="20"/>
+        <w:ind w:left="634"/>
+      </w:pPr>
+      <w:hyperlink w:anchor="_bkp_toc_37">
+        <w:r>
+          <w:rPr>
+            <w:sz w:val="17"/>
+          </w:rPr>
+          <w:t xml:space="preserve">PROVINCES</w:t>
+        </w:r>
+      </w:hyperlink>
+    </w:p>
+    <w:p>
+      <w:pPr>
+        <w:keepNext/>
+        <w:spacing w:after="20"/>
+        <w:ind w:left="317"/>
+      </w:pPr>
+      <w:hyperlink w:anchor="_bkp_toc_38">
+        <w:r>
+          <w:rPr>
+            <w:sz w:val="18"/>
+          </w:rPr>
+          <w:t xml:space="preserve">ORGANISATIONS</w:t>
+        </w:r>
+      </w:hyperlink>
+    </w:p>
+    <w:p>
+      <w:pPr>
+        <w:keepNext/>
+        <w:spacing w:after="20"/>
+        <w:ind w:left="317"/>
+      </w:pPr>
+      <w:hyperlink w:anchor="_bkp_toc_39">
+        <w:r>
+          <w:rPr>
+            <w:sz w:val="18"/>
+          </w:rPr>
+          <w:t xml:space="preserve">VOCABULARY &amp; SPELLING</w:t>
+        </w:r>
+      </w:hyperlink>
+    </w:p>
+    <w:p>
+      <w:pPr>
+        <w:keepNext/>
+        <w:spacing w:after="20"/>
+        <w:ind w:left="634"/>
+      </w:pPr>
+      <w:hyperlink w:anchor="_bkp_toc_40">
+        <w:r>
+          <w:rPr>
+            <w:sz w:val="17"/>
+          </w:rPr>
+          <w:t xml:space="preserve">NUMBERS AND SYMBOLS</w:t>
+        </w:r>
+      </w:hyperlink>
+    </w:p>
+    <w:p>
+      <w:pPr>
+        <w:keepNext/>
+        <w:spacing w:after="20"/>
+        <w:ind w:left="634"/>
+      </w:pPr>
+      <w:hyperlink w:anchor="_bkp_toc_41">
+        <w:r>
+          <w:rPr>
+            <w:sz w:val="17"/>
+          </w:rPr>
+          <w:t xml:space="preserve">UK VS US TRAPS</w:t>
+        </w:r>
+      </w:hyperlink>
+    </w:p>
+    <w:p>
+      <w:pPr>
+        <w:spacing w:after="20"/>
+        <w:ind w:left="634"/>
+      </w:pPr>
+      <w:hyperlink w:anchor="_bkp_toc_42">
+        <w:r>
+          <w:rPr>
+            <w:sz w:val="17"/>
+          </w:rPr>
+          <w:t xml:space="preserve">VOCABULARY RULINGS</w:t>
+        </w:r>
+      </w:hyperlink>
     </w:p>
     <w:p>
       <w:pPr>
@@ -202,6 +859,7 @@
       </w:r>
     </w:p>
     <w:p>
+      <w:bookmarkStart w:id="9000" w:name="_bkp_toc_0"/>
       <w:pPr>
         <w:pStyle w:val="Heading1"/>
         <w:spacing w:after="0"/>
@@ -209,6 +867,7 @@
       <w:r>
         <w:t>EDITING</w:t>
       </w:r>
+      <w:bookmarkEnd w:id="9000"/>
     </w:p>
     <w:p>
       <w:pPr>
@@ -243,6 +902,7 @@
       </w:r>
     </w:p>
     <w:p>
+      <w:bookmarkStart w:id="9001" w:name="_bkp_toc_1"/>
       <w:pPr>
         <w:pStyle w:val="Heading2"/>
       </w:pPr>
@@ -273,6 +933,7 @@
         </w:rPr>
         <w:t>PROBLEM</w:t>
       </w:r>
+      <w:bookmarkEnd w:id="9001"/>
     </w:p>
     <w:p>
       <w:pPr/>
@@ -1275,6 +1936,7 @@
       </w:r>
     </w:p>
     <w:p>
+      <w:bookmarkStart w:id="9002" w:name="_bkp_toc_2"/>
       <w:pPr>
         <w:pStyle w:val="Heading3"/>
       </w:pPr>
@@ -1305,6 +1967,7 @@
         </w:rPr>
         <w:t>PROXIMITY</w:t>
       </w:r>
+      <w:bookmarkEnd w:id="9002"/>
     </w:p>
     <w:p>
       <w:pPr/>
@@ -2243,7 +2906,7 @@
           <w:b w:val="0"/>
           <w:i w:val="0"/>
         </w:rPr>
-        <w:t>at</w:t>
+        <w:t>in</w:t>
       </w:r>
       <w:r>
         <w:t xml:space="preserve"> </w:t>
@@ -2263,47 +2926,37 @@
           <w:b w:val="0"/>
           <w:i w:val="0"/>
         </w:rPr>
-        <w:t>bottom</w:t>
-      </w:r>
-      <w:r>
-        <w:t xml:space="preserve"> </w:t>
-      </w:r>
-      <w:r>
-        <w:rPr>
-          <w:b w:val="0"/>
-          <w:i w:val="0"/>
-        </w:rPr>
-        <w:t>of</w:t>
-      </w:r>
-      <w:r>
-        <w:t xml:space="preserve"> </w:t>
-      </w:r>
-      <w:r>
-        <w:rPr>
-          <w:b w:val="0"/>
-          <w:i w:val="0"/>
-        </w:rPr>
-        <w:t>the</w:t>
-      </w:r>
-      <w:r>
-        <w:t xml:space="preserve"> </w:t>
-      </w:r>
-      <w:r>
-        <w:rPr>
-          <w:b w:val="0"/>
-          <w:i w:val="0"/>
-        </w:rPr>
-        <w:t>STYLE</w:t>
-      </w:r>
-      <w:r>
-        <w:t xml:space="preserve"> </w:t>
-      </w:r>
-      <w:r>
-        <w:rPr>
-          <w:b w:val="0"/>
-          <w:i w:val="0"/>
-        </w:rPr>
-        <w:t>LOG</w:t>
+        <w:t>Job</w:t>
+      </w:r>
+      <w:r>
+        <w:t xml:space="preserve"> </w:t>
+      </w:r>
+      <w:r>
+        <w:rPr>
+          <w:b w:val="0"/>
+          <w:i w:val="0"/>
+        </w:rPr>
+        <w:t>Report's</w:t>
+      </w:r>
+      <w:r>
+        <w:t xml:space="preserve"> </w:t>
+      </w:r>
+      <w:r>
+        <w:rPr>
+          <w:b w:val="0"/>
+          <w:i w:val="0"/>
+        </w:rPr>
+        <w:t>REFERENCES</w:t>
+      </w:r>
+      <w:r>
+        <w:t xml:space="preserve"> </w:t>
+      </w:r>
+      <w:r>
+        <w:rPr>
+          <w:b w:val="0"/>
+          <w:i w:val="0"/>
+        </w:rPr>
+        <w:t>module</w:t>
       </w:r>
       <w:r>
         <w:t xml:space="preserve"> </w:t>
@@ -3260,6 +3913,7 @@
       </w:r>
     </w:p>
     <w:p>
+      <w:bookmarkStart w:id="9003" w:name="_bkp_toc_3"/>
       <w:pPr>
         <w:pStyle w:val="Heading1"/>
         <w:spacing w:after="0"/>
@@ -3268,6 +3922,7 @@
       <w:r>
         <w:t>PROCESSES</w:t>
       </w:r>
+      <w:bookmarkEnd w:id="9003"/>
     </w:p>
     <w:p>
       <w:pPr>
@@ -3313,6 +3968,7 @@
       </w:r>
     </w:p>
     <w:p>
+      <w:bookmarkStart w:id="9004" w:name="_bkp_toc_4"/>
       <w:pPr>
         <w:pStyle w:val="Heading3"/>
       </w:pPr>
@@ -3323,8 +3979,10 @@
         </w:rPr>
         <w:t>CONVERSIONS</w:t>
       </w:r>
-    </w:p>
-    <w:p>
+      <w:bookmarkEnd w:id="9004"/>
+    </w:p>
+    <w:p>
+      <w:bookmarkStart w:id="9005" w:name="_bkp_toc_5"/>
       <w:pPr>
         <w:pStyle w:val="Heading4"/>
       </w:pPr>
@@ -3335,6 +3993,7 @@
         </w:rPr>
         <w:t>Numbers</w:t>
       </w:r>
+      <w:bookmarkEnd w:id="9005"/>
     </w:p>
     <w:p>
       <w:pPr/>
@@ -4747,6 +5406,7 @@
       </w:r>
     </w:p>
     <w:p>
+      <w:bookmarkStart w:id="9006" w:name="_bkp_toc_6"/>
       <w:pPr>
         <w:pStyle w:val="Heading4"/>
       </w:pPr>
@@ -4757,6 +5417,7 @@
         </w:rPr>
         <w:t>Times</w:t>
       </w:r>
+      <w:bookmarkEnd w:id="9006"/>
     </w:p>
     <w:p>
       <w:pPr/>
@@ -5359,6 +6020,7 @@
       </w:r>
     </w:p>
     <w:p>
+      <w:bookmarkStart w:id="9007" w:name="_bkp_toc_7"/>
       <w:pPr>
         <w:pStyle w:val="Heading4"/>
       </w:pPr>
@@ -5369,6 +6031,7 @@
         </w:rPr>
         <w:t>Dates</w:t>
       </w:r>
+      <w:bookmarkEnd w:id="9007"/>
     </w:p>
     <w:p>
       <w:pPr/>
@@ -7959,6 +8622,7 @@
       </w:r>
     </w:p>
     <w:p>
+      <w:bookmarkStart w:id="9008" w:name="_bkp_toc_8"/>
       <w:pPr>
         <w:pStyle w:val="Heading4"/>
       </w:pPr>
@@ -7969,6 +8633,7 @@
         </w:rPr>
         <w:t>Datelines</w:t>
       </w:r>
+      <w:bookmarkEnd w:id="9008"/>
     </w:p>
     <w:p>
       <w:pPr/>
@@ -8201,6 +8866,7 @@
       </w:r>
     </w:p>
     <w:p>
+      <w:bookmarkStart w:id="9009" w:name="_bkp_toc_9"/>
       <w:pPr>
         <w:pStyle w:val="Heading4"/>
       </w:pPr>
@@ -8211,6 +8877,7 @@
         </w:rPr>
         <w:t>Currency</w:t>
       </w:r>
+      <w:bookmarkEnd w:id="9009"/>
     </w:p>
     <w:p>
       <w:pPr/>
@@ -9183,6 +9850,7 @@
       </w:r>
     </w:p>
     <w:p>
+      <w:bookmarkStart w:id="9010" w:name="_bkp_toc_10"/>
       <w:pPr>
         <w:pStyle w:val="Heading4"/>
       </w:pPr>
@@ -9193,6 +9861,7 @@
         </w:rPr>
         <w:t>Measurements</w:t>
       </w:r>
+      <w:bookmarkEnd w:id="9010"/>
     </w:p>
     <w:p>
       <w:pPr/>
@@ -9805,6 +10474,7 @@
       </w:r>
     </w:p>
     <w:p>
+      <w:bookmarkStart w:id="9011" w:name="_bkp_toc_11"/>
       <w:pPr>
         <w:pStyle w:val="Heading4"/>
       </w:pPr>
@@ -9835,6 +10505,7 @@
         </w:rPr>
         <w:t>honorifics</w:t>
       </w:r>
+      <w:bookmarkEnd w:id="9011"/>
     </w:p>
     <w:p>
       <w:pPr/>
@@ -16256,6 +16927,7 @@
       </w:r>
     </w:p>
     <w:p>
+      <w:bookmarkStart w:id="9012" w:name="_bkp_toc_12"/>
       <w:pPr>
         <w:pStyle w:val="Heading4"/>
       </w:pPr>
@@ -16266,6 +16938,7 @@
         </w:rPr>
         <w:t>Acronyms</w:t>
       </w:r>
+      <w:bookmarkEnd w:id="9012"/>
     </w:p>
     <w:p>
       <w:pPr/>
@@ -16548,6 +17221,7 @@
       </w:r>
     </w:p>
     <w:p>
+      <w:bookmarkStart w:id="9013" w:name="_bkp_toc_13"/>
       <w:pPr>
         <w:pStyle w:val="Heading4"/>
       </w:pPr>
@@ -16588,6 +17262,7 @@
         </w:rPr>
         <w:t>heads</w:t>
       </w:r>
+      <w:bookmarkEnd w:id="9013"/>
     </w:p>
     <w:p>
       <w:pPr/>
@@ -16950,6 +17625,7 @@
       </w:r>
     </w:p>
     <w:p>
+      <w:bookmarkStart w:id="9014" w:name="_bkp_toc_14"/>
       <w:pPr>
         <w:pStyle w:val="Heading3"/>
       </w:pPr>
@@ -16960,8 +17636,10 @@
         </w:rPr>
         <w:t>Scope</w:t>
       </w:r>
-    </w:p>
-    <w:p>
+      <w:bookmarkEnd w:id="9014"/>
+    </w:p>
+    <w:p>
+      <w:bookmarkStart w:id="9015" w:name="_bkp_toc_15"/>
       <w:pPr>
         <w:pStyle w:val="Heading4"/>
       </w:pPr>
@@ -16972,6 +17650,7 @@
         </w:rPr>
         <w:t>Length</w:t>
       </w:r>
+      <w:bookmarkEnd w:id="9015"/>
     </w:p>
     <w:p>
       <w:pPr/>
@@ -21985,6 +22664,7 @@
       </w:r>
     </w:p>
     <w:p>
+      <w:bookmarkStart w:id="9016" w:name="_bkp_toc_16"/>
       <w:pPr>
         <w:pStyle w:val="Heading3"/>
       </w:pPr>
@@ -22005,6 +22685,7 @@
         </w:rPr>
         <w:t>copy</w:t>
       </w:r>
+      <w:bookmarkEnd w:id="9016"/>
     </w:p>
     <w:p>
       <w:pPr/>
@@ -23152,6 +23833,7 @@
       </w:r>
     </w:p>
     <w:p>
+      <w:bookmarkStart w:id="9017" w:name="_bkp_toc_17"/>
       <w:pPr>
         <w:pStyle w:val="Heading2"/>
       </w:pPr>
@@ -23162,8 +23844,10 @@
         </w:rPr>
         <w:t>OUTPUT</w:t>
       </w:r>
-    </w:p>
-    <w:p>
+      <w:bookmarkEnd w:id="9017"/>
+    </w:p>
+    <w:p>
+      <w:bookmarkStart w:id="9018" w:name="_bkp_toc_18"/>
       <w:pPr>
         <w:pStyle w:val="Heading3"/>
       </w:pPr>
@@ -23172,8 +23856,743 @@
           <w:b w:val="0"/>
           <w:i w:val="0"/>
         </w:rPr>
+        <w:t>JOB</w:t>
+      </w:r>
+      <w:r>
+        <w:t xml:space="preserve"> </w:t>
+      </w:r>
+      <w:r>
+        <w:rPr>
+          <w:b w:val="0"/>
+          <w:i w:val="0"/>
+        </w:rPr>
+        <w:t>REPORT</w:t>
+      </w:r>
+      <w:bookmarkEnd w:id="9018"/>
+    </w:p>
+    <w:p>
+      <w:pPr/>
+      <w:r>
+        <w:rPr>
+          <w:b w:val="0"/>
+          <w:i w:val="0"/>
+        </w:rPr>
+        <w:t>Every</w:t>
+      </w:r>
+      <w:r>
+        <w:t xml:space="preserve"> </w:t>
+      </w:r>
+      <w:r>
+        <w:rPr>
+          <w:b w:val="0"/>
+          <w:i w:val="0"/>
+        </w:rPr>
+        <w:t>completed</w:t>
+      </w:r>
+      <w:r>
+        <w:t xml:space="preserve"> </w:t>
+      </w:r>
+      <w:r>
+        <w:rPr>
+          <w:b w:val="0"/>
+          <w:i w:val="0"/>
+        </w:rPr>
+        <w:t>edit</w:t>
+      </w:r>
+      <w:r>
+        <w:t xml:space="preserve"> </w:t>
+      </w:r>
+      <w:r>
+        <w:rPr>
+          <w:b w:val="0"/>
+          <w:i w:val="0"/>
+        </w:rPr>
+        <w:t>is</w:t>
+      </w:r>
+      <w:r>
+        <w:t xml:space="preserve"> </w:t>
+      </w:r>
+      <w:r>
+        <w:rPr>
+          <w:b w:val="0"/>
+          <w:i w:val="0"/>
+        </w:rPr>
+        <w:t>one</w:t>
+      </w:r>
+      <w:r>
+        <w:t xml:space="preserve"> </w:t>
+      </w:r>
+      <w:r>
+        <w:rPr>
+          <w:b w:val="0"/>
+          <w:i w:val="0"/>
+        </w:rPr>
+        <w:t>JOB</w:t>
+      </w:r>
+      <w:r>
+        <w:t xml:space="preserve"> </w:t>
+      </w:r>
+      <w:r>
+        <w:rPr>
+          <w:b w:val="0"/>
+          <w:i w:val="0"/>
+        </w:rPr>
+        <w:t>REPORT,</w:t>
+      </w:r>
+      <w:r>
+        <w:t xml:space="preserve"> </w:t>
+      </w:r>
+      <w:r>
+        <w:rPr>
+          <w:b w:val="0"/>
+          <w:i w:val="0"/>
+        </w:rPr>
+        <w:t>identified</w:t>
+      </w:r>
+      <w:r>
+        <w:t xml:space="preserve"> </w:t>
+      </w:r>
+      <w:r>
+        <w:rPr>
+          <w:b w:val="0"/>
+          <w:i w:val="0"/>
+        </w:rPr>
+        <w:t>by</w:t>
+      </w:r>
+      <w:r>
+        <w:t xml:space="preserve"> </w:t>
+      </w:r>
+      <w:r>
+        <w:rPr>
+          <w:b w:val="0"/>
+          <w:i w:val="0"/>
+        </w:rPr>
+        <w:t>the</w:t>
+      </w:r>
+      <w:r>
+        <w:t xml:space="preserve"> </w:t>
+      </w:r>
+      <w:r>
+        <w:rPr>
+          <w:b w:val="0"/>
+          <w:i w:val="0"/>
+        </w:rPr>
+        <w:t>slug</w:t>
+      </w:r>
+      <w:r>
+        <w:t xml:space="preserve"> </w:t>
+      </w:r>
+      <w:r>
+        <w:rPr>
+          <w:b w:val="0"/>
+          <w:i w:val="0"/>
+        </w:rPr>
+        <w:t>as</w:t>
+      </w:r>
+      <w:r>
+        <w:t xml:space="preserve"> </w:t>
+      </w:r>
+      <w:r>
+        <w:rPr>
+          <w:b w:val="0"/>
+          <w:i w:val="0"/>
+        </w:rPr>
+        <w:t>filed.</w:t>
+      </w:r>
+      <w:r>
+        <w:t xml:space="preserve"> </w:t>
+      </w:r>
+      <w:r>
+        <w:rPr>
+          <w:b w:val="0"/>
+          <w:i w:val="0"/>
+        </w:rPr>
+        <w:t>The</w:t>
+      </w:r>
+      <w:r>
+        <w:t xml:space="preserve"> </w:t>
+      </w:r>
+      <w:r>
+        <w:rPr>
+          <w:b w:val="0"/>
+          <w:i w:val="0"/>
+        </w:rPr>
+        <w:t>report's</w:t>
+      </w:r>
+      <w:r>
+        <w:t xml:space="preserve"> </w:t>
+      </w:r>
+      <w:r>
+        <w:rPr>
+          <w:b w:val="0"/>
+          <w:i w:val="0"/>
+        </w:rPr>
+        <w:t>existence</w:t>
+      </w:r>
+      <w:r>
+        <w:t xml:space="preserve"> </w:t>
+      </w:r>
+      <w:r>
+        <w:rPr>
+          <w:b w:val="0"/>
+          <w:i w:val="0"/>
+        </w:rPr>
+        <w:t>means</w:t>
+      </w:r>
+      <w:r>
+        <w:t xml:space="preserve"> </w:t>
+      </w:r>
+      <w:r>
+        <w:rPr>
+          <w:b w:val="0"/>
+          <w:i w:val="0"/>
+        </w:rPr>
+        <w:t>the</w:t>
+      </w:r>
+      <w:r>
+        <w:t xml:space="preserve"> </w:t>
+      </w:r>
+      <w:r>
+        <w:rPr>
+          <w:b w:val="0"/>
+          <w:i w:val="0"/>
+        </w:rPr>
+        <w:t>edit</w:t>
+      </w:r>
+      <w:r>
+        <w:t xml:space="preserve"> </w:t>
+      </w:r>
+      <w:r>
+        <w:rPr>
+          <w:b w:val="0"/>
+          <w:i w:val="0"/>
+        </w:rPr>
+        <w:t>is</w:t>
+      </w:r>
+      <w:r>
+        <w:t xml:space="preserve"> </w:t>
+      </w:r>
+      <w:r>
+        <w:rPr>
+          <w:b w:val="0"/>
+          <w:i w:val="0"/>
+        </w:rPr>
+        <w:t>complete</w:t>
+      </w:r>
+      <w:r>
+        <w:t xml:space="preserve"> </w:t>
+      </w:r>
+      <w:r>
+        <w:rPr>
+          <w:b w:val="0"/>
+          <w:i w:val="0"/>
+        </w:rPr>
+        <w:t>and</w:t>
+      </w:r>
+      <w:r>
+        <w:t xml:space="preserve"> </w:t>
+      </w:r>
+      <w:r>
+        <w:rPr>
+          <w:b w:val="0"/>
+          <w:i w:val="0"/>
+        </w:rPr>
+        <w:t>ready</w:t>
+      </w:r>
+      <w:r>
+        <w:t xml:space="preserve"> </w:t>
+      </w:r>
+      <w:r>
+        <w:rPr>
+          <w:b w:val="0"/>
+          <w:i w:val="0"/>
+        </w:rPr>
+        <w:t>to</w:t>
+      </w:r>
+      <w:r>
+        <w:t xml:space="preserve"> </w:t>
+      </w:r>
+      <w:r>
+        <w:rPr>
+          <w:b w:val="0"/>
+          <w:i w:val="0"/>
+        </w:rPr>
+        <w:t>receive.</w:t>
+      </w:r>
+      <w:r>
+        <w:t xml:space="preserve"> </w:t>
+      </w:r>
+      <w:r>
+        <w:rPr>
+          <w:b w:val="0"/>
+          <w:i w:val="0"/>
+        </w:rPr>
+        <w:t>Its</w:t>
+      </w:r>
+      <w:r>
+        <w:t xml:space="preserve"> </w:t>
+      </w:r>
+      <w:r>
+        <w:rPr>
+          <w:b w:val="0"/>
+          <w:i w:val="0"/>
+        </w:rPr>
+        <w:t>modules</w:t>
+      </w:r>
+      <w:r>
+        <w:t xml:space="preserve"> </w:t>
+      </w:r>
+      <w:r>
+        <w:rPr>
+          <w:b w:val="0"/>
+          <w:i w:val="0"/>
+        </w:rPr>
+        <w:t>appear</w:t>
+      </w:r>
+      <w:r>
+        <w:t xml:space="preserve"> </w:t>
+      </w:r>
+      <w:r>
+        <w:rPr>
+          <w:b w:val="0"/>
+          <w:i w:val="0"/>
+        </w:rPr>
+        <w:t>in</w:t>
+      </w:r>
+      <w:r>
+        <w:t xml:space="preserve"> </w:t>
+      </w:r>
+      <w:r>
+        <w:rPr>
+          <w:b w:val="0"/>
+          <w:i w:val="0"/>
+        </w:rPr>
+        <w:t>this</w:t>
+      </w:r>
+      <w:r>
+        <w:t xml:space="preserve"> </w:t>
+      </w:r>
+      <w:r>
+        <w:rPr>
+          <w:b w:val="0"/>
+          <w:i w:val="0"/>
+        </w:rPr>
+        <w:t>order:</w:t>
+      </w:r>
+      <w:r>
+        <w:t xml:space="preserve"> </w:t>
+      </w:r>
+      <w:r>
+        <w:rPr>
+          <w:b w:val="0"/>
+          <w:i w:val="0"/>
+        </w:rPr>
+        <w:t>EDIT,</w:t>
+      </w:r>
+      <w:r>
+        <w:t xml:space="preserve"> </w:t>
+      </w:r>
+      <w:r>
+        <w:rPr>
+          <w:b w:val="0"/>
+          <w:i w:val="0"/>
+        </w:rPr>
+        <w:t>STYLE</w:t>
+      </w:r>
+      <w:r>
+        <w:t xml:space="preserve"> </w:t>
+      </w:r>
+      <w:r>
+        <w:rPr>
+          <w:b w:val="0"/>
+          <w:i w:val="0"/>
+        </w:rPr>
+        <w:t>LOG,</w:t>
+      </w:r>
+      <w:r>
+        <w:t xml:space="preserve"> </w:t>
+      </w:r>
+      <w:r>
+        <w:rPr>
+          <w:b w:val="0"/>
+          <w:i w:val="0"/>
+        </w:rPr>
+        <w:t>REFERENCES,</w:t>
+      </w:r>
+      <w:r>
+        <w:t xml:space="preserve"> </w:t>
+      </w:r>
+      <w:r>
+        <w:rPr>
+          <w:b w:val="0"/>
+          <w:i w:val="0"/>
+        </w:rPr>
+        <w:t>then</w:t>
+      </w:r>
+      <w:r>
+        <w:t xml:space="preserve"> </w:t>
+      </w:r>
+      <w:r>
+        <w:rPr>
+          <w:b w:val="0"/>
+          <w:i w:val="0"/>
+        </w:rPr>
+        <w:t>UNRESOLVED</w:t>
+      </w:r>
+      <w:r>
+        <w:t xml:space="preserve"> </w:t>
+      </w:r>
+      <w:r>
+        <w:rPr>
+          <w:b w:val="0"/>
+          <w:i w:val="0"/>
+        </w:rPr>
+        <w:t>only</w:t>
+      </w:r>
+      <w:r>
+        <w:t xml:space="preserve"> </w:t>
+      </w:r>
+      <w:r>
+        <w:rPr>
+          <w:b w:val="0"/>
+          <w:i w:val="0"/>
+        </w:rPr>
+        <w:t>when</w:t>
+      </w:r>
+      <w:r>
+        <w:t xml:space="preserve"> </w:t>
+      </w:r>
+      <w:r>
+        <w:rPr>
+          <w:b w:val="0"/>
+          <w:i w:val="0"/>
+        </w:rPr>
+        <w:t>follow-up</w:t>
+      </w:r>
+      <w:r>
+        <w:t xml:space="preserve"> </w:t>
+      </w:r>
+      <w:r>
+        <w:rPr>
+          <w:b w:val="0"/>
+          <w:i w:val="0"/>
+        </w:rPr>
+        <w:t>is</w:t>
+      </w:r>
+      <w:r>
+        <w:t xml:space="preserve"> </w:t>
+      </w:r>
+      <w:r>
+        <w:rPr>
+          <w:b w:val="0"/>
+          <w:i w:val="0"/>
+        </w:rPr>
+        <w:t>required.</w:t>
+      </w:r>
+    </w:p>
+    <w:p>
+      <w:pPr/>
+      <w:r>
+        <w:rPr>
+          <w:b w:val="0"/>
+          <w:i w:val="0"/>
+        </w:rPr>
+        <w:t>Omit</w:t>
+      </w:r>
+      <w:r>
+        <w:t xml:space="preserve"> </w:t>
+      </w:r>
+      <w:r>
+        <w:rPr>
+          <w:b w:val="0"/>
+          <w:i w:val="0"/>
+        </w:rPr>
+        <w:t>defaults,</w:t>
+      </w:r>
+      <w:r>
+        <w:t xml:space="preserve"> </w:t>
+      </w:r>
+      <w:r>
+        <w:rPr>
+          <w:b w:val="0"/>
+          <w:i w:val="0"/>
+        </w:rPr>
+        <w:t>unused</w:t>
+      </w:r>
+      <w:r>
+        <w:t xml:space="preserve"> </w:t>
+      </w:r>
+      <w:r>
+        <w:rPr>
+          <w:b w:val="0"/>
+          <w:i w:val="0"/>
+        </w:rPr>
+        <w:t>modules</w:t>
+      </w:r>
+      <w:r>
+        <w:t xml:space="preserve"> </w:t>
+      </w:r>
+      <w:r>
+        <w:rPr>
+          <w:b w:val="0"/>
+          <w:i w:val="0"/>
+        </w:rPr>
+        <w:t>and</w:t>
+      </w:r>
+      <w:r>
+        <w:t xml:space="preserve"> </w:t>
+      </w:r>
+      <w:r>
+        <w:rPr>
+          <w:b w:val="0"/>
+          <w:i w:val="0"/>
+        </w:rPr>
+        <w:t>null</w:t>
+      </w:r>
+      <w:r>
+        <w:t xml:space="preserve"> </w:t>
+      </w:r>
+      <w:r>
+        <w:rPr>
+          <w:b w:val="0"/>
+          <w:i w:val="0"/>
+        </w:rPr>
+        <w:t>declarations.</w:t>
+      </w:r>
+      <w:r>
+        <w:t xml:space="preserve"> </w:t>
+      </w:r>
+      <w:r>
+        <w:rPr>
+          <w:b w:val="0"/>
+          <w:i w:val="0"/>
+        </w:rPr>
+        <w:t>Do</w:t>
+      </w:r>
+      <w:r>
+        <w:t xml:space="preserve"> </w:t>
+      </w:r>
+      <w:r>
+        <w:rPr>
+          <w:b w:val="0"/>
+          <w:i w:val="0"/>
+        </w:rPr>
+        <w:t>not</w:t>
+      </w:r>
+      <w:r>
+        <w:t xml:space="preserve"> </w:t>
+      </w:r>
+      <w:r>
+        <w:rPr>
+          <w:b w:val="0"/>
+          <w:i w:val="0"/>
+        </w:rPr>
+        <w:t>write</w:t>
+      </w:r>
+      <w:r>
+        <w:t xml:space="preserve"> </w:t>
+      </w:r>
+      <w:r>
+        <w:rPr>
+          <w:rFonts w:ascii="Courier New" w:hAnsi="Courier New" w:eastAsia="Courier New"/>
+          <w:b w:val="0"/>
+          <w:i w:val="0"/>
+          <w:sz w:val="19"/>
+        </w:rPr>
+        <w:t>none</w:t>
+      </w:r>
+      <w:r>
+        <w:rPr>
+          <w:b w:val="0"/>
+          <w:i w:val="0"/>
+        </w:rPr>
+        <w:t>,</w:t>
+      </w:r>
+      <w:r>
+        <w:t xml:space="preserve"> </w:t>
+      </w:r>
+      <w:r>
+        <w:rPr>
+          <w:rFonts w:ascii="Courier New" w:hAnsi="Courier New" w:eastAsia="Courier New"/>
+          <w:b w:val="0"/>
+          <w:i w:val="0"/>
+          <w:sz w:val="19"/>
+        </w:rPr>
+        <w:t>not triggered</w:t>
+      </w:r>
+      <w:r>
+        <w:rPr>
+          <w:b w:val="0"/>
+          <w:i w:val="0"/>
+        </w:rPr>
+        <w:t>,</w:t>
+      </w:r>
+      <w:r>
+        <w:t xml:space="preserve"> </w:t>
+      </w:r>
+      <w:r>
+        <w:rPr>
+          <w:rFonts w:ascii="Courier New" w:hAnsi="Courier New" w:eastAsia="Courier New"/>
+          <w:b w:val="0"/>
+          <w:i w:val="0"/>
+          <w:sz w:val="19"/>
+        </w:rPr>
+        <w:t>no footprint given</w:t>
+      </w:r>
+      <w:r>
+        <w:t xml:space="preserve"> </w:t>
+      </w:r>
+      <w:r>
+        <w:rPr>
+          <w:b w:val="0"/>
+          <w:i w:val="0"/>
+        </w:rPr>
+        <w:t>or</w:t>
+      </w:r>
+      <w:r>
+        <w:t xml:space="preserve"> </w:t>
+      </w:r>
+      <w:r>
+        <w:rPr>
+          <w:b w:val="0"/>
+          <w:i w:val="0"/>
+        </w:rPr>
+        <w:t>equivalent.</w:t>
+      </w:r>
+      <w:r>
+        <w:t xml:space="preserve"> </w:t>
+      </w:r>
+      <w:r>
+        <w:rPr>
+          <w:b w:val="0"/>
+          <w:i w:val="0"/>
+        </w:rPr>
+        <w:t>Absence</w:t>
+      </w:r>
+      <w:r>
+        <w:t xml:space="preserve"> </w:t>
+      </w:r>
+      <w:r>
+        <w:rPr>
+          <w:b w:val="0"/>
+          <w:i w:val="0"/>
+        </w:rPr>
+        <w:t>means</w:t>
+      </w:r>
+      <w:r>
+        <w:t xml:space="preserve"> </w:t>
+      </w:r>
+      <w:r>
+        <w:rPr>
+          <w:b w:val="0"/>
+          <w:i w:val="0"/>
+        </w:rPr>
+        <w:t>the</w:t>
+      </w:r>
+      <w:r>
+        <w:t xml:space="preserve"> </w:t>
+      </w:r>
+      <w:r>
+        <w:rPr>
+          <w:b w:val="0"/>
+          <w:i w:val="0"/>
+        </w:rPr>
+        <w:t>default</w:t>
+      </w:r>
+      <w:r>
+        <w:t xml:space="preserve"> </w:t>
+      </w:r>
+      <w:r>
+        <w:rPr>
+          <w:b w:val="0"/>
+          <w:i w:val="0"/>
+        </w:rPr>
+        <w:t>applied</w:t>
+      </w:r>
+      <w:r>
+        <w:t xml:space="preserve"> </w:t>
+      </w:r>
+      <w:r>
+        <w:rPr>
+          <w:b w:val="0"/>
+          <w:i w:val="0"/>
+        </w:rPr>
+        <w:t>or</w:t>
+      </w:r>
+      <w:r>
+        <w:t xml:space="preserve"> </w:t>
+      </w:r>
+      <w:r>
+        <w:rPr>
+          <w:b w:val="0"/>
+          <w:i w:val="0"/>
+        </w:rPr>
+        <w:t>the</w:t>
+      </w:r>
+      <w:r>
+        <w:t xml:space="preserve"> </w:t>
+      </w:r>
+      <w:r>
+        <w:rPr>
+          <w:b w:val="0"/>
+          <w:i w:val="0"/>
+        </w:rPr>
+        <w:t>conditional</w:t>
+      </w:r>
+      <w:r>
+        <w:t xml:space="preserve"> </w:t>
+      </w:r>
+      <w:r>
+        <w:rPr>
+          <w:b w:val="0"/>
+          <w:i w:val="0"/>
+        </w:rPr>
+        <w:t>module</w:t>
+      </w:r>
+      <w:r>
+        <w:t xml:space="preserve"> </w:t>
+      </w:r>
+      <w:r>
+        <w:rPr>
+          <w:b w:val="0"/>
+          <w:i w:val="0"/>
+        </w:rPr>
+        <w:t>was</w:t>
+      </w:r>
+      <w:r>
+        <w:t xml:space="preserve"> </w:t>
+      </w:r>
+      <w:r>
+        <w:rPr>
+          <w:b w:val="0"/>
+          <w:i w:val="0"/>
+        </w:rPr>
+        <w:t>not</w:t>
+      </w:r>
+      <w:r>
+        <w:t xml:space="preserve"> </w:t>
+      </w:r>
+      <w:r>
+        <w:rPr>
+          <w:b w:val="0"/>
+          <w:i w:val="0"/>
+        </w:rPr>
+        <w:t>used.</w:t>
+      </w:r>
+    </w:p>
+    <w:p>
+      <w:bookmarkStart w:id="9019" w:name="_bkp_toc_19"/>
+      <w:pPr>
+        <w:pStyle w:val="Heading3"/>
+      </w:pPr>
+      <w:r>
+        <w:rPr>
+          <w:b w:val="0"/>
+          <w:i w:val="0"/>
+        </w:rPr>
         <w:t>FORMAT</w:t>
       </w:r>
+      <w:bookmarkEnd w:id="9019"/>
     </w:p>
     <w:p>
       <w:pPr>
@@ -23190,6 +24609,32 @@
         </w:pBdr>
       </w:pPr>
       <w:r>
+        <w:t>JOB REPORT</w:t>
+      </w:r>
+      <w:r>
+        <w:br/>
+      </w:r>
+      <w:r>
+        <w:t>ID: [slug-as-filed]</w:t>
+      </w:r>
+      <w:r>
+        <w:br/>
+      </w:r>
+      <w:r/>
+      <w:r>
+        <w:br/>
+      </w:r>
+      <w:r>
+        <w:t>EDIT</w:t>
+      </w:r>
+      <w:r>
+        <w:br/>
+      </w:r>
+      <w:r/>
+      <w:r>
+        <w:br/>
+      </w:r>
+      <w:r>
         <w:t>[Hold/Query/Anomaly — if needed]</w:t>
       </w:r>
       <w:r>
@@ -23200,7 +24645,7 @@
         <w:br/>
       </w:r>
       <w:r>
-        <w:t>[Slug]</w:t>
+        <w:t>[THE BOX — FENCED CODE BLOCK + COPY BUTTON]</w:t>
       </w:r>
       <w:r>
         <w:br/>
@@ -23210,7 +24655,7 @@
         <w:br/>
       </w:r>
       <w:r>
-        <w:t>[THE BOX — FENCED CODE BLOCK + COPY BUTTON]</w:t>
+        <w:t>&lt;page_ready&gt;</w:t>
       </w:r>
       <w:r>
         <w:br/>
@@ -23220,29 +24665,39 @@
         <w:br/>
       </w:r>
       <w:r>
-        <w:t>&lt;page_ready&gt;</w:t>
+        <w:t>```text</w:t>
       </w:r>
       <w:r>
         <w:br/>
       </w:r>
+      <w:r>
+        <w:t>[First-choice headline in sentence case]</w:t>
+      </w:r>
+      <w:r>
+        <w:br/>
+      </w:r>
+      <w:r>
+        <w:t>[First-choice deck]</w:t>
+      </w:r>
+      <w:r>
+        <w:br/>
+      </w:r>
       <w:r/>
       <w:r>
         <w:br/>
       </w:r>
-      <w:r>
-        <w:t>```text</w:t>
-      </w:r>
+      <w:r/>
       <w:r>
         <w:br/>
       </w:r>
       <w:r>
-        <w:t>[First-choice headline in sentence case]</w:t>
+        <w:t>[Full clean body copy]</w:t>
       </w:r>
       <w:r>
         <w:br/>
       </w:r>
       <w:r>
-        <w:t>[First-choice deck]</w:t>
+        <w:t>```</w:t>
       </w:r>
       <w:r>
         <w:br/>
@@ -23251,50 +24706,72 @@
       <w:r>
         <w:br/>
       </w:r>
+      <w:r>
+        <w:t>&lt;/page_ready&gt;</w:t>
+      </w:r>
+      <w:r>
+        <w:br/>
+      </w:r>
       <w:r/>
       <w:r>
         <w:br/>
       </w:r>
       <w:r>
-        <w:t>[Full clean body copy]</w:t>
+        <w:t>[ALTERNATES]</w:t>
       </w:r>
       <w:r>
         <w:br/>
       </w:r>
-      <w:r>
-        <w:t>```</w:t>
-      </w:r>
+      <w:r/>
       <w:r>
         <w:br/>
       </w:r>
+      <w:r>
+        <w:t>STYLE LOG</w:t>
+      </w:r>
+      <w:r>
+        <w:br/>
+      </w:r>
+      <w:r>
+        <w:t>[actual interventions only]</w:t>
+      </w:r>
+      <w:r>
+        <w:br/>
+      </w:r>
       <w:r/>
       <w:r>
         <w:br/>
       </w:r>
       <w:r>
-        <w:t>&lt;/page_ready&gt;</w:t>
+        <w:t>REFERENCES</w:t>
       </w:r>
       <w:r>
         <w:br/>
       </w:r>
+      <w:r>
+        <w:t>[edition | applicable GUIDE chapter paths]</w:t>
+      </w:r>
+      <w:r>
+        <w:br/>
+      </w:r>
+      <w:r>
+        <w:t>[DIRECTORYQ — only if internal lookups were triggered]</w:t>
+      </w:r>
+      <w:r>
+        <w:br/>
+      </w:r>
+      <w:r>
+        <w:t>[SEARCHQ — only if external searches were executed]</w:t>
+      </w:r>
+      <w:r>
+        <w:br/>
+      </w:r>
       <w:r/>
       <w:r>
         <w:br/>
       </w:r>
       <w:r>
-        <w:t>[ALTERNATES]</w:t>
-      </w:r>
-      <w:r>
-        <w:br/>
-      </w:r>
-      <w:r>
-        <w:t>[STYLE LOG]</w:t>
-      </w:r>
-      <w:r>
-        <w:br/>
-      </w:r>
-      <w:r>
-        <w:t>[STATE LOG]</w:t>
+        <w:t>[UNRESOLVED — only if follow-up is required]</w:t>
       </w:r>
     </w:p>
     <w:p>
@@ -23470,7 +24947,7 @@
           <w:b/>
           <w:i w:val="0"/>
         </w:rPr>
-        <w:t>thing</w:t>
+        <w:t>edit</w:t>
       </w:r>
       <w:r>
         <w:t xml:space="preserve"> </w:t>
@@ -23722,6 +25199,16 @@
           <w:b w:val="0"/>
           <w:i w:val="0"/>
         </w:rPr>
+        <w:t>and</w:t>
+      </w:r>
+      <w:r>
+        <w:t xml:space="preserve"> </w:t>
+      </w:r>
+      <w:r>
+        <w:rPr>
+          <w:b w:val="0"/>
+          <w:i w:val="0"/>
+        </w:rPr>
         <w:t>the</w:t>
       </w:r>
       <w:r>
@@ -23762,7 +25249,27 @@
           <w:b w:val="0"/>
           <w:i w:val="0"/>
         </w:rPr>
-        <w:t>above</w:t>
+        <w:t>inside</w:t>
+      </w:r>
+      <w:r>
+        <w:t xml:space="preserve"> </w:t>
+      </w:r>
+      <w:r>
+        <w:rPr>
+          <w:b w:val="0"/>
+          <w:i w:val="0"/>
+        </w:rPr>
+        <w:t>EDIT</w:t>
+      </w:r>
+      <w:r>
+        <w:t xml:space="preserve"> </w:t>
+      </w:r>
+      <w:r>
+        <w:rPr>
+          <w:b w:val="0"/>
+          <w:i w:val="0"/>
+        </w:rPr>
+        <w:t>before</w:t>
       </w:r>
       <w:r>
         <w:t xml:space="preserve"> </w:t>
@@ -23782,7 +25289,7 @@
           <w:b w:val="0"/>
           <w:i w:val="0"/>
         </w:rPr>
-        <w:t>slug</w:t>
+        <w:t>box</w:t>
       </w:r>
       <w:r>
         <w:t xml:space="preserve"> </w:t>
@@ -24516,6 +26023,7 @@
       </w:r>
     </w:p>
     <w:p>
+      <w:bookmarkStart w:id="9020" w:name="_bkp_toc_20"/>
       <w:pPr>
         <w:pStyle w:val="Heading3"/>
       </w:pPr>
@@ -24536,61 +26044,26 @@
         </w:rPr>
         <w:t>LOG</w:t>
       </w:r>
-    </w:p>
-    <w:p>
-      <w:pPr>
-        <w:pStyle w:val="BKPAxiomLabel"/>
-        <w:pBdr>
-          <w:left w:val="single" w:sz="28" w:space="9" w:color="000000"/>
-        </w:pBdr>
-      </w:pPr>
-      <w:r>
-        <w:t>AXIOM</w:t>
-      </w:r>
-    </w:p>
-    <w:p>
-      <w:pPr>
-        <w:pStyle w:val="BKPAxiom"/>
-        <w:pBdr>
-          <w:left w:val="single" w:sz="28" w:space="9" w:color="000000"/>
-        </w:pBdr>
-      </w:pPr>
-      <w:r>
-        <w:rPr>
-          <w:b w:val="0"/>
-          <w:i w:val="0"/>
-        </w:rPr>
-        <w:t>Append</w:t>
-      </w:r>
-      <w:r>
-        <w:t xml:space="preserve"> </w:t>
-      </w:r>
-      <w:r>
-        <w:rPr>
-          <w:b w:val="0"/>
-          <w:i w:val="0"/>
-        </w:rPr>
-        <w:t>after</w:t>
-      </w:r>
-      <w:r>
-        <w:t xml:space="preserve"> </w:t>
-      </w:r>
-      <w:r>
-        <w:rPr>
-          <w:b w:val="0"/>
-          <w:i w:val="0"/>
-        </w:rPr>
-        <w:t>alternates</w:t>
-      </w:r>
-      <w:r>
-        <w:t xml:space="preserve"> </w:t>
-      </w:r>
-      <w:r>
-        <w:rPr>
-          <w:b w:val="0"/>
-          <w:i w:val="0"/>
-        </w:rPr>
-        <w:t>a</w:t>
+      <w:bookmarkEnd w:id="9020"/>
+    </w:p>
+    <w:p>
+      <w:pPr/>
+      <w:r>
+        <w:rPr>
+          <w:b w:val="0"/>
+          <w:i w:val="0"/>
+        </w:rPr>
+        <w:t>After</w:t>
+      </w:r>
+      <w:r>
+        <w:t xml:space="preserve"> </w:t>
+      </w:r>
+      <w:r>
+        <w:rPr>
+          <w:b w:val="0"/>
+          <w:i w:val="0"/>
+        </w:rPr>
+        <w:t>alternates,</w:t>
       </w:r>
       <w:r>
         <w:t xml:space="preserve"> </w:t>
@@ -24610,6 +26083,46 @@
           <w:b w:val="0"/>
           <w:i w:val="0"/>
         </w:rPr>
+        <w:t>actual</w:t>
+      </w:r>
+      <w:r>
+        <w:t xml:space="preserve"> </w:t>
+      </w:r>
+      <w:r>
+        <w:rPr>
+          <w:b w:val="0"/>
+          <w:i w:val="0"/>
+        </w:rPr>
+        <w:t>interventions,</w:t>
+      </w:r>
+      <w:r>
+        <w:t xml:space="preserve"> </w:t>
+      </w:r>
+      <w:r>
+        <w:rPr>
+          <w:b w:val="0"/>
+          <w:i w:val="0"/>
+        </w:rPr>
+        <w:t>not</w:t>
+      </w:r>
+      <w:r>
+        <w:t xml:space="preserve"> </w:t>
+      </w:r>
+      <w:r>
+        <w:rPr>
+          <w:b w:val="0"/>
+          <w:i w:val="0"/>
+        </w:rPr>
+        <w:t>confirmation</w:t>
+      </w:r>
+      <w:r>
+        <w:t xml:space="preserve"> </w:t>
+      </w:r>
+      <w:r>
+        <w:rPr>
+          <w:b w:val="0"/>
+          <w:i w:val="0"/>
+        </w:rPr>
         <w:t>of</w:t>
       </w:r>
       <w:r>
@@ -24620,77 +26133,21 @@
           <w:b w:val="0"/>
           <w:i w:val="0"/>
         </w:rPr>
-        <w:t>work</w:t>
-      </w:r>
-      <w:r>
-        <w:t xml:space="preserve"> </w:t>
-      </w:r>
-      <w:r>
-        <w:rPr>
-          <w:b w:val="0"/>
-          <w:i w:val="0"/>
-        </w:rPr>
-        <w:t>done,</w:t>
-      </w:r>
-      <w:r>
-        <w:t xml:space="preserve"> </w:t>
-      </w:r>
-      <w:r>
-        <w:rPr>
-          <w:b w:val="0"/>
-          <w:i w:val="0"/>
-        </w:rPr>
-        <w:t>not</w:t>
-      </w:r>
-      <w:r>
-        <w:t xml:space="preserve"> </w:t>
-      </w:r>
-      <w:r>
-        <w:rPr>
-          <w:b w:val="0"/>
-          <w:i w:val="0"/>
-        </w:rPr>
-        <w:t>confirmation</w:t>
-      </w:r>
-      <w:r>
-        <w:t xml:space="preserve"> </w:t>
-      </w:r>
-      <w:r>
-        <w:rPr>
-          <w:b w:val="0"/>
-          <w:i w:val="0"/>
-        </w:rPr>
-        <w:t>of</w:t>
-      </w:r>
-      <w:r>
-        <w:t xml:space="preserve"> </w:t>
-      </w:r>
-      <w:r>
-        <w:rPr>
-          <w:b w:val="0"/>
-          <w:i w:val="0"/>
-        </w:rPr>
         <w:t>correctness.</w:t>
       </w:r>
-    </w:p>
-    <w:p>
-      <w:pPr/>
-      <w:r>
-        <w:rPr>
-          <w:b w:val="0"/>
-          <w:i w:val="0"/>
-        </w:rPr>
-        <w:t>Include:</w:t>
-      </w:r>
-    </w:p>
-    <w:p>
-      <w:pPr>
-        <w:pStyle w:val="BKPBullet"/>
-        <w:numPr>
-          <w:ilvl w:val="0"/>
-          <w:numId w:val="6"/>
-        </w:numPr>
-      </w:pPr>
+      <w:r>
+        <w:t xml:space="preserve"> </w:t>
+      </w:r>
+      <w:r>
+        <w:rPr>
+          <w:b w:val="0"/>
+          <w:i w:val="0"/>
+        </w:rPr>
+        <w:t>Include</w:t>
+      </w:r>
+      <w:r>
+        <w:t xml:space="preserve"> </w:t>
+      </w:r>
       <w:r>
         <w:rPr>
           <w:b w:val="0"/>
@@ -24706,27 +26163,11 @@
           <w:b w:val="0"/>
           <w:i w:val="0"/>
         </w:rPr>
-        <w:t>changes</w:t>
-      </w:r>
-      <w:r>
-        <w:t xml:space="preserve"> </w:t>
-      </w:r>
-      <w:r>
-        <w:rPr>
-          <w:b w:val="0"/>
-          <w:i w:val="0"/>
-        </w:rPr>
-        <w:t>made;</w:t>
-      </w:r>
-    </w:p>
-    <w:p>
-      <w:pPr>
-        <w:pStyle w:val="BKPBullet"/>
-        <w:numPr>
-          <w:ilvl w:val="0"/>
-          <w:numId w:val="6"/>
-        </w:numPr>
-      </w:pPr>
+        <w:t>changes;</w:t>
+      </w:r>
+      <w:r>
+        <w:t xml:space="preserve"> </w:t>
+      </w:r>
       <w:r>
         <w:rPr>
           <w:b w:val="0"/>
@@ -24754,15 +26195,9 @@
         </w:rPr>
         <w:t>10%;</w:t>
       </w:r>
-    </w:p>
-    <w:p>
-      <w:pPr>
-        <w:pStyle w:val="BKPBullet"/>
-        <w:numPr>
-          <w:ilvl w:val="0"/>
-          <w:numId w:val="6"/>
-        </w:numPr>
-      </w:pPr>
+      <w:r>
+        <w:t xml:space="preserve"> </w:t>
+      </w:r>
       <w:r>
         <w:rPr>
           <w:b w:val="0"/>
@@ -24778,7 +26213,7 @@
           <w:b w:val="0"/>
           <w:i w:val="0"/>
         </w:rPr>
-        <w:t>content,</w:t>
+        <w:t>content</w:t>
       </w:r>
       <w:r>
         <w:t xml:space="preserve"> </w:t>
@@ -24810,15 +26245,9 @@
         </w:rPr>
         <w:t>sentence;</w:t>
       </w:r>
-    </w:p>
-    <w:p>
-      <w:pPr>
-        <w:pStyle w:val="BKPBullet"/>
-        <w:numPr>
-          <w:ilvl w:val="0"/>
-          <w:numId w:val="6"/>
-        </w:numPr>
-      </w:pPr>
+      <w:r>
+        <w:t xml:space="preserve"> </w:t>
+      </w:r>
       <w:r>
         <w:rPr>
           <w:b w:val="0"/>
@@ -24834,47 +26263,47 @@
           <w:b w:val="0"/>
           <w:i w:val="0"/>
         </w:rPr>
-        <w:t>swaps</w:t>
-      </w:r>
-      <w:r>
-        <w:t xml:space="preserve"> </w:t>
-      </w:r>
-      <w:r>
-        <w:rPr>
-          <w:b w:val="0"/>
-          <w:i w:val="0"/>
-        </w:rPr>
-        <w:t>—</w:t>
-      </w:r>
-      <w:r>
-        <w:t xml:space="preserve"> </w:t>
-      </w:r>
-      <w:r>
-        <w:rPr>
-          <w:b w:val="0"/>
-          <w:i w:val="0"/>
-        </w:rPr>
-        <w:t>what</w:t>
-      </w:r>
-      <w:r>
-        <w:t xml:space="preserve"> </w:t>
-      </w:r>
-      <w:r>
-        <w:rPr>
-          <w:b w:val="0"/>
-          <w:i w:val="0"/>
-        </w:rPr>
-        <w:t>was</w:t>
-      </w:r>
-      <w:r>
-        <w:t xml:space="preserve"> </w:t>
-      </w:r>
-      <w:r>
-        <w:rPr>
-          <w:b w:val="0"/>
-          <w:i w:val="0"/>
-        </w:rPr>
-        <w:t>added</w:t>
+        <w:t>swaps;</w:t>
+      </w:r>
+      <w:r>
+        <w:t xml:space="preserve"> </w:t>
+      </w:r>
+      <w:r>
+        <w:rPr>
+          <w:b w:val="0"/>
+          <w:i w:val="0"/>
+        </w:rPr>
+        <w:t>timeline</w:t>
+      </w:r>
+      <w:r>
+        <w:t xml:space="preserve"> </w:t>
+      </w:r>
+      <w:r>
+        <w:rPr>
+          <w:b w:val="0"/>
+          <w:i w:val="0"/>
+        </w:rPr>
+        <w:t>corrections;</w:t>
+      </w:r>
+      <w:r>
+        <w:t xml:space="preserve"> </w:t>
+      </w:r>
+      <w:r>
+        <w:rPr>
+          <w:b w:val="0"/>
+          <w:i w:val="0"/>
+        </w:rPr>
+        <w:t>legal</w:t>
+      </w:r>
+      <w:r>
+        <w:t xml:space="preserve"> </w:t>
+      </w:r>
+      <w:r>
+        <w:rPr>
+          <w:b w:val="0"/>
+          <w:i w:val="0"/>
+        </w:rPr>
+        <w:t>flags;</w:t>
       </w:r>
       <w:r>
         <w:t xml:space="preserve"> </w:t>
@@ -24894,42 +26323,6 @@
           <w:b w:val="0"/>
           <w:i w:val="0"/>
         </w:rPr>
-        <w:t>what</w:t>
-      </w:r>
-      <w:r>
-        <w:t xml:space="preserve"> </w:t>
-      </w:r>
-      <w:r>
-        <w:rPr>
-          <w:b w:val="0"/>
-          <w:i w:val="0"/>
-        </w:rPr>
-        <w:t>was</w:t>
-      </w:r>
-      <w:r>
-        <w:t xml:space="preserve"> </w:t>
-      </w:r>
-      <w:r>
-        <w:rPr>
-          <w:b w:val="0"/>
-          <w:i w:val="0"/>
-        </w:rPr>
-        <w:t>cut;</w:t>
-      </w:r>
-    </w:p>
-    <w:p>
-      <w:pPr>
-        <w:pStyle w:val="BKPBullet"/>
-        <w:numPr>
-          <w:ilvl w:val="0"/>
-          <w:numId w:val="6"/>
-        </w:numPr>
-      </w:pPr>
-      <w:r>
-        <w:rPr>
-          <w:b w:val="0"/>
-          <w:i w:val="0"/>
-        </w:rPr>
         <w:t>unresolved</w:t>
       </w:r>
       <w:r>
@@ -24950,145 +26343,67 @@
           <w:b w:val="0"/>
           <w:i w:val="0"/>
         </w:rPr>
-        <w:t>issues;</w:t>
-      </w:r>
-    </w:p>
-    <w:p>
-      <w:pPr>
-        <w:pStyle w:val="BKPBullet"/>
-        <w:numPr>
-          <w:ilvl w:val="0"/>
-          <w:numId w:val="6"/>
-        </w:numPr>
-      </w:pPr>
-      <w:r>
-        <w:rPr>
-          <w:b w:val="0"/>
-          <w:i w:val="0"/>
-        </w:rPr>
-        <w:t>timeline</w:t>
-      </w:r>
-      <w:r>
-        <w:t xml:space="preserve"> </w:t>
-      </w:r>
-      <w:r>
-        <w:rPr>
-          <w:b w:val="0"/>
-          <w:i w:val="0"/>
-        </w:rPr>
-        <w:t>corrections;</w:t>
-      </w:r>
-    </w:p>
-    <w:p>
-      <w:pPr>
-        <w:pStyle w:val="BKPBullet"/>
-        <w:numPr>
-          <w:ilvl w:val="0"/>
-          <w:numId w:val="6"/>
-        </w:numPr>
-      </w:pPr>
-      <w:r>
-        <w:rPr>
-          <w:b w:val="0"/>
-          <w:i w:val="0"/>
-        </w:rPr>
-        <w:t>legal</w:t>
-      </w:r>
-      <w:r>
-        <w:t xml:space="preserve"> </w:t>
-      </w:r>
-      <w:r>
-        <w:rPr>
-          <w:b w:val="0"/>
-          <w:i w:val="0"/>
-        </w:rPr>
-        <w:t>flags;</w:t>
-      </w:r>
-    </w:p>
-    <w:p>
-      <w:pPr>
-        <w:pStyle w:val="BKPBullet"/>
-        <w:numPr>
-          <w:ilvl w:val="0"/>
-          <w:numId w:val="6"/>
-        </w:numPr>
-      </w:pPr>
-      <w:r>
-        <w:rPr>
-          <w:b w:val="0"/>
-          <w:i w:val="0"/>
-        </w:rPr>
-        <w:t>SEARCHQ</w:t>
-      </w:r>
-      <w:r>
-        <w:t xml:space="preserve"> </w:t>
-      </w:r>
-      <w:r>
-        <w:rPr>
-          <w:b w:val="0"/>
-          <w:i w:val="0"/>
-        </w:rPr>
-        <w:t>audit</w:t>
-      </w:r>
-      <w:r>
-        <w:t xml:space="preserve"> </w:t>
-      </w:r>
-      <w:r>
-        <w:rPr>
-          <w:b w:val="0"/>
-          <w:i w:val="0"/>
-        </w:rPr>
-        <w:t>block</w:t>
-      </w:r>
-      <w:r>
-        <w:t xml:space="preserve"> </w:t>
-      </w:r>
-      <w:r>
-        <w:rPr>
-          <w:b w:val="0"/>
-          <w:i w:val="0"/>
-        </w:rPr>
-        <w:t>(if</w:t>
-      </w:r>
-      <w:r>
-        <w:t xml:space="preserve"> </w:t>
-      </w:r>
-      <w:r>
-        <w:rPr>
-          <w:b w:val="0"/>
-          <w:i w:val="0"/>
-        </w:rPr>
-        <w:t>external</w:t>
-      </w:r>
-      <w:r>
-        <w:t xml:space="preserve"> </w:t>
-      </w:r>
-      <w:r>
-        <w:rPr>
-          <w:b w:val="0"/>
-          <w:i w:val="0"/>
-        </w:rPr>
-        <w:t>searches</w:t>
-      </w:r>
-      <w:r>
-        <w:t xml:space="preserve"> </w:t>
-      </w:r>
-      <w:r>
-        <w:rPr>
-          <w:b w:val="0"/>
-          <w:i w:val="0"/>
-        </w:rPr>
-        <w:t>were</w:t>
-      </w:r>
-      <w:r>
-        <w:t xml:space="preserve"> </w:t>
-      </w:r>
-      <w:r>
-        <w:rPr>
-          <w:b w:val="0"/>
-          <w:i w:val="0"/>
-        </w:rPr>
-        <w:t>executed).</w:t>
+        <w:t>issues.</w:t>
+      </w:r>
+      <w:r>
+        <w:t xml:space="preserve"> </w:t>
+      </w:r>
+      <w:r>
+        <w:rPr>
+          <w:b w:val="0"/>
+          <w:i w:val="0"/>
+        </w:rPr>
+        <w:t>Omit</w:t>
+      </w:r>
+      <w:r>
+        <w:t xml:space="preserve"> </w:t>
+      </w:r>
+      <w:r>
+        <w:rPr>
+          <w:b w:val="0"/>
+          <w:i w:val="0"/>
+        </w:rPr>
+        <w:t>confirmed-correct</w:t>
+      </w:r>
+      <w:r>
+        <w:t xml:space="preserve"> </w:t>
+      </w:r>
+      <w:r>
+        <w:rPr>
+          <w:b w:val="0"/>
+          <w:i w:val="0"/>
+        </w:rPr>
+        <w:t>material</w:t>
+      </w:r>
+      <w:r>
+        <w:t xml:space="preserve"> </w:t>
+      </w:r>
+      <w:r>
+        <w:rPr>
+          <w:b w:val="0"/>
+          <w:i w:val="0"/>
+        </w:rPr>
+        <w:t>and</w:t>
+      </w:r>
+      <w:r>
+        <w:t xml:space="preserve"> </w:t>
+      </w:r>
+      <w:r>
+        <w:rPr>
+          <w:b w:val="0"/>
+          <w:i w:val="0"/>
+        </w:rPr>
+        <w:t>null</w:t>
+      </w:r>
+      <w:r>
+        <w:t xml:space="preserve"> </w:t>
+      </w:r>
+      <w:r>
+        <w:rPr>
+          <w:b w:val="0"/>
+          <w:i w:val="0"/>
+        </w:rPr>
+        <w:t>declarations.</w:t>
       </w:r>
     </w:p>
     <w:p>
@@ -25156,7 +26471,7 @@
         <w:br/>
       </w:r>
       <w:r>
-        <w:t>Niger | Demonym corrected to Nigerien per REFERENCES.</w:t>
+        <w:t>Niger | Demonym corrected to Nigerien per DIRECTORY.</w:t>
       </w:r>
       <w:r>
         <w:br/>
@@ -25170,6 +26485,7 @@
       </w:r>
     </w:p>
     <w:p>
+      <w:bookmarkStart w:id="9021" w:name="_bkp_toc_21"/>
       <w:pPr>
         <w:pStyle w:val="Heading3"/>
       </w:pPr>
@@ -25178,94 +26494,9 @@
           <w:b w:val="0"/>
           <w:i w:val="0"/>
         </w:rPr>
-        <w:t>STATE</w:t>
-      </w:r>
-      <w:r>
-        <w:t xml:space="preserve"> </w:t>
-      </w:r>
-      <w:r>
-        <w:rPr>
-          <w:b w:val="0"/>
-          <w:i w:val="0"/>
-        </w:rPr>
-        <w:t>LOG</w:t>
-      </w:r>
-    </w:p>
-    <w:p>
-      <w:pPr>
-        <w:pStyle w:val="BKPAxiomLabel"/>
-        <w:pBdr>
-          <w:left w:val="single" w:sz="28" w:space="9" w:color="000000"/>
-        </w:pBdr>
-      </w:pPr>
-      <w:r>
-        <w:t>AXIOM</w:t>
-      </w:r>
-    </w:p>
-    <w:p>
-      <w:pPr>
-        <w:pStyle w:val="BKPAxiom"/>
-        <w:pBdr>
-          <w:left w:val="single" w:sz="28" w:space="9" w:color="000000"/>
-        </w:pBdr>
-      </w:pPr>
-      <w:r>
-        <w:rPr>
-          <w:b w:val="0"/>
-          <w:i w:val="0"/>
-        </w:rPr>
-        <w:t>The</w:t>
-      </w:r>
-      <w:r>
-        <w:t xml:space="preserve"> </w:t>
-      </w:r>
-      <w:r>
-        <w:rPr>
-          <w:b w:val="0"/>
-          <w:i w:val="0"/>
-        </w:rPr>
-        <w:t>STATE</w:t>
-      </w:r>
-      <w:r>
-        <w:t xml:space="preserve"> </w:t>
-      </w:r>
-      <w:r>
-        <w:rPr>
-          <w:b w:val="0"/>
-          <w:i w:val="0"/>
-        </w:rPr>
-        <w:t>LOG</w:t>
-      </w:r>
-      <w:r>
-        <w:t xml:space="preserve"> </w:t>
-      </w:r>
-      <w:r>
-        <w:rPr>
-          <w:b w:val="0"/>
-          <w:i w:val="0"/>
-        </w:rPr>
-        <w:t>closes</w:t>
-      </w:r>
-      <w:r>
-        <w:t xml:space="preserve"> </w:t>
-      </w:r>
-      <w:r>
-        <w:rPr>
-          <w:b w:val="0"/>
-          <w:i w:val="0"/>
-        </w:rPr>
-        <w:t>every</w:t>
-      </w:r>
-      <w:r>
-        <w:t xml:space="preserve"> </w:t>
-      </w:r>
-      <w:r>
-        <w:rPr>
-          <w:b w:val="0"/>
-          <w:i w:val="0"/>
-        </w:rPr>
-        <w:t>output.</w:t>
-      </w:r>
+        <w:t>REFERENCES</w:t>
+      </w:r>
+      <w:bookmarkEnd w:id="9021"/>
     </w:p>
     <w:p>
       <w:pPr/>
@@ -25274,135 +26505,287 @@
           <w:b w:val="0"/>
           <w:i w:val="0"/>
         </w:rPr>
-        <w:t>Each</w:t>
-      </w:r>
-      <w:r>
-        <w:t xml:space="preserve"> </w:t>
-      </w:r>
-      <w:r>
-        <w:rPr>
-          <w:b w:val="0"/>
-          <w:i w:val="0"/>
-        </w:rPr>
-        <w:t>field</w:t>
-      </w:r>
-      <w:r>
-        <w:t xml:space="preserve"> </w:t>
-      </w:r>
-      <w:r>
-        <w:rPr>
-          <w:b w:val="0"/>
-          <w:i w:val="0"/>
-        </w:rPr>
-        <w:t>stands</w:t>
-      </w:r>
-      <w:r>
-        <w:t xml:space="preserve"> </w:t>
-      </w:r>
-      <w:r>
-        <w:rPr>
-          <w:b w:val="0"/>
-          <w:i w:val="0"/>
-        </w:rPr>
-        <w:t>alone:</w:t>
-      </w:r>
-    </w:p>
-    <w:p>
-      <w:pPr>
-        <w:pStyle w:val="BKPBullet"/>
-        <w:numPr>
-          <w:ilvl w:val="0"/>
-          <w:numId w:val="6"/>
-        </w:numPr>
-      </w:pPr>
-      <w:r>
-        <w:rPr>
-          <w:b w:val="0"/>
-          <w:i w:val="0"/>
-        </w:rPr>
-        <w:t>pronouns</w:t>
-      </w:r>
-      <w:r>
-        <w:t xml:space="preserve"> </w:t>
-      </w:r>
-      <w:r>
-        <w:rPr>
-          <w:b w:val="0"/>
-          <w:i w:val="0"/>
-        </w:rPr>
-        <w:t>resolved;</w:t>
-      </w:r>
-    </w:p>
-    <w:p>
-      <w:pPr>
-        <w:pStyle w:val="BKPBullet"/>
-        <w:numPr>
-          <w:ilvl w:val="0"/>
-          <w:numId w:val="6"/>
-        </w:numPr>
-      </w:pPr>
-      <w:r>
-        <w:rPr>
-          <w:b w:val="0"/>
-          <w:i w:val="0"/>
-        </w:rPr>
-        <w:t>readable</w:t>
-      </w:r>
-      <w:r>
-        <w:t xml:space="preserve"> </w:t>
-      </w:r>
-      <w:r>
-        <w:rPr>
-          <w:b w:val="0"/>
-          <w:i w:val="0"/>
-        </w:rPr>
-        <w:t>cold;</w:t>
-      </w:r>
-    </w:p>
-    <w:p>
-      <w:pPr>
-        <w:pStyle w:val="BKPBullet"/>
-        <w:numPr>
-          <w:ilvl w:val="0"/>
-          <w:numId w:val="6"/>
-        </w:numPr>
-      </w:pPr>
-      <w:r>
-        <w:rPr>
-          <w:b w:val="0"/>
-          <w:i w:val="0"/>
-        </w:rPr>
-        <w:t>no</w:t>
-      </w:r>
-      <w:r>
-        <w:t xml:space="preserve"> </w:t>
-      </w:r>
-      <w:r>
-        <w:rPr>
-          <w:b w:val="0"/>
-          <w:i w:val="0"/>
-        </w:rPr>
-        <w:t>surrounding</w:t>
-      </w:r>
-      <w:r>
-        <w:t xml:space="preserve"> </w:t>
-      </w:r>
-      <w:r>
-        <w:rPr>
-          <w:b w:val="0"/>
-          <w:i w:val="0"/>
-        </w:rPr>
-        <w:t>thread</w:t>
-      </w:r>
-      <w:r>
-        <w:t xml:space="preserve"> </w:t>
-      </w:r>
-      <w:r>
-        <w:rPr>
-          <w:b w:val="0"/>
-          <w:i w:val="0"/>
-        </w:rPr>
-        <w:t>required.</w:t>
+        <w:t>REFERENCES</w:t>
+      </w:r>
+      <w:r>
+        <w:t xml:space="preserve"> </w:t>
+      </w:r>
+      <w:r>
+        <w:rPr>
+          <w:b w:val="0"/>
+          <w:i w:val="0"/>
+        </w:rPr>
+        <w:t>immediately</w:t>
+      </w:r>
+      <w:r>
+        <w:t xml:space="preserve"> </w:t>
+      </w:r>
+      <w:r>
+        <w:rPr>
+          <w:b w:val="0"/>
+          <w:i w:val="0"/>
+        </w:rPr>
+        <w:t>follows</w:t>
+      </w:r>
+      <w:r>
+        <w:t xml:space="preserve"> </w:t>
+      </w:r>
+      <w:r>
+        <w:rPr>
+          <w:b w:val="0"/>
+          <w:i w:val="0"/>
+        </w:rPr>
+        <w:t>the</w:t>
+      </w:r>
+      <w:r>
+        <w:t xml:space="preserve"> </w:t>
+      </w:r>
+      <w:r>
+        <w:rPr>
+          <w:b w:val="0"/>
+          <w:i w:val="0"/>
+        </w:rPr>
+        <w:t>Style</w:t>
+      </w:r>
+      <w:r>
+        <w:t xml:space="preserve"> </w:t>
+      </w:r>
+      <w:r>
+        <w:rPr>
+          <w:b w:val="0"/>
+          <w:i w:val="0"/>
+        </w:rPr>
+        <w:t>Log</w:t>
+      </w:r>
+      <w:r>
+        <w:t xml:space="preserve"> </w:t>
+      </w:r>
+      <w:r>
+        <w:rPr>
+          <w:b w:val="0"/>
+          <w:i w:val="0"/>
+        </w:rPr>
+        <w:t>and</w:t>
+      </w:r>
+      <w:r>
+        <w:t xml:space="preserve"> </w:t>
+      </w:r>
+      <w:r>
+        <w:rPr>
+          <w:b w:val="0"/>
+          <w:i w:val="0"/>
+        </w:rPr>
+        <w:t>is</w:t>
+      </w:r>
+      <w:r>
+        <w:t xml:space="preserve"> </w:t>
+      </w:r>
+      <w:r>
+        <w:rPr>
+          <w:b w:val="0"/>
+          <w:i w:val="0"/>
+        </w:rPr>
+        <w:t>mandatory.</w:t>
+      </w:r>
+      <w:r>
+        <w:t xml:space="preserve"> </w:t>
+      </w:r>
+      <w:r>
+        <w:rPr>
+          <w:b w:val="0"/>
+          <w:i w:val="0"/>
+        </w:rPr>
+        <w:t>It</w:t>
+      </w:r>
+      <w:r>
+        <w:t xml:space="preserve"> </w:t>
+      </w:r>
+      <w:r>
+        <w:rPr>
+          <w:b w:val="0"/>
+          <w:i w:val="0"/>
+        </w:rPr>
+        <w:t>is</w:t>
+      </w:r>
+      <w:r>
+        <w:t xml:space="preserve"> </w:t>
+      </w:r>
+      <w:r>
+        <w:rPr>
+          <w:b w:val="0"/>
+          <w:i w:val="0"/>
+        </w:rPr>
+        <w:t>the</w:t>
+      </w:r>
+      <w:r>
+        <w:t xml:space="preserve"> </w:t>
+      </w:r>
+      <w:r>
+        <w:rPr>
+          <w:b w:val="0"/>
+          <w:i w:val="0"/>
+        </w:rPr>
+        <w:t>evidence</w:t>
+      </w:r>
+      <w:r>
+        <w:t xml:space="preserve"> </w:t>
+      </w:r>
+      <w:r>
+        <w:rPr>
+          <w:b w:val="0"/>
+          <w:i w:val="0"/>
+        </w:rPr>
+        <w:t>mast</w:t>
+      </w:r>
+      <w:r>
+        <w:t xml:space="preserve"> </w:t>
+      </w:r>
+      <w:r>
+        <w:rPr>
+          <w:b w:val="0"/>
+          <w:i w:val="0"/>
+        </w:rPr>
+        <w:t>for</w:t>
+      </w:r>
+      <w:r>
+        <w:t xml:space="preserve"> </w:t>
+      </w:r>
+      <w:r>
+        <w:rPr>
+          <w:b w:val="0"/>
+          <w:i w:val="0"/>
+        </w:rPr>
+        <w:t>the</w:t>
+      </w:r>
+      <w:r>
+        <w:t xml:space="preserve"> </w:t>
+      </w:r>
+      <w:r>
+        <w:rPr>
+          <w:b w:val="0"/>
+          <w:i w:val="0"/>
+        </w:rPr>
+        <w:t>edit:</w:t>
+      </w:r>
+      <w:r>
+        <w:t xml:space="preserve"> </w:t>
+      </w:r>
+      <w:r>
+        <w:rPr>
+          <w:b w:val="0"/>
+          <w:i w:val="0"/>
+        </w:rPr>
+        <w:t>begin</w:t>
+      </w:r>
+      <w:r>
+        <w:t xml:space="preserve"> </w:t>
+      </w:r>
+      <w:r>
+        <w:rPr>
+          <w:b w:val="0"/>
+          <w:i w:val="0"/>
+        </w:rPr>
+        <w:t>with</w:t>
+      </w:r>
+      <w:r>
+        <w:t xml:space="preserve"> </w:t>
+      </w:r>
+      <w:r>
+        <w:rPr>
+          <w:b w:val="0"/>
+          <w:i w:val="0"/>
+        </w:rPr>
+        <w:t>the</w:t>
+      </w:r>
+      <w:r>
+        <w:t xml:space="preserve"> </w:t>
+      </w:r>
+      <w:r>
+        <w:rPr>
+          <w:b w:val="0"/>
+          <w:i w:val="0"/>
+        </w:rPr>
+        <w:t>selected</w:t>
+      </w:r>
+      <w:r>
+        <w:t xml:space="preserve"> </w:t>
+      </w:r>
+      <w:r>
+        <w:rPr>
+          <w:b w:val="0"/>
+          <w:i w:val="0"/>
+        </w:rPr>
+        <w:t>edition</w:t>
+      </w:r>
+      <w:r>
+        <w:t xml:space="preserve"> </w:t>
+      </w:r>
+      <w:r>
+        <w:rPr>
+          <w:b w:val="0"/>
+          <w:i w:val="0"/>
+        </w:rPr>
+        <w:t>and</w:t>
+      </w:r>
+      <w:r>
+        <w:t xml:space="preserve"> </w:t>
+      </w:r>
+      <w:r>
+        <w:rPr>
+          <w:b w:val="0"/>
+          <w:i w:val="0"/>
+        </w:rPr>
+        <w:t>the</w:t>
+      </w:r>
+      <w:r>
+        <w:t xml:space="preserve"> </w:t>
+      </w:r>
+      <w:r>
+        <w:rPr>
+          <w:b w:val="0"/>
+          <w:i w:val="0"/>
+        </w:rPr>
+        <w:t>exact</w:t>
+      </w:r>
+      <w:r>
+        <w:t xml:space="preserve"> </w:t>
+      </w:r>
+      <w:r>
+        <w:rPr>
+          <w:b w:val="0"/>
+          <w:i w:val="0"/>
+        </w:rPr>
+        <w:t>applicable</w:t>
+      </w:r>
+      <w:r>
+        <w:t xml:space="preserve"> </w:t>
+      </w:r>
+      <w:r>
+        <w:rPr>
+          <w:b w:val="0"/>
+          <w:i w:val="0"/>
+        </w:rPr>
+        <w:t>GUIDE</w:t>
+      </w:r>
+      <w:r>
+        <w:t xml:space="preserve"> </w:t>
+      </w:r>
+      <w:r>
+        <w:rPr>
+          <w:b w:val="0"/>
+          <w:i w:val="0"/>
+        </w:rPr>
+        <w:t>chapter</w:t>
+      </w:r>
+      <w:r>
+        <w:t xml:space="preserve"> </w:t>
+      </w:r>
+      <w:r>
+        <w:rPr>
+          <w:b w:val="0"/>
+          <w:i w:val="0"/>
+        </w:rPr>
+        <w:t>paths.</w:t>
       </w:r>
     </w:p>
     <w:p>
@@ -25420,67 +26803,1079 @@
         </w:pBdr>
       </w:pPr>
       <w:r>
-        <w:t>&lt;state_log&gt;</w:t>
+        <w:t>REFERENCES</w:t>
       </w:r>
       <w:r>
         <w:br/>
       </w:r>
-      <w:r/>
+      <w:r>
+        <w:t>290826_gpt_job-report | GUIDE: PROCESSES &gt; CONVERSIONS &gt; Numbers; OUTPUT &gt; FORMAT</w:t>
+      </w:r>
+    </w:p>
+    <w:p>
+      <w:pPr/>
+      <w:r>
+        <w:rPr>
+          <w:b w:val="0"/>
+          <w:i w:val="0"/>
+        </w:rPr>
+        <w:t>Name</w:t>
+      </w:r>
+      <w:r>
+        <w:t xml:space="preserve"> </w:t>
+      </w:r>
+      <w:r>
+        <w:rPr>
+          <w:b w:val="0"/>
+          <w:i w:val="0"/>
+        </w:rPr>
+        <w:t>only</w:t>
+      </w:r>
+      <w:r>
+        <w:t xml:space="preserve"> </w:t>
+      </w:r>
+      <w:r>
+        <w:rPr>
+          <w:b w:val="0"/>
+          <w:i w:val="0"/>
+        </w:rPr>
+        <w:t>chapters</w:t>
+      </w:r>
+      <w:r>
+        <w:t xml:space="preserve"> </w:t>
+      </w:r>
+      <w:r>
+        <w:rPr>
+          <w:b w:val="0"/>
+          <w:i w:val="0"/>
+        </w:rPr>
+        <w:t>actually</w:t>
+      </w:r>
+      <w:r>
+        <w:t xml:space="preserve"> </w:t>
+      </w:r>
+      <w:r>
+        <w:rPr>
+          <w:b w:val="0"/>
+          <w:i w:val="0"/>
+        </w:rPr>
+        <w:t>applicable</w:t>
+      </w:r>
+      <w:r>
+        <w:t xml:space="preserve"> </w:t>
+      </w:r>
+      <w:r>
+        <w:rPr>
+          <w:b w:val="0"/>
+          <w:i w:val="0"/>
+        </w:rPr>
+        <w:t>to</w:t>
+      </w:r>
+      <w:r>
+        <w:t xml:space="preserve"> </w:t>
+      </w:r>
+      <w:r>
+        <w:rPr>
+          <w:b w:val="0"/>
+          <w:i w:val="0"/>
+        </w:rPr>
+        <w:t>the</w:t>
+      </w:r>
+      <w:r>
+        <w:t xml:space="preserve"> </w:t>
+      </w:r>
+      <w:r>
+        <w:rPr>
+          <w:b w:val="0"/>
+          <w:i w:val="0"/>
+        </w:rPr>
+        <w:t>edit.</w:t>
+      </w:r>
+      <w:r>
+        <w:t xml:space="preserve"> </w:t>
+      </w:r>
+      <w:r>
+        <w:rPr>
+          <w:b w:val="0"/>
+          <w:i w:val="0"/>
+        </w:rPr>
+        <w:t>Do</w:t>
+      </w:r>
+      <w:r>
+        <w:t xml:space="preserve"> </w:t>
+      </w:r>
+      <w:r>
+        <w:rPr>
+          <w:b w:val="0"/>
+          <w:i w:val="0"/>
+        </w:rPr>
+        <w:t>not</w:t>
+      </w:r>
+      <w:r>
+        <w:t xml:space="preserve"> </w:t>
+      </w:r>
+      <w:r>
+        <w:rPr>
+          <w:b w:val="0"/>
+          <w:i w:val="0"/>
+        </w:rPr>
+        <w:t>list</w:t>
+      </w:r>
+      <w:r>
+        <w:t xml:space="preserve"> </w:t>
+      </w:r>
+      <w:r>
+        <w:rPr>
+          <w:b w:val="0"/>
+          <w:i w:val="0"/>
+        </w:rPr>
+        <w:t>the</w:t>
+      </w:r>
+      <w:r>
+        <w:t xml:space="preserve"> </w:t>
+      </w:r>
+      <w:r>
+        <w:rPr>
+          <w:b w:val="0"/>
+          <w:i w:val="0"/>
+        </w:rPr>
+        <w:t>entire</w:t>
+      </w:r>
+      <w:r>
+        <w:t xml:space="preserve"> </w:t>
+      </w:r>
+      <w:r>
+        <w:rPr>
+          <w:b w:val="0"/>
+          <w:i w:val="0"/>
+        </w:rPr>
+        <w:t>GUIDE.</w:t>
+      </w:r>
+    </w:p>
+    <w:p>
+      <w:pPr/>
+      <w:r>
+        <w:rPr>
+          <w:b w:val="0"/>
+          <w:i w:val="0"/>
+        </w:rPr>
+        <w:t>If</w:t>
+      </w:r>
+      <w:r>
+        <w:t xml:space="preserve"> </w:t>
+      </w:r>
+      <w:r>
+        <w:rPr>
+          <w:b w:val="0"/>
+          <w:i w:val="0"/>
+        </w:rPr>
+        <w:t>an</w:t>
+      </w:r>
+      <w:r>
+        <w:t xml:space="preserve"> </w:t>
+      </w:r>
+      <w:r>
+        <w:rPr>
+          <w:b w:val="0"/>
+          <w:i w:val="0"/>
+        </w:rPr>
+        <w:t>internal</w:t>
+      </w:r>
+      <w:r>
+        <w:t xml:space="preserve"> </w:t>
+      </w:r>
+      <w:r>
+        <w:rPr>
+          <w:b w:val="0"/>
+          <w:i w:val="0"/>
+        </w:rPr>
+        <w:t>DIRECTORY</w:t>
+      </w:r>
+      <w:r>
+        <w:t xml:space="preserve"> </w:t>
+      </w:r>
+      <w:r>
+        <w:rPr>
+          <w:b w:val="0"/>
+          <w:i w:val="0"/>
+        </w:rPr>
+        <w:t>lookup</w:t>
+      </w:r>
+      <w:r>
+        <w:t xml:space="preserve"> </w:t>
+      </w:r>
+      <w:r>
+        <w:rPr>
+          <w:b w:val="0"/>
+          <w:i w:val="0"/>
+        </w:rPr>
+        <w:t>was</w:t>
+      </w:r>
+      <w:r>
+        <w:t xml:space="preserve"> </w:t>
+      </w:r>
+      <w:r>
+        <w:rPr>
+          <w:b w:val="0"/>
+          <w:i w:val="0"/>
+        </w:rPr>
+        <w:t>triggered,</w:t>
+      </w:r>
+      <w:r>
+        <w:t xml:space="preserve"> </w:t>
+      </w:r>
+      <w:r>
+        <w:rPr>
+          <w:b w:val="0"/>
+          <w:i w:val="0"/>
+        </w:rPr>
+        <w:t>append:</w:t>
+      </w:r>
+    </w:p>
+    <w:p>
+      <w:pPr>
+        <w:pStyle w:val="BKPCode"/>
+        <w:keepLines/>
+        <w:spacing w:before="100" w:after="140"/>
+        <w:ind w:left="86" w:right="86"/>
+        <w:shd w:fill="F4F4F4"/>
+        <w:pBdr>
+          <w:top w:val="single" w:sz="10" w:space="7" w:color="000000"/>
+          <w:left w:val="single" w:sz="10" w:space="7" w:color="000000"/>
+          <w:bottom w:val="single" w:sz="10" w:space="7" w:color="000000"/>
+          <w:right w:val="single" w:sz="10" w:space="7" w:color="000000"/>
+        </w:pBdr>
+      </w:pPr>
+      <w:r>
+        <w:t>DIRECTORYQ [DDMMYY - slug]</w:t>
+      </w:r>
       <w:r>
         <w:br/>
       </w:r>
       <w:r>
-        <w:t>slug-as-filed</w:t>
+        <w:t>n | term | exact.path | held form, NOT LISTED or UNAVAILABLE</w:t>
+      </w:r>
+    </w:p>
+    <w:p>
+      <w:pPr/>
+      <w:r>
+        <w:rPr>
+          <w:rFonts w:ascii="Courier New" w:hAnsi="Courier New" w:eastAsia="Courier New"/>
+          <w:b w:val="0"/>
+          <w:i w:val="0"/>
+          <w:sz w:val="19"/>
+        </w:rPr>
+        <w:t>NOT LISTED</w:t>
+      </w:r>
+      <w:r>
+        <w:t xml:space="preserve"> </w:t>
+      </w:r>
+      <w:r>
+        <w:rPr>
+          <w:b w:val="0"/>
+          <w:i w:val="0"/>
+        </w:rPr>
+        <w:t>requires</w:t>
+      </w:r>
+      <w:r>
+        <w:t xml:space="preserve"> </w:t>
+      </w:r>
+      <w:r>
+        <w:rPr>
+          <w:b w:val="0"/>
+          <w:i w:val="0"/>
+        </w:rPr>
+        <w:t>a</w:t>
+      </w:r>
+      <w:r>
+        <w:t xml:space="preserve"> </w:t>
+      </w:r>
+      <w:r>
+        <w:rPr>
+          <w:b w:val="0"/>
+          <w:i w:val="0"/>
+        </w:rPr>
+        <w:t>successful</w:t>
+      </w:r>
+      <w:r>
+        <w:t xml:space="preserve"> </w:t>
+      </w:r>
+      <w:r>
+        <w:rPr>
+          <w:b w:val="0"/>
+          <w:i w:val="0"/>
+        </w:rPr>
+        <w:t>check</w:t>
+      </w:r>
+      <w:r>
+        <w:t xml:space="preserve"> </w:t>
+      </w:r>
+      <w:r>
+        <w:rPr>
+          <w:b w:val="0"/>
+          <w:i w:val="0"/>
+        </w:rPr>
+        <w:t>with</w:t>
+      </w:r>
+      <w:r>
+        <w:t xml:space="preserve"> </w:t>
+      </w:r>
+      <w:r>
+        <w:rPr>
+          <w:b w:val="0"/>
+          <w:i w:val="0"/>
+        </w:rPr>
+        <w:t>no</w:t>
+      </w:r>
+      <w:r>
+        <w:t xml:space="preserve"> </w:t>
+      </w:r>
+      <w:r>
+        <w:rPr>
+          <w:b w:val="0"/>
+          <w:i w:val="0"/>
+        </w:rPr>
+        <w:t>entry;</w:t>
+      </w:r>
+      <w:r>
+        <w:t xml:space="preserve"> </w:t>
+      </w:r>
+      <w:r>
+        <w:rPr>
+          <w:rFonts w:ascii="Courier New" w:hAnsi="Courier New" w:eastAsia="Courier New"/>
+          <w:b w:val="0"/>
+          <w:i w:val="0"/>
+          <w:sz w:val="19"/>
+        </w:rPr>
+        <w:t>UNAVAILABLE</w:t>
+      </w:r>
+      <w:r>
+        <w:t xml:space="preserve"> </w:t>
+      </w:r>
+      <w:r>
+        <w:rPr>
+          <w:b w:val="0"/>
+          <w:i w:val="0"/>
+        </w:rPr>
+        <w:t>means</w:t>
+      </w:r>
+      <w:r>
+        <w:t xml:space="preserve"> </w:t>
+      </w:r>
+      <w:r>
+        <w:rPr>
+          <w:b w:val="0"/>
+          <w:i w:val="0"/>
+        </w:rPr>
+        <w:t>no</w:t>
+      </w:r>
+      <w:r>
+        <w:t xml:space="preserve"> </w:t>
+      </w:r>
+      <w:r>
+        <w:rPr>
+          <w:b w:val="0"/>
+          <w:i w:val="0"/>
+        </w:rPr>
+        <w:t>check</w:t>
+      </w:r>
+      <w:r>
+        <w:t xml:space="preserve"> </w:t>
+      </w:r>
+      <w:r>
+        <w:rPr>
+          <w:b w:val="0"/>
+          <w:i w:val="0"/>
+        </w:rPr>
+        <w:t>was</w:t>
+      </w:r>
+      <w:r>
+        <w:t xml:space="preserve"> </w:t>
+      </w:r>
+      <w:r>
+        <w:rPr>
+          <w:b w:val="0"/>
+          <w:i w:val="0"/>
+        </w:rPr>
+        <w:t>possible.</w:t>
+      </w:r>
+      <w:r>
+        <w:t xml:space="preserve"> </w:t>
+      </w:r>
+      <w:r>
+        <w:rPr>
+          <w:b w:val="0"/>
+          <w:i w:val="0"/>
+        </w:rPr>
+        <w:t>If</w:t>
+      </w:r>
+      <w:r>
+        <w:t xml:space="preserve"> </w:t>
+      </w:r>
+      <w:r>
+        <w:rPr>
+          <w:b w:val="0"/>
+          <w:i w:val="0"/>
+        </w:rPr>
+        <w:t>no</w:t>
+      </w:r>
+      <w:r>
+        <w:t xml:space="preserve"> </w:t>
+      </w:r>
+      <w:r>
+        <w:rPr>
+          <w:b w:val="0"/>
+          <w:i w:val="0"/>
+        </w:rPr>
+        <w:t>internal</w:t>
+      </w:r>
+      <w:r>
+        <w:t xml:space="preserve"> </w:t>
+      </w:r>
+      <w:r>
+        <w:rPr>
+          <w:b w:val="0"/>
+          <w:i w:val="0"/>
+        </w:rPr>
+        <w:t>lookup</w:t>
+      </w:r>
+      <w:r>
+        <w:t xml:space="preserve"> </w:t>
+      </w:r>
+      <w:r>
+        <w:rPr>
+          <w:b w:val="0"/>
+          <w:i w:val="0"/>
+        </w:rPr>
+        <w:t>was</w:t>
+      </w:r>
+      <w:r>
+        <w:t xml:space="preserve"> </w:t>
+      </w:r>
+      <w:r>
+        <w:rPr>
+          <w:b w:val="0"/>
+          <w:i w:val="0"/>
+        </w:rPr>
+        <w:t>triggered,</w:t>
+      </w:r>
+      <w:r>
+        <w:t xml:space="preserve"> </w:t>
+      </w:r>
+      <w:r>
+        <w:rPr>
+          <w:b w:val="0"/>
+          <w:i w:val="0"/>
+        </w:rPr>
+        <w:t>omit</w:t>
+      </w:r>
+      <w:r>
+        <w:t xml:space="preserve"> </w:t>
+      </w:r>
+      <w:r>
+        <w:rPr>
+          <w:b w:val="0"/>
+          <w:i w:val="0"/>
+        </w:rPr>
+        <w:t>DIRECTORYQ</w:t>
+      </w:r>
+      <w:r>
+        <w:t xml:space="preserve"> </w:t>
+      </w:r>
+      <w:r>
+        <w:rPr>
+          <w:b w:val="0"/>
+          <w:i w:val="0"/>
+        </w:rPr>
+        <w:t>entirely.</w:t>
+      </w:r>
+    </w:p>
+    <w:p>
+      <w:pPr/>
+      <w:r>
+        <w:rPr>
+          <w:b w:val="0"/>
+          <w:i w:val="0"/>
+        </w:rPr>
+        <w:t>If</w:t>
+      </w:r>
+      <w:r>
+        <w:t xml:space="preserve"> </w:t>
+      </w:r>
+      <w:r>
+        <w:rPr>
+          <w:b w:val="0"/>
+          <w:i w:val="0"/>
+        </w:rPr>
+        <w:t>an</w:t>
+      </w:r>
+      <w:r>
+        <w:t xml:space="preserve"> </w:t>
+      </w:r>
+      <w:r>
+        <w:rPr>
+          <w:b w:val="0"/>
+          <w:i w:val="0"/>
+        </w:rPr>
+        <w:t>external</w:t>
+      </w:r>
+      <w:r>
+        <w:t xml:space="preserve"> </w:t>
+      </w:r>
+      <w:r>
+        <w:rPr>
+          <w:b w:val="0"/>
+          <w:i w:val="0"/>
+        </w:rPr>
+        <w:t>search</w:t>
+      </w:r>
+      <w:r>
+        <w:t xml:space="preserve"> </w:t>
+      </w:r>
+      <w:r>
+        <w:rPr>
+          <w:b w:val="0"/>
+          <w:i w:val="0"/>
+        </w:rPr>
+        <w:t>was</w:t>
+      </w:r>
+      <w:r>
+        <w:t xml:space="preserve"> </w:t>
+      </w:r>
+      <w:r>
+        <w:rPr>
+          <w:b w:val="0"/>
+          <w:i w:val="0"/>
+        </w:rPr>
+        <w:t>executed,</w:t>
+      </w:r>
+      <w:r>
+        <w:t xml:space="preserve"> </w:t>
+      </w:r>
+      <w:r>
+        <w:rPr>
+          <w:b w:val="0"/>
+          <w:i w:val="0"/>
+        </w:rPr>
+        <w:t>append</w:t>
+      </w:r>
+      <w:r>
+        <w:t xml:space="preserve"> </w:t>
+      </w:r>
+      <w:r>
+        <w:rPr>
+          <w:b w:val="0"/>
+          <w:i w:val="0"/>
+        </w:rPr>
+        <w:t>the</w:t>
+      </w:r>
+      <w:r>
+        <w:t xml:space="preserve"> </w:t>
+      </w:r>
+      <w:r>
+        <w:rPr>
+          <w:b w:val="0"/>
+          <w:i w:val="0"/>
+        </w:rPr>
+        <w:t>prescribed</w:t>
+      </w:r>
+      <w:r>
+        <w:t xml:space="preserve"> </w:t>
+      </w:r>
+      <w:r>
+        <w:rPr>
+          <w:b w:val="0"/>
+          <w:i w:val="0"/>
+        </w:rPr>
+        <w:t>SEARCHQ</w:t>
+      </w:r>
+      <w:r>
+        <w:t xml:space="preserve"> </w:t>
+      </w:r>
+      <w:r>
+        <w:rPr>
+          <w:b w:val="0"/>
+          <w:i w:val="0"/>
+        </w:rPr>
+        <w:t>block.</w:t>
+      </w:r>
+      <w:r>
+        <w:t xml:space="preserve"> </w:t>
+      </w:r>
+      <w:r>
+        <w:rPr>
+          <w:b w:val="0"/>
+          <w:i w:val="0"/>
+        </w:rPr>
+        <w:t>If</w:t>
+      </w:r>
+      <w:r>
+        <w:t xml:space="preserve"> </w:t>
+      </w:r>
+      <w:r>
+        <w:rPr>
+          <w:b w:val="0"/>
+          <w:i w:val="0"/>
+        </w:rPr>
+        <w:t>none</w:t>
+      </w:r>
+      <w:r>
+        <w:t xml:space="preserve"> </w:t>
+      </w:r>
+      <w:r>
+        <w:rPr>
+          <w:b w:val="0"/>
+          <w:i w:val="0"/>
+        </w:rPr>
+        <w:t>was</w:t>
+      </w:r>
+      <w:r>
+        <w:t xml:space="preserve"> </w:t>
+      </w:r>
+      <w:r>
+        <w:rPr>
+          <w:b w:val="0"/>
+          <w:i w:val="0"/>
+        </w:rPr>
+        <w:t>executed,</w:t>
+      </w:r>
+      <w:r>
+        <w:t xml:space="preserve"> </w:t>
+      </w:r>
+      <w:r>
+        <w:rPr>
+          <w:b w:val="0"/>
+          <w:i w:val="0"/>
+        </w:rPr>
+        <w:t>omit</w:t>
+      </w:r>
+      <w:r>
+        <w:t xml:space="preserve"> </w:t>
+      </w:r>
+      <w:r>
+        <w:rPr>
+          <w:b w:val="0"/>
+          <w:i w:val="0"/>
+        </w:rPr>
+        <w:t>SEARCHQ</w:t>
+      </w:r>
+      <w:r>
+        <w:t xml:space="preserve"> </w:t>
+      </w:r>
+      <w:r>
+        <w:rPr>
+          <w:b w:val="0"/>
+          <w:i w:val="0"/>
+        </w:rPr>
+        <w:t>entirely.</w:t>
+      </w:r>
+    </w:p>
+    <w:p>
+      <w:bookmarkStart w:id="9022" w:name="_bkp_toc_22"/>
+      <w:pPr>
+        <w:pStyle w:val="Heading3"/>
+      </w:pPr>
+      <w:r>
+        <w:rPr>
+          <w:b w:val="0"/>
+          <w:i w:val="0"/>
+        </w:rPr>
+        <w:t>UNRESOLVED</w:t>
+      </w:r>
+      <w:bookmarkEnd w:id="9022"/>
+    </w:p>
+    <w:p>
+      <w:pPr/>
+      <w:r>
+        <w:rPr>
+          <w:b w:val="0"/>
+          <w:i w:val="0"/>
+        </w:rPr>
+        <w:t>Add</w:t>
+      </w:r>
+      <w:r>
+        <w:t xml:space="preserve"> </w:t>
+      </w:r>
+      <w:r>
+        <w:rPr>
+          <w:b w:val="0"/>
+          <w:i w:val="0"/>
+        </w:rPr>
+        <w:t>UNRESOLVED</w:t>
+      </w:r>
+      <w:r>
+        <w:t xml:space="preserve"> </w:t>
+      </w:r>
+      <w:r>
+        <w:rPr>
+          <w:b w:val="0"/>
+          <w:i w:val="0"/>
+        </w:rPr>
+        <w:t>only</w:t>
+      </w:r>
+      <w:r>
+        <w:t xml:space="preserve"> </w:t>
+      </w:r>
+      <w:r>
+        <w:rPr>
+          <w:b w:val="0"/>
+          <w:i w:val="0"/>
+        </w:rPr>
+        <w:t>when</w:t>
+      </w:r>
+      <w:r>
+        <w:t xml:space="preserve"> </w:t>
+      </w:r>
+      <w:r>
+        <w:rPr>
+          <w:b w:val="0"/>
+          <w:i w:val="0"/>
+        </w:rPr>
+        <w:t>the</w:t>
+      </w:r>
+      <w:r>
+        <w:t xml:space="preserve"> </w:t>
+      </w:r>
+      <w:r>
+        <w:rPr>
+          <w:b w:val="0"/>
+          <w:i w:val="0"/>
+        </w:rPr>
+        <w:t>Job</w:t>
+      </w:r>
+      <w:r>
+        <w:t xml:space="preserve"> </w:t>
+      </w:r>
+      <w:r>
+        <w:rPr>
+          <w:b w:val="0"/>
+          <w:i w:val="0"/>
+        </w:rPr>
+        <w:t>Report</w:t>
+      </w:r>
+      <w:r>
+        <w:t xml:space="preserve"> </w:t>
+      </w:r>
+      <w:r>
+        <w:rPr>
+          <w:b w:val="0"/>
+          <w:i w:val="0"/>
+        </w:rPr>
+        <w:t>contains</w:t>
+      </w:r>
+      <w:r>
+        <w:t xml:space="preserve"> </w:t>
+      </w:r>
+      <w:r>
+        <w:rPr>
+          <w:b w:val="0"/>
+          <w:i w:val="0"/>
+        </w:rPr>
+        <w:t>an</w:t>
+      </w:r>
+      <w:r>
+        <w:t xml:space="preserve"> </w:t>
+      </w:r>
+      <w:r>
+        <w:rPr>
+          <w:b w:val="0"/>
+          <w:i w:val="0"/>
+        </w:rPr>
+        <w:t>aspect</w:t>
+      </w:r>
+      <w:r>
+        <w:t xml:space="preserve"> </w:t>
+      </w:r>
+      <w:r>
+        <w:rPr>
+          <w:b w:val="0"/>
+          <w:i w:val="0"/>
+        </w:rPr>
+        <w:t>requiring</w:t>
+      </w:r>
+      <w:r>
+        <w:t xml:space="preserve"> </w:t>
+      </w:r>
+      <w:r>
+        <w:rPr>
+          <w:b w:val="0"/>
+          <w:i w:val="0"/>
+        </w:rPr>
+        <w:t>follow-up.</w:t>
+      </w:r>
+      <w:r>
+        <w:t xml:space="preserve"> </w:t>
+      </w:r>
+      <w:r>
+        <w:rPr>
+          <w:b w:val="0"/>
+          <w:i w:val="0"/>
+        </w:rPr>
+        <w:t>State</w:t>
+      </w:r>
+      <w:r>
+        <w:t xml:space="preserve"> </w:t>
+      </w:r>
+      <w:r>
+        <w:rPr>
+          <w:b w:val="0"/>
+          <w:i w:val="0"/>
+        </w:rPr>
+        <w:t>the</w:t>
+      </w:r>
+      <w:r>
+        <w:t xml:space="preserve"> </w:t>
+      </w:r>
+      <w:r>
+        <w:rPr>
+          <w:b w:val="0"/>
+          <w:i w:val="0"/>
+        </w:rPr>
+        <w:t>required</w:t>
+      </w:r>
+      <w:r>
+        <w:t xml:space="preserve"> </w:t>
+      </w:r>
+      <w:r>
+        <w:rPr>
+          <w:b w:val="0"/>
+          <w:i w:val="0"/>
+        </w:rPr>
+        <w:t>action</w:t>
+      </w:r>
+      <w:r>
+        <w:t xml:space="preserve"> </w:t>
+      </w:r>
+      <w:r>
+        <w:rPr>
+          <w:b w:val="0"/>
+          <w:i w:val="0"/>
+        </w:rPr>
+        <w:t>cold,</w:t>
+      </w:r>
+      <w:r>
+        <w:t xml:space="preserve"> </w:t>
+      </w:r>
+      <w:r>
+        <w:rPr>
+          <w:b w:val="0"/>
+          <w:i w:val="0"/>
+        </w:rPr>
+        <w:t>with</w:t>
+      </w:r>
+      <w:r>
+        <w:t xml:space="preserve"> </w:t>
+      </w:r>
+      <w:r>
+        <w:rPr>
+          <w:b w:val="0"/>
+          <w:i w:val="0"/>
+        </w:rPr>
+        <w:t>no</w:t>
+      </w:r>
+      <w:r>
+        <w:t xml:space="preserve"> </w:t>
+      </w:r>
+      <w:r>
+        <w:rPr>
+          <w:b w:val="0"/>
+          <w:i w:val="0"/>
+        </w:rPr>
+        <w:t>dependence</w:t>
+      </w:r>
+      <w:r>
+        <w:t xml:space="preserve"> </w:t>
+      </w:r>
+      <w:r>
+        <w:rPr>
+          <w:b w:val="0"/>
+          <w:i w:val="0"/>
+        </w:rPr>
+        <w:t>on</w:t>
+      </w:r>
+      <w:r>
+        <w:t xml:space="preserve"> </w:t>
+      </w:r>
+      <w:r>
+        <w:rPr>
+          <w:b w:val="0"/>
+          <w:i w:val="0"/>
+        </w:rPr>
+        <w:t>surrounding</w:t>
+      </w:r>
+      <w:r>
+        <w:t xml:space="preserve"> </w:t>
+      </w:r>
+      <w:r>
+        <w:rPr>
+          <w:b w:val="0"/>
+          <w:i w:val="0"/>
+        </w:rPr>
+        <w:t>conversation.</w:t>
+      </w:r>
+      <w:r>
+        <w:t xml:space="preserve"> </w:t>
+      </w:r>
+      <w:r>
+        <w:rPr>
+          <w:b w:val="0"/>
+          <w:i w:val="0"/>
+        </w:rPr>
+        <w:t>Omit</w:t>
+      </w:r>
+      <w:r>
+        <w:t xml:space="preserve"> </w:t>
+      </w:r>
+      <w:r>
+        <w:rPr>
+          <w:b w:val="0"/>
+          <w:i w:val="0"/>
+        </w:rPr>
+        <w:t>the</w:t>
+      </w:r>
+      <w:r>
+        <w:t xml:space="preserve"> </w:t>
+      </w:r>
+      <w:r>
+        <w:rPr>
+          <w:b w:val="0"/>
+          <w:i w:val="0"/>
+        </w:rPr>
+        <w:t>module</w:t>
+      </w:r>
+      <w:r>
+        <w:t xml:space="preserve"> </w:t>
+      </w:r>
+      <w:r>
+        <w:rPr>
+          <w:b w:val="0"/>
+          <w:i w:val="0"/>
+        </w:rPr>
+        <w:t>when</w:t>
+      </w:r>
+      <w:r>
+        <w:t xml:space="preserve"> </w:t>
+      </w:r>
+      <w:r>
+        <w:rPr>
+          <w:b w:val="0"/>
+          <w:i w:val="0"/>
+        </w:rPr>
+        <w:t>the</w:t>
+      </w:r>
+      <w:r>
+        <w:t xml:space="preserve"> </w:t>
+      </w:r>
+      <w:r>
+        <w:rPr>
+          <w:b w:val="0"/>
+          <w:i w:val="0"/>
+        </w:rPr>
+        <w:t>report</w:t>
+      </w:r>
+      <w:r>
+        <w:t xml:space="preserve"> </w:t>
+      </w:r>
+      <w:r>
+        <w:rPr>
+          <w:b w:val="0"/>
+          <w:i w:val="0"/>
+        </w:rPr>
+        <w:t>can</w:t>
+      </w:r>
+      <w:r>
+        <w:t xml:space="preserve"> </w:t>
+      </w:r>
+      <w:r>
+        <w:rPr>
+          <w:b w:val="0"/>
+          <w:i w:val="0"/>
+        </w:rPr>
+        <w:t>be</w:t>
+      </w:r>
+      <w:r>
+        <w:t xml:space="preserve"> </w:t>
+      </w:r>
+      <w:r>
+        <w:rPr>
+          <w:b w:val="0"/>
+          <w:i w:val="0"/>
+        </w:rPr>
+        <w:t>received</w:t>
+      </w:r>
+      <w:r>
+        <w:t xml:space="preserve"> </w:t>
+      </w:r>
+      <w:r>
+        <w:rPr>
+          <w:b w:val="0"/>
+          <w:i w:val="0"/>
+        </w:rPr>
+        <w:t>and</w:t>
+      </w:r>
+      <w:r>
+        <w:t xml:space="preserve"> </w:t>
+      </w:r>
+      <w:r>
+        <w:rPr>
+          <w:b w:val="0"/>
+          <w:i w:val="0"/>
+        </w:rPr>
+        <w:t>moved</w:t>
+      </w:r>
+      <w:r>
+        <w:t xml:space="preserve"> </w:t>
+      </w:r>
+      <w:r>
+        <w:rPr>
+          <w:b w:val="0"/>
+          <w:i w:val="0"/>
+        </w:rPr>
+        <w:t>on</w:t>
+      </w:r>
+      <w:r>
+        <w:t xml:space="preserve"> </w:t>
+      </w:r>
+      <w:r>
+        <w:rPr>
+          <w:b w:val="0"/>
+          <w:i w:val="0"/>
+        </w:rPr>
+        <w:t>without</w:t>
+      </w:r>
+      <w:r>
+        <w:t xml:space="preserve"> </w:t>
+      </w:r>
+      <w:r>
+        <w:rPr>
+          <w:b w:val="0"/>
+          <w:i w:val="0"/>
+        </w:rPr>
+        <w:t>issue.</w:t>
+      </w:r>
+    </w:p>
+    <w:p>
+      <w:pPr>
+        <w:pStyle w:val="BKPCode"/>
+        <w:keepLines/>
+        <w:spacing w:before="100" w:after="140"/>
+        <w:ind w:left="86" w:right="86"/>
+        <w:shd w:fill="F4F4F4"/>
+        <w:pBdr>
+          <w:top w:val="single" w:sz="10" w:space="7" w:color="000000"/>
+          <w:left w:val="single" w:sz="10" w:space="7" w:color="000000"/>
+          <w:bottom w:val="single" w:sz="10" w:space="7" w:color="000000"/>
+          <w:right w:val="single" w:sz="10" w:space="7" w:color="000000"/>
+        </w:pBdr>
+      </w:pPr>
+      <w:r>
+        <w:t>UNRESOLVED</w:t>
       </w:r>
       <w:r>
         <w:br/>
       </w:r>
-      <w:r/>
-      <w:r>
-        <w:br/>
-      </w:r>
-      <w:r>
-        <w:t>editing_complete | final_proof | legal_hold</w:t>
-      </w:r>
-      <w:r>
-        <w:br/>
-      </w:r>
-      <w:r/>
-      <w:r>
-        <w:br/>
-      </w:r>
-      <w:r>
-        <w:t>[One clinical sentence summarising the main intervention or status.]</w:t>
-      </w:r>
-      <w:r>
-        <w:br/>
-      </w:r>
-      <w:r/>
-      <w:r>
-        <w:br/>
-      </w:r>
-      <w:r>
-        <w:t>Unresolved:</w:t>
-      </w:r>
-      <w:r>
-        <w:br/>
-      </w:r>
-      <w:r/>
-      <w:r>
-        <w:br/>
-      </w:r>
-      <w:r>
-        <w:t>[Flags or anomalies held for the supervisor; or "none".]</w:t>
-      </w:r>
-      <w:r>
-        <w:br/>
-      </w:r>
-      <w:r/>
-      <w:r>
-        <w:br/>
-      </w:r>
-      <w:r>
-        <w:t>&lt;/state_log&gt;</w:t>
+      <w:r>
+        <w:t>Confirm paragraph 4 attribution before release.</w:t>
       </w:r>
     </w:p>
     <w:p>
@@ -25616,6 +28011,7 @@
       </w:r>
     </w:p>
     <w:p>
+      <w:bookmarkStart w:id="9023" w:name="_bkp_toc_23"/>
       <w:pPr>
         <w:pStyle w:val="Heading1"/>
         <w:spacing w:after="0"/>
@@ -25624,6 +28020,7 @@
       <w:r>
         <w:t>STATUS</w:t>
       </w:r>
+      <w:bookmarkEnd w:id="9023"/>
     </w:p>
     <w:p>
       <w:pPr>
@@ -25635,12 +28032,14 @@
       </w:r>
     </w:p>
     <w:p>
+      <w:bookmarkStart w:id="9024" w:name="_bkp_toc_24"/>
       <w:pPr>
         <w:pStyle w:val="Heading2"/>
       </w:pPr>
       <w:r>
         <w:t>APEX FIGURES</w:t>
       </w:r>
+      <w:bookmarkEnd w:id="9024"/>
     </w:p>
     <w:p>
       <w:r>
@@ -25723,12 +28122,14 @@
       </w:r>
     </w:p>
     <w:p>
+      <w:bookmarkStart w:id="9025" w:name="_bkp_toc_25"/>
       <w:pPr>
         <w:pStyle w:val="Heading2"/>
       </w:pPr>
       <w:r>
         <w:t>SECOND TIER</w:t>
       </w:r>
+      <w:bookmarkEnd w:id="9025"/>
     </w:p>
     <w:p>
       <w:r>
@@ -25830,12 +28231,14 @@
       </w:r>
     </w:p>
     <w:p>
+      <w:bookmarkStart w:id="9026" w:name="_bkp_toc_26"/>
       <w:pPr>
         <w:pStyle w:val="Heading3"/>
       </w:pPr>
       <w:r>
         <w:t>MORTALITIES AND SUCCESSIONS</w:t>
       </w:r>
+      <w:bookmarkEnd w:id="9026"/>
     </w:p>
     <w:p>
       <w:r>
@@ -25959,12 +28362,14 @@
       </w:r>
     </w:p>
     <w:p>
+      <w:bookmarkStart w:id="9027" w:name="_bkp_toc_27"/>
       <w:pPr>
         <w:pStyle w:val="Heading3"/>
       </w:pPr>
       <w:r>
         <w:t>CORPORATE LEADERSHIP CHANGES</w:t>
       </w:r>
+      <w:bookmarkEnd w:id="9027"/>
     </w:p>
     <w:p>
       <w:r>
@@ -25989,12 +28394,14 @@
       </w:r>
     </w:p>
     <w:p>
+      <w:bookmarkStart w:id="9028" w:name="_bkp_toc_28"/>
       <w:pPr>
         <w:pStyle w:val="Heading2"/>
       </w:pPr>
       <w:r>
         <w:t>GLOBAL FIGURES</w:t>
       </w:r>
+      <w:bookmarkEnd w:id="9028"/>
     </w:p>
     <w:p>
       <w:r>
@@ -26207,6 +28614,7 @@
       </w:r>
     </w:p>
     <w:p>
+      <w:bookmarkStart w:id="9029" w:name="_bkp_toc_29"/>
       <w:pPr>
         <w:pStyle w:val="Heading1"/>
         <w:spacing w:after="0"/>
@@ -26215,6 +28623,7 @@
       <w:r>
         <w:t>REFS</w:t>
       </w:r>
+      <w:bookmarkEnd w:id="9029"/>
     </w:p>
     <w:p>
       <w:pPr>
@@ -26226,20 +28635,24 @@
       </w:r>
     </w:p>
     <w:p>
+      <w:bookmarkStart w:id="9030" w:name="_bkp_toc_30"/>
       <w:pPr>
         <w:pStyle w:val="Heading2"/>
       </w:pPr>
       <w:r>
         <w:t>COUNTRIES</w:t>
       </w:r>
-    </w:p>
-    <w:p>
+      <w:bookmarkEnd w:id="9030"/>
+    </w:p>
+    <w:p>
+      <w:bookmarkStart w:id="9031" w:name="_bkp_toc_31"/>
       <w:pPr>
         <w:pStyle w:val="Heading3"/>
       </w:pPr>
       <w:r>
         <w:t>PREFERRED FORMS</w:t>
       </w:r>
+      <w:bookmarkEnd w:id="9031"/>
     </w:p>
     <w:p>
       <w:r>
@@ -26341,12 +28754,14 @@
       </w:r>
     </w:p>
     <w:p>
+      <w:bookmarkStart w:id="9032" w:name="_bkp_toc_32"/>
       <w:pPr>
         <w:pStyle w:val="Heading3"/>
       </w:pPr>
       <w:r>
         <w:t>ADJECTIVAL / DEMONYM TRAPS</w:t>
       </w:r>
+      <w:bookmarkEnd w:id="9032"/>
     </w:p>
     <w:p>
       <w:r>
@@ -26448,12 +28863,14 @@
       </w:r>
     </w:p>
     <w:p>
+      <w:bookmarkStart w:id="9033" w:name="_bkp_toc_33"/>
       <w:pPr>
         <w:pStyle w:val="Heading3"/>
       </w:pPr>
       <w:r>
         <w:t>CAPITALS AND COUNTRY STRUCTURE</w:t>
       </w:r>
+      <w:bookmarkEnd w:id="9033"/>
     </w:p>
     <w:p>
       <w:r>
@@ -26588,12 +29005,14 @@
       </w:r>
     </w:p>
     <w:p>
+      <w:bookmarkStart w:id="9034" w:name="_bkp_toc_34"/>
       <w:pPr>
         <w:pStyle w:val="Heading3"/>
       </w:pPr>
       <w:r>
         <w:t>HEADLINE ABBREVIATION FORMS</w:t>
       </w:r>
+      <w:bookmarkEnd w:id="9034"/>
     </w:p>
     <w:p>
       <w:r>
@@ -26695,12 +29114,14 @@
       </w:r>
     </w:p>
     <w:p>
+      <w:bookmarkStart w:id="9035" w:name="_bkp_toc_35"/>
       <w:pPr>
         <w:pStyle w:val="Heading2"/>
       </w:pPr>
       <w:r>
         <w:t>FOREIGN PLACES</w:t>
       </w:r>
+      <w:bookmarkEnd w:id="9035"/>
     </w:p>
     <w:p>
       <w:r>
@@ -27165,12 +29586,14 @@
       </w:r>
     </w:p>
     <w:p>
+      <w:bookmarkStart w:id="9036" w:name="_bkp_toc_36"/>
       <w:pPr>
         <w:pStyle w:val="Heading2"/>
       </w:pPr>
       <w:r>
         <w:t>THAI PLACES</w:t>
       </w:r>
+      <w:bookmarkEnd w:id="9036"/>
     </w:p>
     <w:p>
       <w:r>
@@ -27211,12 +29634,14 @@
       </w:r>
     </w:p>
     <w:p>
+      <w:bookmarkStart w:id="9037" w:name="_bkp_toc_37"/>
       <w:pPr>
         <w:pStyle w:val="Heading3"/>
       </w:pPr>
       <w:r>
         <w:t>PROVINCES</w:t>
       </w:r>
+      <w:bookmarkEnd w:id="9037"/>
     </w:p>
     <w:p>
       <w:r>
@@ -28066,12 +30491,14 @@
       </w:r>
     </w:p>
     <w:p>
+      <w:bookmarkStart w:id="9038" w:name="_bkp_toc_38"/>
       <w:pPr>
         <w:pStyle w:val="Heading2"/>
       </w:pPr>
       <w:r>
         <w:t>ORGANISATIONS</w:t>
       </w:r>
+      <w:bookmarkEnd w:id="9038"/>
     </w:p>
     <w:p>
       <w:r>
@@ -28283,12 +30710,14 @@
       </w:r>
     </w:p>
     <w:p>
+      <w:bookmarkStart w:id="9039" w:name="_bkp_toc_39"/>
       <w:pPr>
         <w:pStyle w:val="Heading2"/>
       </w:pPr>
       <w:r>
         <w:t>VOCABULARY &amp; SPELLING</w:t>
       </w:r>
+      <w:bookmarkEnd w:id="9039"/>
     </w:p>
     <w:p>
       <w:r>
@@ -28296,12 +30725,14 @@
       </w:r>
     </w:p>
     <w:p>
+      <w:bookmarkStart w:id="9040" w:name="_bkp_toc_40"/>
       <w:pPr>
         <w:pStyle w:val="Heading3"/>
       </w:pPr>
       <w:r>
         <w:t>NUMBERS AND SYMBOLS</w:t>
       </w:r>
+      <w:bookmarkEnd w:id="9040"/>
     </w:p>
     <w:p>
       <w:r>
@@ -28337,12 +30768,14 @@
       </w:r>
     </w:p>
     <w:p>
+      <w:bookmarkStart w:id="9041" w:name="_bkp_toc_41"/>
       <w:pPr>
         <w:pStyle w:val="Heading3"/>
       </w:pPr>
       <w:r>
         <w:t>UK VS US TRAPS</w:t>
       </w:r>
+      <w:bookmarkEnd w:id="9041"/>
     </w:p>
     <w:p>
       <w:r>
@@ -28510,12 +30943,14 @@
       </w:r>
     </w:p>
     <w:p>
+      <w:bookmarkStart w:id="9042" w:name="_bkp_toc_42"/>
       <w:pPr>
         <w:pStyle w:val="Heading3"/>
       </w:pPr>
       <w:r>
         <w:t>VOCABULARY RULINGS</w:t>
       </w:r>
+      <w:bookmarkEnd w:id="9042"/>
     </w:p>
     <w:p>
       <w:r>
@@ -29249,7 +31684,7 @@
         <w:color w:val="A8A8A8"/>
         <w:sz w:val="20"/>
       </w:rPr>
-      <w:t>210826_gpt_compact | go.fuzzylogic.page/dir</w:t>
+      <w:t>290826_gpt_job-report | go.fuzzylogic.page/dir</w:t>
     </w:r>
   </w:p>
 </w:hdr>
@@ -29330,7 +31765,7 @@
         <w:color w:val="A8A8A8"/>
         <w:sz w:val="20"/>
       </w:rPr>
-      <w:t>210826_gpt_compact | go.fuzzylogic.page/dir</w:t>
+      <w:t>290826_gpt_job-report | go.fuzzylogic.page/dir</w:t>
     </w:r>
   </w:p>
 </w:hdr>
@@ -29441,7 +31876,7 @@
         <w:color w:val="A8A8A8"/>
         <w:sz w:val="20"/>
       </w:rPr>
-      <w:t>210826_gpt_compact | go.fuzzylogic.page/guide</w:t>
+      <w:t>290826_gpt_job-report | go.fuzzylogic.page/guide</w:t>
     </w:r>
   </w:p>
 </w:hdr>

--- a/Blueprint/BLUEPRINT.docx
+++ b/Blueprint/BLUEPRINT.docx
@@ -26809,7 +26809,7 @@
         <w:br/>
       </w:r>
       <w:r>
-        <w:t>290826_gpt_job-report | GUIDE: PROCESSES &gt; CONVERSIONS &gt; Numbers; OUTPUT &gt; FORMAT</w:t>
+        <w:t>290826_gpt_directory-index | GUIDE: PROCESSES &gt; CONVERSIONS &gt; Numbers; OUTPUT &gt; FORMAT</w:t>
       </w:r>
     </w:p>
     <w:p>
@@ -31684,7 +31684,7 @@
         <w:color w:val="A8A8A8"/>
         <w:sz w:val="20"/>
       </w:rPr>
-      <w:t>290826_gpt_job-report | go.fuzzylogic.page/dir</w:t>
+      <w:t>290826_gpt_directory-index | go.fuzzylogic.page/dir</w:t>
     </w:r>
   </w:p>
 </w:hdr>
@@ -31765,7 +31765,7 @@
         <w:color w:val="A8A8A8"/>
         <w:sz w:val="20"/>
       </w:rPr>
-      <w:t>290826_gpt_job-report | go.fuzzylogic.page/dir</w:t>
+      <w:t>290826_gpt_directory-index | go.fuzzylogic.page/dir</w:t>
     </w:r>
   </w:p>
 </w:hdr>
@@ -31876,7 +31876,7 @@
         <w:color w:val="A8A8A8"/>
         <w:sz w:val="20"/>
       </w:rPr>
-      <w:t>290826_gpt_job-report | go.fuzzylogic.page/guide</w:t>
+      <w:t>290826_gpt_directory-index | go.fuzzylogic.page/guide</w:t>
     </w:r>
   </w:p>
 </w:hdr>

--- a/Blueprint/BLUEPRINT.docx
+++ b/Blueprint/BLUEPRINT.docx
@@ -69,663 +69,894 @@
         <w:t>This is why we have style...</w:t>
       </w:r>
     </w:p>
+    <w:tbl>
+      <w:tblPr>
+        <w:tblW w:type="dxa" w:w="9360"/>
+        <w:tblLayout w:type="fixed"/>
+        <w:tblLook w:firstColumn="1" w:firstRow="1" w:lastColumn="0" w:lastRow="0" w:noHBand="0" w:noVBand="1" w:val="04A0"/>
+        <w:tblBorders>
+          <w:top w:val="single" w:sz="14" w:color="000000"/>
+          <w:left w:val="single" w:sz="14" w:color="000000"/>
+          <w:bottom w:val="single" w:sz="14" w:color="000000"/>
+          <w:right w:val="single" w:sz="14" w:color="000000"/>
+          <w:insideH w:val="single" w:sz="14" w:color="000000"/>
+          <w:insideV w:val="single" w:sz="14" w:color="000000"/>
+        </w:tblBorders>
+      </w:tblPr>
+      <w:tblGrid>
+        <w:gridCol w:w="9360"/>
+      </w:tblGrid>
+      <w:tr>
+        <w:tc>
+          <w:tcPr>
+            <w:tcW w:type="dxa" w:w="9360"/>
+            <w:shd w:fill="000000"/>
+            <w:tcMar>
+              <w:top w:w="150" w:type="dxa"/>
+              <w:start w:w="120" w:type="dxa"/>
+              <w:bottom w:w="150" w:type="dxa"/>
+              <w:end w:w="120" w:type="dxa"/>
+            </w:tcMar>
+          </w:tcPr>
+          <w:p>
+            <w:pPr>
+              <w:spacing w:after="0"/>
+              <w:jc w:val="center"/>
+            </w:pPr>
+            <w:r>
+              <w:rPr>
+                <w:rFonts w:ascii="Arial Black" w:hAnsi="Arial Black"/>
+                <w:b/>
+                <w:color w:val="FFFFFF"/>
+                <w:sz w:val="56"/>
+              </w:rPr>
+              <w:t>CONTENTS</w:t>
+            </w:r>
+          </w:p>
+        </w:tc>
+      </w:tr>
+    </w:tbl>
     <w:p>
       <w:pPr>
-        <w:pStyle w:val="Heading2"/>
-        <w:keepNext/>
+        <w:spacing w:after="160"/>
       </w:pPr>
       <w:r>
-        <w:t>CONTENTS</w:t>
-      </w:r>
-    </w:p>
-    <w:p>
-      <w:pPr>
-        <w:keepNext/>
-        <w:spacing w:after="20"/>
-        <w:ind w:left="0"/>
-      </w:pPr>
-      <w:hyperlink w:anchor="_bkp_toc_0">
-        <w:r>
-          <w:rPr>
-            <w:b/>
-            <w:sz w:val="19"/>
-          </w:rPr>
-          <w:t xml:space="preserve">EDITING</w:t>
-        </w:r>
-      </w:hyperlink>
-    </w:p>
-    <w:p>
-      <w:pPr>
-        <w:keepNext/>
-        <w:spacing w:after="20"/>
-        <w:ind w:left="317"/>
-      </w:pPr>
-      <w:hyperlink w:anchor="_bkp_toc_1">
-        <w:r>
-          <w:rPr>
-            <w:sz w:val="18"/>
-          </w:rPr>
-          <w:t xml:space="preserve">SOLVE THE PROBLEM</w:t>
-        </w:r>
-      </w:hyperlink>
-    </w:p>
-    <w:p>
-      <w:pPr>
-        <w:keepNext/>
-        <w:spacing w:after="20"/>
-        <w:ind w:left="634"/>
-      </w:pPr>
-      <w:hyperlink w:anchor="_bkp_toc_2">
-        <w:r>
-          <w:rPr>
-            <w:sz w:val="17"/>
-          </w:rPr>
-          <w:t xml:space="preserve">VERIFICATION AND PROXIMITY</w:t>
-        </w:r>
-      </w:hyperlink>
-    </w:p>
-    <w:p>
-      <w:pPr>
-        <w:keepNext/>
-        <w:spacing w:after="20"/>
-        <w:ind w:left="0"/>
-      </w:pPr>
-      <w:hyperlink w:anchor="_bkp_toc_3">
-        <w:r>
-          <w:rPr>
-            <w:b/>
-            <w:sz w:val="19"/>
-          </w:rPr>
-          <w:t xml:space="preserve">PROCESSES</w:t>
-        </w:r>
-      </w:hyperlink>
-    </w:p>
-    <w:p>
-      <w:pPr>
-        <w:keepNext/>
-        <w:spacing w:after="20"/>
-        <w:ind w:left="634"/>
-      </w:pPr>
-      <w:hyperlink w:anchor="_bkp_toc_4">
-        <w:r>
-          <w:rPr>
-            <w:sz w:val="17"/>
-          </w:rPr>
-          <w:t xml:space="preserve">CONVERSIONS</w:t>
-        </w:r>
-      </w:hyperlink>
-    </w:p>
-    <w:p>
-      <w:pPr>
-        <w:keepNext/>
-        <w:spacing w:after="20"/>
-        <w:ind w:left="950"/>
-      </w:pPr>
-      <w:hyperlink w:anchor="_bkp_toc_5">
-        <w:r>
-          <w:rPr>
-            <w:sz w:val="16"/>
-          </w:rPr>
-          <w:t xml:space="preserve">Numbers</w:t>
-        </w:r>
-      </w:hyperlink>
-    </w:p>
-    <w:p>
-      <w:pPr>
-        <w:keepNext/>
-        <w:spacing w:after="20"/>
-        <w:ind w:left="950"/>
-      </w:pPr>
-      <w:hyperlink w:anchor="_bkp_toc_6">
-        <w:r>
-          <w:rPr>
-            <w:sz w:val="16"/>
-          </w:rPr>
-          <w:t xml:space="preserve">Times</w:t>
-        </w:r>
-      </w:hyperlink>
-    </w:p>
-    <w:p>
-      <w:pPr>
-        <w:keepNext/>
-        <w:spacing w:after="20"/>
-        <w:ind w:left="950"/>
-      </w:pPr>
-      <w:hyperlink w:anchor="_bkp_toc_7">
-        <w:r>
-          <w:rPr>
-            <w:sz w:val="16"/>
-          </w:rPr>
-          <w:t xml:space="preserve">Dates</w:t>
-        </w:r>
-      </w:hyperlink>
-    </w:p>
-    <w:p>
-      <w:pPr>
-        <w:keepNext/>
-        <w:spacing w:after="20"/>
-        <w:ind w:left="950"/>
-      </w:pPr>
-      <w:hyperlink w:anchor="_bkp_toc_8">
-        <w:r>
-          <w:rPr>
-            <w:sz w:val="16"/>
-          </w:rPr>
-          <w:t xml:space="preserve">Datelines</w:t>
-        </w:r>
-      </w:hyperlink>
-    </w:p>
-    <w:p>
-      <w:pPr>
-        <w:keepNext/>
-        <w:spacing w:after="20"/>
-        <w:ind w:left="950"/>
-      </w:pPr>
-      <w:hyperlink w:anchor="_bkp_toc_9">
-        <w:r>
-          <w:rPr>
-            <w:sz w:val="16"/>
-          </w:rPr>
-          <w:t xml:space="preserve">Currency</w:t>
-        </w:r>
-      </w:hyperlink>
-    </w:p>
-    <w:p>
-      <w:pPr>
-        <w:keepNext/>
-        <w:spacing w:after="20"/>
-        <w:ind w:left="950"/>
-      </w:pPr>
-      <w:hyperlink w:anchor="_bkp_toc_10">
-        <w:r>
-          <w:rPr>
-            <w:sz w:val="16"/>
-          </w:rPr>
-          <w:t xml:space="preserve">Measurements</w:t>
-        </w:r>
-      </w:hyperlink>
-    </w:p>
-    <w:p>
-      <w:pPr>
-        <w:keepNext/>
-        <w:spacing w:after="20"/>
-        <w:ind w:left="950"/>
-      </w:pPr>
-      <w:hyperlink w:anchor="_bkp_toc_11">
-        <w:r>
-          <w:rPr>
-            <w:sz w:val="16"/>
-          </w:rPr>
-          <w:t xml:space="preserve">Names and honorifics</w:t>
-        </w:r>
-      </w:hyperlink>
-    </w:p>
-    <w:p>
-      <w:pPr>
-        <w:keepNext/>
-        <w:spacing w:after="20"/>
-        <w:ind w:left="950"/>
-      </w:pPr>
-      <w:hyperlink w:anchor="_bkp_toc_12">
-        <w:r>
-          <w:rPr>
-            <w:sz w:val="16"/>
-          </w:rPr>
-          <w:t xml:space="preserve">Acronyms</w:t>
-        </w:r>
-      </w:hyperlink>
-    </w:p>
-    <w:p>
-      <w:pPr>
-        <w:keepNext/>
-        <w:spacing w:after="20"/>
-        <w:ind w:left="950"/>
-      </w:pPr>
-      <w:hyperlink w:anchor="_bkp_toc_13">
-        <w:r>
-          <w:rPr>
-            <w:sz w:val="16"/>
-          </w:rPr>
-          <w:t xml:space="preserve">Country abbreviations in heads</w:t>
-        </w:r>
-      </w:hyperlink>
-    </w:p>
-    <w:p>
-      <w:pPr>
-        <w:keepNext/>
-        <w:spacing w:after="20"/>
-        <w:ind w:left="634"/>
-      </w:pPr>
-      <w:hyperlink w:anchor="_bkp_toc_14">
-        <w:r>
-          <w:rPr>
-            <w:sz w:val="17"/>
-          </w:rPr>
-          <w:t xml:space="preserve">Scope</w:t>
-        </w:r>
-      </w:hyperlink>
-    </w:p>
-    <w:p>
-      <w:pPr>
-        <w:keepNext/>
-        <w:spacing w:after="20"/>
-        <w:ind w:left="950"/>
-      </w:pPr>
-      <w:hyperlink w:anchor="_bkp_toc_15">
-        <w:r>
-          <w:rPr>
-            <w:sz w:val="16"/>
-          </w:rPr>
-          <w:t xml:space="preserve">Length</w:t>
-        </w:r>
-      </w:hyperlink>
-    </w:p>
-    <w:p>
-      <w:pPr>
-        <w:keepNext/>
-        <w:spacing w:after="20"/>
-        <w:ind w:left="634"/>
-      </w:pPr>
-      <w:hyperlink w:anchor="_bkp_toc_16">
-        <w:r>
-          <w:rPr>
-            <w:sz w:val="17"/>
-          </w:rPr>
-          <w:t xml:space="preserve">PR copy</w:t>
-        </w:r>
-      </w:hyperlink>
-    </w:p>
-    <w:p>
-      <w:pPr>
-        <w:keepNext/>
-        <w:spacing w:after="20"/>
-        <w:ind w:left="317"/>
-      </w:pPr>
-      <w:hyperlink w:anchor="_bkp_toc_17">
-        <w:r>
-          <w:rPr>
-            <w:sz w:val="18"/>
-          </w:rPr>
-          <w:t xml:space="preserve">OUTPUT</w:t>
-        </w:r>
-      </w:hyperlink>
-    </w:p>
-    <w:p>
-      <w:pPr>
-        <w:keepNext/>
-        <w:spacing w:after="20"/>
-        <w:ind w:left="634"/>
-      </w:pPr>
-      <w:hyperlink w:anchor="_bkp_toc_18">
-        <w:r>
-          <w:rPr>
-            <w:sz w:val="17"/>
-          </w:rPr>
-          <w:t xml:space="preserve">JOB REPORT</w:t>
-        </w:r>
-      </w:hyperlink>
-    </w:p>
-    <w:p>
-      <w:pPr>
-        <w:keepNext/>
-        <w:spacing w:after="20"/>
-        <w:ind w:left="634"/>
-      </w:pPr>
-      <w:hyperlink w:anchor="_bkp_toc_19">
-        <w:r>
-          <w:rPr>
-            <w:sz w:val="17"/>
-          </w:rPr>
-          <w:t xml:space="preserve">FORMAT</w:t>
-        </w:r>
-      </w:hyperlink>
-    </w:p>
-    <w:p>
-      <w:pPr>
-        <w:keepNext/>
-        <w:spacing w:after="20"/>
-        <w:ind w:left="634"/>
-      </w:pPr>
-      <w:hyperlink w:anchor="_bkp_toc_20">
-        <w:r>
-          <w:rPr>
-            <w:sz w:val="17"/>
-          </w:rPr>
-          <w:t xml:space="preserve">STYLE LOG</w:t>
-        </w:r>
-      </w:hyperlink>
-    </w:p>
-    <w:p>
-      <w:pPr>
-        <w:keepNext/>
-        <w:spacing w:after="20"/>
-        <w:ind w:left="634"/>
-      </w:pPr>
-      <w:hyperlink w:anchor="_bkp_toc_21">
-        <w:r>
-          <w:rPr>
-            <w:sz w:val="17"/>
-          </w:rPr>
-          <w:t xml:space="preserve">REFERENCES</w:t>
-        </w:r>
-      </w:hyperlink>
-    </w:p>
-    <w:p>
-      <w:pPr>
-        <w:keepNext/>
-        <w:spacing w:after="20"/>
-        <w:ind w:left="634"/>
-      </w:pPr>
-      <w:hyperlink w:anchor="_bkp_toc_22">
-        <w:r>
-          <w:rPr>
-            <w:sz w:val="17"/>
-          </w:rPr>
-          <w:t xml:space="preserve">UNRESOLVED</w:t>
-        </w:r>
-      </w:hyperlink>
-    </w:p>
-    <w:p>
-      <w:pPr>
-        <w:keepNext/>
-        <w:spacing w:after="20"/>
-        <w:ind w:left="0"/>
-      </w:pPr>
-      <w:hyperlink w:anchor="_bkp_toc_23">
-        <w:r>
-          <w:rPr>
-            <w:b/>
-            <w:sz w:val="19"/>
-          </w:rPr>
-          <w:t xml:space="preserve">STATUS</w:t>
-        </w:r>
-      </w:hyperlink>
-    </w:p>
-    <w:p>
-      <w:pPr>
-        <w:keepNext/>
-        <w:spacing w:after="20"/>
-        <w:ind w:left="317"/>
-      </w:pPr>
-      <w:hyperlink w:anchor="_bkp_toc_24">
-        <w:r>
-          <w:rPr>
-            <w:sz w:val="18"/>
-          </w:rPr>
-          <w:t xml:space="preserve">APEX FIGURES</w:t>
-        </w:r>
-      </w:hyperlink>
-    </w:p>
-    <w:p>
-      <w:pPr>
-        <w:keepNext/>
-        <w:spacing w:after="20"/>
-        <w:ind w:left="317"/>
-      </w:pPr>
-      <w:hyperlink w:anchor="_bkp_toc_25">
-        <w:r>
-          <w:rPr>
-            <w:sz w:val="18"/>
-          </w:rPr>
-          <w:t xml:space="preserve">SECOND TIER</w:t>
-        </w:r>
-      </w:hyperlink>
-    </w:p>
-    <w:p>
-      <w:pPr>
-        <w:keepNext/>
-        <w:spacing w:after="20"/>
-        <w:ind w:left="634"/>
-      </w:pPr>
-      <w:hyperlink w:anchor="_bkp_toc_26">
-        <w:r>
-          <w:rPr>
-            <w:sz w:val="17"/>
-          </w:rPr>
-          <w:t xml:space="preserve">MORTALITIES AND SUCCESSIONS</w:t>
-        </w:r>
-      </w:hyperlink>
-    </w:p>
-    <w:p>
-      <w:pPr>
-        <w:keepNext/>
-        <w:spacing w:after="20"/>
-        <w:ind w:left="634"/>
-      </w:pPr>
-      <w:hyperlink w:anchor="_bkp_toc_27">
-        <w:r>
-          <w:rPr>
-            <w:sz w:val="17"/>
-          </w:rPr>
-          <w:t xml:space="preserve">CORPORATE LEADERSHIP CHANGES</w:t>
-        </w:r>
-      </w:hyperlink>
-    </w:p>
-    <w:p>
-      <w:pPr>
-        <w:keepNext/>
-        <w:spacing w:after="20"/>
-        <w:ind w:left="317"/>
-      </w:pPr>
-      <w:hyperlink w:anchor="_bkp_toc_28">
-        <w:r>
-          <w:rPr>
-            <w:sz w:val="18"/>
-          </w:rPr>
-          <w:t xml:space="preserve">GLOBAL FIGURES</w:t>
-        </w:r>
-      </w:hyperlink>
-    </w:p>
-    <w:p>
-      <w:pPr>
-        <w:keepNext/>
-        <w:spacing w:after="20"/>
-        <w:ind w:left="0"/>
-      </w:pPr>
-      <w:hyperlink w:anchor="_bkp_toc_29">
-        <w:r>
-          <w:rPr>
-            <w:b/>
-            <w:sz w:val="19"/>
-          </w:rPr>
-          <w:t xml:space="preserve">REFS</w:t>
-        </w:r>
-      </w:hyperlink>
-    </w:p>
-    <w:p>
-      <w:pPr>
-        <w:keepNext/>
-        <w:spacing w:after="20"/>
-        <w:ind w:left="317"/>
-      </w:pPr>
-      <w:hyperlink w:anchor="_bkp_toc_30">
-        <w:r>
-          <w:rPr>
-            <w:sz w:val="18"/>
-          </w:rPr>
-          <w:t xml:space="preserve">COUNTRIES</w:t>
-        </w:r>
-      </w:hyperlink>
-    </w:p>
-    <w:p>
-      <w:pPr>
-        <w:keepNext/>
-        <w:spacing w:after="20"/>
-        <w:ind w:left="634"/>
-      </w:pPr>
-      <w:hyperlink w:anchor="_bkp_toc_31">
-        <w:r>
-          <w:rPr>
-            <w:sz w:val="17"/>
-          </w:rPr>
-          <w:t xml:space="preserve">PREFERRED FORMS</w:t>
-        </w:r>
-      </w:hyperlink>
-    </w:p>
-    <w:p>
-      <w:pPr>
-        <w:keepNext/>
-        <w:spacing w:after="20"/>
-        <w:ind w:left="634"/>
-      </w:pPr>
-      <w:hyperlink w:anchor="_bkp_toc_32">
-        <w:r>
-          <w:rPr>
-            <w:sz w:val="17"/>
-          </w:rPr>
-          <w:t xml:space="preserve">ADJECTIVAL / DEMONYM TRAPS</w:t>
-        </w:r>
-      </w:hyperlink>
-    </w:p>
-    <w:p>
-      <w:pPr>
-        <w:keepNext/>
-        <w:spacing w:after="20"/>
-        <w:ind w:left="634"/>
-      </w:pPr>
-      <w:hyperlink w:anchor="_bkp_toc_33">
-        <w:r>
-          <w:rPr>
-            <w:sz w:val="17"/>
-          </w:rPr>
-          <w:t xml:space="preserve">CAPITALS AND COUNTRY STRUCTURE</w:t>
-        </w:r>
-      </w:hyperlink>
-    </w:p>
-    <w:p>
-      <w:pPr>
-        <w:keepNext/>
-        <w:spacing w:after="20"/>
-        <w:ind w:left="634"/>
-      </w:pPr>
-      <w:hyperlink w:anchor="_bkp_toc_34">
-        <w:r>
-          <w:rPr>
-            <w:sz w:val="17"/>
-          </w:rPr>
-          <w:t xml:space="preserve">HEADLINE ABBREVIATION FORMS</w:t>
-        </w:r>
-      </w:hyperlink>
-    </w:p>
-    <w:p>
-      <w:pPr>
-        <w:keepNext/>
-        <w:spacing w:after="20"/>
-        <w:ind w:left="317"/>
-      </w:pPr>
-      <w:hyperlink w:anchor="_bkp_toc_35">
-        <w:r>
-          <w:rPr>
-            <w:sz w:val="18"/>
-          </w:rPr>
-          <w:t xml:space="preserve">FOREIGN PLACES</w:t>
-        </w:r>
-      </w:hyperlink>
-    </w:p>
-    <w:p>
-      <w:pPr>
-        <w:keepNext/>
-        <w:spacing w:after="20"/>
-        <w:ind w:left="317"/>
-      </w:pPr>
-      <w:hyperlink w:anchor="_bkp_toc_36">
-        <w:r>
-          <w:rPr>
-            <w:sz w:val="18"/>
-          </w:rPr>
-          <w:t xml:space="preserve">THAI PLACES</w:t>
-        </w:r>
-      </w:hyperlink>
-    </w:p>
-    <w:p>
-      <w:pPr>
-        <w:keepNext/>
-        <w:spacing w:after="20"/>
-        <w:ind w:left="634"/>
-      </w:pPr>
-      <w:hyperlink w:anchor="_bkp_toc_37">
-        <w:r>
-          <w:rPr>
-            <w:sz w:val="17"/>
-          </w:rPr>
-          <w:t xml:space="preserve">PROVINCES</w:t>
-        </w:r>
-      </w:hyperlink>
-    </w:p>
-    <w:p>
-      <w:pPr>
-        <w:keepNext/>
-        <w:spacing w:after="20"/>
-        <w:ind w:left="317"/>
-      </w:pPr>
-      <w:hyperlink w:anchor="_bkp_toc_38">
-        <w:r>
-          <w:rPr>
-            <w:sz w:val="18"/>
-          </w:rPr>
-          <w:t xml:space="preserve">ORGANISATIONS</w:t>
-        </w:r>
-      </w:hyperlink>
-    </w:p>
-    <w:p>
-      <w:pPr>
-        <w:keepNext/>
-        <w:spacing w:after="20"/>
-        <w:ind w:left="317"/>
-      </w:pPr>
-      <w:hyperlink w:anchor="_bkp_toc_39">
-        <w:r>
-          <w:rPr>
-            <w:sz w:val="18"/>
-          </w:rPr>
-          <w:t xml:space="preserve">VOCABULARY &amp; SPELLING</w:t>
-        </w:r>
-      </w:hyperlink>
-    </w:p>
-    <w:p>
-      <w:pPr>
-        <w:keepNext/>
-        <w:spacing w:after="20"/>
-        <w:ind w:left="634"/>
-      </w:pPr>
-      <w:hyperlink w:anchor="_bkp_toc_40">
-        <w:r>
-          <w:rPr>
-            <w:sz w:val="17"/>
-          </w:rPr>
-          <w:t xml:space="preserve">NUMBERS AND SYMBOLS</w:t>
-        </w:r>
-      </w:hyperlink>
-    </w:p>
-    <w:p>
-      <w:pPr>
-        <w:keepNext/>
-        <w:spacing w:after="20"/>
-        <w:ind w:left="634"/>
-      </w:pPr>
-      <w:hyperlink w:anchor="_bkp_toc_41">
-        <w:r>
-          <w:rPr>
-            <w:sz w:val="17"/>
-          </w:rPr>
-          <w:t xml:space="preserve">UK VS US TRAPS</w:t>
-        </w:r>
-      </w:hyperlink>
-    </w:p>
-    <w:p>
-      <w:pPr>
-        <w:spacing w:after="20"/>
-        <w:ind w:left="634"/>
-      </w:pPr>
-      <w:hyperlink w:anchor="_bkp_toc_42">
-        <w:r>
-          <w:rPr>
-            <w:sz w:val="17"/>
-          </w:rPr>
-          <w:t xml:space="preserve">VOCABULARY RULINGS</w:t>
-        </w:r>
-      </w:hyperlink>
-    </w:p>
+        <w:rPr>
+          <w:sz w:val="4"/>
+        </w:rPr>
+      </w:r>
+    </w:p>
+    <w:tbl>
+      <w:tblPr>
+        <w:tblW w:type="dxa" w:w="9360"/>
+        <w:tblLayout w:type="fixed"/>
+        <w:tblLook w:firstColumn="1" w:firstRow="1" w:lastColumn="0" w:lastRow="0" w:noHBand="0" w:noVBand="1" w:val="04A0"/>
+      </w:tblPr>
+      <w:tblGrid>
+        <w:gridCol w:w="4500"/>
+        <w:gridCol w:w="360"/>
+        <w:gridCol w:w="4500"/>
+      </w:tblGrid>
+      <w:tr>
+        <w:trPr>
+          <w:cantSplit/>
+          <w:trHeight w:val="11200" w:hRule="atLeast"/>
+        </w:trPr>
+        <w:tc>
+          <w:tcPr>
+            <w:tcW w:type="dxa" w:w="4500"/>
+            <w:tcMar>
+              <w:top w:w="160" w:type="dxa"/>
+              <w:start w:w="180" w:type="dxa"/>
+              <w:bottom w:w="180" w:type="dxa"/>
+              <w:end w:w="180" w:type="dxa"/>
+            </w:tcMar>
+            <w:shd w:fill="F7F7F7"/>
+            <w:tcBorders>
+              <w:top w:val="single" w:sz="12" w:color="9A9A9A"/>
+              <w:left w:val="single" w:sz="12" w:color="9A9A9A"/>
+              <w:bottom w:val="single" w:sz="12" w:color="9A9A9A"/>
+              <w:right w:val="single" w:sz="12" w:color="9A9A9A"/>
+            </w:tcBorders>
+          </w:tcPr>
+          <w:p>
+            <w:pPr>
+              <w:spacing w:after="140"/>
+              <w:jc w:val="center"/>
+              <w:pBdr>
+                <w:bottom w:val="single" w:sz="16" w:space="4" w:color="000000"/>
+              </w:pBdr>
+            </w:pPr>
+            <w:r>
+              <w:rPr>
+                <w:rFonts w:ascii="Arial Black" w:hAnsi="Arial Black"/>
+                <w:b/>
+                <w:sz w:val="32"/>
+              </w:rPr>
+              <w:t>GUIDE</w:t>
+            </w:r>
+          </w:p>
+          <w:p>
+            <w:pPr>
+              <w:spacing w:before="140" w:after="60" w:line="240" w:lineRule="auto"/>
+              <w:ind w:left="0"/>
+            </w:pPr>
+            <w:hyperlink w:anchor="_bkp_toc_0">
+              <w:r>
+                <w:rPr>
+                  <w:rFonts w:ascii="Arial Black" w:hAnsi="Arial Black" w:cs="Arial Black" w:eastAsia="Arial Black"/>
+                  <w:b/>
+                  <w:color w:val="000000"/>
+                  <w:sz w:val="30"/>
+                </w:rPr>
+                <w:t xml:space="preserve">EDITING</w:t>
+              </w:r>
+            </w:hyperlink>
+          </w:p>
+          <w:p>
+            <w:pPr>
+              <w:spacing w:before="80" w:after="30" w:line="240" w:lineRule="auto"/>
+              <w:ind w:left="173"/>
+            </w:pPr>
+            <w:hyperlink w:anchor="_bkp_toc_1">
+              <w:r>
+                <w:rPr>
+                  <w:rFonts w:ascii="Arial Black" w:hAnsi="Arial Black" w:cs="Arial Black" w:eastAsia="Arial Black"/>
+                  <w:b/>
+                  <w:color w:val="A0A0A0"/>
+                  <w:sz w:val="22"/>
+                </w:rPr>
+                <w:t xml:space="preserve">SOLVE THE PROBLEM</w:t>
+              </w:r>
+            </w:hyperlink>
+          </w:p>
+          <w:p>
+            <w:pPr>
+              <w:spacing w:before="60" w:after="20" w:line="240" w:lineRule="auto"/>
+              <w:ind w:left="346"/>
+            </w:pPr>
+            <w:hyperlink w:anchor="_bkp_toc_2">
+              <w:r>
+                <w:rPr>
+                  <w:rFonts w:ascii="Arial Black" w:hAnsi="Arial Black" w:cs="Arial Black" w:eastAsia="Arial Black"/>
+                  <w:b/>
+                  <w:color w:val="555555"/>
+                  <w:sz w:val="19"/>
+                </w:rPr>
+                <w:t xml:space="preserve">VERIFICATION AND PROXIMITY</w:t>
+              </w:r>
+            </w:hyperlink>
+          </w:p>
+          <w:p>
+            <w:pPr>
+              <w:spacing w:before="140" w:after="60" w:line="240" w:lineRule="auto"/>
+              <w:ind w:left="0"/>
+            </w:pPr>
+            <w:hyperlink w:anchor="_bkp_toc_3">
+              <w:r>
+                <w:rPr>
+                  <w:rFonts w:ascii="Arial Black" w:hAnsi="Arial Black" w:cs="Arial Black" w:eastAsia="Arial Black"/>
+                  <w:b/>
+                  <w:color w:val="000000"/>
+                  <w:sz w:val="30"/>
+                </w:rPr>
+                <w:t xml:space="preserve">PROCESSES</w:t>
+              </w:r>
+            </w:hyperlink>
+          </w:p>
+          <w:p>
+            <w:pPr>
+              <w:spacing w:before="60" w:after="20" w:line="240" w:lineRule="auto"/>
+              <w:ind w:left="346"/>
+            </w:pPr>
+            <w:hyperlink w:anchor="_bkp_toc_4">
+              <w:r>
+                <w:rPr>
+                  <w:rFonts w:ascii="Arial Black" w:hAnsi="Arial Black" w:cs="Arial Black" w:eastAsia="Arial Black"/>
+                  <w:b/>
+                  <w:color w:val="555555"/>
+                  <w:sz w:val="19"/>
+                </w:rPr>
+                <w:t xml:space="preserve">CONVERSIONS</w:t>
+              </w:r>
+            </w:hyperlink>
+          </w:p>
+          <w:p>
+            <w:pPr>
+              <w:spacing w:before="30" w:after="10" w:line="240" w:lineRule="auto"/>
+              <w:ind w:left="518"/>
+            </w:pPr>
+            <w:hyperlink w:anchor="_bkp_toc_5">
+              <w:r>
+                <w:rPr>
+                  <w:rFonts w:ascii="Arial" w:hAnsi="Arial" w:cs="Arial" w:eastAsia="Arial"/>
+                  <w:b/>
+                  <w:color w:val="000000"/>
+                  <w:sz w:val="17"/>
+                </w:rPr>
+                <w:t xml:space="preserve">Numbers</w:t>
+              </w:r>
+            </w:hyperlink>
+          </w:p>
+          <w:p>
+            <w:pPr>
+              <w:spacing w:before="30" w:after="10" w:line="240" w:lineRule="auto"/>
+              <w:ind w:left="518"/>
+            </w:pPr>
+            <w:hyperlink w:anchor="_bkp_toc_6">
+              <w:r>
+                <w:rPr>
+                  <w:rFonts w:ascii="Arial" w:hAnsi="Arial" w:cs="Arial" w:eastAsia="Arial"/>
+                  <w:b/>
+                  <w:color w:val="000000"/>
+                  <w:sz w:val="17"/>
+                </w:rPr>
+                <w:t xml:space="preserve">Times</w:t>
+              </w:r>
+            </w:hyperlink>
+          </w:p>
+          <w:p>
+            <w:pPr>
+              <w:spacing w:before="30" w:after="10" w:line="240" w:lineRule="auto"/>
+              <w:ind w:left="518"/>
+            </w:pPr>
+            <w:hyperlink w:anchor="_bkp_toc_7">
+              <w:r>
+                <w:rPr>
+                  <w:rFonts w:ascii="Arial" w:hAnsi="Arial" w:cs="Arial" w:eastAsia="Arial"/>
+                  <w:b/>
+                  <w:color w:val="000000"/>
+                  <w:sz w:val="17"/>
+                </w:rPr>
+                <w:t xml:space="preserve">Dates</w:t>
+              </w:r>
+            </w:hyperlink>
+          </w:p>
+          <w:p>
+            <w:pPr>
+              <w:spacing w:before="30" w:after="10" w:line="240" w:lineRule="auto"/>
+              <w:ind w:left="518"/>
+            </w:pPr>
+            <w:hyperlink w:anchor="_bkp_toc_8">
+              <w:r>
+                <w:rPr>
+                  <w:rFonts w:ascii="Arial" w:hAnsi="Arial" w:cs="Arial" w:eastAsia="Arial"/>
+                  <w:b/>
+                  <w:color w:val="000000"/>
+                  <w:sz w:val="17"/>
+                </w:rPr>
+                <w:t xml:space="preserve">Datelines</w:t>
+              </w:r>
+            </w:hyperlink>
+          </w:p>
+          <w:p>
+            <w:pPr>
+              <w:spacing w:before="30" w:after="10" w:line="240" w:lineRule="auto"/>
+              <w:ind w:left="518"/>
+            </w:pPr>
+            <w:hyperlink w:anchor="_bkp_toc_9">
+              <w:r>
+                <w:rPr>
+                  <w:rFonts w:ascii="Arial" w:hAnsi="Arial" w:cs="Arial" w:eastAsia="Arial"/>
+                  <w:b/>
+                  <w:color w:val="000000"/>
+                  <w:sz w:val="17"/>
+                </w:rPr>
+                <w:t xml:space="preserve">Currency</w:t>
+              </w:r>
+            </w:hyperlink>
+          </w:p>
+          <w:p>
+            <w:pPr>
+              <w:spacing w:before="30" w:after="10" w:line="240" w:lineRule="auto"/>
+              <w:ind w:left="518"/>
+            </w:pPr>
+            <w:hyperlink w:anchor="_bkp_toc_10">
+              <w:r>
+                <w:rPr>
+                  <w:rFonts w:ascii="Arial" w:hAnsi="Arial" w:cs="Arial" w:eastAsia="Arial"/>
+                  <w:b/>
+                  <w:color w:val="000000"/>
+                  <w:sz w:val="17"/>
+                </w:rPr>
+                <w:t xml:space="preserve">Measurements</w:t>
+              </w:r>
+            </w:hyperlink>
+          </w:p>
+          <w:p>
+            <w:pPr>
+              <w:spacing w:before="30" w:after="10" w:line="240" w:lineRule="auto"/>
+              <w:ind w:left="518"/>
+            </w:pPr>
+            <w:hyperlink w:anchor="_bkp_toc_11">
+              <w:r>
+                <w:rPr>
+                  <w:rFonts w:ascii="Arial" w:hAnsi="Arial" w:cs="Arial" w:eastAsia="Arial"/>
+                  <w:b/>
+                  <w:color w:val="000000"/>
+                  <w:sz w:val="17"/>
+                </w:rPr>
+                <w:t xml:space="preserve">Names and honorifics</w:t>
+              </w:r>
+            </w:hyperlink>
+          </w:p>
+          <w:p>
+            <w:pPr>
+              <w:spacing w:before="30" w:after="10" w:line="240" w:lineRule="auto"/>
+              <w:ind w:left="518"/>
+            </w:pPr>
+            <w:hyperlink w:anchor="_bkp_toc_12">
+              <w:r>
+                <w:rPr>
+                  <w:rFonts w:ascii="Arial" w:hAnsi="Arial" w:cs="Arial" w:eastAsia="Arial"/>
+                  <w:b/>
+                  <w:color w:val="000000"/>
+                  <w:sz w:val="17"/>
+                </w:rPr>
+                <w:t xml:space="preserve">Acronyms</w:t>
+              </w:r>
+            </w:hyperlink>
+          </w:p>
+          <w:p>
+            <w:pPr>
+              <w:spacing w:before="30" w:after="10" w:line="240" w:lineRule="auto"/>
+              <w:ind w:left="518"/>
+            </w:pPr>
+            <w:hyperlink w:anchor="_bkp_toc_13">
+              <w:r>
+                <w:rPr>
+                  <w:rFonts w:ascii="Arial" w:hAnsi="Arial" w:cs="Arial" w:eastAsia="Arial"/>
+                  <w:b/>
+                  <w:color w:val="000000"/>
+                  <w:sz w:val="17"/>
+                </w:rPr>
+                <w:t xml:space="preserve">Country abbreviations in heads</w:t>
+              </w:r>
+            </w:hyperlink>
+          </w:p>
+          <w:p>
+            <w:pPr>
+              <w:spacing w:before="60" w:after="20" w:line="240" w:lineRule="auto"/>
+              <w:ind w:left="346"/>
+            </w:pPr>
+            <w:hyperlink w:anchor="_bkp_toc_14">
+              <w:r>
+                <w:rPr>
+                  <w:rFonts w:ascii="Arial Black" w:hAnsi="Arial Black" w:cs="Arial Black" w:eastAsia="Arial Black"/>
+                  <w:b/>
+                  <w:color w:val="555555"/>
+                  <w:sz w:val="19"/>
+                </w:rPr>
+                <w:t xml:space="preserve">Scope</w:t>
+              </w:r>
+            </w:hyperlink>
+          </w:p>
+          <w:p>
+            <w:pPr>
+              <w:spacing w:before="30" w:after="10" w:line="240" w:lineRule="auto"/>
+              <w:ind w:left="518"/>
+            </w:pPr>
+            <w:hyperlink w:anchor="_bkp_toc_15">
+              <w:r>
+                <w:rPr>
+                  <w:rFonts w:ascii="Arial" w:hAnsi="Arial" w:cs="Arial" w:eastAsia="Arial"/>
+                  <w:b/>
+                  <w:color w:val="000000"/>
+                  <w:sz w:val="17"/>
+                </w:rPr>
+                <w:t xml:space="preserve">Length</w:t>
+              </w:r>
+            </w:hyperlink>
+          </w:p>
+          <w:p>
+            <w:pPr>
+              <w:spacing w:before="60" w:after="20" w:line="240" w:lineRule="auto"/>
+              <w:ind w:left="346"/>
+            </w:pPr>
+            <w:hyperlink w:anchor="_bkp_toc_16">
+              <w:r>
+                <w:rPr>
+                  <w:rFonts w:ascii="Arial Black" w:hAnsi="Arial Black" w:cs="Arial Black" w:eastAsia="Arial Black"/>
+                  <w:b/>
+                  <w:color w:val="555555"/>
+                  <w:sz w:val="19"/>
+                </w:rPr>
+                <w:t xml:space="preserve">PR copy</w:t>
+              </w:r>
+            </w:hyperlink>
+          </w:p>
+          <w:p>
+            <w:pPr>
+              <w:spacing w:before="80" w:after="30" w:line="240" w:lineRule="auto"/>
+              <w:ind w:left="173"/>
+            </w:pPr>
+            <w:hyperlink w:anchor="_bkp_toc_17">
+              <w:r>
+                <w:rPr>
+                  <w:rFonts w:ascii="Arial Black" w:hAnsi="Arial Black" w:cs="Arial Black" w:eastAsia="Arial Black"/>
+                  <w:b/>
+                  <w:color w:val="A0A0A0"/>
+                  <w:sz w:val="22"/>
+                </w:rPr>
+                <w:t xml:space="preserve">OUTPUT</w:t>
+              </w:r>
+            </w:hyperlink>
+          </w:p>
+          <w:p>
+            <w:pPr>
+              <w:spacing w:before="60" w:after="20" w:line="240" w:lineRule="auto"/>
+              <w:ind w:left="346"/>
+            </w:pPr>
+            <w:hyperlink w:anchor="_bkp_toc_18">
+              <w:r>
+                <w:rPr>
+                  <w:rFonts w:ascii="Arial Black" w:hAnsi="Arial Black" w:cs="Arial Black" w:eastAsia="Arial Black"/>
+                  <w:b/>
+                  <w:color w:val="555555"/>
+                  <w:sz w:val="19"/>
+                </w:rPr>
+                <w:t xml:space="preserve">JOB REPORT</w:t>
+              </w:r>
+            </w:hyperlink>
+          </w:p>
+          <w:p>
+            <w:pPr>
+              <w:spacing w:before="60" w:after="20" w:line="240" w:lineRule="auto"/>
+              <w:ind w:left="346"/>
+            </w:pPr>
+            <w:hyperlink w:anchor="_bkp_toc_19">
+              <w:r>
+                <w:rPr>
+                  <w:rFonts w:ascii="Arial Black" w:hAnsi="Arial Black" w:cs="Arial Black" w:eastAsia="Arial Black"/>
+                  <w:b/>
+                  <w:color w:val="555555"/>
+                  <w:sz w:val="19"/>
+                </w:rPr>
+                <w:t xml:space="preserve">FORMAT</w:t>
+              </w:r>
+            </w:hyperlink>
+          </w:p>
+          <w:p>
+            <w:pPr>
+              <w:spacing w:before="60" w:after="20" w:line="240" w:lineRule="auto"/>
+              <w:ind w:left="346"/>
+            </w:pPr>
+            <w:hyperlink w:anchor="_bkp_toc_20">
+              <w:r>
+                <w:rPr>
+                  <w:rFonts w:ascii="Arial Black" w:hAnsi="Arial Black" w:cs="Arial Black" w:eastAsia="Arial Black"/>
+                  <w:b/>
+                  <w:color w:val="555555"/>
+                  <w:sz w:val="19"/>
+                </w:rPr>
+                <w:t xml:space="preserve">STYLE LOG</w:t>
+              </w:r>
+            </w:hyperlink>
+          </w:p>
+          <w:p>
+            <w:pPr>
+              <w:spacing w:before="60" w:after="20" w:line="240" w:lineRule="auto"/>
+              <w:ind w:left="346"/>
+            </w:pPr>
+            <w:hyperlink w:anchor="_bkp_toc_21">
+              <w:r>
+                <w:rPr>
+                  <w:rFonts w:ascii="Arial Black" w:hAnsi="Arial Black" w:cs="Arial Black" w:eastAsia="Arial Black"/>
+                  <w:b/>
+                  <w:color w:val="555555"/>
+                  <w:sz w:val="19"/>
+                </w:rPr>
+                <w:t xml:space="preserve">REFERENCES</w:t>
+              </w:r>
+            </w:hyperlink>
+          </w:p>
+          <w:p>
+            <w:pPr>
+              <w:spacing w:before="60" w:after="20" w:line="240" w:lineRule="auto"/>
+              <w:ind w:left="346"/>
+            </w:pPr>
+            <w:hyperlink w:anchor="_bkp_toc_22">
+              <w:r>
+                <w:rPr>
+                  <w:rFonts w:ascii="Arial Black" w:hAnsi="Arial Black" w:cs="Arial Black" w:eastAsia="Arial Black"/>
+                  <w:b/>
+                  <w:color w:val="555555"/>
+                  <w:sz w:val="19"/>
+                </w:rPr>
+                <w:t xml:space="preserve">UNRESOLVED</w:t>
+              </w:r>
+            </w:hyperlink>
+          </w:p>
+        </w:tc>
+        <w:tc>
+          <w:tcPr>
+            <w:tcW w:type="dxa" w:w="360"/>
+            <w:tcMar>
+              <w:top w:w="0" w:type="dxa"/>
+              <w:start w:w="0" w:type="dxa"/>
+              <w:bottom w:w="0" w:type="dxa"/>
+              <w:end w:w="0" w:type="dxa"/>
+            </w:tcMar>
+          </w:tcPr>
+          <w:p/>
+        </w:tc>
+        <w:tc>
+          <w:tcPr>
+            <w:tcW w:type="dxa" w:w="4500"/>
+            <w:tcMar>
+              <w:top w:w="160" w:type="dxa"/>
+              <w:start w:w="180" w:type="dxa"/>
+              <w:bottom w:w="180" w:type="dxa"/>
+              <w:end w:w="180" w:type="dxa"/>
+            </w:tcMar>
+            <w:shd w:fill="F7F7F7"/>
+            <w:tcBorders>
+              <w:top w:val="single" w:sz="12" w:color="9A9A9A"/>
+              <w:left w:val="single" w:sz="12" w:color="9A9A9A"/>
+              <w:bottom w:val="single" w:sz="12" w:color="9A9A9A"/>
+              <w:right w:val="single" w:sz="12" w:color="9A9A9A"/>
+            </w:tcBorders>
+          </w:tcPr>
+          <w:p>
+            <w:pPr>
+              <w:spacing w:after="140"/>
+              <w:jc w:val="center"/>
+              <w:pBdr>
+                <w:bottom w:val="single" w:sz="16" w:space="4" w:color="000000"/>
+              </w:pBdr>
+            </w:pPr>
+            <w:r>
+              <w:rPr>
+                <w:rFonts w:ascii="Arial Black" w:hAnsi="Arial Black"/>
+                <w:b/>
+                <w:sz w:val="32"/>
+              </w:rPr>
+              <w:t>DIRECTORY</w:t>
+            </w:r>
+          </w:p>
+          <w:p>
+            <w:pPr>
+              <w:spacing w:before="160" w:after="60" w:line="240" w:lineRule="auto"/>
+              <w:ind w:left="0"/>
+            </w:pPr>
+            <w:hyperlink w:anchor="_bkp_toc_23">
+              <w:r>
+                <w:rPr>
+                  <w:rFonts w:ascii="Arial Black" w:hAnsi="Arial Black" w:cs="Arial Black" w:eastAsia="Arial Black"/>
+                  <w:b/>
+                  <w:color w:val="000000"/>
+                  <w:sz w:val="32"/>
+                </w:rPr>
+                <w:t xml:space="preserve">STATUS</w:t>
+              </w:r>
+            </w:hyperlink>
+          </w:p>
+          <w:p>
+            <w:pPr>
+              <w:spacing w:before="100" w:after="40" w:line="240" w:lineRule="auto"/>
+              <w:ind w:left="173"/>
+            </w:pPr>
+            <w:hyperlink w:anchor="_bkp_toc_24">
+              <w:r>
+                <w:rPr>
+                  <w:rFonts w:ascii="Arial Black" w:hAnsi="Arial Black" w:cs="Arial Black" w:eastAsia="Arial Black"/>
+                  <w:b/>
+                  <w:color w:val="A0A0A0"/>
+                  <w:sz w:val="24"/>
+                </w:rPr>
+                <w:t xml:space="preserve">APEX FIGURES</w:t>
+              </w:r>
+            </w:hyperlink>
+          </w:p>
+          <w:p>
+            <w:pPr>
+              <w:spacing w:before="100" w:after="40" w:line="240" w:lineRule="auto"/>
+              <w:ind w:left="173"/>
+            </w:pPr>
+            <w:hyperlink w:anchor="_bkp_toc_25">
+              <w:r>
+                <w:rPr>
+                  <w:rFonts w:ascii="Arial Black" w:hAnsi="Arial Black" w:cs="Arial Black" w:eastAsia="Arial Black"/>
+                  <w:b/>
+                  <w:color w:val="A0A0A0"/>
+                  <w:sz w:val="24"/>
+                </w:rPr>
+                <w:t xml:space="preserve">SECOND TIER</w:t>
+              </w:r>
+            </w:hyperlink>
+          </w:p>
+          <w:p>
+            <w:pPr>
+              <w:spacing w:before="60" w:after="30" w:line="240" w:lineRule="auto"/>
+              <w:ind w:left="346"/>
+            </w:pPr>
+            <w:hyperlink w:anchor="_bkp_toc_26">
+              <w:r>
+                <w:rPr>
+                  <w:rFonts w:ascii="Arial Black" w:hAnsi="Arial Black" w:cs="Arial Black" w:eastAsia="Arial Black"/>
+                  <w:b/>
+                  <w:color w:val="555555"/>
+                  <w:sz w:val="20"/>
+                </w:rPr>
+                <w:t xml:space="preserve">MORTALITIES AND SUCCESSIONS</w:t>
+              </w:r>
+            </w:hyperlink>
+          </w:p>
+          <w:p>
+            <w:pPr>
+              <w:spacing w:before="60" w:after="30" w:line="240" w:lineRule="auto"/>
+              <w:ind w:left="346"/>
+            </w:pPr>
+            <w:hyperlink w:anchor="_bkp_toc_27">
+              <w:r>
+                <w:rPr>
+                  <w:rFonts w:ascii="Arial Black" w:hAnsi="Arial Black" w:cs="Arial Black" w:eastAsia="Arial Black"/>
+                  <w:b/>
+                  <w:color w:val="555555"/>
+                  <w:sz w:val="20"/>
+                </w:rPr>
+                <w:t xml:space="preserve">CORPORATE LEADERSHIP CHANGES</w:t>
+              </w:r>
+            </w:hyperlink>
+          </w:p>
+          <w:p>
+            <w:pPr>
+              <w:spacing w:before="100" w:after="40" w:line="240" w:lineRule="auto"/>
+              <w:ind w:left="173"/>
+            </w:pPr>
+            <w:hyperlink w:anchor="_bkp_toc_28">
+              <w:r>
+                <w:rPr>
+                  <w:rFonts w:ascii="Arial Black" w:hAnsi="Arial Black" w:cs="Arial Black" w:eastAsia="Arial Black"/>
+                  <w:b/>
+                  <w:color w:val="A0A0A0"/>
+                  <w:sz w:val="24"/>
+                </w:rPr>
+                <w:t xml:space="preserve">GLOBAL FIGURES</w:t>
+              </w:r>
+            </w:hyperlink>
+          </w:p>
+          <w:p>
+            <w:pPr>
+              <w:spacing w:before="160" w:after="60" w:line="240" w:lineRule="auto"/>
+              <w:ind w:left="0"/>
+            </w:pPr>
+            <w:hyperlink w:anchor="_bkp_toc_29">
+              <w:r>
+                <w:rPr>
+                  <w:rFonts w:ascii="Arial Black" w:hAnsi="Arial Black" w:cs="Arial Black" w:eastAsia="Arial Black"/>
+                  <w:b/>
+                  <w:color w:val="000000"/>
+                  <w:sz w:val="32"/>
+                </w:rPr>
+                <w:t xml:space="preserve">REFS</w:t>
+              </w:r>
+            </w:hyperlink>
+          </w:p>
+          <w:p>
+            <w:pPr>
+              <w:spacing w:before="100" w:after="40" w:line="240" w:lineRule="auto"/>
+              <w:ind w:left="173"/>
+            </w:pPr>
+            <w:hyperlink w:anchor="_bkp_toc_30">
+              <w:r>
+                <w:rPr>
+                  <w:rFonts w:ascii="Arial Black" w:hAnsi="Arial Black" w:cs="Arial Black" w:eastAsia="Arial Black"/>
+                  <w:b/>
+                  <w:color w:val="A0A0A0"/>
+                  <w:sz w:val="24"/>
+                </w:rPr>
+                <w:t xml:space="preserve">COUNTRIES</w:t>
+              </w:r>
+            </w:hyperlink>
+          </w:p>
+          <w:p>
+            <w:pPr>
+              <w:spacing w:before="60" w:after="30" w:line="240" w:lineRule="auto"/>
+              <w:ind w:left="346"/>
+            </w:pPr>
+            <w:hyperlink w:anchor="_bkp_toc_31">
+              <w:r>
+                <w:rPr>
+                  <w:rFonts w:ascii="Arial Black" w:hAnsi="Arial Black" w:cs="Arial Black" w:eastAsia="Arial Black"/>
+                  <w:b/>
+                  <w:color w:val="555555"/>
+                  <w:sz w:val="20"/>
+                </w:rPr>
+                <w:t xml:space="preserve">PREFERRED FORMS</w:t>
+              </w:r>
+            </w:hyperlink>
+          </w:p>
+          <w:p>
+            <w:pPr>
+              <w:spacing w:before="60" w:after="30" w:line="240" w:lineRule="auto"/>
+              <w:ind w:left="346"/>
+            </w:pPr>
+            <w:hyperlink w:anchor="_bkp_toc_32">
+              <w:r>
+                <w:rPr>
+                  <w:rFonts w:ascii="Arial Black" w:hAnsi="Arial Black" w:cs="Arial Black" w:eastAsia="Arial Black"/>
+                  <w:b/>
+                  <w:color w:val="555555"/>
+                  <w:sz w:val="20"/>
+                </w:rPr>
+                <w:t xml:space="preserve">ADJECTIVAL / DEMONYM TRAPS</w:t>
+              </w:r>
+            </w:hyperlink>
+          </w:p>
+          <w:p>
+            <w:pPr>
+              <w:spacing w:before="60" w:after="30" w:line="240" w:lineRule="auto"/>
+              <w:ind w:left="346"/>
+            </w:pPr>
+            <w:hyperlink w:anchor="_bkp_toc_33">
+              <w:r>
+                <w:rPr>
+                  <w:rFonts w:ascii="Arial Black" w:hAnsi="Arial Black" w:cs="Arial Black" w:eastAsia="Arial Black"/>
+                  <w:b/>
+                  <w:color w:val="555555"/>
+                  <w:sz w:val="20"/>
+                </w:rPr>
+                <w:t xml:space="preserve">CAPITALS AND COUNTRY STRUCTURE</w:t>
+              </w:r>
+            </w:hyperlink>
+          </w:p>
+          <w:p>
+            <w:pPr>
+              <w:spacing w:before="60" w:after="30" w:line="240" w:lineRule="auto"/>
+              <w:ind w:left="346"/>
+            </w:pPr>
+            <w:hyperlink w:anchor="_bkp_toc_34">
+              <w:r>
+                <w:rPr>
+                  <w:rFonts w:ascii="Arial Black" w:hAnsi="Arial Black" w:cs="Arial Black" w:eastAsia="Arial Black"/>
+                  <w:b/>
+                  <w:color w:val="555555"/>
+                  <w:sz w:val="20"/>
+                </w:rPr>
+                <w:t xml:space="preserve">HEADLINE ABBREVIATION FORMS</w:t>
+              </w:r>
+            </w:hyperlink>
+          </w:p>
+          <w:p>
+            <w:pPr>
+              <w:spacing w:before="100" w:after="40" w:line="240" w:lineRule="auto"/>
+              <w:ind w:left="173"/>
+            </w:pPr>
+            <w:hyperlink w:anchor="_bkp_toc_35">
+              <w:r>
+                <w:rPr>
+                  <w:rFonts w:ascii="Arial Black" w:hAnsi="Arial Black" w:cs="Arial Black" w:eastAsia="Arial Black"/>
+                  <w:b/>
+                  <w:color w:val="A0A0A0"/>
+                  <w:sz w:val="24"/>
+                </w:rPr>
+                <w:t xml:space="preserve">FOREIGN PLACES</w:t>
+              </w:r>
+            </w:hyperlink>
+          </w:p>
+          <w:p>
+            <w:pPr>
+              <w:spacing w:before="100" w:after="40" w:line="240" w:lineRule="auto"/>
+              <w:ind w:left="173"/>
+            </w:pPr>
+            <w:hyperlink w:anchor="_bkp_toc_36">
+              <w:r>
+                <w:rPr>
+                  <w:rFonts w:ascii="Arial Black" w:hAnsi="Arial Black" w:cs="Arial Black" w:eastAsia="Arial Black"/>
+                  <w:b/>
+                  <w:color w:val="A0A0A0"/>
+                  <w:sz w:val="24"/>
+                </w:rPr>
+                <w:t xml:space="preserve">THAI PLACES</w:t>
+              </w:r>
+            </w:hyperlink>
+          </w:p>
+          <w:p>
+            <w:pPr>
+              <w:spacing w:before="60" w:after="30" w:line="240" w:lineRule="auto"/>
+              <w:ind w:left="346"/>
+            </w:pPr>
+            <w:hyperlink w:anchor="_bkp_toc_37">
+              <w:r>
+                <w:rPr>
+                  <w:rFonts w:ascii="Arial Black" w:hAnsi="Arial Black" w:cs="Arial Black" w:eastAsia="Arial Black"/>
+                  <w:b/>
+                  <w:color w:val="555555"/>
+                  <w:sz w:val="20"/>
+                </w:rPr>
+                <w:t xml:space="preserve">PROVINCES</w:t>
+              </w:r>
+            </w:hyperlink>
+          </w:p>
+          <w:p>
+            <w:pPr>
+              <w:spacing w:before="100" w:after="40" w:line="240" w:lineRule="auto"/>
+              <w:ind w:left="173"/>
+            </w:pPr>
+            <w:hyperlink w:anchor="_bkp_toc_38">
+              <w:r>
+                <w:rPr>
+                  <w:rFonts w:ascii="Arial Black" w:hAnsi="Arial Black" w:cs="Arial Black" w:eastAsia="Arial Black"/>
+                  <w:b/>
+                  <w:color w:val="A0A0A0"/>
+                  <w:sz w:val="24"/>
+                </w:rPr>
+                <w:t xml:space="preserve">ORGANISATIONS</w:t>
+              </w:r>
+            </w:hyperlink>
+          </w:p>
+          <w:p>
+            <w:pPr>
+              <w:spacing w:before="100" w:after="40" w:line="240" w:lineRule="auto"/>
+              <w:ind w:left="173"/>
+            </w:pPr>
+            <w:hyperlink w:anchor="_bkp_toc_39">
+              <w:r>
+                <w:rPr>
+                  <w:rFonts w:ascii="Arial Black" w:hAnsi="Arial Black" w:cs="Arial Black" w:eastAsia="Arial Black"/>
+                  <w:b/>
+                  <w:color w:val="A0A0A0"/>
+                  <w:sz w:val="24"/>
+                </w:rPr>
+                <w:t xml:space="preserve">VOCABULARY &amp; SPELLING</w:t>
+              </w:r>
+            </w:hyperlink>
+          </w:p>
+          <w:p>
+            <w:pPr>
+              <w:spacing w:before="60" w:after="30" w:line="240" w:lineRule="auto"/>
+              <w:ind w:left="346"/>
+            </w:pPr>
+            <w:hyperlink w:anchor="_bkp_toc_40">
+              <w:r>
+                <w:rPr>
+                  <w:rFonts w:ascii="Arial Black" w:hAnsi="Arial Black" w:cs="Arial Black" w:eastAsia="Arial Black"/>
+                  <w:b/>
+                  <w:color w:val="555555"/>
+                  <w:sz w:val="20"/>
+                </w:rPr>
+                <w:t xml:space="preserve">NUMBERS AND SYMBOLS</w:t>
+              </w:r>
+            </w:hyperlink>
+          </w:p>
+          <w:p>
+            <w:pPr>
+              <w:spacing w:before="60" w:after="30" w:line="240" w:lineRule="auto"/>
+              <w:ind w:left="346"/>
+            </w:pPr>
+            <w:hyperlink w:anchor="_bkp_toc_41">
+              <w:r>
+                <w:rPr>
+                  <w:rFonts w:ascii="Arial Black" w:hAnsi="Arial Black" w:cs="Arial Black" w:eastAsia="Arial Black"/>
+                  <w:b/>
+                  <w:color w:val="555555"/>
+                  <w:sz w:val="20"/>
+                </w:rPr>
+                <w:t xml:space="preserve">UK VS US TRAPS</w:t>
+              </w:r>
+            </w:hyperlink>
+          </w:p>
+          <w:p>
+            <w:pPr>
+              <w:spacing w:before="60" w:after="30" w:line="240" w:lineRule="auto"/>
+              <w:ind w:left="346"/>
+            </w:pPr>
+            <w:hyperlink w:anchor="_bkp_toc_42">
+              <w:r>
+                <w:rPr>
+                  <w:rFonts w:ascii="Arial Black" w:hAnsi="Arial Black" w:cs="Arial Black" w:eastAsia="Arial Black"/>
+                  <w:b/>
+                  <w:color w:val="555555"/>
+                  <w:sz w:val="20"/>
+                </w:rPr>
+                <w:t xml:space="preserve">VOCABULARY RULINGS</w:t>
+              </w:r>
+            </w:hyperlink>
+          </w:p>
+        </w:tc>
+      </w:tr>
+    </w:tbl>
     <w:p>
       <w:pPr>
         <w:sectPr>
@@ -26809,7 +27040,7 @@
         <w:br/>
       </w:r>
       <w:r>
-        <w:t>290826_gpt_directory-index | GUIDE: PROCESSES &gt; CONVERSIONS &gt; Numbers; OUTPUT &gt; FORMAT</w:t>
+        <w:t>300826_gpt_index-style | GUIDE: PROCESSES &gt; CONVERSIONS &gt; Numbers; OUTPUT &gt; FORMAT</w:t>
       </w:r>
     </w:p>
     <w:p>
@@ -31684,7 +31915,7 @@
         <w:color w:val="A8A8A8"/>
         <w:sz w:val="20"/>
       </w:rPr>
-      <w:t>290826_gpt_directory-index | go.fuzzylogic.page/dir</w:t>
+      <w:t>300826_gpt_index-style | go.fuzzylogic.page/dir</w:t>
     </w:r>
   </w:p>
 </w:hdr>
@@ -31765,7 +31996,7 @@
         <w:color w:val="A8A8A8"/>
         <w:sz w:val="20"/>
       </w:rPr>
-      <w:t>290826_gpt_directory-index | go.fuzzylogic.page/dir</w:t>
+      <w:t>300826_gpt_index-style | go.fuzzylogic.page/dir</w:t>
     </w:r>
   </w:p>
 </w:hdr>
@@ -31876,7 +32107,7 @@
         <w:color w:val="A8A8A8"/>
         <w:sz w:val="20"/>
       </w:rPr>
-      <w:t>290826_gpt_directory-index | go.fuzzylogic.page/guide</w:t>
+      <w:t>300826_gpt_index-style | go.fuzzylogic.page/guide</w:t>
     </w:r>
   </w:p>
 </w:hdr>

--- a/Blueprint/BLUEPRINT.docx
+++ b/Blueprint/BLUEPRINT.docx
@@ -189,7 +189,7 @@
                   <w:color w:val="000000"/>
                   <w:sz w:val="30"/>
                 </w:rPr>
-                <w:t xml:space="preserve">EDITING</w:t>
+                <w:t xml:space="preserve">[G1] EDITING</w:t>
               </w:r>
             </w:hyperlink>
           </w:p>
@@ -206,7 +206,7 @@
                   <w:color w:val="A0A0A0"/>
                   <w:sz w:val="22"/>
                 </w:rPr>
-                <w:t xml:space="preserve">SOLVE THE PROBLEM</w:t>
+                <w:t xml:space="preserve">[G1-A] SOLVE THE PROBLEM</w:t>
               </w:r>
             </w:hyperlink>
           </w:p>
@@ -223,7 +223,7 @@
                   <w:color w:val="555555"/>
                   <w:sz w:val="19"/>
                 </w:rPr>
-                <w:t xml:space="preserve">VERIFICATION AND PROXIMITY</w:t>
+                <w:t xml:space="preserve">[G1-A1] VERIFICATION AND PROXIMITY</w:t>
               </w:r>
             </w:hyperlink>
           </w:p>
@@ -240,7 +240,7 @@
                   <w:color w:val="000000"/>
                   <w:sz w:val="30"/>
                 </w:rPr>
-                <w:t xml:space="preserve">PROCESSES</w:t>
+                <w:t xml:space="preserve">[G2] PROCESSES</w:t>
               </w:r>
             </w:hyperlink>
           </w:p>
@@ -257,7 +257,7 @@
                   <w:color w:val="555555"/>
                   <w:sz w:val="19"/>
                 </w:rPr>
-                <w:t xml:space="preserve">CONVERSIONS</w:t>
+                <w:t xml:space="preserve">[G2-A] CONVERSIONS</w:t>
               </w:r>
             </w:hyperlink>
           </w:p>
@@ -274,7 +274,7 @@
                   <w:color w:val="000000"/>
                   <w:sz w:val="17"/>
                 </w:rPr>
-                <w:t xml:space="preserve">Numbers</w:t>
+                <w:t xml:space="preserve">[G2-A1] Numbers</w:t>
               </w:r>
             </w:hyperlink>
           </w:p>
@@ -291,7 +291,7 @@
                   <w:color w:val="000000"/>
                   <w:sz w:val="17"/>
                 </w:rPr>
-                <w:t xml:space="preserve">Times</w:t>
+                <w:t xml:space="preserve">[G2-A2] Times</w:t>
               </w:r>
             </w:hyperlink>
           </w:p>
@@ -308,7 +308,7 @@
                   <w:color w:val="000000"/>
                   <w:sz w:val="17"/>
                 </w:rPr>
-                <w:t xml:space="preserve">Dates</w:t>
+                <w:t xml:space="preserve">[G2-A3] Dates</w:t>
               </w:r>
             </w:hyperlink>
           </w:p>
@@ -325,7 +325,7 @@
                   <w:color w:val="000000"/>
                   <w:sz w:val="17"/>
                 </w:rPr>
-                <w:t xml:space="preserve">Datelines</w:t>
+                <w:t xml:space="preserve">[G2-A4] Datelines</w:t>
               </w:r>
             </w:hyperlink>
           </w:p>
@@ -342,7 +342,7 @@
                   <w:color w:val="000000"/>
                   <w:sz w:val="17"/>
                 </w:rPr>
-                <w:t xml:space="preserve">Currency</w:t>
+                <w:t xml:space="preserve">[G2-A5] Currency</w:t>
               </w:r>
             </w:hyperlink>
           </w:p>
@@ -359,7 +359,7 @@
                   <w:color w:val="000000"/>
                   <w:sz w:val="17"/>
                 </w:rPr>
-                <w:t xml:space="preserve">Measurements</w:t>
+                <w:t xml:space="preserve">[G2-A6] Measurements</w:t>
               </w:r>
             </w:hyperlink>
           </w:p>
@@ -376,7 +376,7 @@
                   <w:color w:val="000000"/>
                   <w:sz w:val="17"/>
                 </w:rPr>
-                <w:t xml:space="preserve">Names and honorifics</w:t>
+                <w:t xml:space="preserve">[G2-A7] Names and honorifics</w:t>
               </w:r>
             </w:hyperlink>
           </w:p>
@@ -393,7 +393,24 @@
                   <w:color w:val="000000"/>
                   <w:sz w:val="17"/>
                 </w:rPr>
-                <w:t xml:space="preserve">Acronyms</w:t>
+                <w:t xml:space="preserve">[G2-A8] Acronyms</w:t>
+              </w:r>
+            </w:hyperlink>
+          </w:p>
+          <w:p>
+            <w:pPr>
+              <w:spacing w:before="60" w:after="20" w:line="240" w:lineRule="auto"/>
+              <w:ind w:left="346"/>
+            </w:pPr>
+            <w:hyperlink w:anchor="_bkp_toc_13">
+              <w:r>
+                <w:rPr>
+                  <w:rFonts w:ascii="Arial Black" w:hAnsi="Arial Black" w:cs="Arial Black" w:eastAsia="Arial Black"/>
+                  <w:b/>
+                  <w:color w:val="555555"/>
+                  <w:sz w:val="19"/>
+                </w:rPr>
+                <w:t xml:space="preserve">[G2-B] Scope</w:t>
               </w:r>
             </w:hyperlink>
           </w:p>
@@ -402,7 +419,7 @@
               <w:spacing w:before="30" w:after="10" w:line="240" w:lineRule="auto"/>
               <w:ind w:left="518"/>
             </w:pPr>
-            <w:hyperlink w:anchor="_bkp_toc_13">
+            <w:hyperlink w:anchor="_bkp_toc_14">
               <w:r>
                 <w:rPr>
                   <w:rFonts w:ascii="Arial" w:hAnsi="Arial" w:cs="Arial" w:eastAsia="Arial"/>
@@ -410,24 +427,7 @@
                   <w:color w:val="000000"/>
                   <w:sz w:val="17"/>
                 </w:rPr>
-                <w:t xml:space="preserve">Country abbreviations in heads</w:t>
-              </w:r>
-            </w:hyperlink>
-          </w:p>
-          <w:p>
-            <w:pPr>
-              <w:spacing w:before="60" w:after="20" w:line="240" w:lineRule="auto"/>
-              <w:ind w:left="346"/>
-            </w:pPr>
-            <w:hyperlink w:anchor="_bkp_toc_14">
-              <w:r>
-                <w:rPr>
-                  <w:rFonts w:ascii="Arial Black" w:hAnsi="Arial Black" w:cs="Arial Black" w:eastAsia="Arial Black"/>
-                  <w:b/>
-                  <w:color w:val="555555"/>
-                  <w:sz w:val="19"/>
-                </w:rPr>
-                <w:t xml:space="preserve">Scope</w:t>
+                <w:t xml:space="preserve">[G2-B1] Country abbreviations in heads</w:t>
               </w:r>
             </w:hyperlink>
           </w:p>
@@ -444,7 +444,7 @@
                   <w:color w:val="000000"/>
                   <w:sz w:val="17"/>
                 </w:rPr>
-                <w:t xml:space="preserve">Length</w:t>
+                <w:t xml:space="preserve">[G2-B2] Length</w:t>
               </w:r>
             </w:hyperlink>
           </w:p>
@@ -461,7 +461,7 @@
                   <w:color w:val="555555"/>
                   <w:sz w:val="19"/>
                 </w:rPr>
-                <w:t xml:space="preserve">PR copy</w:t>
+                <w:t xml:space="preserve">[G2-C] PR copy</w:t>
               </w:r>
             </w:hyperlink>
           </w:p>
@@ -478,7 +478,7 @@
                   <w:color w:val="A0A0A0"/>
                   <w:sz w:val="22"/>
                 </w:rPr>
-                <w:t xml:space="preserve">OUTPUT</w:t>
+                <w:t xml:space="preserve">[G3] OUTPUT</w:t>
               </w:r>
             </w:hyperlink>
           </w:p>
@@ -495,7 +495,7 @@
                   <w:color w:val="555555"/>
                   <w:sz w:val="19"/>
                 </w:rPr>
-                <w:t xml:space="preserve">JOB REPORT</w:t>
+                <w:t xml:space="preserve">[G3-A] JOB REPORT</w:t>
               </w:r>
             </w:hyperlink>
           </w:p>
@@ -512,7 +512,7 @@
                   <w:color w:val="555555"/>
                   <w:sz w:val="19"/>
                 </w:rPr>
-                <w:t xml:space="preserve">FORMAT</w:t>
+                <w:t xml:space="preserve">[G3-B] FORMAT</w:t>
               </w:r>
             </w:hyperlink>
           </w:p>
@@ -529,7 +529,7 @@
                   <w:color w:val="555555"/>
                   <w:sz w:val="19"/>
                 </w:rPr>
-                <w:t xml:space="preserve">STYLE LOG</w:t>
+                <w:t xml:space="preserve">[G3-C] STYLE LOG</w:t>
               </w:r>
             </w:hyperlink>
           </w:p>
@@ -546,7 +546,7 @@
                   <w:color w:val="555555"/>
                   <w:sz w:val="19"/>
                 </w:rPr>
-                <w:t xml:space="preserve">REFERENCES</w:t>
+                <w:t xml:space="preserve">[G3-D] REFERENCES</w:t>
               </w:r>
             </w:hyperlink>
           </w:p>
@@ -563,7 +563,24 @@
                   <w:color w:val="555555"/>
                   <w:sz w:val="19"/>
                 </w:rPr>
-                <w:t xml:space="preserve">UNRESOLVED</w:t>
+                <w:t xml:space="preserve">[G3-E] UNRESOLVED</w:t>
+              </w:r>
+            </w:hyperlink>
+          </w:p>
+          <w:p>
+            <w:pPr>
+              <w:spacing w:before="140" w:after="60" w:line="240" w:lineRule="auto"/>
+              <w:ind w:left="0"/>
+            </w:pPr>
+            <w:hyperlink w:anchor="_bkp_toc_23">
+              <w:r>
+                <w:rPr>
+                  <w:rFonts w:ascii="Arial Black" w:hAnsi="Arial Black" w:cs="Arial Black" w:eastAsia="Arial Black"/>
+                  <w:b/>
+                  <w:color w:val="000000"/>
+                  <w:sz w:val="30"/>
+                </w:rPr>
+                <w:t xml:space="preserve">[D] DIRECTORY</w:t>
               </w:r>
             </w:hyperlink>
           </w:p>
@@ -613,346 +630,6 @@
               </w:rPr>
               <w:t>DIRECTORY</w:t>
             </w:r>
-          </w:p>
-          <w:p>
-            <w:pPr>
-              <w:spacing w:before="160" w:after="60" w:line="240" w:lineRule="auto"/>
-              <w:ind w:left="0"/>
-            </w:pPr>
-            <w:hyperlink w:anchor="_bkp_toc_23">
-              <w:r>
-                <w:rPr>
-                  <w:rFonts w:ascii="Arial Black" w:hAnsi="Arial Black" w:cs="Arial Black" w:eastAsia="Arial Black"/>
-                  <w:b/>
-                  <w:color w:val="000000"/>
-                  <w:sz w:val="32"/>
-                </w:rPr>
-                <w:t xml:space="preserve">STATUS</w:t>
-              </w:r>
-            </w:hyperlink>
-          </w:p>
-          <w:p>
-            <w:pPr>
-              <w:spacing w:before="100" w:after="40" w:line="240" w:lineRule="auto"/>
-              <w:ind w:left="173"/>
-            </w:pPr>
-            <w:hyperlink w:anchor="_bkp_toc_24">
-              <w:r>
-                <w:rPr>
-                  <w:rFonts w:ascii="Arial Black" w:hAnsi="Arial Black" w:cs="Arial Black" w:eastAsia="Arial Black"/>
-                  <w:b/>
-                  <w:color w:val="A0A0A0"/>
-                  <w:sz w:val="24"/>
-                </w:rPr>
-                <w:t xml:space="preserve">APEX FIGURES</w:t>
-              </w:r>
-            </w:hyperlink>
-          </w:p>
-          <w:p>
-            <w:pPr>
-              <w:spacing w:before="100" w:after="40" w:line="240" w:lineRule="auto"/>
-              <w:ind w:left="173"/>
-            </w:pPr>
-            <w:hyperlink w:anchor="_bkp_toc_25">
-              <w:r>
-                <w:rPr>
-                  <w:rFonts w:ascii="Arial Black" w:hAnsi="Arial Black" w:cs="Arial Black" w:eastAsia="Arial Black"/>
-                  <w:b/>
-                  <w:color w:val="A0A0A0"/>
-                  <w:sz w:val="24"/>
-                </w:rPr>
-                <w:t xml:space="preserve">SECOND TIER</w:t>
-              </w:r>
-            </w:hyperlink>
-          </w:p>
-          <w:p>
-            <w:pPr>
-              <w:spacing w:before="60" w:after="30" w:line="240" w:lineRule="auto"/>
-              <w:ind w:left="346"/>
-            </w:pPr>
-            <w:hyperlink w:anchor="_bkp_toc_26">
-              <w:r>
-                <w:rPr>
-                  <w:rFonts w:ascii="Arial Black" w:hAnsi="Arial Black" w:cs="Arial Black" w:eastAsia="Arial Black"/>
-                  <w:b/>
-                  <w:color w:val="555555"/>
-                  <w:sz w:val="20"/>
-                </w:rPr>
-                <w:t xml:space="preserve">MORTALITIES AND SUCCESSIONS</w:t>
-              </w:r>
-            </w:hyperlink>
-          </w:p>
-          <w:p>
-            <w:pPr>
-              <w:spacing w:before="60" w:after="30" w:line="240" w:lineRule="auto"/>
-              <w:ind w:left="346"/>
-            </w:pPr>
-            <w:hyperlink w:anchor="_bkp_toc_27">
-              <w:r>
-                <w:rPr>
-                  <w:rFonts w:ascii="Arial Black" w:hAnsi="Arial Black" w:cs="Arial Black" w:eastAsia="Arial Black"/>
-                  <w:b/>
-                  <w:color w:val="555555"/>
-                  <w:sz w:val="20"/>
-                </w:rPr>
-                <w:t xml:space="preserve">CORPORATE LEADERSHIP CHANGES</w:t>
-              </w:r>
-            </w:hyperlink>
-          </w:p>
-          <w:p>
-            <w:pPr>
-              <w:spacing w:before="100" w:after="40" w:line="240" w:lineRule="auto"/>
-              <w:ind w:left="173"/>
-            </w:pPr>
-            <w:hyperlink w:anchor="_bkp_toc_28">
-              <w:r>
-                <w:rPr>
-                  <w:rFonts w:ascii="Arial Black" w:hAnsi="Arial Black" w:cs="Arial Black" w:eastAsia="Arial Black"/>
-                  <w:b/>
-                  <w:color w:val="A0A0A0"/>
-                  <w:sz w:val="24"/>
-                </w:rPr>
-                <w:t xml:space="preserve">GLOBAL FIGURES</w:t>
-              </w:r>
-            </w:hyperlink>
-          </w:p>
-          <w:p>
-            <w:pPr>
-              <w:spacing w:before="160" w:after="60" w:line="240" w:lineRule="auto"/>
-              <w:ind w:left="0"/>
-            </w:pPr>
-            <w:hyperlink w:anchor="_bkp_toc_29">
-              <w:r>
-                <w:rPr>
-                  <w:rFonts w:ascii="Arial Black" w:hAnsi="Arial Black" w:cs="Arial Black" w:eastAsia="Arial Black"/>
-                  <w:b/>
-                  <w:color w:val="000000"/>
-                  <w:sz w:val="32"/>
-                </w:rPr>
-                <w:t xml:space="preserve">REFS</w:t>
-              </w:r>
-            </w:hyperlink>
-          </w:p>
-          <w:p>
-            <w:pPr>
-              <w:spacing w:before="100" w:after="40" w:line="240" w:lineRule="auto"/>
-              <w:ind w:left="173"/>
-            </w:pPr>
-            <w:hyperlink w:anchor="_bkp_toc_30">
-              <w:r>
-                <w:rPr>
-                  <w:rFonts w:ascii="Arial Black" w:hAnsi="Arial Black" w:cs="Arial Black" w:eastAsia="Arial Black"/>
-                  <w:b/>
-                  <w:color w:val="A0A0A0"/>
-                  <w:sz w:val="24"/>
-                </w:rPr>
-                <w:t xml:space="preserve">COUNTRIES</w:t>
-              </w:r>
-            </w:hyperlink>
-          </w:p>
-          <w:p>
-            <w:pPr>
-              <w:spacing w:before="60" w:after="30" w:line="240" w:lineRule="auto"/>
-              <w:ind w:left="346"/>
-            </w:pPr>
-            <w:hyperlink w:anchor="_bkp_toc_31">
-              <w:r>
-                <w:rPr>
-                  <w:rFonts w:ascii="Arial Black" w:hAnsi="Arial Black" w:cs="Arial Black" w:eastAsia="Arial Black"/>
-                  <w:b/>
-                  <w:color w:val="555555"/>
-                  <w:sz w:val="20"/>
-                </w:rPr>
-                <w:t xml:space="preserve">PREFERRED FORMS</w:t>
-              </w:r>
-            </w:hyperlink>
-          </w:p>
-          <w:p>
-            <w:pPr>
-              <w:spacing w:before="60" w:after="30" w:line="240" w:lineRule="auto"/>
-              <w:ind w:left="346"/>
-            </w:pPr>
-            <w:hyperlink w:anchor="_bkp_toc_32">
-              <w:r>
-                <w:rPr>
-                  <w:rFonts w:ascii="Arial Black" w:hAnsi="Arial Black" w:cs="Arial Black" w:eastAsia="Arial Black"/>
-                  <w:b/>
-                  <w:color w:val="555555"/>
-                  <w:sz w:val="20"/>
-                </w:rPr>
-                <w:t xml:space="preserve">ADJECTIVAL / DEMONYM TRAPS</w:t>
-              </w:r>
-            </w:hyperlink>
-          </w:p>
-          <w:p>
-            <w:pPr>
-              <w:spacing w:before="60" w:after="30" w:line="240" w:lineRule="auto"/>
-              <w:ind w:left="346"/>
-            </w:pPr>
-            <w:hyperlink w:anchor="_bkp_toc_33">
-              <w:r>
-                <w:rPr>
-                  <w:rFonts w:ascii="Arial Black" w:hAnsi="Arial Black" w:cs="Arial Black" w:eastAsia="Arial Black"/>
-                  <w:b/>
-                  <w:color w:val="555555"/>
-                  <w:sz w:val="20"/>
-                </w:rPr>
-                <w:t xml:space="preserve">CAPITALS AND COUNTRY STRUCTURE</w:t>
-              </w:r>
-            </w:hyperlink>
-          </w:p>
-          <w:p>
-            <w:pPr>
-              <w:spacing w:before="60" w:after="30" w:line="240" w:lineRule="auto"/>
-              <w:ind w:left="346"/>
-            </w:pPr>
-            <w:hyperlink w:anchor="_bkp_toc_34">
-              <w:r>
-                <w:rPr>
-                  <w:rFonts w:ascii="Arial Black" w:hAnsi="Arial Black" w:cs="Arial Black" w:eastAsia="Arial Black"/>
-                  <w:b/>
-                  <w:color w:val="555555"/>
-                  <w:sz w:val="20"/>
-                </w:rPr>
-                <w:t xml:space="preserve">HEADLINE ABBREVIATION FORMS</w:t>
-              </w:r>
-            </w:hyperlink>
-          </w:p>
-          <w:p>
-            <w:pPr>
-              <w:spacing w:before="100" w:after="40" w:line="240" w:lineRule="auto"/>
-              <w:ind w:left="173"/>
-            </w:pPr>
-            <w:hyperlink w:anchor="_bkp_toc_35">
-              <w:r>
-                <w:rPr>
-                  <w:rFonts w:ascii="Arial Black" w:hAnsi="Arial Black" w:cs="Arial Black" w:eastAsia="Arial Black"/>
-                  <w:b/>
-                  <w:color w:val="A0A0A0"/>
-                  <w:sz w:val="24"/>
-                </w:rPr>
-                <w:t xml:space="preserve">FOREIGN PLACES</w:t>
-              </w:r>
-            </w:hyperlink>
-          </w:p>
-          <w:p>
-            <w:pPr>
-              <w:spacing w:before="100" w:after="40" w:line="240" w:lineRule="auto"/>
-              <w:ind w:left="173"/>
-            </w:pPr>
-            <w:hyperlink w:anchor="_bkp_toc_36">
-              <w:r>
-                <w:rPr>
-                  <w:rFonts w:ascii="Arial Black" w:hAnsi="Arial Black" w:cs="Arial Black" w:eastAsia="Arial Black"/>
-                  <w:b/>
-                  <w:color w:val="A0A0A0"/>
-                  <w:sz w:val="24"/>
-                </w:rPr>
-                <w:t xml:space="preserve">THAI PLACES</w:t>
-              </w:r>
-            </w:hyperlink>
-          </w:p>
-          <w:p>
-            <w:pPr>
-              <w:spacing w:before="60" w:after="30" w:line="240" w:lineRule="auto"/>
-              <w:ind w:left="346"/>
-            </w:pPr>
-            <w:hyperlink w:anchor="_bkp_toc_37">
-              <w:r>
-                <w:rPr>
-                  <w:rFonts w:ascii="Arial Black" w:hAnsi="Arial Black" w:cs="Arial Black" w:eastAsia="Arial Black"/>
-                  <w:b/>
-                  <w:color w:val="555555"/>
-                  <w:sz w:val="20"/>
-                </w:rPr>
-                <w:t xml:space="preserve">PROVINCES</w:t>
-              </w:r>
-            </w:hyperlink>
-          </w:p>
-          <w:p>
-            <w:pPr>
-              <w:spacing w:before="100" w:after="40" w:line="240" w:lineRule="auto"/>
-              <w:ind w:left="173"/>
-            </w:pPr>
-            <w:hyperlink w:anchor="_bkp_toc_38">
-              <w:r>
-                <w:rPr>
-                  <w:rFonts w:ascii="Arial Black" w:hAnsi="Arial Black" w:cs="Arial Black" w:eastAsia="Arial Black"/>
-                  <w:b/>
-                  <w:color w:val="A0A0A0"/>
-                  <w:sz w:val="24"/>
-                </w:rPr>
-                <w:t xml:space="preserve">ORGANISATIONS</w:t>
-              </w:r>
-            </w:hyperlink>
-          </w:p>
-          <w:p>
-            <w:pPr>
-              <w:spacing w:before="100" w:after="40" w:line="240" w:lineRule="auto"/>
-              <w:ind w:left="173"/>
-            </w:pPr>
-            <w:hyperlink w:anchor="_bkp_toc_39">
-              <w:r>
-                <w:rPr>
-                  <w:rFonts w:ascii="Arial Black" w:hAnsi="Arial Black" w:cs="Arial Black" w:eastAsia="Arial Black"/>
-                  <w:b/>
-                  <w:color w:val="A0A0A0"/>
-                  <w:sz w:val="24"/>
-                </w:rPr>
-                <w:t xml:space="preserve">VOCABULARY &amp; SPELLING</w:t>
-              </w:r>
-            </w:hyperlink>
-          </w:p>
-          <w:p>
-            <w:pPr>
-              <w:spacing w:before="60" w:after="30" w:line="240" w:lineRule="auto"/>
-              <w:ind w:left="346"/>
-            </w:pPr>
-            <w:hyperlink w:anchor="_bkp_toc_40">
-              <w:r>
-                <w:rPr>
-                  <w:rFonts w:ascii="Arial Black" w:hAnsi="Arial Black" w:cs="Arial Black" w:eastAsia="Arial Black"/>
-                  <w:b/>
-                  <w:color w:val="555555"/>
-                  <w:sz w:val="20"/>
-                </w:rPr>
-                <w:t xml:space="preserve">NUMBERS AND SYMBOLS</w:t>
-              </w:r>
-            </w:hyperlink>
-          </w:p>
-          <w:p>
-            <w:pPr>
-              <w:spacing w:before="60" w:after="30" w:line="240" w:lineRule="auto"/>
-              <w:ind w:left="346"/>
-            </w:pPr>
-            <w:hyperlink w:anchor="_bkp_toc_41">
-              <w:r>
-                <w:rPr>
-                  <w:rFonts w:ascii="Arial Black" w:hAnsi="Arial Black" w:cs="Arial Black" w:eastAsia="Arial Black"/>
-                  <w:b/>
-                  <w:color w:val="555555"/>
-                  <w:sz w:val="20"/>
-                </w:rPr>
-                <w:t xml:space="preserve">UK VS US TRAPS</w:t>
-              </w:r>
-            </w:hyperlink>
-          </w:p>
-          <w:p>
-            <w:pPr>
-              <w:spacing w:before="60" w:after="30" w:line="240" w:lineRule="auto"/>
-              <w:ind w:left="346"/>
-            </w:pPr>
-            <w:hyperlink w:anchor="_bkp_toc_42">
-              <w:r>
-                <w:rPr>
-                  <w:rFonts w:ascii="Arial Black" w:hAnsi="Arial Black" w:cs="Arial Black" w:eastAsia="Arial Black"/>
-                  <w:b/>
-                  <w:color w:val="555555"/>
-                  <w:sz w:val="20"/>
-                </w:rPr>
-                <w:t xml:space="preserve">VOCABULARY RULINGS</w:t>
-              </w:r>
-            </w:hyperlink>
           </w:p>
         </w:tc>
       </w:tr>
@@ -1096,7 +773,7 @@
         <w:spacing w:after="0"/>
       </w:pPr>
       <w:r>
-        <w:t>EDITING</w:t>
+        <w:t>[G1] EDITING</w:t>
       </w:r>
       <w:bookmarkEnd w:id="9000"/>
     </w:p>
@@ -1137,6 +814,16 @@
       <w:pPr>
         <w:pStyle w:val="Heading2"/>
       </w:pPr>
+      <w:r>
+        <w:rPr>
+          <w:b w:val="0"/>
+          <w:i w:val="0"/>
+        </w:rPr>
+        <w:t>[G1-A]</w:t>
+      </w:r>
+      <w:r>
+        <w:t xml:space="preserve"> </w:t>
+      </w:r>
       <w:r>
         <w:rPr>
           <w:b w:val="0"/>
@@ -2171,6 +1858,16 @@
       <w:pPr>
         <w:pStyle w:val="Heading3"/>
       </w:pPr>
+      <w:r>
+        <w:rPr>
+          <w:b w:val="0"/>
+          <w:i w:val="0"/>
+        </w:rPr>
+        <w:t>[G1-A1]</w:t>
+      </w:r>
+      <w:r>
+        <w:t xml:space="preserve"> </w:t>
+      </w:r>
       <w:r>
         <w:rPr>
           <w:b w:val="0"/>
@@ -4151,7 +3848,7 @@
         <w:ind w:left="2340"/>
       </w:pPr>
       <w:r>
-        <w:t>PROCESSES</w:t>
+        <w:t>[G2] PROCESSES</w:t>
       </w:r>
       <w:bookmarkEnd w:id="9003"/>
     </w:p>
@@ -4208,6 +3905,16 @@
           <w:b w:val="0"/>
           <w:i w:val="0"/>
         </w:rPr>
+        <w:t>[G2-A]</w:t>
+      </w:r>
+      <w:r>
+        <w:t xml:space="preserve"> </w:t>
+      </w:r>
+      <w:r>
+        <w:rPr>
+          <w:b w:val="0"/>
+          <w:i w:val="0"/>
+        </w:rPr>
         <w:t>CONVERSIONS</w:t>
       </w:r>
       <w:bookmarkEnd w:id="9004"/>
@@ -4222,6 +3929,16 @@
           <w:b w:val="0"/>
           <w:i w:val="0"/>
         </w:rPr>
+        <w:t>[G2-A1]</w:t>
+      </w:r>
+      <w:r>
+        <w:t xml:space="preserve"> </w:t>
+      </w:r>
+      <w:r>
+        <w:rPr>
+          <w:b w:val="0"/>
+          <w:i w:val="0"/>
+        </w:rPr>
         <w:t>Numbers</w:t>
       </w:r>
       <w:bookmarkEnd w:id="9005"/>
@@ -5646,6 +5363,16 @@
           <w:b w:val="0"/>
           <w:i w:val="0"/>
         </w:rPr>
+        <w:t>[G2-A2]</w:t>
+      </w:r>
+      <w:r>
+        <w:t xml:space="preserve"> </w:t>
+      </w:r>
+      <w:r>
+        <w:rPr>
+          <w:b w:val="0"/>
+          <w:i w:val="0"/>
+        </w:rPr>
         <w:t>Times</w:t>
       </w:r>
       <w:bookmarkEnd w:id="9006"/>
@@ -5887,7 +5614,27 @@
           <w:b w:val="0"/>
           <w:i w:val="0"/>
         </w:rPr>
-        <w:t>Times</w:t>
+        <w:t>For</w:t>
+      </w:r>
+      <w:r>
+        <w:t xml:space="preserve"> </w:t>
+      </w:r>
+      <w:r>
+        <w:rPr>
+          <w:b w:val="0"/>
+          <w:i w:val="0"/>
+        </w:rPr>
+        <w:t>clock</w:t>
+      </w:r>
+      <w:r>
+        <w:t xml:space="preserve"> </w:t>
+      </w:r>
+      <w:r>
+        <w:rPr>
+          <w:b w:val="0"/>
+          <w:i w:val="0"/>
+        </w:rPr>
+        <w:t>times</w:t>
       </w:r>
       <w:r>
         <w:t xml:space="preserve"> </w:t>
@@ -5907,27 +5654,77 @@
           <w:b w:val="0"/>
           <w:i w:val="0"/>
         </w:rPr>
-        <w:t>other</w:t>
-      </w:r>
-      <w:r>
-        <w:t xml:space="preserve"> </w:t>
-      </w:r>
-      <w:r>
-        <w:rPr>
-          <w:b w:val="0"/>
-          <w:i w:val="0"/>
-        </w:rPr>
-        <w:t>countries</w:t>
-      </w:r>
-      <w:r>
-        <w:t xml:space="preserve"> </w:t>
-      </w:r>
-      <w:r>
-        <w:rPr>
-          <w:b w:val="0"/>
-          <w:i w:val="0"/>
-        </w:rPr>
-        <w:t>stay</w:t>
+        <w:t>news</w:t>
+      </w:r>
+      <w:r>
+        <w:t xml:space="preserve"> </w:t>
+      </w:r>
+      <w:r>
+        <w:rPr>
+          <w:b w:val="0"/>
+          <w:i w:val="0"/>
+        </w:rPr>
+        <w:t>reported</w:t>
+      </w:r>
+      <w:r>
+        <w:t xml:space="preserve"> </w:t>
+      </w:r>
+      <w:r>
+        <w:rPr>
+          <w:b w:val="0"/>
+          <w:i w:val="0"/>
+        </w:rPr>
+        <w:t>abroad,</w:t>
+      </w:r>
+      <w:r>
+        <w:t xml:space="preserve"> </w:t>
+      </w:r>
+      <w:r>
+        <w:rPr>
+          <w:b w:val="0"/>
+          <w:i w:val="0"/>
+        </w:rPr>
+        <w:t>add</w:t>
+      </w:r>
+      <w:r>
+        <w:t xml:space="preserve"> </w:t>
+      </w:r>
+      <w:r>
+        <w:rPr>
+          <w:b w:val="0"/>
+          <w:i w:val="0"/>
+        </w:rPr>
+        <w:t>"(local</w:t>
+      </w:r>
+      <w:r>
+        <w:t xml:space="preserve"> </w:t>
+      </w:r>
+      <w:r>
+        <w:rPr>
+          <w:b w:val="0"/>
+          <w:i w:val="0"/>
+        </w:rPr>
+        <w:t>time)".</w:t>
+      </w:r>
+      <w:r>
+        <w:t xml:space="preserve"> </w:t>
+      </w:r>
+      <w:r>
+        <w:rPr>
+          <w:b w:val="0"/>
+          <w:i w:val="0"/>
+        </w:rPr>
+        <w:t>Where</w:t>
+      </w:r>
+      <w:r>
+        <w:t xml:space="preserve"> </w:t>
+      </w:r>
+      <w:r>
+        <w:rPr>
+          <w:b w:val="0"/>
+          <w:i w:val="0"/>
+        </w:rPr>
+        <w:t>readers</w:t>
       </w:r>
       <w:r>
         <w:t xml:space="preserve"> </w:t>
@@ -5947,7 +5744,147 @@
           <w:b w:val="0"/>
           <w:i w:val="0"/>
         </w:rPr>
-        <w:t>local</w:t>
+        <w:t>Thailand</w:t>
+      </w:r>
+      <w:r>
+        <w:t xml:space="preserve"> </w:t>
+      </w:r>
+      <w:r>
+        <w:rPr>
+          <w:b w:val="0"/>
+          <w:i w:val="0"/>
+        </w:rPr>
+        <w:t>could</w:t>
+      </w:r>
+      <w:r>
+        <w:t xml:space="preserve"> </w:t>
+      </w:r>
+      <w:r>
+        <w:rPr>
+          <w:b w:val="0"/>
+          <w:i w:val="0"/>
+        </w:rPr>
+        <w:t>attend</w:t>
+      </w:r>
+      <w:r>
+        <w:t xml:space="preserve"> </w:t>
+      </w:r>
+      <w:r>
+        <w:rPr>
+          <w:b w:val="0"/>
+          <w:i w:val="0"/>
+        </w:rPr>
+        <w:t>or</w:t>
+      </w:r>
+      <w:r>
+        <w:t xml:space="preserve"> </w:t>
+      </w:r>
+      <w:r>
+        <w:rPr>
+          <w:b w:val="0"/>
+          <w:i w:val="0"/>
+        </w:rPr>
+        <w:t>tune</w:t>
+      </w:r>
+      <w:r>
+        <w:t xml:space="preserve"> </w:t>
+      </w:r>
+      <w:r>
+        <w:rPr>
+          <w:b w:val="0"/>
+          <w:i w:val="0"/>
+        </w:rPr>
+        <w:t>in</w:t>
+      </w:r>
+      <w:r>
+        <w:t xml:space="preserve"> </w:t>
+      </w:r>
+      <w:r>
+        <w:rPr>
+          <w:b w:val="0"/>
+          <w:i w:val="0"/>
+        </w:rPr>
+        <w:t>—</w:t>
+      </w:r>
+      <w:r>
+        <w:t xml:space="preserve"> </w:t>
+      </w:r>
+      <w:r>
+        <w:rPr>
+          <w:b w:val="0"/>
+          <w:i w:val="0"/>
+        </w:rPr>
+        <w:t>a</w:t>
+      </w:r>
+      <w:r>
+        <w:t xml:space="preserve"> </w:t>
+      </w:r>
+      <w:r>
+        <w:rPr>
+          <w:b w:val="0"/>
+          <w:i w:val="0"/>
+        </w:rPr>
+        <w:t>broadcast,</w:t>
+      </w:r>
+      <w:r>
+        <w:t xml:space="preserve"> </w:t>
+      </w:r>
+      <w:r>
+        <w:rPr>
+          <w:b w:val="0"/>
+          <w:i w:val="0"/>
+        </w:rPr>
+        <w:t>kick-off</w:t>
+      </w:r>
+      <w:r>
+        <w:t xml:space="preserve"> </w:t>
+      </w:r>
+      <w:r>
+        <w:rPr>
+          <w:b w:val="0"/>
+          <w:i w:val="0"/>
+        </w:rPr>
+        <w:t>or</w:t>
+      </w:r>
+      <w:r>
+        <w:t xml:space="preserve"> </w:t>
+      </w:r>
+      <w:r>
+        <w:rPr>
+          <w:b w:val="0"/>
+          <w:i w:val="0"/>
+        </w:rPr>
+        <w:t>launch</w:t>
+      </w:r>
+      <w:r>
+        <w:t xml:space="preserve"> </w:t>
+      </w:r>
+      <w:r>
+        <w:rPr>
+          <w:b w:val="0"/>
+          <w:i w:val="0"/>
+        </w:rPr>
+        <w:t>—</w:t>
+      </w:r>
+      <w:r>
+        <w:t xml:space="preserve"> </w:t>
+      </w:r>
+      <w:r>
+        <w:rPr>
+          <w:b w:val="0"/>
+          <w:i w:val="0"/>
+        </w:rPr>
+        <w:t>convert</w:t>
+      </w:r>
+      <w:r>
+        <w:t xml:space="preserve"> </w:t>
+      </w:r>
+      <w:r>
+        <w:rPr>
+          <w:b w:val="0"/>
+          <w:i w:val="0"/>
+        </w:rPr>
+        <w:t>the</w:t>
       </w:r>
       <w:r>
         <w:t xml:space="preserve"> </w:t>
@@ -5967,67 +5904,47 @@
           <w:b w:val="0"/>
           <w:i w:val="0"/>
         </w:rPr>
-        <w:t>unless</w:t>
-      </w:r>
-      <w:r>
-        <w:t xml:space="preserve"> </w:t>
-      </w:r>
-      <w:r>
-        <w:rPr>
-          <w:b w:val="0"/>
-          <w:i w:val="0"/>
-        </w:rPr>
-        <w:t>the</w:t>
-      </w:r>
-      <w:r>
-        <w:t xml:space="preserve"> </w:t>
-      </w:r>
-      <w:r>
-        <w:rPr>
-          <w:b w:val="0"/>
-          <w:i w:val="0"/>
-        </w:rPr>
-        <w:t>event</w:t>
-      </w:r>
-      <w:r>
-        <w:t xml:space="preserve"> </w:t>
-      </w:r>
-      <w:r>
-        <w:rPr>
-          <w:b w:val="0"/>
-          <w:i w:val="0"/>
-        </w:rPr>
-        <w:t>crosses</w:t>
-      </w:r>
-      <w:r>
-        <w:t xml:space="preserve"> </w:t>
-      </w:r>
-      <w:r>
-        <w:rPr>
-          <w:b w:val="0"/>
-          <w:i w:val="0"/>
-        </w:rPr>
-        <w:t>a</w:t>
-      </w:r>
-      <w:r>
-        <w:t xml:space="preserve"> </w:t>
-      </w:r>
-      <w:r>
-        <w:rPr>
-          <w:b w:val="0"/>
-          <w:i w:val="0"/>
-        </w:rPr>
-        <w:t>calendar</w:t>
-      </w:r>
-      <w:r>
-        <w:t xml:space="preserve"> </w:t>
-      </w:r>
-      <w:r>
-        <w:rPr>
-          <w:b w:val="0"/>
-          <w:i w:val="0"/>
-        </w:rPr>
-        <w:t>day.</w:t>
+        <w:t>and</w:t>
+      </w:r>
+      <w:r>
+        <w:t xml:space="preserve"> </w:t>
+      </w:r>
+      <w:r>
+        <w:rPr>
+          <w:b w:val="0"/>
+          <w:i w:val="0"/>
+        </w:rPr>
+        <w:t>label</w:t>
+      </w:r>
+      <w:r>
+        <w:t xml:space="preserve"> </w:t>
+      </w:r>
+      <w:r>
+        <w:rPr>
+          <w:b w:val="0"/>
+          <w:i w:val="0"/>
+        </w:rPr>
+        <w:t>it</w:t>
+      </w:r>
+      <w:r>
+        <w:t xml:space="preserve"> </w:t>
+      </w:r>
+      <w:r>
+        <w:rPr>
+          <w:b w:val="0"/>
+          <w:i w:val="0"/>
+        </w:rPr>
+        <w:t>"(Thailand</w:t>
+      </w:r>
+      <w:r>
+        <w:t xml:space="preserve"> </w:t>
+      </w:r>
+      <w:r>
+        <w:rPr>
+          <w:b w:val="0"/>
+          <w:i w:val="0"/>
+        </w:rPr>
+        <w:t>time)".</w:t>
       </w:r>
       <w:r>
         <w:t xml:space="preserve"> </w:t>
@@ -6255,6 +6172,16 @@
       <w:pPr>
         <w:pStyle w:val="Heading4"/>
       </w:pPr>
+      <w:r>
+        <w:rPr>
+          <w:b w:val="0"/>
+          <w:i w:val="0"/>
+        </w:rPr>
+        <w:t>[G2-A3]</w:t>
+      </w:r>
+      <w:r>
+        <w:t xml:space="preserve"> </w:t>
+      </w:r>
       <w:r>
         <w:rPr>
           <w:b w:val="0"/>
@@ -7549,57 +7476,117 @@
           <w:b w:val="0"/>
           <w:i w:val="0"/>
         </w:rPr>
-        <w:t>Foreign</w:t>
-      </w:r>
-      <w:r>
-        <w:t xml:space="preserve"> </w:t>
-      </w:r>
-      <w:r>
-        <w:rPr>
-          <w:b w:val="0"/>
-          <w:i w:val="0"/>
-        </w:rPr>
-        <w:t>event</w:t>
-      </w:r>
-      <w:r>
-        <w:t xml:space="preserve"> </w:t>
-      </w:r>
-      <w:r>
-        <w:rPr>
-          <w:b w:val="0"/>
-          <w:i w:val="0"/>
-        </w:rPr>
-        <w:t>times</w:t>
-      </w:r>
-      <w:r>
-        <w:t xml:space="preserve"> </w:t>
-      </w:r>
-      <w:r>
-        <w:rPr>
-          <w:b w:val="0"/>
-          <w:i w:val="0"/>
-        </w:rPr>
-        <w:t>are</w:t>
-      </w:r>
-      <w:r>
-        <w:t xml:space="preserve"> </w:t>
-      </w:r>
-      <w:r>
-        <w:rPr>
-          <w:b w:val="0"/>
-          <w:i w:val="0"/>
-        </w:rPr>
-        <w:t>converted</w:t>
-      </w:r>
-      <w:r>
-        <w:t xml:space="preserve"> </w:t>
-      </w:r>
-      <w:r>
-        <w:rPr>
-          <w:b w:val="0"/>
-          <w:i w:val="0"/>
-        </w:rPr>
-        <w:t>to</w:t>
+        <w:t>Use</w:t>
+      </w:r>
+      <w:r>
+        <w:t xml:space="preserve"> </w:t>
+      </w:r>
+      <w:r>
+        <w:rPr>
+          <w:b w:val="0"/>
+          <w:i w:val="0"/>
+        </w:rPr>
+        <w:t>it</w:t>
+      </w:r>
+      <w:r>
+        <w:t xml:space="preserve"> </w:t>
+      </w:r>
+      <w:r>
+        <w:rPr>
+          <w:b w:val="0"/>
+          <w:i w:val="0"/>
+        </w:rPr>
+        <w:t>for</w:t>
+      </w:r>
+      <w:r>
+        <w:t xml:space="preserve"> </w:t>
+      </w:r>
+      <w:r>
+        <w:rPr>
+          <w:b w:val="0"/>
+          <w:i w:val="0"/>
+        </w:rPr>
+        <w:t>foreign</w:t>
+      </w:r>
+      <w:r>
+        <w:t xml:space="preserve"> </w:t>
+      </w:r>
+      <w:r>
+        <w:rPr>
+          <w:b w:val="0"/>
+          <w:i w:val="0"/>
+        </w:rPr>
+        <w:t>broadcasts,</w:t>
+      </w:r>
+      <w:r>
+        <w:t xml:space="preserve"> </w:t>
+      </w:r>
+      <w:r>
+        <w:rPr>
+          <w:b w:val="0"/>
+          <w:i w:val="0"/>
+        </w:rPr>
+        <w:t>kick-offs,</w:t>
+      </w:r>
+      <w:r>
+        <w:t xml:space="preserve"> </w:t>
+      </w:r>
+      <w:r>
+        <w:rPr>
+          <w:b w:val="0"/>
+          <w:i w:val="0"/>
+        </w:rPr>
+        <w:t>launches</w:t>
+      </w:r>
+      <w:r>
+        <w:t xml:space="preserve"> </w:t>
+      </w:r>
+      <w:r>
+        <w:rPr>
+          <w:b w:val="0"/>
+          <w:i w:val="0"/>
+        </w:rPr>
+        <w:t>or</w:t>
+      </w:r>
+      <w:r>
+        <w:t xml:space="preserve"> </w:t>
+      </w:r>
+      <w:r>
+        <w:rPr>
+          <w:b w:val="0"/>
+          <w:i w:val="0"/>
+        </w:rPr>
+        <w:t>other</w:t>
+      </w:r>
+      <w:r>
+        <w:t xml:space="preserve"> </w:t>
+      </w:r>
+      <w:r>
+        <w:rPr>
+          <w:b w:val="0"/>
+          <w:i w:val="0"/>
+        </w:rPr>
+        <w:t>events</w:t>
+      </w:r>
+      <w:r>
+        <w:t xml:space="preserve"> </w:t>
+      </w:r>
+      <w:r>
+        <w:rPr>
+          <w:b w:val="0"/>
+          <w:i w:val="0"/>
+        </w:rPr>
+        <w:t>readers</w:t>
+      </w:r>
+      <w:r>
+        <w:t xml:space="preserve"> </w:t>
+      </w:r>
+      <w:r>
+        <w:rPr>
+          <w:b w:val="0"/>
+          <w:i w:val="0"/>
+        </w:rPr>
+        <w:t>in</w:t>
       </w:r>
       <w:r>
         <w:t xml:space="preserve"> </w:t>
@@ -7619,6 +7606,116 @@
           <w:b w:val="0"/>
           <w:i w:val="0"/>
         </w:rPr>
+        <w:t>could</w:t>
+      </w:r>
+      <w:r>
+        <w:t xml:space="preserve"> </w:t>
+      </w:r>
+      <w:r>
+        <w:rPr>
+          <w:b w:val="0"/>
+          <w:i w:val="0"/>
+        </w:rPr>
+        <w:t>attend</w:t>
+      </w:r>
+      <w:r>
+        <w:t xml:space="preserve"> </w:t>
+      </w:r>
+      <w:r>
+        <w:rPr>
+          <w:b w:val="0"/>
+          <w:i w:val="0"/>
+        </w:rPr>
+        <w:t>or</w:t>
+      </w:r>
+      <w:r>
+        <w:t xml:space="preserve"> </w:t>
+      </w:r>
+      <w:r>
+        <w:rPr>
+          <w:b w:val="0"/>
+          <w:i w:val="0"/>
+        </w:rPr>
+        <w:t>tune</w:t>
+      </w:r>
+      <w:r>
+        <w:t xml:space="preserve"> </w:t>
+      </w:r>
+      <w:r>
+        <w:rPr>
+          <w:b w:val="0"/>
+          <w:i w:val="0"/>
+        </w:rPr>
+        <w:t>in</w:t>
+      </w:r>
+      <w:r>
+        <w:t xml:space="preserve"> </w:t>
+      </w:r>
+      <w:r>
+        <w:rPr>
+          <w:b w:val="0"/>
+          <w:i w:val="0"/>
+        </w:rPr>
+        <w:t>to.</w:t>
+      </w:r>
+      <w:r>
+        <w:t xml:space="preserve"> </w:t>
+      </w:r>
+      <w:r>
+        <w:rPr>
+          <w:b w:val="0"/>
+          <w:i w:val="0"/>
+        </w:rPr>
+        <w:t>Otherwise</w:t>
+      </w:r>
+      <w:r>
+        <w:t xml:space="preserve"> </w:t>
+      </w:r>
+      <w:r>
+        <w:rPr>
+          <w:b w:val="0"/>
+          <w:i w:val="0"/>
+        </w:rPr>
+        <w:t>retain</w:t>
+      </w:r>
+      <w:r>
+        <w:t xml:space="preserve"> </w:t>
+      </w:r>
+      <w:r>
+        <w:rPr>
+          <w:b w:val="0"/>
+          <w:i w:val="0"/>
+        </w:rPr>
+        <w:t>the</w:t>
+      </w:r>
+      <w:r>
+        <w:t xml:space="preserve"> </w:t>
+      </w:r>
+      <w:r>
+        <w:rPr>
+          <w:b w:val="0"/>
+          <w:i w:val="0"/>
+        </w:rPr>
+        <w:t>reported</w:t>
+      </w:r>
+      <w:r>
+        <w:t xml:space="preserve"> </w:t>
+      </w:r>
+      <w:r>
+        <w:rPr>
+          <w:b w:val="0"/>
+          <w:i w:val="0"/>
+        </w:rPr>
+        <w:t>clock</w:t>
+      </w:r>
+      <w:r>
+        <w:t xml:space="preserve"> </w:t>
+      </w:r>
+      <w:r>
+        <w:rPr>
+          <w:b w:val="0"/>
+          <w:i w:val="0"/>
+        </w:rPr>
         <w:t>time</w:t>
       </w:r>
       <w:r>
@@ -7629,77 +7726,47 @@
           <w:b w:val="0"/>
           <w:i w:val="0"/>
         </w:rPr>
-        <w:t>only</w:t>
-      </w:r>
-      <w:r>
-        <w:t xml:space="preserve"> </w:t>
-      </w:r>
-      <w:r>
-        <w:rPr>
-          <w:b w:val="0"/>
-          <w:i w:val="0"/>
-        </w:rPr>
-        <w:t>when</w:t>
-      </w:r>
-      <w:r>
-        <w:t xml:space="preserve"> </w:t>
-      </w:r>
-      <w:r>
-        <w:rPr>
-          <w:b w:val="0"/>
-          <w:i w:val="0"/>
-        </w:rPr>
-        <w:t>the</w:t>
-      </w:r>
-      <w:r>
-        <w:t xml:space="preserve"> </w:t>
-      </w:r>
-      <w:r>
-        <w:rPr>
-          <w:b w:val="0"/>
-          <w:i w:val="0"/>
-        </w:rPr>
-        <w:t>event</w:t>
-      </w:r>
-      <w:r>
-        <w:t xml:space="preserve"> </w:t>
-      </w:r>
-      <w:r>
-        <w:rPr>
-          <w:b w:val="0"/>
-          <w:i w:val="0"/>
-        </w:rPr>
-        <w:t>crosses</w:t>
-      </w:r>
-      <w:r>
-        <w:t xml:space="preserve"> </w:t>
-      </w:r>
-      <w:r>
-        <w:rPr>
-          <w:b w:val="0"/>
-          <w:i w:val="0"/>
-        </w:rPr>
-        <w:t>a</w:t>
-      </w:r>
-      <w:r>
-        <w:t xml:space="preserve"> </w:t>
-      </w:r>
-      <w:r>
-        <w:rPr>
-          <w:b w:val="0"/>
-          <w:i w:val="0"/>
-        </w:rPr>
-        <w:t>calendar</w:t>
-      </w:r>
-      <w:r>
-        <w:t xml:space="preserve"> </w:t>
-      </w:r>
-      <w:r>
-        <w:rPr>
-          <w:b w:val="0"/>
-          <w:i w:val="0"/>
-        </w:rPr>
-        <w:t>day.</w:t>
+        <w:t>and</w:t>
+      </w:r>
+      <w:r>
+        <w:t xml:space="preserve"> </w:t>
+      </w:r>
+      <w:r>
+        <w:rPr>
+          <w:b w:val="0"/>
+          <w:i w:val="0"/>
+        </w:rPr>
+        <w:t>label</w:t>
+      </w:r>
+      <w:r>
+        <w:t xml:space="preserve"> </w:t>
+      </w:r>
+      <w:r>
+        <w:rPr>
+          <w:b w:val="0"/>
+          <w:i w:val="0"/>
+        </w:rPr>
+        <w:t>it</w:t>
+      </w:r>
+      <w:r>
+        <w:t xml:space="preserve"> </w:t>
+      </w:r>
+      <w:r>
+        <w:rPr>
+          <w:b w:val="0"/>
+          <w:i w:val="0"/>
+        </w:rPr>
+        <w:t>"(local</w:t>
+      </w:r>
+      <w:r>
+        <w:t xml:space="preserve"> </w:t>
+      </w:r>
+      <w:r>
+        <w:rPr>
+          <w:b w:val="0"/>
+          <w:i w:val="0"/>
+        </w:rPr>
+        <w:t>time)".</w:t>
       </w:r>
       <w:r>
         <w:t xml:space="preserve"> </w:t>
@@ -8862,6 +8929,16 @@
           <w:b w:val="0"/>
           <w:i w:val="0"/>
         </w:rPr>
+        <w:t>[G2-A4]</w:t>
+      </w:r>
+      <w:r>
+        <w:t xml:space="preserve"> </w:t>
+      </w:r>
+      <w:r>
+        <w:rPr>
+          <w:b w:val="0"/>
+          <w:i w:val="0"/>
+        </w:rPr>
         <w:t>Datelines</w:t>
       </w:r>
       <w:bookmarkEnd w:id="9008"/>
@@ -9106,6 +9183,16 @@
           <w:b w:val="0"/>
           <w:i w:val="0"/>
         </w:rPr>
+        <w:t>[G2-A5]</w:t>
+      </w:r>
+      <w:r>
+        <w:t xml:space="preserve"> </w:t>
+      </w:r>
+      <w:r>
+        <w:rPr>
+          <w:b w:val="0"/>
+          <w:i w:val="0"/>
+        </w:rPr>
         <w:t>Currency</w:t>
       </w:r>
       <w:bookmarkEnd w:id="9009"/>
@@ -10090,6 +10177,16 @@
           <w:b w:val="0"/>
           <w:i w:val="0"/>
         </w:rPr>
+        <w:t>[G2-A6]</w:t>
+      </w:r>
+      <w:r>
+        <w:t xml:space="preserve"> </w:t>
+      </w:r>
+      <w:r>
+        <w:rPr>
+          <w:b w:val="0"/>
+          <w:i w:val="0"/>
+        </w:rPr>
         <w:t>Measurements</w:t>
       </w:r>
       <w:bookmarkEnd w:id="9010"/>
@@ -10709,6 +10806,16 @@
       <w:pPr>
         <w:pStyle w:val="Heading4"/>
       </w:pPr>
+      <w:r>
+        <w:rPr>
+          <w:b w:val="0"/>
+          <w:i w:val="0"/>
+        </w:rPr>
+        <w:t>[G2-A7]</w:t>
+      </w:r>
+      <w:r>
+        <w:t xml:space="preserve"> </w:t>
+      </w:r>
       <w:r>
         <w:rPr>
           <w:b w:val="0"/>
@@ -17167,6 +17274,16 @@
           <w:b w:val="0"/>
           <w:i w:val="0"/>
         </w:rPr>
+        <w:t>[G2-A8]</w:t>
+      </w:r>
+      <w:r>
+        <w:t xml:space="preserve"> </w:t>
+      </w:r>
+      <w:r>
+        <w:rPr>
+          <w:b w:val="0"/>
+          <w:i w:val="0"/>
+        </w:rPr>
         <w:t>Acronyms</w:t>
       </w:r>
       <w:bookmarkEnd w:id="9012"/>
@@ -17454,426 +17571,456 @@
     <w:p>
       <w:bookmarkStart w:id="9013" w:name="_bkp_toc_13"/>
       <w:pPr>
-        <w:pStyle w:val="Heading4"/>
+        <w:pStyle w:val="Heading3"/>
       </w:pPr>
       <w:r>
         <w:rPr>
           <w:b w:val="0"/>
           <w:i w:val="0"/>
         </w:rPr>
-        <w:t>Country</w:t>
-      </w:r>
-      <w:r>
-        <w:t xml:space="preserve"> </w:t>
-      </w:r>
-      <w:r>
-        <w:rPr>
-          <w:b w:val="0"/>
-          <w:i w:val="0"/>
-        </w:rPr>
-        <w:t>abbreviations</w:t>
-      </w:r>
-      <w:r>
-        <w:t xml:space="preserve"> </w:t>
-      </w:r>
-      <w:r>
-        <w:rPr>
-          <w:b w:val="0"/>
-          <w:i w:val="0"/>
-        </w:rPr>
-        <w:t>in</w:t>
-      </w:r>
-      <w:r>
-        <w:t xml:space="preserve"> </w:t>
-      </w:r>
-      <w:r>
-        <w:rPr>
-          <w:b w:val="0"/>
-          <w:i w:val="0"/>
-        </w:rPr>
-        <w:t>heads</w:t>
+        <w:t>[G2-B]</w:t>
+      </w:r>
+      <w:r>
+        <w:t xml:space="preserve"> </w:t>
+      </w:r>
+      <w:r>
+        <w:rPr>
+          <w:b w:val="0"/>
+          <w:i w:val="0"/>
+        </w:rPr>
+        <w:t>Scope</w:t>
       </w:r>
       <w:bookmarkEnd w:id="9013"/>
-    </w:p>
-    <w:p>
-      <w:pPr/>
-      <w:r>
-        <w:rPr>
-          <w:b w:val="0"/>
-          <w:i w:val="0"/>
-        </w:rPr>
-        <w:t>UK</w:t>
-      </w:r>
-      <w:r>
-        <w:t xml:space="preserve"> </w:t>
-      </w:r>
-      <w:r>
-        <w:rPr>
-          <w:b w:val="0"/>
-          <w:i w:val="0"/>
-        </w:rPr>
-        <w:t>and</w:t>
-      </w:r>
-      <w:r>
-        <w:t xml:space="preserve"> </w:t>
-      </w:r>
-      <w:r>
-        <w:rPr>
-          <w:b w:val="0"/>
-          <w:i w:val="0"/>
-        </w:rPr>
-        <w:t>US</w:t>
-      </w:r>
-      <w:r>
-        <w:t xml:space="preserve"> </w:t>
-      </w:r>
-      <w:r>
-        <w:rPr>
-          <w:b w:val="0"/>
-          <w:i w:val="0"/>
-        </w:rPr>
-        <w:t>appear</w:t>
-      </w:r>
-      <w:r>
-        <w:t xml:space="preserve"> </w:t>
-      </w:r>
-      <w:r>
-        <w:rPr>
-          <w:b w:val="0"/>
-          <w:i w:val="0"/>
-        </w:rPr>
-        <w:t>anywhere.</w:t>
-      </w:r>
-      <w:r>
-        <w:t xml:space="preserve"> </w:t>
-      </w:r>
-      <w:r>
-        <w:rPr>
-          <w:b w:val="0"/>
-          <w:i w:val="0"/>
-        </w:rPr>
-        <w:t>NZ,</w:t>
-      </w:r>
-      <w:r>
-        <w:t xml:space="preserve"> </w:t>
-      </w:r>
-      <w:r>
-        <w:rPr>
-          <w:b w:val="0"/>
-          <w:i w:val="0"/>
-        </w:rPr>
-        <w:t>HK,</w:t>
-      </w:r>
-      <w:r>
-        <w:t xml:space="preserve"> </w:t>
-      </w:r>
-      <w:r>
-        <w:rPr>
-          <w:b w:val="0"/>
-          <w:i w:val="0"/>
-        </w:rPr>
-        <w:t>LA,</w:t>
-      </w:r>
-      <w:r>
-        <w:t xml:space="preserve"> </w:t>
-      </w:r>
-      <w:r>
-        <w:rPr>
-          <w:b w:val="0"/>
-          <w:i w:val="0"/>
-        </w:rPr>
-        <w:t>NY,</w:t>
-      </w:r>
-      <w:r>
-        <w:t xml:space="preserve"> </w:t>
-      </w:r>
-      <w:r>
-        <w:rPr>
-          <w:b w:val="0"/>
-          <w:i w:val="0"/>
-        </w:rPr>
-        <w:t>SK,</w:t>
-      </w:r>
-      <w:r>
-        <w:t xml:space="preserve"> </w:t>
-      </w:r>
-      <w:r>
-        <w:rPr>
-          <w:b w:val="0"/>
-          <w:i w:val="0"/>
-        </w:rPr>
-        <w:t>NK,</w:t>
-      </w:r>
-      <w:r>
-        <w:t xml:space="preserve"> </w:t>
-      </w:r>
-      <w:r>
-        <w:rPr>
-          <w:b w:val="0"/>
-          <w:i w:val="0"/>
-        </w:rPr>
-        <w:t>S</w:t>
-      </w:r>
-      <w:r>
-        <w:t xml:space="preserve"> </w:t>
-      </w:r>
-      <w:r>
-        <w:rPr>
-          <w:b w:val="0"/>
-          <w:i w:val="0"/>
-        </w:rPr>
-        <w:t>Africa,</w:t>
-      </w:r>
-      <w:r>
-        <w:t xml:space="preserve"> </w:t>
-      </w:r>
-      <w:r>
-        <w:rPr>
-          <w:b w:val="0"/>
-          <w:i w:val="0"/>
-        </w:rPr>
-        <w:t>S</w:t>
-      </w:r>
-      <w:r>
-        <w:t xml:space="preserve"> </w:t>
-      </w:r>
-      <w:r>
-        <w:rPr>
-          <w:b w:val="0"/>
-          <w:i w:val="0"/>
-        </w:rPr>
-        <w:t>Sudan</w:t>
-      </w:r>
-      <w:r>
-        <w:t xml:space="preserve"> </w:t>
-      </w:r>
-      <w:r>
-        <w:rPr>
-          <w:b w:val="0"/>
-          <w:i w:val="0"/>
-        </w:rPr>
-        <w:t>and</w:t>
-      </w:r>
-      <w:r>
-        <w:t xml:space="preserve"> </w:t>
-      </w:r>
-      <w:r>
-        <w:rPr>
-          <w:b w:val="0"/>
-          <w:i w:val="0"/>
-        </w:rPr>
-        <w:t>Aus</w:t>
-      </w:r>
-      <w:r>
-        <w:t xml:space="preserve"> </w:t>
-      </w:r>
-      <w:r>
-        <w:rPr>
-          <w:b w:val="0"/>
-          <w:i w:val="0"/>
-        </w:rPr>
-        <w:t>appear</w:t>
-      </w:r>
-      <w:r>
-        <w:t xml:space="preserve"> </w:t>
-      </w:r>
-      <w:r>
-        <w:rPr>
-          <w:b w:val="0"/>
-          <w:i w:val="0"/>
-        </w:rPr>
-        <w:t>in</w:t>
-      </w:r>
-      <w:r>
-        <w:t xml:space="preserve"> </w:t>
-      </w:r>
-      <w:r>
-        <w:rPr>
-          <w:b w:val="0"/>
-          <w:i w:val="0"/>
-        </w:rPr>
-        <w:t>heads</w:t>
-      </w:r>
-      <w:r>
-        <w:t xml:space="preserve"> </w:t>
-      </w:r>
-      <w:r>
-        <w:rPr>
-          <w:b w:val="0"/>
-          <w:i w:val="0"/>
-        </w:rPr>
-        <w:t>and</w:t>
-      </w:r>
-      <w:r>
-        <w:t xml:space="preserve"> </w:t>
-      </w:r>
-      <w:r>
-        <w:rPr>
-          <w:b w:val="0"/>
-          <w:i w:val="0"/>
-        </w:rPr>
-        <w:t>decks.</w:t>
-      </w:r>
-      <w:r>
-        <w:t xml:space="preserve"> </w:t>
-      </w:r>
-      <w:r>
-        <w:rPr>
-          <w:b w:val="0"/>
-          <w:i w:val="0"/>
-        </w:rPr>
-        <w:t>PNG</w:t>
-      </w:r>
-      <w:r>
-        <w:t xml:space="preserve"> </w:t>
-      </w:r>
-      <w:r>
-        <w:rPr>
-          <w:b w:val="0"/>
-          <w:i w:val="0"/>
-        </w:rPr>
-        <w:t>and</w:t>
-      </w:r>
-      <w:r>
-        <w:t xml:space="preserve"> </w:t>
-      </w:r>
-      <w:r>
-        <w:rPr>
-          <w:b w:val="0"/>
-          <w:i w:val="0"/>
-        </w:rPr>
-        <w:t>DRC</w:t>
-      </w:r>
-      <w:r>
-        <w:t xml:space="preserve"> </w:t>
-      </w:r>
-      <w:r>
-        <w:rPr>
-          <w:b w:val="0"/>
-          <w:i w:val="0"/>
-        </w:rPr>
-        <w:t>appear</w:t>
-      </w:r>
-      <w:r>
-        <w:t xml:space="preserve"> </w:t>
-      </w:r>
-      <w:r>
-        <w:rPr>
-          <w:b w:val="0"/>
-          <w:i w:val="0"/>
-        </w:rPr>
-        <w:t>in</w:t>
-      </w:r>
-      <w:r>
-        <w:t xml:space="preserve"> </w:t>
-      </w:r>
-      <w:r>
-        <w:rPr>
-          <w:b w:val="0"/>
-          <w:i w:val="0"/>
-        </w:rPr>
-        <w:t>heads,</w:t>
-      </w:r>
-      <w:r>
-        <w:t xml:space="preserve"> </w:t>
-      </w:r>
-      <w:r>
-        <w:rPr>
-          <w:b w:val="0"/>
-          <w:i w:val="0"/>
-        </w:rPr>
-        <w:t>or</w:t>
-      </w:r>
-      <w:r>
-        <w:t xml:space="preserve"> </w:t>
-      </w:r>
-      <w:r>
-        <w:rPr>
-          <w:b w:val="0"/>
-          <w:i w:val="0"/>
-        </w:rPr>
-        <w:t>in</w:t>
-      </w:r>
-      <w:r>
-        <w:t xml:space="preserve"> </w:t>
-      </w:r>
-      <w:r>
-        <w:rPr>
-          <w:b w:val="0"/>
-          <w:i w:val="0"/>
-        </w:rPr>
-        <w:t>body</w:t>
-      </w:r>
-      <w:r>
-        <w:t xml:space="preserve"> </w:t>
-      </w:r>
-      <w:r>
-        <w:rPr>
-          <w:b w:val="0"/>
-          <w:i w:val="0"/>
-        </w:rPr>
-        <w:t>after</w:t>
-      </w:r>
-      <w:r>
-        <w:t xml:space="preserve"> </w:t>
-      </w:r>
-      <w:r>
-        <w:rPr>
-          <w:b w:val="0"/>
-          <w:i w:val="0"/>
-        </w:rPr>
-        <w:t>the</w:t>
-      </w:r>
-      <w:r>
-        <w:t xml:space="preserve"> </w:t>
-      </w:r>
-      <w:r>
-        <w:rPr>
-          <w:b w:val="0"/>
-          <w:i w:val="0"/>
-        </w:rPr>
-        <w:t>full</w:t>
-      </w:r>
-      <w:r>
-        <w:t xml:space="preserve"> </w:t>
-      </w:r>
-      <w:r>
-        <w:rPr>
-          <w:b w:val="0"/>
-          <w:i w:val="0"/>
-        </w:rPr>
-        <w:t>first</w:t>
-      </w:r>
-      <w:r>
-        <w:t xml:space="preserve"> </w:t>
-      </w:r>
-      <w:r>
-        <w:rPr>
-          <w:b w:val="0"/>
-          <w:i w:val="0"/>
-        </w:rPr>
-        <w:t>reference.</w:t>
-      </w:r>
     </w:p>
     <w:p>
       <w:bookmarkStart w:id="9014" w:name="_bkp_toc_14"/>
       <w:pPr>
-        <w:pStyle w:val="Heading3"/>
+        <w:pStyle w:val="Heading4"/>
       </w:pPr>
       <w:r>
         <w:rPr>
           <w:b w:val="0"/>
           <w:i w:val="0"/>
         </w:rPr>
-        <w:t>Scope</w:t>
+        <w:t>[G2-B1]</w:t>
+      </w:r>
+      <w:r>
+        <w:t xml:space="preserve"> </w:t>
+      </w:r>
+      <w:r>
+        <w:rPr>
+          <w:b w:val="0"/>
+          <w:i w:val="0"/>
+        </w:rPr>
+        <w:t>Country</w:t>
+      </w:r>
+      <w:r>
+        <w:t xml:space="preserve"> </w:t>
+      </w:r>
+      <w:r>
+        <w:rPr>
+          <w:b w:val="0"/>
+          <w:i w:val="0"/>
+        </w:rPr>
+        <w:t>abbreviations</w:t>
+      </w:r>
+      <w:r>
+        <w:t xml:space="preserve"> </w:t>
+      </w:r>
+      <w:r>
+        <w:rPr>
+          <w:b w:val="0"/>
+          <w:i w:val="0"/>
+        </w:rPr>
+        <w:t>in</w:t>
+      </w:r>
+      <w:r>
+        <w:t xml:space="preserve"> </w:t>
+      </w:r>
+      <w:r>
+        <w:rPr>
+          <w:b w:val="0"/>
+          <w:i w:val="0"/>
+        </w:rPr>
+        <w:t>heads</w:t>
       </w:r>
       <w:bookmarkEnd w:id="9014"/>
+    </w:p>
+    <w:p>
+      <w:pPr/>
+      <w:r>
+        <w:rPr>
+          <w:b w:val="0"/>
+          <w:i w:val="0"/>
+        </w:rPr>
+        <w:t>UK</w:t>
+      </w:r>
+      <w:r>
+        <w:t xml:space="preserve"> </w:t>
+      </w:r>
+      <w:r>
+        <w:rPr>
+          <w:b w:val="0"/>
+          <w:i w:val="0"/>
+        </w:rPr>
+        <w:t>and</w:t>
+      </w:r>
+      <w:r>
+        <w:t xml:space="preserve"> </w:t>
+      </w:r>
+      <w:r>
+        <w:rPr>
+          <w:b w:val="0"/>
+          <w:i w:val="0"/>
+        </w:rPr>
+        <w:t>US</w:t>
+      </w:r>
+      <w:r>
+        <w:t xml:space="preserve"> </w:t>
+      </w:r>
+      <w:r>
+        <w:rPr>
+          <w:b w:val="0"/>
+          <w:i w:val="0"/>
+        </w:rPr>
+        <w:t>appear</w:t>
+      </w:r>
+      <w:r>
+        <w:t xml:space="preserve"> </w:t>
+      </w:r>
+      <w:r>
+        <w:rPr>
+          <w:b w:val="0"/>
+          <w:i w:val="0"/>
+        </w:rPr>
+        <w:t>anywhere.</w:t>
+      </w:r>
+      <w:r>
+        <w:t xml:space="preserve"> </w:t>
+      </w:r>
+      <w:r>
+        <w:rPr>
+          <w:b w:val="0"/>
+          <w:i w:val="0"/>
+        </w:rPr>
+        <w:t>NZ,</w:t>
+      </w:r>
+      <w:r>
+        <w:t xml:space="preserve"> </w:t>
+      </w:r>
+      <w:r>
+        <w:rPr>
+          <w:b w:val="0"/>
+          <w:i w:val="0"/>
+        </w:rPr>
+        <w:t>HK,</w:t>
+      </w:r>
+      <w:r>
+        <w:t xml:space="preserve"> </w:t>
+      </w:r>
+      <w:r>
+        <w:rPr>
+          <w:b w:val="0"/>
+          <w:i w:val="0"/>
+        </w:rPr>
+        <w:t>LA,</w:t>
+      </w:r>
+      <w:r>
+        <w:t xml:space="preserve"> </w:t>
+      </w:r>
+      <w:r>
+        <w:rPr>
+          <w:b w:val="0"/>
+          <w:i w:val="0"/>
+        </w:rPr>
+        <w:t>NY,</w:t>
+      </w:r>
+      <w:r>
+        <w:t xml:space="preserve"> </w:t>
+      </w:r>
+      <w:r>
+        <w:rPr>
+          <w:b w:val="0"/>
+          <w:i w:val="0"/>
+        </w:rPr>
+        <w:t>SK,</w:t>
+      </w:r>
+      <w:r>
+        <w:t xml:space="preserve"> </w:t>
+      </w:r>
+      <w:r>
+        <w:rPr>
+          <w:b w:val="0"/>
+          <w:i w:val="0"/>
+        </w:rPr>
+        <w:t>NK,</w:t>
+      </w:r>
+      <w:r>
+        <w:t xml:space="preserve"> </w:t>
+      </w:r>
+      <w:r>
+        <w:rPr>
+          <w:b w:val="0"/>
+          <w:i w:val="0"/>
+        </w:rPr>
+        <w:t>S</w:t>
+      </w:r>
+      <w:r>
+        <w:t xml:space="preserve"> </w:t>
+      </w:r>
+      <w:r>
+        <w:rPr>
+          <w:b w:val="0"/>
+          <w:i w:val="0"/>
+        </w:rPr>
+        <w:t>Africa,</w:t>
+      </w:r>
+      <w:r>
+        <w:t xml:space="preserve"> </w:t>
+      </w:r>
+      <w:r>
+        <w:rPr>
+          <w:b w:val="0"/>
+          <w:i w:val="0"/>
+        </w:rPr>
+        <w:t>S</w:t>
+      </w:r>
+      <w:r>
+        <w:t xml:space="preserve"> </w:t>
+      </w:r>
+      <w:r>
+        <w:rPr>
+          <w:b w:val="0"/>
+          <w:i w:val="0"/>
+        </w:rPr>
+        <w:t>Sudan</w:t>
+      </w:r>
+      <w:r>
+        <w:t xml:space="preserve"> </w:t>
+      </w:r>
+      <w:r>
+        <w:rPr>
+          <w:b w:val="0"/>
+          <w:i w:val="0"/>
+        </w:rPr>
+        <w:t>and</w:t>
+      </w:r>
+      <w:r>
+        <w:t xml:space="preserve"> </w:t>
+      </w:r>
+      <w:r>
+        <w:rPr>
+          <w:b w:val="0"/>
+          <w:i w:val="0"/>
+        </w:rPr>
+        <w:t>Aus</w:t>
+      </w:r>
+      <w:r>
+        <w:t xml:space="preserve"> </w:t>
+      </w:r>
+      <w:r>
+        <w:rPr>
+          <w:b w:val="0"/>
+          <w:i w:val="0"/>
+        </w:rPr>
+        <w:t>appear</w:t>
+      </w:r>
+      <w:r>
+        <w:t xml:space="preserve"> </w:t>
+      </w:r>
+      <w:r>
+        <w:rPr>
+          <w:b w:val="0"/>
+          <w:i w:val="0"/>
+        </w:rPr>
+        <w:t>in</w:t>
+      </w:r>
+      <w:r>
+        <w:t xml:space="preserve"> </w:t>
+      </w:r>
+      <w:r>
+        <w:rPr>
+          <w:b w:val="0"/>
+          <w:i w:val="0"/>
+        </w:rPr>
+        <w:t>heads</w:t>
+      </w:r>
+      <w:r>
+        <w:t xml:space="preserve"> </w:t>
+      </w:r>
+      <w:r>
+        <w:rPr>
+          <w:b w:val="0"/>
+          <w:i w:val="0"/>
+        </w:rPr>
+        <w:t>and</w:t>
+      </w:r>
+      <w:r>
+        <w:t xml:space="preserve"> </w:t>
+      </w:r>
+      <w:r>
+        <w:rPr>
+          <w:b w:val="0"/>
+          <w:i w:val="0"/>
+        </w:rPr>
+        <w:t>decks.</w:t>
+      </w:r>
+      <w:r>
+        <w:t xml:space="preserve"> </w:t>
+      </w:r>
+      <w:r>
+        <w:rPr>
+          <w:b w:val="0"/>
+          <w:i w:val="0"/>
+        </w:rPr>
+        <w:t>PNG</w:t>
+      </w:r>
+      <w:r>
+        <w:t xml:space="preserve"> </w:t>
+      </w:r>
+      <w:r>
+        <w:rPr>
+          <w:b w:val="0"/>
+          <w:i w:val="0"/>
+        </w:rPr>
+        <w:t>and</w:t>
+      </w:r>
+      <w:r>
+        <w:t xml:space="preserve"> </w:t>
+      </w:r>
+      <w:r>
+        <w:rPr>
+          <w:b w:val="0"/>
+          <w:i w:val="0"/>
+        </w:rPr>
+        <w:t>DRC</w:t>
+      </w:r>
+      <w:r>
+        <w:t xml:space="preserve"> </w:t>
+      </w:r>
+      <w:r>
+        <w:rPr>
+          <w:b w:val="0"/>
+          <w:i w:val="0"/>
+        </w:rPr>
+        <w:t>appear</w:t>
+      </w:r>
+      <w:r>
+        <w:t xml:space="preserve"> </w:t>
+      </w:r>
+      <w:r>
+        <w:rPr>
+          <w:b w:val="0"/>
+          <w:i w:val="0"/>
+        </w:rPr>
+        <w:t>in</w:t>
+      </w:r>
+      <w:r>
+        <w:t xml:space="preserve"> </w:t>
+      </w:r>
+      <w:r>
+        <w:rPr>
+          <w:b w:val="0"/>
+          <w:i w:val="0"/>
+        </w:rPr>
+        <w:t>heads,</w:t>
+      </w:r>
+      <w:r>
+        <w:t xml:space="preserve"> </w:t>
+      </w:r>
+      <w:r>
+        <w:rPr>
+          <w:b w:val="0"/>
+          <w:i w:val="0"/>
+        </w:rPr>
+        <w:t>or</w:t>
+      </w:r>
+      <w:r>
+        <w:t xml:space="preserve"> </w:t>
+      </w:r>
+      <w:r>
+        <w:rPr>
+          <w:b w:val="0"/>
+          <w:i w:val="0"/>
+        </w:rPr>
+        <w:t>in</w:t>
+      </w:r>
+      <w:r>
+        <w:t xml:space="preserve"> </w:t>
+      </w:r>
+      <w:r>
+        <w:rPr>
+          <w:b w:val="0"/>
+          <w:i w:val="0"/>
+        </w:rPr>
+        <w:t>body</w:t>
+      </w:r>
+      <w:r>
+        <w:t xml:space="preserve"> </w:t>
+      </w:r>
+      <w:r>
+        <w:rPr>
+          <w:b w:val="0"/>
+          <w:i w:val="0"/>
+        </w:rPr>
+        <w:t>after</w:t>
+      </w:r>
+      <w:r>
+        <w:t xml:space="preserve"> </w:t>
+      </w:r>
+      <w:r>
+        <w:rPr>
+          <w:b w:val="0"/>
+          <w:i w:val="0"/>
+        </w:rPr>
+        <w:t>the</w:t>
+      </w:r>
+      <w:r>
+        <w:t xml:space="preserve"> </w:t>
+      </w:r>
+      <w:r>
+        <w:rPr>
+          <w:b w:val="0"/>
+          <w:i w:val="0"/>
+        </w:rPr>
+        <w:t>full</w:t>
+      </w:r>
+      <w:r>
+        <w:t xml:space="preserve"> </w:t>
+      </w:r>
+      <w:r>
+        <w:rPr>
+          <w:b w:val="0"/>
+          <w:i w:val="0"/>
+        </w:rPr>
+        <w:t>first</w:t>
+      </w:r>
+      <w:r>
+        <w:t xml:space="preserve"> </w:t>
+      </w:r>
+      <w:r>
+        <w:rPr>
+          <w:b w:val="0"/>
+          <w:i w:val="0"/>
+        </w:rPr>
+        <w:t>reference.</w:t>
+      </w:r>
     </w:p>
     <w:p>
       <w:bookmarkStart w:id="9015" w:name="_bkp_toc_15"/>
       <w:pPr>
         <w:pStyle w:val="Heading4"/>
       </w:pPr>
+      <w:r>
+        <w:rPr>
+          <w:b w:val="0"/>
+          <w:i w:val="0"/>
+        </w:rPr>
+        <w:t>[G2-B2]</w:t>
+      </w:r>
+      <w:r>
+        <w:t xml:space="preserve"> </w:t>
+      </w:r>
       <w:r>
         <w:rPr>
           <w:b w:val="0"/>
@@ -22904,6 +23051,16 @@
           <w:b w:val="0"/>
           <w:i w:val="0"/>
         </w:rPr>
+        <w:t>[G2-C]</w:t>
+      </w:r>
+      <w:r>
+        <w:t xml:space="preserve"> </w:t>
+      </w:r>
+      <w:r>
+        <w:rPr>
+          <w:b w:val="0"/>
+          <w:i w:val="0"/>
+        </w:rPr>
         <w:t>PR</w:t>
       </w:r>
       <w:r>
@@ -24068,6 +24225,16 @@
       <w:pPr>
         <w:pStyle w:val="Heading2"/>
       </w:pPr>
+      <w:r>
+        <w:rPr>
+          <w:b w:val="0"/>
+          <w:i w:val="0"/>
+        </w:rPr>
+        <w:t>[G3]</w:t>
+      </w:r>
+      <w:r>
+        <w:t xml:space="preserve"> </w:t>
+      </w:r>
       <w:r>
         <w:rPr>
           <w:b w:val="0"/>
@@ -24087,6 +24254,16 @@
           <w:b w:val="0"/>
           <w:i w:val="0"/>
         </w:rPr>
+        <w:t>[G3-A]</w:t>
+      </w:r>
+      <w:r>
+        <w:t xml:space="preserve"> </w:t>
+      </w:r>
+      <w:r>
+        <w:rPr>
+          <w:b w:val="0"/>
+          <w:i w:val="0"/>
+        </w:rPr>
         <w:t>JOB</w:t>
       </w:r>
       <w:r>
@@ -24816,6 +24993,16 @@
       <w:pPr>
         <w:pStyle w:val="Heading3"/>
       </w:pPr>
+      <w:r>
+        <w:rPr>
+          <w:b w:val="0"/>
+          <w:i w:val="0"/>
+        </w:rPr>
+        <w:t>[G3-B]</w:t>
+      </w:r>
+      <w:r>
+        <w:t xml:space="preserve"> </w:t>
+      </w:r>
       <w:r>
         <w:rPr>
           <w:b w:val="0"/>
@@ -24980,7 +25167,7 @@
         <w:br/>
       </w:r>
       <w:r>
-        <w:t>[edition | applicable GUIDE chapter paths]</w:t>
+        <w:t>[edition | applicable GUIDE codes]</w:t>
       </w:r>
       <w:r>
         <w:br/>
@@ -26258,6 +26445,16 @@
       <w:pPr>
         <w:pStyle w:val="Heading3"/>
       </w:pPr>
+      <w:r>
+        <w:rPr>
+          <w:b w:val="0"/>
+          <w:i w:val="0"/>
+        </w:rPr>
+        <w:t>[G3-C]</w:t>
+      </w:r>
+      <w:r>
+        <w:t xml:space="preserve"> </w:t>
+      </w:r>
       <w:r>
         <w:rPr>
           <w:b w:val="0"/>
@@ -26725,6 +26922,16 @@
           <w:b w:val="0"/>
           <w:i w:val="0"/>
         </w:rPr>
+        <w:t>[G3-D]</w:t>
+      </w:r>
+      <w:r>
+        <w:t xml:space="preserve"> </w:t>
+      </w:r>
+      <w:r>
+        <w:rPr>
+          <w:b w:val="0"/>
+          <w:i w:val="0"/>
+        </w:rPr>
         <w:t>REFERENCES</w:t>
       </w:r>
       <w:bookmarkEnd w:id="9021"/>
@@ -27006,17 +27213,27 @@
           <w:b w:val="0"/>
           <w:i w:val="0"/>
         </w:rPr>
-        <w:t>chapter</w:t>
-      </w:r>
-      <w:r>
-        <w:t xml:space="preserve"> </w:t>
-      </w:r>
-      <w:r>
-        <w:rPr>
-          <w:b w:val="0"/>
-          <w:i w:val="0"/>
-        </w:rPr>
-        <w:t>paths.</w:t>
+        <w:t>codes</w:t>
+      </w:r>
+      <w:r>
+        <w:t xml:space="preserve"> </w:t>
+      </w:r>
+      <w:r>
+        <w:rPr>
+          <w:b w:val="0"/>
+          <w:i w:val="0"/>
+        </w:rPr>
+        <w:t>from</w:t>
+      </w:r>
+      <w:r>
+        <w:t xml:space="preserve"> </w:t>
+      </w:r>
+      <w:r>
+        <w:rPr>
+          <w:b w:val="0"/>
+          <w:i w:val="0"/>
+        </w:rPr>
+        <w:t>CONTENTS.</w:t>
       </w:r>
     </w:p>
     <w:p>
@@ -27040,7 +27257,7 @@
         <w:br/>
       </w:r>
       <w:r>
-        <w:t>300826_gpt_index-style | GUIDE: PROCESSES &gt; CONVERSIONS &gt; Numbers; OUTPUT &gt; FORMAT</w:t>
+        <w:t>010926_gpt_alpha-index | [G2-A1] [G3-B]</w:t>
       </w:r>
     </w:p>
     <w:p>
@@ -27050,7 +27267,7 @@
           <w:b w:val="0"/>
           <w:i w:val="0"/>
         </w:rPr>
-        <w:t>Name</w:t>
+        <w:t>List</w:t>
       </w:r>
       <w:r>
         <w:t xml:space="preserve"> </w:t>
@@ -27070,7 +27287,7 @@
           <w:b w:val="0"/>
           <w:i w:val="0"/>
         </w:rPr>
-        <w:t>chapters</w:t>
+        <w:t>codes</w:t>
       </w:r>
       <w:r>
         <w:t xml:space="preserve"> </w:t>
@@ -27181,6 +27398,166 @@
           <w:i w:val="0"/>
         </w:rPr>
         <w:t>GUIDE.</w:t>
+      </w:r>
+      <w:r>
+        <w:t xml:space="preserve"> </w:t>
+      </w:r>
+      <w:r>
+        <w:rPr>
+          <w:b w:val="0"/>
+          <w:i w:val="0"/>
+        </w:rPr>
+        <w:t>A</w:t>
+      </w:r>
+      <w:r>
+        <w:t xml:space="preserve"> </w:t>
+      </w:r>
+      <w:r>
+        <w:rPr>
+          <w:b w:val="0"/>
+          <w:i w:val="0"/>
+        </w:rPr>
+        <w:t>code</w:t>
+      </w:r>
+      <w:r>
+        <w:t xml:space="preserve"> </w:t>
+      </w:r>
+      <w:r>
+        <w:rPr>
+          <w:b w:val="0"/>
+          <w:i w:val="0"/>
+        </w:rPr>
+        <w:t>is</w:t>
+      </w:r>
+      <w:r>
+        <w:t xml:space="preserve"> </w:t>
+      </w:r>
+      <w:r>
+        <w:rPr>
+          <w:b w:val="0"/>
+          <w:i w:val="0"/>
+        </w:rPr>
+        <w:t>edition-bound</w:t>
+      </w:r>
+      <w:r>
+        <w:t xml:space="preserve"> </w:t>
+      </w:r>
+      <w:r>
+        <w:rPr>
+          <w:b w:val="0"/>
+          <w:i w:val="0"/>
+        </w:rPr>
+        <w:t>and</w:t>
+      </w:r>
+      <w:r>
+        <w:t xml:space="preserve"> </w:t>
+      </w:r>
+      <w:r>
+        <w:rPr>
+          <w:b w:val="0"/>
+          <w:i w:val="0"/>
+        </w:rPr>
+        <w:t>is</w:t>
+      </w:r>
+      <w:r>
+        <w:t xml:space="preserve"> </w:t>
+      </w:r>
+      <w:r>
+        <w:rPr>
+          <w:b w:val="0"/>
+          <w:i w:val="0"/>
+        </w:rPr>
+        <w:t>interpreted</w:t>
+      </w:r>
+      <w:r>
+        <w:t xml:space="preserve"> </w:t>
+      </w:r>
+      <w:r>
+        <w:rPr>
+          <w:b w:val="0"/>
+          <w:i w:val="0"/>
+        </w:rPr>
+        <w:t>only</w:t>
+      </w:r>
+      <w:r>
+        <w:t xml:space="preserve"> </w:t>
+      </w:r>
+      <w:r>
+        <w:rPr>
+          <w:b w:val="0"/>
+          <w:i w:val="0"/>
+        </w:rPr>
+        <w:t>with</w:t>
+      </w:r>
+      <w:r>
+        <w:t xml:space="preserve"> </w:t>
+      </w:r>
+      <w:r>
+        <w:rPr>
+          <w:b w:val="0"/>
+          <w:i w:val="0"/>
+        </w:rPr>
+        <w:t>the</w:t>
+      </w:r>
+      <w:r>
+        <w:t xml:space="preserve"> </w:t>
+      </w:r>
+      <w:r>
+        <w:rPr>
+          <w:b w:val="0"/>
+          <w:i w:val="0"/>
+        </w:rPr>
+        <w:t>edition</w:t>
+      </w:r>
+      <w:r>
+        <w:t xml:space="preserve"> </w:t>
+      </w:r>
+      <w:r>
+        <w:rPr>
+          <w:b w:val="0"/>
+          <w:i w:val="0"/>
+        </w:rPr>
+        <w:t>printed</w:t>
+      </w:r>
+      <w:r>
+        <w:t xml:space="preserve"> </w:t>
+      </w:r>
+      <w:r>
+        <w:rPr>
+          <w:b w:val="0"/>
+          <w:i w:val="0"/>
+        </w:rPr>
+        <w:t>on</w:t>
+      </w:r>
+      <w:r>
+        <w:t xml:space="preserve"> </w:t>
+      </w:r>
+      <w:r>
+        <w:rPr>
+          <w:b w:val="0"/>
+          <w:i w:val="0"/>
+        </w:rPr>
+        <w:t>the</w:t>
+      </w:r>
+      <w:r>
+        <w:t xml:space="preserve"> </w:t>
+      </w:r>
+      <w:r>
+        <w:rPr>
+          <w:b w:val="0"/>
+          <w:i w:val="0"/>
+        </w:rPr>
+        <w:t>same</w:t>
+      </w:r>
+      <w:r>
+        <w:t xml:space="preserve"> </w:t>
+      </w:r>
+      <w:r>
+        <w:rPr>
+          <w:b w:val="0"/>
+          <w:i w:val="0"/>
+        </w:rPr>
+        <w:t>line.</w:t>
       </w:r>
     </w:p>
     <w:p>
@@ -27711,6 +28088,16 @@
           <w:b w:val="0"/>
           <w:i w:val="0"/>
         </w:rPr>
+        <w:t>[G3-E]</w:t>
+      </w:r>
+      <w:r>
+        <w:t xml:space="preserve"> </w:t>
+      </w:r>
+      <w:r>
+        <w:rPr>
+          <w:b w:val="0"/>
+          <w:i w:val="0"/>
+        </w:rPr>
         <w:t>UNRESOLVED</w:t>
       </w:r>
       <w:bookmarkEnd w:id="9022"/>
@@ -28110,3657 +28497,2976 @@
       </w:r>
     </w:p>
     <w:p>
-      <w:pPr>
-        <w:sectPr>
-          <w:headerReference w:type="default" r:id="rId15"/>
-          <w:headerReference w:type="even" r:id="rId16"/>
-          <w:footerReference w:type="default" r:id="rId17"/>
-          <w:footerReference w:type="even" r:id="rId18"/>
-          <w:pgSz w:h="15840" w:w="12240" w:orient="portrait"/>
-          <w:pgMar w:bottom="1037" w:top="1080" w:left="1181" w:right="1181" w:header="432" w:footer="490"/>
-          <w:titlePg/>
-          <w:pgNumType w:start="1"/>
-        </w:sectPr>
-      </w:pPr>
-    </w:p>
-    <w:tbl>
-      <w:tblPr>
-        <w:tblW w:type="dxa" w:w="9360"/>
-        <w:tblLayout w:type="fixed"/>
-        <w:tblLook w:firstColumn="1" w:firstRow="1" w:lastColumn="0" w:lastRow="0" w:noHBand="0" w:noVBand="1" w:val="04A0"/>
-        <w:tblBorders>
-          <w:top w:val="single" w:sz="10" w:color="000000"/>
-          <w:left w:val="single" w:sz="10" w:color="000000"/>
-          <w:bottom w:val="single" w:sz="10" w:color="000000"/>
-          <w:right w:val="single" w:sz="10" w:color="000000"/>
-          <w:insideH w:val="single" w:sz="10" w:color="000000"/>
-          <w:insideV w:val="single" w:sz="10" w:color="000000"/>
-        </w:tblBorders>
-      </w:tblPr>
-      <w:tblGrid>
-        <w:gridCol w:w="2340"/>
-        <w:gridCol w:w="2340"/>
-        <w:gridCol w:w="2340"/>
-        <w:gridCol w:w="2340"/>
-      </w:tblGrid>
-      <w:tr>
-        <w:trPr>
-          <w:tblHeader w:val="true"/>
-        </w:trPr>
-        <w:tc>
-          <w:tcPr>
-            <w:tcW w:type="dxa" w:w="2340"/>
-            <w:vAlign w:val="center"/>
-            <w:tcMar>
-              <w:top w:w="55" w:type="dxa"/>
-              <w:start w:w="90" w:type="dxa"/>
-              <w:bottom w:w="55" w:type="dxa"/>
-              <w:end w:w="90" w:type="dxa"/>
-            </w:tcMar>
-          </w:tcPr>
-          <w:p>
-            <w:pPr>
-              <w:pStyle w:val="BKPRegister"/>
-              <w:jc w:val="left"/>
-            </w:pPr>
-            <w:r>
-              <w:t>EDITING</w:t>
-            </w:r>
-          </w:p>
-        </w:tc>
-        <w:tc>
-          <w:tcPr>
-            <w:tcW w:type="dxa" w:w="2340"/>
-            <w:vAlign w:val="center"/>
-            <w:tcMar>
-              <w:top w:w="55" w:type="dxa"/>
-              <w:start w:w="90" w:type="dxa"/>
-              <w:bottom w:w="55" w:type="dxa"/>
-              <w:end w:w="90" w:type="dxa"/>
-            </w:tcMar>
-          </w:tcPr>
-          <w:p>
-            <w:pPr>
-              <w:pStyle w:val="BKPRegister"/>
-              <w:jc w:val="left"/>
-            </w:pPr>
-            <w:r>
-              <w:t>PROCESSES</w:t>
-            </w:r>
-          </w:p>
-        </w:tc>
-        <w:tc>
-          <w:tcPr>
-            <w:tcW w:type="dxa" w:w="2340"/>
-            <w:vAlign w:val="center"/>
-            <w:tcMar>
-              <w:top w:w="55" w:type="dxa"/>
-              <w:start w:w="90" w:type="dxa"/>
-              <w:bottom w:w="55" w:type="dxa"/>
-              <w:end w:w="90" w:type="dxa"/>
-            </w:tcMar>
-            <w:shd w:fill="000000"/>
-          </w:tcPr>
-          <w:p>
-            <w:pPr>
-              <w:pStyle w:val="BKPRegister"/>
-              <w:jc w:val="left"/>
-            </w:pPr>
-          </w:p>
-        </w:tc>
-        <w:tc>
-          <w:tcPr>
-            <w:tcW w:type="dxa" w:w="2340"/>
-            <w:vAlign w:val="center"/>
-            <w:tcMar>
-              <w:top w:w="55" w:type="dxa"/>
-              <w:start w:w="90" w:type="dxa"/>
-              <w:bottom w:w="55" w:type="dxa"/>
-              <w:end w:w="90" w:type="dxa"/>
-            </w:tcMar>
-          </w:tcPr>
-          <w:p>
-            <w:pPr>
-              <w:pStyle w:val="BKPRegister"/>
-              <w:jc w:val="left"/>
-            </w:pPr>
-            <w:r>
-              <w:t>REFS</w:t>
-            </w:r>
-          </w:p>
-        </w:tc>
-      </w:tr>
-    </w:tbl>
-    <w:p>
-      <w:pPr>
-        <w:spacing w:before="0" w:after="0" w:line="80" w:lineRule="exact"/>
-      </w:pPr>
-      <w:r>
-        <w:rPr>
-          <w:sz w:val="8"/>
-        </w:rPr>
-      </w:r>
-    </w:p>
-    <w:p>
       <w:bookmarkStart w:id="9023" w:name="_bkp_toc_23"/>
       <w:pPr>
         <w:pStyle w:val="Heading1"/>
-        <w:spacing w:after="0"/>
-        <w:ind w:left="4680"/>
       </w:pPr>
       <w:r>
-        <w:t>STATUS</w:t>
+        <w:rPr>
+          <w:b w:val="0"/>
+          <w:i w:val="0"/>
+        </w:rPr>
+        <w:t>[D]</w:t>
+      </w:r>
+      <w:r>
+        <w:t xml:space="preserve"> </w:t>
+      </w:r>
+      <w:r>
+        <w:rPr>
+          <w:b w:val="0"/>
+          <w:i w:val="0"/>
+        </w:rPr>
+        <w:t>DIRECTORY</w:t>
       </w:r>
       <w:bookmarkEnd w:id="9023"/>
     </w:p>
     <w:p>
       <w:pPr>
-        <w:pStyle w:val="BKPPartSubtitle"/>
-        <w:ind w:left="4680"/>
+        <w:pStyle w:val="BKPCode"/>
+        <w:keepLines w:val="0"/>
+        <w:spacing w:before="100" w:after="140"/>
+        <w:ind w:left="86" w:right="86"/>
+        <w:shd w:fill="F4F4F4"/>
+        <w:pBdr>
+          <w:top w:val="single" w:sz="10" w:space="7" w:color="000000"/>
+          <w:left w:val="single" w:sz="10" w:space="7" w:color="000000"/>
+          <w:bottom w:val="single" w:sz="10" w:space="7" w:color="000000"/>
+          <w:right w:val="single" w:sz="10" w:space="7" w:color="000000"/>
+        </w:pBdr>
       </w:pPr>
-      <w:r>
-        <w:t>people in the news</w:t>
-      </w:r>
-    </w:p>
-    <w:p>
-      <w:bookmarkStart w:id="9024" w:name="_bkp_toc_24"/>
-      <w:pPr>
-        <w:pStyle w:val="Heading2"/>
-      </w:pPr>
-      <w:r>
-        <w:t>APEX FIGURES</w:t>
-      </w:r>
-      <w:bookmarkEnd w:id="9024"/>
-    </w:p>
-    <w:p>
-      <w:r>
-        <w:rPr>
-          <w:b/>
-        </w:rPr>
-        <w:t>HM King Maha Vajiralongkorn Phra Vajiraklaochaoyuhua</w:t>
-      </w:r>
-    </w:p>
-    <w:p>
-      <w:r>
-        <w:rPr>
-          <w:b/>
-        </w:rPr>
-        <w:t>HM Queen Sirikit The Queen Mother</w:t>
-      </w:r>
-    </w:p>
-    <w:p>
-      <w:r>
-        <w:rPr>
-          <w:b/>
-        </w:rPr>
-        <w:t>Thaksin Shinawatra</w:t>
-      </w:r>
-    </w:p>
-    <w:p>
-      <w:r>
-        <w:rPr>
-          <w:b/>
-        </w:rPr>
-        <w:t>Srettha Thavisin</w:t>
-      </w:r>
-    </w:p>
-    <w:p>
-      <w:r>
-        <w:rPr>
-          <w:b/>
-        </w:rPr>
-        <w:t>Paetongtarn Shinawatra</w:t>
-      </w:r>
-    </w:p>
-    <w:p>
-      <w:r>
-        <w:rPr>
-          <w:b/>
-        </w:rPr>
-        <w:t>Pita Limjaroenrat</w:t>
-      </w:r>
-    </w:p>
-    <w:p>
-      <w:r>
-        <w:rPr>
-          <w:b/>
-        </w:rPr>
-        <w:t>Dr Prasert Prasarttong-Osoth</w:t>
-      </w:r>
-    </w:p>
-    <w:p>
-      <w:r>
-        <w:rPr>
-          <w:b/>
-        </w:rPr>
-        <w:t>HRH Princess Bajrakitiyabha Narendiradebyavati</w:t>
-      </w:r>
-    </w:p>
-    <w:p>
-      <w:r>
-        <w:rPr>
-          <w:b/>
-        </w:rPr>
-        <w:t>Ayatollah Ali Khamenei</w:t>
-      </w:r>
-    </w:p>
-    <w:p>
-      <w:r>
-        <w:rPr>
-          <w:b/>
-        </w:rPr>
-        <w:t>Mojtaba Khamenei</w:t>
-      </w:r>
-    </w:p>
-    <w:p>
-      <w:bookmarkStart w:id="9025" w:name="_bkp_toc_25"/>
-      <w:pPr>
-        <w:pStyle w:val="Heading2"/>
-      </w:pPr>
-      <w:r>
-        <w:t>SECOND TIER</w:t>
-      </w:r>
-      <w:bookmarkEnd w:id="9025"/>
-    </w:p>
-    <w:p>
-      <w:r>
-        <w:rPr>
-          <w:b/>
-        </w:rPr>
-        <w:t>Thanathorn Juangroongruangkit</w:t>
-      </w:r>
-      <w:r>
-        <w:t xml:space="preserve"> — acquitted of royal defamation charges, May 2026.</w:t>
-      </w:r>
-    </w:p>
-    <w:p>
-      <w:r>
-        <w:rPr>
-          <w:b/>
-        </w:rPr>
-        <w:t>Saksayam Chidchob</w:t>
-      </w:r>
-      <w:r>
-        <w:t xml:space="preserve"> — removed for ethical misconduct March 2024; cleared by the NACC April 2026.</w:t>
-      </w:r>
-    </w:p>
-    <w:p>
-      <w:r>
-        <w:rPr>
-          <w:b/>
-        </w:rPr>
-        <w:t>Arnon Nampa</w:t>
-      </w:r>
-      <w:r>
-        <w:t xml:space="preserve"> — incarcerated, serving a multi-year sentence.</w:t>
-      </w:r>
-    </w:p>
-    <w:p>
-      <w:r>
-        <w:rPr>
-          <w:b/>
-        </w:rPr>
-        <w:t>Rukchanok 'Ice' Srinork</w:t>
-      </w:r>
-      <w:r>
-        <w:t xml:space="preserve"> — sentenced to six years, out on bail.</w:t>
-      </w:r>
-    </w:p>
-    <w:p>
-      <w:r>
-        <w:rPr>
-          <w:b/>
-        </w:rPr>
-        <w:t>Nikorn Chamnong</w:t>
-      </w:r>
-      <w:r>
-        <w:t xml:space="preserve"> — party-list MP and board member for the Bhumjaithai Party. FLAG any reference to him as Chartthaipattana; accept BJT affiliations.</w:t>
-      </w:r>
-    </w:p>
-    <w:p>
-      <w:r>
-        <w:rPr>
-          <w:b/>
-        </w:rPr>
-        <w:t>Stithorn Thananithichot</w:t>
-      </w:r>
-      <w:r>
-        <w:t xml:space="preserve"> — political scientist at Chulalongkorn University. FLAG any reference to him at King Prajadhipok's Institute; accept Chulalongkorn affiliations.</w:t>
-      </w:r>
-    </w:p>
-    <w:p>
-      <w:r>
-        <w:rPr>
-          <w:b/>
-        </w:rPr>
-        <w:t>Korn Chatikavanij</w:t>
-      </w:r>
-      <w:r>
-        <w:t xml:space="preserve"> — Democrat Party list-MP and deputy leader for economic affairs; chairman of the party policy committee. Named one of three Democrat prime ministerial candidates, with Abhisit Vejjajiva, for the 8 Feb 2026 general election. FLAG any reference to him as a Chart Pattana Kla or Kla figure, or as a sitting finance minister.</w:t>
-      </w:r>
-    </w:p>
-    <w:p>
-      <w:r>
-        <w:rPr>
-          <w:b/>
-        </w:rPr>
-        <w:t>Chaichanok Chidchob</w:t>
-      </w:r>
-      <w:r>
-        <w:t xml:space="preserve"> — minister of digital economy and society. FLAG any reference to him in another ministry role.</w:t>
-      </w:r>
-    </w:p>
-    <w:p>
-      <w:r>
-        <w:rPr>
-          <w:b/>
-        </w:rPr>
-        <w:t>Chadchart Sittipunt</w:t>
-      </w:r>
-      <w:r>
-        <w:t xml:space="preserve"> — re-elected Bangkok governor 28 June 2026 with a record 1,537,784 votes; second term began 9 July 2026. Ran as an independent after resigning early in May 2026. Take "incumbent" or "governor" as filed. Capped before the full name per the title rule: Bangkok Governor Chadchart Sittipunt. FLAG "former" or any first-term framing.</w:t>
-      </w:r>
-    </w:p>
-    <w:p>
-      <w:bookmarkStart w:id="9026" w:name="_bkp_toc_26"/>
-      <w:pPr>
-        <w:pStyle w:val="Heading3"/>
-      </w:pPr>
-      <w:r>
-        <w:t>MORTALITIES AND SUCCESSIONS</w:t>
-      </w:r>
-      <w:bookmarkEnd w:id="9026"/>
-    </w:p>
-    <w:p>
-      <w:r>
-        <w:rPr>
-          <w:b/>
-        </w:rPr>
-        <w:t>Gen Suchinda Kraprayoon</w:t>
-      </w:r>
-      <w:r>
-        <w:t xml:space="preserve"> — died June 2025</w:t>
-      </w:r>
-    </w:p>
-    <w:p>
-      <w:r>
-        <w:rPr>
-          <w:b/>
-        </w:rPr>
-        <w:t>Man Phatnothai</w:t>
-      </w:r>
-      <w:r>
-        <w:t xml:space="preserve"> — died May 2026</w:t>
-      </w:r>
-    </w:p>
-    <w:p>
-      <w:r>
-        <w:rPr>
-          <w:b/>
-        </w:rPr>
-        <w:t>Dr Wanlop Thaineua</w:t>
-      </w:r>
-      <w:r>
-        <w:t xml:space="preserve"> — died April 2026</w:t>
-      </w:r>
-    </w:p>
-    <w:p>
-      <w:r>
-        <w:rPr>
-          <w:b/>
-        </w:rPr>
-        <w:t>Chonsawat Asavahame</w:t>
-      </w:r>
-      <w:r>
-        <w:t xml:space="preserve"> — died 2023; triggered the Pak Nam faction power vacuum</w:t>
-      </w:r>
-    </w:p>
-    <w:p>
-      <w:r>
-        <w:rPr>
-          <w:b/>
-        </w:rPr>
-        <w:t>Chodchoy Thavisin</w:t>
-      </w:r>
-      <w:r>
-        <w:t xml:space="preserve"> — died 2024</w:t>
-      </w:r>
-    </w:p>
-    <w:p>
-      <w:r>
-        <w:rPr>
-          <w:b/>
-        </w:rPr>
-        <w:t>Pope Francis</w:t>
-      </w:r>
-      <w:r>
-        <w:t xml:space="preserve"> — died 2025</w:t>
-      </w:r>
-    </w:p>
-    <w:p>
-      <w:r>
-        <w:rPr>
-          <w:b/>
-        </w:rPr>
-        <w:t>Dick Cheney</w:t>
-      </w:r>
-      <w:r>
-        <w:t xml:space="preserve"> — died 2025</w:t>
-      </w:r>
-    </w:p>
-    <w:p>
-      <w:r>
-        <w:rPr>
-          <w:b/>
-        </w:rPr>
-        <w:t>Jane Goodall</w:t>
-      </w:r>
-      <w:r>
-        <w:t xml:space="preserve"> — died 2025</w:t>
-      </w:r>
-    </w:p>
-    <w:p>
-      <w:r>
-        <w:rPr>
-          <w:b/>
-        </w:rPr>
-        <w:t>Charlie Kirk</w:t>
-      </w:r>
-      <w:r>
-        <w:t xml:space="preserve"> — died 2025</w:t>
-      </w:r>
-    </w:p>
-    <w:p>
-      <w:r>
-        <w:rPr>
-          <w:b/>
-        </w:rPr>
-        <w:t>Pope Emeritus Benedict XVI ("Pope Benedict")</w:t>
-      </w:r>
-      <w:r>
-        <w:t xml:space="preserve"> — died 31 Dec 2022, aged 95; resigned the papacy 2013</w:t>
-      </w:r>
-    </w:p>
-    <w:p>
-      <w:r>
-        <w:rPr>
-          <w:b/>
-        </w:rPr>
-        <w:t>Li Keqiang</w:t>
-      </w:r>
-      <w:r>
-        <w:t xml:space="preserve"> — died 27 Oct 2023</w:t>
-      </w:r>
-    </w:p>
-    <w:p>
-      <w:bookmarkStart w:id="9027" w:name="_bkp_toc_27"/>
-      <w:pPr>
-        <w:pStyle w:val="Heading3"/>
-      </w:pPr>
-      <w:r>
-        <w:t>CORPORATE LEADERSHIP CHANGES</w:t>
-      </w:r>
-      <w:bookmarkEnd w:id="9027"/>
-    </w:p>
-    <w:p>
-      <w:r>
-        <w:rPr>
-          <w:b/>
-        </w:rPr>
-        <w:t>Brenton Justin Mauriello</w:t>
-      </w:r>
-      <w:r>
-        <w:t xml:space="preserve"> — CEO of Raimon Land, from April 2024</w:t>
-      </w:r>
-    </w:p>
-    <w:p>
-      <w:r>
-        <w:rPr>
-          <w:b/>
-        </w:rPr>
-        <w:t>Pisit Thangtanagul</w:t>
-      </w:r>
-      <w:r>
-        <w:t xml:space="preserve"> — CEO of PwC Thailand, from 2024</w:t>
-      </w:r>
-    </w:p>
-    <w:p>
-      <w:bookmarkStart w:id="9028" w:name="_bkp_toc_28"/>
-      <w:pPr>
-        <w:pStyle w:val="Heading2"/>
-      </w:pPr>
-      <w:r>
-        <w:t>GLOBAL FIGURES</w:t>
-      </w:r>
-      <w:bookmarkEnd w:id="9028"/>
-    </w:p>
-    <w:p>
-      <w:r>
-        <w:rPr>
-          <w:b/>
-        </w:rPr>
-        <w:t>Donald Trump and JD Vance</w:t>
-      </w:r>
-      <w:r>
-        <w:t xml:space="preserve"> — sitting president and vice-president of the United States, from 20 Jan 2025. Mr Trump, Mr Vance. FLAG any reference to them as private citizens or former officials.</w:t>
-      </w:r>
-    </w:p>
-    <w:p>
-      <w:r>
-        <w:rPr>
-          <w:b/>
-        </w:rPr>
-        <w:t>King Charles III</w:t>
-      </w:r>
-      <w:r>
-        <w:t xml:space="preserve"> — active monarch, operating alongside a cancer treatment protocol; treatment reduced Dec 2025 to precautionary monitoring.</w:t>
-      </w:r>
-    </w:p>
-    <w:p>
-      <w:r>
-        <w:rPr>
-          <w:b/>
-        </w:rPr>
-        <w:t>King Salman bin Abdulaziz al-Saud</w:t>
-      </w:r>
-      <w:r>
-        <w:t xml:space="preserve"> — king of Saudi Arabia, from 23 Jan 2015.</w:t>
-      </w:r>
-    </w:p>
-    <w:p>
-      <w:r>
-        <w:rPr>
-          <w:b/>
-        </w:rPr>
-        <w:t>King Jigme Khesar Namgyel Wangchuck</w:t>
-      </w:r>
-      <w:r>
-        <w:t xml:space="preserve"> — king of Bhutan, reigning since 2006; crowned 2008.</w:t>
-      </w:r>
-    </w:p>
-    <w:p>
-      <w:r>
-        <w:rPr>
-          <w:b/>
-        </w:rPr>
-        <w:t>Catherine, Princess of Wales</w:t>
-      </w:r>
-      <w:r>
-        <w:t xml:space="preserve"> — Princess of Wales from 9 Sept 2022, on the accession of King Charles III; formerly Duchess of Cambridge. FLAG any reference to her as Duchess of Cambridge.</w:t>
-      </w:r>
-    </w:p>
-    <w:p>
-      <w:r>
-        <w:rPr>
-          <w:b/>
-        </w:rPr>
-        <w:t>Prince William, Prince of Wales</w:t>
-      </w:r>
-      <w:r>
-        <w:t xml:space="preserve"> — Prince of Wales from 9 Sept 2022, letters patent Feb 2023; Duke of Cambridge 2011-2022.</w:t>
-      </w:r>
-    </w:p>
-    <w:p>
-      <w:r>
-        <w:rPr>
-          <w:b/>
-        </w:rPr>
-        <w:t>To Lam</w:t>
-      </w:r>
-      <w:r>
-        <w:t xml:space="preserve"> — general secretary of the Communist Party of Vietnam, since 2024, and 13th president of Vietnam, since 2026. Both titles current. House lowercases 'president' before a name. Mr Lam. ACCEPT 'president' or 'general secretary' as filed.</w:t>
-      </w:r>
-    </w:p>
-    <w:p>
-      <w:pPr>
-        <w:sectPr>
-          <w:headerReference w:type="default" r:id="rId19"/>
-          <w:headerReference w:type="even" r:id="rId20"/>
-          <w:footerReference w:type="default" r:id="rId21"/>
-          <w:footerReference w:type="even" r:id="rId22"/>
-          <w:headerReference w:type="first" r:id="rId23"/>
-          <w:pgSz w:h="15840" w:w="12240" w:orient="portrait"/>
-          <w:pgMar w:bottom="1037" w:top="1080" w:left="1181" w:right="1181" w:header="432" w:footer="490"/>
-          <w:titlePg/>
-          <w:pgNumType w:start="1"/>
-        </w:sectPr>
-      </w:pPr>
-    </w:p>
-    <w:tbl>
-      <w:tblPr>
-        <w:tblW w:type="dxa" w:w="9360"/>
-        <w:tblLayout w:type="fixed"/>
-        <w:tblLook w:firstColumn="1" w:firstRow="1" w:lastColumn="0" w:lastRow="0" w:noHBand="0" w:noVBand="1" w:val="04A0"/>
-        <w:tblBorders>
-          <w:top w:val="single" w:sz="10" w:color="000000"/>
-          <w:left w:val="single" w:sz="10" w:color="000000"/>
-          <w:bottom w:val="single" w:sz="10" w:color="000000"/>
-          <w:right w:val="single" w:sz="10" w:color="000000"/>
-          <w:insideH w:val="single" w:sz="10" w:color="000000"/>
-          <w:insideV w:val="single" w:sz="10" w:color="000000"/>
-        </w:tblBorders>
-      </w:tblPr>
-      <w:tblGrid>
-        <w:gridCol w:w="2340"/>
-        <w:gridCol w:w="2340"/>
-        <w:gridCol w:w="2340"/>
-        <w:gridCol w:w="2340"/>
-      </w:tblGrid>
-      <w:tr>
-        <w:trPr>
-          <w:tblHeader w:val="true"/>
-        </w:trPr>
-        <w:tc>
-          <w:tcPr>
-            <w:tcW w:type="dxa" w:w="2340"/>
-            <w:vAlign w:val="center"/>
-            <w:tcMar>
-              <w:top w:w="55" w:type="dxa"/>
-              <w:start w:w="90" w:type="dxa"/>
-              <w:bottom w:w="55" w:type="dxa"/>
-              <w:end w:w="90" w:type="dxa"/>
-            </w:tcMar>
-          </w:tcPr>
-          <w:p>
-            <w:pPr>
-              <w:pStyle w:val="BKPRegister"/>
-              <w:jc w:val="left"/>
-            </w:pPr>
-            <w:r>
-              <w:t>EDITING</w:t>
-            </w:r>
-          </w:p>
-        </w:tc>
-        <w:tc>
-          <w:tcPr>
-            <w:tcW w:type="dxa" w:w="2340"/>
-            <w:vAlign w:val="center"/>
-            <w:tcMar>
-              <w:top w:w="55" w:type="dxa"/>
-              <w:start w:w="90" w:type="dxa"/>
-              <w:bottom w:w="55" w:type="dxa"/>
-              <w:end w:w="90" w:type="dxa"/>
-            </w:tcMar>
-          </w:tcPr>
-          <w:p>
-            <w:pPr>
-              <w:pStyle w:val="BKPRegister"/>
-              <w:jc w:val="left"/>
-            </w:pPr>
-            <w:r>
-              <w:t>PROCESSES</w:t>
-            </w:r>
-          </w:p>
-        </w:tc>
-        <w:tc>
-          <w:tcPr>
-            <w:tcW w:type="dxa" w:w="2340"/>
-            <w:vAlign w:val="center"/>
-            <w:tcMar>
-              <w:top w:w="55" w:type="dxa"/>
-              <w:start w:w="90" w:type="dxa"/>
-              <w:bottom w:w="55" w:type="dxa"/>
-              <w:end w:w="90" w:type="dxa"/>
-            </w:tcMar>
-          </w:tcPr>
-          <w:p>
-            <w:pPr>
-              <w:pStyle w:val="BKPRegister"/>
-              <w:jc w:val="left"/>
-            </w:pPr>
-            <w:r>
-              <w:t>STATUS</w:t>
-            </w:r>
-          </w:p>
-        </w:tc>
-        <w:tc>
-          <w:tcPr>
-            <w:tcW w:type="dxa" w:w="2340"/>
-            <w:vAlign w:val="center"/>
-            <w:tcMar>
-              <w:top w:w="55" w:type="dxa"/>
-              <w:start w:w="90" w:type="dxa"/>
-              <w:bottom w:w="55" w:type="dxa"/>
-              <w:end w:w="90" w:type="dxa"/>
-            </w:tcMar>
-            <w:shd w:fill="000000"/>
-          </w:tcPr>
-          <w:p>
-            <w:pPr>
-              <w:pStyle w:val="BKPRegister"/>
-              <w:jc w:val="left"/>
-            </w:pPr>
-          </w:p>
-        </w:tc>
-      </w:tr>
-    </w:tbl>
-    <w:p>
-      <w:pPr>
-        <w:spacing w:before="0" w:after="0" w:line="80" w:lineRule="exact"/>
-      </w:pPr>
-      <w:r>
-        <w:rPr>
-          <w:sz w:val="8"/>
-        </w:rPr>
-      </w:r>
-    </w:p>
-    <w:p>
-      <w:bookmarkStart w:id="9029" w:name="_bkp_toc_29"/>
-      <w:pPr>
-        <w:pStyle w:val="Heading1"/>
-        <w:spacing w:after="0"/>
-        <w:jc w:val="right"/>
-      </w:pPr>
-      <w:r>
-        <w:t>REFS</w:t>
-      </w:r>
-      <w:bookmarkEnd w:id="9029"/>
-    </w:p>
-    <w:p>
-      <w:pPr>
-        <w:pStyle w:val="BKPPartSubtitle"/>
-        <w:jc w:val="right"/>
-      </w:pPr>
-      <w:r>
-        <w:t>the knowledge base</w:t>
-      </w:r>
-    </w:p>
-    <w:p>
-      <w:bookmarkStart w:id="9030" w:name="_bkp_toc_30"/>
-      <w:pPr>
-        <w:pStyle w:val="Heading2"/>
-      </w:pPr>
-      <w:r>
-        <w:t>COUNTRIES</w:t>
-      </w:r>
-      <w:bookmarkEnd w:id="9030"/>
-    </w:p>
-    <w:p>
-      <w:bookmarkStart w:id="9031" w:name="_bkp_toc_31"/>
-      <w:pPr>
-        <w:pStyle w:val="Heading3"/>
-      </w:pPr>
-      <w:r>
-        <w:t>PREFERRED FORMS</w:t>
-      </w:r>
-      <w:bookmarkEnd w:id="9031"/>
-    </w:p>
-    <w:p>
-      <w:r>
-        <w:rPr>
-          <w:b/>
-        </w:rPr>
-        <w:t>Myanmar</w:t>
-      </w:r>
-      <w:r>
-        <w:t xml:space="preserve"> — Not Burma.</w:t>
-      </w:r>
-    </w:p>
-    <w:p>
-      <w:r>
-        <w:rPr>
-          <w:b/>
-        </w:rPr>
-        <w:t>Türkiye</w:t>
-      </w:r>
-      <w:r>
-        <w:t xml:space="preserve"> — Updated from Turkey.</w:t>
-      </w:r>
-    </w:p>
-    <w:p>
-      <w:r>
-        <w:rPr>
-          <w:b/>
-        </w:rPr>
-        <w:t>Netherlands</w:t>
-      </w:r>
-      <w:r>
-        <w:t xml:space="preserve"> — Not Holland; government seat is The Hague (cap "The").</w:t>
-      </w:r>
-    </w:p>
-    <w:p>
-      <w:r>
-        <w:rPr>
-          <w:b/>
-        </w:rPr>
-        <w:t>DR Congo</w:t>
-      </w:r>
-      <w:r>
-        <w:t xml:space="preserve"> — Distinguish from Republic of Congo; DRC acceptable in headlines and body after full name.</w:t>
-      </w:r>
-    </w:p>
-    <w:p>
-      <w:r>
-        <w:rPr>
-          <w:b/>
-        </w:rPr>
-        <w:t>Czech Republic</w:t>
-      </w:r>
-      <w:r>
-        <w:t xml:space="preserve"> — Avoid Czechia.</w:t>
-      </w:r>
-    </w:p>
-    <w:p>
-      <w:r>
-        <w:rPr>
-          <w:b/>
-        </w:rPr>
-        <w:t>East Timor</w:t>
-      </w:r>
-      <w:r>
-        <w:t xml:space="preserve"> — Avoid Timor-Leste.</w:t>
-      </w:r>
-    </w:p>
-    <w:p>
-      <w:r>
-        <w:rPr>
-          <w:b/>
-        </w:rPr>
-        <w:t>Ivory Coast</w:t>
-      </w:r>
-      <w:r>
-        <w:t xml:space="preserve"> — Avoid Cote d'Ivoire.</w:t>
-      </w:r>
-    </w:p>
-    <w:p>
-      <w:r>
-        <w:rPr>
-          <w:b/>
-        </w:rPr>
-        <w:t>Gambia</w:t>
-      </w:r>
-      <w:r>
-        <w:t xml:space="preserve"> — Avoid "The Gambia".</w:t>
-      </w:r>
-    </w:p>
-    <w:p>
-      <w:r>
-        <w:rPr>
-          <w:b/>
-        </w:rPr>
-        <w:t>United Kingdom</w:t>
-      </w:r>
-      <w:r>
-        <w:t xml:space="preserve"> — Avoid Britain; UK preferred. The UK INCLUDES Northern Ireland; Great Britain is the one that excludes it (England, Scotland, Wales only). Not interchangeable.</w:t>
-      </w:r>
-    </w:p>
-    <w:p>
-      <w:bookmarkStart w:id="9032" w:name="_bkp_toc_32"/>
-      <w:pPr>
-        <w:pStyle w:val="Heading3"/>
-      </w:pPr>
-      <w:r>
-        <w:t>ADJECTIVAL / DEMONYM TRAPS</w:t>
-      </w:r>
-      <w:bookmarkEnd w:id="9032"/>
-    </w:p>
-    <w:p>
-      <w:r>
-        <w:rPr>
-          <w:b/>
-        </w:rPr>
-        <w:t>Argentina</w:t>
-      </w:r>
-      <w:r>
-        <w:t xml:space="preserve"> — Argentine (people); Argentinian (things).</w:t>
-      </w:r>
-    </w:p>
-    <w:p>
-      <w:r>
-        <w:rPr>
-          <w:b/>
-        </w:rPr>
-        <w:t>Cambodia</w:t>
-      </w:r>
-      <w:r>
-        <w:t xml:space="preserve"> — Khmer = language only, not people.</w:t>
-      </w:r>
-    </w:p>
-    <w:p>
-      <w:r>
-        <w:rPr>
-          <w:b/>
-        </w:rPr>
-        <w:t>Comoros</w:t>
-      </w:r>
-      <w:r>
-        <w:t xml:space="preserve"> — Comoran (people); Comorian (language).</w:t>
-      </w:r>
-    </w:p>
-    <w:p>
-      <w:r>
-        <w:rPr>
-          <w:b/>
-        </w:rPr>
-        <w:t>Madagascar</w:t>
-      </w:r>
-      <w:r>
-        <w:t xml:space="preserve"> — Malagasy (plural same as singular).</w:t>
-      </w:r>
-    </w:p>
-    <w:p>
-      <w:r>
-        <w:rPr>
-          <w:b/>
-        </w:rPr>
-        <w:t>Mauritania</w:t>
-      </w:r>
-      <w:r>
-        <w:t xml:space="preserve"> — Mauritanian (not Mauritian).</w:t>
-      </w:r>
-    </w:p>
-    <w:p>
-      <w:r>
-        <w:rPr>
-          <w:b/>
-        </w:rPr>
-        <w:t>Niger</w:t>
-      </w:r>
-      <w:r>
-        <w:t xml:space="preserve"> — Nigerien (not Nigerian).</w:t>
-      </w:r>
-    </w:p>
-    <w:p>
-      <w:r>
-        <w:rPr>
-          <w:b/>
-        </w:rPr>
-        <w:t>Philippines</w:t>
-      </w:r>
-      <w:r>
-        <w:t xml:space="preserve"> — Filipino (male/neutral); Filipina (female).</w:t>
-      </w:r>
-    </w:p>
-    <w:p>
-      <w:r>
-        <w:rPr>
-          <w:b/>
-        </w:rPr>
-        <w:t>Somalia</w:t>
-      </w:r>
-      <w:r>
-        <w:t xml:space="preserve"> — Somali (people); Somalian (adjective for things).</w:t>
-      </w:r>
-    </w:p>
-    <w:p>
-      <w:r>
-        <w:rPr>
-          <w:b/>
-        </w:rPr>
-        <w:t>Vanuatu</w:t>
-      </w:r>
-      <w:r>
-        <w:t xml:space="preserve"> — Avoid Ni-Vanuatu.</w:t>
-      </w:r>
-    </w:p>
-    <w:p>
-      <w:bookmarkStart w:id="9033" w:name="_bkp_toc_33"/>
-      <w:pPr>
-        <w:pStyle w:val="Heading3"/>
-      </w:pPr>
-      <w:r>
-        <w:t>CAPITALS AND COUNTRY STRUCTURE</w:t>
-      </w:r>
-      <w:bookmarkEnd w:id="9033"/>
-    </w:p>
-    <w:p>
-      <w:r>
-        <w:rPr>
-          <w:b/>
-        </w:rPr>
-        <w:t>Australia</w:t>
-      </w:r>
-      <w:r>
-        <w:t xml:space="preserve"> — Labor Party (no "u").</w:t>
-      </w:r>
-    </w:p>
-    <w:p>
-      <w:r>
-        <w:rPr>
-          <w:b/>
-        </w:rPr>
-        <w:t>Chad</w:t>
-      </w:r>
-      <w:r>
-        <w:t xml:space="preserve"> — Capital N'Djamena (apostrophe).</w:t>
-      </w:r>
-    </w:p>
-    <w:p>
-      <w:r>
-        <w:rPr>
-          <w:b/>
-        </w:rPr>
-        <w:t>Laos</w:t>
-      </w:r>
-      <w:r>
-        <w:t xml:space="preserve"> — Lao (not Laotian) for people.</w:t>
-      </w:r>
-    </w:p>
-    <w:p>
-      <w:r>
-        <w:rPr>
-          <w:b/>
-        </w:rPr>
-        <w:t>Malaysia</w:t>
-      </w:r>
-      <w:r>
-        <w:t xml:space="preserve"> — Putrajaya is admin capital; Kuala Lumpur is capital.</w:t>
-      </w:r>
-    </w:p>
-    <w:p>
-      <w:r>
-        <w:rPr>
-          <w:b/>
-        </w:rPr>
-        <w:t>Moldova</w:t>
-      </w:r>
-      <w:r>
-        <w:t xml:space="preserve"> — Avoid Moldavia.</w:t>
-      </w:r>
-    </w:p>
-    <w:p>
-      <w:r>
-        <w:rPr>
-          <w:b/>
-        </w:rPr>
-        <w:t>Monaco</w:t>
-      </w:r>
-      <w:r>
-        <w:t xml:space="preserve"> — Monte Carlo is a district, not the capital.</w:t>
-      </w:r>
-    </w:p>
-    <w:p>
-      <w:r>
-        <w:rPr>
-          <w:b/>
-        </w:rPr>
-        <w:t>Myanmar language</w:t>
-      </w:r>
-      <w:r>
-        <w:t xml:space="preserve"> — Language is Burmese (not Myanmar).</w:t>
-      </w:r>
-    </w:p>
-    <w:p>
-      <w:r>
-        <w:rPr>
-          <w:b/>
-        </w:rPr>
-        <w:t>Palestine</w:t>
-      </w:r>
-      <w:r>
-        <w:t xml:space="preserve"> — Ramallah is admin centre; largest population in Gaza.</w:t>
-      </w:r>
-    </w:p>
-    <w:p>
-      <w:r>
-        <w:rPr>
-          <w:b/>
-        </w:rPr>
-        <w:t>South Africa</w:t>
-      </w:r>
-      <w:r>
-        <w:t xml:space="preserve"> — Three capitals — Pretoria (executive), Cape Town (legislative), Bloemfontein (judicial).</w:t>
-      </w:r>
-    </w:p>
-    <w:p>
-      <w:r>
-        <w:rPr>
-          <w:b/>
-        </w:rPr>
-        <w:t>Sri Lanka</w:t>
-      </w:r>
-      <w:r>
-        <w:t xml:space="preserve"> — Capital is Kotte (not Colombo).</w:t>
-      </w:r>
-    </w:p>
-    <w:p>
-      <w:r>
-        <w:rPr>
-          <w:b/>
-        </w:rPr>
-        <w:t>China</w:t>
-      </w:r>
-      <w:r>
-        <w:t xml:space="preserve"> — Taiwan separate; Hong Kong and Macau are SARs.</w:t>
-      </w:r>
-    </w:p>
-    <w:p>
-      <w:r>
-        <w:rPr>
-          <w:b/>
-        </w:rPr>
-        <w:t>United States</w:t>
-      </w:r>
-      <w:r>
-        <w:t xml:space="preserve"> — Write state names in full (New Jersey not NJ).</w:t>
-      </w:r>
-    </w:p>
-    <w:p>
-      <w:bookmarkStart w:id="9034" w:name="_bkp_toc_34"/>
-      <w:pPr>
-        <w:pStyle w:val="Heading3"/>
-      </w:pPr>
-      <w:r>
-        <w:t>HEADLINE ABBREVIATION FORMS</w:t>
-      </w:r>
-      <w:bookmarkEnd w:id="9034"/>
-    </w:p>
-    <w:p>
-      <w:r>
-        <w:rPr>
-          <w:b/>
-        </w:rPr>
-        <w:t>NK</w:t>
-      </w:r>
-      <w:r>
-        <w:t xml:space="preserve"> — North Korea (headlines only).</w:t>
-      </w:r>
-    </w:p>
-    <w:p>
-      <w:r>
-        <w:rPr>
-          <w:b/>
-        </w:rPr>
-        <w:t>SK</w:t>
-      </w:r>
-      <w:r>
-        <w:t xml:space="preserve"> — South Korea (headlines only).</w:t>
-      </w:r>
-    </w:p>
-    <w:p>
-      <w:r>
-        <w:rPr>
-          <w:b/>
-        </w:rPr>
-        <w:t>NZ</w:t>
-      </w:r>
-      <w:r>
-        <w:t xml:space="preserve"> — New Zealand (headlines only).</w:t>
-      </w:r>
-    </w:p>
-    <w:p>
-      <w:r>
-        <w:rPr>
-          <w:b/>
-        </w:rPr>
-        <w:t>STP</w:t>
-      </w:r>
-      <w:r>
-        <w:t xml:space="preserve"> — Sao Tome and Principe (headlines).</w:t>
-      </w:r>
-    </w:p>
-    <w:p>
-      <w:r>
-        <w:rPr>
-          <w:b/>
-        </w:rPr>
-        <w:t>UAE</w:t>
-      </w:r>
-      <w:r>
-        <w:t xml:space="preserve"> — United Arab Emirates.</w:t>
-      </w:r>
-    </w:p>
-    <w:p>
-      <w:r>
-        <w:rPr>
-          <w:b/>
-        </w:rPr>
-        <w:t>Saudi</w:t>
-      </w:r>
-      <w:r>
-        <w:t xml:space="preserve"> — Saudi Arabia (headlines only).</w:t>
-      </w:r>
-    </w:p>
-    <w:p>
-      <w:r>
-        <w:rPr>
-          <w:b/>
-        </w:rPr>
-        <w:t>DRC</w:t>
-      </w:r>
-      <w:r>
-        <w:t xml:space="preserve"> — DR Congo (headlines, or body after full first reference).</w:t>
-      </w:r>
-    </w:p>
-    <w:p>
-      <w:r>
-        <w:rPr>
-          <w:b/>
-        </w:rPr>
-        <w:t>PNG</w:t>
-      </w:r>
-      <w:r>
-        <w:t xml:space="preserve"> — Papua New Guinea (headlines, or body after full first reference).</w:t>
-      </w:r>
-    </w:p>
-    <w:p>
-      <w:r>
-        <w:rPr>
-          <w:b/>
-        </w:rPr>
-        <w:t>the_article</w:t>
-      </w:r>
-      <w:r>
-        <w:t xml:space="preserve"> — Drop "the" before Congo, Ukraine, Sudan, Lebanon. Keep "the" for adjective-led names (the United States, the Democratic Republic of Congo) and plural-form names (the Bahamas, the Maldives). Seychelles is NOT plural — named after a person — so no "the".</w:t>
-      </w:r>
-    </w:p>
-    <w:p>
-      <w:bookmarkStart w:id="9035" w:name="_bkp_toc_35"/>
-      <w:pPr>
-        <w:pStyle w:val="Heading2"/>
-      </w:pPr>
-      <w:r>
-        <w:t>FOREIGN PLACES</w:t>
-      </w:r>
-      <w:bookmarkEnd w:id="9035"/>
-    </w:p>
-    <w:p>
-      <w:r>
-        <w:rPr>
-          <w:b/>
-        </w:rPr>
-        <w:t>Australia</w:t>
-      </w:r>
-      <w:r>
-        <w:t xml:space="preserve"> — Uluru (not Ayer's Rock); Western Australia (cap the W)</w:t>
-      </w:r>
-    </w:p>
-    <w:p>
-      <w:r>
-        <w:rPr>
-          <w:b/>
-        </w:rPr>
-        <w:t>Azerbaijan</w:t>
-      </w:r>
-      <w:r>
-        <w:t xml:space="preserve"> — Nagorny-Karabakh</w:t>
-      </w:r>
-    </w:p>
-    <w:p>
-      <w:r>
-        <w:rPr>
-          <w:b/>
-        </w:rPr>
-        <w:t>Bangladesh</w:t>
-      </w:r>
-      <w:r>
-        <w:t xml:space="preserve"> — Cox's Bazar; Shah Porir Dwip</w:t>
-      </w:r>
-    </w:p>
-    <w:p>
-      <w:r>
-        <w:rPr>
-          <w:b/>
-        </w:rPr>
-        <w:t>Belgium</w:t>
-      </w:r>
-      <w:r>
-        <w:t xml:space="preserve"> — Molenbeek</w:t>
-      </w:r>
-    </w:p>
-    <w:p>
-      <w:r>
-        <w:rPr>
-          <w:b/>
-        </w:rPr>
-        <w:t>Bosnia &amp; Herzegovina</w:t>
-      </w:r>
-      <w:r>
-        <w:t xml:space="preserve"> — Srebrenica</w:t>
-      </w:r>
-    </w:p>
-    <w:p>
-      <w:r>
-        <w:rPr>
-          <w:b/>
-        </w:rPr>
-        <w:t>Brazil</w:t>
-      </w:r>
-      <w:r>
-        <w:t xml:space="preserve"> — Brasilia; Sao Paulo</w:t>
-      </w:r>
-    </w:p>
-    <w:p>
-      <w:r>
-        <w:rPr>
-          <w:b/>
-        </w:rPr>
-        <w:t>Burkina Faso</w:t>
-      </w:r>
-      <w:r>
-        <w:t xml:space="preserve"> — Ouagadougou</w:t>
-      </w:r>
-    </w:p>
-    <w:p>
-      <w:r>
-        <w:rPr>
-          <w:b/>
-        </w:rPr>
-        <w:t>Cambodia</w:t>
-      </w:r>
-      <w:r>
-        <w:t xml:space="preserve"> — Oddar Meanchey</w:t>
-      </w:r>
-    </w:p>
-    <w:p>
-      <w:r>
-        <w:rPr>
-          <w:b/>
-        </w:rPr>
-        <w:t>Chile</w:t>
-      </w:r>
-      <w:r>
-        <w:t xml:space="preserve"> — Easter Island (not Rapa Nui)</w:t>
-      </w:r>
-    </w:p>
-    <w:p>
-      <w:r>
-        <w:rPr>
-          <w:b/>
-        </w:rPr>
-        <w:t>China</w:t>
-      </w:r>
-      <w:r>
-        <w:t xml:space="preserve"> — Beijing (not Peking); Chongqing; Guangxi; Guangzhou (not Canton); Kashgar; Lhasa; Nanjing; Tiananmen Square; Urumqi; Xinjiang; Xishuangbanna</w:t>
-      </w:r>
-    </w:p>
-    <w:p>
-      <w:r>
-        <w:rPr>
-          <w:b/>
-        </w:rPr>
-        <w:t>Egypt</w:t>
-      </w:r>
-      <w:r>
-        <w:t xml:space="preserve"> — Sharm el-Sheikh; Tahrir Square</w:t>
-      </w:r>
-    </w:p>
-    <w:p>
-      <w:r>
-        <w:rPr>
-          <w:b/>
-        </w:rPr>
-        <w:t>Germany</w:t>
-      </w:r>
-      <w:r>
-        <w:t xml:space="preserve"> — Cologne (not Koln); Dusseldorf</w:t>
-      </w:r>
-    </w:p>
-    <w:p>
-      <w:r>
-        <w:rPr>
-          <w:b/>
-        </w:rPr>
-        <w:t>Greenland</w:t>
-      </w:r>
-      <w:r>
-        <w:t xml:space="preserve"> — Nuuk (not Godthab)</w:t>
-      </w:r>
-    </w:p>
-    <w:p>
-      <w:r>
-        <w:rPr>
-          <w:b/>
-        </w:rPr>
-        <w:t>Hong Kong</w:t>
-      </w:r>
-      <w:r>
-        <w:t xml:space="preserve"> — Mong Kok; Wanchai</w:t>
-      </w:r>
-    </w:p>
-    <w:p>
-      <w:r>
-        <w:rPr>
-          <w:b/>
-        </w:rPr>
-        <w:t>Iceland</w:t>
-      </w:r>
-      <w:r>
-        <w:t xml:space="preserve"> — Eyjafjallajokull (volcano); Reykjavik</w:t>
-      </w:r>
-    </w:p>
-    <w:p>
-      <w:r>
-        <w:rPr>
-          <w:b/>
-        </w:rPr>
-        <w:t>India</w:t>
-      </w:r>
-      <w:r>
-        <w:t xml:space="preserve"> — Bengaluru (not Bangalore); Chhattisgarh; Kolkata (not Calcutta); Mumbai (not Bombay); Puducherry (not Pondicherry); Thiruvananthapuram</w:t>
-      </w:r>
-    </w:p>
-    <w:p>
-      <w:r>
-        <w:rPr>
-          <w:b/>
-        </w:rPr>
-        <w:t>Indonesia</w:t>
-      </w:r>
-      <w:r>
-        <w:t xml:space="preserve"> — Yogyakarta</w:t>
-      </w:r>
-    </w:p>
-    <w:p>
-      <w:r>
-        <w:rPr>
-          <w:b/>
-        </w:rPr>
-        <w:t>Iran</w:t>
-      </w:r>
-      <w:r>
-        <w:t xml:space="preserve"> — Lake Urmia; Tehran</w:t>
-      </w:r>
-    </w:p>
-    <w:p>
-      <w:r>
-        <w:rPr>
-          <w:b/>
-        </w:rPr>
-        <w:t>Iraq</w:t>
-      </w:r>
-      <w:r>
-        <w:t xml:space="preserve"> — Irbil (not Urbil, Arbil or Erbil); Fallujah</w:t>
-      </w:r>
-    </w:p>
-    <w:p>
-      <w:r>
-        <w:rPr>
-          <w:b/>
-        </w:rPr>
-        <w:t>Israel</w:t>
-      </w:r>
-      <w:r>
-        <w:t xml:space="preserve"> — al-Aqsa Mosque (lower case al-)</w:t>
-      </w:r>
-    </w:p>
-    <w:p>
-      <w:r>
-        <w:rPr>
-          <w:b/>
-        </w:rPr>
-        <w:t>Italy</w:t>
-      </w:r>
-      <w:r>
-        <w:t xml:space="preserve"> — Naples (not Napoli); Pompeii</w:t>
-      </w:r>
-    </w:p>
-    <w:p>
-      <w:r>
-        <w:rPr>
-          <w:b/>
-        </w:rPr>
-        <w:t>Japan</w:t>
-      </w:r>
-      <w:r>
-        <w:t xml:space="preserve"> — Fukushima; Fukushima Dai-ichi nuclear plant; Yasukuni shrine</w:t>
-      </w:r>
-    </w:p>
-    <w:p>
-      <w:r>
-        <w:rPr>
-          <w:b/>
-        </w:rPr>
-        <w:t>Kazakhstan</w:t>
-      </w:r>
-      <w:r>
-        <w:t xml:space="preserve"> — Baikonur</w:t>
-      </w:r>
-    </w:p>
-    <w:p>
-      <w:r>
-        <w:rPr>
-          <w:b/>
-        </w:rPr>
-        <w:t>Kiribati</w:t>
-      </w:r>
-      <w:r>
-        <w:t xml:space="preserve"> — Kiritimati Island (not Christmas Island)</w:t>
-      </w:r>
-    </w:p>
-    <w:p>
-      <w:r>
-        <w:rPr>
-          <w:b/>
-        </w:rPr>
-        <w:t>Moldova</w:t>
-      </w:r>
-      <w:r>
-        <w:t xml:space="preserve"> — Transnistria</w:t>
-      </w:r>
-    </w:p>
-    <w:p>
-      <w:r>
-        <w:rPr>
-          <w:b/>
-        </w:rPr>
-        <w:t>Mongolia</w:t>
-      </w:r>
-      <w:r>
-        <w:t xml:space="preserve"> — Gandantegchenlin; Ulan Bator</w:t>
-      </w:r>
-    </w:p>
-    <w:p>
-      <w:r>
-        <w:rPr>
-          <w:b/>
-        </w:rPr>
-        <w:t>Morocco</w:t>
-      </w:r>
-      <w:r>
-        <w:t xml:space="preserve"> — Tangier</w:t>
-      </w:r>
-    </w:p>
-    <w:p>
-      <w:r>
-        <w:rPr>
-          <w:b/>
-        </w:rPr>
-        <w:t>Myanmar</w:t>
-      </w:r>
-      <w:r>
-        <w:t xml:space="preserve"> — Irrawaddy; Ka Htaung Ni; Kawthaung (not Victoria Point); Mawlamyine (not Moulmein); Myawaddy; Myitkyina; Nay Pyi Taw; Tachileik; Thabyuchaung; Yangon (not Rangoon)</w:t>
-      </w:r>
-    </w:p>
-    <w:p>
-      <w:r>
-        <w:rPr>
-          <w:b/>
-        </w:rPr>
-        <w:t>Nepal</w:t>
-      </w:r>
-      <w:r>
-        <w:t xml:space="preserve"> — Birganj; Everest Base Camp (all capped); Kathmandu; Khumbu Icefall; Nepalganj</w:t>
-      </w:r>
-    </w:p>
-    <w:p>
-      <w:r>
-        <w:rPr>
-          <w:b/>
-        </w:rPr>
-        <w:t>Netherlands</w:t>
-      </w:r>
-      <w:r>
-        <w:t xml:space="preserve"> — The Hague (cap "The")</w:t>
-      </w:r>
-    </w:p>
-    <w:p>
-      <w:r>
-        <w:rPr>
-          <w:b/>
-        </w:rPr>
-        <w:t>Nigeria</w:t>
-      </w:r>
-      <w:r>
-        <w:t xml:space="preserve"> — Maiduguri</w:t>
-      </w:r>
-    </w:p>
-    <w:p>
-      <w:r>
-        <w:rPr>
-          <w:b/>
-        </w:rPr>
-        <w:t>North Korea</w:t>
-      </w:r>
-      <w:r>
-        <w:t xml:space="preserve"> — Punggye-ri Nuclear Test Site; Rason (not Rajin)</w:t>
-      </w:r>
-    </w:p>
-    <w:p>
-      <w:r>
-        <w:rPr>
-          <w:b/>
-        </w:rPr>
-        <w:t>Russia</w:t>
-      </w:r>
-      <w:r>
-        <w:t xml:space="preserve"> — Ekaterinburg; Nizhny Novgorod; Rostov-on-Don; St Petersburg</w:t>
-      </w:r>
-    </w:p>
-    <w:p>
-      <w:r>
-        <w:rPr>
-          <w:b/>
-        </w:rPr>
-        <w:t>South Africa</w:t>
-      </w:r>
-      <w:r>
-        <w:t xml:space="preserve"> — Hluhluwe-iMfolozi Game Reserve; KwaZulu-Natal</w:t>
-      </w:r>
-    </w:p>
-    <w:p>
-      <w:r>
-        <w:rPr>
-          <w:b/>
-        </w:rPr>
-        <w:t>Sweden</w:t>
-      </w:r>
-      <w:r>
-        <w:t xml:space="preserve"> — Gothenburg (not Goteburg)</w:t>
-      </w:r>
-    </w:p>
-    <w:p>
-      <w:r>
-        <w:rPr>
-          <w:b/>
-        </w:rPr>
-        <w:t>Syria</w:t>
-      </w:r>
-      <w:r>
-        <w:t xml:space="preserve"> — Ain al-Arab (prefer Kobane unless in quotes); Dara'a; Deir al-Zor; Douma; Hasakah; Hmeimim airbase (lower-case airbase); Kobane (preferred form); Raqqa</w:t>
-      </w:r>
-    </w:p>
-    <w:p>
-      <w:r>
-        <w:rPr>
-          <w:b/>
-        </w:rPr>
-        <w:t>Tanzania</w:t>
-      </w:r>
-      <w:r>
-        <w:t xml:space="preserve"> — Dar-es-Salaam</w:t>
-      </w:r>
-    </w:p>
-    <w:p>
-      <w:r>
-        <w:rPr>
-          <w:b/>
-        </w:rPr>
-        <w:t>Turkey</w:t>
-      </w:r>
-      <w:r>
-        <w:t xml:space="preserve"> — Taksim Square</w:t>
-      </w:r>
-    </w:p>
-    <w:p>
-      <w:r>
-        <w:rPr>
-          <w:b/>
-        </w:rPr>
-        <w:t>Ukraine</w:t>
-      </w:r>
-      <w:r>
-        <w:t xml:space="preserve"> — Ilovaysk; Luhansk; Lviv</w:t>
-      </w:r>
-    </w:p>
-    <w:p>
-      <w:r>
-        <w:rPr>
-          <w:b/>
-        </w:rPr>
-        <w:t>United States</w:t>
-      </w:r>
-      <w:r>
-        <w:t xml:space="preserve"> — Hawaii; Papahanaumokuakea Marine National Monument; Pearl Harbor; Washington DC</w:t>
-      </w:r>
-    </w:p>
-    <w:p>
-      <w:r>
-        <w:rPr>
-          <w:b/>
-        </w:rPr>
-        <w:t>Vietnam</w:t>
-      </w:r>
-      <w:r>
-        <w:t xml:space="preserve"> — Da Nang; Gulf of Tonkin (not Tonkin Bay); Hanoi; Ho Chi Minh City (not Saigon); Hoi An</w:t>
-      </w:r>
-    </w:p>
-    <w:p>
-      <w:r>
-        <w:rPr>
-          <w:b/>
-        </w:rPr>
-        <w:t>Yemen</w:t>
-      </w:r>
-      <w:r>
-        <w:t xml:space="preserve"> — Hadramawt; Sana'a; Seyoun</w:t>
-      </w:r>
-    </w:p>
-    <w:p>
-      <w:bookmarkStart w:id="9036" w:name="_bkp_toc_36"/>
-      <w:pPr>
-        <w:pStyle w:val="Heading2"/>
-      </w:pPr>
-      <w:r>
-        <w:t>THAI PLACES</w:t>
-      </w:r>
-      <w:bookmarkEnd w:id="9036"/>
-    </w:p>
-    <w:p>
-      <w:r>
-        <w:t>Use RTGS transliteration for unlisted entities. A name not listed here stands as the reporter filed it: apply the global rules and nothing else. Where an unlisted name matches neither the BKP forms nor standard RTGS, flag it. Do not alter it and do not hold.</w:t>
-      </w:r>
-    </w:p>
-    <w:p>
-      <w:r>
-        <w:rPr>
-          <w:b/>
-        </w:rPr>
-        <w:t>Transliteration Master Rules</w:t>
-      </w:r>
-      <w:r>
-        <w:t xml:space="preserve"> — Muang (not Mueang); Phra (not Pra); Chai (not Chay); Isan (not Isaan); Klong (not Khlong) — Klong Toey is the BKP form, NOT Khlong Toei; Soi format — Sukhumvit Soi 12 (not Soi Sukhumvit 12, not Sukhumvit 12 Road); Soi [Name] only when soi has its own distinct name — Soi Nana, Soi Sala Daeng, Soi Sribamphen; Rama roads — Roman numerals; Rama IX Road, never Phra Ram; Postcodes — no comma; Bangkok 10900 (not Bangkok, 10900)</w:t>
-      </w:r>
-    </w:p>
-    <w:p>
-      <w:r>
-        <w:rPr>
-          <w:b/>
-        </w:rPr>
-        <w:t>Airports</w:t>
-      </w:r>
-      <w:r>
-        <w:t xml:space="preserve"> — Two Bangkok airports — always specify Don Muang or Suvarnabhumi; Never "Bangkok airport"; "Suvarnabhumi airport" suffices for body text; "Suvarnabhumi International Airport" only when using official name</w:t>
-      </w:r>
-    </w:p>
-    <w:p>
-      <w:r>
-        <w:rPr>
-          <w:b/>
-        </w:rPr>
-        <w:t>third_party_spellings</w:t>
-      </w:r>
-      <w:r>
-        <w:t xml:space="preserve"> — Some institutions named after places spell their own names differently from BKP house style. Follow their official spelling for their name. Examples — Hatyai Hospital (BKP spells the town "Hat Yai"), Prince of Songkla University (not "Songkhla"), Sriracha Tiger Zoo (not "Sri Racha"), Minburi Prison (BKP spells the district "Min Buri"), Khlong Prem Prachakon (canal/prison area — an institutional name, exempt under this rule; the transliteration rule itself is in transliteration_rules above).</w:t>
-      </w:r>
-    </w:p>
-    <w:p>
-      <w:bookmarkStart w:id="9037" w:name="_bkp_toc_37"/>
-      <w:pPr>
-        <w:pStyle w:val="Heading3"/>
-      </w:pPr>
-      <w:r>
-        <w:t>PROVINCES</w:t>
-      </w:r>
-      <w:bookmarkEnd w:id="9037"/>
-    </w:p>
-    <w:p>
-      <w:r>
-        <w:rPr>
-          <w:b/>
-        </w:rPr>
-        <w:t>Amnat Charoen</w:t>
-      </w:r>
-      <w:r>
-        <w:t xml:space="preserve"> — Muang Amnat Charoen; Chanuman; Phana; Hua Thapan; Pathumrat Wongsa; Senangkhanikhom; Lue Amnat</w:t>
-      </w:r>
-    </w:p>
-    <w:p>
-      <w:r>
-        <w:rPr>
-          <w:b/>
-        </w:rPr>
-        <w:t>Ang Thong</w:t>
-      </w:r>
-      <w:r>
-        <w:t xml:space="preserve"> — Muang Ang Thong; Chaiyo; Pa Mok; Pho Thong; Samko; Sawaengha; Wiset Chai Chan</w:t>
-      </w:r>
-    </w:p>
-    <w:p>
-      <w:r>
-        <w:rPr>
-          <w:b/>
-        </w:rPr>
-        <w:t>Ayutthaya</w:t>
-      </w:r>
-      <w:r>
-        <w:t xml:space="preserve"> — Phra Nakhon Si Ayutthaya; Ban Phraek; Bang Ban; Bang Pahan; Bang Pa-in; Bang Sai; Lat Bua Luang; Maha Rat; Nakhon Luang; Phachi; Phak Hai; Sena; Uthai; Wang Noi</w:t>
-      </w:r>
-    </w:p>
-    <w:p>
-      <w:r>
-        <w:rPr>
-          <w:b/>
-        </w:rPr>
-        <w:t>Bangkok</w:t>
-      </w:r>
-      <w:r>
-        <w:t xml:space="preserve"> — Bang Bon; Bang Kae; Bang Kapi; Bang Khen; Bang Kholaem; Bang Khunthian; Bang Na; Bang Phlat; Bang Rak; Bang Sue; Bangkok Noi; Bangkok Yai; Bung Kum; Chatuchak; Chom Thong; Din Daeng; Don Muang; Dusit; Huai Khwang; Kannayao; Klong San; Klong Toey; Laksi; Lat Krabang; Lat Phrao; Min Buri; Nong Chok; Nong Khaem; Pathumwan; Phasicharoen; Phaya Thai; Phra Khanong; Phra Nakhon; Pomprap Sattruphai; Prawet; Rat Burana; Ratchathewi; Sai Mai; Saphan Sung; Samphanthawong; Sathon; Suan Luang; Taling Chan; Thon Buri; Thung Kru; Watthana; Yannawa</w:t>
-      </w:r>
-    </w:p>
-    <w:p>
-      <w:r>
-        <w:rPr>
-          <w:b/>
-        </w:rPr>
-        <w:t>Bung Kan</w:t>
-      </w:r>
-      <w:r>
-        <w:t xml:space="preserve"> — Muang Bung Kan; Bung Khong Long; Pak Khat; Phon Charoen; Phon Phisai; Seka; Si Wilai; So Phisai</w:t>
-      </w:r>
-    </w:p>
-    <w:p>
-      <w:r>
-        <w:rPr>
-          <w:b/>
-        </w:rPr>
-        <w:t>Buri Ram</w:t>
-      </w:r>
-      <w:r>
-        <w:t xml:space="preserve"> — Muang Buri Ram; Ban Dan; Ban Kruat; Chamni; Chaloem Phra Kiat; Huai Rat; Khaen Dong; Khu Mueang; Krasang; Lahan Sai; Lam Plai Mat; Na Pho; Nang Rong; Non Din Daeng; Non Suwan; Pakham; Phlapphla Chai; Prakhon Chai; Phutthaisong; Satuek</w:t>
-      </w:r>
-    </w:p>
-    <w:p>
-      <w:r>
-        <w:rPr>
-          <w:b/>
-        </w:rPr>
-        <w:t>Chachoengsao</w:t>
-      </w:r>
-      <w:r>
-        <w:t xml:space="preserve"> — Muang Chachoengsao; Ban Pho; Bang Kla; Bang Nam Priao; Bang Pakong; Klong Khuean; Phanom Sarakham; Plaeng Yao; Ratchasan; Sanam Chai Khet; Tha Takiap</w:t>
-      </w:r>
-    </w:p>
-    <w:p>
-      <w:r>
-        <w:rPr>
-          <w:b/>
-        </w:rPr>
-        <w:t>Chai Nat</w:t>
-      </w:r>
-      <w:r>
-        <w:t xml:space="preserve"> — Muang Chai Nat; Hankha; Manorom; Noen Kham; Nong Mamong; Sankhaburi; Sapphaya; Wat Sing</w:t>
-      </w:r>
-    </w:p>
-    <w:p>
-      <w:r>
-        <w:rPr>
-          <w:b/>
-        </w:rPr>
-        <w:t>Chaiyaphum</w:t>
-      </w:r>
-      <w:r>
-        <w:t xml:space="preserve"> — Muang Chaiyaphum; Bamnet Narong; Ban Khwao; Ban Thaen; Chatturat; Kaeng Khro; Kaset Sombun; Khon San; Khon Sawan; Nong Bua Daeng; Nong Bua Rawe; Phakdi Chumphon; Phu Khiao; Sap Yai; Thep Sathit</w:t>
-      </w:r>
-    </w:p>
-    <w:p>
-      <w:r>
-        <w:rPr>
-          <w:b/>
-        </w:rPr>
-        <w:t>Chanthaburi</w:t>
-      </w:r>
-      <w:r>
-        <w:t xml:space="preserve"> — Muang Chanthaburi; Kaeng Hang Maeo; Khao Khitchakut; Khlung; Laem Sing; Makham; Na Yai Am; Pong Nam Ron; Soi Dao; Tha Mai</w:t>
-      </w:r>
-    </w:p>
-    <w:p>
-      <w:r>
-        <w:rPr>
-          <w:b/>
-        </w:rPr>
-        <w:t>Chiang Mai</w:t>
-      </w:r>
-      <w:r>
-        <w:t xml:space="preserve"> — Muang Chiang Mai; Chai Prakan; Chiang Dao; Chom Thong; Doi Lo; Doi Saket; Doi Tao; Fang; Galyani Vadhana; Hang Dong; Hot; Mae Ai; Mae Chaem; Mae On; Mae Rim; Mae Taeng; Mae Wang; Phrao; Samoeng; San Kamphaeng; San Pa Tong; San Sai; Saraphi; Wiang Haeng</w:t>
-      </w:r>
-    </w:p>
-    <w:p>
-      <w:r>
-        <w:rPr>
-          <w:b/>
-        </w:rPr>
-        <w:t>Chiang Rai</w:t>
-      </w:r>
-      <w:r>
-        <w:t xml:space="preserve"> — Muang Chiang Rai; Chiang Khong; Chiang Saen; Doi Luang; Khun Tan; Mae Chan; Mae Fa Luang; Mae Lao; Mae Sai; Mae Suai; Pa Daet; Phan; Phaya Mengrai; Thoeng; Wiang Chaeng; Wiang Chiang Rung; Wiang Kaen; Wiang Pa Pao</w:t>
-      </w:r>
-    </w:p>
-    <w:p>
-      <w:r>
-        <w:rPr>
-          <w:b/>
-        </w:rPr>
-        <w:t>Chon Buri</w:t>
-      </w:r>
-      <w:r>
-        <w:t xml:space="preserve"> — Muang Chon Buri; Ban Bueng; Bo Thong; Bang Lamung; Koh Chan; Koh Sichang; Nong Yai; Phan Thong; Phanat Nikhom; Sattahip; Si Racha</w:t>
-      </w:r>
-    </w:p>
-    <w:p>
-      <w:r>
-        <w:rPr>
-          <w:b/>
-        </w:rPr>
-        <w:t>Chumphon</w:t>
-      </w:r>
-      <w:r>
-        <w:t xml:space="preserve"> — Muang Chumphon; Lamae; Pathio; Phato; Sawi; Tha Sae; Thung Tako</w:t>
-      </w:r>
-    </w:p>
-    <w:p>
-      <w:r>
-        <w:rPr>
-          <w:b/>
-        </w:rPr>
-        <w:t>Kalasin</w:t>
-      </w:r>
-      <w:r>
-        <w:t xml:space="preserve"> — Muang Kalasin; Don Chan; Huai Mek; Huai Phueng; Kamalasai; Khao Wong; Khong Chai; Kuchinarai; Na Mon; Na Khu; Nong Kung Si; Rong Kham; Sahatsakhan; Sam Chai; Somdet; Tha Khantho; Yang Talat</w:t>
-      </w:r>
-    </w:p>
-    <w:p>
-      <w:r>
-        <w:rPr>
-          <w:b/>
-        </w:rPr>
-        <w:t>Kamphaeng Phet</w:t>
-      </w:r>
-      <w:r>
-        <w:t xml:space="preserve"> — Muang Kamphaeng Phet; Bueng Samakkhi; Khanu Woralaksaburi; Klong Khlung; Klong Lan; Kosamphi Nakhon; Lan Krabue; Pang Sila Thong; Phran Kratai; Sai Thong Watthana; Trai Ngam</w:t>
-      </w:r>
-    </w:p>
-    <w:p>
-      <w:r>
-        <w:rPr>
-          <w:b/>
-        </w:rPr>
-        <w:t>Kanchanaburi</w:t>
-      </w:r>
-      <w:r>
-        <w:t xml:space="preserve"> — Muang Kanchanaburi; Bo Phloi; Dan Makham Tia; Huai Krachao; Lao Khwan; Nong Prue; Phanom Thuan; Sai Yok; Sangkhla Buri; Si Sawat; Tha Maka; Tha Muang; Thong Pha Phum</w:t>
-      </w:r>
-    </w:p>
-    <w:p>
-      <w:r>
-        <w:rPr>
-          <w:b/>
-        </w:rPr>
-        <w:t>Khon Kaen</w:t>
-      </w:r>
-      <w:r>
-        <w:t xml:space="preserve"> — Muang Khon Kaen; Ban Fang; Ban Haet; Ban Phai; Chonnabot; Chum Phae; Khao Suan Kwang; Kranuan; Manchakhiri; Nam Phong; Non Sila; Nong Na Kham; Nong Ruea; Nong Song Hong; Phu Pha Man; Phu Wiang; Pueai Noi; Sam Sung; Si Chomphu; Ubolratana; Waeng Noi; Waeng Yai</w:t>
-      </w:r>
-    </w:p>
-    <w:p>
-      <w:r>
-        <w:rPr>
-          <w:b/>
-        </w:rPr>
-        <w:t>Krabi</w:t>
-      </w:r>
-      <w:r>
-        <w:t xml:space="preserve"> — Muang Krabi; Ao Luk; Khao Phanom; Klong Thom; Koh Lanta; Lam Thap; Nuea Klong; Plai Phraya</w:t>
-      </w:r>
-    </w:p>
-    <w:p>
-      <w:r>
-        <w:rPr>
-          <w:b/>
-        </w:rPr>
-        <w:t>Lampang</w:t>
-      </w:r>
-      <w:r>
-        <w:t xml:space="preserve"> — Muang Lampang; Chae Hom; Hang Chat; Koh Kha; Mae Mo; Mae Phrik; Mae Tha; Mueang Pan; Ngao; Soem Ngam; Sop Prap; Thoen; Wang Nuea</w:t>
-      </w:r>
-    </w:p>
-    <w:p>
-      <w:r>
-        <w:rPr>
-          <w:b/>
-        </w:rPr>
-        <w:t>Lamphun</w:t>
-      </w:r>
-      <w:r>
-        <w:t xml:space="preserve"> — Muang Lamphun; Ban Hong; Ban Thi; Mae Tha; Pa Sang; Thung Hua Chang; Wiang Nong Long</w:t>
-      </w:r>
-    </w:p>
-    <w:p>
-      <w:r>
-        <w:rPr>
-          <w:b/>
-        </w:rPr>
-        <w:t>Loei</w:t>
-      </w:r>
-      <w:r>
-        <w:t xml:space="preserve"> — Muang Loei; Chiang Khan; Dan Sai; Erawan; Nong Hin; Na Duang; Na Haeo; Pak Chom; Pha Khao; Phu Kradueng; Phu Luang; Phu Ruea; Tha Li; Wang Saphung</w:t>
-      </w:r>
-    </w:p>
-    <w:p>
-      <w:r>
-        <w:rPr>
-          <w:b/>
-        </w:rPr>
-        <w:t>Lop Buri</w:t>
-      </w:r>
-      <w:r>
-        <w:t xml:space="preserve"> — Muang Lop Buri; Ban Mi; Chai Badan; Khok Charoen; Khok Samrong; Lam Sonthi; Nong Muang; Phatthana Nikhom; Tha Luang; Tha Wung</w:t>
-      </w:r>
-    </w:p>
-    <w:p>
-      <w:r>
-        <w:rPr>
-          <w:b/>
-        </w:rPr>
-        <w:t>Mae Hong Son</w:t>
-      </w:r>
-      <w:r>
-        <w:t xml:space="preserve"> — Muang Mae Hong Son; Khun Yuam; Mae La Noi; Mae Sariang; Pai; Pang Mapha; Sop Moei</w:t>
-      </w:r>
-    </w:p>
-    <w:p>
-      <w:r>
-        <w:rPr>
-          <w:b/>
-        </w:rPr>
-        <w:t>Maha Sarakham</w:t>
-      </w:r>
-      <w:r>
-        <w:t xml:space="preserve"> — Muang Maha Sarakham; Borabue; Chiang Kuan; Chuen Chom; Kae Dam; Kantharawichai; Kosum Phisai; Kut Rang; Na Chueak; Na Dun; Phayakkhaphum Phisai; Wapi Pathum</w:t>
-      </w:r>
-    </w:p>
-    <w:p>
-      <w:r>
-        <w:rPr>
-          <w:b/>
-        </w:rPr>
-        <w:t>Mukdahan</w:t>
-      </w:r>
-      <w:r>
-        <w:t xml:space="preserve"> — Muang Mukdahan; Dong Luang; Khamcha-i; Nong Sung; Wan Yai</w:t>
-      </w:r>
-    </w:p>
-    <w:p>
-      <w:r>
-        <w:rPr>
-          <w:b/>
-        </w:rPr>
-        <w:t>Nakhon Nayok</w:t>
-      </w:r>
-      <w:r>
-        <w:t xml:space="preserve"> — Muang Nakhon Nayok; Ban Na; Ongkharak; Pak Phli</w:t>
-      </w:r>
-    </w:p>
-    <w:p>
-      <w:r>
-        <w:rPr>
-          <w:b/>
-        </w:rPr>
-        <w:t>Nakhon Pathom</w:t>
-      </w:r>
-      <w:r>
-        <w:t xml:space="preserve"> — Muang Nakhon Pathom; Bang Len; Don Tum; Kamphaeng Saen; Nakhon Chai Si; Phutthamonthon; Sam Phran</w:t>
-      </w:r>
-    </w:p>
-    <w:p>
-      <w:r>
-        <w:rPr>
-          <w:b/>
-        </w:rPr>
-        <w:t>Nakhon Phanom</w:t>
-      </w:r>
-      <w:r>
-        <w:t xml:space="preserve"> — Muang Nakhon Phanom; Ban Phaeng; Na Kae; Na Thom; Na Wa; Pla Pak; Phon Sawan; Renu Nakhon; Si Songkhram; Tha Uthen; That Phanom</w:t>
-      </w:r>
-    </w:p>
-    <w:p>
-      <w:r>
-        <w:rPr>
-          <w:b/>
-        </w:rPr>
-        <w:t>Nakhon Ratchasima</w:t>
-      </w:r>
-      <w:r>
-        <w:t xml:space="preserve"> — Muang Nakhon Ratchasima; Ban Lai; Bua Lai; Bua Yai; Chakkarat; Chaloem Phra Kiat; Chok Chai; Chum Phuang; Dan Khun Thot; Huai Thalaeng; Kaeng Sanam Nang; Kham Sakaesaeng; Kham Thale So; Khon Buri; Mueang Yang; Non Daeng; Non Thai; Non Sung; Nong Bun Mak; Pak Chong; Pak Thong Chai; Phimai; Phra Thong Kham; Prathai; Sida; Sikhio; Soeng Sang; Sung Noen; Thepharak; Wang Nam Khiao</w:t>
-      </w:r>
-    </w:p>
-    <w:p>
-      <w:r>
-        <w:rPr>
-          <w:b/>
-        </w:rPr>
-        <w:t>Nakhon Sawan</w:t>
-      </w:r>
-      <w:r>
-        <w:t xml:space="preserve"> — Muang Nakhon Sawan; Banphot Phisai; Chum Ta Bong; Chum Saeng; Kao Liao; Krok Phra; Lat Yao; Mae Wong; Nong Bua; Phaisali; Phayuha Khiri; Tak Fa; Takhli</w:t>
-      </w:r>
-    </w:p>
-    <w:p>
-      <w:r>
-        <w:rPr>
-          <w:b/>
-        </w:rPr>
-        <w:t>Nakhon Si Thammarat</w:t>
-      </w:r>
-      <w:r>
-        <w:t xml:space="preserve"> — Muang Nakhon Si Thammarat; Bang Khan; Cha-uat; Chaloem Phra Kiat; Chang Klang; Chian Yai; Chulabhorn; Hua Sai; Khanom; Lan Saka; Na Bon; Nopphitam; Pak Phanang; Phipun; Phrom Khiri; Ron Phibun; Sichon; Tha Sala; Thung Song; Thung Yai</w:t>
-      </w:r>
-    </w:p>
-    <w:p>
-      <w:r>
-        <w:rPr>
-          <w:b/>
-        </w:rPr>
-        <w:t>Nan</w:t>
-      </w:r>
-      <w:r>
-        <w:t xml:space="preserve"> — Muang Nan; Ban Luang; Bo Kluea; Chaloem Phra Kiat; Chiang Klang; Mae Charim; Na Noi; Na Muen; Phu Phiang; Pua; Santi Suk; Song Khwae; Tha Wang Pha; Thung Chang; Wiang Sa</w:t>
-      </w:r>
-    </w:p>
-    <w:p>
-      <w:r>
-        <w:rPr>
-          <w:b/>
-        </w:rPr>
-        <w:t>Narathiwat</w:t>
-      </w:r>
-      <w:r>
-        <w:t xml:space="preserve"> — Muang Narathiwat; Bacho; Chanae; Cho-airong; Ra-ngae; Rueso; Si Sakhon; Sukhirin; Su-ngai Kolok; Su-ngai Padi; Tak Bai; Waeng; Yi-ngo</w:t>
-      </w:r>
-    </w:p>
-    <w:p>
-      <w:r>
-        <w:rPr>
-          <w:b/>
-        </w:rPr>
-        <w:t>Nong Bua Lam Phu</w:t>
-      </w:r>
-      <w:r>
-        <w:t xml:space="preserve"> — Muang Nong Bua Lam Phu; Na Klang; Na Wang; Non Sang; Si Bun Rueang; Suwannakhuha</w:t>
-      </w:r>
-    </w:p>
-    <w:p>
-      <w:r>
-        <w:rPr>
-          <w:b/>
-        </w:rPr>
-        <w:t>Nong Khai</w:t>
-      </w:r>
-      <w:r>
-        <w:t xml:space="preserve"> — Muang Nong Khai; Fao Rai; Pho Tak; Phon Phisai; Rattanawapi; Sa Khrai; Sangkhom; Si Chiang Mai; Tha Bo</w:t>
-      </w:r>
-    </w:p>
-    <w:p>
-      <w:r>
-        <w:rPr>
-          <w:b/>
-        </w:rPr>
-        <w:t>Nonthaburi</w:t>
-      </w:r>
-      <w:r>
-        <w:t xml:space="preserve"> — Muang Nonthaburi; Bang Bua Thong; Bang Kruai; Bang Yai; Pak Kret; Sai Noi</w:t>
-      </w:r>
-    </w:p>
-    <w:p>
-      <w:r>
-        <w:rPr>
-          <w:b/>
-        </w:rPr>
-        <w:t>Pathum Thani</w:t>
-      </w:r>
-      <w:r>
-        <w:t xml:space="preserve"> — Muang Pathum Thani; Klong Luang; Lam Luk Ka; Lat Lum Kaeo; Nong Suea; Sam Khok; Thanyaburi</w:t>
-      </w:r>
-    </w:p>
-    <w:p>
-      <w:r>
-        <w:rPr>
-          <w:b/>
-        </w:rPr>
-        <w:t>Pattani</w:t>
-      </w:r>
-      <w:r>
-        <w:t xml:space="preserve"> — Muang Pattani; Kapho; Khok Pho; Mae Lan; Mai Kaen; Mayo; Nong Chik; Panare; Sai Buri; Thung Yang Daeng; Yarang; Yaring</w:t>
-      </w:r>
-    </w:p>
-    <w:p>
-      <w:r>
-        <w:rPr>
-          <w:b/>
-        </w:rPr>
-        <w:t>Phangnga</w:t>
-      </w:r>
-      <w:r>
-        <w:t xml:space="preserve"> — Muang Phangnga; Kapong; Khura Buri; Koh Yao; Thap Put; Thai Mueang; Takua Pa; Takua Thung</w:t>
-      </w:r>
-    </w:p>
-    <w:p>
-      <w:r>
-        <w:rPr>
-          <w:b/>
-        </w:rPr>
-        <w:t>Phatthalung</w:t>
-      </w:r>
-      <w:r>
-        <w:t xml:space="preserve"> — Muang Phatthalung; Bang Kaeo; Khao Chaison; Khuan Khanun; Kong Ra; Pa Bon; Pa Phayom; Pak Phayun; Srinagarindra; Tamot</w:t>
-      </w:r>
-    </w:p>
-    <w:p>
-      <w:r>
-        <w:rPr>
-          <w:b/>
-        </w:rPr>
-        <w:t>Phayao</w:t>
-      </w:r>
-      <w:r>
-        <w:t xml:space="preserve"> — Muang Phayao; Chiang Kham; Chiang Muan; Chun; Dok Khamtai; Mae Chai; Phu Kamyao; Phu Sang; Pong</w:t>
-      </w:r>
-    </w:p>
-    <w:p>
-      <w:r>
-        <w:rPr>
-          <w:b/>
-        </w:rPr>
-        <w:t>Phetchabun</w:t>
-      </w:r>
-      <w:r>
-        <w:t xml:space="preserve"> — Muang Phetchabun; Bueng Sam Phan; Chon Daen; Khao Kho; Lom Kao; Lom Sak; Nam Nao; Nong Phai; Si Thep; Wang Pong</w:t>
-      </w:r>
-    </w:p>
-    <w:p>
-      <w:r>
-        <w:rPr>
-          <w:b/>
-        </w:rPr>
-        <w:t>Phetchaburi</w:t>
-      </w:r>
-      <w:r>
-        <w:t xml:space="preserve"> — Muang Phetchaburi; Ban Laem; Ban Lat; Cha-am; Kaeng Krachan; Khao Yoi; Nong Ya Plong; Tha Yang</w:t>
-      </w:r>
-    </w:p>
-    <w:p>
-      <w:r>
-        <w:rPr>
-          <w:b/>
-        </w:rPr>
-        <w:t>Phichit</w:t>
-      </w:r>
-      <w:r>
-        <w:t xml:space="preserve"> — Muang Phichit; Bueng Na Rang; Dong Charoen; Pho Prathap Chang; Pho Thale; Sak Lek; Sam Ngam; Taphan Hin; Thap Khlo; Wachirabarami; Wang Sai Phun</w:t>
-      </w:r>
-    </w:p>
-    <w:p>
-      <w:r>
-        <w:rPr>
-          <w:b/>
-        </w:rPr>
-        <w:t>Phitsanulok</w:t>
-      </w:r>
-      <w:r>
-        <w:t xml:space="preserve"> — Muang Phitsanulok; Bang Krathum; Bang Rakam; Chat Trakan; Nakhon Thai; Noen Maprang; Phrom Phiram; Wang Thong; Wat Bot</w:t>
-      </w:r>
-    </w:p>
-    <w:p>
-      <w:r>
-        <w:rPr>
-          <w:b/>
-        </w:rPr>
-        <w:t>Phrae</w:t>
-      </w:r>
-      <w:r>
-        <w:t xml:space="preserve"> — Muang Phrae; Den Chai; Long; Nong Muang Khai; Rong Kwang; Song; Sung Men; Wang Chin</w:t>
-      </w:r>
-    </w:p>
-    <w:p>
-      <w:r>
-        <w:rPr>
-          <w:b/>
-        </w:rPr>
-        <w:t>Phuket</w:t>
-      </w:r>
-      <w:r>
-        <w:t xml:space="preserve"> — Muang Phuket; Kathu; Thalang</w:t>
-      </w:r>
-    </w:p>
-    <w:p>
-      <w:r>
-        <w:rPr>
-          <w:b/>
-        </w:rPr>
-        <w:t>Prachin Buri</w:t>
-      </w:r>
-      <w:r>
-        <w:t xml:space="preserve"> — Muang Prachin Buri; Ban Sang; Kabin Buri; Na Di; Prachantakham; Si Maha Phot; Si Mahosot</w:t>
-      </w:r>
-    </w:p>
-    <w:p>
-      <w:r>
-        <w:rPr>
-          <w:b/>
-        </w:rPr>
-        <w:t>Prachuap Khiri Khan</w:t>
-      </w:r>
-      <w:r>
-        <w:t xml:space="preserve"> — Muang Prachuap Khiri Khan; Bang Saphan; Bang Saphan Noi; Hua Hin; Kui Buri; Pran Buri; Sam Roi Yot; Thap Sakae</w:t>
-      </w:r>
-    </w:p>
-    <w:p>
-      <w:r>
-        <w:rPr>
-          <w:b/>
-        </w:rPr>
-        <w:t>Ranong</w:t>
-      </w:r>
-      <w:r>
-        <w:t xml:space="preserve"> — Muang Ranong; Kapoe; Kra Buri; La-un; Suk Samran</w:t>
-      </w:r>
-    </w:p>
-    <w:p>
-      <w:r>
-        <w:rPr>
-          <w:b/>
-        </w:rPr>
-        <w:t>Ratchaburi</w:t>
-      </w:r>
-      <w:r>
-        <w:t xml:space="preserve"> — Muang Ratchaburi; Ban Kha; Ban Pong; Bang Phae; Chom Bueng; Damnoen Saduak; Pak Tho; Photharam; Suan Phueng; Wat Phleng</w:t>
-      </w:r>
-    </w:p>
-    <w:p>
-      <w:r>
-        <w:rPr>
-          <w:b/>
-        </w:rPr>
-        <w:t>Rayong</w:t>
-      </w:r>
-      <w:r>
-        <w:t xml:space="preserve"> — Muang Rayong; Ban Chang; Ban Khai; Khao Chamao; Klaeng; Nikhom Phatthana; Pluak Daeng; Wang Chan</w:t>
-      </w:r>
-    </w:p>
-    <w:p>
-      <w:r>
-        <w:rPr>
-          <w:b/>
-        </w:rPr>
-        <w:t>Roi Et</w:t>
-      </w:r>
-      <w:r>
-        <w:t xml:space="preserve"> — Muang Roi Et; At Samat; Chang Han; Chaturaphak Phiman; Chiang Khwan; Kaset Wisai; Moei Wadi; Nong Hi; Nong Phok; Pathum Rat; Phanom Phrai; Pho Chai; Phon Sai; Phon Thong; Selaphum; Si Somdet; Suwannaphum; Thawat Buri; Thung Khao Luang</w:t>
-      </w:r>
-    </w:p>
-    <w:p>
-      <w:r>
-        <w:rPr>
-          <w:b/>
-        </w:rPr>
-        <w:t>Sa Kaeo</w:t>
-      </w:r>
-      <w:r>
-        <w:t xml:space="preserve"> — Muang Sa Kaeo; Aranyaprathet; Khao Chakan; Klong Hat; Khok Sung; Ta Phraya; Wang Nam Yen; Wang Sombun; Watthana Nakhon</w:t>
-      </w:r>
-    </w:p>
-    <w:p>
-      <w:r>
-        <w:rPr>
-          <w:b/>
-        </w:rPr>
-        <w:t>Sakon Nakhon</w:t>
-      </w:r>
-      <w:r>
-        <w:t xml:space="preserve"> — Muang Sakon Nakhon; Akat Amnuai; Ban Muang; Charoen Sin; Kham Ta Kla; Khok Si Suphan; Kusuman; Kut Bak; Nikhom Nam Un; Phang Khon; Phanna Nikhom; Phon Na Kaeo; Phu Phan; Sawang Daen Din; Song Dao; Tao Ngoi; Wanon Niwat</w:t>
-      </w:r>
-    </w:p>
-    <w:p>
-      <w:r>
-        <w:rPr>
-          <w:b/>
-        </w:rPr>
-        <w:t>Samut Prakan</w:t>
-      </w:r>
-      <w:r>
-        <w:t xml:space="preserve"> — Muang Samut Prakan; Bang Bo; Bang Phli; Bang Sao Thong; Phra Samut Chedi; Phra Pradaeng</w:t>
-      </w:r>
-    </w:p>
-    <w:p>
-      <w:r>
-        <w:rPr>
-          <w:b/>
-        </w:rPr>
-        <w:t>Samut Sakhon</w:t>
-      </w:r>
-      <w:r>
-        <w:t xml:space="preserve"> — Muang Samut Sakhon; Ban Phaeo; Krathum Baen</w:t>
-      </w:r>
-    </w:p>
-    <w:p>
-      <w:r>
-        <w:rPr>
-          <w:b/>
-        </w:rPr>
-        <w:t>Samut Songkhram</w:t>
-      </w:r>
-      <w:r>
-        <w:t xml:space="preserve"> — Muang Samut Songkhram; Amphawa; Bang Khonthi</w:t>
-      </w:r>
-    </w:p>
-    <w:p>
-      <w:r>
-        <w:rPr>
-          <w:b/>
-        </w:rPr>
-        <w:t>Saraburi</w:t>
-      </w:r>
-      <w:r>
-        <w:t xml:space="preserve"> — Muang Saraburi; Ban Mo; Don Phut; Kaeng Khoi; Muak Lek; Nong Don; Nong Khae; Nong Saeng; Phra Phutthabat; Sao Hai; Wang Muang; Wihan Daeng</w:t>
-      </w:r>
-    </w:p>
-    <w:p>
-      <w:r>
-        <w:rPr>
-          <w:b/>
-        </w:rPr>
-        <w:t>Satun</w:t>
-      </w:r>
-      <w:r>
-        <w:t xml:space="preserve"> — Muang Satun; Khuan Don; Khuan Kalong; La-ngu; Manang; Tha Phae; Thung Wa</w:t>
-      </w:r>
-    </w:p>
-    <w:p>
-      <w:r>
-        <w:rPr>
-          <w:b/>
-        </w:rPr>
-        <w:t>Sing Buri</w:t>
-      </w:r>
-      <w:r>
-        <w:t xml:space="preserve"> — Muang Sing Buri; Bang Rachan; In Buri; Khai Bang Rachan; Phrom Buri; Tha Chang</w:t>
-      </w:r>
-    </w:p>
-    <w:p>
-      <w:r>
-        <w:rPr>
-          <w:b/>
-        </w:rPr>
-        <w:t>Si Sa Ket</w:t>
-      </w:r>
-      <w:r>
-        <w:t xml:space="preserve"> — Muang Si Sa Ket; Benchalak; Bueng Bun; Huai Thap Than; Kantharalak; Kanthararom; Khukhan; Khun Han; Mueang Chan; Nam Kliang; Non Khun; Phayu; Pho Si Suwan; Phrai Bueng; Phu Sing; Prang Ku; Rasi Salai; Si Rattana; Sila Lat; Uthumphon Phisai; Wang Hin; Yang Chum Noi</w:t>
-      </w:r>
-    </w:p>
-    <w:p>
-      <w:r>
-        <w:rPr>
-          <w:b/>
-        </w:rPr>
-        <w:t>Songkhla</w:t>
-      </w:r>
-      <w:r>
-        <w:t xml:space="preserve"> — Muang Songkhla; Bang Klam; Chana; Hat Yai; Klong Hoi Khong; Khuha Sawan; Na Mom; Na Thawi; Ranot; Rattaphum; Saba Yoi; Sadao; Sathing Phra; Singhanakhon; Thepha</w:t>
-      </w:r>
-    </w:p>
-    <w:p>
-      <w:r>
-        <w:rPr>
-          <w:b/>
-        </w:rPr>
-        <w:t>Sukhothai</w:t>
-      </w:r>
-      <w:r>
-        <w:t xml:space="preserve"> — Muang Sukhothai; Ban Dan Lan Hoi; Khiri Mat; Kong Krailat; Sawankhalok; Si Nakhon; Si Samrong; Si Satchanalai; Thung Saliam</w:t>
-      </w:r>
-    </w:p>
-    <w:p>
-      <w:r>
-        <w:rPr>
-          <w:b/>
-        </w:rPr>
-        <w:t>Suphan Buri</w:t>
-      </w:r>
-      <w:r>
-        <w:t xml:space="preserve"> — Muang Suphan Buri; Bang Pla Ma; Dan Chang; Doem Bang Nang Buat; Nong Ya Sai; Sam Chuk; Song Phi Nong; U Thong</w:t>
-      </w:r>
-    </w:p>
-    <w:p>
-      <w:r>
-        <w:rPr>
-          <w:b/>
-        </w:rPr>
-        <w:t>Surat Thani</w:t>
-      </w:r>
-      <w:r>
-        <w:t xml:space="preserve"> — Muang Surat Thani; Ban Na Doem; Ban Na San; Ban Takhun; Chaiya; Chai Buri; Don Sak; Kanchanadit; Khian Sa; Khiri Rat Nikhom; Koh Pha-ngan; Koh Samui; Phanom; Phrasaeng; Phunphin; Tha Chang; Tha Chana; Vibhavadi; Wiang Sa</w:t>
-      </w:r>
-    </w:p>
-    <w:p>
-      <w:r>
-        <w:rPr>
-          <w:b/>
-        </w:rPr>
-        <w:t>Surin</w:t>
-      </w:r>
-      <w:r>
-        <w:t xml:space="preserve"> — Muang Surin; Buachet; Chom Phra; Chumphon Buri; Kap Choeng; Khwao Sinarin; Non Narai; Phanom Dong Rak; Prasat; Rattanaburi; Samrong Thap; Sangkha; Sikhoraphum; Si Narong; Tha Tum</w:t>
-      </w:r>
-    </w:p>
-    <w:p>
-      <w:r>
-        <w:rPr>
-          <w:b/>
-        </w:rPr>
-        <w:t>Tak</w:t>
-      </w:r>
-      <w:r>
-        <w:t xml:space="preserve"> — Muang Tak; Ban Tak; Mae Ramat; Mae Sot; Phop Phra; Sam Ngao; Tha Song Yang; Wang Chao; Umphang</w:t>
-      </w:r>
-    </w:p>
-    <w:p>
-      <w:r>
-        <w:rPr>
-          <w:b/>
-        </w:rPr>
-        <w:t>Trang</w:t>
-      </w:r>
-      <w:r>
-        <w:t xml:space="preserve"> — Muang Trang; Na Yong; Hat Samran; Huai Yot; Kantang; Palian; Ratsada; Sikao; Wang Wiset; Yan Ta Khao</w:t>
-      </w:r>
-    </w:p>
-    <w:p>
-      <w:r>
-        <w:rPr>
-          <w:b/>
-        </w:rPr>
-        <w:t>Trat</w:t>
-      </w:r>
-      <w:r>
-        <w:t xml:space="preserve"> — Muang Trat; Bo Rai; Khao Saming; Klong Yai; Koh Chang; Koh Kut; Laem Ngop</w:t>
-      </w:r>
-    </w:p>
-    <w:p>
-      <w:r>
-        <w:rPr>
-          <w:b/>
-        </w:rPr>
-        <w:t>Ubon Ratchathani</w:t>
-      </w:r>
-      <w:r>
-        <w:t xml:space="preserve"> — Muang Ubon Ratchathani; Buntharik; Det Udom; Don Mot Daeng; Khemarat; Khong Chiam; Khuang Nai; Kut Khaopun; Lao Sue Kok; Muang Samsip; Na Chaluai; Na Tan; Na Yia; Nam Khun; Nam Yuen; Phibun Mangsahan; Pho Sai; Samrong; Sawang Wirawong; Si Muang Mai; Sirinthorn; Tan Sum; Trakan Phuetphon; Thung Si Udom; Warin Chamrap</w:t>
-      </w:r>
-    </w:p>
-    <w:p>
-      <w:r>
-        <w:rPr>
-          <w:b/>
-        </w:rPr>
-        <w:t>Udon Thani</w:t>
-      </w:r>
-      <w:r>
-        <w:t xml:space="preserve"> — Muang Udon Thani; Ban Dung; Ban Phue; Chaiwan; Ku Kaeo; Kumphawapi; Kut Chap; Nam Som; Na Yoong; Non Sa-at; Nong Han; Nong Sang; Nong Wua So; Phibun Rak; Phen; Prachak; Sang Khom; Si That; Thung Fon; Wang Sam Mo</w:t>
-      </w:r>
-    </w:p>
-    <w:p>
-      <w:r>
-        <w:rPr>
-          <w:b/>
-        </w:rPr>
-        <w:t>Uthai Thani</w:t>
-      </w:r>
-      <w:r>
-        <w:t xml:space="preserve"> — Muang Uthai Thani; Ban Rai; Huai Khot; Lan Sak; Nong Chang; Nong Khayang; Sawang Arom; Thap Than</w:t>
-      </w:r>
-    </w:p>
-    <w:p>
-      <w:r>
-        <w:rPr>
-          <w:b/>
-        </w:rPr>
-        <w:t>Uttaradit</w:t>
-      </w:r>
-      <w:r>
-        <w:t xml:space="preserve"> — Muang Uttaradit; Ban Khok; Fak Tha; Laplae; Nam Pat; Phichai; Tha Pla; Thong Saen Khan; Tron</w:t>
-      </w:r>
-    </w:p>
-    <w:p>
-      <w:r>
-        <w:rPr>
-          <w:b/>
-        </w:rPr>
-        <w:t>Yala</w:t>
-      </w:r>
-      <w:r>
-        <w:t xml:space="preserve"> — Muang Yala; Bannang Sata; Betong; Kabang; Krong Pinang; Raman; Than To; Yaha</w:t>
-      </w:r>
-    </w:p>
-    <w:p>
-      <w:r>
-        <w:rPr>
-          <w:b/>
-        </w:rPr>
-        <w:t>Yasothon</w:t>
-      </w:r>
-      <w:r>
-        <w:t xml:space="preserve"> — Muang Yasothon; Kham Khuean Kaeo; Kho Wang; Kut Chum; Loeng Nok Tha; Maha Chana Chai; Pa Tio; Sai Mun; Thai Charoen</w:t>
-      </w:r>
-    </w:p>
-    <w:p>
-      <w:bookmarkStart w:id="9038" w:name="_bkp_toc_38"/>
-      <w:pPr>
-        <w:pStyle w:val="Heading2"/>
-      </w:pPr>
-      <w:r>
-        <w:t>ORGANISATIONS</w:t>
-      </w:r>
-      <w:bookmarkEnd w:id="9038"/>
-    </w:p>
-    <w:p>
-      <w:r>
-        <w:rPr>
-          <w:b/>
-        </w:rPr>
-        <w:t>Abu Sayyaf</w:t>
-      </w:r>
-      <w:r>
-        <w:t xml:space="preserve"> — House form.</w:t>
-      </w:r>
-    </w:p>
-    <w:p>
-      <w:r>
-        <w:rPr>
-          <w:b/>
-        </w:rPr>
-        <w:t>al-Nusra Front</w:t>
-      </w:r>
-      <w:r>
-        <w:t xml:space="preserve"> — House form.</w:t>
-      </w:r>
-    </w:p>
-    <w:p>
-      <w:r>
-        <w:rPr>
-          <w:b/>
-        </w:rPr>
-        <w:t>al-Qaeda</w:t>
-      </w:r>
-      <w:r>
-        <w:t xml:space="preserve"> — House form.</w:t>
-      </w:r>
-    </w:p>
-    <w:p>
-      <w:r>
-        <w:rPr>
-          <w:b/>
-        </w:rPr>
-        <w:t>al-Qaeda in the Arabian Peninsula</w:t>
-      </w:r>
-      <w:r>
-        <w:t xml:space="preserve"> — Aqap after first reference.</w:t>
-      </w:r>
-    </w:p>
-    <w:p>
-      <w:r>
-        <w:rPr>
-          <w:b/>
-        </w:rPr>
-        <w:t>al-Shebab</w:t>
-      </w:r>
-      <w:r>
-        <w:t xml:space="preserve"> — House form.</w:t>
-      </w:r>
-    </w:p>
-    <w:p>
-      <w:r>
-        <w:rPr>
-          <w:b/>
-        </w:rPr>
-        <w:t>Ba'ath Party</w:t>
-      </w:r>
-      <w:r>
-        <w:t xml:space="preserve"> — House form.</w:t>
-      </w:r>
-    </w:p>
-    <w:p>
-      <w:r>
-        <w:rPr>
-          <w:b/>
-        </w:rPr>
-        <w:t>Hezbollah</w:t>
-      </w:r>
-      <w:r>
-        <w:t xml:space="preserve"> — House form.</w:t>
-      </w:r>
-    </w:p>
-    <w:p>
-      <w:r>
-        <w:rPr>
-          <w:b/>
-        </w:rPr>
-        <w:t>Houthis</w:t>
-      </w:r>
-      <w:r>
-        <w:t xml:space="preserve"> — House form.</w:t>
-      </w:r>
-    </w:p>
-    <w:p>
-      <w:r>
-        <w:rPr>
-          <w:b/>
-        </w:rPr>
-        <w:t>The Islamic State</w:t>
-      </w:r>
-      <w:r>
-        <w:t xml:space="preserve"> — The IS after first reference. Do not use Isil, Isis or Daesh unless in quotes.</w:t>
-      </w:r>
-    </w:p>
-    <w:p>
-      <w:r>
-        <w:rPr>
-          <w:b/>
-        </w:rPr>
-        <w:t>Jamaat-ul-Ahrar</w:t>
-      </w:r>
-      <w:r>
-        <w:t xml:space="preserve"> — House form.</w:t>
-      </w:r>
-    </w:p>
-    <w:p>
-      <w:r>
-        <w:rPr>
-          <w:b/>
-        </w:rPr>
-        <w:t>Labor Party</w:t>
-      </w:r>
-      <w:r>
-        <w:t xml:space="preserve"> — Australia — no "u".</w:t>
-      </w:r>
-    </w:p>
-    <w:p>
-      <w:r>
-        <w:rPr>
-          <w:b/>
-        </w:rPr>
-        <w:t>Malaysia Airlines</w:t>
-      </w:r>
-      <w:r>
-        <w:t xml:space="preserve"> — Not MalaysiaN.</w:t>
-      </w:r>
-    </w:p>
-    <w:p>
-      <w:r>
-        <w:rPr>
-          <w:b/>
-        </w:rPr>
-        <w:t>Medecins Sans Frontieres</w:t>
-      </w:r>
-      <w:r>
-        <w:t xml:space="preserve"> — Not Doctors Without Borders.</w:t>
-      </w:r>
-    </w:p>
-    <w:p>
-      <w:r>
-        <w:rPr>
-          <w:b/>
-        </w:rPr>
-        <w:t>Moro Islamic Liberation Front</w:t>
-      </w:r>
-      <w:r>
-        <w:t xml:space="preserve"> — MILF after first reference. Exception to the lower-case-acronym-said-as-word rule; avoids slang collision.</w:t>
-      </w:r>
-    </w:p>
-    <w:p>
-      <w:r>
-        <w:rPr>
-          <w:b/>
-        </w:rPr>
-        <w:t>Pavena Foundation</w:t>
-      </w:r>
-      <w:r>
-        <w:t xml:space="preserve"> — Not Paveena. The founder Pavena Hongsakul is spelled the same way.</w:t>
-      </w:r>
-    </w:p>
-    <w:p>
-      <w:r>
-        <w:rPr>
-          <w:b/>
-        </w:rPr>
-        <w:t>sharia law</w:t>
-      </w:r>
-      <w:r>
-        <w:t xml:space="preserve"> — Lower case.</w:t>
-      </w:r>
-    </w:p>
-    <w:p>
-      <w:r>
-        <w:rPr>
-          <w:b/>
-        </w:rPr>
-        <w:t>Shia</w:t>
-      </w:r>
-      <w:r>
-        <w:t xml:space="preserve"> — Not Shi'ite or Shiite.</w:t>
-      </w:r>
-    </w:p>
-    <w:p>
-      <w:r>
-        <w:rPr>
-          <w:b/>
-        </w:rPr>
-        <w:t>Yezidis</w:t>
-      </w:r>
-      <w:r>
-        <w:t xml:space="preserve"> — House form.</w:t>
-      </w:r>
-    </w:p>
-    <w:p>
-      <w:r>
-        <w:rPr>
-          <w:b/>
-        </w:rPr>
-        <w:t>Fifa</w:t>
-      </w:r>
-      <w:r>
-        <w:t xml:space="preserve"> — Never FIFA, eg "2026 Fifa World Cup".</w:t>
-      </w:r>
-    </w:p>
-    <w:p>
-      <w:bookmarkStart w:id="9039" w:name="_bkp_toc_39"/>
-      <w:pPr>
-        <w:pStyle w:val="Heading2"/>
-      </w:pPr>
-      <w:r>
-        <w:t>VOCABULARY &amp; SPELLING</w:t>
-      </w:r>
-      <w:bookmarkEnd w:id="9039"/>
-    </w:p>
-    <w:p>
-      <w:r>
-        <w:t>Words with BKP-specific ruling, common UK/US traps, and recurring errors. General British English usage is assumed; only divergent items listed.</w:t>
-      </w:r>
-    </w:p>
-    <w:p>
-      <w:bookmarkStart w:id="9040" w:name="_bkp_toc_40"/>
-      <w:pPr>
-        <w:pStyle w:val="Heading3"/>
-      </w:pPr>
-      <w:r>
-        <w:t>NUMBERS AND SYMBOLS</w:t>
-      </w:r>
-      <w:bookmarkEnd w:id="9040"/>
-    </w:p>
-    <w:p>
-      <w:r>
-        <w:rPr>
-          <w:b/>
-        </w:rPr>
-        <w:t>2D, 3D, 4D</w:t>
-      </w:r>
-      <w:r>
-        <w:t xml:space="preserve"> — No hyphen.</w:t>
-      </w:r>
-    </w:p>
-    <w:p>
-      <w:r>
-        <w:rPr>
-          <w:b/>
-        </w:rPr>
-        <w:t>7-Eleven</w:t>
-      </w:r>
-      <w:r>
-        <w:t xml:space="preserve"> — Use exact form; not 7-11.</w:t>
-      </w:r>
-    </w:p>
-    <w:p>
-      <w:r>
-        <w:rPr>
-          <w:b/>
-        </w:rPr>
-        <w:t>9/11</w:t>
-      </w:r>
-      <w:r>
-        <w:t xml:space="preserve"> — Use "Sept 11" except in quotes.</w:t>
-      </w:r>
-    </w:p>
-    <w:p>
-      <w:bookmarkStart w:id="9041" w:name="_bkp_toc_41"/>
-      <w:pPr>
-        <w:pStyle w:val="Heading3"/>
-      </w:pPr>
-      <w:r>
-        <w:t>UK VS US TRAPS</w:t>
-      </w:r>
-      <w:bookmarkEnd w:id="9041"/>
-    </w:p>
-    <w:p>
-      <w:r>
-        <w:rPr>
-          <w:b/>
-        </w:rPr>
-        <w:t>bashed</w:t>
-      </w:r>
-      <w:r>
-        <w:t xml:space="preserve"> — Use assaulted.</w:t>
-      </w:r>
-    </w:p>
-    <w:p>
-      <w:r>
-        <w:rPr>
-          <w:b/>
-        </w:rPr>
-        <w:t>bill</w:t>
-      </w:r>
-      <w:r>
-        <w:t xml:space="preserve"> — Banknote for cash.</w:t>
-      </w:r>
-    </w:p>
-    <w:p>
-      <w:r>
-        <w:rPr>
-          <w:b/>
-        </w:rPr>
-        <w:t>cellphone</w:t>
-      </w:r>
-      <w:r>
-        <w:t xml:space="preserve"> — Mobile phone.</w:t>
-      </w:r>
-    </w:p>
-    <w:p>
-      <w:r>
-        <w:rPr>
-          <w:b/>
-        </w:rPr>
-        <w:t>check</w:t>
-      </w:r>
-      <w:r>
-        <w:t xml:space="preserve"> — Cheque for money.</w:t>
-      </w:r>
-    </w:p>
-    <w:p>
-      <w:r>
-        <w:rPr>
-          <w:b/>
-        </w:rPr>
-        <w:t>chips</w:t>
-      </w:r>
-      <w:r>
-        <w:t xml:space="preserve"> — Crisps for bags; chips/fries for hot food.</w:t>
-      </w:r>
-    </w:p>
-    <w:p>
-      <w:r>
-        <w:rPr>
-          <w:b/>
-        </w:rPr>
-        <w:t>coach</w:t>
-      </w:r>
-      <w:r>
-        <w:t xml:space="preserve"> — Economy class.</w:t>
-      </w:r>
-    </w:p>
-    <w:p>
-      <w:r>
-        <w:rPr>
-          <w:b/>
-        </w:rPr>
-        <w:t>drugstore</w:t>
-      </w:r>
-      <w:r>
-        <w:t xml:space="preserve"> — Pharmacy.</w:t>
-      </w:r>
-    </w:p>
-    <w:p>
-      <w:r>
-        <w:rPr>
-          <w:b/>
-        </w:rPr>
-        <w:t>fall</w:t>
-      </w:r>
-      <w:r>
-        <w:t xml:space="preserve"> — Autumn.</w:t>
-      </w:r>
-    </w:p>
-    <w:p>
-      <w:r>
-        <w:rPr>
-          <w:b/>
-        </w:rPr>
-        <w:t>football</w:t>
-      </w:r>
-      <w:r>
-        <w:t xml:space="preserve"> — Football is for soccer; specify gridiron or American where needed.</w:t>
-      </w:r>
-    </w:p>
-    <w:p>
-      <w:r>
-        <w:rPr>
-          <w:b/>
-        </w:rPr>
-        <w:t>garage</w:t>
-      </w:r>
-      <w:r>
-        <w:t xml:space="preserve"> — Repairs or storage only — petrol station for fuel.</w:t>
-      </w:r>
-    </w:p>
-    <w:p>
-      <w:r>
-        <w:rPr>
-          <w:b/>
-        </w:rPr>
-        <w:t>gas</w:t>
-      </w:r>
-      <w:r>
-        <w:t xml:space="preserve"> — Petrol, diesel or fuel.</w:t>
-      </w:r>
-    </w:p>
-    <w:p>
-      <w:r>
-        <w:rPr>
-          <w:b/>
-        </w:rPr>
-        <w:t>pants</w:t>
-      </w:r>
-      <w:r>
-        <w:t xml:space="preserve"> — Trousers.</w:t>
-      </w:r>
-    </w:p>
-    <w:p>
-      <w:r>
-        <w:rPr>
-          <w:b/>
-        </w:rPr>
-        <w:t>rubber</w:t>
-      </w:r>
-      <w:r>
-        <w:t xml:space="preserve"> — Eraser.</w:t>
-      </w:r>
-    </w:p>
-    <w:p>
-      <w:r>
-        <w:rPr>
-          <w:b/>
-        </w:rPr>
-        <w:t>sneakers</w:t>
-      </w:r>
-      <w:r>
-        <w:t xml:space="preserve"> — Trainers.</w:t>
-      </w:r>
-    </w:p>
-    <w:p>
-      <w:r>
-        <w:rPr>
-          <w:b/>
-        </w:rPr>
-        <w:t>Us Forms Acceptable</w:t>
-      </w:r>
-      <w:r>
-        <w:t xml:space="preserve"> — apartment; ATM; elevator; internship; public holiday; capsicum</w:t>
-      </w:r>
-    </w:p>
-    <w:p>
-      <w:bookmarkStart w:id="9042" w:name="_bkp_toc_42"/>
-      <w:pPr>
-        <w:pStyle w:val="Heading3"/>
-      </w:pPr>
-      <w:r>
-        <w:t>VOCABULARY RULINGS</w:t>
-      </w:r>
-      <w:bookmarkEnd w:id="9042"/>
-    </w:p>
-    <w:p>
-      <w:r>
-        <w:rPr>
-          <w:b/>
-        </w:rPr>
-        <w:t>accede</w:t>
-      </w:r>
-      <w:r>
-        <w:t xml:space="preserve"> — Not ascend. Accede to the throne; accession not ascension.</w:t>
-      </w:r>
-    </w:p>
-    <w:p>
-      <w:r>
-        <w:rPr>
-          <w:b/>
-        </w:rPr>
-        <w:t>AirAsia</w:t>
-      </w:r>
-      <w:r>
-        <w:t xml:space="preserve"> — One word; Asia capped.</w:t>
-      </w:r>
-    </w:p>
-    <w:p>
-      <w:r>
-        <w:rPr>
-          <w:b/>
-        </w:rPr>
-        <w:t>antivenene</w:t>
-      </w:r>
-      <w:r>
-        <w:t xml:space="preserve"> — Not antivenom.</w:t>
-      </w:r>
-    </w:p>
-    <w:p>
-      <w:r>
-        <w:rPr>
-          <w:b/>
-        </w:rPr>
-        <w:t>Asia-Pacific</w:t>
-      </w:r>
-      <w:r>
-        <w:t xml:space="preserve"> — Hyphenated.</w:t>
-      </w:r>
-    </w:p>
-    <w:p>
-      <w:r>
-        <w:rPr>
-          <w:b/>
-        </w:rPr>
-        <w:t>average</w:t>
-      </w:r>
-      <w:r>
-        <w:t xml:space="preserve"> — Not a synonym for poor.</w:t>
-      </w:r>
-    </w:p>
-    <w:p>
-      <w:r>
-        <w:rPr>
-          <w:b/>
-        </w:rPr>
-        <w:t>banzai vs bonsai</w:t>
-      </w:r>
-      <w:r>
-        <w:t xml:space="preserve"> — Banzai = hooray; bonsai = miniature trees.</w:t>
-      </w:r>
-    </w:p>
-    <w:p>
-      <w:r>
-        <w:rPr>
-          <w:b/>
-        </w:rPr>
-        <w:t>Blu-ray</w:t>
-      </w:r>
-      <w:r>
-        <w:t xml:space="preserve"> — Trademark; cap B, hyphen, lower r.</w:t>
-      </w:r>
-    </w:p>
-    <w:p>
-      <w:r>
-        <w:rPr>
-          <w:b/>
-        </w:rPr>
-        <w:t>capital of</w:t>
-      </w:r>
-      <w:r>
-        <w:t xml:space="preserve"> — Bangkok IS the capital. Do not write "the Thai capital of Bangkok".</w:t>
-      </w:r>
-    </w:p>
-    <w:p>
-      <w:r>
-        <w:rPr>
-          <w:b/>
-        </w:rPr>
-        <w:t>Chatichai Choonhavan</w:t>
-      </w:r>
-      <w:r>
-        <w:t xml:space="preserve"> — BKP form for the former prime minister (d.1998) — NOT Chatchai Choonahavan (trap observed in filed PostBag copy, July 2026). Gen retained on all references (military rank, deceased). Relay-verified against bangkokpost.com usage, 27 May, 2026.</w:t>
-      </w:r>
-    </w:p>
-    <w:p>
-      <w:r>
-        <w:rPr>
-          <w:b/>
-        </w:rPr>
-        <w:t>collide</w:t>
-      </w:r>
-      <w:r>
-        <w:t xml:space="preserve"> — Two cars collided; vehicles hit (not collide with) stationary objects.</w:t>
-      </w:r>
-    </w:p>
-    <w:p>
-      <w:r>
-        <w:rPr>
-          <w:b/>
-        </w:rPr>
-        <w:t>comprising vs including</w:t>
-      </w:r>
-      <w:r>
-        <w:t xml:space="preserve"> — Comprising = full list; including = partial list.</w:t>
-      </w:r>
-    </w:p>
-    <w:p>
-      <w:r>
-        <w:rPr>
-          <w:b/>
-        </w:rPr>
-        <w:t>completely destroyed</w:t>
-      </w:r>
-      <w:r>
-        <w:t xml:space="preserve"> — Tautology — use destroyed.</w:t>
-      </w:r>
-    </w:p>
-    <w:p>
-      <w:r>
-        <w:rPr>
-          <w:b/>
-        </w:rPr>
-        <w:t>czar</w:t>
-      </w:r>
-      <w:r>
-        <w:t xml:space="preserve"> — Use tsar (exception — "crime czar").</w:t>
-      </w:r>
-    </w:p>
-    <w:p>
-      <w:r>
-        <w:rPr>
-          <w:b/>
-        </w:rPr>
-        <w:t>decimate</w:t>
-      </w:r>
-      <w:r>
-        <w:t xml:space="preserve"> — Means heavy casualties, not "almost destroy".</w:t>
-      </w:r>
-    </w:p>
-    <w:p>
-      <w:r>
-        <w:rPr>
-          <w:b/>
-        </w:rPr>
-        <w:t>defuse vs diffuse</w:t>
-      </w:r>
-      <w:r>
-        <w:t xml:space="preserve"> — Defuse a bomb; diffuse means to spread.</w:t>
-      </w:r>
-    </w:p>
-    <w:p>
-      <w:r>
-        <w:rPr>
-          <w:b/>
-        </w:rPr>
-        <w:t>dhamma</w:t>
-      </w:r>
-      <w:r>
-        <w:t xml:space="preserve"> — Not dharma. (Karma is karma, not khamma.)</w:t>
-      </w:r>
-    </w:p>
-    <w:p>
-      <w:r>
-        <w:rPr>
-          <w:b/>
-        </w:rPr>
-        <w:t>elicit vs illicit</w:t>
-      </w:r>
-      <w:r>
-        <w:t xml:space="preserve"> — Elicit = draw out; illicit = illegal.</w:t>
-      </w:r>
-    </w:p>
-    <w:p>
-      <w:r>
-        <w:rPr>
-          <w:b/>
-        </w:rPr>
-        <w:t>ensure vs insure</w:t>
-      </w:r>
-      <w:r>
-        <w:t xml:space="preserve"> — Ensure = make certain; insure = insurance.</w:t>
-      </w:r>
-    </w:p>
-    <w:p>
-      <w:r>
-        <w:rPr>
-          <w:b/>
-        </w:rPr>
-        <w:t>farther vs further</w:t>
-      </w:r>
-      <w:r>
-        <w:t xml:space="preserve"> — Farther = physical distance; further = abstract.</w:t>
-      </w:r>
-    </w:p>
-    <w:p>
-      <w:r>
-        <w:rPr>
-          <w:b/>
-        </w:rPr>
-        <w:t>fewer than vs less than</w:t>
-      </w:r>
-      <w:r>
-        <w:t xml:space="preserve"> — Fewer for countable numbers; less for sizes/quantities.</w:t>
-      </w:r>
-    </w:p>
-    <w:p>
-      <w:r>
-        <w:rPr>
-          <w:b/>
-        </w:rPr>
-        <w:t>flaunt vs flout</w:t>
-      </w:r>
-      <w:r>
-        <w:t xml:space="preserve"> — Flaunt = show off; flout = treat with contempt.</w:t>
-      </w:r>
-    </w:p>
-    <w:p>
-      <w:r>
-        <w:rPr>
-          <w:b/>
-        </w:rPr>
-        <w:t>Formula 1</w:t>
-      </w:r>
-      <w:r>
-        <w:t xml:space="preserve"> — Cap F, numeral 1. Abbreviate to F1.</w:t>
-      </w:r>
-    </w:p>
-    <w:p>
-      <w:r>
-        <w:rPr>
-          <w:b/>
-        </w:rPr>
-        <w:t>future tense in news</w:t>
-      </w:r>
-      <w:r>
-        <w:t xml:space="preserve"> — Avoid. Use past-tense-as-future construction — "they were to meet on Friday", not "they will meet on Friday". Applies to events scheduled after the copy was filed but before publication.</w:t>
-      </w:r>
-    </w:p>
-    <w:p>
-      <w:r>
-        <w:rPr>
-          <w:b/>
-        </w:rPr>
-        <w:t>historic vs historical</w:t>
-      </w:r>
-      <w:r>
-        <w:t xml:space="preserve"> — Historic = part of history; historical = concerning history.</w:t>
-      </w:r>
-    </w:p>
-    <w:p>
-      <w:r>
-        <w:rPr>
-          <w:b/>
-        </w:rPr>
-        <w:t>imply vs infer</w:t>
-      </w:r>
-      <w:r>
-        <w:t xml:space="preserve"> — Imply = suggest; infer = deduce.</w:t>
-      </w:r>
-    </w:p>
-    <w:p>
-      <w:r>
-        <w:rPr>
-          <w:b/>
-        </w:rPr>
-        <w:t>knots</w:t>
-      </w:r>
-      <w:r>
-        <w:t xml:space="preserve"> — A measure of speed, not distance. Do not say "knots per hour".</w:t>
-      </w:r>
-    </w:p>
-    <w:p>
-      <w:r>
-        <w:rPr>
-          <w:b/>
-        </w:rPr>
-        <w:t>literally</w:t>
-      </w:r>
-      <w:r>
-        <w:t xml:space="preserve"> — Do not use figuratively.</w:t>
-      </w:r>
-    </w:p>
-    <w:p>
-      <w:r>
-        <w:rPr>
-          <w:b/>
-        </w:rPr>
-        <w:t>media</w:t>
-      </w:r>
-      <w:r>
-        <w:t xml:space="preserve"> — Singular.</w:t>
-      </w:r>
-    </w:p>
-    <w:p>
-      <w:r>
-        <w:rPr>
-          <w:b/>
-        </w:rPr>
-        <w:t>percent</w:t>
-      </w:r>
-      <w:r>
-        <w:t xml:space="preserve"> — Use %.</w:t>
-      </w:r>
-    </w:p>
-    <w:p>
-      <w:r>
-        <w:rPr>
-          <w:b/>
-        </w:rPr>
-        <w:t>police</w:t>
-      </w:r>
-      <w:r>
-        <w:t xml:space="preserve"> — Not a countable noun. Use "police officers", not "five police".</w:t>
-      </w:r>
-    </w:p>
-    <w:p>
-      <w:r>
-        <w:rPr>
-          <w:b/>
-        </w:rPr>
-        <w:t>protest</w:t>
-      </w:r>
-      <w:r>
-        <w:t xml:space="preserve"> — Specify if for or against something.</w:t>
-      </w:r>
-    </w:p>
-    <w:p>
-      <w:r>
-        <w:rPr>
-          <w:b/>
-        </w:rPr>
-        <w:t>refute</w:t>
-      </w:r>
-      <w:r>
-        <w:t xml:space="preserve"> — Means disprove, not deny.</w:t>
-      </w:r>
-    </w:p>
-    <w:p>
-      <w:r>
-        <w:rPr>
-          <w:b/>
-        </w:rPr>
-        <w:t>regime vs regimen</w:t>
-      </w:r>
-      <w:r>
-        <w:t xml:space="preserve"> — Regime = government; regimen = diet/exercise.</w:t>
-      </w:r>
-    </w:p>
-    <w:p>
-      <w:r>
-        <w:rPr>
-          <w:b/>
-        </w:rPr>
-        <w:t>serial vs series</w:t>
-      </w:r>
-      <w:r>
-        <w:t xml:space="preserve"> — Serial = continuous plot; series = unrelated stories.</w:t>
-      </w:r>
-    </w:p>
-    <w:p>
-      <w:r>
-        <w:rPr>
-          <w:b/>
-        </w:rPr>
-        <w:t>swat vs swot</w:t>
-      </w:r>
-      <w:r>
-        <w:t xml:space="preserve"> — Swat flies; swot for an exam.</w:t>
-      </w:r>
-    </w:p>
-    <w:p>
-      <w:r>
-        <w:rPr>
-          <w:b/>
-        </w:rPr>
-        <w:t>Thai prefix</w:t>
-      </w:r>
-      <w:r>
-        <w:t xml:space="preserve"> — Superfluous in most cases ("the Thai government"). Strip unless differentiating.</w:t>
-      </w:r>
-    </w:p>
-    <w:p>
-      <w:r>
-        <w:rPr>
-          <w:b/>
-        </w:rPr>
-        <w:t>Thailand time</w:t>
-      </w:r>
-      <w:r>
-        <w:t xml:space="preserve"> — Use only if event crosses calendar days. Never "Bangkok time" — one zone.</w:t>
-      </w:r>
-    </w:p>
-    <w:p>
-      <w:r>
-        <w:rPr>
-          <w:b/>
-        </w:rPr>
-        <w:t>that vs which</w:t>
-      </w:r>
-      <w:r>
-        <w:t xml:space="preserve"> — That = definitive (no comma); which = descriptive (comma).</w:t>
-      </w:r>
-    </w:p>
-    <w:p>
-      <w:r>
-        <w:rPr>
-          <w:b/>
-        </w:rPr>
-        <w:t>tortuous vs torturous</w:t>
-      </w:r>
-      <w:r>
-        <w:t xml:space="preserve"> — Tortuous = winding; torturous = excruciating.</w:t>
-      </w:r>
-    </w:p>
-    <w:p>
-      <w:r>
-        <w:rPr>
-          <w:b/>
-        </w:rPr>
-        <w:t>transpire</w:t>
-      </w:r>
-      <w:r>
-        <w:t xml:space="preserve"> — Means leak out, not occur or happen.</w:t>
-      </w:r>
-    </w:p>
-    <w:p>
-      <w:r>
-        <w:rPr>
-          <w:b/>
-        </w:rPr>
-        <w:t>Twitter / tweet</w:t>
-      </w:r>
-      <w:r>
-        <w:t xml:space="preserve"> — Twitter upper; tweet lower.</w:t>
-      </w:r>
-    </w:p>
-    <w:p>
-      <w:r>
-        <w:rPr>
-          <w:b/>
-        </w:rPr>
-        <w:t>urban vs urbane</w:t>
-      </w:r>
-      <w:r>
-        <w:t xml:space="preserve"> — Urban = city; urbane = sophisticated.</w:t>
-      </w:r>
-    </w:p>
-    <w:p>
-      <w:r>
-        <w:rPr>
-          <w:b/>
-        </w:rPr>
-        <w:t>versus / vs</w:t>
-      </w:r>
-      <w:r>
-        <w:t xml:space="preserve"> — Full in body text; "vs" in headlines and sports.</w:t>
-      </w:r>
-    </w:p>
-    <w:p>
-      <w:r>
-        <w:rPr>
-          <w:b/>
-        </w:rPr>
-        <w:t>virus variant names</w:t>
-      </w:r>
-      <w:r>
-        <w:t xml:space="preserve"> — Cap the variant name (Delta variant, Omicron variant). Applies to Greek-letter and place-name variant designations alike.</w:t>
-      </w:r>
-    </w:p>
-    <w:p>
-      <w:r>
-        <w:rPr>
-          <w:b/>
-        </w:rPr>
-        <w:t>weather</w:t>
-      </w:r>
-      <w:r>
-        <w:t xml:space="preserve"> — High/low temps (33C); kph for wind speeds.</w:t>
-      </w:r>
-    </w:p>
-    <w:p>
-      <w:r>
-        <w:rPr>
-          <w:b/>
-        </w:rPr>
-        <w:t>where</w:t>
-      </w:r>
-      <w:r>
-        <w:t xml:space="preserve"> — Often misused for when or in which.</w:t>
-      </w:r>
-    </w:p>
-    <w:p>
-      <w:r>
-        <w:rPr>
-          <w:b/>
-        </w:rPr>
-        <w:t>whether</w:t>
-      </w:r>
-      <w:r>
-        <w:t xml:space="preserve"> — Not "whether or not" if meaning "if".</w:t>
-      </w:r>
-    </w:p>
-    <w:p>
-      <w:r>
-        <w:rPr>
-          <w:b/>
-        </w:rPr>
-        <w:t>whilst, amongst, amidst</w:t>
-      </w:r>
-      <w:r>
-        <w:t xml:space="preserve"> — Drop the -st (while, among, amid).</w:t>
-      </w:r>
-    </w:p>
-    <w:p>
-      <w:r>
-        <w:rPr>
-          <w:b/>
-        </w:rPr>
-        <w:t>whisky vs whiskey</w:t>
-      </w:r>
-      <w:r>
-        <w:t xml:space="preserve"> — Whisky = Scotch; whiskey = American/Irish.</w:t>
-      </w:r>
-    </w:p>
-    <w:p>
-      <w:r>
-        <w:rPr>
-          <w:b/>
-        </w:rPr>
-        <w:t>who vs whom</w:t>
-      </w:r>
-      <w:r>
-        <w:t xml:space="preserve"> — Who = he/she/they; whom = him/her/them.</w:t>
-      </w:r>
-    </w:p>
-    <w:p>
-      <w:r>
-        <w:rPr>
-          <w:b/>
-        </w:rPr>
-        <w:t>widow</w:t>
-      </w:r>
-      <w:r>
-        <w:t xml:space="preserve"> — "Widow of the late" is tautology.</w:t>
-      </w:r>
-    </w:p>
-    <w:p>
-      <w:r>
-        <w:rPr>
-          <w:b/>
-        </w:rPr>
-        <w:t>Xmas</w:t>
-      </w:r>
-      <w:r>
-        <w:t xml:space="preserve"> — Banned; use Christmas.</w:t>
+      <w:r/>
+      <w:r>
+        <w:br/>
+      </w:r>
+      <w:r>
+        <w:t>index:</w:t>
+      </w:r>
+      <w:r>
+        <w:br/>
+      </w:r>
+      <w:r>
+        <w:t xml:space="preserve">  rule: &gt;</w:t>
+      </w:r>
+      <w:r>
+        <w:br/>
+      </w:r>
+      <w:r>
+        <w:t xml:space="preserve">    Open only a named branch the copy triggers; keep provinces closed unless a district is named.</w:t>
+      </w:r>
+      <w:r>
+        <w:br/>
+      </w:r>
+      <w:r>
+        <w:t xml:space="preserve">  searchq: &gt;</w:t>
+      </w:r>
+      <w:r>
+        <w:br/>
+      </w:r>
+      <w:r>
+        <w:t xml:space="preserve">    Apex always; otherwise only contradiction, spelling anomaly, explicit status change or superlative.</w:t>
+      </w:r>
+      <w:r>
+        <w:br/>
+      </w:r>
+      <w:r>
+        <w:t xml:space="preserve">  status:</w:t>
+      </w:r>
+      <w:r>
+        <w:br/>
+      </w:r>
+      <w:r>
+        <w:t xml:space="preserve">    apex:</w:t>
+      </w:r>
+      <w:r>
+        <w:br/>
+      </w:r>
+      <w:r>
+        <w:t xml:space="preserve">      - HM King Maha Vajiralongkorn Phra Vajiraklaochaoyuhua</w:t>
+      </w:r>
+      <w:r>
+        <w:br/>
+      </w:r>
+      <w:r>
+        <w:t xml:space="preserve">      - HM Queen Sirikit The Queen Mother</w:t>
+      </w:r>
+      <w:r>
+        <w:br/>
+      </w:r>
+      <w:r>
+        <w:t xml:space="preserve">      - Thaksin Shinawatra</w:t>
+      </w:r>
+      <w:r>
+        <w:br/>
+      </w:r>
+      <w:r>
+        <w:t xml:space="preserve">      - Srettha Thavisin</w:t>
+      </w:r>
+      <w:r>
+        <w:br/>
+      </w:r>
+      <w:r>
+        <w:t xml:space="preserve">      - Paetongtarn Shinawatra</w:t>
+      </w:r>
+      <w:r>
+        <w:br/>
+      </w:r>
+      <w:r>
+        <w:t xml:space="preserve">      - Pita Limjaroenrat</w:t>
+      </w:r>
+      <w:r>
+        <w:br/>
+      </w:r>
+      <w:r>
+        <w:t xml:space="preserve">      - Dr Prasert Prasarttong-Osoth</w:t>
+      </w:r>
+      <w:r>
+        <w:br/>
+      </w:r>
+      <w:r>
+        <w:t xml:space="preserve">      - HRH Princess Bajrakitiyabha Narendiradebyavati</w:t>
+      </w:r>
+      <w:r>
+        <w:br/>
+      </w:r>
+      <w:r>
+        <w:t xml:space="preserve">      - Ayatollah Ali Khamenei</w:t>
+      </w:r>
+      <w:r>
+        <w:br/>
+      </w:r>
+      <w:r>
+        <w:t xml:space="preserve">      - Mojtaba Khamenei</w:t>
+      </w:r>
+      <w:r>
+        <w:br/>
+      </w:r>
+      <w:r>
+        <w:t xml:space="preserve">    second_tier:</w:t>
+      </w:r>
+      <w:r>
+        <w:br/>
+      </w:r>
+      <w:r>
+        <w:t xml:space="preserve">      reversals:</w:t>
+      </w:r>
+      <w:r>
+        <w:br/>
+      </w:r>
+      <w:r>
+        <w:t xml:space="preserve">        - Thanathorn Juangroongruangkit</w:t>
+      </w:r>
+      <w:r>
+        <w:br/>
+      </w:r>
+      <w:r>
+        <w:t xml:space="preserve">        - Saksayam Chidchob</w:t>
+      </w:r>
+      <w:r>
+        <w:br/>
+      </w:r>
+      <w:r>
+        <w:t xml:space="preserve">        - Arnon Nampa</w:t>
+      </w:r>
+      <w:r>
+        <w:br/>
+      </w:r>
+      <w:r>
+        <w:t xml:space="preserve">        - Rukchanok 'Ice' Srinork</w:t>
+      </w:r>
+      <w:r>
+        <w:br/>
+      </w:r>
+      <w:r>
+        <w:t xml:space="preserve">        - Nikorn Chamnong</w:t>
+      </w:r>
+      <w:r>
+        <w:br/>
+      </w:r>
+      <w:r>
+        <w:t xml:space="preserve">        - Stithorn Thananithichot</w:t>
+      </w:r>
+      <w:r>
+        <w:br/>
+      </w:r>
+      <w:r>
+        <w:t xml:space="preserve">        - Korn Chatikavanij</w:t>
+      </w:r>
+      <w:r>
+        <w:br/>
+      </w:r>
+      <w:r>
+        <w:t xml:space="preserve">        - Chaichanok Chidchob</w:t>
+      </w:r>
+      <w:r>
+        <w:br/>
+      </w:r>
+      <w:r>
+        <w:t xml:space="preserve">        - Chadchart Sittipunt</w:t>
+      </w:r>
+      <w:r>
+        <w:br/>
+      </w:r>
+      <w:r>
+        <w:t xml:space="preserve">      mortalities:</w:t>
+      </w:r>
+      <w:r>
+        <w:br/>
+      </w:r>
+      <w:r>
+        <w:t xml:space="preserve">        - Gen Suchinda Kraprayoon</w:t>
+      </w:r>
+      <w:r>
+        <w:br/>
+      </w:r>
+      <w:r>
+        <w:t xml:space="preserve">        - Man Phatnothai</w:t>
+      </w:r>
+      <w:r>
+        <w:br/>
+      </w:r>
+      <w:r>
+        <w:t xml:space="preserve">        - Dr Wanlop Thaineua</w:t>
+      </w:r>
+      <w:r>
+        <w:br/>
+      </w:r>
+      <w:r>
+        <w:t xml:space="preserve">        - Chonsawat Asavahame</w:t>
+      </w:r>
+      <w:r>
+        <w:br/>
+      </w:r>
+      <w:r>
+        <w:t xml:space="preserve">        - Chodchoy Thavisin</w:t>
+      </w:r>
+      <w:r>
+        <w:br/>
+      </w:r>
+      <w:r>
+        <w:t xml:space="preserve">        - Pope Francis</w:t>
+      </w:r>
+      <w:r>
+        <w:br/>
+      </w:r>
+      <w:r>
+        <w:t xml:space="preserve">        - Dick Cheney</w:t>
+      </w:r>
+      <w:r>
+        <w:br/>
+      </w:r>
+      <w:r>
+        <w:t xml:space="preserve">        - Jane Goodall</w:t>
+      </w:r>
+      <w:r>
+        <w:br/>
+      </w:r>
+      <w:r>
+        <w:t xml:space="preserve">        - Charlie Kirk</w:t>
+      </w:r>
+      <w:r>
+        <w:br/>
+      </w:r>
+      <w:r>
+        <w:t xml:space="preserve">        - Pope Emeritus Benedict XVI ("Pope Benedict")</w:t>
+      </w:r>
+      <w:r>
+        <w:br/>
+      </w:r>
+      <w:r>
+        <w:t xml:space="preserve">        - Li Keqiang</w:t>
+      </w:r>
+      <w:r>
+        <w:br/>
+      </w:r>
+      <w:r>
+        <w:t xml:space="preserve">      corporate:</w:t>
+      </w:r>
+      <w:r>
+        <w:br/>
+      </w:r>
+      <w:r>
+        <w:t xml:space="preserve">        - Brenton Justin Mauriello</w:t>
+      </w:r>
+      <w:r>
+        <w:br/>
+      </w:r>
+      <w:r>
+        <w:t xml:space="preserve">        - Pisit Thangtanagul</w:t>
+      </w:r>
+      <w:r>
+        <w:br/>
+      </w:r>
+      <w:r>
+        <w:t xml:space="preserve">    global:</w:t>
+      </w:r>
+      <w:r>
+        <w:br/>
+      </w:r>
+      <w:r>
+        <w:t xml:space="preserve">      - Donald Trump and JD Vance</w:t>
+      </w:r>
+      <w:r>
+        <w:br/>
+      </w:r>
+      <w:r>
+        <w:t xml:space="preserve">      - King Charles III</w:t>
+      </w:r>
+      <w:r>
+        <w:br/>
+      </w:r>
+      <w:r>
+        <w:t xml:space="preserve">      - King Salman bin Abdulaziz al-Saud</w:t>
+      </w:r>
+      <w:r>
+        <w:br/>
+      </w:r>
+      <w:r>
+        <w:t xml:space="preserve">      - King Jigme Khesar Namgyel Wangchuck</w:t>
+      </w:r>
+      <w:r>
+        <w:br/>
+      </w:r>
+      <w:r>
+        <w:t xml:space="preserve">      - Catherine, Princess of Wales</w:t>
+      </w:r>
+      <w:r>
+        <w:br/>
+      </w:r>
+      <w:r>
+        <w:t xml:space="preserve">      - Prince William, Prince of Wales</w:t>
+      </w:r>
+      <w:r>
+        <w:br/>
+      </w:r>
+      <w:r>
+        <w:t xml:space="preserve">      - To Lam</w:t>
+      </w:r>
+      <w:r>
+        <w:br/>
+      </w:r>
+      <w:r>
+        <w:t xml:space="preserve">  references:</w:t>
+      </w:r>
+      <w:r>
+        <w:br/>
+      </w:r>
+      <w:r>
+        <w:t xml:space="preserve">    branches: [countries, foreign_places, thai_places, organisations, vocabulary]</w:t>
+      </w:r>
+      <w:r>
+        <w:br/>
+      </w:r>
+      <w:r>
+        <w:t xml:space="preserve">    thai_places:</w:t>
+      </w:r>
+      <w:r>
+        <w:br/>
+      </w:r>
+      <w:r>
+        <w:t xml:space="preserve">      traps:</w:t>
+      </w:r>
+      <w:r>
+        <w:br/>
+      </w:r>
+      <w:r>
+        <w:t xml:space="preserve">        - "Khlong Thom Centre (Bangkok market): held exception to Klong (not Khlong)."</w:t>
+      </w:r>
+      <w:r>
+        <w:br/>
+      </w:r>
+      <w:r/>
+      <w:r>
+        <w:br/>
+      </w:r>
+      <w:r>
+        <w:t>status:</w:t>
+      </w:r>
+      <w:r>
+        <w:br/>
+      </w:r>
+      <w:r/>
+      <w:r>
+        <w:br/>
+      </w:r>
+      <w:r>
+        <w:t xml:space="preserve">  apex:</w:t>
+      </w:r>
+      <w:r>
+        <w:br/>
+      </w:r>
+      <w:r/>
+      <w:r>
+        <w:br/>
+      </w:r>
+      <w:r>
+        <w:t xml:space="preserve">    - HM King Maha Vajiralongkorn Phra Vajiraklaochaoyuhua</w:t>
+      </w:r>
+      <w:r>
+        <w:br/>
+      </w:r>
+      <w:r>
+        <w:t xml:space="preserve">    - HM Queen Sirikit The Queen Mother</w:t>
+      </w:r>
+      <w:r>
+        <w:br/>
+      </w:r>
+      <w:r>
+        <w:t xml:space="preserve">    - Thaksin Shinawatra</w:t>
+      </w:r>
+      <w:r>
+        <w:br/>
+      </w:r>
+      <w:r>
+        <w:t xml:space="preserve">    - Srettha Thavisin</w:t>
+      </w:r>
+      <w:r>
+        <w:br/>
+      </w:r>
+      <w:r>
+        <w:t xml:space="preserve">    - Paetongtarn Shinawatra</w:t>
+      </w:r>
+      <w:r>
+        <w:br/>
+      </w:r>
+      <w:r>
+        <w:t xml:space="preserve">    - Pita Limjaroenrat</w:t>
+      </w:r>
+      <w:r>
+        <w:br/>
+      </w:r>
+      <w:r>
+        <w:t xml:space="preserve">    - Dr Prasert Prasarttong-Osoth</w:t>
+      </w:r>
+      <w:r>
+        <w:br/>
+      </w:r>
+      <w:r>
+        <w:t xml:space="preserve">    - HRH Princess Bajrakitiyabha Narendiradebyavati</w:t>
+      </w:r>
+      <w:r>
+        <w:br/>
+      </w:r>
+      <w:r>
+        <w:t xml:space="preserve">    - Ayatollah Ali Khamenei</w:t>
+      </w:r>
+      <w:r>
+        <w:br/>
+      </w:r>
+      <w:r>
+        <w:t xml:space="preserve">    - Mojtaba Khamenei</w:t>
+      </w:r>
+      <w:r>
+        <w:br/>
+      </w:r>
+      <w:r/>
+      <w:r>
+        <w:br/>
+      </w:r>
+      <w:r>
+        <w:t xml:space="preserve">  second_tier:</w:t>
+      </w:r>
+      <w:r>
+        <w:br/>
+      </w:r>
+      <w:r/>
+      <w:r>
+        <w:br/>
+      </w:r>
+      <w:r>
+        <w:t xml:space="preserve">    reversals:</w:t>
+      </w:r>
+      <w:r>
+        <w:br/>
+      </w:r>
+      <w:r/>
+      <w:r>
+        <w:br/>
+      </w:r>
+      <w:r>
+        <w:t xml:space="preserve">      - name: Thanathorn Juangroongruangkit</w:t>
+      </w:r>
+      <w:r>
+        <w:br/>
+      </w:r>
+      <w:r>
+        <w:t xml:space="preserve">        fact: acquitted of royal defamation charges, May 2026</w:t>
+      </w:r>
+      <w:r>
+        <w:br/>
+      </w:r>
+      <w:r/>
+      <w:r>
+        <w:br/>
+      </w:r>
+      <w:r>
+        <w:t xml:space="preserve">      - name: Saksayam Chidchob</w:t>
+      </w:r>
+      <w:r>
+        <w:br/>
+      </w:r>
+      <w:r>
+        <w:t xml:space="preserve">        fact: removed for ethical misconduct March 2024; cleared by the NACC April 2026</w:t>
+      </w:r>
+      <w:r>
+        <w:br/>
+      </w:r>
+      <w:r/>
+      <w:r>
+        <w:br/>
+      </w:r>
+      <w:r>
+        <w:t xml:space="preserve">      - name: Arnon Nampa</w:t>
+      </w:r>
+      <w:r>
+        <w:br/>
+      </w:r>
+      <w:r>
+        <w:t xml:space="preserve">        fact: incarcerated, serving a multi-year sentence</w:t>
+      </w:r>
+      <w:r>
+        <w:br/>
+      </w:r>
+      <w:r/>
+      <w:r>
+        <w:br/>
+      </w:r>
+      <w:r>
+        <w:t xml:space="preserve">      - name: Rukchanok 'Ice' Srinork</w:t>
+      </w:r>
+      <w:r>
+        <w:br/>
+      </w:r>
+      <w:r>
+        <w:t xml:space="preserve">        fact: sentenced to six years, out on bail</w:t>
+      </w:r>
+      <w:r>
+        <w:br/>
+      </w:r>
+      <w:r/>
+      <w:r>
+        <w:br/>
+      </w:r>
+      <w:r>
+        <w:t xml:space="preserve">      - name: Nikorn Chamnong</w:t>
+      </w:r>
+      <w:r>
+        <w:br/>
+      </w:r>
+      <w:r>
+        <w:t xml:space="preserve">        fact: party-list MP and board member for the Bhumjaithai Party</w:t>
+      </w:r>
+      <w:r>
+        <w:br/>
+      </w:r>
+      <w:r>
+        <w:t xml:space="preserve">        directive: FLAG any reference to him as Chartthaipattana; accept BJT affiliations.</w:t>
+      </w:r>
+      <w:r>
+        <w:br/>
+      </w:r>
+      <w:r/>
+      <w:r>
+        <w:br/>
+      </w:r>
+      <w:r>
+        <w:t xml:space="preserve">      - name: Stithorn Thananithichot</w:t>
+      </w:r>
+      <w:r>
+        <w:br/>
+      </w:r>
+      <w:r>
+        <w:t xml:space="preserve">        fact: political scientist at Chulalongkorn University</w:t>
+      </w:r>
+      <w:r>
+        <w:br/>
+      </w:r>
+      <w:r>
+        <w:t xml:space="preserve">        directive: &gt;</w:t>
+      </w:r>
+      <w:r>
+        <w:br/>
+      </w:r>
+      <w:r>
+        <w:t xml:space="preserve">          FLAG any reference to him at King Prajadhipok's Institute;</w:t>
+      </w:r>
+      <w:r>
+        <w:br/>
+      </w:r>
+      <w:r>
+        <w:t xml:space="preserve">          accept Chulalongkorn affiliations.</w:t>
+      </w:r>
+      <w:r>
+        <w:br/>
+      </w:r>
+      <w:r/>
+      <w:r>
+        <w:br/>
+      </w:r>
+      <w:r>
+        <w:t xml:space="preserve">      - name: Korn Chatikavanij</w:t>
+      </w:r>
+      <w:r>
+        <w:br/>
+      </w:r>
+      <w:r>
+        <w:t xml:space="preserve">        fact: &gt;</w:t>
+      </w:r>
+      <w:r>
+        <w:br/>
+      </w:r>
+      <w:r>
+        <w:t xml:space="preserve">          Democrat Party list-MP and deputy leader for economic affairs; chairman of the</w:t>
+      </w:r>
+      <w:r>
+        <w:br/>
+      </w:r>
+      <w:r>
+        <w:t xml:space="preserve">          party policy committee. Named one of three Democrat prime ministerial candidates,</w:t>
+      </w:r>
+      <w:r>
+        <w:br/>
+      </w:r>
+      <w:r>
+        <w:t xml:space="preserve">          with Abhisit Vejjajiva, for the 8 Feb 2026 general election.</w:t>
+      </w:r>
+      <w:r>
+        <w:br/>
+      </w:r>
+      <w:r>
+        <w:t xml:space="preserve">        directive: &gt;</w:t>
+      </w:r>
+      <w:r>
+        <w:br/>
+      </w:r>
+      <w:r>
+        <w:t xml:space="preserve">          FLAG any reference to him as a Chart Pattana Kla or Kla figure,</w:t>
+      </w:r>
+      <w:r>
+        <w:br/>
+      </w:r>
+      <w:r>
+        <w:t xml:space="preserve">          or as a sitting finance minister.</w:t>
+      </w:r>
+      <w:r>
+        <w:br/>
+      </w:r>
+      <w:r/>
+      <w:r>
+        <w:br/>
+      </w:r>
+      <w:r>
+        <w:t xml:space="preserve">      - name: Chaichanok Chidchob</w:t>
+      </w:r>
+      <w:r>
+        <w:br/>
+      </w:r>
+      <w:r>
+        <w:t xml:space="preserve">        fact: minister of digital economy and society</w:t>
+      </w:r>
+      <w:r>
+        <w:br/>
+      </w:r>
+      <w:r>
+        <w:t xml:space="preserve">        house_form: Chidchob, not Chidchorb</w:t>
+      </w:r>
+      <w:r>
+        <w:br/>
+      </w:r>
+      <w:r>
+        <w:t xml:space="preserve">        directive: FLAG any reference to him in another ministry role.</w:t>
+      </w:r>
+      <w:r>
+        <w:br/>
+      </w:r>
+      <w:r/>
+      <w:r>
+        <w:br/>
+      </w:r>
+      <w:r>
+        <w:t xml:space="preserve">      - name: Chadchart Sittipunt</w:t>
+      </w:r>
+      <w:r>
+        <w:br/>
+      </w:r>
+      <w:r>
+        <w:t xml:space="preserve">        fact: &gt;</w:t>
+      </w:r>
+      <w:r>
+        <w:br/>
+      </w:r>
+      <w:r>
+        <w:t xml:space="preserve">          re-elected Bangkok governor 28 June 2026 with a record 1,537,784 votes;</w:t>
+      </w:r>
+      <w:r>
+        <w:br/>
+      </w:r>
+      <w:r>
+        <w:t xml:space="preserve">          second term began 9 July 2026. Ran as an independent after resigning early</w:t>
+      </w:r>
+      <w:r>
+        <w:br/>
+      </w:r>
+      <w:r>
+        <w:t xml:space="preserve">          in May 2026.</w:t>
+      </w:r>
+      <w:r>
+        <w:br/>
+      </w:r>
+      <w:r>
+        <w:t xml:space="preserve">        ruling: &gt;</w:t>
+      </w:r>
+      <w:r>
+        <w:br/>
+      </w:r>
+      <w:r>
+        <w:t xml:space="preserve">          Take "incumbent" or "governor" as filed. Capped before the full name per the</w:t>
+      </w:r>
+      <w:r>
+        <w:br/>
+      </w:r>
+      <w:r>
+        <w:t xml:space="preserve">          title rule: Bangkok Governor Chadchart Sittipunt.</w:t>
+      </w:r>
+      <w:r>
+        <w:br/>
+      </w:r>
+      <w:r>
+        <w:t xml:space="preserve">        directive: FLAG "former" or any first-term framing.</w:t>
+      </w:r>
+      <w:r>
+        <w:br/>
+      </w:r>
+      <w:r/>
+      <w:r>
+        <w:br/>
+      </w:r>
+      <w:r>
+        <w:t xml:space="preserve">    mortalities:</w:t>
+      </w:r>
+      <w:r>
+        <w:br/>
+      </w:r>
+      <w:r>
+        <w:t xml:space="preserve">      Gen Suchinda Kraprayoon: died June 2025</w:t>
+      </w:r>
+      <w:r>
+        <w:br/>
+      </w:r>
+      <w:r>
+        <w:t xml:space="preserve">      Man Phatnothai: died May 2026</w:t>
+      </w:r>
+      <w:r>
+        <w:br/>
+      </w:r>
+      <w:r>
+        <w:t xml:space="preserve">      Dr Wanlop Thaineua: died April 2026</w:t>
+      </w:r>
+      <w:r>
+        <w:br/>
+      </w:r>
+      <w:r>
+        <w:t xml:space="preserve">      Chonsawat Asavahame: died 2023; triggered the Pak Nam faction power vacuum</w:t>
+      </w:r>
+      <w:r>
+        <w:br/>
+      </w:r>
+      <w:r>
+        <w:t xml:space="preserve">      Chodchoy Thavisin: died 2024</w:t>
+      </w:r>
+      <w:r>
+        <w:br/>
+      </w:r>
+      <w:r>
+        <w:t xml:space="preserve">      Pope Francis: died 2025</w:t>
+      </w:r>
+      <w:r>
+        <w:br/>
+      </w:r>
+      <w:r>
+        <w:t xml:space="preserve">      Dick Cheney: died 2025</w:t>
+      </w:r>
+      <w:r>
+        <w:br/>
+      </w:r>
+      <w:r>
+        <w:t xml:space="preserve">      Jane Goodall: died 2025</w:t>
+      </w:r>
+      <w:r>
+        <w:br/>
+      </w:r>
+      <w:r>
+        <w:t xml:space="preserve">      Charlie Kirk: died 2025</w:t>
+      </w:r>
+      <w:r>
+        <w:br/>
+      </w:r>
+      <w:r>
+        <w:t xml:space="preserve">      Pope Emeritus Benedict XVI ("Pope Benedict"): died 31 Dec 2022, aged 95; resigned the papacy 2013</w:t>
+      </w:r>
+      <w:r>
+        <w:br/>
+      </w:r>
+      <w:r>
+        <w:t xml:space="preserve">      Li Keqiang: died 27 Oct 2023</w:t>
+      </w:r>
+      <w:r>
+        <w:br/>
+      </w:r>
+      <w:r/>
+      <w:r>
+        <w:br/>
+      </w:r>
+      <w:r>
+        <w:t xml:space="preserve">    corporate:</w:t>
+      </w:r>
+      <w:r>
+        <w:br/>
+      </w:r>
+      <w:r>
+        <w:t xml:space="preserve">      Brenton Justin Mauriello: CEO of Raimon Land, from April 2024</w:t>
+      </w:r>
+      <w:r>
+        <w:br/>
+      </w:r>
+      <w:r>
+        <w:t xml:space="preserve">      Pisit Thangtanagul: CEO of PwC Thailand, from 2024</w:t>
+      </w:r>
+      <w:r>
+        <w:br/>
+      </w:r>
+      <w:r/>
+      <w:r>
+        <w:br/>
+      </w:r>
+      <w:r>
+        <w:t xml:space="preserve">  global:</w:t>
+      </w:r>
+      <w:r>
+        <w:br/>
+      </w:r>
+      <w:r/>
+      <w:r>
+        <w:br/>
+      </w:r>
+      <w:r>
+        <w:t xml:space="preserve">    - name: Donald Trump and JD Vance</w:t>
+      </w:r>
+      <w:r>
+        <w:br/>
+      </w:r>
+      <w:r>
+        <w:t xml:space="preserve">      fact: sitting president and vice-president of the United States, from 20 Jan 2025</w:t>
+      </w:r>
+      <w:r>
+        <w:br/>
+      </w:r>
+      <w:r>
+        <w:t xml:space="preserve">      second_ref: Mr Trump, Mr Vance</w:t>
+      </w:r>
+      <w:r>
+        <w:br/>
+      </w:r>
+      <w:r>
+        <w:t xml:space="preserve">      directive: FLAG any reference to them as private citizens or former officials.</w:t>
+      </w:r>
+      <w:r>
+        <w:br/>
+      </w:r>
+      <w:r/>
+      <w:r>
+        <w:br/>
+      </w:r>
+      <w:r>
+        <w:t xml:space="preserve">    - name: King Charles III</w:t>
+      </w:r>
+      <w:r>
+        <w:br/>
+      </w:r>
+      <w:r>
+        <w:t xml:space="preserve">      fact: &gt;</w:t>
+      </w:r>
+      <w:r>
+        <w:br/>
+      </w:r>
+      <w:r>
+        <w:t xml:space="preserve">        active monarch, operating alongside a cancer treatment protocol;</w:t>
+      </w:r>
+      <w:r>
+        <w:br/>
+      </w:r>
+      <w:r>
+        <w:t xml:space="preserve">        treatment reduced Dec 2025 to precautionary monitoring</w:t>
+      </w:r>
+      <w:r>
+        <w:br/>
+      </w:r>
+      <w:r/>
+      <w:r>
+        <w:br/>
+      </w:r>
+      <w:r>
+        <w:t xml:space="preserve">    - name: King Salman bin Abdulaziz al-Saud</w:t>
+      </w:r>
+      <w:r>
+        <w:br/>
+      </w:r>
+      <w:r>
+        <w:t xml:space="preserve">      fact: king of Saudi Arabia, from 23 Jan 2015</w:t>
+      </w:r>
+      <w:r>
+        <w:br/>
+      </w:r>
+      <w:r>
+        <w:t xml:space="preserve">      house_form: '"King Salman" usually suffices.'</w:t>
+      </w:r>
+      <w:r>
+        <w:br/>
+      </w:r>
+      <w:r/>
+      <w:r>
+        <w:br/>
+      </w:r>
+      <w:r>
+        <w:t xml:space="preserve">    - name: King Jigme Khesar Namgyel Wangchuck</w:t>
+      </w:r>
+      <w:r>
+        <w:br/>
+      </w:r>
+      <w:r>
+        <w:t xml:space="preserve">      fact: king of Bhutan, reigning since 2006; crowned 2008</w:t>
+      </w:r>
+      <w:r>
+        <w:br/>
+      </w:r>
+      <w:r>
+        <w:t xml:space="preserve">      house_form: Full title on first reference.</w:t>
+      </w:r>
+      <w:r>
+        <w:br/>
+      </w:r>
+      <w:r/>
+      <w:r>
+        <w:br/>
+      </w:r>
+      <w:r>
+        <w:t xml:space="preserve">    - name: Catherine, Princess of Wales</w:t>
+      </w:r>
+      <w:r>
+        <w:br/>
+      </w:r>
+      <w:r>
+        <w:t xml:space="preserve">      fact: &gt;</w:t>
+      </w:r>
+      <w:r>
+        <w:br/>
+      </w:r>
+      <w:r>
+        <w:t xml:space="preserve">        Princess of Wales from 9 Sept 2022, on the accession of King Charles III;</w:t>
+      </w:r>
+      <w:r>
+        <w:br/>
+      </w:r>
+      <w:r>
+        <w:t xml:space="preserve">        formerly Duchess of Cambridge</w:t>
+      </w:r>
+      <w:r>
+        <w:br/>
+      </w:r>
+      <w:r>
+        <w:t xml:space="preserve">      directive: FLAG any reference to her as Duchess of Cambridge.</w:t>
+      </w:r>
+      <w:r>
+        <w:br/>
+      </w:r>
+      <w:r/>
+      <w:r>
+        <w:br/>
+      </w:r>
+      <w:r>
+        <w:t xml:space="preserve">    - name: Prince William, Prince of Wales</w:t>
+      </w:r>
+      <w:r>
+        <w:br/>
+      </w:r>
+      <w:r>
+        <w:t xml:space="preserve">      fact: Prince of Wales from 9 Sept 2022, letters patent Feb 2023; Duke of Cambridge 2011-2022</w:t>
+      </w:r>
+      <w:r>
+        <w:br/>
+      </w:r>
+      <w:r/>
+      <w:r>
+        <w:br/>
+      </w:r>
+      <w:r>
+        <w:t xml:space="preserve">    - name: To Lam</w:t>
+      </w:r>
+      <w:r>
+        <w:br/>
+      </w:r>
+      <w:r>
+        <w:t xml:space="preserve">      fact: &gt;</w:t>
+      </w:r>
+      <w:r>
+        <w:br/>
+      </w:r>
+      <w:r>
+        <w:t xml:space="preserve">        general secretary of the Communist Party of Vietnam, since 2024,</w:t>
+      </w:r>
+      <w:r>
+        <w:br/>
+      </w:r>
+      <w:r>
+        <w:t xml:space="preserve">        and 13th president of Vietnam, since 2026. Both titles current.</w:t>
+      </w:r>
+      <w:r>
+        <w:br/>
+      </w:r>
+      <w:r>
+        <w:t xml:space="preserve">      second_ref: Mr Lam</w:t>
+      </w:r>
+      <w:r>
+        <w:br/>
+      </w:r>
+      <w:r>
+        <w:t xml:space="preserve">      ruling: House lowercases 'president' before a name.</w:t>
+      </w:r>
+      <w:r>
+        <w:br/>
+      </w:r>
+      <w:r>
+        <w:t xml:space="preserve">      directive: ACCEPT 'president' or 'general secretary' as filed.</w:t>
+      </w:r>
+      <w:r>
+        <w:br/>
+      </w:r>
+      <w:r/>
+      <w:r>
+        <w:br/>
+      </w:r>
+      <w:r>
+        <w:t>references:</w:t>
+      </w:r>
+      <w:r>
+        <w:br/>
+      </w:r>
+      <w:r/>
+      <w:r>
+        <w:br/>
+      </w:r>
+      <w:r/>
+      <w:r>
+        <w:br/>
+      </w:r>
+      <w:r>
+        <w:t xml:space="preserve">  countries:</w:t>
+      </w:r>
+      <w:r>
+        <w:br/>
+      </w:r>
+      <w:r/>
+      <w:r>
+        <w:br/>
+      </w:r>
+      <w:r>
+        <w:t xml:space="preserve">    preferred_forms:</w:t>
+      </w:r>
+      <w:r>
+        <w:br/>
+      </w:r>
+      <w:r>
+        <w:t xml:space="preserve">      Myanmar: Not Burma.</w:t>
+      </w:r>
+      <w:r>
+        <w:br/>
+      </w:r>
+      <w:r>
+        <w:t xml:space="preserve">      Türkiye: Updated from Turkey.</w:t>
+      </w:r>
+      <w:r>
+        <w:br/>
+      </w:r>
+      <w:r>
+        <w:t xml:space="preserve">      Netherlands: Not Holland; government seat is The Hague (cap "The").</w:t>
+      </w:r>
+      <w:r>
+        <w:br/>
+      </w:r>
+      <w:r>
+        <w:t xml:space="preserve">      DR Congo: Distinguish from Republic of Congo; DRC acceptable in headlines and body after full name.</w:t>
+      </w:r>
+      <w:r>
+        <w:br/>
+      </w:r>
+      <w:r>
+        <w:t xml:space="preserve">      Czech Republic: Avoid Czechia.</w:t>
+      </w:r>
+      <w:r>
+        <w:br/>
+      </w:r>
+      <w:r>
+        <w:t xml:space="preserve">      East Timor: Avoid Timor-Leste.</w:t>
+      </w:r>
+      <w:r>
+        <w:br/>
+      </w:r>
+      <w:r>
+        <w:t xml:space="preserve">      Ivory Coast: Avoid Cote d'Ivoire.</w:t>
+      </w:r>
+      <w:r>
+        <w:br/>
+      </w:r>
+      <w:r>
+        <w:t xml:space="preserve">      Gambia: Avoid "The Gambia".</w:t>
+      </w:r>
+      <w:r>
+        <w:br/>
+      </w:r>
+      <w:r>
+        <w:t xml:space="preserve">      United Kingdom: &gt;</w:t>
+      </w:r>
+      <w:r>
+        <w:br/>
+      </w:r>
+      <w:r>
+        <w:t xml:space="preserve">        Avoid Britain; UK preferred. The UK INCLUDES Northern Ireland; Great Britain is</w:t>
+      </w:r>
+      <w:r>
+        <w:br/>
+      </w:r>
+      <w:r>
+        <w:t xml:space="preserve">        the one that excludes it (England, Scotland, Wales only). Not interchangeable.</w:t>
+      </w:r>
+      <w:r>
+        <w:br/>
+      </w:r>
+      <w:r/>
+      <w:r>
+        <w:br/>
+      </w:r>
+      <w:r>
+        <w:t xml:space="preserve">    demonyms:</w:t>
+      </w:r>
+      <w:r>
+        <w:br/>
+      </w:r>
+      <w:r>
+        <w:t xml:space="preserve">      Argentina: Argentine (people); Argentinian (things).</w:t>
+      </w:r>
+      <w:r>
+        <w:br/>
+      </w:r>
+      <w:r>
+        <w:t xml:space="preserve">      Cambodia: Khmer = language only, not people.</w:t>
+      </w:r>
+      <w:r>
+        <w:br/>
+      </w:r>
+      <w:r>
+        <w:t xml:space="preserve">      Comoros: Comoran (people); Comorian (language).</w:t>
+      </w:r>
+      <w:r>
+        <w:br/>
+      </w:r>
+      <w:r>
+        <w:t xml:space="preserve">      Madagascar: Malagasy (plural same as singular).</w:t>
+      </w:r>
+      <w:r>
+        <w:br/>
+      </w:r>
+      <w:r>
+        <w:t xml:space="preserve">      Mauritania: Mauritanian (not Mauritian).</w:t>
+      </w:r>
+      <w:r>
+        <w:br/>
+      </w:r>
+      <w:r>
+        <w:t xml:space="preserve">      Niger: Nigerien (not Nigerian).</w:t>
+      </w:r>
+      <w:r>
+        <w:br/>
+      </w:r>
+      <w:r>
+        <w:t xml:space="preserve">      Philippines: Filipino (male/neutral); Filipina (female).</w:t>
+      </w:r>
+      <w:r>
+        <w:br/>
+      </w:r>
+      <w:r>
+        <w:t xml:space="preserve">      Somalia: Somali (people); Somalian (adjective for things).</w:t>
+      </w:r>
+      <w:r>
+        <w:br/>
+      </w:r>
+      <w:r>
+        <w:t xml:space="preserve">      Vanuatu: Avoid Ni-Vanuatu.</w:t>
+      </w:r>
+      <w:r>
+        <w:br/>
+      </w:r>
+      <w:r/>
+      <w:r>
+        <w:br/>
+      </w:r>
+      <w:r>
+        <w:t xml:space="preserve">    structure:</w:t>
+      </w:r>
+      <w:r>
+        <w:br/>
+      </w:r>
+      <w:r>
+        <w:t xml:space="preserve">      Australia: Labor Party (no "u").</w:t>
+      </w:r>
+      <w:r>
+        <w:br/>
+      </w:r>
+      <w:r>
+        <w:t xml:space="preserve">      Chad: Capital N'Djamena (apostrophe).</w:t>
+      </w:r>
+      <w:r>
+        <w:br/>
+      </w:r>
+      <w:r>
+        <w:t xml:space="preserve">      Laos: Lao (not Laotian) for people.</w:t>
+      </w:r>
+      <w:r>
+        <w:br/>
+      </w:r>
+      <w:r>
+        <w:t xml:space="preserve">      Malaysia: Putrajaya is admin capital; Kuala Lumpur is capital.</w:t>
+      </w:r>
+      <w:r>
+        <w:br/>
+      </w:r>
+      <w:r>
+        <w:t xml:space="preserve">      Moldova: Avoid Moldavia.</w:t>
+      </w:r>
+      <w:r>
+        <w:br/>
+      </w:r>
+      <w:r>
+        <w:t xml:space="preserve">      Monaco: Monte Carlo is a district, not the capital.</w:t>
+      </w:r>
+      <w:r>
+        <w:br/>
+      </w:r>
+      <w:r>
+        <w:t xml:space="preserve">      Myanmar language: Language is Burmese (not Myanmar).</w:t>
+      </w:r>
+      <w:r>
+        <w:br/>
+      </w:r>
+      <w:r>
+        <w:t xml:space="preserve">      Palestine: Ramallah is admin centre; largest population in Gaza.</w:t>
+      </w:r>
+      <w:r>
+        <w:br/>
+      </w:r>
+      <w:r>
+        <w:t xml:space="preserve">      South Africa: Three capitals — Pretoria (executive), Cape Town (legislative), Bloemfontein (judicial).</w:t>
+      </w:r>
+      <w:r>
+        <w:br/>
+      </w:r>
+      <w:r>
+        <w:t xml:space="preserve">      Sri Lanka: Capital is Kotte (not Colombo).</w:t>
+      </w:r>
+      <w:r>
+        <w:br/>
+      </w:r>
+      <w:r>
+        <w:t xml:space="preserve">      China: Taiwan separate; Hong Kong and Macau are SARs.</w:t>
+      </w:r>
+      <w:r>
+        <w:br/>
+      </w:r>
+      <w:r>
+        <w:t xml:space="preserve">      United States: Write state names in full (New Jersey not NJ).</w:t>
+      </w:r>
+      <w:r>
+        <w:br/>
+      </w:r>
+      <w:r/>
+      <w:r>
+        <w:br/>
+      </w:r>
+      <w:r>
+        <w:t xml:space="preserve">    headline_abbreviations:</w:t>
+      </w:r>
+      <w:r>
+        <w:br/>
+      </w:r>
+      <w:r>
+        <w:t xml:space="preserve">      NK: North Korea (headlines only).</w:t>
+      </w:r>
+      <w:r>
+        <w:br/>
+      </w:r>
+      <w:r>
+        <w:t xml:space="preserve">      SK: South Korea (headlines only).</w:t>
+      </w:r>
+      <w:r>
+        <w:br/>
+      </w:r>
+      <w:r>
+        <w:t xml:space="preserve">      NZ: New Zealand (headlines only).</w:t>
+      </w:r>
+      <w:r>
+        <w:br/>
+      </w:r>
+      <w:r>
+        <w:t xml:space="preserve">      STP: Sao Tome and Principe (headlines).</w:t>
+      </w:r>
+      <w:r>
+        <w:br/>
+      </w:r>
+      <w:r>
+        <w:t xml:space="preserve">      UAE: United Arab Emirates.</w:t>
+      </w:r>
+      <w:r>
+        <w:br/>
+      </w:r>
+      <w:r>
+        <w:t xml:space="preserve">      Saudi: Saudi Arabia (headlines only).</w:t>
+      </w:r>
+      <w:r>
+        <w:br/>
+      </w:r>
+      <w:r>
+        <w:t xml:space="preserve">      DRC: DR Congo (headlines, or body after full first reference).</w:t>
+      </w:r>
+      <w:r>
+        <w:br/>
+      </w:r>
+      <w:r>
+        <w:t xml:space="preserve">      PNG: Papua New Guinea (headlines, or body after full first reference).</w:t>
+      </w:r>
+      <w:r>
+        <w:br/>
+      </w:r>
+      <w:r/>
+      <w:r>
+        <w:br/>
+      </w:r>
+      <w:r>
+        <w:t xml:space="preserve">    the_article: &gt;</w:t>
+      </w:r>
+      <w:r>
+        <w:br/>
+      </w:r>
+      <w:r>
+        <w:t xml:space="preserve">      Drop "the" before Congo, Ukraine, Sudan, Lebanon. Keep "the" for adjective-led names</w:t>
+      </w:r>
+      <w:r>
+        <w:br/>
+      </w:r>
+      <w:r>
+        <w:t xml:space="preserve">      (the United States, the Democratic Republic of Congo) and plural-form names</w:t>
+      </w:r>
+      <w:r>
+        <w:br/>
+      </w:r>
+      <w:r>
+        <w:t xml:space="preserve">      (the Bahamas, the Maldives). Seychelles is NOT plural — named after a person — so no "the".</w:t>
+      </w:r>
+      <w:r>
+        <w:br/>
+      </w:r>
+      <w:r/>
+      <w:r>
+        <w:br/>
+      </w:r>
+      <w:r>
+        <w:t xml:space="preserve">  foreign_places:</w:t>
+      </w:r>
+      <w:r>
+        <w:br/>
+      </w:r>
+      <w:r/>
+      <w:r>
+        <w:br/>
+      </w:r>
+      <w:r>
+        <w:t xml:space="preserve">    AUSTRALIA: [Uluru (not Ayer's Rock), Western Australia (cap the W)]</w:t>
+      </w:r>
+      <w:r>
+        <w:br/>
+      </w:r>
+      <w:r>
+        <w:t xml:space="preserve">    AZERBAIJAN: [Nagorny-Karabakh]</w:t>
+      </w:r>
+      <w:r>
+        <w:br/>
+      </w:r>
+      <w:r>
+        <w:t xml:space="preserve">    BANGLADESH: [Cox's Bazar, Shah Porir Dwip]</w:t>
+      </w:r>
+      <w:r>
+        <w:br/>
+      </w:r>
+      <w:r>
+        <w:t xml:space="preserve">    BELGIUM: [Molenbeek]</w:t>
+      </w:r>
+      <w:r>
+        <w:br/>
+      </w:r>
+      <w:r>
+        <w:t xml:space="preserve">    BOSNIA &amp; HERZEGOVINA: [Srebrenica]</w:t>
+      </w:r>
+      <w:r>
+        <w:br/>
+      </w:r>
+      <w:r>
+        <w:t xml:space="preserve">    BRAZIL: [Brasilia, Sao Paulo]</w:t>
+      </w:r>
+      <w:r>
+        <w:br/>
+      </w:r>
+      <w:r>
+        <w:t xml:space="preserve">    BURKINA FASO: [Ouagadougou]</w:t>
+      </w:r>
+      <w:r>
+        <w:br/>
+      </w:r>
+      <w:r>
+        <w:t xml:space="preserve">    CAMBODIA: [Oddar Meanchey]</w:t>
+      </w:r>
+      <w:r>
+        <w:br/>
+      </w:r>
+      <w:r>
+        <w:t xml:space="preserve">    CHILE: [Easter Island (not Rapa Nui)]</w:t>
+      </w:r>
+      <w:r>
+        <w:br/>
+      </w:r>
+      <w:r>
+        <w:t xml:space="preserve">    CHINA: [Beijing (not Peking), Chongqing, Guangxi, Guangzhou (not Canton), Kashgar, Lhasa, Nanjing, Tiananmen Square, Urumqi, Xinjiang, Xishuangbanna]</w:t>
+      </w:r>
+      <w:r>
+        <w:br/>
+      </w:r>
+      <w:r>
+        <w:t xml:space="preserve">    EGYPT: [Sharm el-Sheikh, Tahrir Square]</w:t>
+      </w:r>
+      <w:r>
+        <w:br/>
+      </w:r>
+      <w:r>
+        <w:t xml:space="preserve">    GERMANY: [Cologne (not Koln), Dusseldorf]</w:t>
+      </w:r>
+      <w:r>
+        <w:br/>
+      </w:r>
+      <w:r>
+        <w:t xml:space="preserve">    GREENLAND: [Nuuk (not Godthab)]</w:t>
+      </w:r>
+      <w:r>
+        <w:br/>
+      </w:r>
+      <w:r>
+        <w:t xml:space="preserve">    HONG KONG: [Mong Kok, Wanchai]</w:t>
+      </w:r>
+      <w:r>
+        <w:br/>
+      </w:r>
+      <w:r>
+        <w:t xml:space="preserve">    ICELAND: [Eyjafjallajokull (volcano), Reykjavik]</w:t>
+      </w:r>
+      <w:r>
+        <w:br/>
+      </w:r>
+      <w:r>
+        <w:t xml:space="preserve">    INDIA: [Bengaluru (not Bangalore), Chhattisgarh, Kolkata (not Calcutta), Mumbai (not Bombay), Puducherry (not Pondicherry), Thiruvananthapuram]</w:t>
+      </w:r>
+      <w:r>
+        <w:br/>
+      </w:r>
+      <w:r>
+        <w:t xml:space="preserve">    INDONESIA: [Yogyakarta]</w:t>
+      </w:r>
+      <w:r>
+        <w:br/>
+      </w:r>
+      <w:r>
+        <w:t xml:space="preserve">    IRAN: [Lake Urmia, Tehran]</w:t>
+      </w:r>
+      <w:r>
+        <w:br/>
+      </w:r>
+      <w:r>
+        <w:t xml:space="preserve">    IRAQ: ["Irbil (not Urbil, Arbil or Erbil)", Fallujah]</w:t>
+      </w:r>
+      <w:r>
+        <w:br/>
+      </w:r>
+      <w:r>
+        <w:t xml:space="preserve">    ISRAEL: [al-Aqsa Mosque (lower case al-)]</w:t>
+      </w:r>
+      <w:r>
+        <w:br/>
+      </w:r>
+      <w:r>
+        <w:t xml:space="preserve">    ITALY: [Naples (not Napoli), Pompeii]</w:t>
+      </w:r>
+      <w:r>
+        <w:br/>
+      </w:r>
+      <w:r>
+        <w:t xml:space="preserve">    JAPAN: [Fukushima, Fukushima Dai-ichi nuclear plant, Yasukuni shrine]</w:t>
+      </w:r>
+      <w:r>
+        <w:br/>
+      </w:r>
+      <w:r>
+        <w:t xml:space="preserve">    KAZAKHSTAN: [Baikonur]</w:t>
+      </w:r>
+      <w:r>
+        <w:br/>
+      </w:r>
+      <w:r>
+        <w:t xml:space="preserve">    KIRIBATI: [Kiritimati Island (not Christmas Island)]</w:t>
+      </w:r>
+      <w:r>
+        <w:br/>
+      </w:r>
+      <w:r>
+        <w:t xml:space="preserve">    MOLDOVA: [Transnistria]</w:t>
+      </w:r>
+      <w:r>
+        <w:br/>
+      </w:r>
+      <w:r>
+        <w:t xml:space="preserve">    MONGOLIA: [Gandantegchenlin, Ulan Bator]</w:t>
+      </w:r>
+      <w:r>
+        <w:br/>
+      </w:r>
+      <w:r>
+        <w:t xml:space="preserve">    MOROCCO: [Tangier]</w:t>
+      </w:r>
+      <w:r>
+        <w:br/>
+      </w:r>
+      <w:r>
+        <w:t xml:space="preserve">    MYANMAR: [Irrawaddy, Ka Htaung Ni, Kawthaung (not Victoria Point), Mawlamyine (not Moulmein), Myawaddy, Myitkyina, Nay Pyi Taw, Tachileik, Thabyuchaung, Yangon (not Rangoon)]</w:t>
+      </w:r>
+      <w:r>
+        <w:br/>
+      </w:r>
+      <w:r>
+        <w:t xml:space="preserve">    NEPAL: [Birganj, Everest Base Camp (all capped), Kathmandu, Khumbu Icefall, Nepalganj]</w:t>
+      </w:r>
+      <w:r>
+        <w:br/>
+      </w:r>
+      <w:r>
+        <w:t xml:space="preserve">    NETHERLANDS: [The Hague (cap "The")]</w:t>
+      </w:r>
+      <w:r>
+        <w:br/>
+      </w:r>
+      <w:r>
+        <w:t xml:space="preserve">    NIGERIA: [Maiduguri]</w:t>
+      </w:r>
+      <w:r>
+        <w:br/>
+      </w:r>
+      <w:r>
+        <w:t xml:space="preserve">    NORTH KOREA: [Punggye-ri Nuclear Test Site, Rason (not Rajin)]</w:t>
+      </w:r>
+      <w:r>
+        <w:br/>
+      </w:r>
+      <w:r>
+        <w:t xml:space="preserve">    RUSSIA: [Ekaterinburg, Nizhny Novgorod, Rostov-on-Don, St Petersburg]</w:t>
+      </w:r>
+      <w:r>
+        <w:br/>
+      </w:r>
+      <w:r>
+        <w:t xml:space="preserve">    SOUTH AFRICA: [Hluhluwe-iMfolozi Game Reserve, KwaZulu-Natal]</w:t>
+      </w:r>
+      <w:r>
+        <w:br/>
+      </w:r>
+      <w:r>
+        <w:t xml:space="preserve">    SWEDEN: [Gothenburg (not Goteburg)]</w:t>
+      </w:r>
+      <w:r>
+        <w:br/>
+      </w:r>
+      <w:r>
+        <w:t xml:space="preserve">    SYRIA: [Ain al-Arab (prefer Kobane unless in quotes), Dara'a, Deir al-Zor, Douma, Hasakah, Hmeimim airbase (lower-case airbase), Kobane (preferred form), Raqqa]</w:t>
+      </w:r>
+      <w:r>
+        <w:br/>
+      </w:r>
+      <w:r>
+        <w:t xml:space="preserve">    TANZANIA: [Dar-es-Salaam]</w:t>
+      </w:r>
+      <w:r>
+        <w:br/>
+      </w:r>
+      <w:r>
+        <w:t xml:space="preserve">    TURKEY: [Taksim Square]</w:t>
+      </w:r>
+      <w:r>
+        <w:br/>
+      </w:r>
+      <w:r>
+        <w:t xml:space="preserve">    UKRAINE: [Ilovaysk, Luhansk, Lviv]</w:t>
+      </w:r>
+      <w:r>
+        <w:br/>
+      </w:r>
+      <w:r>
+        <w:t xml:space="preserve">    UNITED STATES: [Hawaii, Papahanaumokuakea Marine National Monument, Pearl Harbor, Washington DC]</w:t>
+      </w:r>
+      <w:r>
+        <w:br/>
+      </w:r>
+      <w:r>
+        <w:t xml:space="preserve">    VIETNAM: [Da Nang, Gulf of Tonkin (not Tonkin Bay), Hanoi, Ho Chi Minh City (not Saigon), Hoi An]</w:t>
+      </w:r>
+      <w:r>
+        <w:br/>
+      </w:r>
+      <w:r>
+        <w:t xml:space="preserve">    YEMEN: [Hadramawt, Sana'a, Seyoun]</w:t>
+      </w:r>
+      <w:r>
+        <w:br/>
+      </w:r>
+      <w:r/>
+      <w:r>
+        <w:br/>
+      </w:r>
+      <w:r>
+        <w:t xml:space="preserve">  thai_places:</w:t>
+      </w:r>
+      <w:r>
+        <w:br/>
+      </w:r>
+      <w:r/>
+      <w:r>
+        <w:br/>
+      </w:r>
+      <w:r>
+        <w:t xml:space="preserve">    note: &gt;</w:t>
+      </w:r>
+      <w:r>
+        <w:br/>
+      </w:r>
+      <w:r>
+        <w:t xml:space="preserve">      Use RTGS transliteration for unlisted entities. A name not listed here stands as the reporter filed it:</w:t>
+      </w:r>
+      <w:r>
+        <w:br/>
+      </w:r>
+      <w:r>
+        <w:t xml:space="preserve">      apply the global rules and nothing else. Where an unlisted name matches neither the</w:t>
+      </w:r>
+      <w:r>
+        <w:br/>
+      </w:r>
+      <w:r>
+        <w:t xml:space="preserve">      BKP forms nor standard RTGS, flag it. Do not alter it and do not hold.</w:t>
+      </w:r>
+      <w:r>
+        <w:br/>
+      </w:r>
+      <w:r/>
+      <w:r>
+        <w:br/>
+      </w:r>
+      <w:r>
+        <w:t xml:space="preserve">    transliteration_rules:</w:t>
+      </w:r>
+      <w:r>
+        <w:br/>
+      </w:r>
+      <w:r>
+        <w:t xml:space="preserve">      - Muang (not Mueang)</w:t>
+      </w:r>
+      <w:r>
+        <w:br/>
+      </w:r>
+      <w:r>
+        <w:t xml:space="preserve">      - Phra (not Pra)</w:t>
+      </w:r>
+      <w:r>
+        <w:br/>
+      </w:r>
+      <w:r>
+        <w:t xml:space="preserve">      - Chai (not Chay)</w:t>
+      </w:r>
+      <w:r>
+        <w:br/>
+      </w:r>
+      <w:r>
+        <w:t xml:space="preserve">      - Isan (not Isaan)</w:t>
+      </w:r>
+      <w:r>
+        <w:br/>
+      </w:r>
+      <w:r>
+        <w:t xml:space="preserve">      - Klong (not Khlong) — Klong Toey is the BKP form, NOT Khlong Toei</w:t>
+      </w:r>
+      <w:r>
+        <w:br/>
+      </w:r>
+      <w:r>
+        <w:t xml:space="preserve">      - Khlong Thom Centre (Bangkok market) — held exception; do not recast as Klong Thom Centre.</w:t>
+      </w:r>
+      <w:r>
+        <w:br/>
+      </w:r>
+      <w:r>
+        <w:t xml:space="preserve">      - Soi format — Sukhumvit Soi 12 (not Soi Sukhumvit 12, not Sukhumvit 12 Road)</w:t>
+      </w:r>
+      <w:r>
+        <w:br/>
+      </w:r>
+      <w:r>
+        <w:t xml:space="preserve">      - Soi [Name] only when soi has its own distinct name — Soi Nana, Soi Sala Daeng, Soi Sribamphen</w:t>
+      </w:r>
+      <w:r>
+        <w:br/>
+      </w:r>
+      <w:r>
+        <w:t xml:space="preserve">      - Rama roads — Roman numerals; Rama IX Road, never Phra Ram</w:t>
+      </w:r>
+      <w:r>
+        <w:br/>
+      </w:r>
+      <w:r>
+        <w:t xml:space="preserve">      - Postcodes — no comma; Bangkok 10900 (not Bangkok, 10900)</w:t>
+      </w:r>
+      <w:r>
+        <w:br/>
+      </w:r>
+      <w:r/>
+      <w:r>
+        <w:br/>
+      </w:r>
+      <w:r>
+        <w:t xml:space="preserve">    airports:</w:t>
+      </w:r>
+      <w:r>
+        <w:br/>
+      </w:r>
+      <w:r>
+        <w:t xml:space="preserve">      - Two Bangkok airports — always specify Don Muang or Suvarnabhumi</w:t>
+      </w:r>
+      <w:r>
+        <w:br/>
+      </w:r>
+      <w:r>
+        <w:t xml:space="preserve">      - Never "Bangkok airport"</w:t>
+      </w:r>
+      <w:r>
+        <w:br/>
+      </w:r>
+      <w:r>
+        <w:t xml:space="preserve">      - '"Suvarnabhumi airport" suffices for body text; "Suvarnabhumi International Airport" only when using official name'</w:t>
+      </w:r>
+      <w:r>
+        <w:br/>
+      </w:r>
+      <w:r/>
+      <w:r>
+        <w:br/>
+      </w:r>
+      <w:r>
+        <w:t xml:space="preserve">    third_party_spellings: &gt;</w:t>
+      </w:r>
+      <w:r>
+        <w:br/>
+      </w:r>
+      <w:r>
+        <w:t xml:space="preserve">      Some institutions named after places spell their own names differently from BKP house</w:t>
+      </w:r>
+      <w:r>
+        <w:br/>
+      </w:r>
+      <w:r>
+        <w:t xml:space="preserve">      style. Follow their official spelling for their name. Examples — Hatyai Hospital (BKP</w:t>
+      </w:r>
+      <w:r>
+        <w:br/>
+      </w:r>
+      <w:r>
+        <w:t xml:space="preserve">      spells the town "Hat Yai"), Prince of Songkla University (not "Songkhla"), Sriracha</w:t>
+      </w:r>
+      <w:r>
+        <w:br/>
+      </w:r>
+      <w:r>
+        <w:t xml:space="preserve">      Tiger Zoo (not "Sri Racha"), Minburi Prison (BKP spells the district "Min Buri"),</w:t>
+      </w:r>
+      <w:r>
+        <w:br/>
+      </w:r>
+      <w:r>
+        <w:t xml:space="preserve">      Khlong Prem Prachakon (canal/prison area — an institutional name, exempt under this</w:t>
+      </w:r>
+      <w:r>
+        <w:br/>
+      </w:r>
+      <w:r>
+        <w:t xml:space="preserve">      rule; the transliteration rule itself is in transliteration_rules above).</w:t>
+      </w:r>
+      <w:r>
+        <w:br/>
+      </w:r>
+      <w:r/>
+      <w:r>
+        <w:br/>
+      </w:r>
+      <w:r>
+        <w:t xml:space="preserve">    provinces:</w:t>
+      </w:r>
+      <w:r>
+        <w:br/>
+      </w:r>
+      <w:r>
+        <w:t xml:space="preserve">      Amnat Charoen: [Muang Amnat Charoen, Chanuman, Phana, Hua Thapan, Pathumrat Wongsa, Senangkhanikhom, Lue Amnat]</w:t>
+      </w:r>
+      <w:r>
+        <w:br/>
+      </w:r>
+      <w:r>
+        <w:t xml:space="preserve">      Ang Thong: [Muang Ang Thong, Chaiyo, Pa Mok, Pho Thong, Samko, Sawaengha, Wiset Chai Chan]</w:t>
+      </w:r>
+      <w:r>
+        <w:br/>
+      </w:r>
+      <w:r>
+        <w:t xml:space="preserve">      Ayutthaya: [Phra Nakhon Si Ayutthaya, Ban Phraek, Bang Ban, Bang Pahan, Bang Pa-in, Bang Sai, Lat Bua Luang, Maha Rat, Nakhon Luang, Phachi, Phak Hai, Sena, Uthai, Wang Noi]</w:t>
+      </w:r>
+      <w:r>
+        <w:br/>
+      </w:r>
+      <w:r>
+        <w:t xml:space="preserve">      Bangkok: [Bang Bon, Bang Kae, Bang Kapi, Bang Khen, Bang Kholaem, Bang Khunthian, Bang Na, Bang Phlat, Bang Rak, Bang Sue, Bangkok Noi, Bangkok Yai, Bung Kum, Chatuchak, Chom Thong, Din Daeng, Don Muang, Dusit, Huai Khwang, Kannayao, Klong San, Klong Toey, Laksi, Lat Krabang, Lat Phrao, Min Buri, Nong Chok, Nong Khaem, Pathumwan, Phasicharoen, Phaya Thai, Phra Khanong, Phra Nakhon, Pomprap Sattruphai, Prawet, Rat Burana, Ratchathewi, Sai Mai, Saphan Sung, Samphanthawong, Sathon, Suan Luang, Taling Chan, Thon Buri, Thung Kru, Watthana, Yannawa]</w:t>
+      </w:r>
+      <w:r>
+        <w:br/>
+      </w:r>
+      <w:r>
+        <w:t xml:space="preserve">      Bung Kan: [Muang Bung Kan, Bung Khong Long, Pak Khat, Phon Charoen, Phon Phisai, Seka, Si Wilai, So Phisai]</w:t>
+      </w:r>
+      <w:r>
+        <w:br/>
+      </w:r>
+      <w:r>
+        <w:t xml:space="preserve">      Buri Ram: [Muang Buri Ram, Ban Dan, Ban Kruat, Chamni, Chaloem Phra Kiat, Huai Rat, Khaen Dong, Khu Mueang, Krasang, Lahan Sai, Lam Plai Mat, Na Pho, Nang Rong, Non Din Daeng, Non Suwan, Pakham, Phlapphla Chai, Prakhon Chai, Phutthaisong, Satuek]</w:t>
+      </w:r>
+      <w:r>
+        <w:br/>
+      </w:r>
+      <w:r>
+        <w:t xml:space="preserve">      Chachoengsao: [Muang Chachoengsao, Ban Pho, Bang Kla, Bang Nam Priao, Bang Pakong, Klong Khuean, Phanom Sarakham, Plaeng Yao, Ratchasan, Sanam Chai Khet, Tha Takiap]</w:t>
+      </w:r>
+      <w:r>
+        <w:br/>
+      </w:r>
+      <w:r>
+        <w:t xml:space="preserve">      Chai Nat: [Muang Chai Nat, Hankha, Manorom, Noen Kham, Nong Mamong, Sankhaburi, Sapphaya, Wat Sing]</w:t>
+      </w:r>
+      <w:r>
+        <w:br/>
+      </w:r>
+      <w:r>
+        <w:t xml:space="preserve">      Chaiyaphum: [Muang Chaiyaphum, Bamnet Narong, Ban Khwao, Ban Thaen, Chatturat, Kaeng Khro, Kaset Sombun, Khon San, Khon Sawan, Nong Bua Daeng, Nong Bua Rawe, Phakdi Chumphon, Phu Khiao, Sap Yai, Thep Sathit]</w:t>
+      </w:r>
+      <w:r>
+        <w:br/>
+      </w:r>
+      <w:r>
+        <w:t xml:space="preserve">      Chanthaburi: [Muang Chanthaburi, Kaeng Hang Maeo, Khao Khitchakut, Khlung, Laem Sing, Makham, Na Yai Am, Pong Nam Ron, Soi Dao, Tha Mai]</w:t>
+      </w:r>
+      <w:r>
+        <w:br/>
+      </w:r>
+      <w:r>
+        <w:t xml:space="preserve">      Chiang Mai: [Muang Chiang Mai, Chai Prakan, Chiang Dao, Chom Thong, Doi Lo, Doi Saket, Doi Tao, Fang, Galyani Vadhana, Hang Dong, Hot, Mae Ai, Mae Chaem, Mae On, Mae Rim, Mae Taeng, Mae Wang, Phrao, Samoeng, San Kamphaeng, San Pa Tong, San Sai, Saraphi, Wiang Haeng]</w:t>
+      </w:r>
+      <w:r>
+        <w:br/>
+      </w:r>
+      <w:r>
+        <w:t xml:space="preserve">      Chiang Rai: [Muang Chiang Rai, Chiang Khong, Chiang Saen, Doi Luang, Khun Tan, Mae Chan, Mae Fa Luang, Mae Lao, Mae Sai, Mae Suai, Pa Daet, Phan, Phaya Mengrai, Thoeng, Wiang Chaeng, Wiang Chiang Rung, Wiang Kaen, Wiang Pa Pao]</w:t>
+      </w:r>
+      <w:r>
+        <w:br/>
+      </w:r>
+      <w:r>
+        <w:t xml:space="preserve">      Chon Buri: [Muang Chon Buri, Ban Bueng, Bo Thong, Bang Lamung, Koh Chan, Koh Sichang, Nong Yai, Phan Thong, Phanat Nikhom, Sattahip, Si Racha]</w:t>
+      </w:r>
+      <w:r>
+        <w:br/>
+      </w:r>
+      <w:r>
+        <w:t xml:space="preserve">      Chumphon: [Muang Chumphon, Lamae, Pathio, Phato, Sawi, Tha Sae, Thung Tako]</w:t>
+      </w:r>
+      <w:r>
+        <w:br/>
+      </w:r>
+      <w:r>
+        <w:t xml:space="preserve">      Kalasin: [Muang Kalasin, Don Chan, Huai Mek, Huai Phueng, Kamalasai, Khao Wong, Khong Chai, Kuchinarai, Na Mon, Na Khu, Nong Kung Si, Rong Kham, Sahatsakhan, Sam Chai, Somdet, Tha Khantho, Yang Talat]</w:t>
+      </w:r>
+      <w:r>
+        <w:br/>
+      </w:r>
+      <w:r>
+        <w:t xml:space="preserve">      Kamphaeng Phet: [Muang Kamphaeng Phet, Bueng Samakkhi, Khanu Woralaksaburi, Klong Khlung, Klong Lan, Kosamphi Nakhon, Lan Krabue, Pang Sila Thong, Phran Kratai, Sai Thong Watthana, Trai Ngam]</w:t>
+      </w:r>
+      <w:r>
+        <w:br/>
+      </w:r>
+      <w:r>
+        <w:t xml:space="preserve">      Kanchanaburi: [Muang Kanchanaburi, Bo Phloi, Dan Makham Tia, Huai Krachao, Lao Khwan, Nong Prue, Phanom Thuan, Sai Yok, Sangkhla Buri, Si Sawat, Tha Maka, Tha Muang, Thong Pha Phum]</w:t>
+      </w:r>
+      <w:r>
+        <w:br/>
+      </w:r>
+      <w:r>
+        <w:t xml:space="preserve">      Khon Kaen: [Muang Khon Kaen, Ban Fang, Ban Haet, Ban Phai, Chonnabot, Chum Phae, Khao Suan Kwang, Kranuan, Manchakhiri, Nam Phong, Non Sila, Nong Na Kham, Nong Ruea, Nong Song Hong, Phu Pha Man, Phu Wiang, Pueai Noi, Sam Sung, Si Chomphu, Ubolratana, Waeng Noi, Waeng Yai]</w:t>
+      </w:r>
+      <w:r>
+        <w:br/>
+      </w:r>
+      <w:r>
+        <w:t xml:space="preserve">      Krabi: [Muang Krabi, Ao Luk, Khao Phanom, Klong Thom, Koh Lanta, Lam Thap, Nuea Klong, Plai Phraya]</w:t>
+      </w:r>
+      <w:r>
+        <w:br/>
+      </w:r>
+      <w:r>
+        <w:t xml:space="preserve">      Lampang: [Muang Lampang, Chae Hom, Hang Chat, Koh Kha, Mae Mo, Mae Phrik, Mae Tha, Mueang Pan, Ngao, Soem Ngam, Sop Prap, Thoen, Wang Nuea]</w:t>
+      </w:r>
+      <w:r>
+        <w:br/>
+      </w:r>
+      <w:r>
+        <w:t xml:space="preserve">      Lamphun: [Muang Lamphun, Ban Hong, Ban Thi, Mae Tha, Pa Sang, Thung Hua Chang, Wiang Nong Long]</w:t>
+      </w:r>
+      <w:r>
+        <w:br/>
+      </w:r>
+      <w:r>
+        <w:t xml:space="preserve">      Loei: [Muang Loei, Chiang Khan, Dan Sai, Erawan, Nong Hin, Na Duang, Na Haeo, Pak Chom, Pha Khao, Phu Kradueng, Phu Luang, Phu Ruea, Tha Li, Wang Saphung]</w:t>
+      </w:r>
+      <w:r>
+        <w:br/>
+      </w:r>
+      <w:r>
+        <w:t xml:space="preserve">      Lop Buri: [Muang Lop Buri, Ban Mi, Chai Badan, Khok Charoen, Khok Samrong, Lam Sonthi, Nong Muang, Phatthana Nikhom, Tha Luang, Tha Wung]</w:t>
+      </w:r>
+      <w:r>
+        <w:br/>
+      </w:r>
+      <w:r>
+        <w:t xml:space="preserve">      Mae Hong Son: [Muang Mae Hong Son, Khun Yuam, Mae La Noi, Mae Sariang, Pai, Pang Mapha, Sop Moei]</w:t>
+      </w:r>
+      <w:r>
+        <w:br/>
+      </w:r>
+      <w:r>
+        <w:t xml:space="preserve">      Maha Sarakham: [Muang Maha Sarakham, Borabue, Chiang Kuan, Chuen Chom, Kae Dam, Kantharawichai, Kosum Phisai, Kut Rang, Na Chueak, Na Dun, Phayakkhaphum Phisai, Wapi Pathum]</w:t>
+      </w:r>
+      <w:r>
+        <w:br/>
+      </w:r>
+      <w:r>
+        <w:t xml:space="preserve">      Mukdahan: [Muang Mukdahan, Dong Luang, Khamcha-i, Nong Sung, Wan Yai]</w:t>
+      </w:r>
+      <w:r>
+        <w:br/>
+      </w:r>
+      <w:r>
+        <w:t xml:space="preserve">      Nakhon Nayok: [Muang Nakhon Nayok, Ban Na, Ongkharak, Pak Phli]</w:t>
+      </w:r>
+      <w:r>
+        <w:br/>
+      </w:r>
+      <w:r>
+        <w:t xml:space="preserve">      Nakhon Pathom: [Muang Nakhon Pathom, Bang Len, Don Tum, Kamphaeng Saen, Nakhon Chai Si, Phutthamonthon, Sam Phran]</w:t>
+      </w:r>
+      <w:r>
+        <w:br/>
+      </w:r>
+      <w:r>
+        <w:t xml:space="preserve">      Nakhon Phanom: [Muang Nakhon Phanom, Ban Phaeng, Na Kae, Na Thom, Na Wa, Pla Pak, Phon Sawan, Renu Nakhon, Si Songkhram, Tha Uthen, That Phanom]</w:t>
+      </w:r>
+      <w:r>
+        <w:br/>
+      </w:r>
+      <w:r>
+        <w:t xml:space="preserve">      Nakhon Ratchasima: [Muang Nakhon Ratchasima, Ban Lai, Bua Lai, Bua Yai, Chakkarat, Chaloem Phra Kiat, Chok Chai, Chum Phuang, Dan Khun Thot, Huai Thalaeng, Kaeng Sanam Nang, Kham Sakaesaeng, Kham Thale So, Khon Buri, Mueang Yang, Non Daeng, Non Thai, Non Sung, Nong Bun Mak, Pak Chong, Pak Thong Chai, Phimai, Phra Thong Kham, Prathai, Sida, Sikhio, Soeng Sang, Sung Noen, Thepharak, Wang Nam Khiao]</w:t>
+      </w:r>
+      <w:r>
+        <w:br/>
+      </w:r>
+      <w:r>
+        <w:t xml:space="preserve">      Nakhon Sawan: [Muang Nakhon Sawan, Banphot Phisai, Chum Ta Bong, Chum Saeng, Kao Liao, Krok Phra, Lat Yao, Mae Wong, Nong Bua, Phaisali, Phayuha Khiri, Tak Fa, Takhli]</w:t>
+      </w:r>
+      <w:r>
+        <w:br/>
+      </w:r>
+      <w:r>
+        <w:t xml:space="preserve">      Nakhon Si Thammarat: [Muang Nakhon Si Thammarat, Bang Khan, Cha-uat, Chaloem Phra Kiat, Chang Klang, Chian Yai, Chulabhorn, Hua Sai, Khanom, Lan Saka, Na Bon, Nopphitam, Pak Phanang, Phipun, Phrom Khiri, Ron Phibun, Sichon, Tha Sala, Thung Song, Thung Yai]</w:t>
+      </w:r>
+      <w:r>
+        <w:br/>
+      </w:r>
+      <w:r>
+        <w:t xml:space="preserve">      Nan: [Muang Nan, Ban Luang, Bo Kluea, Chaloem Phra Kiat, Chiang Klang, Mae Charim, Na Noi, Na Muen, Phu Phiang, Pua, Santi Suk, Song Khwae, Tha Wang Pha, Thung Chang, Wiang Sa]</w:t>
+      </w:r>
+      <w:r>
+        <w:br/>
+      </w:r>
+      <w:r>
+        <w:t xml:space="preserve">      Narathiwat: [Muang Narathiwat, Bacho, Chanae, Cho-airong, Ra-ngae, Rueso, Si Sakhon, Sukhirin, Su-ngai Kolok, Su-ngai Padi, Tak Bai, Waeng, Yi-ngo]</w:t>
+      </w:r>
+      <w:r>
+        <w:br/>
+      </w:r>
+      <w:r>
+        <w:t xml:space="preserve">      Nong Bua Lam Phu: [Muang Nong Bua Lam Phu, Na Klang, Na Wang, Non Sang, Si Bun Rueang, Suwannakhuha]</w:t>
+      </w:r>
+      <w:r>
+        <w:br/>
+      </w:r>
+      <w:r>
+        <w:t xml:space="preserve">      Nong Khai: [Muang Nong Khai, Fao Rai, Pho Tak, Phon Phisai, Rattanawapi, Sa Khrai, Sangkhom, Si Chiang Mai, Tha Bo]</w:t>
+      </w:r>
+      <w:r>
+        <w:br/>
+      </w:r>
+      <w:r>
+        <w:t xml:space="preserve">      Nonthaburi: [Muang Nonthaburi, Bang Bua Thong, Bang Kruai, Bang Yai, Pak Kret, Sai Noi]</w:t>
+      </w:r>
+      <w:r>
+        <w:br/>
+      </w:r>
+      <w:r>
+        <w:t xml:space="preserve">      Pathum Thani: [Muang Pathum Thani, Klong Luang, Lam Luk Ka, Lat Lum Kaeo, Nong Suea, Sam Khok, Thanyaburi]</w:t>
+      </w:r>
+      <w:r>
+        <w:br/>
+      </w:r>
+      <w:r>
+        <w:t xml:space="preserve">      Pattani: [Muang Pattani, Kapho, Khok Pho, Mae Lan, Mai Kaen, Mayo, Nong Chik, Panare, Sai Buri, Thung Yang Daeng, Yarang, Yaring]</w:t>
+      </w:r>
+      <w:r>
+        <w:br/>
+      </w:r>
+      <w:r>
+        <w:t xml:space="preserve">      Phangnga: [Muang Phangnga, Kapong, Khura Buri, Koh Yao, Thap Put, Thai Mueang, Takua Pa, Takua Thung]</w:t>
+      </w:r>
+      <w:r>
+        <w:br/>
+      </w:r>
+      <w:r>
+        <w:t xml:space="preserve">      Phatthalung: [Muang Phatthalung, Bang Kaeo, Khao Chaison, Khuan Khanun, Kong Ra, Pa Bon, Pa Phayom, Pak Phayun, Srinagarindra, Tamot]</w:t>
+      </w:r>
+      <w:r>
+        <w:br/>
+      </w:r>
+      <w:r>
+        <w:t xml:space="preserve">      Phayao: [Muang Phayao, Chiang Kham, Chiang Muan, Chun, Dok Khamtai, Mae Chai, Phu Kamyao, Phu Sang, Pong]</w:t>
+      </w:r>
+      <w:r>
+        <w:br/>
+      </w:r>
+      <w:r>
+        <w:t xml:space="preserve">      Phetchabun: [Muang Phetchabun, Bueng Sam Phan, Chon Daen, Khao Kho, Lom Kao, Lom Sak, Nam Nao, Nong Phai, Si Thep, Wang Pong]</w:t>
+      </w:r>
+      <w:r>
+        <w:br/>
+      </w:r>
+      <w:r>
+        <w:t xml:space="preserve">      Phetchaburi: [Muang Phetchaburi, Ban Laem, Ban Lat, Cha-am, Kaeng Krachan, Khao Yoi, Nong Ya Plong, Tha Yang]</w:t>
+      </w:r>
+      <w:r>
+        <w:br/>
+      </w:r>
+      <w:r>
+        <w:t xml:space="preserve">      Phichit: [Muang Phichit, Bueng Na Rang, Dong Charoen, Pho Prathap Chang, Pho Thale, Sak Lek, Sam Ngam, Taphan Hin, Thap Khlo, Wachirabarami, Wang Sai Phun]</w:t>
+      </w:r>
+      <w:r>
+        <w:br/>
+      </w:r>
+      <w:r>
+        <w:t xml:space="preserve">      Phitsanulok: [Muang Phitsanulok, Bang Krathum, Bang Rakam, Chat Trakan, Nakhon Thai, Noen Maprang, Phrom Phiram, Wang Thong, Wat Bot]</w:t>
+      </w:r>
+      <w:r>
+        <w:br/>
+      </w:r>
+      <w:r>
+        <w:t xml:space="preserve">      Phrae: [Muang Phrae, Den Chai, Long, Nong Muang Khai, Rong Kwang, Song, Sung Men, Wang Chin]</w:t>
+      </w:r>
+      <w:r>
+        <w:br/>
+      </w:r>
+      <w:r>
+        <w:t xml:space="preserve">      Phuket: [Muang Phuket, Kathu, Thalang]</w:t>
+      </w:r>
+      <w:r>
+        <w:br/>
+      </w:r>
+      <w:r>
+        <w:t xml:space="preserve">      Prachin Buri: [Muang Prachin Buri, Ban Sang, Kabin Buri, Na Di, Prachantakham, Si Maha Phot, Si Mahosot]</w:t>
+      </w:r>
+      <w:r>
+        <w:br/>
+      </w:r>
+      <w:r>
+        <w:t xml:space="preserve">      Prachuap Khiri Khan: [Muang Prachuap Khiri Khan, Bang Saphan, Bang Saphan Noi, Hua Hin, Kui Buri, Pran Buri, Sam Roi Yot, Thap Sakae]</w:t>
+      </w:r>
+      <w:r>
+        <w:br/>
+      </w:r>
+      <w:r>
+        <w:t xml:space="preserve">      Ranong: [Muang Ranong, Kapoe, Kra Buri, La-un, Suk Samran]</w:t>
+      </w:r>
+      <w:r>
+        <w:br/>
+      </w:r>
+      <w:r>
+        <w:t xml:space="preserve">      Ratchaburi: [Muang Ratchaburi, Ban Kha, Ban Pong, Bang Phae, Chom Bueng, Damnoen Saduak, Pak Tho, Photharam, Suan Phueng, Wat Phleng]</w:t>
+      </w:r>
+      <w:r>
+        <w:br/>
+      </w:r>
+      <w:r>
+        <w:t xml:space="preserve">      Rayong: [Muang Rayong, Ban Chang, Ban Khai, Khao Chamao, Klaeng, Nikhom Phatthana, Pluak Daeng, Wang Chan]</w:t>
+      </w:r>
+      <w:r>
+        <w:br/>
+      </w:r>
+      <w:r>
+        <w:t xml:space="preserve">      Roi Et: [Muang Roi Et, At Samat, Chang Han, Chaturaphak Phiman, Chiang Khwan, Kaset Wisai, Moei Wadi, Nong Hi, Nong Phok, Pathum Rat, Phanom Phrai, Pho Chai, Phon Sai, Phon Thong, Selaphum, Si Somdet, Suwannaphum, Thawat Buri, Thung Khao Luang]</w:t>
+      </w:r>
+      <w:r>
+        <w:br/>
+      </w:r>
+      <w:r>
+        <w:t xml:space="preserve">      Sa Kaeo: [Muang Sa Kaeo, Aranyaprathet, Khao Chakan, Klong Hat, Khok Sung, Ta Phraya, Wang Nam Yen, Wang Sombun, Watthana Nakhon]</w:t>
+      </w:r>
+      <w:r>
+        <w:br/>
+      </w:r>
+      <w:r>
+        <w:t xml:space="preserve">      Sakon Nakhon: [Muang Sakon Nakhon, Akat Amnuai, Ban Muang, Charoen Sin, Kham Ta Kla, Khok Si Suphan, Kusuman, Kut Bak, Nikhom Nam Un, Phang Khon, Phanna Nikhom, Phon Na Kaeo, Phu Phan, Sawang Daen Din, Song Dao, Tao Ngoi, Wanon Niwat]</w:t>
+      </w:r>
+      <w:r>
+        <w:br/>
+      </w:r>
+      <w:r>
+        <w:t xml:space="preserve">      Samut Prakan: [Muang Samut Prakan, Bang Bo, Bang Phli, Bang Sao Thong, Phra Samut Chedi, Phra Pradaeng]</w:t>
+      </w:r>
+      <w:r>
+        <w:br/>
+      </w:r>
+      <w:r>
+        <w:t xml:space="preserve">      Samut Sakhon: [Muang Samut Sakhon, Ban Phaeo, Krathum Baen]</w:t>
+      </w:r>
+      <w:r>
+        <w:br/>
+      </w:r>
+      <w:r>
+        <w:t xml:space="preserve">      Samut Songkhram: [Muang Samut Songkhram, Amphawa, Bang Khonthi]</w:t>
+      </w:r>
+      <w:r>
+        <w:br/>
+      </w:r>
+      <w:r>
+        <w:t xml:space="preserve">      Saraburi: [Muang Saraburi, Ban Mo, Don Phut, Kaeng Khoi, Muak Lek, Nong Don, Nong Khae, Nong Saeng, Phra Phutthabat, Sao Hai, Wang Muang, Wihan Daeng]</w:t>
+      </w:r>
+      <w:r>
+        <w:br/>
+      </w:r>
+      <w:r>
+        <w:t xml:space="preserve">      Satun: [Muang Satun, Khuan Don, Khuan Kalong, La-ngu, Manang, Tha Phae, Thung Wa]</w:t>
+      </w:r>
+      <w:r>
+        <w:br/>
+      </w:r>
+      <w:r>
+        <w:t xml:space="preserve">      Sing Buri: [Muang Sing Buri, Bang Rachan, In Buri, Khai Bang Rachan, Phrom Buri, Tha Chang]</w:t>
+      </w:r>
+      <w:r>
+        <w:br/>
+      </w:r>
+      <w:r>
+        <w:t xml:space="preserve">      Si Sa Ket: [Muang Si Sa Ket, Benchalak, Bueng Bun, Huai Thap Than, Kantharalak, Kanthararom, Khukhan, Khun Han, Mueang Chan, Nam Kliang, Non Khun, Phayu, Pho Si Suwan, Phrai Bueng, Phu Sing, Prang Ku, Rasi Salai, Si Rattana, Sila Lat, Uthumphon Phisai, Wang Hin, Yang Chum Noi]</w:t>
+      </w:r>
+      <w:r>
+        <w:br/>
+      </w:r>
+      <w:r>
+        <w:t xml:space="preserve">      Songkhla: [Muang Songkhla, Bang Klam, Chana, Hat Yai, Klong Hoi Khong, Khuha Sawan, Na Mom, Na Thawi, Ranot, Rattaphum, Saba Yoi, Sadao, Sathing Phra, Singhanakhon, Thepha]</w:t>
+      </w:r>
+      <w:r>
+        <w:br/>
+      </w:r>
+      <w:r>
+        <w:t xml:space="preserve">      Sukhothai: [Muang Sukhothai, Ban Dan Lan Hoi, Khiri Mat, Kong Krailat, Sawankhalok, Si Nakhon, Si Samrong, Si Satchanalai, Thung Saliam]</w:t>
+      </w:r>
+      <w:r>
+        <w:br/>
+      </w:r>
+      <w:r>
+        <w:t xml:space="preserve">      Suphan Buri: [Muang Suphan Buri, Bang Pla Ma, Dan Chang, Doem Bang Nang Buat, Nong Ya Sai, Sam Chuk, Song Phi Nong, U Thong]</w:t>
+      </w:r>
+      <w:r>
+        <w:br/>
+      </w:r>
+      <w:r>
+        <w:t xml:space="preserve">      Surat Thani: [Muang Surat Thani, Ban Na Doem, Ban Na San, Ban Takhun, Chaiya, Chai Buri, Don Sak, Kanchanadit, Khian Sa, Khiri Rat Nikhom, Koh Pha-ngan, Koh Samui, Phanom, Phrasaeng, Phunphin, Tha Chang, Tha Chana, Vibhavadi, Wiang Sa]</w:t>
+      </w:r>
+      <w:r>
+        <w:br/>
+      </w:r>
+      <w:r>
+        <w:t xml:space="preserve">      Surin: [Muang Surin, Buachet, Chom Phra, Chumphon Buri, Kap Choeng, Khwao Sinarin, Non Narai, Phanom Dong Rak, Prasat, Rattanaburi, Samrong Thap, Sangkha, Sikhoraphum, Si Narong, Tha Tum]</w:t>
+      </w:r>
+      <w:r>
+        <w:br/>
+      </w:r>
+      <w:r>
+        <w:t xml:space="preserve">      Tak: [Muang Tak, Ban Tak, Mae Ramat, Mae Sot, Phop Phra, Sam Ngao, Tha Song Yang, Wang Chao, Umphang]</w:t>
+      </w:r>
+      <w:r>
+        <w:br/>
+      </w:r>
+      <w:r>
+        <w:t xml:space="preserve">      Trang: [Muang Trang, Na Yong, Hat Samran, Huai Yot, Kantang, Palian, Ratsada, Sikao, Wang Wiset, Yan Ta Khao]</w:t>
+      </w:r>
+      <w:r>
+        <w:br/>
+      </w:r>
+      <w:r>
+        <w:t xml:space="preserve">      Trat: [Muang Trat, Bo Rai, Khao Saming, Klong Yai, Koh Chang, Koh Kut, Laem Ngop]</w:t>
+      </w:r>
+      <w:r>
+        <w:br/>
+      </w:r>
+      <w:r>
+        <w:t xml:space="preserve">      Ubon Ratchathani: [Muang Ubon Ratchathani, Buntharik, Det Udom, Don Mot Daeng, Khemarat, Khong Chiam, Khuang Nai, Kut Khaopun, Lao Sue Kok, Muang Samsip, Na Chaluai, Na Tan, Na Yia, Nam Khun, Nam Yuen, Phibun Mangsahan, Pho Sai, Samrong, Sawang Wirawong, Si Muang Mai, Sirinthorn, Tan Sum, Trakan Phuetphon, Thung Si Udom, Warin Chamrap]</w:t>
+      </w:r>
+      <w:r>
+        <w:br/>
+      </w:r>
+      <w:r>
+        <w:t xml:space="preserve">      Udon Thani: [Muang Udon Thani, Ban Dung, Ban Phue, Chaiwan, Ku Kaeo, Kumphawapi, Kut Chap, Nam Som, Na Yoong, Non Sa-at, Nong Han, Nong Sang, Nong Wua So, Phibun Rak, Phen, Prachak, Sang Khom, Si That, Thung Fon, Wang Sam Mo]</w:t>
+      </w:r>
+      <w:r>
+        <w:br/>
+      </w:r>
+      <w:r>
+        <w:t xml:space="preserve">      Uthai Thani: [Muang Uthai Thani, Ban Rai, Huai Khot, Lan Sak, Nong Chang, Nong Khayang, Sawang Arom, Thap Than]</w:t>
+      </w:r>
+      <w:r>
+        <w:br/>
+      </w:r>
+      <w:r>
+        <w:t xml:space="preserve">      Uttaradit: [Muang Uttaradit, Ban Khok, Fak Tha, Laplae, Nam Pat, Phichai, Tha Pla, Thong Saen Khan, Tron]</w:t>
+      </w:r>
+      <w:r>
+        <w:br/>
+      </w:r>
+      <w:r>
+        <w:t xml:space="preserve">      Yala: [Muang Yala, Bannang Sata, Betong, Kabang, Krong Pinang, Raman, Than To, Yaha]</w:t>
+      </w:r>
+      <w:r>
+        <w:br/>
+      </w:r>
+      <w:r>
+        <w:t xml:space="preserve">      Yasothon: [Muang Yasothon, Kham Khuean Kaeo, Kho Wang, Kut Chum, Loeng Nok Tha, Maha Chana Chai, Pa Tio, Sai Mun, Thai Charoen]</w:t>
+      </w:r>
+      <w:r>
+        <w:br/>
+      </w:r>
+      <w:r/>
+      <w:r>
+        <w:br/>
+      </w:r>
+      <w:r>
+        <w:t xml:space="preserve">  organisations:</w:t>
+      </w:r>
+      <w:r>
+        <w:br/>
+      </w:r>
+      <w:r>
+        <w:t xml:space="preserve">    Abu Sayyaf: House form.</w:t>
+      </w:r>
+      <w:r>
+        <w:br/>
+      </w:r>
+      <w:r>
+        <w:t xml:space="preserve">    al-Nusra Front: House form.</w:t>
+      </w:r>
+      <w:r>
+        <w:br/>
+      </w:r>
+      <w:r>
+        <w:t xml:space="preserve">    al-Qaeda: House form.</w:t>
+      </w:r>
+      <w:r>
+        <w:br/>
+      </w:r>
+      <w:r>
+        <w:t xml:space="preserve">    al-Qaeda in the Arabian Peninsula: Aqap after first reference.</w:t>
+      </w:r>
+      <w:r>
+        <w:br/>
+      </w:r>
+      <w:r>
+        <w:t xml:space="preserve">    al-Shebab: House form.</w:t>
+      </w:r>
+      <w:r>
+        <w:br/>
+      </w:r>
+      <w:r>
+        <w:t xml:space="preserve">    Ba'ath Party: House form.</w:t>
+      </w:r>
+      <w:r>
+        <w:br/>
+      </w:r>
+      <w:r>
+        <w:t xml:space="preserve">    Hezbollah: House form.</w:t>
+      </w:r>
+      <w:r>
+        <w:br/>
+      </w:r>
+      <w:r>
+        <w:t xml:space="preserve">    Houthis: House form.</w:t>
+      </w:r>
+      <w:r>
+        <w:br/>
+      </w:r>
+      <w:r>
+        <w:t xml:space="preserve">    The Islamic State: The IS after first reference. Do not use Isil, Isis or Daesh unless in quotes.</w:t>
+      </w:r>
+      <w:r>
+        <w:br/>
+      </w:r>
+      <w:r>
+        <w:t xml:space="preserve">    Jamaat-ul-Ahrar: House form.</w:t>
+      </w:r>
+      <w:r>
+        <w:br/>
+      </w:r>
+      <w:r>
+        <w:t xml:space="preserve">    Labor Party: Australia — no "u".</w:t>
+      </w:r>
+      <w:r>
+        <w:br/>
+      </w:r>
+      <w:r>
+        <w:t xml:space="preserve">    Malaysia Airlines: Not MalaysiaN.</w:t>
+      </w:r>
+      <w:r>
+        <w:br/>
+      </w:r>
+      <w:r>
+        <w:t xml:space="preserve">    Medecins Sans Frontieres: Not Doctors Without Borders.</w:t>
+      </w:r>
+      <w:r>
+        <w:br/>
+      </w:r>
+      <w:r>
+        <w:t xml:space="preserve">    Moro Islamic Liberation Front: &gt;</w:t>
+      </w:r>
+      <w:r>
+        <w:br/>
+      </w:r>
+      <w:r>
+        <w:t xml:space="preserve">      MILF after first reference. Exception to the lower-case-acronym-said-as-word rule;</w:t>
+      </w:r>
+      <w:r>
+        <w:br/>
+      </w:r>
+      <w:r>
+        <w:t xml:space="preserve">      avoids slang collision.</w:t>
+      </w:r>
+      <w:r>
+        <w:br/>
+      </w:r>
+      <w:r>
+        <w:t xml:space="preserve">    Pavena Foundation: Not Paveena. The founder Pavena Hongsakul is spelled the same way.</w:t>
+      </w:r>
+      <w:r>
+        <w:br/>
+      </w:r>
+      <w:r>
+        <w:t xml:space="preserve">    sharia law: Lower case.</w:t>
+      </w:r>
+      <w:r>
+        <w:br/>
+      </w:r>
+      <w:r>
+        <w:t xml:space="preserve">    Shia: Not Shi'ite or Shiite.</w:t>
+      </w:r>
+      <w:r>
+        <w:br/>
+      </w:r>
+      <w:r>
+        <w:t xml:space="preserve">    Yezidis: House form.</w:t>
+      </w:r>
+      <w:r>
+        <w:br/>
+      </w:r>
+      <w:r>
+        <w:t xml:space="preserve">    Fifa: Never FIFA, eg "2026 Fifa World Cup".</w:t>
+      </w:r>
+      <w:r>
+        <w:br/>
+      </w:r>
+      <w:r/>
+      <w:r>
+        <w:br/>
+      </w:r>
+      <w:r>
+        <w:t xml:space="preserve">  vocabulary:</w:t>
+      </w:r>
+      <w:r>
+        <w:br/>
+      </w:r>
+      <w:r/>
+      <w:r>
+        <w:br/>
+      </w:r>
+      <w:r>
+        <w:t xml:space="preserve">    note: &gt;</w:t>
+      </w:r>
+      <w:r>
+        <w:br/>
+      </w:r>
+      <w:r>
+        <w:t xml:space="preserve">      Words with BKP-specific ruling, common UK/US traps, and recurring errors.</w:t>
+      </w:r>
+      <w:r>
+        <w:br/>
+      </w:r>
+      <w:r>
+        <w:t xml:space="preserve">      General British English usage is assumed; only divergent items listed.</w:t>
+      </w:r>
+      <w:r>
+        <w:br/>
+      </w:r>
+      <w:r/>
+      <w:r>
+        <w:br/>
+      </w:r>
+      <w:r>
+        <w:t xml:space="preserve">    numbers_symbols:</w:t>
+      </w:r>
+      <w:r>
+        <w:br/>
+      </w:r>
+      <w:r>
+        <w:t xml:space="preserve">      2D, 3D, 4D: No hyphen.</w:t>
+      </w:r>
+      <w:r>
+        <w:br/>
+      </w:r>
+      <w:r>
+        <w:t xml:space="preserve">      7-Eleven: Use exact form; not 7-11.</w:t>
+      </w:r>
+      <w:r>
+        <w:br/>
+      </w:r>
+      <w:r>
+        <w:t xml:space="preserve">      9/11: Use "Sept 11" except in quotes.</w:t>
+      </w:r>
+      <w:r>
+        <w:br/>
+      </w:r>
+      <w:r/>
+      <w:r>
+        <w:br/>
+      </w:r>
+      <w:r>
+        <w:t xml:space="preserve">    uk_us_traps:</w:t>
+      </w:r>
+      <w:r>
+        <w:br/>
+      </w:r>
+      <w:r>
+        <w:t xml:space="preserve">      bashed: Use assaulted.</w:t>
+      </w:r>
+      <w:r>
+        <w:br/>
+      </w:r>
+      <w:r>
+        <w:t xml:space="preserve">      bill: Banknote for cash.</w:t>
+      </w:r>
+      <w:r>
+        <w:br/>
+      </w:r>
+      <w:r>
+        <w:t xml:space="preserve">      cellphone: Mobile phone.</w:t>
+      </w:r>
+      <w:r>
+        <w:br/>
+      </w:r>
+      <w:r>
+        <w:t xml:space="preserve">      check: Cheque for money.</w:t>
+      </w:r>
+      <w:r>
+        <w:br/>
+      </w:r>
+      <w:r>
+        <w:t xml:space="preserve">      chips: Crisps for bags; chips/fries for hot food.</w:t>
+      </w:r>
+      <w:r>
+        <w:br/>
+      </w:r>
+      <w:r>
+        <w:t xml:space="preserve">      coach: Economy class.</w:t>
+      </w:r>
+      <w:r>
+        <w:br/>
+      </w:r>
+      <w:r>
+        <w:t xml:space="preserve">      drugstore: Pharmacy.</w:t>
+      </w:r>
+      <w:r>
+        <w:br/>
+      </w:r>
+      <w:r>
+        <w:t xml:space="preserve">      fall: Autumn.</w:t>
+      </w:r>
+      <w:r>
+        <w:br/>
+      </w:r>
+      <w:r>
+        <w:t xml:space="preserve">      football: Football is for soccer; specify gridiron or American where needed.</w:t>
+      </w:r>
+      <w:r>
+        <w:br/>
+      </w:r>
+      <w:r>
+        <w:t xml:space="preserve">      garage: Repairs or storage only — petrol station for fuel.</w:t>
+      </w:r>
+      <w:r>
+        <w:br/>
+      </w:r>
+      <w:r>
+        <w:t xml:space="preserve">      gas: Petrol, diesel or fuel.</w:t>
+      </w:r>
+      <w:r>
+        <w:br/>
+      </w:r>
+      <w:r>
+        <w:t xml:space="preserve">      pants: Trousers.</w:t>
+      </w:r>
+      <w:r>
+        <w:br/>
+      </w:r>
+      <w:r>
+        <w:t xml:space="preserve">      rubber: Eraser.</w:t>
+      </w:r>
+      <w:r>
+        <w:br/>
+      </w:r>
+      <w:r>
+        <w:t xml:space="preserve">      sneakers: Trainers.</w:t>
+      </w:r>
+      <w:r>
+        <w:br/>
+      </w:r>
+      <w:r>
+        <w:t xml:space="preserve">      us_forms_acceptable: [apartment, ATM, elevator, internship, public holiday, capsicum]</w:t>
+      </w:r>
+      <w:r>
+        <w:br/>
+      </w:r>
+      <w:r/>
+      <w:r>
+        <w:br/>
+      </w:r>
+      <w:r>
+        <w:t xml:space="preserve">    rulings:</w:t>
+      </w:r>
+      <w:r>
+        <w:br/>
+      </w:r>
+      <w:r>
+        <w:t xml:space="preserve">      accede: Not ascend. Accede to the throne; accession not ascension.</w:t>
+      </w:r>
+      <w:r>
+        <w:br/>
+      </w:r>
+      <w:r>
+        <w:t xml:space="preserve">      AirAsia: One word; Asia capped.</w:t>
+      </w:r>
+      <w:r>
+        <w:br/>
+      </w:r>
+      <w:r>
+        <w:t xml:space="preserve">      antivenene: Not antivenom.</w:t>
+      </w:r>
+      <w:r>
+        <w:br/>
+      </w:r>
+      <w:r>
+        <w:t xml:space="preserve">      Asia-Pacific: Hyphenated.</w:t>
+      </w:r>
+      <w:r>
+        <w:br/>
+      </w:r>
+      <w:r>
+        <w:t xml:space="preserve">      average: Not a synonym for poor.</w:t>
+      </w:r>
+      <w:r>
+        <w:br/>
+      </w:r>
+      <w:r>
+        <w:t xml:space="preserve">      banzai vs bonsai: Banzai = hooray; bonsai = miniature trees.</w:t>
+      </w:r>
+      <w:r>
+        <w:br/>
+      </w:r>
+      <w:r>
+        <w:t xml:space="preserve">      Blu-ray: Trademark; cap B, hyphen, lower r.</w:t>
+      </w:r>
+      <w:r>
+        <w:br/>
+      </w:r>
+      <w:r>
+        <w:t xml:space="preserve">      capital of: Bangkok IS the capital. Do not write "the Thai capital of Bangkok".</w:t>
+      </w:r>
+      <w:r>
+        <w:br/>
+      </w:r>
+      <w:r>
+        <w:t xml:space="preserve">      Chatichai Choonhavan: &gt;</w:t>
+      </w:r>
+      <w:r>
+        <w:br/>
+      </w:r>
+      <w:r>
+        <w:t xml:space="preserve">        BKP form for the former prime minister (d.1998) — NOT Chatchai Choonahavan (trap</w:t>
+      </w:r>
+      <w:r>
+        <w:br/>
+      </w:r>
+      <w:r>
+        <w:t xml:space="preserve">        observed in filed PostBag copy, July 2026). Gen retained on all references</w:t>
+      </w:r>
+      <w:r>
+        <w:br/>
+      </w:r>
+      <w:r>
+        <w:t xml:space="preserve">        (military rank, deceased). Relay-verified against bangkokpost.com usage, 27 May, 2026.</w:t>
+      </w:r>
+      <w:r>
+        <w:br/>
+      </w:r>
+      <w:r>
+        <w:t xml:space="preserve">      collide: Two cars collided; vehicles hit (not collide with) stationary objects.</w:t>
+      </w:r>
+      <w:r>
+        <w:br/>
+      </w:r>
+      <w:r>
+        <w:t xml:space="preserve">      comprising vs including: Comprising = full list; including = partial list.</w:t>
+      </w:r>
+      <w:r>
+        <w:br/>
+      </w:r>
+      <w:r>
+        <w:t xml:space="preserve">      completely destroyed: Tautology — use destroyed.</w:t>
+      </w:r>
+      <w:r>
+        <w:br/>
+      </w:r>
+      <w:r>
+        <w:t xml:space="preserve">      czar: Use tsar (exception — "crime czar").</w:t>
+      </w:r>
+      <w:r>
+        <w:br/>
+      </w:r>
+      <w:r>
+        <w:t xml:space="preserve">      decimate: Means heavy casualties, not "almost destroy".</w:t>
+      </w:r>
+      <w:r>
+        <w:br/>
+      </w:r>
+      <w:r>
+        <w:t xml:space="preserve">      defuse vs diffuse: Defuse a bomb; diffuse means to spread.</w:t>
+      </w:r>
+      <w:r>
+        <w:br/>
+      </w:r>
+      <w:r>
+        <w:t xml:space="preserve">      dhamma: Not dharma. (Karma is karma, not khamma.)</w:t>
+      </w:r>
+      <w:r>
+        <w:br/>
+      </w:r>
+      <w:r>
+        <w:t xml:space="preserve">      elicit vs illicit: Elicit = draw out; illicit = illegal.</w:t>
+      </w:r>
+      <w:r>
+        <w:br/>
+      </w:r>
+      <w:r>
+        <w:t xml:space="preserve">      ensure vs insure: Ensure = make certain; insure = insurance.</w:t>
+      </w:r>
+      <w:r>
+        <w:br/>
+      </w:r>
+      <w:r>
+        <w:t xml:space="preserve">      farther vs further: Farther = physical distance; further = abstract.</w:t>
+      </w:r>
+      <w:r>
+        <w:br/>
+      </w:r>
+      <w:r>
+        <w:t xml:space="preserve">      fewer than vs less than: Fewer for countable numbers; less for sizes/quantities.</w:t>
+      </w:r>
+      <w:r>
+        <w:br/>
+      </w:r>
+      <w:r>
+        <w:t xml:space="preserve">      flaunt vs flout: Flaunt = show off; flout = treat with contempt.</w:t>
+      </w:r>
+      <w:r>
+        <w:br/>
+      </w:r>
+      <w:r>
+        <w:t xml:space="preserve">      Formula 1: Cap F, numeral 1. Abbreviate to F1.</w:t>
+      </w:r>
+      <w:r>
+        <w:br/>
+      </w:r>
+      <w:r>
+        <w:t xml:space="preserve">      future tense in news: &gt;</w:t>
+      </w:r>
+      <w:r>
+        <w:br/>
+      </w:r>
+      <w:r>
+        <w:t xml:space="preserve">        Avoid. Use past-tense-as-future construction — "they were to meet on Friday", not</w:t>
+      </w:r>
+      <w:r>
+        <w:br/>
+      </w:r>
+      <w:r>
+        <w:t xml:space="preserve">        "they will meet on Friday". Applies to events scheduled after the copy was filed</w:t>
+      </w:r>
+      <w:r>
+        <w:br/>
+      </w:r>
+      <w:r>
+        <w:t xml:space="preserve">        but before publication.</w:t>
+      </w:r>
+      <w:r>
+        <w:br/>
+      </w:r>
+      <w:r>
+        <w:t xml:space="preserve">      historic vs historical: Historic = part of history; historical = concerning history.</w:t>
+      </w:r>
+      <w:r>
+        <w:br/>
+      </w:r>
+      <w:r>
+        <w:t xml:space="preserve">      imply vs infer: Imply = suggest; infer = deduce.</w:t>
+      </w:r>
+      <w:r>
+        <w:br/>
+      </w:r>
+      <w:r>
+        <w:t xml:space="preserve">      knots: A measure of speed, not distance. Do not say "knots per hour".</w:t>
+      </w:r>
+      <w:r>
+        <w:br/>
+      </w:r>
+      <w:r>
+        <w:t xml:space="preserve">      literally: Do not use figuratively.</w:t>
+      </w:r>
+      <w:r>
+        <w:br/>
+      </w:r>
+      <w:r>
+        <w:t xml:space="preserve">      media: Singular.</w:t>
+      </w:r>
+      <w:r>
+        <w:br/>
+      </w:r>
+      <w:r>
+        <w:t xml:space="preserve">      percent: Use %.</w:t>
+      </w:r>
+      <w:r>
+        <w:br/>
+      </w:r>
+      <w:r>
+        <w:t xml:space="preserve">      police: Not a countable noun. Use "police officers", not "five police".</w:t>
+      </w:r>
+      <w:r>
+        <w:br/>
+      </w:r>
+      <w:r>
+        <w:t xml:space="preserve">      protest: Specify if for or against something.</w:t>
+      </w:r>
+      <w:r>
+        <w:br/>
+      </w:r>
+      <w:r>
+        <w:t xml:space="preserve">      refute: Means disprove, not deny.</w:t>
+      </w:r>
+      <w:r>
+        <w:br/>
+      </w:r>
+      <w:r>
+        <w:t xml:space="preserve">      regime vs regimen: Regime = government; regimen = diet/exercise.</w:t>
+      </w:r>
+      <w:r>
+        <w:br/>
+      </w:r>
+      <w:r>
+        <w:t xml:space="preserve">      serial vs series: Serial = continuous plot; series = unrelated stories.</w:t>
+      </w:r>
+      <w:r>
+        <w:br/>
+      </w:r>
+      <w:r>
+        <w:t xml:space="preserve">      swat vs swot: Swat flies; swot for an exam.</w:t>
+      </w:r>
+      <w:r>
+        <w:br/>
+      </w:r>
+      <w:r>
+        <w:t xml:space="preserve">      Thai prefix: Superfluous in most cases ("the Thai government"). Strip unless differentiating.</w:t>
+      </w:r>
+      <w:r>
+        <w:br/>
+      </w:r>
+      <w:r>
+        <w:t xml:space="preserve">      Thailand time: Use for foreign events readers in Thailand could attend or tune in to; otherwise retain the reported time and mark "(local time)". Never "Bangkok time" — one zone.</w:t>
+      </w:r>
+      <w:r>
+        <w:br/>
+      </w:r>
+      <w:r>
+        <w:t xml:space="preserve">      that vs which: That = definitive (no comma); which = descriptive (comma).</w:t>
+      </w:r>
+      <w:r>
+        <w:br/>
+      </w:r>
+      <w:r>
+        <w:t xml:space="preserve">      tortuous vs torturous: Tortuous = winding; torturous = excruciating.</w:t>
+      </w:r>
+      <w:r>
+        <w:br/>
+      </w:r>
+      <w:r>
+        <w:t xml:space="preserve">      transpire: Means leak out, not occur or happen.</w:t>
+      </w:r>
+      <w:r>
+        <w:br/>
+      </w:r>
+      <w:r>
+        <w:t xml:space="preserve">      Twitter / tweet: Twitter upper; tweet lower.</w:t>
+      </w:r>
+      <w:r>
+        <w:br/>
+      </w:r>
+      <w:r>
+        <w:t xml:space="preserve">      urban vs urbane: Urban = city; urbane = sophisticated.</w:t>
+      </w:r>
+      <w:r>
+        <w:br/>
+      </w:r>
+      <w:r>
+        <w:t xml:space="preserve">      versus / vs: Full in body text; "vs" in headlines and sports.</w:t>
+      </w:r>
+      <w:r>
+        <w:br/>
+      </w:r>
+      <w:r>
+        <w:t xml:space="preserve">      virus variant names: &gt;</w:t>
+      </w:r>
+      <w:r>
+        <w:br/>
+      </w:r>
+      <w:r>
+        <w:t xml:space="preserve">        Cap the variant name (Delta variant, Omicron variant). Applies to Greek-letter</w:t>
+      </w:r>
+      <w:r>
+        <w:br/>
+      </w:r>
+      <w:r>
+        <w:t xml:space="preserve">        and place-name variant designations alike.</w:t>
+      </w:r>
+      <w:r>
+        <w:br/>
+      </w:r>
+      <w:r>
+        <w:t xml:space="preserve">      weather: High/low temps (33C); kph for wind speeds.</w:t>
+      </w:r>
+      <w:r>
+        <w:br/>
+      </w:r>
+      <w:r>
+        <w:t xml:space="preserve">      where: Often misused for when or in which.</w:t>
+      </w:r>
+      <w:r>
+        <w:br/>
+      </w:r>
+      <w:r>
+        <w:t xml:space="preserve">      whether: Not "whether or not" if meaning "if".</w:t>
+      </w:r>
+      <w:r>
+        <w:br/>
+      </w:r>
+      <w:r>
+        <w:t xml:space="preserve">      whilst, amongst, amidst: Drop the -st (while, among, amid).</w:t>
+      </w:r>
+      <w:r>
+        <w:br/>
+      </w:r>
+      <w:r>
+        <w:t xml:space="preserve">      whisky vs whiskey: Whisky = Scotch; whiskey = American/Irish.</w:t>
+      </w:r>
+      <w:r>
+        <w:br/>
+      </w:r>
+      <w:r>
+        <w:t xml:space="preserve">      who vs whom: Who = he/she/they; whom = him/her/them.</w:t>
+      </w:r>
+      <w:r>
+        <w:br/>
+      </w:r>
+      <w:r>
+        <w:t xml:space="preserve">      widow: '"Widow of the late" is tautology.'</w:t>
+      </w:r>
+      <w:r>
+        <w:br/>
+      </w:r>
+      <w:r>
+        <w:t xml:space="preserve">      Xmas: Banned; use Christmas.</w:t>
+      </w:r>
+      <w:r>
+        <w:br/>
+      </w:r>
+      <w:r>
+        <w:t>```</w:t>
       </w:r>
     </w:p>
     <w:sectPr>
-      <w:headerReference w:type="default" r:id="rId24"/>
-      <w:headerReference w:type="even" r:id="rId25"/>
-      <w:footerReference w:type="default" r:id="rId26"/>
-      <w:footerReference w:type="even" r:id="rId27"/>
-      <w:headerReference w:type="first" r:id="rId28"/>
+      <w:headerReference w:type="default" r:id="rId15"/>
+      <w:headerReference w:type="even" r:id="rId16"/>
+      <w:footerReference w:type="default" r:id="rId17"/>
+      <w:footerReference w:type="even" r:id="rId18"/>
       <w:pgSz w:h="15840" w:w="12240" w:orient="portrait"/>
       <w:pgMar w:bottom="1037" w:top="1080" w:left="1181" w:right="1181" w:header="432" w:footer="490"/>
       <w:titlePg/>
@@ -31771,16 +31477,6 @@
 </file>
 
 <file path=word/footer1.xml><?xml version="1.0" encoding="utf-8"?>
-<w:ftr xmlns:m="http://schemas.openxmlformats.org/officeDocument/2006/math" xmlns:mc="http://schemas.openxmlformats.org/markup-compatibility/2006" xmlns:mo="http://schemas.microsoft.com/office/mac/office/2008/main" xmlns:mv="urn:schemas-microsoft-com:mac:vml" xmlns:o="urn:schemas-microsoft-com:office:office" xmlns:r="http://schemas.openxmlformats.org/officeDocument/2006/relationships" xmlns:v="urn:schemas-microsoft-com:vml" xmlns:w10="urn:schemas-microsoft-com:office:word" xmlns:w14="http://schemas.microsoft.com/office/word/2010/wordml" xmlns:w="http://schemas.openxmlformats.org/wordprocessingml/2006/main" xmlns:wne="http://schemas.microsoft.com/office/word/2006/wordml" xmlns:wp14="http://schemas.microsoft.com/office/word/2010/wordprocessingDrawing" xmlns:wp="http://schemas.openxmlformats.org/drawingml/2006/wordprocessingDrawing" xmlns:wpc="http://schemas.microsoft.com/office/word/2010/wordprocessingCanvas" xmlns:wpg="http://schemas.microsoft.com/office/word/2010/wordprocessingGroup" xmlns:wpi="http://schemas.microsoft.com/office/word/2010/wordprocessingInk" xmlns:wps="http://schemas.microsoft.com/office/word/2010/wordprocessingShape" mc:Ignorable="w14 wp14">
-  <w:p>
-    <w:pPr>
-      <w:pStyle w:val="Footer"/>
-    </w:pPr>
-  </w:p>
-</w:ftr>
-</file>
-
-<file path=word/footer10.xml><?xml version="1.0" encoding="utf-8"?>
 <w:ftr xmlns:m="http://schemas.openxmlformats.org/officeDocument/2006/math" xmlns:mc="http://schemas.openxmlformats.org/markup-compatibility/2006" xmlns:mo="http://schemas.microsoft.com/office/mac/office/2008/main" xmlns:mv="urn:schemas-microsoft-com:mac:vml" xmlns:o="urn:schemas-microsoft-com:office:office" xmlns:r="http://schemas.openxmlformats.org/officeDocument/2006/relationships" xmlns:v="urn:schemas-microsoft-com:vml" xmlns:w10="urn:schemas-microsoft-com:office:word" xmlns:w14="http://schemas.microsoft.com/office/word/2010/wordml" xmlns:w="http://schemas.openxmlformats.org/wordprocessingml/2006/main" xmlns:wne="http://schemas.microsoft.com/office/word/2006/wordml" xmlns:wp14="http://schemas.microsoft.com/office/word/2010/wordprocessingDrawing" xmlns:wp="http://schemas.openxmlformats.org/drawingml/2006/wordprocessingDrawing" xmlns:wpc="http://schemas.microsoft.com/office/word/2010/wordprocessingCanvas" xmlns:wpg="http://schemas.microsoft.com/office/word/2010/wordprocessingGroup" xmlns:wpi="http://schemas.microsoft.com/office/word/2010/wordprocessingInk" xmlns:wps="http://schemas.microsoft.com/office/word/2010/wordprocessingShape" mc:Ignorable="w14 wp14">
   <w:p>
     <w:pPr>
@@ -31840,36 +31536,6 @@
 </w:ftr>
 </file>
 
-<file path=word/footer7.xml><?xml version="1.0" encoding="utf-8"?>
-<w:ftr xmlns:m="http://schemas.openxmlformats.org/officeDocument/2006/math" xmlns:mc="http://schemas.openxmlformats.org/markup-compatibility/2006" xmlns:mo="http://schemas.microsoft.com/office/mac/office/2008/main" xmlns:mv="urn:schemas-microsoft-com:mac:vml" xmlns:o="urn:schemas-microsoft-com:office:office" xmlns:r="http://schemas.openxmlformats.org/officeDocument/2006/relationships" xmlns:v="urn:schemas-microsoft-com:vml" xmlns:w10="urn:schemas-microsoft-com:office:word" xmlns:w14="http://schemas.microsoft.com/office/word/2010/wordml" xmlns:w="http://schemas.openxmlformats.org/wordprocessingml/2006/main" xmlns:wne="http://schemas.microsoft.com/office/word/2006/wordml" xmlns:wp14="http://schemas.microsoft.com/office/word/2010/wordprocessingDrawing" xmlns:wp="http://schemas.openxmlformats.org/drawingml/2006/wordprocessingDrawing" xmlns:wpc="http://schemas.microsoft.com/office/word/2010/wordprocessingCanvas" xmlns:wpg="http://schemas.microsoft.com/office/word/2010/wordprocessingGroup" xmlns:wpi="http://schemas.microsoft.com/office/word/2010/wordprocessingInk" xmlns:wps="http://schemas.microsoft.com/office/word/2010/wordprocessingShape" mc:Ignorable="w14 wp14">
-  <w:p>
-    <w:pPr>
-      <w:pStyle w:val="Footer"/>
-    </w:pPr>
-  </w:p>
-</w:ftr>
-</file>
-
-<file path=word/footer8.xml><?xml version="1.0" encoding="utf-8"?>
-<w:ftr xmlns:m="http://schemas.openxmlformats.org/officeDocument/2006/math" xmlns:mc="http://schemas.openxmlformats.org/markup-compatibility/2006" xmlns:mo="http://schemas.microsoft.com/office/mac/office/2008/main" xmlns:mv="urn:schemas-microsoft-com:mac:vml" xmlns:o="urn:schemas-microsoft-com:office:office" xmlns:r="http://schemas.openxmlformats.org/officeDocument/2006/relationships" xmlns:v="urn:schemas-microsoft-com:vml" xmlns:w10="urn:schemas-microsoft-com:office:word" xmlns:w14="http://schemas.microsoft.com/office/word/2010/wordml" xmlns:w="http://schemas.openxmlformats.org/wordprocessingml/2006/main" xmlns:wne="http://schemas.microsoft.com/office/word/2006/wordml" xmlns:wp14="http://schemas.microsoft.com/office/word/2010/wordprocessingDrawing" xmlns:wp="http://schemas.openxmlformats.org/drawingml/2006/wordprocessingDrawing" xmlns:wpc="http://schemas.microsoft.com/office/word/2010/wordprocessingCanvas" xmlns:wpg="http://schemas.microsoft.com/office/word/2010/wordprocessingGroup" xmlns:wpi="http://schemas.microsoft.com/office/word/2010/wordprocessingInk" xmlns:wps="http://schemas.microsoft.com/office/word/2010/wordprocessingShape" mc:Ignorable="w14 wp14">
-  <w:p>
-    <w:pPr>
-      <w:pStyle w:val="Footer"/>
-    </w:pPr>
-  </w:p>
-</w:ftr>
-</file>
-
-<file path=word/footer9.xml><?xml version="1.0" encoding="utf-8"?>
-<w:ftr xmlns:m="http://schemas.openxmlformats.org/officeDocument/2006/math" xmlns:mc="http://schemas.openxmlformats.org/markup-compatibility/2006" xmlns:mo="http://schemas.microsoft.com/office/mac/office/2008/main" xmlns:mv="urn:schemas-microsoft-com:mac:vml" xmlns:o="urn:schemas-microsoft-com:office:office" xmlns:r="http://schemas.openxmlformats.org/officeDocument/2006/relationships" xmlns:v="urn:schemas-microsoft-com:vml" xmlns:w10="urn:schemas-microsoft-com:office:word" xmlns:w14="http://schemas.microsoft.com/office/word/2010/wordml" xmlns:w="http://schemas.openxmlformats.org/wordprocessingml/2006/main" xmlns:wne="http://schemas.microsoft.com/office/word/2006/wordml" xmlns:wp14="http://schemas.microsoft.com/office/word/2010/wordprocessingDrawing" xmlns:wp="http://schemas.openxmlformats.org/drawingml/2006/wordprocessingDrawing" xmlns:wpc="http://schemas.microsoft.com/office/word/2010/wordprocessingCanvas" xmlns:wpg="http://schemas.microsoft.com/office/word/2010/wordprocessingGroup" xmlns:wpi="http://schemas.microsoft.com/office/word/2010/wordprocessingInk" xmlns:wps="http://schemas.microsoft.com/office/word/2010/wordprocessingShape" mc:Ignorable="w14 wp14">
-  <w:p>
-    <w:pPr>
-      <w:pStyle w:val="Footer"/>
-    </w:pPr>
-  </w:p>
-</w:ftr>
-</file>
-
 <file path=word/header1.xml><?xml version="1.0" encoding="utf-8"?>
 <w:hdr xmlns:m="http://schemas.openxmlformats.org/officeDocument/2006/math" xmlns:mc="http://schemas.openxmlformats.org/markup-compatibility/2006" xmlns:mo="http://schemas.microsoft.com/office/mac/office/2008/main" xmlns:mv="urn:schemas-microsoft-com:mac:vml" xmlns:o="urn:schemas-microsoft-com:office:office" xmlns:r="http://schemas.openxmlformats.org/officeDocument/2006/relationships" xmlns:v="urn:schemas-microsoft-com:vml" xmlns:w10="urn:schemas-microsoft-com:office:word" xmlns:w14="http://schemas.microsoft.com/office/word/2010/wordml" xmlns:w="http://schemas.openxmlformats.org/wordprocessingml/2006/main" xmlns:wne="http://schemas.microsoft.com/office/word/2006/wordml" xmlns:wp14="http://schemas.microsoft.com/office/word/2010/wordprocessingDrawing" xmlns:wp="http://schemas.openxmlformats.org/drawingml/2006/wordprocessingDrawing" xmlns:wpc="http://schemas.microsoft.com/office/word/2010/wordprocessingCanvas" xmlns:wpg="http://schemas.microsoft.com/office/word/2010/wordprocessingGroup" xmlns:wpi="http://schemas.microsoft.com/office/word/2010/wordprocessingInk" xmlns:wps="http://schemas.microsoft.com/office/word/2010/wordprocessingShape" mc:Ignorable="w14 wp14">
   <w:p>
@@ -31895,108 +31561,6 @@
       <w:fldChar w:fldCharType="separate"/>
       <w:t>1</w:t>
       <w:fldChar w:fldCharType="end"/>
-    </w:r>
-  </w:p>
-</w:hdr>
-</file>
-
-<file path=word/header10.xml><?xml version="1.0" encoding="utf-8"?>
-<w:hdr xmlns:m="http://schemas.openxmlformats.org/officeDocument/2006/math" xmlns:mc="http://schemas.openxmlformats.org/markup-compatibility/2006" xmlns:mo="http://schemas.microsoft.com/office/mac/office/2008/main" xmlns:mv="urn:schemas-microsoft-com:mac:vml" xmlns:o="urn:schemas-microsoft-com:office:office" xmlns:r="http://schemas.openxmlformats.org/officeDocument/2006/relationships" xmlns:v="urn:schemas-microsoft-com:vml" xmlns:w10="urn:schemas-microsoft-com:office:word" xmlns:w14="http://schemas.microsoft.com/office/word/2010/wordml" xmlns:w="http://schemas.openxmlformats.org/wordprocessingml/2006/main" xmlns:wne="http://schemas.microsoft.com/office/word/2006/wordml" xmlns:wp14="http://schemas.microsoft.com/office/word/2010/wordprocessingDrawing" xmlns:wp="http://schemas.openxmlformats.org/drawingml/2006/wordprocessingDrawing" xmlns:wpc="http://schemas.microsoft.com/office/word/2010/wordprocessingCanvas" xmlns:wpg="http://schemas.microsoft.com/office/word/2010/wordprocessingGroup" xmlns:wpi="http://schemas.microsoft.com/office/word/2010/wordprocessingInk" xmlns:wps="http://schemas.microsoft.com/office/word/2010/wordprocessingShape" mc:Ignorable="w14 wp14">
-  <w:p>
-    <w:pPr>
-      <w:pStyle w:val="BKPFooter"/>
-      <w:jc w:val="right"/>
-      <w:pBdr>
-        <w:bottom w:val="single" w:sz="6" w:space="2" w:color="000000"/>
-      </w:pBdr>
-    </w:pPr>
-    <w:r>
-      <w:rPr>
-        <w:color w:val="A8A8A8"/>
-        <w:sz w:val="20"/>
-      </w:rPr>
-      <w:t>300826_gpt_index-style | go.fuzzylogic.page/dir</w:t>
-    </w:r>
-  </w:p>
-</w:hdr>
-</file>
-
-<file path=word/header11.xml><?xml version="1.0" encoding="utf-8"?>
-<w:hdr xmlns:m="http://schemas.openxmlformats.org/officeDocument/2006/math" xmlns:mc="http://schemas.openxmlformats.org/markup-compatibility/2006" xmlns:mo="http://schemas.microsoft.com/office/mac/office/2008/main" xmlns:mv="urn:schemas-microsoft-com:mac:vml" xmlns:o="urn:schemas-microsoft-com:office:office" xmlns:r="http://schemas.openxmlformats.org/officeDocument/2006/relationships" xmlns:v="urn:schemas-microsoft-com:vml" xmlns:w10="urn:schemas-microsoft-com:office:word" xmlns:w14="http://schemas.microsoft.com/office/word/2010/wordml" xmlns:w="http://schemas.openxmlformats.org/wordprocessingml/2006/main" xmlns:wne="http://schemas.microsoft.com/office/word/2006/wordml" xmlns:wp14="http://schemas.microsoft.com/office/word/2010/wordprocessingDrawing" xmlns:wp="http://schemas.openxmlformats.org/drawingml/2006/wordprocessingDrawing" xmlns:wpc="http://schemas.microsoft.com/office/word/2010/wordprocessingCanvas" xmlns:wpg="http://schemas.microsoft.com/office/word/2010/wordprocessingGroup" xmlns:wpi="http://schemas.microsoft.com/office/word/2010/wordprocessingInk" xmlns:wps="http://schemas.microsoft.com/office/word/2010/wordprocessingShape" mc:Ignorable="w14 wp14">
-  <w:p>
-    <w:pPr>
-      <w:pStyle w:val="BKPFooter"/>
-      <w:jc w:val="right"/>
-    </w:pPr>
-    <w:r>
-      <w:rPr>
-        <w:color w:val="A8A8A8"/>
-        <w:sz w:val="20"/>
-      </w:rPr>
-      <w:t xml:space="preserve">/dir  </w:t>
-    </w:r>
-    <w:r>
-      <w:rPr>
-        <w:b/>
-        <w:color w:val="000000"/>
-        <w:sz w:val="20"/>
-      </w:rPr>
-      <w:fldChar w:fldCharType="begin"/>
-      <w:instrText xml:space="preserve"> PAGE </w:instrText>
-      <w:fldChar w:fldCharType="separate"/>
-      <w:t>1</w:t>
-      <w:fldChar w:fldCharType="end"/>
-    </w:r>
-  </w:p>
-</w:hdr>
-</file>
-
-<file path=word/header12.xml><?xml version="1.0" encoding="utf-8"?>
-<w:hdr xmlns:m="http://schemas.openxmlformats.org/officeDocument/2006/math" xmlns:mc="http://schemas.openxmlformats.org/markup-compatibility/2006" xmlns:mo="http://schemas.microsoft.com/office/mac/office/2008/main" xmlns:mv="urn:schemas-microsoft-com:mac:vml" xmlns:o="urn:schemas-microsoft-com:office:office" xmlns:r="http://schemas.openxmlformats.org/officeDocument/2006/relationships" xmlns:v="urn:schemas-microsoft-com:vml" xmlns:w10="urn:schemas-microsoft-com:office:word" xmlns:w14="http://schemas.microsoft.com/office/word/2010/wordml" xmlns:w="http://schemas.openxmlformats.org/wordprocessingml/2006/main" xmlns:wne="http://schemas.microsoft.com/office/word/2006/wordml" xmlns:wp14="http://schemas.microsoft.com/office/word/2010/wordprocessingDrawing" xmlns:wp="http://schemas.openxmlformats.org/drawingml/2006/wordprocessingDrawing" xmlns:wpc="http://schemas.microsoft.com/office/word/2010/wordprocessingCanvas" xmlns:wpg="http://schemas.microsoft.com/office/word/2010/wordprocessingGroup" xmlns:wpi="http://schemas.microsoft.com/office/word/2010/wordprocessingInk" xmlns:wps="http://schemas.microsoft.com/office/word/2010/wordprocessingShape" mc:Ignorable="w14 wp14">
-  <w:p>
-    <w:pPr>
-      <w:pStyle w:val="BKPFooter"/>
-      <w:jc w:val="right"/>
-    </w:pPr>
-    <w:r>
-      <w:rPr>
-        <w:color w:val="A8A8A8"/>
-        <w:sz w:val="20"/>
-      </w:rPr>
-      <w:t xml:space="preserve">/dir  </w:t>
-    </w:r>
-    <w:r>
-      <w:rPr>
-        <w:b/>
-        <w:color w:val="000000"/>
-        <w:sz w:val="20"/>
-      </w:rPr>
-      <w:fldChar w:fldCharType="begin"/>
-      <w:instrText xml:space="preserve"> PAGE </w:instrText>
-      <w:fldChar w:fldCharType="separate"/>
-      <w:t>1</w:t>
-      <w:fldChar w:fldCharType="end"/>
-    </w:r>
-  </w:p>
-</w:hdr>
-</file>
-
-<file path=word/header13.xml><?xml version="1.0" encoding="utf-8"?>
-<w:hdr xmlns:m="http://schemas.openxmlformats.org/officeDocument/2006/math" xmlns:mc="http://schemas.openxmlformats.org/markup-compatibility/2006" xmlns:mo="http://schemas.microsoft.com/office/mac/office/2008/main" xmlns:mv="urn:schemas-microsoft-com:mac:vml" xmlns:o="urn:schemas-microsoft-com:office:office" xmlns:r="http://schemas.openxmlformats.org/officeDocument/2006/relationships" xmlns:v="urn:schemas-microsoft-com:vml" xmlns:w10="urn:schemas-microsoft-com:office:word" xmlns:w14="http://schemas.microsoft.com/office/word/2010/wordml" xmlns:w="http://schemas.openxmlformats.org/wordprocessingml/2006/main" xmlns:wne="http://schemas.microsoft.com/office/word/2006/wordml" xmlns:wp14="http://schemas.microsoft.com/office/word/2010/wordprocessingDrawing" xmlns:wp="http://schemas.openxmlformats.org/drawingml/2006/wordprocessingDrawing" xmlns:wpc="http://schemas.microsoft.com/office/word/2010/wordprocessingCanvas" xmlns:wpg="http://schemas.microsoft.com/office/word/2010/wordprocessingGroup" xmlns:wpi="http://schemas.microsoft.com/office/word/2010/wordprocessingInk" xmlns:wps="http://schemas.microsoft.com/office/word/2010/wordprocessingShape" mc:Ignorable="w14 wp14">
-  <w:p>
-    <w:pPr>
-      <w:pStyle w:val="BKPFooter"/>
-      <w:jc w:val="right"/>
-      <w:pBdr>
-        <w:bottom w:val="single" w:sz="6" w:space="2" w:color="000000"/>
-      </w:pBdr>
-    </w:pPr>
-    <w:r>
-      <w:rPr>
-        <w:color w:val="A8A8A8"/>
-        <w:sz w:val="20"/>
-      </w:rPr>
-      <w:t>300826_gpt_index-style | go.fuzzylogic.page/dir</w:t>
     </w:r>
   </w:p>
 </w:hdr>
@@ -32107,7 +31671,7 @@
         <w:color w:val="A8A8A8"/>
         <w:sz w:val="20"/>
       </w:rPr>
-      <w:t>300826_gpt_index-style | go.fuzzylogic.page/guide</w:t>
+      <w:t>010926_gpt_alpha-index | go.fuzzylogic.page/guide</w:t>
     </w:r>
   </w:p>
 </w:hdr>
@@ -32156,66 +31720,6 @@
         <w:sz w:val="20"/>
       </w:rPr>
       <w:t xml:space="preserve">/guide  </w:t>
-    </w:r>
-    <w:r>
-      <w:rPr>
-        <w:b/>
-        <w:color w:val="000000"/>
-        <w:sz w:val="20"/>
-      </w:rPr>
-      <w:fldChar w:fldCharType="begin"/>
-      <w:instrText xml:space="preserve"> PAGE </w:instrText>
-      <w:fldChar w:fldCharType="separate"/>
-      <w:t>1</w:t>
-      <w:fldChar w:fldCharType="end"/>
-    </w:r>
-  </w:p>
-</w:hdr>
-</file>
-
-<file path=word/header8.xml><?xml version="1.0" encoding="utf-8"?>
-<w:hdr xmlns:m="http://schemas.openxmlformats.org/officeDocument/2006/math" xmlns:mc="http://schemas.openxmlformats.org/markup-compatibility/2006" xmlns:mo="http://schemas.microsoft.com/office/mac/office/2008/main" xmlns:mv="urn:schemas-microsoft-com:mac:vml" xmlns:o="urn:schemas-microsoft-com:office:office" xmlns:r="http://schemas.openxmlformats.org/officeDocument/2006/relationships" xmlns:v="urn:schemas-microsoft-com:vml" xmlns:w10="urn:schemas-microsoft-com:office:word" xmlns:w14="http://schemas.microsoft.com/office/word/2010/wordml" xmlns:w="http://schemas.openxmlformats.org/wordprocessingml/2006/main" xmlns:wne="http://schemas.microsoft.com/office/word/2006/wordml" xmlns:wp14="http://schemas.microsoft.com/office/word/2010/wordprocessingDrawing" xmlns:wp="http://schemas.openxmlformats.org/drawingml/2006/wordprocessingDrawing" xmlns:wpc="http://schemas.microsoft.com/office/word/2010/wordprocessingCanvas" xmlns:wpg="http://schemas.microsoft.com/office/word/2010/wordprocessingGroup" xmlns:wpi="http://schemas.microsoft.com/office/word/2010/wordprocessingInk" xmlns:wps="http://schemas.microsoft.com/office/word/2010/wordprocessingShape" mc:Ignorable="w14 wp14">
-  <w:p>
-    <w:pPr>
-      <w:pStyle w:val="BKPFooter"/>
-      <w:jc w:val="right"/>
-    </w:pPr>
-    <w:r>
-      <w:rPr>
-        <w:color w:val="A8A8A8"/>
-        <w:sz w:val="20"/>
-      </w:rPr>
-      <w:t xml:space="preserve">/dir  </w:t>
-    </w:r>
-    <w:r>
-      <w:rPr>
-        <w:b/>
-        <w:color w:val="000000"/>
-        <w:sz w:val="20"/>
-      </w:rPr>
-      <w:fldChar w:fldCharType="begin"/>
-      <w:instrText xml:space="preserve"> PAGE </w:instrText>
-      <w:fldChar w:fldCharType="separate"/>
-      <w:t>1</w:t>
-      <w:fldChar w:fldCharType="end"/>
-    </w:r>
-  </w:p>
-</w:hdr>
-</file>
-
-<file path=word/header9.xml><?xml version="1.0" encoding="utf-8"?>
-<w:hdr xmlns:m="http://schemas.openxmlformats.org/officeDocument/2006/math" xmlns:mc="http://schemas.openxmlformats.org/markup-compatibility/2006" xmlns:mo="http://schemas.microsoft.com/office/mac/office/2008/main" xmlns:mv="urn:schemas-microsoft-com:mac:vml" xmlns:o="urn:schemas-microsoft-com:office:office" xmlns:r="http://schemas.openxmlformats.org/officeDocument/2006/relationships" xmlns:v="urn:schemas-microsoft-com:vml" xmlns:w10="urn:schemas-microsoft-com:office:word" xmlns:w14="http://schemas.microsoft.com/office/word/2010/wordml" xmlns:w="http://schemas.openxmlformats.org/wordprocessingml/2006/main" xmlns:wne="http://schemas.microsoft.com/office/word/2006/wordml" xmlns:wp14="http://schemas.microsoft.com/office/word/2010/wordprocessingDrawing" xmlns:wp="http://schemas.openxmlformats.org/drawingml/2006/wordprocessingDrawing" xmlns:wpc="http://schemas.microsoft.com/office/word/2010/wordprocessingCanvas" xmlns:wpg="http://schemas.microsoft.com/office/word/2010/wordprocessingGroup" xmlns:wpi="http://schemas.microsoft.com/office/word/2010/wordprocessingInk" xmlns:wps="http://schemas.microsoft.com/office/word/2010/wordprocessingShape" mc:Ignorable="w14 wp14">
-  <w:p>
-    <w:pPr>
-      <w:pStyle w:val="BKPFooter"/>
-      <w:jc w:val="right"/>
-    </w:pPr>
-    <w:r>
-      <w:rPr>
-        <w:color w:val="A8A8A8"/>
-        <w:sz w:val="20"/>
-      </w:rPr>
-      <w:t xml:space="preserve">/dir  </w:t>
     </w:r>
     <w:r>
       <w:rPr>

--- a/Blueprint/BLUEPRINT.docx
+++ b/Blueprint/BLUEPRINT.docx
@@ -399,10 +399,27 @@
           </w:p>
           <w:p>
             <w:pPr>
+              <w:spacing w:before="30" w:after="10" w:line="240" w:lineRule="auto"/>
+              <w:ind w:left="518"/>
+            </w:pPr>
+            <w:hyperlink w:anchor="_bkp_toc_13">
+              <w:r>
+                <w:rPr>
+                  <w:rFonts w:ascii="Arial" w:hAnsi="Arial" w:cs="Arial" w:eastAsia="Arial"/>
+                  <w:b/>
+                  <w:color w:val="000000"/>
+                  <w:sz w:val="17"/>
+                </w:rPr>
+                <w:t xml:space="preserve">[G2-A9] Italics and title styling</w:t>
+              </w:r>
+            </w:hyperlink>
+          </w:p>
+          <w:p>
+            <w:pPr>
               <w:spacing w:before="60" w:after="20" w:line="240" w:lineRule="auto"/>
               <w:ind w:left="346"/>
             </w:pPr>
-            <w:hyperlink w:anchor="_bkp_toc_13">
+            <w:hyperlink w:anchor="_bkp_toc_14">
               <w:r>
                 <w:rPr>
                   <w:rFonts w:ascii="Arial Black" w:hAnsi="Arial Black" w:cs="Arial Black" w:eastAsia="Arial Black"/>
@@ -419,7 +436,7 @@
               <w:spacing w:before="30" w:after="10" w:line="240" w:lineRule="auto"/>
               <w:ind w:left="518"/>
             </w:pPr>
-            <w:hyperlink w:anchor="_bkp_toc_14">
+            <w:hyperlink w:anchor="_bkp_toc_15">
               <w:r>
                 <w:rPr>
                   <w:rFonts w:ascii="Arial" w:hAnsi="Arial" w:cs="Arial" w:eastAsia="Arial"/>
@@ -436,7 +453,7 @@
               <w:spacing w:before="30" w:after="10" w:line="240" w:lineRule="auto"/>
               <w:ind w:left="518"/>
             </w:pPr>
-            <w:hyperlink w:anchor="_bkp_toc_15">
+            <w:hyperlink w:anchor="_bkp_toc_16">
               <w:r>
                 <w:rPr>
                   <w:rFonts w:ascii="Arial" w:hAnsi="Arial" w:cs="Arial" w:eastAsia="Arial"/>
@@ -453,7 +470,7 @@
               <w:spacing w:before="60" w:after="20" w:line="240" w:lineRule="auto"/>
               <w:ind w:left="346"/>
             </w:pPr>
-            <w:hyperlink w:anchor="_bkp_toc_16">
+            <w:hyperlink w:anchor="_bkp_toc_17">
               <w:r>
                 <w:rPr>
                   <w:rFonts w:ascii="Arial Black" w:hAnsi="Arial Black" w:cs="Arial Black" w:eastAsia="Arial Black"/>
@@ -470,7 +487,7 @@
               <w:spacing w:before="80" w:after="30" w:line="240" w:lineRule="auto"/>
               <w:ind w:left="173"/>
             </w:pPr>
-            <w:hyperlink w:anchor="_bkp_toc_17">
+            <w:hyperlink w:anchor="_bkp_toc_18">
               <w:r>
                 <w:rPr>
                   <w:rFonts w:ascii="Arial Black" w:hAnsi="Arial Black" w:cs="Arial Black" w:eastAsia="Arial Black"/>
@@ -487,7 +504,7 @@
               <w:spacing w:before="60" w:after="20" w:line="240" w:lineRule="auto"/>
               <w:ind w:left="346"/>
             </w:pPr>
-            <w:hyperlink w:anchor="_bkp_toc_18">
+            <w:hyperlink w:anchor="_bkp_toc_19">
               <w:r>
                 <w:rPr>
                   <w:rFonts w:ascii="Arial Black" w:hAnsi="Arial Black" w:cs="Arial Black" w:eastAsia="Arial Black"/>
@@ -504,7 +521,7 @@
               <w:spacing w:before="60" w:after="20" w:line="240" w:lineRule="auto"/>
               <w:ind w:left="346"/>
             </w:pPr>
-            <w:hyperlink w:anchor="_bkp_toc_19">
+            <w:hyperlink w:anchor="_bkp_toc_20">
               <w:r>
                 <w:rPr>
                   <w:rFonts w:ascii="Arial Black" w:hAnsi="Arial Black" w:cs="Arial Black" w:eastAsia="Arial Black"/>
@@ -521,7 +538,7 @@
               <w:spacing w:before="60" w:after="20" w:line="240" w:lineRule="auto"/>
               <w:ind w:left="346"/>
             </w:pPr>
-            <w:hyperlink w:anchor="_bkp_toc_20">
+            <w:hyperlink w:anchor="_bkp_toc_21">
               <w:r>
                 <w:rPr>
                   <w:rFonts w:ascii="Arial Black" w:hAnsi="Arial Black" w:cs="Arial Black" w:eastAsia="Arial Black"/>
@@ -538,7 +555,7 @@
               <w:spacing w:before="60" w:after="20" w:line="240" w:lineRule="auto"/>
               <w:ind w:left="346"/>
             </w:pPr>
-            <w:hyperlink w:anchor="_bkp_toc_21">
+            <w:hyperlink w:anchor="_bkp_toc_22">
               <w:r>
                 <w:rPr>
                   <w:rFonts w:ascii="Arial Black" w:hAnsi="Arial Black" w:cs="Arial Black" w:eastAsia="Arial Black"/>
@@ -555,7 +572,7 @@
               <w:spacing w:before="60" w:after="20" w:line="240" w:lineRule="auto"/>
               <w:ind w:left="346"/>
             </w:pPr>
-            <w:hyperlink w:anchor="_bkp_toc_22">
+            <w:hyperlink w:anchor="_bkp_toc_23">
               <w:r>
                 <w:rPr>
                   <w:rFonts w:ascii="Arial Black" w:hAnsi="Arial Black" w:cs="Arial Black" w:eastAsia="Arial Black"/>
@@ -572,7 +589,7 @@
               <w:spacing w:before="140" w:after="60" w:line="240" w:lineRule="auto"/>
               <w:ind w:left="0"/>
             </w:pPr>
-            <w:hyperlink w:anchor="_bkp_toc_23">
+            <w:hyperlink w:anchor="_bkp_toc_24">
               <w:r>
                 <w:rPr>
                   <w:rFonts w:ascii="Arial Black" w:hAnsi="Arial Black" w:cs="Arial Black" w:eastAsia="Arial Black"/>
@@ -2331,6 +2348,426 @@
       <w:pPr/>
       <w:r>
         <w:rPr>
+          <w:b w:val="0"/>
+          <w:i w:val="0"/>
+        </w:rPr>
+        <w:t>Legal</w:t>
+      </w:r>
+      <w:r>
+        <w:t xml:space="preserve"> </w:t>
+      </w:r>
+      <w:r>
+        <w:rPr>
+          <w:b w:val="0"/>
+          <w:i w:val="0"/>
+        </w:rPr>
+        <w:t>fact</w:t>
+      </w:r>
+      <w:r>
+        <w:t xml:space="preserve"> </w:t>
+      </w:r>
+      <w:r>
+        <w:rPr>
+          <w:b w:val="0"/>
+          <w:i w:val="0"/>
+        </w:rPr>
+        <w:t>and</w:t>
+      </w:r>
+      <w:r>
+        <w:t xml:space="preserve"> </w:t>
+      </w:r>
+      <w:r>
+        <w:rPr>
+          <w:b w:val="0"/>
+          <w:i w:val="0"/>
+        </w:rPr>
+        <w:t>opinion</w:t>
+      </w:r>
+      <w:r>
+        <w:t xml:space="preserve"> </w:t>
+      </w:r>
+      <w:r>
+        <w:rPr>
+          <w:b w:val="0"/>
+          <w:i w:val="0"/>
+        </w:rPr>
+        <w:t>are</w:t>
+      </w:r>
+      <w:r>
+        <w:t xml:space="preserve"> </w:t>
+      </w:r>
+      <w:r>
+        <w:rPr>
+          <w:b w:val="0"/>
+          <w:i w:val="0"/>
+        </w:rPr>
+        <w:t>carried,</w:t>
+      </w:r>
+      <w:r>
+        <w:t xml:space="preserve"> </w:t>
+      </w:r>
+      <w:r>
+        <w:rPr>
+          <w:b w:val="0"/>
+          <w:i w:val="0"/>
+        </w:rPr>
+        <w:t>not</w:t>
+      </w:r>
+      <w:r>
+        <w:t xml:space="preserve"> </w:t>
+      </w:r>
+      <w:r>
+        <w:rPr>
+          <w:b w:val="0"/>
+          <w:i w:val="0"/>
+        </w:rPr>
+        <w:t>adjudicated.</w:t>
+      </w:r>
+      <w:r>
+        <w:t xml:space="preserve"> </w:t>
+      </w:r>
+      <w:r>
+        <w:rPr>
+          <w:b w:val="0"/>
+          <w:i w:val="0"/>
+        </w:rPr>
+        <w:t>The</w:t>
+      </w:r>
+      <w:r>
+        <w:t xml:space="preserve"> </w:t>
+      </w:r>
+      <w:r>
+        <w:rPr>
+          <w:b w:val="0"/>
+          <w:i w:val="0"/>
+        </w:rPr>
+        <w:t>desk</w:t>
+      </w:r>
+      <w:r>
+        <w:t xml:space="preserve"> </w:t>
+      </w:r>
+      <w:r>
+        <w:rPr>
+          <w:b w:val="0"/>
+          <w:i w:val="0"/>
+        </w:rPr>
+        <w:t>raises</w:t>
+      </w:r>
+      <w:r>
+        <w:t xml:space="preserve"> </w:t>
+      </w:r>
+      <w:r>
+        <w:rPr>
+          <w:b w:val="0"/>
+          <w:i w:val="0"/>
+        </w:rPr>
+        <w:t>what</w:t>
+      </w:r>
+      <w:r>
+        <w:t xml:space="preserve"> </w:t>
+      </w:r>
+      <w:r>
+        <w:rPr>
+          <w:b w:val="0"/>
+          <w:i w:val="0"/>
+        </w:rPr>
+        <w:t>looks</w:t>
+      </w:r>
+      <w:r>
+        <w:t xml:space="preserve"> </w:t>
+      </w:r>
+      <w:r>
+        <w:rPr>
+          <w:b w:val="0"/>
+          <w:i w:val="0"/>
+        </w:rPr>
+        <w:t>wrong</w:t>
+      </w:r>
+      <w:r>
+        <w:t xml:space="preserve"> </w:t>
+      </w:r>
+      <w:r>
+        <w:rPr>
+          <w:b w:val="0"/>
+          <w:i w:val="0"/>
+        </w:rPr>
+        <w:t>and</w:t>
+      </w:r>
+      <w:r>
+        <w:t xml:space="preserve"> </w:t>
+      </w:r>
+      <w:r>
+        <w:rPr>
+          <w:b w:val="0"/>
+          <w:i w:val="0"/>
+        </w:rPr>
+        <w:t>leaves</w:t>
+      </w:r>
+      <w:r>
+        <w:t xml:space="preserve"> </w:t>
+      </w:r>
+      <w:r>
+        <w:rPr>
+          <w:b w:val="0"/>
+          <w:i w:val="0"/>
+        </w:rPr>
+        <w:t>the</w:t>
+      </w:r>
+      <w:r>
+        <w:t xml:space="preserve"> </w:t>
+      </w:r>
+      <w:r>
+        <w:rPr>
+          <w:b w:val="0"/>
+          <w:i w:val="0"/>
+        </w:rPr>
+        <w:t>copy</w:t>
+      </w:r>
+      <w:r>
+        <w:t xml:space="preserve"> </w:t>
+      </w:r>
+      <w:r>
+        <w:rPr>
+          <w:b w:val="0"/>
+          <w:i w:val="0"/>
+        </w:rPr>
+        <w:t>to</w:t>
+      </w:r>
+      <w:r>
+        <w:t xml:space="preserve"> </w:t>
+      </w:r>
+      <w:r>
+        <w:rPr>
+          <w:b w:val="0"/>
+          <w:i w:val="0"/>
+        </w:rPr>
+        <w:t>the</w:t>
+      </w:r>
+      <w:r>
+        <w:t xml:space="preserve"> </w:t>
+      </w:r>
+      <w:r>
+        <w:rPr>
+          <w:b w:val="0"/>
+          <w:i w:val="0"/>
+        </w:rPr>
+        <w:t>authority</w:t>
+      </w:r>
+      <w:r>
+        <w:t xml:space="preserve"> </w:t>
+      </w:r>
+      <w:r>
+        <w:rPr>
+          <w:b w:val="0"/>
+          <w:i w:val="0"/>
+        </w:rPr>
+        <w:t>that</w:t>
+      </w:r>
+      <w:r>
+        <w:t xml:space="preserve"> </w:t>
+      </w:r>
+      <w:r>
+        <w:rPr>
+          <w:b w:val="0"/>
+          <w:i w:val="0"/>
+        </w:rPr>
+        <w:t>filed</w:t>
+      </w:r>
+      <w:r>
+        <w:t xml:space="preserve"> </w:t>
+      </w:r>
+      <w:r>
+        <w:rPr>
+          <w:b w:val="0"/>
+          <w:i w:val="0"/>
+        </w:rPr>
+        <w:t>it.</w:t>
+      </w:r>
+    </w:p>
+    <w:p>
+      <w:pPr/>
+      <w:r>
+        <w:rPr>
+          <w:b w:val="0"/>
+          <w:i w:val="0"/>
+        </w:rPr>
+        <w:t>Quotes</w:t>
+      </w:r>
+      <w:r>
+        <w:t xml:space="preserve"> </w:t>
+      </w:r>
+      <w:r>
+        <w:rPr>
+          <w:b w:val="0"/>
+          <w:i w:val="0"/>
+        </w:rPr>
+        <w:t>translated</w:t>
+      </w:r>
+      <w:r>
+        <w:t xml:space="preserve"> </w:t>
+      </w:r>
+      <w:r>
+        <w:rPr>
+          <w:b w:val="0"/>
+          <w:i w:val="0"/>
+        </w:rPr>
+        <w:t>from</w:t>
+      </w:r>
+      <w:r>
+        <w:t xml:space="preserve"> </w:t>
+      </w:r>
+      <w:r>
+        <w:rPr>
+          <w:b w:val="0"/>
+          <w:i w:val="0"/>
+        </w:rPr>
+        <w:t>Thai</w:t>
+      </w:r>
+      <w:r>
+        <w:t xml:space="preserve"> </w:t>
+      </w:r>
+      <w:r>
+        <w:rPr>
+          <w:b w:val="0"/>
+          <w:i w:val="0"/>
+        </w:rPr>
+        <w:t>are</w:t>
+      </w:r>
+      <w:r>
+        <w:t xml:space="preserve"> </w:t>
+      </w:r>
+      <w:r>
+        <w:rPr>
+          <w:b w:val="0"/>
+          <w:i w:val="0"/>
+        </w:rPr>
+        <w:t>edited</w:t>
+      </w:r>
+      <w:r>
+        <w:t xml:space="preserve"> </w:t>
+      </w:r>
+      <w:r>
+        <w:rPr>
+          <w:b w:val="0"/>
+          <w:i w:val="0"/>
+        </w:rPr>
+        <w:t>for</w:t>
+      </w:r>
+      <w:r>
+        <w:t xml:space="preserve"> </w:t>
+      </w:r>
+      <w:r>
+        <w:rPr>
+          <w:b w:val="0"/>
+          <w:i w:val="0"/>
+        </w:rPr>
+        <w:t>clarity</w:t>
+      </w:r>
+      <w:r>
+        <w:t xml:space="preserve"> </w:t>
+      </w:r>
+      <w:r>
+        <w:rPr>
+          <w:b w:val="0"/>
+          <w:i w:val="0"/>
+        </w:rPr>
+        <w:t>and</w:t>
+      </w:r>
+      <w:r>
+        <w:t xml:space="preserve"> </w:t>
+      </w:r>
+      <w:r>
+        <w:rPr>
+          <w:b w:val="0"/>
+          <w:i w:val="0"/>
+        </w:rPr>
+        <w:t>correct</w:t>
+      </w:r>
+      <w:r>
+        <w:t xml:space="preserve"> </w:t>
+      </w:r>
+      <w:r>
+        <w:rPr>
+          <w:b w:val="0"/>
+          <w:i w:val="0"/>
+        </w:rPr>
+        <w:t>English.</w:t>
+      </w:r>
+      <w:r>
+        <w:t xml:space="preserve"> </w:t>
+      </w:r>
+      <w:r>
+        <w:rPr>
+          <w:b w:val="0"/>
+          <w:i w:val="0"/>
+        </w:rPr>
+        <w:t>Quotes</w:t>
+      </w:r>
+      <w:r>
+        <w:t xml:space="preserve"> </w:t>
+      </w:r>
+      <w:r>
+        <w:rPr>
+          <w:b w:val="0"/>
+          <w:i w:val="0"/>
+        </w:rPr>
+        <w:t>spoken</w:t>
+      </w:r>
+      <w:r>
+        <w:t xml:space="preserve"> </w:t>
+      </w:r>
+      <w:r>
+        <w:rPr>
+          <w:b w:val="0"/>
+          <w:i w:val="0"/>
+        </w:rPr>
+        <w:t>in</w:t>
+      </w:r>
+      <w:r>
+        <w:t xml:space="preserve"> </w:t>
+      </w:r>
+      <w:r>
+        <w:rPr>
+          <w:b w:val="0"/>
+          <w:i w:val="0"/>
+        </w:rPr>
+        <w:t>English</w:t>
+      </w:r>
+      <w:r>
+        <w:t xml:space="preserve"> </w:t>
+      </w:r>
+      <w:r>
+        <w:rPr>
+          <w:b w:val="0"/>
+          <w:i w:val="0"/>
+        </w:rPr>
+        <w:t>stand</w:t>
+      </w:r>
+      <w:r>
+        <w:t xml:space="preserve"> </w:t>
+      </w:r>
+      <w:r>
+        <w:rPr>
+          <w:b w:val="0"/>
+          <w:i w:val="0"/>
+        </w:rPr>
+        <w:t>as</w:t>
+      </w:r>
+      <w:r>
+        <w:t xml:space="preserve"> </w:t>
+      </w:r>
+      <w:r>
+        <w:rPr>
+          <w:b w:val="0"/>
+          <w:i w:val="0"/>
+        </w:rPr>
+        <w:t>spoken.</w:t>
+      </w:r>
+    </w:p>
+    <w:p>
+      <w:pPr/>
+      <w:r>
+        <w:rPr>
           <w:b/>
           <w:i w:val="0"/>
         </w:rPr>
@@ -5354,6 +5791,116 @@
       </w:r>
     </w:p>
     <w:p>
+      <w:pPr/>
+      <w:r>
+        <w:rPr>
+          <w:b w:val="0"/>
+          <w:i w:val="0"/>
+        </w:rPr>
+        <w:t>Metric</w:t>
+      </w:r>
+      <w:r>
+        <w:t xml:space="preserve"> </w:t>
+      </w:r>
+      <w:r>
+        <w:rPr>
+          <w:b w:val="0"/>
+          <w:i w:val="0"/>
+        </w:rPr>
+        <w:t>quantities</w:t>
+      </w:r>
+      <w:r>
+        <w:t xml:space="preserve"> </w:t>
+      </w:r>
+      <w:r>
+        <w:rPr>
+          <w:b w:val="0"/>
+          <w:i w:val="0"/>
+        </w:rPr>
+        <w:t>take</w:t>
+      </w:r>
+      <w:r>
+        <w:t xml:space="preserve"> </w:t>
+      </w:r>
+      <w:r>
+        <w:rPr>
+          <w:b w:val="0"/>
+          <w:i w:val="0"/>
+        </w:rPr>
+        <w:t>decimals</w:t>
+      </w:r>
+      <w:r>
+        <w:t xml:space="preserve"> </w:t>
+      </w:r>
+      <w:r>
+        <w:rPr>
+          <w:b w:val="0"/>
+          <w:i w:val="0"/>
+        </w:rPr>
+        <w:t>(2.5km).</w:t>
+      </w:r>
+      <w:r>
+        <w:t xml:space="preserve"> </w:t>
+      </w:r>
+      <w:r>
+        <w:rPr>
+          <w:b w:val="0"/>
+          <w:i w:val="0"/>
+        </w:rPr>
+        <w:t>Non-metric</w:t>
+      </w:r>
+      <w:r>
+        <w:t xml:space="preserve"> </w:t>
+      </w:r>
+      <w:r>
+        <w:rPr>
+          <w:b w:val="0"/>
+          <w:i w:val="0"/>
+        </w:rPr>
+        <w:t>fractions</w:t>
+      </w:r>
+      <w:r>
+        <w:t xml:space="preserve"> </w:t>
+      </w:r>
+      <w:r>
+        <w:rPr>
+          <w:b w:val="0"/>
+          <w:i w:val="0"/>
+        </w:rPr>
+        <w:t>are</w:t>
+      </w:r>
+      <w:r>
+        <w:t xml:space="preserve"> </w:t>
+      </w:r>
+      <w:r>
+        <w:rPr>
+          <w:b w:val="0"/>
+          <w:i w:val="0"/>
+        </w:rPr>
+        <w:t>words</w:t>
+      </w:r>
+      <w:r>
+        <w:t xml:space="preserve"> </w:t>
+      </w:r>
+      <w:r>
+        <w:rPr>
+          <w:b w:val="0"/>
+          <w:i w:val="0"/>
+        </w:rPr>
+        <w:t>(two-and-a-half</w:t>
+      </w:r>
+      <w:r>
+        <w:t xml:space="preserve"> </w:t>
+      </w:r>
+      <w:r>
+        <w:rPr>
+          <w:b w:val="0"/>
+          <w:i w:val="0"/>
+        </w:rPr>
+        <w:t>years).</w:t>
+      </w:r>
+    </w:p>
+    <w:p>
       <w:bookmarkStart w:id="9006" w:name="_bkp_toc_6"/>
       <w:pPr>
         <w:pStyle w:val="Heading4"/>
@@ -5614,27 +6161,7 @@
           <w:b w:val="0"/>
           <w:i w:val="0"/>
         </w:rPr>
-        <w:t>For</w:t>
-      </w:r>
-      <w:r>
-        <w:t xml:space="preserve"> </w:t>
-      </w:r>
-      <w:r>
-        <w:rPr>
-          <w:b w:val="0"/>
-          <w:i w:val="0"/>
-        </w:rPr>
-        <w:t>clock</w:t>
-      </w:r>
-      <w:r>
-        <w:t xml:space="preserve"> </w:t>
-      </w:r>
-      <w:r>
-        <w:rPr>
-          <w:b w:val="0"/>
-          <w:i w:val="0"/>
-        </w:rPr>
-        <w:t>times</w:t>
+        <w:t>Times</w:t>
       </w:r>
       <w:r>
         <w:t xml:space="preserve"> </w:t>
@@ -5654,77 +6181,27 @@
           <w:b w:val="0"/>
           <w:i w:val="0"/>
         </w:rPr>
-        <w:t>news</w:t>
-      </w:r>
-      <w:r>
-        <w:t xml:space="preserve"> </w:t>
-      </w:r>
-      <w:r>
-        <w:rPr>
-          <w:b w:val="0"/>
-          <w:i w:val="0"/>
-        </w:rPr>
-        <w:t>reported</w:t>
-      </w:r>
-      <w:r>
-        <w:t xml:space="preserve"> </w:t>
-      </w:r>
-      <w:r>
-        <w:rPr>
-          <w:b w:val="0"/>
-          <w:i w:val="0"/>
-        </w:rPr>
-        <w:t>abroad,</w:t>
-      </w:r>
-      <w:r>
-        <w:t xml:space="preserve"> </w:t>
-      </w:r>
-      <w:r>
-        <w:rPr>
-          <w:b w:val="0"/>
-          <w:i w:val="0"/>
-        </w:rPr>
-        <w:t>add</w:t>
-      </w:r>
-      <w:r>
-        <w:t xml:space="preserve"> </w:t>
-      </w:r>
-      <w:r>
-        <w:rPr>
-          <w:b w:val="0"/>
-          <w:i w:val="0"/>
-        </w:rPr>
-        <w:t>"(local</w:t>
-      </w:r>
-      <w:r>
-        <w:t xml:space="preserve"> </w:t>
-      </w:r>
-      <w:r>
-        <w:rPr>
-          <w:b w:val="0"/>
-          <w:i w:val="0"/>
-        </w:rPr>
-        <w:t>time)".</w:t>
-      </w:r>
-      <w:r>
-        <w:t xml:space="preserve"> </w:t>
-      </w:r>
-      <w:r>
-        <w:rPr>
-          <w:b w:val="0"/>
-          <w:i w:val="0"/>
-        </w:rPr>
-        <w:t>Where</w:t>
-      </w:r>
-      <w:r>
-        <w:t xml:space="preserve"> </w:t>
-      </w:r>
-      <w:r>
-        <w:rPr>
-          <w:b w:val="0"/>
-          <w:i w:val="0"/>
-        </w:rPr>
-        <w:t>readers</w:t>
+        <w:t>other</w:t>
+      </w:r>
+      <w:r>
+        <w:t xml:space="preserve"> </w:t>
+      </w:r>
+      <w:r>
+        <w:rPr>
+          <w:b w:val="0"/>
+          <w:i w:val="0"/>
+        </w:rPr>
+        <w:t>countries</w:t>
+      </w:r>
+      <w:r>
+        <w:t xml:space="preserve"> </w:t>
+      </w:r>
+      <w:r>
+        <w:rPr>
+          <w:b w:val="0"/>
+          <w:i w:val="0"/>
+        </w:rPr>
+        <w:t>stay</w:t>
       </w:r>
       <w:r>
         <w:t xml:space="preserve"> </w:t>
@@ -5744,67 +6221,57 @@
           <w:b w:val="0"/>
           <w:i w:val="0"/>
         </w:rPr>
-        <w:t>Thailand</w:t>
-      </w:r>
-      <w:r>
-        <w:t xml:space="preserve"> </w:t>
-      </w:r>
-      <w:r>
-        <w:rPr>
-          <w:b w:val="0"/>
-          <w:i w:val="0"/>
-        </w:rPr>
-        <w:t>could</w:t>
-      </w:r>
-      <w:r>
-        <w:t xml:space="preserve"> </w:t>
-      </w:r>
-      <w:r>
-        <w:rPr>
-          <w:b w:val="0"/>
-          <w:i w:val="0"/>
-        </w:rPr>
-        <w:t>attend</w:t>
-      </w:r>
-      <w:r>
-        <w:t xml:space="preserve"> </w:t>
-      </w:r>
-      <w:r>
-        <w:rPr>
-          <w:b w:val="0"/>
-          <w:i w:val="0"/>
-        </w:rPr>
-        <w:t>or</w:t>
-      </w:r>
-      <w:r>
-        <w:t xml:space="preserve"> </w:t>
-      </w:r>
-      <w:r>
-        <w:rPr>
-          <w:b w:val="0"/>
-          <w:i w:val="0"/>
-        </w:rPr>
-        <w:t>tune</w:t>
-      </w:r>
-      <w:r>
-        <w:t xml:space="preserve"> </w:t>
-      </w:r>
-      <w:r>
-        <w:rPr>
-          <w:b w:val="0"/>
-          <w:i w:val="0"/>
-        </w:rPr>
-        <w:t>in</w:t>
-      </w:r>
-      <w:r>
-        <w:t xml:space="preserve"> </w:t>
-      </w:r>
-      <w:r>
-        <w:rPr>
-          <w:b w:val="0"/>
-          <w:i w:val="0"/>
-        </w:rPr>
-        <w:t>—</w:t>
+        <w:t>local</w:t>
+      </w:r>
+      <w:r>
+        <w:t xml:space="preserve"> </w:t>
+      </w:r>
+      <w:r>
+        <w:rPr>
+          <w:b w:val="0"/>
+          <w:i w:val="0"/>
+        </w:rPr>
+        <w:t>time</w:t>
+      </w:r>
+      <w:r>
+        <w:t xml:space="preserve"> </w:t>
+      </w:r>
+      <w:r>
+        <w:rPr>
+          <w:b w:val="0"/>
+          <w:i w:val="0"/>
+        </w:rPr>
+        <w:t>unless</w:t>
+      </w:r>
+      <w:r>
+        <w:t xml:space="preserve"> </w:t>
+      </w:r>
+      <w:r>
+        <w:rPr>
+          <w:b w:val="0"/>
+          <w:i w:val="0"/>
+        </w:rPr>
+        <w:t>the</w:t>
+      </w:r>
+      <w:r>
+        <w:t xml:space="preserve"> </w:t>
+      </w:r>
+      <w:r>
+        <w:rPr>
+          <w:b w:val="0"/>
+          <w:i w:val="0"/>
+        </w:rPr>
+        <w:t>event</w:t>
+      </w:r>
+      <w:r>
+        <w:t xml:space="preserve"> </w:t>
+      </w:r>
+      <w:r>
+        <w:rPr>
+          <w:b w:val="0"/>
+          <w:i w:val="0"/>
+        </w:rPr>
+        <w:t>crosses</w:t>
       </w:r>
       <w:r>
         <w:t xml:space="preserve"> </w:t>
@@ -5824,127 +6291,17 @@
           <w:b w:val="0"/>
           <w:i w:val="0"/>
         </w:rPr>
-        <w:t>broadcast,</w:t>
-      </w:r>
-      <w:r>
-        <w:t xml:space="preserve"> </w:t>
-      </w:r>
-      <w:r>
-        <w:rPr>
-          <w:b w:val="0"/>
-          <w:i w:val="0"/>
-        </w:rPr>
-        <w:t>kick-off</w:t>
-      </w:r>
-      <w:r>
-        <w:t xml:space="preserve"> </w:t>
-      </w:r>
-      <w:r>
-        <w:rPr>
-          <w:b w:val="0"/>
-          <w:i w:val="0"/>
-        </w:rPr>
-        <w:t>or</w:t>
-      </w:r>
-      <w:r>
-        <w:t xml:space="preserve"> </w:t>
-      </w:r>
-      <w:r>
-        <w:rPr>
-          <w:b w:val="0"/>
-          <w:i w:val="0"/>
-        </w:rPr>
-        <w:t>launch</w:t>
-      </w:r>
-      <w:r>
-        <w:t xml:space="preserve"> </w:t>
-      </w:r>
-      <w:r>
-        <w:rPr>
-          <w:b w:val="0"/>
-          <w:i w:val="0"/>
-        </w:rPr>
-        <w:t>—</w:t>
-      </w:r>
-      <w:r>
-        <w:t xml:space="preserve"> </w:t>
-      </w:r>
-      <w:r>
-        <w:rPr>
-          <w:b w:val="0"/>
-          <w:i w:val="0"/>
-        </w:rPr>
-        <w:t>convert</w:t>
-      </w:r>
-      <w:r>
-        <w:t xml:space="preserve"> </w:t>
-      </w:r>
-      <w:r>
-        <w:rPr>
-          <w:b w:val="0"/>
-          <w:i w:val="0"/>
-        </w:rPr>
-        <w:t>the</w:t>
-      </w:r>
-      <w:r>
-        <w:t xml:space="preserve"> </w:t>
-      </w:r>
-      <w:r>
-        <w:rPr>
-          <w:b w:val="0"/>
-          <w:i w:val="0"/>
-        </w:rPr>
-        <w:t>time</w:t>
-      </w:r>
-      <w:r>
-        <w:t xml:space="preserve"> </w:t>
-      </w:r>
-      <w:r>
-        <w:rPr>
-          <w:b w:val="0"/>
-          <w:i w:val="0"/>
-        </w:rPr>
-        <w:t>and</w:t>
-      </w:r>
-      <w:r>
-        <w:t xml:space="preserve"> </w:t>
-      </w:r>
-      <w:r>
-        <w:rPr>
-          <w:b w:val="0"/>
-          <w:i w:val="0"/>
-        </w:rPr>
-        <w:t>label</w:t>
-      </w:r>
-      <w:r>
-        <w:t xml:space="preserve"> </w:t>
-      </w:r>
-      <w:r>
-        <w:rPr>
-          <w:b w:val="0"/>
-          <w:i w:val="0"/>
-        </w:rPr>
-        <w:t>it</w:t>
-      </w:r>
-      <w:r>
-        <w:t xml:space="preserve"> </w:t>
-      </w:r>
-      <w:r>
-        <w:rPr>
-          <w:b w:val="0"/>
-          <w:i w:val="0"/>
-        </w:rPr>
-        <w:t>"(Thailand</w:t>
-      </w:r>
-      <w:r>
-        <w:t xml:space="preserve"> </w:t>
-      </w:r>
-      <w:r>
-        <w:rPr>
-          <w:b w:val="0"/>
-          <w:i w:val="0"/>
-        </w:rPr>
-        <w:t>time)".</w:t>
+        <w:t>calendar</w:t>
+      </w:r>
+      <w:r>
+        <w:t xml:space="preserve"> </w:t>
+      </w:r>
+      <w:r>
+        <w:rPr>
+          <w:b w:val="0"/>
+          <w:i w:val="0"/>
+        </w:rPr>
+        <w:t>day.</w:t>
       </w:r>
       <w:r>
         <w:t xml:space="preserve"> </w:t>
@@ -7476,117 +7833,57 @@
           <w:b w:val="0"/>
           <w:i w:val="0"/>
         </w:rPr>
-        <w:t>Use</w:t>
-      </w:r>
-      <w:r>
-        <w:t xml:space="preserve"> </w:t>
-      </w:r>
-      <w:r>
-        <w:rPr>
-          <w:b w:val="0"/>
-          <w:i w:val="0"/>
-        </w:rPr>
-        <w:t>it</w:t>
-      </w:r>
-      <w:r>
-        <w:t xml:space="preserve"> </w:t>
-      </w:r>
-      <w:r>
-        <w:rPr>
-          <w:b w:val="0"/>
-          <w:i w:val="0"/>
-        </w:rPr>
-        <w:t>for</w:t>
-      </w:r>
-      <w:r>
-        <w:t xml:space="preserve"> </w:t>
-      </w:r>
-      <w:r>
-        <w:rPr>
-          <w:b w:val="0"/>
-          <w:i w:val="0"/>
-        </w:rPr>
-        <w:t>foreign</w:t>
-      </w:r>
-      <w:r>
-        <w:t xml:space="preserve"> </w:t>
-      </w:r>
-      <w:r>
-        <w:rPr>
-          <w:b w:val="0"/>
-          <w:i w:val="0"/>
-        </w:rPr>
-        <w:t>broadcasts,</w:t>
-      </w:r>
-      <w:r>
-        <w:t xml:space="preserve"> </w:t>
-      </w:r>
-      <w:r>
-        <w:rPr>
-          <w:b w:val="0"/>
-          <w:i w:val="0"/>
-        </w:rPr>
-        <w:t>kick-offs,</w:t>
-      </w:r>
-      <w:r>
-        <w:t xml:space="preserve"> </w:t>
-      </w:r>
-      <w:r>
-        <w:rPr>
-          <w:b w:val="0"/>
-          <w:i w:val="0"/>
-        </w:rPr>
-        <w:t>launches</w:t>
-      </w:r>
-      <w:r>
-        <w:t xml:space="preserve"> </w:t>
-      </w:r>
-      <w:r>
-        <w:rPr>
-          <w:b w:val="0"/>
-          <w:i w:val="0"/>
-        </w:rPr>
-        <w:t>or</w:t>
-      </w:r>
-      <w:r>
-        <w:t xml:space="preserve"> </w:t>
-      </w:r>
-      <w:r>
-        <w:rPr>
-          <w:b w:val="0"/>
-          <w:i w:val="0"/>
-        </w:rPr>
-        <w:t>other</w:t>
-      </w:r>
-      <w:r>
-        <w:t xml:space="preserve"> </w:t>
-      </w:r>
-      <w:r>
-        <w:rPr>
-          <w:b w:val="0"/>
-          <w:i w:val="0"/>
-        </w:rPr>
-        <w:t>events</w:t>
-      </w:r>
-      <w:r>
-        <w:t xml:space="preserve"> </w:t>
-      </w:r>
-      <w:r>
-        <w:rPr>
-          <w:b w:val="0"/>
-          <w:i w:val="0"/>
-        </w:rPr>
-        <w:t>readers</w:t>
-      </w:r>
-      <w:r>
-        <w:t xml:space="preserve"> </w:t>
-      </w:r>
-      <w:r>
-        <w:rPr>
-          <w:b w:val="0"/>
-          <w:i w:val="0"/>
-        </w:rPr>
-        <w:t>in</w:t>
+        <w:t>Foreign</w:t>
+      </w:r>
+      <w:r>
+        <w:t xml:space="preserve"> </w:t>
+      </w:r>
+      <w:r>
+        <w:rPr>
+          <w:b w:val="0"/>
+          <w:i w:val="0"/>
+        </w:rPr>
+        <w:t>event</w:t>
+      </w:r>
+      <w:r>
+        <w:t xml:space="preserve"> </w:t>
+      </w:r>
+      <w:r>
+        <w:rPr>
+          <w:b w:val="0"/>
+          <w:i w:val="0"/>
+        </w:rPr>
+        <w:t>times</w:t>
+      </w:r>
+      <w:r>
+        <w:t xml:space="preserve"> </w:t>
+      </w:r>
+      <w:r>
+        <w:rPr>
+          <w:b w:val="0"/>
+          <w:i w:val="0"/>
+        </w:rPr>
+        <w:t>are</w:t>
+      </w:r>
+      <w:r>
+        <w:t xml:space="preserve"> </w:t>
+      </w:r>
+      <w:r>
+        <w:rPr>
+          <w:b w:val="0"/>
+          <w:i w:val="0"/>
+        </w:rPr>
+        <w:t>converted</w:t>
+      </w:r>
+      <w:r>
+        <w:t xml:space="preserve"> </w:t>
+      </w:r>
+      <w:r>
+        <w:rPr>
+          <w:b w:val="0"/>
+          <w:i w:val="0"/>
+        </w:rPr>
+        <w:t>to</w:t>
       </w:r>
       <w:r>
         <w:t xml:space="preserve"> </w:t>
@@ -7606,77 +7903,27 @@
           <w:b w:val="0"/>
           <w:i w:val="0"/>
         </w:rPr>
-        <w:t>could</w:t>
-      </w:r>
-      <w:r>
-        <w:t xml:space="preserve"> </w:t>
-      </w:r>
-      <w:r>
-        <w:rPr>
-          <w:b w:val="0"/>
-          <w:i w:val="0"/>
-        </w:rPr>
-        <w:t>attend</w:t>
-      </w:r>
-      <w:r>
-        <w:t xml:space="preserve"> </w:t>
-      </w:r>
-      <w:r>
-        <w:rPr>
-          <w:b w:val="0"/>
-          <w:i w:val="0"/>
-        </w:rPr>
-        <w:t>or</w:t>
-      </w:r>
-      <w:r>
-        <w:t xml:space="preserve"> </w:t>
-      </w:r>
-      <w:r>
-        <w:rPr>
-          <w:b w:val="0"/>
-          <w:i w:val="0"/>
-        </w:rPr>
-        <w:t>tune</w:t>
-      </w:r>
-      <w:r>
-        <w:t xml:space="preserve"> </w:t>
-      </w:r>
-      <w:r>
-        <w:rPr>
-          <w:b w:val="0"/>
-          <w:i w:val="0"/>
-        </w:rPr>
-        <w:t>in</w:t>
-      </w:r>
-      <w:r>
-        <w:t xml:space="preserve"> </w:t>
-      </w:r>
-      <w:r>
-        <w:rPr>
-          <w:b w:val="0"/>
-          <w:i w:val="0"/>
-        </w:rPr>
-        <w:t>to.</w:t>
-      </w:r>
-      <w:r>
-        <w:t xml:space="preserve"> </w:t>
-      </w:r>
-      <w:r>
-        <w:rPr>
-          <w:b w:val="0"/>
-          <w:i w:val="0"/>
-        </w:rPr>
-        <w:t>Otherwise</w:t>
-      </w:r>
-      <w:r>
-        <w:t xml:space="preserve"> </w:t>
-      </w:r>
-      <w:r>
-        <w:rPr>
-          <w:b w:val="0"/>
-          <w:i w:val="0"/>
-        </w:rPr>
-        <w:t>retain</w:t>
+        <w:t>time</w:t>
+      </w:r>
+      <w:r>
+        <w:t xml:space="preserve"> </w:t>
+      </w:r>
+      <w:r>
+        <w:rPr>
+          <w:b w:val="0"/>
+          <w:i w:val="0"/>
+        </w:rPr>
+        <w:t>only</w:t>
+      </w:r>
+      <w:r>
+        <w:t xml:space="preserve"> </w:t>
+      </w:r>
+      <w:r>
+        <w:rPr>
+          <w:b w:val="0"/>
+          <w:i w:val="0"/>
+        </w:rPr>
+        <w:t>when</w:t>
       </w:r>
       <w:r>
         <w:t xml:space="preserve"> </w:t>
@@ -7696,77 +7943,47 @@
           <w:b w:val="0"/>
           <w:i w:val="0"/>
         </w:rPr>
-        <w:t>reported</w:t>
-      </w:r>
-      <w:r>
-        <w:t xml:space="preserve"> </w:t>
-      </w:r>
-      <w:r>
-        <w:rPr>
-          <w:b w:val="0"/>
-          <w:i w:val="0"/>
-        </w:rPr>
-        <w:t>clock</w:t>
-      </w:r>
-      <w:r>
-        <w:t xml:space="preserve"> </w:t>
-      </w:r>
-      <w:r>
-        <w:rPr>
-          <w:b w:val="0"/>
-          <w:i w:val="0"/>
-        </w:rPr>
-        <w:t>time</w:t>
-      </w:r>
-      <w:r>
-        <w:t xml:space="preserve"> </w:t>
-      </w:r>
-      <w:r>
-        <w:rPr>
-          <w:b w:val="0"/>
-          <w:i w:val="0"/>
-        </w:rPr>
-        <w:t>and</w:t>
-      </w:r>
-      <w:r>
-        <w:t xml:space="preserve"> </w:t>
-      </w:r>
-      <w:r>
-        <w:rPr>
-          <w:b w:val="0"/>
-          <w:i w:val="0"/>
-        </w:rPr>
-        <w:t>label</w:t>
-      </w:r>
-      <w:r>
-        <w:t xml:space="preserve"> </w:t>
-      </w:r>
-      <w:r>
-        <w:rPr>
-          <w:b w:val="0"/>
-          <w:i w:val="0"/>
-        </w:rPr>
-        <w:t>it</w:t>
-      </w:r>
-      <w:r>
-        <w:t xml:space="preserve"> </w:t>
-      </w:r>
-      <w:r>
-        <w:rPr>
-          <w:b w:val="0"/>
-          <w:i w:val="0"/>
-        </w:rPr>
-        <w:t>"(local</w:t>
-      </w:r>
-      <w:r>
-        <w:t xml:space="preserve"> </w:t>
-      </w:r>
-      <w:r>
-        <w:rPr>
-          <w:b w:val="0"/>
-          <w:i w:val="0"/>
-        </w:rPr>
-        <w:t>time)".</w:t>
+        <w:t>event</w:t>
+      </w:r>
+      <w:r>
+        <w:t xml:space="preserve"> </w:t>
+      </w:r>
+      <w:r>
+        <w:rPr>
+          <w:b w:val="0"/>
+          <w:i w:val="0"/>
+        </w:rPr>
+        <w:t>crosses</w:t>
+      </w:r>
+      <w:r>
+        <w:t xml:space="preserve"> </w:t>
+      </w:r>
+      <w:r>
+        <w:rPr>
+          <w:b w:val="0"/>
+          <w:i w:val="0"/>
+        </w:rPr>
+        <w:t>a</w:t>
+      </w:r>
+      <w:r>
+        <w:t xml:space="preserve"> </w:t>
+      </w:r>
+      <w:r>
+        <w:rPr>
+          <w:b w:val="0"/>
+          <w:i w:val="0"/>
+        </w:rPr>
+        <w:t>calendar</w:t>
+      </w:r>
+      <w:r>
+        <w:t xml:space="preserve"> </w:t>
+      </w:r>
+      <w:r>
+        <w:rPr>
+          <w:b w:val="0"/>
+          <w:i w:val="0"/>
+        </w:rPr>
+        <w:t>day.</w:t>
       </w:r>
       <w:r>
         <w:t xml:space="preserve"> </w:t>
@@ -8917,6 +9134,176 @@
           <w:i w:val="0"/>
         </w:rPr>
         <w:t>Log.</w:t>
+      </w:r>
+    </w:p>
+    <w:p>
+      <w:pPr/>
+      <w:r>
+        <w:rPr>
+          <w:b w:val="0"/>
+          <w:i w:val="0"/>
+        </w:rPr>
+        <w:t>Months</w:t>
+      </w:r>
+      <w:r>
+        <w:t xml:space="preserve"> </w:t>
+      </w:r>
+      <w:r>
+        <w:rPr>
+          <w:b w:val="0"/>
+          <w:i w:val="0"/>
+        </w:rPr>
+        <w:t>abbreviate</w:t>
+      </w:r>
+      <w:r>
+        <w:t xml:space="preserve"> </w:t>
+      </w:r>
+      <w:r>
+        <w:rPr>
+          <w:b w:val="0"/>
+          <w:i w:val="0"/>
+        </w:rPr>
+        <w:t>against</w:t>
+      </w:r>
+      <w:r>
+        <w:t xml:space="preserve"> </w:t>
+      </w:r>
+      <w:r>
+        <w:rPr>
+          <w:b w:val="0"/>
+          <w:i w:val="0"/>
+        </w:rPr>
+        <w:t>a</w:t>
+      </w:r>
+      <w:r>
+        <w:t xml:space="preserve"> </w:t>
+      </w:r>
+      <w:r>
+        <w:rPr>
+          <w:b w:val="0"/>
+          <w:i w:val="0"/>
+        </w:rPr>
+        <w:t>specific</w:t>
+      </w:r>
+      <w:r>
+        <w:t xml:space="preserve"> </w:t>
+      </w:r>
+      <w:r>
+        <w:rPr>
+          <w:b w:val="0"/>
+          <w:i w:val="0"/>
+        </w:rPr>
+        <w:t>date.</w:t>
+      </w:r>
+      <w:r>
+        <w:t xml:space="preserve"> </w:t>
+      </w:r>
+      <w:r>
+        <w:rPr>
+          <w:b w:val="0"/>
+          <w:i w:val="0"/>
+        </w:rPr>
+        <w:t>In</w:t>
+      </w:r>
+      <w:r>
+        <w:t xml:space="preserve"> </w:t>
+      </w:r>
+      <w:r>
+        <w:rPr>
+          <w:b w:val="0"/>
+          <w:i w:val="0"/>
+        </w:rPr>
+        <w:t>a</w:t>
+      </w:r>
+      <w:r>
+        <w:t xml:space="preserve"> </w:t>
+      </w:r>
+      <w:r>
+        <w:rPr>
+          <w:b w:val="0"/>
+          <w:i w:val="0"/>
+        </w:rPr>
+        <w:t>general</w:t>
+      </w:r>
+      <w:r>
+        <w:t xml:space="preserve"> </w:t>
+      </w:r>
+      <w:r>
+        <w:rPr>
+          <w:b w:val="0"/>
+          <w:i w:val="0"/>
+        </w:rPr>
+        <w:t>reference</w:t>
+      </w:r>
+      <w:r>
+        <w:t xml:space="preserve"> </w:t>
+      </w:r>
+      <w:r>
+        <w:rPr>
+          <w:b w:val="0"/>
+          <w:i w:val="0"/>
+        </w:rPr>
+        <w:t>they</w:t>
+      </w:r>
+      <w:r>
+        <w:t xml:space="preserve"> </w:t>
+      </w:r>
+      <w:r>
+        <w:rPr>
+          <w:b w:val="0"/>
+          <w:i w:val="0"/>
+        </w:rPr>
+        <w:t>run</w:t>
+      </w:r>
+      <w:r>
+        <w:t xml:space="preserve"> </w:t>
+      </w:r>
+      <w:r>
+        <w:rPr>
+          <w:b w:val="0"/>
+          <w:i w:val="0"/>
+        </w:rPr>
+        <w:t>full:</w:t>
+      </w:r>
+      <w:r>
+        <w:t xml:space="preserve"> </w:t>
+      </w:r>
+      <w:r>
+        <w:rPr>
+          <w:b w:val="0"/>
+          <w:i w:val="0"/>
+        </w:rPr>
+        <w:t>last</w:t>
+      </w:r>
+      <w:r>
+        <w:t xml:space="preserve"> </w:t>
+      </w:r>
+      <w:r>
+        <w:rPr>
+          <w:b w:val="0"/>
+          <w:i w:val="0"/>
+        </w:rPr>
+        <w:t>October,</w:t>
+      </w:r>
+      <w:r>
+        <w:t xml:space="preserve"> </w:t>
+      </w:r>
+      <w:r>
+        <w:rPr>
+          <w:b w:val="0"/>
+          <w:i w:val="0"/>
+        </w:rPr>
+        <w:t>December</w:t>
+      </w:r>
+      <w:r>
+        <w:t xml:space="preserve"> </w:t>
+      </w:r>
+      <w:r>
+        <w:rPr>
+          <w:b w:val="0"/>
+          <w:i w:val="0"/>
+        </w:rPr>
+        <w:t>2015.</w:t>
       </w:r>
     </w:p>
     <w:p>
@@ -10168,6 +10555,456 @@
       </w:r>
     </w:p>
     <w:p>
+      <w:pPr/>
+      <w:r>
+        <w:rPr>
+          <w:b w:val="0"/>
+          <w:i w:val="0"/>
+        </w:rPr>
+        <w:t>Sub-units</w:t>
+      </w:r>
+      <w:r>
+        <w:t xml:space="preserve"> </w:t>
+      </w:r>
+      <w:r>
+        <w:rPr>
+          <w:b w:val="0"/>
+          <w:i w:val="0"/>
+        </w:rPr>
+        <w:t>inside</w:t>
+      </w:r>
+      <w:r>
+        <w:t xml:space="preserve"> </w:t>
+      </w:r>
+      <w:r>
+        <w:rPr>
+          <w:b w:val="0"/>
+          <w:i w:val="0"/>
+        </w:rPr>
+        <w:t>a</w:t>
+      </w:r>
+      <w:r>
+        <w:t xml:space="preserve"> </w:t>
+      </w:r>
+      <w:r>
+        <w:rPr>
+          <w:b w:val="0"/>
+          <w:i w:val="0"/>
+        </w:rPr>
+        <w:t>larger</w:t>
+      </w:r>
+      <w:r>
+        <w:t xml:space="preserve"> </w:t>
+      </w:r>
+      <w:r>
+        <w:rPr>
+          <w:b w:val="0"/>
+          <w:i w:val="0"/>
+        </w:rPr>
+        <w:t>amount</w:t>
+      </w:r>
+      <w:r>
+        <w:t xml:space="preserve"> </w:t>
+      </w:r>
+      <w:r>
+        <w:rPr>
+          <w:b w:val="0"/>
+          <w:i w:val="0"/>
+        </w:rPr>
+        <w:t>are</w:t>
+      </w:r>
+      <w:r>
+        <w:t xml:space="preserve"> </w:t>
+      </w:r>
+      <w:r>
+        <w:rPr>
+          <w:b w:val="0"/>
+          <w:i w:val="0"/>
+        </w:rPr>
+        <w:t>digits</w:t>
+      </w:r>
+      <w:r>
+        <w:t xml:space="preserve"> </w:t>
+      </w:r>
+      <w:r>
+        <w:rPr>
+          <w:b w:val="0"/>
+          <w:i w:val="0"/>
+        </w:rPr>
+        <w:t>after</w:t>
+      </w:r>
+      <w:r>
+        <w:t xml:space="preserve"> </w:t>
+      </w:r>
+      <w:r>
+        <w:rPr>
+          <w:b w:val="0"/>
+          <w:i w:val="0"/>
+        </w:rPr>
+        <w:t>the</w:t>
+      </w:r>
+      <w:r>
+        <w:t xml:space="preserve"> </w:t>
+      </w:r>
+      <w:r>
+        <w:rPr>
+          <w:b w:val="0"/>
+          <w:i w:val="0"/>
+        </w:rPr>
+        <w:t>point;</w:t>
+      </w:r>
+      <w:r>
+        <w:t xml:space="preserve"> </w:t>
+      </w:r>
+      <w:r>
+        <w:rPr>
+          <w:b w:val="0"/>
+          <w:i w:val="0"/>
+        </w:rPr>
+        <w:t>standing</w:t>
+      </w:r>
+      <w:r>
+        <w:t xml:space="preserve"> </w:t>
+      </w:r>
+      <w:r>
+        <w:rPr>
+          <w:b w:val="0"/>
+          <w:i w:val="0"/>
+        </w:rPr>
+        <w:t>alone</w:t>
+      </w:r>
+      <w:r>
+        <w:t xml:space="preserve"> </w:t>
+      </w:r>
+      <w:r>
+        <w:rPr>
+          <w:b w:val="0"/>
+          <w:i w:val="0"/>
+        </w:rPr>
+        <w:t>they</w:t>
+      </w:r>
+      <w:r>
+        <w:t xml:space="preserve"> </w:t>
+      </w:r>
+      <w:r>
+        <w:rPr>
+          <w:b w:val="0"/>
+          <w:i w:val="0"/>
+        </w:rPr>
+        <w:t>are</w:t>
+      </w:r>
+      <w:r>
+        <w:t xml:space="preserve"> </w:t>
+      </w:r>
+      <w:r>
+        <w:rPr>
+          <w:b w:val="0"/>
+          <w:i w:val="0"/>
+        </w:rPr>
+        <w:t>numerals</w:t>
+      </w:r>
+      <w:r>
+        <w:t xml:space="preserve"> </w:t>
+      </w:r>
+      <w:r>
+        <w:rPr>
+          <w:b w:val="0"/>
+          <w:i w:val="0"/>
+        </w:rPr>
+        <w:t>and</w:t>
+      </w:r>
+      <w:r>
+        <w:t xml:space="preserve"> </w:t>
+      </w:r>
+      <w:r>
+        <w:rPr>
+          <w:b w:val="0"/>
+          <w:i w:val="0"/>
+        </w:rPr>
+        <w:t>the</w:t>
+      </w:r>
+      <w:r>
+        <w:t xml:space="preserve"> </w:t>
+      </w:r>
+      <w:r>
+        <w:rPr>
+          <w:b w:val="0"/>
+          <w:i w:val="0"/>
+        </w:rPr>
+        <w:t>full</w:t>
+      </w:r>
+      <w:r>
+        <w:t xml:space="preserve"> </w:t>
+      </w:r>
+      <w:r>
+        <w:rPr>
+          <w:b w:val="0"/>
+          <w:i w:val="0"/>
+        </w:rPr>
+        <w:t>word:</w:t>
+      </w:r>
+      <w:r>
+        <w:t xml:space="preserve"> </w:t>
+      </w:r>
+      <w:r>
+        <w:rPr>
+          <w:b w:val="0"/>
+          <w:i w:val="0"/>
+        </w:rPr>
+        <w:t>$4.99</w:t>
+      </w:r>
+      <w:r>
+        <w:t xml:space="preserve"> </w:t>
+      </w:r>
+      <w:r>
+        <w:rPr>
+          <w:b w:val="0"/>
+          <w:i w:val="0"/>
+        </w:rPr>
+        <w:t>and</w:t>
+      </w:r>
+      <w:r>
+        <w:t xml:space="preserve"> </w:t>
+      </w:r>
+      <w:r>
+        <w:rPr>
+          <w:b w:val="0"/>
+          <w:i w:val="0"/>
+        </w:rPr>
+        <w:t>99</w:t>
+      </w:r>
+      <w:r>
+        <w:t xml:space="preserve"> </w:t>
+      </w:r>
+      <w:r>
+        <w:rPr>
+          <w:b w:val="0"/>
+          <w:i w:val="0"/>
+        </w:rPr>
+        <w:t>cents,</w:t>
+      </w:r>
+      <w:r>
+        <w:t xml:space="preserve"> </w:t>
+      </w:r>
+      <w:r>
+        <w:rPr>
+          <w:b w:val="0"/>
+          <w:i w:val="0"/>
+        </w:rPr>
+        <w:t>4.75</w:t>
+      </w:r>
+      <w:r>
+        <w:t xml:space="preserve"> </w:t>
+      </w:r>
+      <w:r>
+        <w:rPr>
+          <w:b w:val="0"/>
+          <w:i w:val="0"/>
+        </w:rPr>
+        <w:t>baht</w:t>
+      </w:r>
+      <w:r>
+        <w:t xml:space="preserve"> </w:t>
+      </w:r>
+      <w:r>
+        <w:rPr>
+          <w:b w:val="0"/>
+          <w:i w:val="0"/>
+        </w:rPr>
+        <w:t>and</w:t>
+      </w:r>
+      <w:r>
+        <w:t xml:space="preserve"> </w:t>
+      </w:r>
+      <w:r>
+        <w:rPr>
+          <w:b w:val="0"/>
+          <w:i w:val="0"/>
+        </w:rPr>
+        <w:t>75</w:t>
+      </w:r>
+      <w:r>
+        <w:t xml:space="preserve"> </w:t>
+      </w:r>
+      <w:r>
+        <w:rPr>
+          <w:b w:val="0"/>
+          <w:i w:val="0"/>
+        </w:rPr>
+        <w:t>satang.</w:t>
+      </w:r>
+    </w:p>
+    <w:p>
+      <w:pPr/>
+      <w:r>
+        <w:rPr>
+          <w:b w:val="0"/>
+          <w:i w:val="0"/>
+        </w:rPr>
+        <w:t>Currency</w:t>
+      </w:r>
+      <w:r>
+        <w:t xml:space="preserve"> </w:t>
+      </w:r>
+      <w:r>
+        <w:rPr>
+          <w:b w:val="0"/>
+          <w:i w:val="0"/>
+        </w:rPr>
+        <w:t>names</w:t>
+      </w:r>
+      <w:r>
+        <w:t xml:space="preserve"> </w:t>
+      </w:r>
+      <w:r>
+        <w:rPr>
+          <w:b w:val="0"/>
+          <w:i w:val="0"/>
+        </w:rPr>
+        <w:t>shared</w:t>
+      </w:r>
+      <w:r>
+        <w:t xml:space="preserve"> </w:t>
+      </w:r>
+      <w:r>
+        <w:rPr>
+          <w:b w:val="0"/>
+          <w:i w:val="0"/>
+        </w:rPr>
+        <w:t>across</w:t>
+      </w:r>
+      <w:r>
+        <w:t xml:space="preserve"> </w:t>
+      </w:r>
+      <w:r>
+        <w:rPr>
+          <w:b w:val="0"/>
+          <w:i w:val="0"/>
+        </w:rPr>
+        <w:t>countries</w:t>
+      </w:r>
+      <w:r>
+        <w:t xml:space="preserve"> </w:t>
+      </w:r>
+      <w:r>
+        <w:rPr>
+          <w:b w:val="0"/>
+          <w:i w:val="0"/>
+        </w:rPr>
+        <w:t>—</w:t>
+      </w:r>
+      <w:r>
+        <w:t xml:space="preserve"> </w:t>
+      </w:r>
+      <w:r>
+        <w:rPr>
+          <w:b w:val="0"/>
+          <w:i w:val="0"/>
+        </w:rPr>
+        <w:t>won,</w:t>
+      </w:r>
+      <w:r>
+        <w:t xml:space="preserve"> </w:t>
+      </w:r>
+      <w:r>
+        <w:rPr>
+          <w:b w:val="0"/>
+          <w:i w:val="0"/>
+        </w:rPr>
+        <w:t>pounds,</w:t>
+      </w:r>
+      <w:r>
+        <w:t xml:space="preserve"> </w:t>
+      </w:r>
+      <w:r>
+        <w:rPr>
+          <w:b w:val="0"/>
+          <w:i w:val="0"/>
+        </w:rPr>
+        <w:t>pesos,</w:t>
+      </w:r>
+      <w:r>
+        <w:t xml:space="preserve"> </w:t>
+      </w:r>
+      <w:r>
+        <w:rPr>
+          <w:b w:val="0"/>
+          <w:i w:val="0"/>
+        </w:rPr>
+        <w:t>krone,</w:t>
+      </w:r>
+      <w:r>
+        <w:t xml:space="preserve"> </w:t>
+      </w:r>
+      <w:r>
+        <w:rPr>
+          <w:b w:val="0"/>
+          <w:i w:val="0"/>
+        </w:rPr>
+        <w:t>rial,</w:t>
+      </w:r>
+      <w:r>
+        <w:t xml:space="preserve"> </w:t>
+      </w:r>
+      <w:r>
+        <w:rPr>
+          <w:b w:val="0"/>
+          <w:i w:val="0"/>
+        </w:rPr>
+        <w:t>rupee</w:t>
+      </w:r>
+      <w:r>
+        <w:t xml:space="preserve"> </w:t>
+      </w:r>
+      <w:r>
+        <w:rPr>
+          <w:b w:val="0"/>
+          <w:i w:val="0"/>
+        </w:rPr>
+        <w:t>—</w:t>
+      </w:r>
+      <w:r>
+        <w:t xml:space="preserve"> </w:t>
+      </w:r>
+      <w:r>
+        <w:rPr>
+          <w:b w:val="0"/>
+          <w:i w:val="0"/>
+        </w:rPr>
+        <w:t>carry</w:t>
+      </w:r>
+      <w:r>
+        <w:t xml:space="preserve"> </w:t>
+      </w:r>
+      <w:r>
+        <w:rPr>
+          <w:b w:val="0"/>
+          <w:i w:val="0"/>
+        </w:rPr>
+        <w:t>the</w:t>
+      </w:r>
+      <w:r>
+        <w:t xml:space="preserve"> </w:t>
+      </w:r>
+      <w:r>
+        <w:rPr>
+          <w:b w:val="0"/>
+          <w:i w:val="0"/>
+        </w:rPr>
+        <w:t>national</w:t>
+      </w:r>
+      <w:r>
+        <w:t xml:space="preserve"> </w:t>
+      </w:r>
+      <w:r>
+        <w:rPr>
+          <w:b w:val="0"/>
+          <w:i w:val="0"/>
+        </w:rPr>
+        <w:t>qualifier.</w:t>
+      </w:r>
+    </w:p>
+    <w:p>
       <w:bookmarkStart w:id="9010" w:name="_bkp_toc_10"/>
       <w:pPr>
         <w:pStyle w:val="Heading4"/>
@@ -10799,6 +11636,556 @@
           <w:i w:val="0"/>
         </w:rPr>
         <w:t>unit.</w:t>
+      </w:r>
+    </w:p>
+    <w:p>
+      <w:pPr/>
+      <w:r>
+        <w:rPr>
+          <w:b w:val="0"/>
+          <w:i w:val="0"/>
+        </w:rPr>
+        <w:t>Accents,</w:t>
+      </w:r>
+      <w:r>
+        <w:t xml:space="preserve"> </w:t>
+      </w:r>
+      <w:r>
+        <w:rPr>
+          <w:b w:val="0"/>
+          <w:i w:val="0"/>
+        </w:rPr>
+        <w:t>tone</w:t>
+      </w:r>
+      <w:r>
+        <w:t xml:space="preserve"> </w:t>
+      </w:r>
+      <w:r>
+        <w:rPr>
+          <w:b w:val="0"/>
+          <w:i w:val="0"/>
+        </w:rPr>
+        <w:t>marks</w:t>
+      </w:r>
+      <w:r>
+        <w:t xml:space="preserve"> </w:t>
+      </w:r>
+      <w:r>
+        <w:rPr>
+          <w:b w:val="0"/>
+          <w:i w:val="0"/>
+        </w:rPr>
+        <w:t>and</w:t>
+      </w:r>
+      <w:r>
+        <w:t xml:space="preserve"> </w:t>
+      </w:r>
+      <w:r>
+        <w:rPr>
+          <w:b w:val="0"/>
+          <w:i w:val="0"/>
+        </w:rPr>
+        <w:t>diacritics</w:t>
+      </w:r>
+      <w:r>
+        <w:t xml:space="preserve"> </w:t>
+      </w:r>
+      <w:r>
+        <w:rPr>
+          <w:b w:val="0"/>
+          <w:i w:val="0"/>
+        </w:rPr>
+        <w:t>are</w:t>
+      </w:r>
+      <w:r>
+        <w:t xml:space="preserve"> </w:t>
+      </w:r>
+      <w:r>
+        <w:rPr>
+          <w:b w:val="0"/>
+          <w:i w:val="0"/>
+        </w:rPr>
+        <w:t>dropped</w:t>
+      </w:r>
+      <w:r>
+        <w:t xml:space="preserve"> </w:t>
+      </w:r>
+      <w:r>
+        <w:rPr>
+          <w:b w:val="0"/>
+          <w:i w:val="0"/>
+        </w:rPr>
+        <w:t>throughout,</w:t>
+      </w:r>
+      <w:r>
+        <w:t xml:space="preserve"> </w:t>
+      </w:r>
+      <w:r>
+        <w:rPr>
+          <w:b w:val="0"/>
+          <w:i w:val="0"/>
+        </w:rPr>
+        <w:t>proper</w:t>
+      </w:r>
+      <w:r>
+        <w:t xml:space="preserve"> </w:t>
+      </w:r>
+      <w:r>
+        <w:rPr>
+          <w:b w:val="0"/>
+          <w:i w:val="0"/>
+        </w:rPr>
+        <w:t>names</w:t>
+      </w:r>
+      <w:r>
+        <w:t xml:space="preserve"> </w:t>
+      </w:r>
+      <w:r>
+        <w:rPr>
+          <w:b w:val="0"/>
+          <w:i w:val="0"/>
+        </w:rPr>
+        <w:t>included:</w:t>
+      </w:r>
+      <w:r>
+        <w:t xml:space="preserve"> </w:t>
+      </w:r>
+      <w:r>
+        <w:rPr>
+          <w:b w:val="0"/>
+          <w:i w:val="0"/>
+        </w:rPr>
+        <w:t>cafe,</w:t>
+      </w:r>
+      <w:r>
+        <w:t xml:space="preserve"> </w:t>
+      </w:r>
+      <w:r>
+        <w:rPr>
+          <w:b w:val="0"/>
+          <w:i w:val="0"/>
+        </w:rPr>
+        <w:t>Dusseldorf,</w:t>
+      </w:r>
+      <w:r>
+        <w:t xml:space="preserve"> </w:t>
+      </w:r>
+      <w:r>
+        <w:rPr>
+          <w:b w:val="0"/>
+          <w:i w:val="0"/>
+        </w:rPr>
+        <w:t>Beyonce,</w:t>
+      </w:r>
+      <w:r>
+        <w:t xml:space="preserve"> </w:t>
+      </w:r>
+      <w:r>
+        <w:rPr>
+          <w:b w:val="0"/>
+          <w:i w:val="0"/>
+        </w:rPr>
+        <w:t>Pena</w:t>
+      </w:r>
+      <w:r>
+        <w:t xml:space="preserve"> </w:t>
+      </w:r>
+      <w:r>
+        <w:rPr>
+          <w:b w:val="0"/>
+          <w:i w:val="0"/>
+        </w:rPr>
+        <w:t>Nieto.</w:t>
+      </w:r>
+    </w:p>
+    <w:p>
+      <w:pPr/>
+      <w:r>
+        <w:rPr>
+          <w:b w:val="0"/>
+          <w:i w:val="0"/>
+        </w:rPr>
+        <w:t>Industry-standard</w:t>
+      </w:r>
+      <w:r>
+        <w:t xml:space="preserve"> </w:t>
+      </w:r>
+      <w:r>
+        <w:rPr>
+          <w:b w:val="0"/>
+          <w:i w:val="0"/>
+        </w:rPr>
+        <w:t>imperial</w:t>
+      </w:r>
+      <w:r>
+        <w:t xml:space="preserve"> </w:t>
+      </w:r>
+      <w:r>
+        <w:rPr>
+          <w:b w:val="0"/>
+          <w:i w:val="0"/>
+        </w:rPr>
+        <w:t>inside</w:t>
+      </w:r>
+      <w:r>
+        <w:t xml:space="preserve"> </w:t>
+      </w:r>
+      <w:r>
+        <w:rPr>
+          <w:b w:val="0"/>
+          <w:i w:val="0"/>
+        </w:rPr>
+        <w:t>a</w:t>
+      </w:r>
+      <w:r>
+        <w:t xml:space="preserve"> </w:t>
+      </w:r>
+      <w:r>
+        <w:rPr>
+          <w:b w:val="0"/>
+          <w:i w:val="0"/>
+        </w:rPr>
+        <w:t>quote</w:t>
+      </w:r>
+      <w:r>
+        <w:t xml:space="preserve"> </w:t>
+      </w:r>
+      <w:r>
+        <w:rPr>
+          <w:b w:val="0"/>
+          <w:i w:val="0"/>
+        </w:rPr>
+        <w:t>converts</w:t>
+      </w:r>
+      <w:r>
+        <w:t xml:space="preserve"> </w:t>
+      </w:r>
+      <w:r>
+        <w:rPr>
+          <w:b w:val="0"/>
+          <w:i w:val="0"/>
+        </w:rPr>
+        <w:t>in</w:t>
+      </w:r>
+      <w:r>
+        <w:t xml:space="preserve"> </w:t>
+      </w:r>
+      <w:r>
+        <w:rPr>
+          <w:b w:val="0"/>
+          <w:i w:val="0"/>
+        </w:rPr>
+        <w:t>square</w:t>
+      </w:r>
+      <w:r>
+        <w:t xml:space="preserve"> </w:t>
+      </w:r>
+      <w:r>
+        <w:rPr>
+          <w:b w:val="0"/>
+          <w:i w:val="0"/>
+        </w:rPr>
+        <w:t>brackets.</w:t>
+      </w:r>
+      <w:r>
+        <w:t xml:space="preserve"> </w:t>
+      </w:r>
+      <w:r>
+        <w:rPr>
+          <w:b w:val="0"/>
+          <w:i w:val="0"/>
+        </w:rPr>
+        <w:t>In</w:t>
+      </w:r>
+      <w:r>
+        <w:t xml:space="preserve"> </w:t>
+      </w:r>
+      <w:r>
+        <w:rPr>
+          <w:b w:val="0"/>
+          <w:i w:val="0"/>
+        </w:rPr>
+        <w:t>body</w:t>
+      </w:r>
+      <w:r>
+        <w:t xml:space="preserve"> </w:t>
+      </w:r>
+      <w:r>
+        <w:rPr>
+          <w:b w:val="0"/>
+          <w:i w:val="0"/>
+        </w:rPr>
+        <w:t>text</w:t>
+      </w:r>
+      <w:r>
+        <w:t xml:space="preserve"> </w:t>
+      </w:r>
+      <w:r>
+        <w:rPr>
+          <w:b w:val="0"/>
+          <w:i w:val="0"/>
+        </w:rPr>
+        <w:t>the</w:t>
+      </w:r>
+      <w:r>
+        <w:t xml:space="preserve"> </w:t>
+      </w:r>
+      <w:r>
+        <w:rPr>
+          <w:b w:val="0"/>
+          <w:i w:val="0"/>
+        </w:rPr>
+        <w:t>metric</w:t>
+      </w:r>
+      <w:r>
+        <w:t xml:space="preserve"> </w:t>
+      </w:r>
+      <w:r>
+        <w:rPr>
+          <w:b w:val="0"/>
+          <w:i w:val="0"/>
+        </w:rPr>
+        <w:t>replaces</w:t>
+      </w:r>
+      <w:r>
+        <w:t xml:space="preserve"> </w:t>
+      </w:r>
+      <w:r>
+        <w:rPr>
+          <w:b w:val="0"/>
+          <w:i w:val="0"/>
+        </w:rPr>
+        <w:t>it</w:t>
+      </w:r>
+      <w:r>
+        <w:t xml:space="preserve"> </w:t>
+      </w:r>
+      <w:r>
+        <w:rPr>
+          <w:b w:val="0"/>
+          <w:i w:val="0"/>
+        </w:rPr>
+        <w:t>outright.</w:t>
+      </w:r>
+    </w:p>
+    <w:p>
+      <w:pPr/>
+      <w:r>
+        <w:rPr>
+          <w:b w:val="0"/>
+          <w:i w:val="0"/>
+        </w:rPr>
+        <w:t>Fahrenheit</w:t>
+      </w:r>
+      <w:r>
+        <w:t xml:space="preserve"> </w:t>
+      </w:r>
+      <w:r>
+        <w:rPr>
+          <w:b w:val="0"/>
+          <w:i w:val="0"/>
+        </w:rPr>
+        <w:t>appears</w:t>
+      </w:r>
+      <w:r>
+        <w:t xml:space="preserve"> </w:t>
+      </w:r>
+      <w:r>
+        <w:rPr>
+          <w:b w:val="0"/>
+          <w:i w:val="0"/>
+        </w:rPr>
+        <w:t>only</w:t>
+      </w:r>
+      <w:r>
+        <w:t xml:space="preserve"> </w:t>
+      </w:r>
+      <w:r>
+        <w:rPr>
+          <w:b w:val="0"/>
+          <w:i w:val="0"/>
+        </w:rPr>
+        <w:t>inside</w:t>
+      </w:r>
+      <w:r>
+        <w:t xml:space="preserve"> </w:t>
+      </w:r>
+      <w:r>
+        <w:rPr>
+          <w:b w:val="0"/>
+          <w:i w:val="0"/>
+        </w:rPr>
+        <w:t>a</w:t>
+      </w:r>
+      <w:r>
+        <w:t xml:space="preserve"> </w:t>
+      </w:r>
+      <w:r>
+        <w:rPr>
+          <w:b w:val="0"/>
+          <w:i w:val="0"/>
+        </w:rPr>
+        <w:t>quote,</w:t>
+      </w:r>
+      <w:r>
+        <w:t xml:space="preserve"> </w:t>
+      </w:r>
+      <w:r>
+        <w:rPr>
+          <w:b w:val="0"/>
+          <w:i w:val="0"/>
+        </w:rPr>
+        <w:t>with</w:t>
+      </w:r>
+      <w:r>
+        <w:t xml:space="preserve"> </w:t>
+      </w:r>
+      <w:r>
+        <w:rPr>
+          <w:b w:val="0"/>
+          <w:i w:val="0"/>
+        </w:rPr>
+        <w:t>the</w:t>
+      </w:r>
+      <w:r>
+        <w:t xml:space="preserve"> </w:t>
+      </w:r>
+      <w:r>
+        <w:rPr>
+          <w:b w:val="0"/>
+          <w:i w:val="0"/>
+        </w:rPr>
+        <w:t>Celsius</w:t>
+      </w:r>
+      <w:r>
+        <w:t xml:space="preserve"> </w:t>
+      </w:r>
+      <w:r>
+        <w:rPr>
+          <w:b w:val="0"/>
+          <w:i w:val="0"/>
+        </w:rPr>
+        <w:t>conversion</w:t>
+      </w:r>
+      <w:r>
+        <w:t xml:space="preserve"> </w:t>
+      </w:r>
+      <w:r>
+        <w:rPr>
+          <w:b w:val="0"/>
+          <w:i w:val="0"/>
+        </w:rPr>
+        <w:t>in</w:t>
+      </w:r>
+      <w:r>
+        <w:t xml:space="preserve"> </w:t>
+      </w:r>
+      <w:r>
+        <w:rPr>
+          <w:b w:val="0"/>
+          <w:i w:val="0"/>
+        </w:rPr>
+        <w:t>square</w:t>
+      </w:r>
+      <w:r>
+        <w:t xml:space="preserve"> </w:t>
+      </w:r>
+      <w:r>
+        <w:rPr>
+          <w:b w:val="0"/>
+          <w:i w:val="0"/>
+        </w:rPr>
+        <w:t>brackets.</w:t>
+      </w:r>
+    </w:p>
+    <w:p>
+      <w:pPr/>
+      <w:r>
+        <w:rPr>
+          <w:b w:val="0"/>
+          <w:i w:val="0"/>
+        </w:rPr>
+        <w:t>Rai</w:t>
+      </w:r>
+      <w:r>
+        <w:t xml:space="preserve"> </w:t>
+      </w:r>
+      <w:r>
+        <w:rPr>
+          <w:b w:val="0"/>
+          <w:i w:val="0"/>
+        </w:rPr>
+        <w:t>stands.</w:t>
+      </w:r>
+      <w:r>
+        <w:t xml:space="preserve"> </w:t>
+      </w:r>
+      <w:r>
+        <w:rPr>
+          <w:b w:val="0"/>
+          <w:i w:val="0"/>
+        </w:rPr>
+        <w:t>Floor</w:t>
+      </w:r>
+      <w:r>
+        <w:t xml:space="preserve"> </w:t>
+      </w:r>
+      <w:r>
+        <w:rPr>
+          <w:b w:val="0"/>
+          <w:i w:val="0"/>
+        </w:rPr>
+        <w:t>and</w:t>
+      </w:r>
+      <w:r>
+        <w:t xml:space="preserve"> </w:t>
+      </w:r>
+      <w:r>
+        <w:rPr>
+          <w:b w:val="0"/>
+          <w:i w:val="0"/>
+        </w:rPr>
+        <w:t>plot</w:t>
+      </w:r>
+      <w:r>
+        <w:t xml:space="preserve"> </w:t>
+      </w:r>
+      <w:r>
+        <w:rPr>
+          <w:b w:val="0"/>
+          <w:i w:val="0"/>
+        </w:rPr>
+        <w:t>areas</w:t>
+      </w:r>
+      <w:r>
+        <w:t xml:space="preserve"> </w:t>
+      </w:r>
+      <w:r>
+        <w:rPr>
+          <w:b w:val="0"/>
+          <w:i w:val="0"/>
+        </w:rPr>
+        <w:t>take</w:t>
+      </w:r>
+      <w:r>
+        <w:t xml:space="preserve"> </w:t>
+      </w:r>
+      <w:r>
+        <w:rPr>
+          <w:b w:val="0"/>
+          <w:i w:val="0"/>
+        </w:rPr>
+        <w:t>sq</w:t>
+      </w:r>
+      <w:r>
+        <w:t xml:space="preserve"> </w:t>
+      </w:r>
+      <w:r>
+        <w:rPr>
+          <w:b w:val="0"/>
+          <w:i w:val="0"/>
+        </w:rPr>
+        <w:t>m.</w:t>
       </w:r>
     </w:p>
     <w:p>
@@ -17265,6 +18652,346 @@
       </w:r>
     </w:p>
     <w:p>
+      <w:pPr/>
+      <w:r>
+        <w:rPr>
+          <w:b w:val="0"/>
+          <w:i w:val="0"/>
+        </w:rPr>
+        <w:t>Titles</w:t>
+      </w:r>
+      <w:r>
+        <w:t xml:space="preserve"> </w:t>
+      </w:r>
+      <w:r>
+        <w:rPr>
+          <w:b w:val="0"/>
+          <w:i w:val="0"/>
+        </w:rPr>
+        <w:t>abbreviate</w:t>
+      </w:r>
+      <w:r>
+        <w:t xml:space="preserve"> </w:t>
+      </w:r>
+      <w:r>
+        <w:rPr>
+          <w:b w:val="0"/>
+          <w:i w:val="0"/>
+        </w:rPr>
+        <w:t>against</w:t>
+      </w:r>
+      <w:r>
+        <w:t xml:space="preserve"> </w:t>
+      </w:r>
+      <w:r>
+        <w:rPr>
+          <w:b w:val="0"/>
+          <w:i w:val="0"/>
+        </w:rPr>
+        <w:t>a</w:t>
+      </w:r>
+      <w:r>
+        <w:t xml:space="preserve"> </w:t>
+      </w:r>
+      <w:r>
+        <w:rPr>
+          <w:b w:val="0"/>
+          <w:i w:val="0"/>
+        </w:rPr>
+        <w:t>name:</w:t>
+      </w:r>
+      <w:r>
+        <w:t xml:space="preserve"> </w:t>
+      </w:r>
+      <w:r>
+        <w:rPr>
+          <w:b w:val="0"/>
+          <w:i w:val="0"/>
+        </w:rPr>
+        <w:t>Prof,</w:t>
+      </w:r>
+      <w:r>
+        <w:t xml:space="preserve"> </w:t>
+      </w:r>
+      <w:r>
+        <w:rPr>
+          <w:b w:val="0"/>
+          <w:i w:val="0"/>
+        </w:rPr>
+        <w:t>Dr,</w:t>
+      </w:r>
+      <w:r>
+        <w:t xml:space="preserve"> </w:t>
+      </w:r>
+      <w:r>
+        <w:rPr>
+          <w:b w:val="0"/>
+          <w:i w:val="0"/>
+        </w:rPr>
+        <w:t>Jr,</w:t>
+      </w:r>
+      <w:r>
+        <w:t xml:space="preserve"> </w:t>
+      </w:r>
+      <w:r>
+        <w:rPr>
+          <w:b w:val="0"/>
+          <w:i w:val="0"/>
+        </w:rPr>
+        <w:t>Sr,</w:t>
+      </w:r>
+      <w:r>
+        <w:t xml:space="preserve"> </w:t>
+      </w:r>
+      <w:r>
+        <w:rPr>
+          <w:b w:val="0"/>
+          <w:i w:val="0"/>
+        </w:rPr>
+        <w:t>St,</w:t>
+      </w:r>
+      <w:r>
+        <w:t xml:space="preserve"> </w:t>
+      </w:r>
+      <w:r>
+        <w:rPr>
+          <w:b w:val="0"/>
+          <w:i w:val="0"/>
+        </w:rPr>
+        <w:t>Mt,</w:t>
+      </w:r>
+      <w:r>
+        <w:t xml:space="preserve"> </w:t>
+      </w:r>
+      <w:r>
+        <w:rPr>
+          <w:b w:val="0"/>
+          <w:i w:val="0"/>
+        </w:rPr>
+        <w:t>Corp,</w:t>
+      </w:r>
+      <w:r>
+        <w:t xml:space="preserve"> </w:t>
+      </w:r>
+      <w:r>
+        <w:rPr>
+          <w:b w:val="0"/>
+          <w:i w:val="0"/>
+        </w:rPr>
+        <w:t>Co.</w:t>
+      </w:r>
+    </w:p>
+    <w:p>
+      <w:pPr/>
+      <w:r>
+        <w:rPr>
+          <w:b w:val="0"/>
+          <w:i w:val="0"/>
+        </w:rPr>
+        <w:t>Children</w:t>
+      </w:r>
+      <w:r>
+        <w:t xml:space="preserve"> </w:t>
+      </w:r>
+      <w:r>
+        <w:rPr>
+          <w:b w:val="0"/>
+          <w:i w:val="0"/>
+        </w:rPr>
+        <w:t>take</w:t>
+      </w:r>
+      <w:r>
+        <w:t xml:space="preserve"> </w:t>
+      </w:r>
+      <w:r>
+        <w:rPr>
+          <w:b w:val="0"/>
+          <w:i w:val="0"/>
+        </w:rPr>
+        <w:t>first</w:t>
+      </w:r>
+      <w:r>
+        <w:t xml:space="preserve"> </w:t>
+      </w:r>
+      <w:r>
+        <w:rPr>
+          <w:b w:val="0"/>
+          <w:i w:val="0"/>
+        </w:rPr>
+        <w:t>names.</w:t>
+      </w:r>
+    </w:p>
+    <w:p>
+      <w:pPr/>
+      <w:r>
+        <w:rPr>
+          <w:b w:val="0"/>
+          <w:i w:val="0"/>
+        </w:rPr>
+        <w:t>A</w:t>
+      </w:r>
+      <w:r>
+        <w:t xml:space="preserve"> </w:t>
+      </w:r>
+      <w:r>
+        <w:rPr>
+          <w:b w:val="0"/>
+          <w:i w:val="0"/>
+        </w:rPr>
+        <w:t>naming</w:t>
+      </w:r>
+      <w:r>
+        <w:t xml:space="preserve"> </w:t>
+      </w:r>
+      <w:r>
+        <w:rPr>
+          <w:b w:val="0"/>
+          <w:i w:val="0"/>
+        </w:rPr>
+        <w:t>convention</w:t>
+      </w:r>
+      <w:r>
+        <w:t xml:space="preserve"> </w:t>
+      </w:r>
+      <w:r>
+        <w:rPr>
+          <w:b w:val="0"/>
+          <w:i w:val="0"/>
+        </w:rPr>
+        <w:t>travels</w:t>
+      </w:r>
+      <w:r>
+        <w:t xml:space="preserve"> </w:t>
+      </w:r>
+      <w:r>
+        <w:rPr>
+          <w:b w:val="0"/>
+          <w:i w:val="0"/>
+        </w:rPr>
+        <w:t>with</w:t>
+      </w:r>
+      <w:r>
+        <w:t xml:space="preserve"> </w:t>
+      </w:r>
+      <w:r>
+        <w:rPr>
+          <w:b w:val="0"/>
+          <w:i w:val="0"/>
+        </w:rPr>
+        <w:t>the</w:t>
+      </w:r>
+      <w:r>
+        <w:t xml:space="preserve"> </w:t>
+      </w:r>
+      <w:r>
+        <w:rPr>
+          <w:b w:val="0"/>
+          <w:i w:val="0"/>
+        </w:rPr>
+        <w:t>person:</w:t>
+      </w:r>
+      <w:r>
+        <w:t xml:space="preserve"> </w:t>
+      </w:r>
+      <w:r>
+        <w:rPr>
+          <w:b w:val="0"/>
+          <w:i w:val="0"/>
+        </w:rPr>
+        <w:t>Mitsuo</w:t>
+      </w:r>
+      <w:r>
+        <w:t xml:space="preserve"> </w:t>
+      </w:r>
+      <w:r>
+        <w:rPr>
+          <w:b w:val="0"/>
+          <w:i w:val="0"/>
+        </w:rPr>
+        <w:t>Shibahashi</w:t>
+      </w:r>
+      <w:r>
+        <w:t xml:space="preserve"> </w:t>
+      </w:r>
+      <w:r>
+        <w:rPr>
+          <w:b w:val="0"/>
+          <w:i w:val="0"/>
+        </w:rPr>
+        <w:t>is</w:t>
+      </w:r>
+      <w:r>
+        <w:t xml:space="preserve"> </w:t>
+      </w:r>
+      <w:r>
+        <w:rPr>
+          <w:b w:val="0"/>
+          <w:i w:val="0"/>
+        </w:rPr>
+        <w:t>Mr</w:t>
+      </w:r>
+      <w:r>
+        <w:t xml:space="preserve"> </w:t>
+      </w:r>
+      <w:r>
+        <w:rPr>
+          <w:b w:val="0"/>
+          <w:i w:val="0"/>
+        </w:rPr>
+        <w:t>Shibahashi</w:t>
+      </w:r>
+      <w:r>
+        <w:t xml:space="preserve"> </w:t>
+      </w:r>
+      <w:r>
+        <w:rPr>
+          <w:b w:val="0"/>
+          <w:i w:val="0"/>
+        </w:rPr>
+        <w:t>in</w:t>
+      </w:r>
+      <w:r>
+        <w:t xml:space="preserve"> </w:t>
+      </w:r>
+      <w:r>
+        <w:rPr>
+          <w:b w:val="0"/>
+          <w:i w:val="0"/>
+        </w:rPr>
+        <w:t>Bangkok</w:t>
+      </w:r>
+      <w:r>
+        <w:t xml:space="preserve"> </w:t>
+      </w:r>
+      <w:r>
+        <w:rPr>
+          <w:b w:val="0"/>
+          <w:i w:val="0"/>
+        </w:rPr>
+        <w:t>as</w:t>
+      </w:r>
+      <w:r>
+        <w:t xml:space="preserve"> </w:t>
+      </w:r>
+      <w:r>
+        <w:rPr>
+          <w:b w:val="0"/>
+          <w:i w:val="0"/>
+        </w:rPr>
+        <w:t>in</w:t>
+      </w:r>
+      <w:r>
+        <w:t xml:space="preserve"> </w:t>
+      </w:r>
+      <w:r>
+        <w:rPr>
+          <w:b w:val="0"/>
+          <w:i w:val="0"/>
+        </w:rPr>
+        <w:t>Tokyo.</w:t>
+      </w:r>
+    </w:p>
+    <w:p>
       <w:bookmarkStart w:id="9012" w:name="_bkp_toc_12"/>
       <w:pPr>
         <w:pStyle w:val="Heading4"/>
@@ -17571,440 +19298,2025 @@
     <w:p>
       <w:bookmarkStart w:id="9013" w:name="_bkp_toc_13"/>
       <w:pPr>
-        <w:pStyle w:val="Heading3"/>
+        <w:pStyle w:val="Heading4"/>
       </w:pPr>
       <w:r>
         <w:rPr>
           <w:b w:val="0"/>
           <w:i w:val="0"/>
         </w:rPr>
-        <w:t>[G2-B]</w:t>
-      </w:r>
-      <w:r>
-        <w:t xml:space="preserve"> </w:t>
-      </w:r>
-      <w:r>
-        <w:rPr>
-          <w:b w:val="0"/>
-          <w:i w:val="0"/>
-        </w:rPr>
-        <w:t>Scope</w:t>
+        <w:t>[G2-A9]</w:t>
+      </w:r>
+      <w:r>
+        <w:t xml:space="preserve"> </w:t>
+      </w:r>
+      <w:r>
+        <w:rPr>
+          <w:b w:val="0"/>
+          <w:i w:val="0"/>
+        </w:rPr>
+        <w:t>Italics</w:t>
+      </w:r>
+      <w:r>
+        <w:t xml:space="preserve"> </w:t>
+      </w:r>
+      <w:r>
+        <w:rPr>
+          <w:b w:val="0"/>
+          <w:i w:val="0"/>
+        </w:rPr>
+        <w:t>and</w:t>
+      </w:r>
+      <w:r>
+        <w:t xml:space="preserve"> </w:t>
+      </w:r>
+      <w:r>
+        <w:rPr>
+          <w:b w:val="0"/>
+          <w:i w:val="0"/>
+        </w:rPr>
+        <w:t>title</w:t>
+      </w:r>
+      <w:r>
+        <w:t xml:space="preserve"> </w:t>
+      </w:r>
+      <w:r>
+        <w:rPr>
+          <w:b w:val="0"/>
+          <w:i w:val="0"/>
+        </w:rPr>
+        <w:t>styling</w:t>
       </w:r>
       <w:bookmarkEnd w:id="9013"/>
+    </w:p>
+    <w:p>
+      <w:pPr/>
+      <w:r>
+        <w:rPr>
+          <w:b w:val="0"/>
+          <w:i w:val="0"/>
+        </w:rPr>
+        <w:t>Complete</w:t>
+      </w:r>
+      <w:r>
+        <w:t xml:space="preserve"> </w:t>
+      </w:r>
+      <w:r>
+        <w:rPr>
+          <w:b w:val="0"/>
+          <w:i w:val="0"/>
+        </w:rPr>
+        <w:t>works</w:t>
+      </w:r>
+      <w:r>
+        <w:t xml:space="preserve"> </w:t>
+      </w:r>
+      <w:r>
+        <w:rPr>
+          <w:b w:val="0"/>
+          <w:i w:val="0"/>
+        </w:rPr>
+        <w:t>take</w:t>
+      </w:r>
+      <w:r>
+        <w:t xml:space="preserve"> </w:t>
+      </w:r>
+      <w:r>
+        <w:rPr>
+          <w:b w:val="0"/>
+          <w:i w:val="0"/>
+        </w:rPr>
+        <w:t>italic.</w:t>
+      </w:r>
+      <w:r>
+        <w:t xml:space="preserve"> </w:t>
+      </w:r>
+      <w:r>
+        <w:rPr>
+          <w:b w:val="0"/>
+          <w:i w:val="0"/>
+        </w:rPr>
+        <w:t>Books,</w:t>
+      </w:r>
+      <w:r>
+        <w:t xml:space="preserve"> </w:t>
+      </w:r>
+      <w:r>
+        <w:rPr>
+          <w:b w:val="0"/>
+          <w:i w:val="0"/>
+        </w:rPr>
+        <w:t>films,</w:t>
+      </w:r>
+      <w:r>
+        <w:t xml:space="preserve"> </w:t>
+      </w:r>
+      <w:r>
+        <w:rPr>
+          <w:b w:val="0"/>
+          <w:i w:val="0"/>
+        </w:rPr>
+        <w:t>albums,</w:t>
+      </w:r>
+      <w:r>
+        <w:t xml:space="preserve"> </w:t>
+      </w:r>
+      <w:r>
+        <w:rPr>
+          <w:b w:val="0"/>
+          <w:i w:val="0"/>
+        </w:rPr>
+        <w:t>songs,</w:t>
+      </w:r>
+      <w:r>
+        <w:t xml:space="preserve"> </w:t>
+      </w:r>
+      <w:r>
+        <w:rPr>
+          <w:b w:val="0"/>
+          <w:i w:val="0"/>
+        </w:rPr>
+        <w:t>plays,</w:t>
+      </w:r>
+      <w:r>
+        <w:t xml:space="preserve"> </w:t>
+      </w:r>
+      <w:r>
+        <w:rPr>
+          <w:b w:val="0"/>
+          <w:i w:val="0"/>
+        </w:rPr>
+        <w:t>stage</w:t>
+      </w:r>
+      <w:r>
+        <w:t xml:space="preserve"> </w:t>
+      </w:r>
+      <w:r>
+        <w:rPr>
+          <w:b w:val="0"/>
+          <w:i w:val="0"/>
+        </w:rPr>
+        <w:t>shows,</w:t>
+      </w:r>
+      <w:r>
+        <w:t xml:space="preserve"> </w:t>
+      </w:r>
+      <w:r>
+        <w:rPr>
+          <w:b w:val="0"/>
+          <w:i w:val="0"/>
+        </w:rPr>
+        <w:t>newspapers,</w:t>
+      </w:r>
+      <w:r>
+        <w:t xml:space="preserve"> </w:t>
+      </w:r>
+      <w:r>
+        <w:rPr>
+          <w:b w:val="0"/>
+          <w:i w:val="0"/>
+        </w:rPr>
+        <w:t>magazines</w:t>
+      </w:r>
+      <w:r>
+        <w:t xml:space="preserve"> </w:t>
+      </w:r>
+      <w:r>
+        <w:rPr>
+          <w:b w:val="0"/>
+          <w:i w:val="0"/>
+        </w:rPr>
+        <w:t>and</w:t>
+      </w:r>
+      <w:r>
+        <w:t xml:space="preserve"> </w:t>
+      </w:r>
+      <w:r>
+        <w:rPr>
+          <w:b w:val="0"/>
+          <w:i w:val="0"/>
+        </w:rPr>
+        <w:t>computer</w:t>
+      </w:r>
+      <w:r>
+        <w:t xml:space="preserve"> </w:t>
+      </w:r>
+      <w:r>
+        <w:rPr>
+          <w:b w:val="0"/>
+          <w:i w:val="0"/>
+        </w:rPr>
+        <w:t>games.</w:t>
+      </w:r>
+    </w:p>
+    <w:p>
+      <w:pPr/>
+      <w:r>
+        <w:rPr>
+          <w:b w:val="0"/>
+          <w:i w:val="0"/>
+        </w:rPr>
+        <w:t>Parts</w:t>
+      </w:r>
+      <w:r>
+        <w:t xml:space="preserve"> </w:t>
+      </w:r>
+      <w:r>
+        <w:rPr>
+          <w:b w:val="0"/>
+          <w:i w:val="0"/>
+        </w:rPr>
+        <w:t>within</w:t>
+      </w:r>
+      <w:r>
+        <w:t xml:space="preserve"> </w:t>
+      </w:r>
+      <w:r>
+        <w:rPr>
+          <w:b w:val="0"/>
+          <w:i w:val="0"/>
+        </w:rPr>
+        <w:t>a</w:t>
+      </w:r>
+      <w:r>
+        <w:t xml:space="preserve"> </w:t>
+      </w:r>
+      <w:r>
+        <w:rPr>
+          <w:b w:val="0"/>
+          <w:i w:val="0"/>
+        </w:rPr>
+        <w:t>work</w:t>
+      </w:r>
+      <w:r>
+        <w:t xml:space="preserve"> </w:t>
+      </w:r>
+      <w:r>
+        <w:rPr>
+          <w:b w:val="0"/>
+          <w:i w:val="0"/>
+        </w:rPr>
+        <w:t>take</w:t>
+      </w:r>
+      <w:r>
+        <w:t xml:space="preserve"> </w:t>
+      </w:r>
+      <w:r>
+        <w:rPr>
+          <w:b w:val="0"/>
+          <w:i w:val="0"/>
+        </w:rPr>
+        <w:t>quote</w:t>
+      </w:r>
+      <w:r>
+        <w:t xml:space="preserve"> </w:t>
+      </w:r>
+      <w:r>
+        <w:rPr>
+          <w:b w:val="0"/>
+          <w:i w:val="0"/>
+        </w:rPr>
+        <w:t>marks.</w:t>
+      </w:r>
+      <w:r>
+        <w:t xml:space="preserve"> </w:t>
+      </w:r>
+      <w:r>
+        <w:rPr>
+          <w:b w:val="0"/>
+          <w:i w:val="0"/>
+        </w:rPr>
+        <w:t>Chapters,</w:t>
+      </w:r>
+      <w:r>
+        <w:t xml:space="preserve"> </w:t>
+      </w:r>
+      <w:r>
+        <w:rPr>
+          <w:b w:val="0"/>
+          <w:i w:val="0"/>
+        </w:rPr>
+        <w:t>sections,</w:t>
+      </w:r>
+      <w:r>
+        <w:t xml:space="preserve"> </w:t>
+      </w:r>
+      <w:r>
+        <w:rPr>
+          <w:b w:val="0"/>
+          <w:i w:val="0"/>
+        </w:rPr>
+        <w:t>acts,</w:t>
+      </w:r>
+      <w:r>
+        <w:t xml:space="preserve"> </w:t>
+      </w:r>
+      <w:r>
+        <w:rPr>
+          <w:b w:val="0"/>
+          <w:i w:val="0"/>
+        </w:rPr>
+        <w:t>articles</w:t>
+      </w:r>
+      <w:r>
+        <w:t xml:space="preserve"> </w:t>
+      </w:r>
+      <w:r>
+        <w:rPr>
+          <w:b w:val="0"/>
+          <w:i w:val="0"/>
+        </w:rPr>
+        <w:t>and</w:t>
+      </w:r>
+      <w:r>
+        <w:t xml:space="preserve"> </w:t>
+      </w:r>
+      <w:r>
+        <w:rPr>
+          <w:b w:val="0"/>
+          <w:i w:val="0"/>
+        </w:rPr>
+        <w:t>headlines.</w:t>
+      </w:r>
+    </w:p>
+    <w:p>
+      <w:pPr/>
+      <w:r>
+        <w:rPr>
+          <w:b w:val="0"/>
+          <w:i w:val="0"/>
+        </w:rPr>
+        <w:t>Named</w:t>
+      </w:r>
+      <w:r>
+        <w:t xml:space="preserve"> </w:t>
+      </w:r>
+      <w:r>
+        <w:rPr>
+          <w:b w:val="0"/>
+          <w:i w:val="0"/>
+        </w:rPr>
+        <w:t>manned</w:t>
+      </w:r>
+      <w:r>
+        <w:t xml:space="preserve"> </w:t>
+      </w:r>
+      <w:r>
+        <w:rPr>
+          <w:b w:val="0"/>
+          <w:i w:val="0"/>
+        </w:rPr>
+        <w:t>vessels</w:t>
+      </w:r>
+      <w:r>
+        <w:t xml:space="preserve"> </w:t>
+      </w:r>
+      <w:r>
+        <w:rPr>
+          <w:b w:val="0"/>
+          <w:i w:val="0"/>
+        </w:rPr>
+        <w:t>take</w:t>
+      </w:r>
+      <w:r>
+        <w:t xml:space="preserve"> </w:t>
+      </w:r>
+      <w:r>
+        <w:rPr>
+          <w:b w:val="0"/>
+          <w:i w:val="0"/>
+        </w:rPr>
+        <w:t>italic:</w:t>
+      </w:r>
+      <w:r>
+        <w:t xml:space="preserve"> </w:t>
+      </w:r>
+      <w:r>
+        <w:rPr>
+          <w:b w:val="0"/>
+          <w:i/>
+        </w:rPr>
+        <w:t>Titanic</w:t>
+      </w:r>
+      <w:r>
+        <w:rPr>
+          <w:b w:val="0"/>
+          <w:i w:val="0"/>
+        </w:rPr>
+        <w:t>,</w:t>
+      </w:r>
+      <w:r>
+        <w:t xml:space="preserve"> </w:t>
+      </w:r>
+      <w:r>
+        <w:rPr>
+          <w:b w:val="0"/>
+          <w:i/>
+        </w:rPr>
+        <w:t>Apollo</w:t>
+      </w:r>
+      <w:r>
+        <w:t xml:space="preserve"> </w:t>
+      </w:r>
+      <w:r>
+        <w:rPr>
+          <w:b w:val="0"/>
+          <w:i/>
+        </w:rPr>
+        <w:t>13</w:t>
+      </w:r>
+      <w:r>
+        <w:rPr>
+          <w:b w:val="0"/>
+          <w:i w:val="0"/>
+        </w:rPr>
+        <w:t>,</w:t>
+      </w:r>
+      <w:r>
+        <w:t xml:space="preserve"> </w:t>
+      </w:r>
+      <w:r>
+        <w:rPr>
+          <w:b w:val="0"/>
+          <w:i/>
+        </w:rPr>
+        <w:t>Air</w:t>
+      </w:r>
+      <w:r>
+        <w:t xml:space="preserve"> </w:t>
+      </w:r>
+      <w:r>
+        <w:rPr>
+          <w:b w:val="0"/>
+          <w:i/>
+        </w:rPr>
+        <w:t>Force</w:t>
+      </w:r>
+      <w:r>
+        <w:t xml:space="preserve"> </w:t>
+      </w:r>
+      <w:r>
+        <w:rPr>
+          <w:b w:val="0"/>
+          <w:i/>
+        </w:rPr>
+        <w:t>One</w:t>
+      </w:r>
+      <w:r>
+        <w:rPr>
+          <w:b w:val="0"/>
+          <w:i w:val="0"/>
+        </w:rPr>
+        <w:t>.</w:t>
+      </w:r>
+      <w:r>
+        <w:t xml:space="preserve"> </w:t>
+      </w:r>
+      <w:r>
+        <w:rPr>
+          <w:b w:val="0"/>
+          <w:i w:val="0"/>
+        </w:rPr>
+        <w:t>Models,</w:t>
+      </w:r>
+      <w:r>
+        <w:t xml:space="preserve"> </w:t>
+      </w:r>
+      <w:r>
+        <w:rPr>
+          <w:b w:val="0"/>
+          <w:i w:val="0"/>
+        </w:rPr>
+        <w:t>operators</w:t>
+      </w:r>
+      <w:r>
+        <w:t xml:space="preserve"> </w:t>
+      </w:r>
+      <w:r>
+        <w:rPr>
+          <w:b w:val="0"/>
+          <w:i w:val="0"/>
+        </w:rPr>
+        <w:t>and</w:t>
+      </w:r>
+      <w:r>
+        <w:t xml:space="preserve"> </w:t>
+      </w:r>
+      <w:r>
+        <w:rPr>
+          <w:b w:val="0"/>
+          <w:i w:val="0"/>
+        </w:rPr>
+        <w:t>prefixes</w:t>
+      </w:r>
+      <w:r>
+        <w:t xml:space="preserve"> </w:t>
+      </w:r>
+      <w:r>
+        <w:rPr>
+          <w:b w:val="0"/>
+          <w:i w:val="0"/>
+        </w:rPr>
+        <w:t>stay</w:t>
+      </w:r>
+      <w:r>
+        <w:t xml:space="preserve"> </w:t>
+      </w:r>
+      <w:r>
+        <w:rPr>
+          <w:b w:val="0"/>
+          <w:i w:val="0"/>
+        </w:rPr>
+        <w:t>plain,</w:t>
+      </w:r>
+      <w:r>
+        <w:t xml:space="preserve"> </w:t>
+      </w:r>
+      <w:r>
+        <w:rPr>
+          <w:b w:val="0"/>
+          <w:i w:val="0"/>
+        </w:rPr>
+        <w:t>as</w:t>
+      </w:r>
+      <w:r>
+        <w:t xml:space="preserve"> </w:t>
+      </w:r>
+      <w:r>
+        <w:rPr>
+          <w:b w:val="0"/>
+          <w:i w:val="0"/>
+        </w:rPr>
+        <w:t>do</w:t>
+      </w:r>
+      <w:r>
+        <w:t xml:space="preserve"> </w:t>
+      </w:r>
+      <w:r>
+        <w:rPr>
+          <w:b w:val="0"/>
+          <w:i w:val="0"/>
+        </w:rPr>
+        <w:t>unmanned</w:t>
+      </w:r>
+      <w:r>
+        <w:t xml:space="preserve"> </w:t>
+      </w:r>
+      <w:r>
+        <w:rPr>
+          <w:b w:val="0"/>
+          <w:i w:val="0"/>
+        </w:rPr>
+        <w:t>craft</w:t>
+      </w:r>
+      <w:r>
+        <w:t xml:space="preserve"> </w:t>
+      </w:r>
+      <w:r>
+        <w:rPr>
+          <w:b w:val="0"/>
+          <w:i w:val="0"/>
+        </w:rPr>
+        <w:t>—</w:t>
+      </w:r>
+      <w:r>
+        <w:t xml:space="preserve"> </w:t>
+      </w:r>
+      <w:r>
+        <w:rPr>
+          <w:b w:val="0"/>
+          <w:i w:val="0"/>
+        </w:rPr>
+        <w:t>drones,</w:t>
+      </w:r>
+      <w:r>
+        <w:t xml:space="preserve"> </w:t>
+      </w:r>
+      <w:r>
+        <w:rPr>
+          <w:b w:val="0"/>
+          <w:i w:val="0"/>
+        </w:rPr>
+        <w:t>rovers,</w:t>
+      </w:r>
+      <w:r>
+        <w:t xml:space="preserve"> </w:t>
+      </w:r>
+      <w:r>
+        <w:rPr>
+          <w:b w:val="0"/>
+          <w:i w:val="0"/>
+        </w:rPr>
+        <w:t>satellites.</w:t>
+      </w:r>
+    </w:p>
+    <w:p>
+      <w:pPr/>
+      <w:r>
+        <w:rPr>
+          <w:b w:val="0"/>
+          <w:i w:val="0"/>
+        </w:rPr>
+        <w:t>Quote</w:t>
+      </w:r>
+      <w:r>
+        <w:t xml:space="preserve"> </w:t>
+      </w:r>
+      <w:r>
+        <w:rPr>
+          <w:b w:val="0"/>
+          <w:i w:val="0"/>
+        </w:rPr>
+        <w:t>marks</w:t>
+      </w:r>
+      <w:r>
+        <w:t xml:space="preserve"> </w:t>
+      </w:r>
+      <w:r>
+        <w:rPr>
+          <w:b w:val="0"/>
+          <w:i w:val="0"/>
+        </w:rPr>
+        <w:t>also</w:t>
+      </w:r>
+      <w:r>
+        <w:t xml:space="preserve"> </w:t>
+      </w:r>
+      <w:r>
+        <w:rPr>
+          <w:b w:val="0"/>
+          <w:i w:val="0"/>
+        </w:rPr>
+        <w:t>carry</w:t>
+      </w:r>
+      <w:r>
+        <w:t xml:space="preserve"> </w:t>
+      </w:r>
+      <w:r>
+        <w:rPr>
+          <w:b w:val="0"/>
+          <w:i w:val="0"/>
+        </w:rPr>
+        <w:t>academic</w:t>
+      </w:r>
+      <w:r>
+        <w:t xml:space="preserve"> </w:t>
+      </w:r>
+      <w:r>
+        <w:rPr>
+          <w:b w:val="0"/>
+          <w:i w:val="0"/>
+        </w:rPr>
+        <w:t>papers,</w:t>
+      </w:r>
+      <w:r>
+        <w:t xml:space="preserve"> </w:t>
+      </w:r>
+      <w:r>
+        <w:rPr>
+          <w:b w:val="0"/>
+          <w:i w:val="0"/>
+        </w:rPr>
+        <w:t>studies,</w:t>
+      </w:r>
+      <w:r>
+        <w:t xml:space="preserve"> </w:t>
+      </w:r>
+      <w:r>
+        <w:rPr>
+          <w:b w:val="0"/>
+          <w:i w:val="0"/>
+        </w:rPr>
+        <w:t>exhibitions,</w:t>
+      </w:r>
+      <w:r>
+        <w:t xml:space="preserve"> </w:t>
+      </w:r>
+      <w:r>
+        <w:rPr>
+          <w:b w:val="0"/>
+          <w:i w:val="0"/>
+        </w:rPr>
+        <w:t>concerts,</w:t>
+      </w:r>
+      <w:r>
+        <w:t xml:space="preserve"> </w:t>
+      </w:r>
+      <w:r>
+        <w:rPr>
+          <w:b w:val="0"/>
+          <w:i w:val="0"/>
+        </w:rPr>
+        <w:t>seminars,</w:t>
+      </w:r>
+      <w:r>
+        <w:t xml:space="preserve"> </w:t>
+      </w:r>
+      <w:r>
+        <w:rPr>
+          <w:b w:val="0"/>
+          <w:i w:val="0"/>
+        </w:rPr>
+        <w:t>promotions</w:t>
+      </w:r>
+      <w:r>
+        <w:t xml:space="preserve"> </w:t>
+      </w:r>
+      <w:r>
+        <w:rPr>
+          <w:b w:val="0"/>
+          <w:i w:val="0"/>
+        </w:rPr>
+        <w:t>and</w:t>
+      </w:r>
+      <w:r>
+        <w:t xml:space="preserve"> </w:t>
+      </w:r>
+      <w:r>
+        <w:rPr>
+          <w:b w:val="0"/>
+          <w:i w:val="0"/>
+        </w:rPr>
+        <w:t>other</w:t>
+      </w:r>
+      <w:r>
+        <w:t xml:space="preserve"> </w:t>
+      </w:r>
+      <w:r>
+        <w:rPr>
+          <w:b w:val="0"/>
+          <w:i w:val="0"/>
+        </w:rPr>
+        <w:t>named</w:t>
+      </w:r>
+      <w:r>
+        <w:t xml:space="preserve"> </w:t>
+      </w:r>
+      <w:r>
+        <w:rPr>
+          <w:b w:val="0"/>
+          <w:i w:val="0"/>
+        </w:rPr>
+        <w:t>events.</w:t>
+      </w:r>
+    </w:p>
+    <w:p>
+      <w:pPr/>
+      <w:r>
+        <w:rPr>
+          <w:b w:val="0"/>
+          <w:i w:val="0"/>
+        </w:rPr>
+        <w:t>Plain:</w:t>
+      </w:r>
+      <w:r>
+        <w:t xml:space="preserve"> </w:t>
+      </w:r>
+      <w:r>
+        <w:rPr>
+          <w:b w:val="0"/>
+          <w:i w:val="0"/>
+        </w:rPr>
+        <w:t>religious</w:t>
+      </w:r>
+      <w:r>
+        <w:t xml:space="preserve"> </w:t>
+      </w:r>
+      <w:r>
+        <w:rPr>
+          <w:b w:val="0"/>
+          <w:i w:val="0"/>
+        </w:rPr>
+        <w:t>texts,</w:t>
+      </w:r>
+      <w:r>
+        <w:t xml:space="preserve"> </w:t>
+      </w:r>
+      <w:r>
+        <w:rPr>
+          <w:b w:val="0"/>
+          <w:i w:val="0"/>
+        </w:rPr>
+        <w:t>reference</w:t>
+      </w:r>
+      <w:r>
+        <w:t xml:space="preserve"> </w:t>
+      </w:r>
+      <w:r>
+        <w:rPr>
+          <w:b w:val="0"/>
+          <w:i w:val="0"/>
+        </w:rPr>
+        <w:t>books,</w:t>
+      </w:r>
+      <w:r>
+        <w:t xml:space="preserve"> </w:t>
+      </w:r>
+      <w:r>
+        <w:rPr>
+          <w:b w:val="0"/>
+          <w:i w:val="0"/>
+        </w:rPr>
+        <w:t>dictionaries,</w:t>
+      </w:r>
+      <w:r>
+        <w:t xml:space="preserve"> </w:t>
+      </w:r>
+      <w:r>
+        <w:rPr>
+          <w:b w:val="0"/>
+          <w:i w:val="0"/>
+        </w:rPr>
+        <w:t>encyclopaedias,</w:t>
+      </w:r>
+      <w:r>
+        <w:t xml:space="preserve"> </w:t>
+      </w:r>
+      <w:r>
+        <w:rPr>
+          <w:b w:val="0"/>
+          <w:i w:val="0"/>
+        </w:rPr>
+        <w:t>sports</w:t>
+      </w:r>
+      <w:r>
+        <w:t xml:space="preserve"> </w:t>
+      </w:r>
+      <w:r>
+        <w:rPr>
+          <w:b w:val="0"/>
+          <w:i w:val="0"/>
+        </w:rPr>
+        <w:t>events,</w:t>
+      </w:r>
+      <w:r>
+        <w:t xml:space="preserve"> </w:t>
+      </w:r>
+      <w:r>
+        <w:rPr>
+          <w:b w:val="0"/>
+          <w:i w:val="0"/>
+        </w:rPr>
+        <w:t>computer</w:t>
+      </w:r>
+      <w:r>
+        <w:t xml:space="preserve"> </w:t>
+      </w:r>
+      <w:r>
+        <w:rPr>
+          <w:b w:val="0"/>
+          <w:i w:val="0"/>
+        </w:rPr>
+        <w:t>programs</w:t>
+      </w:r>
+      <w:r>
+        <w:t xml:space="preserve"> </w:t>
+      </w:r>
+      <w:r>
+        <w:rPr>
+          <w:b w:val="0"/>
+          <w:i w:val="0"/>
+        </w:rPr>
+        <w:t>and</w:t>
+      </w:r>
+      <w:r>
+        <w:t xml:space="preserve"> </w:t>
+      </w:r>
+      <w:r>
+        <w:rPr>
+          <w:b w:val="0"/>
+          <w:i w:val="0"/>
+        </w:rPr>
+        <w:t>websites.</w:t>
+      </w:r>
+    </w:p>
+    <w:p>
+      <w:pPr/>
+      <w:r>
+        <w:rPr>
+          <w:b w:val="0"/>
+          <w:i w:val="0"/>
+        </w:rPr>
+        <w:t>Web</w:t>
+      </w:r>
+      <w:r>
+        <w:t xml:space="preserve"> </w:t>
+      </w:r>
+      <w:r>
+        <w:rPr>
+          <w:b w:val="0"/>
+          <w:i w:val="0"/>
+        </w:rPr>
+        <w:t>addresses</w:t>
+      </w:r>
+      <w:r>
+        <w:t xml:space="preserve"> </w:t>
+      </w:r>
+      <w:r>
+        <w:rPr>
+          <w:b w:val="0"/>
+          <w:i w:val="0"/>
+        </w:rPr>
+        <w:t>are</w:t>
+      </w:r>
+      <w:r>
+        <w:t xml:space="preserve"> </w:t>
+      </w:r>
+      <w:r>
+        <w:rPr>
+          <w:b w:val="0"/>
+          <w:i w:val="0"/>
+        </w:rPr>
+        <w:t>lower</w:t>
+      </w:r>
+      <w:r>
+        <w:t xml:space="preserve"> </w:t>
+      </w:r>
+      <w:r>
+        <w:rPr>
+          <w:b w:val="0"/>
+          <w:i w:val="0"/>
+        </w:rPr>
+        <w:t>case,</w:t>
+      </w:r>
+      <w:r>
+        <w:t xml:space="preserve"> </w:t>
+      </w:r>
+      <w:r>
+        <w:rPr>
+          <w:b w:val="0"/>
+          <w:i w:val="0"/>
+        </w:rPr>
+        <w:t>without</w:t>
+      </w:r>
+      <w:r>
+        <w:t xml:space="preserve"> </w:t>
+      </w:r>
+      <w:r>
+        <w:rPr>
+          <w:b w:val="0"/>
+          <w:i w:val="0"/>
+        </w:rPr>
+        <w:t>protocol</w:t>
+      </w:r>
+      <w:r>
+        <w:t xml:space="preserve"> </w:t>
+      </w:r>
+      <w:r>
+        <w:rPr>
+          <w:b w:val="0"/>
+          <w:i w:val="0"/>
+        </w:rPr>
+        <w:t>or</w:t>
+      </w:r>
+      <w:r>
+        <w:t xml:space="preserve"> </w:t>
+      </w:r>
+      <w:r>
+        <w:rPr>
+          <w:b w:val="0"/>
+          <w:i w:val="0"/>
+        </w:rPr>
+        <w:t>subdomain:</w:t>
+      </w:r>
+      <w:r>
+        <w:t xml:space="preserve"> </w:t>
+      </w:r>
+      <w:r>
+        <w:rPr>
+          <w:b w:val="0"/>
+          <w:i w:val="0"/>
+        </w:rPr>
+        <w:t>bangkokpost.com.</w:t>
+      </w:r>
+      <w:r>
+        <w:t xml:space="preserve"> </w:t>
+      </w:r>
+      <w:r>
+        <w:rPr>
+          <w:b w:val="0"/>
+          <w:i w:val="0"/>
+        </w:rPr>
+        <w:t>The</w:t>
+      </w:r>
+      <w:r>
+        <w:t xml:space="preserve"> </w:t>
+      </w:r>
+      <w:r>
+        <w:rPr>
+          <w:b w:val="0"/>
+          <w:i w:val="0"/>
+        </w:rPr>
+        <w:t>publication</w:t>
+      </w:r>
+      <w:r>
+        <w:t xml:space="preserve"> </w:t>
+      </w:r>
+      <w:r>
+        <w:rPr>
+          <w:b w:val="0"/>
+          <w:i w:val="0"/>
+        </w:rPr>
+        <w:t>name</w:t>
+      </w:r>
+      <w:r>
+        <w:t xml:space="preserve"> </w:t>
+      </w:r>
+      <w:r>
+        <w:rPr>
+          <w:b w:val="0"/>
+          <w:i w:val="0"/>
+        </w:rPr>
+        <w:t>caps</w:t>
+      </w:r>
+      <w:r>
+        <w:t xml:space="preserve"> </w:t>
+      </w:r>
+      <w:r>
+        <w:rPr>
+          <w:b w:val="0"/>
+          <w:i w:val="0"/>
+        </w:rPr>
+        <w:t>normally</w:t>
+      </w:r>
+      <w:r>
+        <w:t xml:space="preserve"> </w:t>
+      </w:r>
+      <w:r>
+        <w:rPr>
+          <w:b w:val="0"/>
+          <w:i w:val="0"/>
+        </w:rPr>
+        <w:t>in</w:t>
+      </w:r>
+      <w:r>
+        <w:t xml:space="preserve"> </w:t>
+      </w:r>
+      <w:r>
+        <w:rPr>
+          <w:b w:val="0"/>
+          <w:i w:val="0"/>
+        </w:rPr>
+        <w:t>running</w:t>
+      </w:r>
+      <w:r>
+        <w:t xml:space="preserve"> </w:t>
+      </w:r>
+      <w:r>
+        <w:rPr>
+          <w:b w:val="0"/>
+          <w:i w:val="0"/>
+        </w:rPr>
+        <w:t>text.</w:t>
+      </w:r>
+    </w:p>
+    <w:p>
+      <w:pPr/>
+      <w:r>
+        <w:rPr>
+          <w:b w:val="0"/>
+          <w:i w:val="0"/>
+        </w:rPr>
+        <w:t>A</w:t>
+      </w:r>
+      <w:r>
+        <w:t xml:space="preserve"> </w:t>
+      </w:r>
+      <w:r>
+        <w:rPr>
+          <w:b w:val="0"/>
+          <w:i w:val="0"/>
+        </w:rPr>
+        <w:t>foreign</w:t>
+      </w:r>
+      <w:r>
+        <w:t xml:space="preserve"> </w:t>
+      </w:r>
+      <w:r>
+        <w:rPr>
+          <w:b w:val="0"/>
+          <w:i w:val="0"/>
+        </w:rPr>
+        <w:t>word</w:t>
+      </w:r>
+      <w:r>
+        <w:t xml:space="preserve"> </w:t>
+      </w:r>
+      <w:r>
+        <w:rPr>
+          <w:b w:val="0"/>
+          <w:i w:val="0"/>
+        </w:rPr>
+        <w:t>already</w:t>
+      </w:r>
+      <w:r>
+        <w:t xml:space="preserve"> </w:t>
+      </w:r>
+      <w:r>
+        <w:rPr>
+          <w:b w:val="0"/>
+          <w:i w:val="0"/>
+        </w:rPr>
+        <w:t>used</w:t>
+      </w:r>
+      <w:r>
+        <w:t xml:space="preserve"> </w:t>
+      </w:r>
+      <w:r>
+        <w:rPr>
+          <w:b w:val="0"/>
+          <w:i w:val="0"/>
+        </w:rPr>
+        <w:t>in</w:t>
+      </w:r>
+      <w:r>
+        <w:t xml:space="preserve"> </w:t>
+      </w:r>
+      <w:r>
+        <w:rPr>
+          <w:b w:val="0"/>
+          <w:i w:val="0"/>
+        </w:rPr>
+        <w:t>English</w:t>
+      </w:r>
+      <w:r>
+        <w:t xml:space="preserve"> </w:t>
+      </w:r>
+      <w:r>
+        <w:rPr>
+          <w:b w:val="0"/>
+          <w:i w:val="0"/>
+        </w:rPr>
+        <w:t>stands</w:t>
+      </w:r>
+      <w:r>
+        <w:t xml:space="preserve"> </w:t>
+      </w:r>
+      <w:r>
+        <w:rPr>
+          <w:b w:val="0"/>
+          <w:i w:val="0"/>
+        </w:rPr>
+        <w:t>plain:</w:t>
+      </w:r>
+      <w:r>
+        <w:t xml:space="preserve"> </w:t>
+      </w:r>
+      <w:r>
+        <w:rPr>
+          <w:b w:val="0"/>
+          <w:i w:val="0"/>
+        </w:rPr>
+        <w:t>soi,</w:t>
+      </w:r>
+      <w:r>
+        <w:t xml:space="preserve"> </w:t>
+      </w:r>
+      <w:r>
+        <w:rPr>
+          <w:b w:val="0"/>
+          <w:i w:val="0"/>
+        </w:rPr>
+        <w:t>wat,</w:t>
+      </w:r>
+      <w:r>
+        <w:t xml:space="preserve"> </w:t>
+      </w:r>
+      <w:r>
+        <w:rPr>
+          <w:b w:val="0"/>
+          <w:i w:val="0"/>
+        </w:rPr>
+        <w:t>tuk-tuk,</w:t>
+      </w:r>
+      <w:r>
+        <w:t xml:space="preserve"> </w:t>
+      </w:r>
+      <w:r>
+        <w:rPr>
+          <w:b w:val="0"/>
+          <w:i w:val="0"/>
+        </w:rPr>
+        <w:t>muay</w:t>
+      </w:r>
+      <w:r>
+        <w:t xml:space="preserve"> </w:t>
+      </w:r>
+      <w:r>
+        <w:rPr>
+          <w:b w:val="0"/>
+          <w:i w:val="0"/>
+        </w:rPr>
+        <w:t>Thai,</w:t>
+      </w:r>
+      <w:r>
+        <w:t xml:space="preserve"> </w:t>
+      </w:r>
+      <w:r>
+        <w:rPr>
+          <w:b w:val="0"/>
+          <w:i w:val="0"/>
+        </w:rPr>
+        <w:t>ya</w:t>
+      </w:r>
+      <w:r>
+        <w:t xml:space="preserve"> </w:t>
+      </w:r>
+      <w:r>
+        <w:rPr>
+          <w:b w:val="0"/>
+          <w:i w:val="0"/>
+        </w:rPr>
+        <w:t>ba,</w:t>
+      </w:r>
+      <w:r>
+        <w:t xml:space="preserve"> </w:t>
+      </w:r>
+      <w:r>
+        <w:rPr>
+          <w:b w:val="0"/>
+          <w:i w:val="0"/>
+        </w:rPr>
+        <w:t>Songkran,</w:t>
+      </w:r>
+      <w:r>
+        <w:t xml:space="preserve"> </w:t>
+      </w:r>
+      <w:r>
+        <w:rPr>
+          <w:b w:val="0"/>
+          <w:i w:val="0"/>
+        </w:rPr>
+        <w:t>tsunami,</w:t>
+      </w:r>
+      <w:r>
+        <w:t xml:space="preserve"> </w:t>
+      </w:r>
+      <w:r>
+        <w:rPr>
+          <w:b w:val="0"/>
+          <w:i w:val="0"/>
+        </w:rPr>
+        <w:t>kamikaze,</w:t>
+      </w:r>
+      <w:r>
+        <w:t xml:space="preserve"> </w:t>
+      </w:r>
+      <w:r>
+        <w:rPr>
+          <w:b w:val="0"/>
+          <w:i w:val="0"/>
+        </w:rPr>
+        <w:t>feng</w:t>
+      </w:r>
+      <w:r>
+        <w:t xml:space="preserve"> </w:t>
+      </w:r>
+      <w:r>
+        <w:rPr>
+          <w:b w:val="0"/>
+          <w:i w:val="0"/>
+        </w:rPr>
+        <w:t>shui,</w:t>
+      </w:r>
+      <w:r>
+        <w:t xml:space="preserve"> </w:t>
+      </w:r>
+      <w:r>
+        <w:rPr>
+          <w:b w:val="0"/>
+          <w:i w:val="0"/>
+        </w:rPr>
+        <w:t>and</w:t>
+      </w:r>
+      <w:r>
+        <w:t xml:space="preserve"> </w:t>
+      </w:r>
+      <w:r>
+        <w:rPr>
+          <w:b w:val="0"/>
+          <w:i w:val="0"/>
+        </w:rPr>
+        <w:t>dish</w:t>
+      </w:r>
+      <w:r>
+        <w:t xml:space="preserve"> </w:t>
+      </w:r>
+      <w:r>
+        <w:rPr>
+          <w:b w:val="0"/>
+          <w:i w:val="0"/>
+        </w:rPr>
+        <w:t>names</w:t>
+      </w:r>
+      <w:r>
+        <w:t xml:space="preserve"> </w:t>
+      </w:r>
+      <w:r>
+        <w:rPr>
+          <w:b w:val="0"/>
+          <w:i w:val="0"/>
+        </w:rPr>
+        <w:t>—</w:t>
+      </w:r>
+      <w:r>
+        <w:t xml:space="preserve"> </w:t>
+      </w:r>
+      <w:r>
+        <w:rPr>
+          <w:b w:val="0"/>
+          <w:i w:val="0"/>
+        </w:rPr>
+        <w:t>pad</w:t>
+      </w:r>
+      <w:r>
+        <w:t xml:space="preserve"> </w:t>
+      </w:r>
+      <w:r>
+        <w:rPr>
+          <w:b w:val="0"/>
+          <w:i w:val="0"/>
+        </w:rPr>
+        <w:t>Thai,</w:t>
+      </w:r>
+      <w:r>
+        <w:t xml:space="preserve"> </w:t>
+      </w:r>
+      <w:r>
+        <w:rPr>
+          <w:b w:val="0"/>
+          <w:i w:val="0"/>
+        </w:rPr>
+        <w:t>som</w:t>
+      </w:r>
+      <w:r>
+        <w:t xml:space="preserve"> </w:t>
+      </w:r>
+      <w:r>
+        <w:rPr>
+          <w:b w:val="0"/>
+          <w:i w:val="0"/>
+        </w:rPr>
+        <w:t>tam,</w:t>
+      </w:r>
+      <w:r>
+        <w:t xml:space="preserve"> </w:t>
+      </w:r>
+      <w:r>
+        <w:rPr>
+          <w:b w:val="0"/>
+          <w:i w:val="0"/>
+        </w:rPr>
+        <w:t>sushi,</w:t>
+      </w:r>
+      <w:r>
+        <w:t xml:space="preserve"> </w:t>
+      </w:r>
+      <w:r>
+        <w:rPr>
+          <w:b w:val="0"/>
+          <w:i w:val="0"/>
+        </w:rPr>
+        <w:t>lasagne.</w:t>
+      </w:r>
+      <w:r>
+        <w:t xml:space="preserve"> </w:t>
+      </w:r>
+      <w:r>
+        <w:rPr>
+          <w:b w:val="0"/>
+          <w:i w:val="0"/>
+        </w:rPr>
+        <w:t>Anything</w:t>
+      </w:r>
+      <w:r>
+        <w:t xml:space="preserve"> </w:t>
+      </w:r>
+      <w:r>
+        <w:rPr>
+          <w:b w:val="0"/>
+          <w:i w:val="0"/>
+        </w:rPr>
+        <w:t>else</w:t>
+      </w:r>
+      <w:r>
+        <w:t xml:space="preserve"> </w:t>
+      </w:r>
+      <w:r>
+        <w:rPr>
+          <w:b w:val="0"/>
+          <w:i w:val="0"/>
+        </w:rPr>
+        <w:t>takes</w:t>
+      </w:r>
+      <w:r>
+        <w:t xml:space="preserve"> </w:t>
+      </w:r>
+      <w:r>
+        <w:rPr>
+          <w:b w:val="0"/>
+          <w:i w:val="0"/>
+        </w:rPr>
+        <w:t>italic</w:t>
+      </w:r>
+      <w:r>
+        <w:t xml:space="preserve"> </w:t>
+      </w:r>
+      <w:r>
+        <w:rPr>
+          <w:b w:val="0"/>
+          <w:i w:val="0"/>
+        </w:rPr>
+        <w:t>on</w:t>
+      </w:r>
+      <w:r>
+        <w:t xml:space="preserve"> </w:t>
+      </w:r>
+      <w:r>
+        <w:rPr>
+          <w:b w:val="0"/>
+          <w:i w:val="0"/>
+        </w:rPr>
+        <w:t>first</w:t>
+      </w:r>
+      <w:r>
+        <w:t xml:space="preserve"> </w:t>
+      </w:r>
+      <w:r>
+        <w:rPr>
+          <w:b w:val="0"/>
+          <w:i w:val="0"/>
+        </w:rPr>
+        <w:t>mention</w:t>
+      </w:r>
+      <w:r>
+        <w:t xml:space="preserve"> </w:t>
+      </w:r>
+      <w:r>
+        <w:rPr>
+          <w:b w:val="0"/>
+          <w:i w:val="0"/>
+        </w:rPr>
+        <w:t>only,</w:t>
+      </w:r>
+      <w:r>
+        <w:t xml:space="preserve"> </w:t>
+      </w:r>
+      <w:r>
+        <w:rPr>
+          <w:b w:val="0"/>
+          <w:i w:val="0"/>
+        </w:rPr>
+        <w:t>with</w:t>
+      </w:r>
+      <w:r>
+        <w:t xml:space="preserve"> </w:t>
+      </w:r>
+      <w:r>
+        <w:rPr>
+          <w:b w:val="0"/>
+          <w:i w:val="0"/>
+        </w:rPr>
+        <w:t>a</w:t>
+      </w:r>
+      <w:r>
+        <w:t xml:space="preserve"> </w:t>
+      </w:r>
+      <w:r>
+        <w:rPr>
+          <w:b w:val="0"/>
+          <w:i w:val="0"/>
+        </w:rPr>
+        <w:t>translation</w:t>
+      </w:r>
+      <w:r>
+        <w:t xml:space="preserve"> </w:t>
+      </w:r>
+      <w:r>
+        <w:rPr>
+          <w:b w:val="0"/>
+          <w:i w:val="0"/>
+        </w:rPr>
+        <w:t>in</w:t>
+      </w:r>
+      <w:r>
+        <w:t xml:space="preserve"> </w:t>
+      </w:r>
+      <w:r>
+        <w:rPr>
+          <w:b w:val="0"/>
+          <w:i w:val="0"/>
+        </w:rPr>
+        <w:t>brackets</w:t>
+      </w:r>
+      <w:r>
+        <w:t xml:space="preserve"> </w:t>
+      </w:r>
+      <w:r>
+        <w:rPr>
+          <w:b w:val="0"/>
+          <w:i w:val="0"/>
+        </w:rPr>
+        <w:t>where</w:t>
+      </w:r>
+      <w:r>
+        <w:t xml:space="preserve"> </w:t>
+      </w:r>
+      <w:r>
+        <w:rPr>
+          <w:b w:val="0"/>
+          <w:i w:val="0"/>
+        </w:rPr>
+        <w:t>the</w:t>
+      </w:r>
+      <w:r>
+        <w:t xml:space="preserve"> </w:t>
+      </w:r>
+      <w:r>
+        <w:rPr>
+          <w:b w:val="0"/>
+          <w:i w:val="0"/>
+        </w:rPr>
+        <w:t>meaning</w:t>
+      </w:r>
+      <w:r>
+        <w:t xml:space="preserve"> </w:t>
+      </w:r>
+      <w:r>
+        <w:rPr>
+          <w:b w:val="0"/>
+          <w:i w:val="0"/>
+        </w:rPr>
+        <w:t>is</w:t>
+      </w:r>
+      <w:r>
+        <w:t xml:space="preserve"> </w:t>
+      </w:r>
+      <w:r>
+        <w:rPr>
+          <w:b w:val="0"/>
+          <w:i w:val="0"/>
+        </w:rPr>
+        <w:t>not</w:t>
+      </w:r>
+      <w:r>
+        <w:t xml:space="preserve"> </w:t>
+      </w:r>
+      <w:r>
+        <w:rPr>
+          <w:b w:val="0"/>
+          <w:i w:val="0"/>
+        </w:rPr>
+        <w:t>obvious</w:t>
+      </w:r>
+      <w:r>
+        <w:t xml:space="preserve"> </w:t>
+      </w:r>
+      <w:r>
+        <w:rPr>
+          <w:b w:val="0"/>
+          <w:i w:val="0"/>
+        </w:rPr>
+        <w:t>from</w:t>
+      </w:r>
+      <w:r>
+        <w:t xml:space="preserve"> </w:t>
+      </w:r>
+      <w:r>
+        <w:rPr>
+          <w:b w:val="0"/>
+          <w:i w:val="0"/>
+        </w:rPr>
+        <w:t>context.</w:t>
+      </w:r>
+      <w:r>
+        <w:t xml:space="preserve"> </w:t>
+      </w:r>
+      <w:r>
+        <w:rPr>
+          <w:b w:val="0"/>
+          <w:i w:val="0"/>
+        </w:rPr>
+        <w:t>Where</w:t>
+      </w:r>
+      <w:r>
+        <w:t xml:space="preserve"> </w:t>
+      </w:r>
+      <w:r>
+        <w:rPr>
+          <w:b w:val="0"/>
+          <w:i w:val="0"/>
+        </w:rPr>
+        <w:t>an</w:t>
+      </w:r>
+      <w:r>
+        <w:t xml:space="preserve"> </w:t>
+      </w:r>
+      <w:r>
+        <w:rPr>
+          <w:b w:val="0"/>
+          <w:i w:val="0"/>
+        </w:rPr>
+        <w:t>English</w:t>
+      </w:r>
+      <w:r>
+        <w:t xml:space="preserve"> </w:t>
+      </w:r>
+      <w:r>
+        <w:rPr>
+          <w:b w:val="0"/>
+          <w:i w:val="0"/>
+        </w:rPr>
+        <w:t>word</w:t>
+      </w:r>
+      <w:r>
+        <w:t xml:space="preserve"> </w:t>
+      </w:r>
+      <w:r>
+        <w:rPr>
+          <w:b w:val="0"/>
+          <w:i w:val="0"/>
+        </w:rPr>
+        <w:t>will</w:t>
+      </w:r>
+      <w:r>
+        <w:t xml:space="preserve"> </w:t>
+      </w:r>
+      <w:r>
+        <w:rPr>
+          <w:b w:val="0"/>
+          <w:i w:val="0"/>
+        </w:rPr>
+        <w:t>serve,</w:t>
+      </w:r>
+      <w:r>
+        <w:t xml:space="preserve"> </w:t>
+      </w:r>
+      <w:r>
+        <w:rPr>
+          <w:b w:val="0"/>
+          <w:i w:val="0"/>
+        </w:rPr>
+        <w:t>it</w:t>
+      </w:r>
+      <w:r>
+        <w:t xml:space="preserve"> </w:t>
+      </w:r>
+      <w:r>
+        <w:rPr>
+          <w:b w:val="0"/>
+          <w:i w:val="0"/>
+        </w:rPr>
+        <w:t>serves.</w:t>
+      </w:r>
+    </w:p>
+    <w:p>
+      <w:pPr/>
+      <w:r>
+        <w:rPr>
+          <w:b w:val="0"/>
+          <w:i w:val="0"/>
+        </w:rPr>
+        <w:t>Latin</w:t>
+      </w:r>
+      <w:r>
+        <w:t xml:space="preserve"> </w:t>
+      </w:r>
+      <w:r>
+        <w:rPr>
+          <w:b w:val="0"/>
+          <w:i w:val="0"/>
+        </w:rPr>
+        <w:t>species</w:t>
+      </w:r>
+      <w:r>
+        <w:t xml:space="preserve"> </w:t>
+      </w:r>
+      <w:r>
+        <w:rPr>
+          <w:b w:val="0"/>
+          <w:i w:val="0"/>
+        </w:rPr>
+        <w:t>names</w:t>
+      </w:r>
+      <w:r>
+        <w:t xml:space="preserve"> </w:t>
+      </w:r>
+      <w:r>
+        <w:rPr>
+          <w:b w:val="0"/>
+          <w:i w:val="0"/>
+        </w:rPr>
+        <w:t>follow</w:t>
+      </w:r>
+      <w:r>
+        <w:t xml:space="preserve"> </w:t>
+      </w:r>
+      <w:r>
+        <w:rPr>
+          <w:b w:val="0"/>
+          <w:i w:val="0"/>
+        </w:rPr>
+        <w:t>the</w:t>
+      </w:r>
+      <w:r>
+        <w:t xml:space="preserve"> </w:t>
+      </w:r>
+      <w:r>
+        <w:rPr>
+          <w:b w:val="0"/>
+          <w:i w:val="0"/>
+        </w:rPr>
+        <w:t>common</w:t>
+      </w:r>
+      <w:r>
+        <w:t xml:space="preserve"> </w:t>
+      </w:r>
+      <w:r>
+        <w:rPr>
+          <w:b w:val="0"/>
+          <w:i w:val="0"/>
+        </w:rPr>
+        <w:t>name,</w:t>
+      </w:r>
+      <w:r>
+        <w:t xml:space="preserve"> </w:t>
+      </w:r>
+      <w:r>
+        <w:rPr>
+          <w:b w:val="0"/>
+          <w:i w:val="0"/>
+        </w:rPr>
+        <w:t>bracketed</w:t>
+      </w:r>
+      <w:r>
+        <w:t xml:space="preserve"> </w:t>
+      </w:r>
+      <w:r>
+        <w:rPr>
+          <w:b w:val="0"/>
+          <w:i w:val="0"/>
+        </w:rPr>
+        <w:t>and</w:t>
+      </w:r>
+      <w:r>
+        <w:t xml:space="preserve"> </w:t>
+      </w:r>
+      <w:r>
+        <w:rPr>
+          <w:b w:val="0"/>
+          <w:i w:val="0"/>
+        </w:rPr>
+        <w:t>italicised,</w:t>
+      </w:r>
+      <w:r>
+        <w:t xml:space="preserve"> </w:t>
+      </w:r>
+      <w:r>
+        <w:rPr>
+          <w:b w:val="0"/>
+          <w:i w:val="0"/>
+        </w:rPr>
+        <w:t>first</w:t>
+      </w:r>
+      <w:r>
+        <w:t xml:space="preserve"> </w:t>
+      </w:r>
+      <w:r>
+        <w:rPr>
+          <w:b w:val="0"/>
+          <w:i w:val="0"/>
+        </w:rPr>
+        <w:t>word</w:t>
+      </w:r>
+      <w:r>
+        <w:t xml:space="preserve"> </w:t>
+      </w:r>
+      <w:r>
+        <w:rPr>
+          <w:b w:val="0"/>
+          <w:i w:val="0"/>
+        </w:rPr>
+        <w:t>capped:</w:t>
+      </w:r>
+      <w:r>
+        <w:t xml:space="preserve"> </w:t>
+      </w:r>
+      <w:r>
+        <w:rPr>
+          <w:b w:val="0"/>
+          <w:i w:val="0"/>
+        </w:rPr>
+        <w:t>chimpanzee</w:t>
+      </w:r>
+      <w:r>
+        <w:t xml:space="preserve"> </w:t>
+      </w:r>
+      <w:r>
+        <w:rPr>
+          <w:b w:val="0"/>
+          <w:i w:val="0"/>
+        </w:rPr>
+        <w:t>(</w:t>
+      </w:r>
+      <w:r>
+        <w:rPr>
+          <w:b w:val="0"/>
+          <w:i/>
+        </w:rPr>
+        <w:t>Pan</w:t>
+      </w:r>
+      <w:r>
+        <w:t xml:space="preserve"> </w:t>
+      </w:r>
+      <w:r>
+        <w:rPr>
+          <w:b w:val="0"/>
+          <w:i/>
+        </w:rPr>
+        <w:t>troglodytes</w:t>
+      </w:r>
+      <w:r>
+        <w:rPr>
+          <w:b w:val="0"/>
+          <w:i w:val="0"/>
+        </w:rPr>
+        <w:t>).</w:t>
+      </w:r>
+      <w:r>
+        <w:t xml:space="preserve"> </w:t>
+      </w:r>
+      <w:r>
+        <w:rPr>
+          <w:b w:val="0"/>
+          <w:i w:val="0"/>
+        </w:rPr>
+        <w:t>Once</w:t>
+      </w:r>
+      <w:r>
+        <w:t xml:space="preserve"> </w:t>
+      </w:r>
+      <w:r>
+        <w:rPr>
+          <w:b w:val="0"/>
+          <w:i w:val="0"/>
+        </w:rPr>
+        <w:t>only,</w:t>
+      </w:r>
+      <w:r>
+        <w:t xml:space="preserve"> </w:t>
+      </w:r>
+      <w:r>
+        <w:rPr>
+          <w:b w:val="0"/>
+          <w:i w:val="0"/>
+        </w:rPr>
+        <w:t>unless</w:t>
+      </w:r>
+      <w:r>
+        <w:t xml:space="preserve"> </w:t>
+      </w:r>
+      <w:r>
+        <w:rPr>
+          <w:b w:val="0"/>
+          <w:i w:val="0"/>
+        </w:rPr>
+        <w:t>quoted.</w:t>
+      </w:r>
+    </w:p>
+    <w:p>
+      <w:pPr/>
+      <w:r>
+        <w:rPr>
+          <w:b w:val="0"/>
+          <w:i w:val="0"/>
+        </w:rPr>
+        <w:t>Titles</w:t>
+      </w:r>
+      <w:r>
+        <w:t xml:space="preserve"> </w:t>
+      </w:r>
+      <w:r>
+        <w:rPr>
+          <w:b w:val="0"/>
+          <w:i w:val="0"/>
+        </w:rPr>
+        <w:t>taking</w:t>
+      </w:r>
+      <w:r>
+        <w:t xml:space="preserve"> </w:t>
+      </w:r>
+      <w:r>
+        <w:rPr>
+          <w:b w:val="0"/>
+          <w:i w:val="0"/>
+        </w:rPr>
+        <w:t>italic</w:t>
+      </w:r>
+      <w:r>
+        <w:t xml:space="preserve"> </w:t>
+      </w:r>
+      <w:r>
+        <w:rPr>
+          <w:b w:val="0"/>
+          <w:i w:val="0"/>
+        </w:rPr>
+        <w:t>or</w:t>
+      </w:r>
+      <w:r>
+        <w:t xml:space="preserve"> </w:t>
+      </w:r>
+      <w:r>
+        <w:rPr>
+          <w:b w:val="0"/>
+          <w:i w:val="0"/>
+        </w:rPr>
+        <w:t>quote</w:t>
+      </w:r>
+      <w:r>
+        <w:t xml:space="preserve"> </w:t>
+      </w:r>
+      <w:r>
+        <w:rPr>
+          <w:b w:val="0"/>
+          <w:i w:val="0"/>
+        </w:rPr>
+        <w:t>marks</w:t>
+      </w:r>
+      <w:r>
+        <w:t xml:space="preserve"> </w:t>
+      </w:r>
+      <w:r>
+        <w:rPr>
+          <w:b w:val="0"/>
+          <w:i w:val="0"/>
+        </w:rPr>
+        <w:t>are</w:t>
+      </w:r>
+      <w:r>
+        <w:t xml:space="preserve"> </w:t>
+      </w:r>
+      <w:r>
+        <w:rPr>
+          <w:b w:val="0"/>
+          <w:i w:val="0"/>
+        </w:rPr>
+        <w:t>entered</w:t>
+      </w:r>
+      <w:r>
+        <w:t xml:space="preserve"> </w:t>
+      </w:r>
+      <w:r>
+        <w:rPr>
+          <w:b w:val="0"/>
+          <w:i w:val="0"/>
+        </w:rPr>
+        <w:t>under</w:t>
+      </w:r>
+      <w:r>
+        <w:t xml:space="preserve"> </w:t>
+      </w:r>
+      <w:r>
+        <w:rPr>
+          <w:b w:val="0"/>
+          <w:i w:val="0"/>
+        </w:rPr>
+        <w:t>Styles</w:t>
+      </w:r>
+      <w:r>
+        <w:t xml:space="preserve"> </w:t>
+      </w:r>
+      <w:r>
+        <w:rPr>
+          <w:b w:val="0"/>
+          <w:i w:val="0"/>
+        </w:rPr>
+        <w:t>required.</w:t>
+      </w:r>
     </w:p>
     <w:p>
       <w:bookmarkStart w:id="9014" w:name="_bkp_toc_14"/>
       <w:pPr>
-        <w:pStyle w:val="Heading4"/>
+        <w:pStyle w:val="Heading3"/>
       </w:pPr>
       <w:r>
         <w:rPr>
           <w:b w:val="0"/>
           <w:i w:val="0"/>
         </w:rPr>
-        <w:t>[G2-B1]</w:t>
-      </w:r>
-      <w:r>
-        <w:t xml:space="preserve"> </w:t>
-      </w:r>
-      <w:r>
-        <w:rPr>
-          <w:b w:val="0"/>
-          <w:i w:val="0"/>
-        </w:rPr>
-        <w:t>Country</w:t>
-      </w:r>
-      <w:r>
-        <w:t xml:space="preserve"> </w:t>
-      </w:r>
-      <w:r>
-        <w:rPr>
-          <w:b w:val="0"/>
-          <w:i w:val="0"/>
-        </w:rPr>
-        <w:t>abbreviations</w:t>
-      </w:r>
-      <w:r>
-        <w:t xml:space="preserve"> </w:t>
-      </w:r>
-      <w:r>
-        <w:rPr>
-          <w:b w:val="0"/>
-          <w:i w:val="0"/>
-        </w:rPr>
-        <w:t>in</w:t>
-      </w:r>
-      <w:r>
-        <w:t xml:space="preserve"> </w:t>
-      </w:r>
-      <w:r>
-        <w:rPr>
-          <w:b w:val="0"/>
-          <w:i w:val="0"/>
-        </w:rPr>
-        <w:t>heads</w:t>
+        <w:t>[G2-B]</w:t>
+      </w:r>
+      <w:r>
+        <w:t xml:space="preserve"> </w:t>
+      </w:r>
+      <w:r>
+        <w:rPr>
+          <w:b w:val="0"/>
+          <w:i w:val="0"/>
+        </w:rPr>
+        <w:t>Scope</w:t>
       </w:r>
       <w:bookmarkEnd w:id="9014"/>
-    </w:p>
-    <w:p>
-      <w:pPr/>
-      <w:r>
-        <w:rPr>
-          <w:b w:val="0"/>
-          <w:i w:val="0"/>
-        </w:rPr>
-        <w:t>UK</w:t>
-      </w:r>
-      <w:r>
-        <w:t xml:space="preserve"> </w:t>
-      </w:r>
-      <w:r>
-        <w:rPr>
-          <w:b w:val="0"/>
-          <w:i w:val="0"/>
-        </w:rPr>
-        <w:t>and</w:t>
-      </w:r>
-      <w:r>
-        <w:t xml:space="preserve"> </w:t>
-      </w:r>
-      <w:r>
-        <w:rPr>
-          <w:b w:val="0"/>
-          <w:i w:val="0"/>
-        </w:rPr>
-        <w:t>US</w:t>
-      </w:r>
-      <w:r>
-        <w:t xml:space="preserve"> </w:t>
-      </w:r>
-      <w:r>
-        <w:rPr>
-          <w:b w:val="0"/>
-          <w:i w:val="0"/>
-        </w:rPr>
-        <w:t>appear</w:t>
-      </w:r>
-      <w:r>
-        <w:t xml:space="preserve"> </w:t>
-      </w:r>
-      <w:r>
-        <w:rPr>
-          <w:b w:val="0"/>
-          <w:i w:val="0"/>
-        </w:rPr>
-        <w:t>anywhere.</w:t>
-      </w:r>
-      <w:r>
-        <w:t xml:space="preserve"> </w:t>
-      </w:r>
-      <w:r>
-        <w:rPr>
-          <w:b w:val="0"/>
-          <w:i w:val="0"/>
-        </w:rPr>
-        <w:t>NZ,</w:t>
-      </w:r>
-      <w:r>
-        <w:t xml:space="preserve"> </w:t>
-      </w:r>
-      <w:r>
-        <w:rPr>
-          <w:b w:val="0"/>
-          <w:i w:val="0"/>
-        </w:rPr>
-        <w:t>HK,</w:t>
-      </w:r>
-      <w:r>
-        <w:t xml:space="preserve"> </w:t>
-      </w:r>
-      <w:r>
-        <w:rPr>
-          <w:b w:val="0"/>
-          <w:i w:val="0"/>
-        </w:rPr>
-        <w:t>LA,</w:t>
-      </w:r>
-      <w:r>
-        <w:t xml:space="preserve"> </w:t>
-      </w:r>
-      <w:r>
-        <w:rPr>
-          <w:b w:val="0"/>
-          <w:i w:val="0"/>
-        </w:rPr>
-        <w:t>NY,</w:t>
-      </w:r>
-      <w:r>
-        <w:t xml:space="preserve"> </w:t>
-      </w:r>
-      <w:r>
-        <w:rPr>
-          <w:b w:val="0"/>
-          <w:i w:val="0"/>
-        </w:rPr>
-        <w:t>SK,</w:t>
-      </w:r>
-      <w:r>
-        <w:t xml:space="preserve"> </w:t>
-      </w:r>
-      <w:r>
-        <w:rPr>
-          <w:b w:val="0"/>
-          <w:i w:val="0"/>
-        </w:rPr>
-        <w:t>NK,</w:t>
-      </w:r>
-      <w:r>
-        <w:t xml:space="preserve"> </w:t>
-      </w:r>
-      <w:r>
-        <w:rPr>
-          <w:b w:val="0"/>
-          <w:i w:val="0"/>
-        </w:rPr>
-        <w:t>S</w:t>
-      </w:r>
-      <w:r>
-        <w:t xml:space="preserve"> </w:t>
-      </w:r>
-      <w:r>
-        <w:rPr>
-          <w:b w:val="0"/>
-          <w:i w:val="0"/>
-        </w:rPr>
-        <w:t>Africa,</w:t>
-      </w:r>
-      <w:r>
-        <w:t xml:space="preserve"> </w:t>
-      </w:r>
-      <w:r>
-        <w:rPr>
-          <w:b w:val="0"/>
-          <w:i w:val="0"/>
-        </w:rPr>
-        <w:t>S</w:t>
-      </w:r>
-      <w:r>
-        <w:t xml:space="preserve"> </w:t>
-      </w:r>
-      <w:r>
-        <w:rPr>
-          <w:b w:val="0"/>
-          <w:i w:val="0"/>
-        </w:rPr>
-        <w:t>Sudan</w:t>
-      </w:r>
-      <w:r>
-        <w:t xml:space="preserve"> </w:t>
-      </w:r>
-      <w:r>
-        <w:rPr>
-          <w:b w:val="0"/>
-          <w:i w:val="0"/>
-        </w:rPr>
-        <w:t>and</w:t>
-      </w:r>
-      <w:r>
-        <w:t xml:space="preserve"> </w:t>
-      </w:r>
-      <w:r>
-        <w:rPr>
-          <w:b w:val="0"/>
-          <w:i w:val="0"/>
-        </w:rPr>
-        <w:t>Aus</w:t>
-      </w:r>
-      <w:r>
-        <w:t xml:space="preserve"> </w:t>
-      </w:r>
-      <w:r>
-        <w:rPr>
-          <w:b w:val="0"/>
-          <w:i w:val="0"/>
-        </w:rPr>
-        <w:t>appear</w:t>
-      </w:r>
-      <w:r>
-        <w:t xml:space="preserve"> </w:t>
-      </w:r>
-      <w:r>
-        <w:rPr>
-          <w:b w:val="0"/>
-          <w:i w:val="0"/>
-        </w:rPr>
-        <w:t>in</w:t>
-      </w:r>
-      <w:r>
-        <w:t xml:space="preserve"> </w:t>
-      </w:r>
-      <w:r>
-        <w:rPr>
-          <w:b w:val="0"/>
-          <w:i w:val="0"/>
-        </w:rPr>
-        <w:t>heads</w:t>
-      </w:r>
-      <w:r>
-        <w:t xml:space="preserve"> </w:t>
-      </w:r>
-      <w:r>
-        <w:rPr>
-          <w:b w:val="0"/>
-          <w:i w:val="0"/>
-        </w:rPr>
-        <w:t>and</w:t>
-      </w:r>
-      <w:r>
-        <w:t xml:space="preserve"> </w:t>
-      </w:r>
-      <w:r>
-        <w:rPr>
-          <w:b w:val="0"/>
-          <w:i w:val="0"/>
-        </w:rPr>
-        <w:t>decks.</w:t>
-      </w:r>
-      <w:r>
-        <w:t xml:space="preserve"> </w:t>
-      </w:r>
-      <w:r>
-        <w:rPr>
-          <w:b w:val="0"/>
-          <w:i w:val="0"/>
-        </w:rPr>
-        <w:t>PNG</w:t>
-      </w:r>
-      <w:r>
-        <w:t xml:space="preserve"> </w:t>
-      </w:r>
-      <w:r>
-        <w:rPr>
-          <w:b w:val="0"/>
-          <w:i w:val="0"/>
-        </w:rPr>
-        <w:t>and</w:t>
-      </w:r>
-      <w:r>
-        <w:t xml:space="preserve"> </w:t>
-      </w:r>
-      <w:r>
-        <w:rPr>
-          <w:b w:val="0"/>
-          <w:i w:val="0"/>
-        </w:rPr>
-        <w:t>DRC</w:t>
-      </w:r>
-      <w:r>
-        <w:t xml:space="preserve"> </w:t>
-      </w:r>
-      <w:r>
-        <w:rPr>
-          <w:b w:val="0"/>
-          <w:i w:val="0"/>
-        </w:rPr>
-        <w:t>appear</w:t>
-      </w:r>
-      <w:r>
-        <w:t xml:space="preserve"> </w:t>
-      </w:r>
-      <w:r>
-        <w:rPr>
-          <w:b w:val="0"/>
-          <w:i w:val="0"/>
-        </w:rPr>
-        <w:t>in</w:t>
-      </w:r>
-      <w:r>
-        <w:t xml:space="preserve"> </w:t>
-      </w:r>
-      <w:r>
-        <w:rPr>
-          <w:b w:val="0"/>
-          <w:i w:val="0"/>
-        </w:rPr>
-        <w:t>heads,</w:t>
-      </w:r>
-      <w:r>
-        <w:t xml:space="preserve"> </w:t>
-      </w:r>
-      <w:r>
-        <w:rPr>
-          <w:b w:val="0"/>
-          <w:i w:val="0"/>
-        </w:rPr>
-        <w:t>or</w:t>
-      </w:r>
-      <w:r>
-        <w:t xml:space="preserve"> </w:t>
-      </w:r>
-      <w:r>
-        <w:rPr>
-          <w:b w:val="0"/>
-          <w:i w:val="0"/>
-        </w:rPr>
-        <w:t>in</w:t>
-      </w:r>
-      <w:r>
-        <w:t xml:space="preserve"> </w:t>
-      </w:r>
-      <w:r>
-        <w:rPr>
-          <w:b w:val="0"/>
-          <w:i w:val="0"/>
-        </w:rPr>
-        <w:t>body</w:t>
-      </w:r>
-      <w:r>
-        <w:t xml:space="preserve"> </w:t>
-      </w:r>
-      <w:r>
-        <w:rPr>
-          <w:b w:val="0"/>
-          <w:i w:val="0"/>
-        </w:rPr>
-        <w:t>after</w:t>
-      </w:r>
-      <w:r>
-        <w:t xml:space="preserve"> </w:t>
-      </w:r>
-      <w:r>
-        <w:rPr>
-          <w:b w:val="0"/>
-          <w:i w:val="0"/>
-        </w:rPr>
-        <w:t>the</w:t>
-      </w:r>
-      <w:r>
-        <w:t xml:space="preserve"> </w:t>
-      </w:r>
-      <w:r>
-        <w:rPr>
-          <w:b w:val="0"/>
-          <w:i w:val="0"/>
-        </w:rPr>
-        <w:t>full</w:t>
-      </w:r>
-      <w:r>
-        <w:t xml:space="preserve"> </w:t>
-      </w:r>
-      <w:r>
-        <w:rPr>
-          <w:b w:val="0"/>
-          <w:i w:val="0"/>
-        </w:rPr>
-        <w:t>first</w:t>
-      </w:r>
-      <w:r>
-        <w:t xml:space="preserve"> </w:t>
-      </w:r>
-      <w:r>
-        <w:rPr>
-          <w:b w:val="0"/>
-          <w:i w:val="0"/>
-        </w:rPr>
-        <w:t>reference.</w:t>
-      </w:r>
     </w:p>
     <w:p>
       <w:bookmarkStart w:id="9015" w:name="_bkp_toc_15"/>
@@ -18016,6 +21328,420 @@
           <w:b w:val="0"/>
           <w:i w:val="0"/>
         </w:rPr>
+        <w:t>[G2-B1]</w:t>
+      </w:r>
+      <w:r>
+        <w:t xml:space="preserve"> </w:t>
+      </w:r>
+      <w:r>
+        <w:rPr>
+          <w:b w:val="0"/>
+          <w:i w:val="0"/>
+        </w:rPr>
+        <w:t>Country</w:t>
+      </w:r>
+      <w:r>
+        <w:t xml:space="preserve"> </w:t>
+      </w:r>
+      <w:r>
+        <w:rPr>
+          <w:b w:val="0"/>
+          <w:i w:val="0"/>
+        </w:rPr>
+        <w:t>abbreviations</w:t>
+      </w:r>
+      <w:r>
+        <w:t xml:space="preserve"> </w:t>
+      </w:r>
+      <w:r>
+        <w:rPr>
+          <w:b w:val="0"/>
+          <w:i w:val="0"/>
+        </w:rPr>
+        <w:t>in</w:t>
+      </w:r>
+      <w:r>
+        <w:t xml:space="preserve"> </w:t>
+      </w:r>
+      <w:r>
+        <w:rPr>
+          <w:b w:val="0"/>
+          <w:i w:val="0"/>
+        </w:rPr>
+        <w:t>heads</w:t>
+      </w:r>
+      <w:bookmarkEnd w:id="9015"/>
+    </w:p>
+    <w:p>
+      <w:pPr/>
+      <w:r>
+        <w:rPr>
+          <w:b w:val="0"/>
+          <w:i w:val="0"/>
+        </w:rPr>
+        <w:t>UK</w:t>
+      </w:r>
+      <w:r>
+        <w:t xml:space="preserve"> </w:t>
+      </w:r>
+      <w:r>
+        <w:rPr>
+          <w:b w:val="0"/>
+          <w:i w:val="0"/>
+        </w:rPr>
+        <w:t>and</w:t>
+      </w:r>
+      <w:r>
+        <w:t xml:space="preserve"> </w:t>
+      </w:r>
+      <w:r>
+        <w:rPr>
+          <w:b w:val="0"/>
+          <w:i w:val="0"/>
+        </w:rPr>
+        <w:t>US</w:t>
+      </w:r>
+      <w:r>
+        <w:t xml:space="preserve"> </w:t>
+      </w:r>
+      <w:r>
+        <w:rPr>
+          <w:b w:val="0"/>
+          <w:i w:val="0"/>
+        </w:rPr>
+        <w:t>appear</w:t>
+      </w:r>
+      <w:r>
+        <w:t xml:space="preserve"> </w:t>
+      </w:r>
+      <w:r>
+        <w:rPr>
+          <w:b w:val="0"/>
+          <w:i w:val="0"/>
+        </w:rPr>
+        <w:t>anywhere.</w:t>
+      </w:r>
+      <w:r>
+        <w:t xml:space="preserve"> </w:t>
+      </w:r>
+      <w:r>
+        <w:rPr>
+          <w:b w:val="0"/>
+          <w:i w:val="0"/>
+        </w:rPr>
+        <w:t>NZ,</w:t>
+      </w:r>
+      <w:r>
+        <w:t xml:space="preserve"> </w:t>
+      </w:r>
+      <w:r>
+        <w:rPr>
+          <w:b w:val="0"/>
+          <w:i w:val="0"/>
+        </w:rPr>
+        <w:t>HK,</w:t>
+      </w:r>
+      <w:r>
+        <w:t xml:space="preserve"> </w:t>
+      </w:r>
+      <w:r>
+        <w:rPr>
+          <w:b w:val="0"/>
+          <w:i w:val="0"/>
+        </w:rPr>
+        <w:t>LA,</w:t>
+      </w:r>
+      <w:r>
+        <w:t xml:space="preserve"> </w:t>
+      </w:r>
+      <w:r>
+        <w:rPr>
+          <w:b w:val="0"/>
+          <w:i w:val="0"/>
+        </w:rPr>
+        <w:t>NY,</w:t>
+      </w:r>
+      <w:r>
+        <w:t xml:space="preserve"> </w:t>
+      </w:r>
+      <w:r>
+        <w:rPr>
+          <w:b w:val="0"/>
+          <w:i w:val="0"/>
+        </w:rPr>
+        <w:t>SK,</w:t>
+      </w:r>
+      <w:r>
+        <w:t xml:space="preserve"> </w:t>
+      </w:r>
+      <w:r>
+        <w:rPr>
+          <w:b w:val="0"/>
+          <w:i w:val="0"/>
+        </w:rPr>
+        <w:t>NK,</w:t>
+      </w:r>
+      <w:r>
+        <w:t xml:space="preserve"> </w:t>
+      </w:r>
+      <w:r>
+        <w:rPr>
+          <w:b w:val="0"/>
+          <w:i w:val="0"/>
+        </w:rPr>
+        <w:t>S</w:t>
+      </w:r>
+      <w:r>
+        <w:t xml:space="preserve"> </w:t>
+      </w:r>
+      <w:r>
+        <w:rPr>
+          <w:b w:val="0"/>
+          <w:i w:val="0"/>
+        </w:rPr>
+        <w:t>Africa,</w:t>
+      </w:r>
+      <w:r>
+        <w:t xml:space="preserve"> </w:t>
+      </w:r>
+      <w:r>
+        <w:rPr>
+          <w:b w:val="0"/>
+          <w:i w:val="0"/>
+        </w:rPr>
+        <w:t>S</w:t>
+      </w:r>
+      <w:r>
+        <w:t xml:space="preserve"> </w:t>
+      </w:r>
+      <w:r>
+        <w:rPr>
+          <w:b w:val="0"/>
+          <w:i w:val="0"/>
+        </w:rPr>
+        <w:t>Sudan</w:t>
+      </w:r>
+      <w:r>
+        <w:t xml:space="preserve"> </w:t>
+      </w:r>
+      <w:r>
+        <w:rPr>
+          <w:b w:val="0"/>
+          <w:i w:val="0"/>
+        </w:rPr>
+        <w:t>and</w:t>
+      </w:r>
+      <w:r>
+        <w:t xml:space="preserve"> </w:t>
+      </w:r>
+      <w:r>
+        <w:rPr>
+          <w:b w:val="0"/>
+          <w:i w:val="0"/>
+        </w:rPr>
+        <w:t>Aus</w:t>
+      </w:r>
+      <w:r>
+        <w:t xml:space="preserve"> </w:t>
+      </w:r>
+      <w:r>
+        <w:rPr>
+          <w:b w:val="0"/>
+          <w:i w:val="0"/>
+        </w:rPr>
+        <w:t>appear</w:t>
+      </w:r>
+      <w:r>
+        <w:t xml:space="preserve"> </w:t>
+      </w:r>
+      <w:r>
+        <w:rPr>
+          <w:b w:val="0"/>
+          <w:i w:val="0"/>
+        </w:rPr>
+        <w:t>in</w:t>
+      </w:r>
+      <w:r>
+        <w:t xml:space="preserve"> </w:t>
+      </w:r>
+      <w:r>
+        <w:rPr>
+          <w:b w:val="0"/>
+          <w:i w:val="0"/>
+        </w:rPr>
+        <w:t>heads</w:t>
+      </w:r>
+      <w:r>
+        <w:t xml:space="preserve"> </w:t>
+      </w:r>
+      <w:r>
+        <w:rPr>
+          <w:b w:val="0"/>
+          <w:i w:val="0"/>
+        </w:rPr>
+        <w:t>and</w:t>
+      </w:r>
+      <w:r>
+        <w:t xml:space="preserve"> </w:t>
+      </w:r>
+      <w:r>
+        <w:rPr>
+          <w:b w:val="0"/>
+          <w:i w:val="0"/>
+        </w:rPr>
+        <w:t>decks.</w:t>
+      </w:r>
+      <w:r>
+        <w:t xml:space="preserve"> </w:t>
+      </w:r>
+      <w:r>
+        <w:rPr>
+          <w:b w:val="0"/>
+          <w:i w:val="0"/>
+        </w:rPr>
+        <w:t>PNG</w:t>
+      </w:r>
+      <w:r>
+        <w:t xml:space="preserve"> </w:t>
+      </w:r>
+      <w:r>
+        <w:rPr>
+          <w:b w:val="0"/>
+          <w:i w:val="0"/>
+        </w:rPr>
+        <w:t>and</w:t>
+      </w:r>
+      <w:r>
+        <w:t xml:space="preserve"> </w:t>
+      </w:r>
+      <w:r>
+        <w:rPr>
+          <w:b w:val="0"/>
+          <w:i w:val="0"/>
+        </w:rPr>
+        <w:t>DRC</w:t>
+      </w:r>
+      <w:r>
+        <w:t xml:space="preserve"> </w:t>
+      </w:r>
+      <w:r>
+        <w:rPr>
+          <w:b w:val="0"/>
+          <w:i w:val="0"/>
+        </w:rPr>
+        <w:t>appear</w:t>
+      </w:r>
+      <w:r>
+        <w:t xml:space="preserve"> </w:t>
+      </w:r>
+      <w:r>
+        <w:rPr>
+          <w:b w:val="0"/>
+          <w:i w:val="0"/>
+        </w:rPr>
+        <w:t>in</w:t>
+      </w:r>
+      <w:r>
+        <w:t xml:space="preserve"> </w:t>
+      </w:r>
+      <w:r>
+        <w:rPr>
+          <w:b w:val="0"/>
+          <w:i w:val="0"/>
+        </w:rPr>
+        <w:t>heads,</w:t>
+      </w:r>
+      <w:r>
+        <w:t xml:space="preserve"> </w:t>
+      </w:r>
+      <w:r>
+        <w:rPr>
+          <w:b w:val="0"/>
+          <w:i w:val="0"/>
+        </w:rPr>
+        <w:t>or</w:t>
+      </w:r>
+      <w:r>
+        <w:t xml:space="preserve"> </w:t>
+      </w:r>
+      <w:r>
+        <w:rPr>
+          <w:b w:val="0"/>
+          <w:i w:val="0"/>
+        </w:rPr>
+        <w:t>in</w:t>
+      </w:r>
+      <w:r>
+        <w:t xml:space="preserve"> </w:t>
+      </w:r>
+      <w:r>
+        <w:rPr>
+          <w:b w:val="0"/>
+          <w:i w:val="0"/>
+        </w:rPr>
+        <w:t>body</w:t>
+      </w:r>
+      <w:r>
+        <w:t xml:space="preserve"> </w:t>
+      </w:r>
+      <w:r>
+        <w:rPr>
+          <w:b w:val="0"/>
+          <w:i w:val="0"/>
+        </w:rPr>
+        <w:t>after</w:t>
+      </w:r>
+      <w:r>
+        <w:t xml:space="preserve"> </w:t>
+      </w:r>
+      <w:r>
+        <w:rPr>
+          <w:b w:val="0"/>
+          <w:i w:val="0"/>
+        </w:rPr>
+        <w:t>the</w:t>
+      </w:r>
+      <w:r>
+        <w:t xml:space="preserve"> </w:t>
+      </w:r>
+      <w:r>
+        <w:rPr>
+          <w:b w:val="0"/>
+          <w:i w:val="0"/>
+        </w:rPr>
+        <w:t>full</w:t>
+      </w:r>
+      <w:r>
+        <w:t xml:space="preserve"> </w:t>
+      </w:r>
+      <w:r>
+        <w:rPr>
+          <w:b w:val="0"/>
+          <w:i w:val="0"/>
+        </w:rPr>
+        <w:t>first</w:t>
+      </w:r>
+      <w:r>
+        <w:t xml:space="preserve"> </w:t>
+      </w:r>
+      <w:r>
+        <w:rPr>
+          <w:b w:val="0"/>
+          <w:i w:val="0"/>
+        </w:rPr>
+        <w:t>reference.</w:t>
+      </w:r>
+    </w:p>
+    <w:p>
+      <w:bookmarkStart w:id="9016" w:name="_bkp_toc_16"/>
+      <w:pPr>
+        <w:pStyle w:val="Heading4"/>
+      </w:pPr>
+      <w:r>
+        <w:rPr>
+          <w:b w:val="0"/>
+          <w:i w:val="0"/>
+        </w:rPr>
         <w:t>[G2-B2]</w:t>
       </w:r>
       <w:r>
@@ -18028,7 +21754,7 @@
         </w:rPr>
         <w:t>Length</w:t>
       </w:r>
-      <w:bookmarkEnd w:id="9015"/>
+      <w:bookmarkEnd w:id="9016"/>
     </w:p>
     <w:p>
       <w:pPr/>
@@ -20023,6 +23749,66 @@
           <w:i w:val="0"/>
         </w:rPr>
         <w:t>it.</w:t>
+      </w:r>
+    </w:p>
+    <w:p>
+      <w:pPr/>
+      <w:r>
+        <w:rPr>
+          <w:b w:val="0"/>
+          <w:i w:val="0"/>
+        </w:rPr>
+        <w:t>Sub-heads</w:t>
+      </w:r>
+      <w:r>
+        <w:t xml:space="preserve"> </w:t>
+      </w:r>
+      <w:r>
+        <w:rPr>
+          <w:b w:val="0"/>
+          <w:i w:val="0"/>
+        </w:rPr>
+        <w:t>are</w:t>
+      </w:r>
+      <w:r>
+        <w:t xml:space="preserve"> </w:t>
+      </w:r>
+      <w:r>
+        <w:rPr>
+          <w:b w:val="0"/>
+          <w:i w:val="0"/>
+        </w:rPr>
+        <w:t>entered</w:t>
+      </w:r>
+      <w:r>
+        <w:t xml:space="preserve"> </w:t>
+      </w:r>
+      <w:r>
+        <w:rPr>
+          <w:b w:val="0"/>
+          <w:i w:val="0"/>
+        </w:rPr>
+        <w:t>under</w:t>
+      </w:r>
+      <w:r>
+        <w:t xml:space="preserve"> </w:t>
+      </w:r>
+      <w:r>
+        <w:rPr>
+          <w:b w:val="0"/>
+          <w:i w:val="0"/>
+        </w:rPr>
+        <w:t>Styles</w:t>
+      </w:r>
+      <w:r>
+        <w:t xml:space="preserve"> </w:t>
+      </w:r>
+      <w:r>
+        <w:rPr>
+          <w:b w:val="0"/>
+          <w:i w:val="0"/>
+        </w:rPr>
+        <w:t>required.</w:t>
       </w:r>
     </w:p>
     <w:p>
@@ -23042,7 +26828,7 @@
       </w:r>
     </w:p>
     <w:p>
-      <w:bookmarkStart w:id="9016" w:name="_bkp_toc_16"/>
+      <w:bookmarkStart w:id="9017" w:name="_bkp_toc_17"/>
       <w:pPr>
         <w:pStyle w:val="Heading3"/>
       </w:pPr>
@@ -23073,7 +26859,7 @@
         </w:rPr>
         <w:t>copy</w:t>
       </w:r>
-      <w:bookmarkEnd w:id="9016"/>
+      <w:bookmarkEnd w:id="9017"/>
     </w:p>
     <w:p>
       <w:pPr/>
@@ -24219,774 +28005,30 @@
         </w:rPr>
         <w:t>issues.</w:t>
       </w:r>
-    </w:p>
-    <w:p>
-      <w:bookmarkStart w:id="9017" w:name="_bkp_toc_17"/>
-      <w:pPr>
-        <w:pStyle w:val="Heading2"/>
-      </w:pPr>
-      <w:r>
-        <w:rPr>
-          <w:b w:val="0"/>
-          <w:i w:val="0"/>
-        </w:rPr>
-        <w:t>[G3]</w:t>
-      </w:r>
-      <w:r>
-        <w:t xml:space="preserve"> </w:t>
-      </w:r>
-      <w:r>
-        <w:rPr>
-          <w:b w:val="0"/>
-          <w:i w:val="0"/>
-        </w:rPr>
-        <w:t>OUTPUT</w:t>
-      </w:r>
-      <w:bookmarkEnd w:id="9017"/>
     </w:p>
     <w:p>
       <w:bookmarkStart w:id="9018" w:name="_bkp_toc_18"/>
       <w:pPr>
-        <w:pStyle w:val="Heading3"/>
+        <w:pStyle w:val="Heading2"/>
       </w:pPr>
       <w:r>
         <w:rPr>
           <w:b w:val="0"/>
           <w:i w:val="0"/>
         </w:rPr>
-        <w:t>[G3-A]</w:t>
-      </w:r>
-      <w:r>
-        <w:t xml:space="preserve"> </w:t>
-      </w:r>
-      <w:r>
-        <w:rPr>
-          <w:b w:val="0"/>
-          <w:i w:val="0"/>
-        </w:rPr>
-        <w:t>JOB</w:t>
-      </w:r>
-      <w:r>
-        <w:t xml:space="preserve"> </w:t>
-      </w:r>
-      <w:r>
-        <w:rPr>
-          <w:b w:val="0"/>
-          <w:i w:val="0"/>
-        </w:rPr>
-        <w:t>REPORT</w:t>
+        <w:t>[G3]</w:t>
+      </w:r>
+      <w:r>
+        <w:t xml:space="preserve"> </w:t>
+      </w:r>
+      <w:r>
+        <w:rPr>
+          <w:b w:val="0"/>
+          <w:i w:val="0"/>
+        </w:rPr>
+        <w:t>OUTPUT</w:t>
       </w:r>
       <w:bookmarkEnd w:id="9018"/>
-    </w:p>
-    <w:p>
-      <w:pPr/>
-      <w:r>
-        <w:rPr>
-          <w:b w:val="0"/>
-          <w:i w:val="0"/>
-        </w:rPr>
-        <w:t>Every</w:t>
-      </w:r>
-      <w:r>
-        <w:t xml:space="preserve"> </w:t>
-      </w:r>
-      <w:r>
-        <w:rPr>
-          <w:b w:val="0"/>
-          <w:i w:val="0"/>
-        </w:rPr>
-        <w:t>completed</w:t>
-      </w:r>
-      <w:r>
-        <w:t xml:space="preserve"> </w:t>
-      </w:r>
-      <w:r>
-        <w:rPr>
-          <w:b w:val="0"/>
-          <w:i w:val="0"/>
-        </w:rPr>
-        <w:t>edit</w:t>
-      </w:r>
-      <w:r>
-        <w:t xml:space="preserve"> </w:t>
-      </w:r>
-      <w:r>
-        <w:rPr>
-          <w:b w:val="0"/>
-          <w:i w:val="0"/>
-        </w:rPr>
-        <w:t>is</w:t>
-      </w:r>
-      <w:r>
-        <w:t xml:space="preserve"> </w:t>
-      </w:r>
-      <w:r>
-        <w:rPr>
-          <w:b w:val="0"/>
-          <w:i w:val="0"/>
-        </w:rPr>
-        <w:t>one</w:t>
-      </w:r>
-      <w:r>
-        <w:t xml:space="preserve"> </w:t>
-      </w:r>
-      <w:r>
-        <w:rPr>
-          <w:b w:val="0"/>
-          <w:i w:val="0"/>
-        </w:rPr>
-        <w:t>JOB</w:t>
-      </w:r>
-      <w:r>
-        <w:t xml:space="preserve"> </w:t>
-      </w:r>
-      <w:r>
-        <w:rPr>
-          <w:b w:val="0"/>
-          <w:i w:val="0"/>
-        </w:rPr>
-        <w:t>REPORT,</w:t>
-      </w:r>
-      <w:r>
-        <w:t xml:space="preserve"> </w:t>
-      </w:r>
-      <w:r>
-        <w:rPr>
-          <w:b w:val="0"/>
-          <w:i w:val="0"/>
-        </w:rPr>
-        <w:t>identified</w:t>
-      </w:r>
-      <w:r>
-        <w:t xml:space="preserve"> </w:t>
-      </w:r>
-      <w:r>
-        <w:rPr>
-          <w:b w:val="0"/>
-          <w:i w:val="0"/>
-        </w:rPr>
-        <w:t>by</w:t>
-      </w:r>
-      <w:r>
-        <w:t xml:space="preserve"> </w:t>
-      </w:r>
-      <w:r>
-        <w:rPr>
-          <w:b w:val="0"/>
-          <w:i w:val="0"/>
-        </w:rPr>
-        <w:t>the</w:t>
-      </w:r>
-      <w:r>
-        <w:t xml:space="preserve"> </w:t>
-      </w:r>
-      <w:r>
-        <w:rPr>
-          <w:b w:val="0"/>
-          <w:i w:val="0"/>
-        </w:rPr>
-        <w:t>slug</w:t>
-      </w:r>
-      <w:r>
-        <w:t xml:space="preserve"> </w:t>
-      </w:r>
-      <w:r>
-        <w:rPr>
-          <w:b w:val="0"/>
-          <w:i w:val="0"/>
-        </w:rPr>
-        <w:t>as</w:t>
-      </w:r>
-      <w:r>
-        <w:t xml:space="preserve"> </w:t>
-      </w:r>
-      <w:r>
-        <w:rPr>
-          <w:b w:val="0"/>
-          <w:i w:val="0"/>
-        </w:rPr>
-        <w:t>filed.</w:t>
-      </w:r>
-      <w:r>
-        <w:t xml:space="preserve"> </w:t>
-      </w:r>
-      <w:r>
-        <w:rPr>
-          <w:b w:val="0"/>
-          <w:i w:val="0"/>
-        </w:rPr>
-        <w:t>The</w:t>
-      </w:r>
-      <w:r>
-        <w:t xml:space="preserve"> </w:t>
-      </w:r>
-      <w:r>
-        <w:rPr>
-          <w:b w:val="0"/>
-          <w:i w:val="0"/>
-        </w:rPr>
-        <w:t>report's</w:t>
-      </w:r>
-      <w:r>
-        <w:t xml:space="preserve"> </w:t>
-      </w:r>
-      <w:r>
-        <w:rPr>
-          <w:b w:val="0"/>
-          <w:i w:val="0"/>
-        </w:rPr>
-        <w:t>existence</w:t>
-      </w:r>
-      <w:r>
-        <w:t xml:space="preserve"> </w:t>
-      </w:r>
-      <w:r>
-        <w:rPr>
-          <w:b w:val="0"/>
-          <w:i w:val="0"/>
-        </w:rPr>
-        <w:t>means</w:t>
-      </w:r>
-      <w:r>
-        <w:t xml:space="preserve"> </w:t>
-      </w:r>
-      <w:r>
-        <w:rPr>
-          <w:b w:val="0"/>
-          <w:i w:val="0"/>
-        </w:rPr>
-        <w:t>the</w:t>
-      </w:r>
-      <w:r>
-        <w:t xml:space="preserve"> </w:t>
-      </w:r>
-      <w:r>
-        <w:rPr>
-          <w:b w:val="0"/>
-          <w:i w:val="0"/>
-        </w:rPr>
-        <w:t>edit</w:t>
-      </w:r>
-      <w:r>
-        <w:t xml:space="preserve"> </w:t>
-      </w:r>
-      <w:r>
-        <w:rPr>
-          <w:b w:val="0"/>
-          <w:i w:val="0"/>
-        </w:rPr>
-        <w:t>is</w:t>
-      </w:r>
-      <w:r>
-        <w:t xml:space="preserve"> </w:t>
-      </w:r>
-      <w:r>
-        <w:rPr>
-          <w:b w:val="0"/>
-          <w:i w:val="0"/>
-        </w:rPr>
-        <w:t>complete</w:t>
-      </w:r>
-      <w:r>
-        <w:t xml:space="preserve"> </w:t>
-      </w:r>
-      <w:r>
-        <w:rPr>
-          <w:b w:val="0"/>
-          <w:i w:val="0"/>
-        </w:rPr>
-        <w:t>and</w:t>
-      </w:r>
-      <w:r>
-        <w:t xml:space="preserve"> </w:t>
-      </w:r>
-      <w:r>
-        <w:rPr>
-          <w:b w:val="0"/>
-          <w:i w:val="0"/>
-        </w:rPr>
-        <w:t>ready</w:t>
-      </w:r>
-      <w:r>
-        <w:t xml:space="preserve"> </w:t>
-      </w:r>
-      <w:r>
-        <w:rPr>
-          <w:b w:val="0"/>
-          <w:i w:val="0"/>
-        </w:rPr>
-        <w:t>to</w:t>
-      </w:r>
-      <w:r>
-        <w:t xml:space="preserve"> </w:t>
-      </w:r>
-      <w:r>
-        <w:rPr>
-          <w:b w:val="0"/>
-          <w:i w:val="0"/>
-        </w:rPr>
-        <w:t>receive.</w:t>
-      </w:r>
-      <w:r>
-        <w:t xml:space="preserve"> </w:t>
-      </w:r>
-      <w:r>
-        <w:rPr>
-          <w:b w:val="0"/>
-          <w:i w:val="0"/>
-        </w:rPr>
-        <w:t>Its</w:t>
-      </w:r>
-      <w:r>
-        <w:t xml:space="preserve"> </w:t>
-      </w:r>
-      <w:r>
-        <w:rPr>
-          <w:b w:val="0"/>
-          <w:i w:val="0"/>
-        </w:rPr>
-        <w:t>modules</w:t>
-      </w:r>
-      <w:r>
-        <w:t xml:space="preserve"> </w:t>
-      </w:r>
-      <w:r>
-        <w:rPr>
-          <w:b w:val="0"/>
-          <w:i w:val="0"/>
-        </w:rPr>
-        <w:t>appear</w:t>
-      </w:r>
-      <w:r>
-        <w:t xml:space="preserve"> </w:t>
-      </w:r>
-      <w:r>
-        <w:rPr>
-          <w:b w:val="0"/>
-          <w:i w:val="0"/>
-        </w:rPr>
-        <w:t>in</w:t>
-      </w:r>
-      <w:r>
-        <w:t xml:space="preserve"> </w:t>
-      </w:r>
-      <w:r>
-        <w:rPr>
-          <w:b w:val="0"/>
-          <w:i w:val="0"/>
-        </w:rPr>
-        <w:t>this</w:t>
-      </w:r>
-      <w:r>
-        <w:t xml:space="preserve"> </w:t>
-      </w:r>
-      <w:r>
-        <w:rPr>
-          <w:b w:val="0"/>
-          <w:i w:val="0"/>
-        </w:rPr>
-        <w:t>order:</w:t>
-      </w:r>
-      <w:r>
-        <w:t xml:space="preserve"> </w:t>
-      </w:r>
-      <w:r>
-        <w:rPr>
-          <w:b w:val="0"/>
-          <w:i w:val="0"/>
-        </w:rPr>
-        <w:t>EDIT,</w:t>
-      </w:r>
-      <w:r>
-        <w:t xml:space="preserve"> </w:t>
-      </w:r>
-      <w:r>
-        <w:rPr>
-          <w:b w:val="0"/>
-          <w:i w:val="0"/>
-        </w:rPr>
-        <w:t>STYLE</w:t>
-      </w:r>
-      <w:r>
-        <w:t xml:space="preserve"> </w:t>
-      </w:r>
-      <w:r>
-        <w:rPr>
-          <w:b w:val="0"/>
-          <w:i w:val="0"/>
-        </w:rPr>
-        <w:t>LOG,</w:t>
-      </w:r>
-      <w:r>
-        <w:t xml:space="preserve"> </w:t>
-      </w:r>
-      <w:r>
-        <w:rPr>
-          <w:b w:val="0"/>
-          <w:i w:val="0"/>
-        </w:rPr>
-        <w:t>REFERENCES,</w:t>
-      </w:r>
-      <w:r>
-        <w:t xml:space="preserve"> </w:t>
-      </w:r>
-      <w:r>
-        <w:rPr>
-          <w:b w:val="0"/>
-          <w:i w:val="0"/>
-        </w:rPr>
-        <w:t>then</w:t>
-      </w:r>
-      <w:r>
-        <w:t xml:space="preserve"> </w:t>
-      </w:r>
-      <w:r>
-        <w:rPr>
-          <w:b w:val="0"/>
-          <w:i w:val="0"/>
-        </w:rPr>
-        <w:t>UNRESOLVED</w:t>
-      </w:r>
-      <w:r>
-        <w:t xml:space="preserve"> </w:t>
-      </w:r>
-      <w:r>
-        <w:rPr>
-          <w:b w:val="0"/>
-          <w:i w:val="0"/>
-        </w:rPr>
-        <w:t>only</w:t>
-      </w:r>
-      <w:r>
-        <w:t xml:space="preserve"> </w:t>
-      </w:r>
-      <w:r>
-        <w:rPr>
-          <w:b w:val="0"/>
-          <w:i w:val="0"/>
-        </w:rPr>
-        <w:t>when</w:t>
-      </w:r>
-      <w:r>
-        <w:t xml:space="preserve"> </w:t>
-      </w:r>
-      <w:r>
-        <w:rPr>
-          <w:b w:val="0"/>
-          <w:i w:val="0"/>
-        </w:rPr>
-        <w:t>follow-up</w:t>
-      </w:r>
-      <w:r>
-        <w:t xml:space="preserve"> </w:t>
-      </w:r>
-      <w:r>
-        <w:rPr>
-          <w:b w:val="0"/>
-          <w:i w:val="0"/>
-        </w:rPr>
-        <w:t>is</w:t>
-      </w:r>
-      <w:r>
-        <w:t xml:space="preserve"> </w:t>
-      </w:r>
-      <w:r>
-        <w:rPr>
-          <w:b w:val="0"/>
-          <w:i w:val="0"/>
-        </w:rPr>
-        <w:t>required.</w:t>
-      </w:r>
-    </w:p>
-    <w:p>
-      <w:pPr/>
-      <w:r>
-        <w:rPr>
-          <w:b w:val="0"/>
-          <w:i w:val="0"/>
-        </w:rPr>
-        <w:t>Omit</w:t>
-      </w:r>
-      <w:r>
-        <w:t xml:space="preserve"> </w:t>
-      </w:r>
-      <w:r>
-        <w:rPr>
-          <w:b w:val="0"/>
-          <w:i w:val="0"/>
-        </w:rPr>
-        <w:t>defaults,</w:t>
-      </w:r>
-      <w:r>
-        <w:t xml:space="preserve"> </w:t>
-      </w:r>
-      <w:r>
-        <w:rPr>
-          <w:b w:val="0"/>
-          <w:i w:val="0"/>
-        </w:rPr>
-        <w:t>unused</w:t>
-      </w:r>
-      <w:r>
-        <w:t xml:space="preserve"> </w:t>
-      </w:r>
-      <w:r>
-        <w:rPr>
-          <w:b w:val="0"/>
-          <w:i w:val="0"/>
-        </w:rPr>
-        <w:t>modules</w:t>
-      </w:r>
-      <w:r>
-        <w:t xml:space="preserve"> </w:t>
-      </w:r>
-      <w:r>
-        <w:rPr>
-          <w:b w:val="0"/>
-          <w:i w:val="0"/>
-        </w:rPr>
-        <w:t>and</w:t>
-      </w:r>
-      <w:r>
-        <w:t xml:space="preserve"> </w:t>
-      </w:r>
-      <w:r>
-        <w:rPr>
-          <w:b w:val="0"/>
-          <w:i w:val="0"/>
-        </w:rPr>
-        <w:t>null</w:t>
-      </w:r>
-      <w:r>
-        <w:t xml:space="preserve"> </w:t>
-      </w:r>
-      <w:r>
-        <w:rPr>
-          <w:b w:val="0"/>
-          <w:i w:val="0"/>
-        </w:rPr>
-        <w:t>declarations.</w:t>
-      </w:r>
-      <w:r>
-        <w:t xml:space="preserve"> </w:t>
-      </w:r>
-      <w:r>
-        <w:rPr>
-          <w:b w:val="0"/>
-          <w:i w:val="0"/>
-        </w:rPr>
-        <w:t>Do</w:t>
-      </w:r>
-      <w:r>
-        <w:t xml:space="preserve"> </w:t>
-      </w:r>
-      <w:r>
-        <w:rPr>
-          <w:b w:val="0"/>
-          <w:i w:val="0"/>
-        </w:rPr>
-        <w:t>not</w:t>
-      </w:r>
-      <w:r>
-        <w:t xml:space="preserve"> </w:t>
-      </w:r>
-      <w:r>
-        <w:rPr>
-          <w:b w:val="0"/>
-          <w:i w:val="0"/>
-        </w:rPr>
-        <w:t>write</w:t>
-      </w:r>
-      <w:r>
-        <w:t xml:space="preserve"> </w:t>
-      </w:r>
-      <w:r>
-        <w:rPr>
-          <w:rFonts w:ascii="Courier New" w:hAnsi="Courier New" w:eastAsia="Courier New"/>
-          <w:b w:val="0"/>
-          <w:i w:val="0"/>
-          <w:sz w:val="19"/>
-        </w:rPr>
-        <w:t>none</w:t>
-      </w:r>
-      <w:r>
-        <w:rPr>
-          <w:b w:val="0"/>
-          <w:i w:val="0"/>
-        </w:rPr>
-        <w:t>,</w:t>
-      </w:r>
-      <w:r>
-        <w:t xml:space="preserve"> </w:t>
-      </w:r>
-      <w:r>
-        <w:rPr>
-          <w:rFonts w:ascii="Courier New" w:hAnsi="Courier New" w:eastAsia="Courier New"/>
-          <w:b w:val="0"/>
-          <w:i w:val="0"/>
-          <w:sz w:val="19"/>
-        </w:rPr>
-        <w:t>not triggered</w:t>
-      </w:r>
-      <w:r>
-        <w:rPr>
-          <w:b w:val="0"/>
-          <w:i w:val="0"/>
-        </w:rPr>
-        <w:t>,</w:t>
-      </w:r>
-      <w:r>
-        <w:t xml:space="preserve"> </w:t>
-      </w:r>
-      <w:r>
-        <w:rPr>
-          <w:rFonts w:ascii="Courier New" w:hAnsi="Courier New" w:eastAsia="Courier New"/>
-          <w:b w:val="0"/>
-          <w:i w:val="0"/>
-          <w:sz w:val="19"/>
-        </w:rPr>
-        <w:t>no footprint given</w:t>
-      </w:r>
-      <w:r>
-        <w:t xml:space="preserve"> </w:t>
-      </w:r>
-      <w:r>
-        <w:rPr>
-          <w:b w:val="0"/>
-          <w:i w:val="0"/>
-        </w:rPr>
-        <w:t>or</w:t>
-      </w:r>
-      <w:r>
-        <w:t xml:space="preserve"> </w:t>
-      </w:r>
-      <w:r>
-        <w:rPr>
-          <w:b w:val="0"/>
-          <w:i w:val="0"/>
-        </w:rPr>
-        <w:t>equivalent.</w:t>
-      </w:r>
-      <w:r>
-        <w:t xml:space="preserve"> </w:t>
-      </w:r>
-      <w:r>
-        <w:rPr>
-          <w:b w:val="0"/>
-          <w:i w:val="0"/>
-        </w:rPr>
-        <w:t>Absence</w:t>
-      </w:r>
-      <w:r>
-        <w:t xml:space="preserve"> </w:t>
-      </w:r>
-      <w:r>
-        <w:rPr>
-          <w:b w:val="0"/>
-          <w:i w:val="0"/>
-        </w:rPr>
-        <w:t>means</w:t>
-      </w:r>
-      <w:r>
-        <w:t xml:space="preserve"> </w:t>
-      </w:r>
-      <w:r>
-        <w:rPr>
-          <w:b w:val="0"/>
-          <w:i w:val="0"/>
-        </w:rPr>
-        <w:t>the</w:t>
-      </w:r>
-      <w:r>
-        <w:t xml:space="preserve"> </w:t>
-      </w:r>
-      <w:r>
-        <w:rPr>
-          <w:b w:val="0"/>
-          <w:i w:val="0"/>
-        </w:rPr>
-        <w:t>default</w:t>
-      </w:r>
-      <w:r>
-        <w:t xml:space="preserve"> </w:t>
-      </w:r>
-      <w:r>
-        <w:rPr>
-          <w:b w:val="0"/>
-          <w:i w:val="0"/>
-        </w:rPr>
-        <w:t>applied</w:t>
-      </w:r>
-      <w:r>
-        <w:t xml:space="preserve"> </w:t>
-      </w:r>
-      <w:r>
-        <w:rPr>
-          <w:b w:val="0"/>
-          <w:i w:val="0"/>
-        </w:rPr>
-        <w:t>or</w:t>
-      </w:r>
-      <w:r>
-        <w:t xml:space="preserve"> </w:t>
-      </w:r>
-      <w:r>
-        <w:rPr>
-          <w:b w:val="0"/>
-          <w:i w:val="0"/>
-        </w:rPr>
-        <w:t>the</w:t>
-      </w:r>
-      <w:r>
-        <w:t xml:space="preserve"> </w:t>
-      </w:r>
-      <w:r>
-        <w:rPr>
-          <w:b w:val="0"/>
-          <w:i w:val="0"/>
-        </w:rPr>
-        <w:t>conditional</w:t>
-      </w:r>
-      <w:r>
-        <w:t xml:space="preserve"> </w:t>
-      </w:r>
-      <w:r>
-        <w:rPr>
-          <w:b w:val="0"/>
-          <w:i w:val="0"/>
-        </w:rPr>
-        <w:t>module</w:t>
-      </w:r>
-      <w:r>
-        <w:t xml:space="preserve"> </w:t>
-      </w:r>
-      <w:r>
-        <w:rPr>
-          <w:b w:val="0"/>
-          <w:i w:val="0"/>
-        </w:rPr>
-        <w:t>was</w:t>
-      </w:r>
-      <w:r>
-        <w:t xml:space="preserve"> </w:t>
-      </w:r>
-      <w:r>
-        <w:rPr>
-          <w:b w:val="0"/>
-          <w:i w:val="0"/>
-        </w:rPr>
-        <w:t>not</w:t>
-      </w:r>
-      <w:r>
-        <w:t xml:space="preserve"> </w:t>
-      </w:r>
-      <w:r>
-        <w:rPr>
-          <w:b w:val="0"/>
-          <w:i w:val="0"/>
-        </w:rPr>
-        <w:t>used.</w:t>
-      </w:r>
     </w:p>
     <w:p>
       <w:bookmarkStart w:id="9019" w:name="_bkp_toc_19"/>
@@ -24998,6 +28040,750 @@
           <w:b w:val="0"/>
           <w:i w:val="0"/>
         </w:rPr>
+        <w:t>[G3-A]</w:t>
+      </w:r>
+      <w:r>
+        <w:t xml:space="preserve"> </w:t>
+      </w:r>
+      <w:r>
+        <w:rPr>
+          <w:b w:val="0"/>
+          <w:i w:val="0"/>
+        </w:rPr>
+        <w:t>JOB</w:t>
+      </w:r>
+      <w:r>
+        <w:t xml:space="preserve"> </w:t>
+      </w:r>
+      <w:r>
+        <w:rPr>
+          <w:b w:val="0"/>
+          <w:i w:val="0"/>
+        </w:rPr>
+        <w:t>REPORT</w:t>
+      </w:r>
+      <w:bookmarkEnd w:id="9019"/>
+    </w:p>
+    <w:p>
+      <w:pPr/>
+      <w:r>
+        <w:rPr>
+          <w:b w:val="0"/>
+          <w:i w:val="0"/>
+        </w:rPr>
+        <w:t>Every</w:t>
+      </w:r>
+      <w:r>
+        <w:t xml:space="preserve"> </w:t>
+      </w:r>
+      <w:r>
+        <w:rPr>
+          <w:b w:val="0"/>
+          <w:i w:val="0"/>
+        </w:rPr>
+        <w:t>completed</w:t>
+      </w:r>
+      <w:r>
+        <w:t xml:space="preserve"> </w:t>
+      </w:r>
+      <w:r>
+        <w:rPr>
+          <w:b w:val="0"/>
+          <w:i w:val="0"/>
+        </w:rPr>
+        <w:t>edit</w:t>
+      </w:r>
+      <w:r>
+        <w:t xml:space="preserve"> </w:t>
+      </w:r>
+      <w:r>
+        <w:rPr>
+          <w:b w:val="0"/>
+          <w:i w:val="0"/>
+        </w:rPr>
+        <w:t>is</w:t>
+      </w:r>
+      <w:r>
+        <w:t xml:space="preserve"> </w:t>
+      </w:r>
+      <w:r>
+        <w:rPr>
+          <w:b w:val="0"/>
+          <w:i w:val="0"/>
+        </w:rPr>
+        <w:t>one</w:t>
+      </w:r>
+      <w:r>
+        <w:t xml:space="preserve"> </w:t>
+      </w:r>
+      <w:r>
+        <w:rPr>
+          <w:b w:val="0"/>
+          <w:i w:val="0"/>
+        </w:rPr>
+        <w:t>JOB</w:t>
+      </w:r>
+      <w:r>
+        <w:t xml:space="preserve"> </w:t>
+      </w:r>
+      <w:r>
+        <w:rPr>
+          <w:b w:val="0"/>
+          <w:i w:val="0"/>
+        </w:rPr>
+        <w:t>REPORT,</w:t>
+      </w:r>
+      <w:r>
+        <w:t xml:space="preserve"> </w:t>
+      </w:r>
+      <w:r>
+        <w:rPr>
+          <w:b w:val="0"/>
+          <w:i w:val="0"/>
+        </w:rPr>
+        <w:t>identified</w:t>
+      </w:r>
+      <w:r>
+        <w:t xml:space="preserve"> </w:t>
+      </w:r>
+      <w:r>
+        <w:rPr>
+          <w:b w:val="0"/>
+          <w:i w:val="0"/>
+        </w:rPr>
+        <w:t>by</w:t>
+      </w:r>
+      <w:r>
+        <w:t xml:space="preserve"> </w:t>
+      </w:r>
+      <w:r>
+        <w:rPr>
+          <w:b w:val="0"/>
+          <w:i w:val="0"/>
+        </w:rPr>
+        <w:t>the</w:t>
+      </w:r>
+      <w:r>
+        <w:t xml:space="preserve"> </w:t>
+      </w:r>
+      <w:r>
+        <w:rPr>
+          <w:b w:val="0"/>
+          <w:i w:val="0"/>
+        </w:rPr>
+        <w:t>slug</w:t>
+      </w:r>
+      <w:r>
+        <w:t xml:space="preserve"> </w:t>
+      </w:r>
+      <w:r>
+        <w:rPr>
+          <w:b w:val="0"/>
+          <w:i w:val="0"/>
+        </w:rPr>
+        <w:t>as</w:t>
+      </w:r>
+      <w:r>
+        <w:t xml:space="preserve"> </w:t>
+      </w:r>
+      <w:r>
+        <w:rPr>
+          <w:b w:val="0"/>
+          <w:i w:val="0"/>
+        </w:rPr>
+        <w:t>filed.</w:t>
+      </w:r>
+      <w:r>
+        <w:t xml:space="preserve"> </w:t>
+      </w:r>
+      <w:r>
+        <w:rPr>
+          <w:b w:val="0"/>
+          <w:i w:val="0"/>
+        </w:rPr>
+        <w:t>The</w:t>
+      </w:r>
+      <w:r>
+        <w:t xml:space="preserve"> </w:t>
+      </w:r>
+      <w:r>
+        <w:rPr>
+          <w:b w:val="0"/>
+          <w:i w:val="0"/>
+        </w:rPr>
+        <w:t>report's</w:t>
+      </w:r>
+      <w:r>
+        <w:t xml:space="preserve"> </w:t>
+      </w:r>
+      <w:r>
+        <w:rPr>
+          <w:b w:val="0"/>
+          <w:i w:val="0"/>
+        </w:rPr>
+        <w:t>existence</w:t>
+      </w:r>
+      <w:r>
+        <w:t xml:space="preserve"> </w:t>
+      </w:r>
+      <w:r>
+        <w:rPr>
+          <w:b w:val="0"/>
+          <w:i w:val="0"/>
+        </w:rPr>
+        <w:t>means</w:t>
+      </w:r>
+      <w:r>
+        <w:t xml:space="preserve"> </w:t>
+      </w:r>
+      <w:r>
+        <w:rPr>
+          <w:b w:val="0"/>
+          <w:i w:val="0"/>
+        </w:rPr>
+        <w:t>the</w:t>
+      </w:r>
+      <w:r>
+        <w:t xml:space="preserve"> </w:t>
+      </w:r>
+      <w:r>
+        <w:rPr>
+          <w:b w:val="0"/>
+          <w:i w:val="0"/>
+        </w:rPr>
+        <w:t>edit</w:t>
+      </w:r>
+      <w:r>
+        <w:t xml:space="preserve"> </w:t>
+      </w:r>
+      <w:r>
+        <w:rPr>
+          <w:b w:val="0"/>
+          <w:i w:val="0"/>
+        </w:rPr>
+        <w:t>is</w:t>
+      </w:r>
+      <w:r>
+        <w:t xml:space="preserve"> </w:t>
+      </w:r>
+      <w:r>
+        <w:rPr>
+          <w:b w:val="0"/>
+          <w:i w:val="0"/>
+        </w:rPr>
+        <w:t>complete</w:t>
+      </w:r>
+      <w:r>
+        <w:t xml:space="preserve"> </w:t>
+      </w:r>
+      <w:r>
+        <w:rPr>
+          <w:b w:val="0"/>
+          <w:i w:val="0"/>
+        </w:rPr>
+        <w:t>and</w:t>
+      </w:r>
+      <w:r>
+        <w:t xml:space="preserve"> </w:t>
+      </w:r>
+      <w:r>
+        <w:rPr>
+          <w:b w:val="0"/>
+          <w:i w:val="0"/>
+        </w:rPr>
+        <w:t>ready</w:t>
+      </w:r>
+      <w:r>
+        <w:t xml:space="preserve"> </w:t>
+      </w:r>
+      <w:r>
+        <w:rPr>
+          <w:b w:val="0"/>
+          <w:i w:val="0"/>
+        </w:rPr>
+        <w:t>to</w:t>
+      </w:r>
+      <w:r>
+        <w:t xml:space="preserve"> </w:t>
+      </w:r>
+      <w:r>
+        <w:rPr>
+          <w:b w:val="0"/>
+          <w:i w:val="0"/>
+        </w:rPr>
+        <w:t>receive.</w:t>
+      </w:r>
+      <w:r>
+        <w:t xml:space="preserve"> </w:t>
+      </w:r>
+      <w:r>
+        <w:rPr>
+          <w:b w:val="0"/>
+          <w:i w:val="0"/>
+        </w:rPr>
+        <w:t>Its</w:t>
+      </w:r>
+      <w:r>
+        <w:t xml:space="preserve"> </w:t>
+      </w:r>
+      <w:r>
+        <w:rPr>
+          <w:b w:val="0"/>
+          <w:i w:val="0"/>
+        </w:rPr>
+        <w:t>modules</w:t>
+      </w:r>
+      <w:r>
+        <w:t xml:space="preserve"> </w:t>
+      </w:r>
+      <w:r>
+        <w:rPr>
+          <w:b w:val="0"/>
+          <w:i w:val="0"/>
+        </w:rPr>
+        <w:t>appear</w:t>
+      </w:r>
+      <w:r>
+        <w:t xml:space="preserve"> </w:t>
+      </w:r>
+      <w:r>
+        <w:rPr>
+          <w:b w:val="0"/>
+          <w:i w:val="0"/>
+        </w:rPr>
+        <w:t>in</w:t>
+      </w:r>
+      <w:r>
+        <w:t xml:space="preserve"> </w:t>
+      </w:r>
+      <w:r>
+        <w:rPr>
+          <w:b w:val="0"/>
+          <w:i w:val="0"/>
+        </w:rPr>
+        <w:t>this</w:t>
+      </w:r>
+      <w:r>
+        <w:t xml:space="preserve"> </w:t>
+      </w:r>
+      <w:r>
+        <w:rPr>
+          <w:b w:val="0"/>
+          <w:i w:val="0"/>
+        </w:rPr>
+        <w:t>order:</w:t>
+      </w:r>
+      <w:r>
+        <w:t xml:space="preserve"> </w:t>
+      </w:r>
+      <w:r>
+        <w:rPr>
+          <w:b w:val="0"/>
+          <w:i w:val="0"/>
+        </w:rPr>
+        <w:t>EDIT,</w:t>
+      </w:r>
+      <w:r>
+        <w:t xml:space="preserve"> </w:t>
+      </w:r>
+      <w:r>
+        <w:rPr>
+          <w:b w:val="0"/>
+          <w:i w:val="0"/>
+        </w:rPr>
+        <w:t>STYLE</w:t>
+      </w:r>
+      <w:r>
+        <w:t xml:space="preserve"> </w:t>
+      </w:r>
+      <w:r>
+        <w:rPr>
+          <w:b w:val="0"/>
+          <w:i w:val="0"/>
+        </w:rPr>
+        <w:t>LOG,</w:t>
+      </w:r>
+      <w:r>
+        <w:t xml:space="preserve"> </w:t>
+      </w:r>
+      <w:r>
+        <w:rPr>
+          <w:b w:val="0"/>
+          <w:i w:val="0"/>
+        </w:rPr>
+        <w:t>REFERENCES,</w:t>
+      </w:r>
+      <w:r>
+        <w:t xml:space="preserve"> </w:t>
+      </w:r>
+      <w:r>
+        <w:rPr>
+          <w:b w:val="0"/>
+          <w:i w:val="0"/>
+        </w:rPr>
+        <w:t>then</w:t>
+      </w:r>
+      <w:r>
+        <w:t xml:space="preserve"> </w:t>
+      </w:r>
+      <w:r>
+        <w:rPr>
+          <w:b w:val="0"/>
+          <w:i w:val="0"/>
+        </w:rPr>
+        <w:t>UNRESOLVED</w:t>
+      </w:r>
+      <w:r>
+        <w:t xml:space="preserve"> </w:t>
+      </w:r>
+      <w:r>
+        <w:rPr>
+          <w:b w:val="0"/>
+          <w:i w:val="0"/>
+        </w:rPr>
+        <w:t>only</w:t>
+      </w:r>
+      <w:r>
+        <w:t xml:space="preserve"> </w:t>
+      </w:r>
+      <w:r>
+        <w:rPr>
+          <w:b w:val="0"/>
+          <w:i w:val="0"/>
+        </w:rPr>
+        <w:t>when</w:t>
+      </w:r>
+      <w:r>
+        <w:t xml:space="preserve"> </w:t>
+      </w:r>
+      <w:r>
+        <w:rPr>
+          <w:b w:val="0"/>
+          <w:i w:val="0"/>
+        </w:rPr>
+        <w:t>follow-up</w:t>
+      </w:r>
+      <w:r>
+        <w:t xml:space="preserve"> </w:t>
+      </w:r>
+      <w:r>
+        <w:rPr>
+          <w:b w:val="0"/>
+          <w:i w:val="0"/>
+        </w:rPr>
+        <w:t>is</w:t>
+      </w:r>
+      <w:r>
+        <w:t xml:space="preserve"> </w:t>
+      </w:r>
+      <w:r>
+        <w:rPr>
+          <w:b w:val="0"/>
+          <w:i w:val="0"/>
+        </w:rPr>
+        <w:t>required.</w:t>
+      </w:r>
+    </w:p>
+    <w:p>
+      <w:pPr/>
+      <w:r>
+        <w:rPr>
+          <w:b w:val="0"/>
+          <w:i w:val="0"/>
+        </w:rPr>
+        <w:t>Omit</w:t>
+      </w:r>
+      <w:r>
+        <w:t xml:space="preserve"> </w:t>
+      </w:r>
+      <w:r>
+        <w:rPr>
+          <w:b w:val="0"/>
+          <w:i w:val="0"/>
+        </w:rPr>
+        <w:t>defaults,</w:t>
+      </w:r>
+      <w:r>
+        <w:t xml:space="preserve"> </w:t>
+      </w:r>
+      <w:r>
+        <w:rPr>
+          <w:b w:val="0"/>
+          <w:i w:val="0"/>
+        </w:rPr>
+        <w:t>unused</w:t>
+      </w:r>
+      <w:r>
+        <w:t xml:space="preserve"> </w:t>
+      </w:r>
+      <w:r>
+        <w:rPr>
+          <w:b w:val="0"/>
+          <w:i w:val="0"/>
+        </w:rPr>
+        <w:t>modules</w:t>
+      </w:r>
+      <w:r>
+        <w:t xml:space="preserve"> </w:t>
+      </w:r>
+      <w:r>
+        <w:rPr>
+          <w:b w:val="0"/>
+          <w:i w:val="0"/>
+        </w:rPr>
+        <w:t>and</w:t>
+      </w:r>
+      <w:r>
+        <w:t xml:space="preserve"> </w:t>
+      </w:r>
+      <w:r>
+        <w:rPr>
+          <w:b w:val="0"/>
+          <w:i w:val="0"/>
+        </w:rPr>
+        <w:t>null</w:t>
+      </w:r>
+      <w:r>
+        <w:t xml:space="preserve"> </w:t>
+      </w:r>
+      <w:r>
+        <w:rPr>
+          <w:b w:val="0"/>
+          <w:i w:val="0"/>
+        </w:rPr>
+        <w:t>declarations.</w:t>
+      </w:r>
+      <w:r>
+        <w:t xml:space="preserve"> </w:t>
+      </w:r>
+      <w:r>
+        <w:rPr>
+          <w:b w:val="0"/>
+          <w:i w:val="0"/>
+        </w:rPr>
+        <w:t>Do</w:t>
+      </w:r>
+      <w:r>
+        <w:t xml:space="preserve"> </w:t>
+      </w:r>
+      <w:r>
+        <w:rPr>
+          <w:b w:val="0"/>
+          <w:i w:val="0"/>
+        </w:rPr>
+        <w:t>not</w:t>
+      </w:r>
+      <w:r>
+        <w:t xml:space="preserve"> </w:t>
+      </w:r>
+      <w:r>
+        <w:rPr>
+          <w:b w:val="0"/>
+          <w:i w:val="0"/>
+        </w:rPr>
+        <w:t>write</w:t>
+      </w:r>
+      <w:r>
+        <w:t xml:space="preserve"> </w:t>
+      </w:r>
+      <w:r>
+        <w:rPr>
+          <w:rFonts w:ascii="Courier New" w:hAnsi="Courier New" w:eastAsia="Courier New"/>
+          <w:b w:val="0"/>
+          <w:i w:val="0"/>
+          <w:sz w:val="19"/>
+        </w:rPr>
+        <w:t>none</w:t>
+      </w:r>
+      <w:r>
+        <w:rPr>
+          <w:b w:val="0"/>
+          <w:i w:val="0"/>
+        </w:rPr>
+        <w:t>,</w:t>
+      </w:r>
+      <w:r>
+        <w:t xml:space="preserve"> </w:t>
+      </w:r>
+      <w:r>
+        <w:rPr>
+          <w:rFonts w:ascii="Courier New" w:hAnsi="Courier New" w:eastAsia="Courier New"/>
+          <w:b w:val="0"/>
+          <w:i w:val="0"/>
+          <w:sz w:val="19"/>
+        </w:rPr>
+        <w:t>not triggered</w:t>
+      </w:r>
+      <w:r>
+        <w:rPr>
+          <w:b w:val="0"/>
+          <w:i w:val="0"/>
+        </w:rPr>
+        <w:t>,</w:t>
+      </w:r>
+      <w:r>
+        <w:t xml:space="preserve"> </w:t>
+      </w:r>
+      <w:r>
+        <w:rPr>
+          <w:rFonts w:ascii="Courier New" w:hAnsi="Courier New" w:eastAsia="Courier New"/>
+          <w:b w:val="0"/>
+          <w:i w:val="0"/>
+          <w:sz w:val="19"/>
+        </w:rPr>
+        <w:t>no footprint given</w:t>
+      </w:r>
+      <w:r>
+        <w:t xml:space="preserve"> </w:t>
+      </w:r>
+      <w:r>
+        <w:rPr>
+          <w:b w:val="0"/>
+          <w:i w:val="0"/>
+        </w:rPr>
+        <w:t>or</w:t>
+      </w:r>
+      <w:r>
+        <w:t xml:space="preserve"> </w:t>
+      </w:r>
+      <w:r>
+        <w:rPr>
+          <w:b w:val="0"/>
+          <w:i w:val="0"/>
+        </w:rPr>
+        <w:t>equivalent.</w:t>
+      </w:r>
+      <w:r>
+        <w:t xml:space="preserve"> </w:t>
+      </w:r>
+      <w:r>
+        <w:rPr>
+          <w:b w:val="0"/>
+          <w:i w:val="0"/>
+        </w:rPr>
+        <w:t>Absence</w:t>
+      </w:r>
+      <w:r>
+        <w:t xml:space="preserve"> </w:t>
+      </w:r>
+      <w:r>
+        <w:rPr>
+          <w:b w:val="0"/>
+          <w:i w:val="0"/>
+        </w:rPr>
+        <w:t>means</w:t>
+      </w:r>
+      <w:r>
+        <w:t xml:space="preserve"> </w:t>
+      </w:r>
+      <w:r>
+        <w:rPr>
+          <w:b w:val="0"/>
+          <w:i w:val="0"/>
+        </w:rPr>
+        <w:t>the</w:t>
+      </w:r>
+      <w:r>
+        <w:t xml:space="preserve"> </w:t>
+      </w:r>
+      <w:r>
+        <w:rPr>
+          <w:b w:val="0"/>
+          <w:i w:val="0"/>
+        </w:rPr>
+        <w:t>default</w:t>
+      </w:r>
+      <w:r>
+        <w:t xml:space="preserve"> </w:t>
+      </w:r>
+      <w:r>
+        <w:rPr>
+          <w:b w:val="0"/>
+          <w:i w:val="0"/>
+        </w:rPr>
+        <w:t>applied</w:t>
+      </w:r>
+      <w:r>
+        <w:t xml:space="preserve"> </w:t>
+      </w:r>
+      <w:r>
+        <w:rPr>
+          <w:b w:val="0"/>
+          <w:i w:val="0"/>
+        </w:rPr>
+        <w:t>or</w:t>
+      </w:r>
+      <w:r>
+        <w:t xml:space="preserve"> </w:t>
+      </w:r>
+      <w:r>
+        <w:rPr>
+          <w:b w:val="0"/>
+          <w:i w:val="0"/>
+        </w:rPr>
+        <w:t>the</w:t>
+      </w:r>
+      <w:r>
+        <w:t xml:space="preserve"> </w:t>
+      </w:r>
+      <w:r>
+        <w:rPr>
+          <w:b w:val="0"/>
+          <w:i w:val="0"/>
+        </w:rPr>
+        <w:t>conditional</w:t>
+      </w:r>
+      <w:r>
+        <w:t xml:space="preserve"> </w:t>
+      </w:r>
+      <w:r>
+        <w:rPr>
+          <w:b w:val="0"/>
+          <w:i w:val="0"/>
+        </w:rPr>
+        <w:t>module</w:t>
+      </w:r>
+      <w:r>
+        <w:t xml:space="preserve"> </w:t>
+      </w:r>
+      <w:r>
+        <w:rPr>
+          <w:b w:val="0"/>
+          <w:i w:val="0"/>
+        </w:rPr>
+        <w:t>was</w:t>
+      </w:r>
+      <w:r>
+        <w:t xml:space="preserve"> </w:t>
+      </w:r>
+      <w:r>
+        <w:rPr>
+          <w:b w:val="0"/>
+          <w:i w:val="0"/>
+        </w:rPr>
+        <w:t>not</w:t>
+      </w:r>
+      <w:r>
+        <w:t xml:space="preserve"> </w:t>
+      </w:r>
+      <w:r>
+        <w:rPr>
+          <w:b w:val="0"/>
+          <w:i w:val="0"/>
+        </w:rPr>
+        <w:t>used.</w:t>
+      </w:r>
+    </w:p>
+    <w:p>
+      <w:bookmarkStart w:id="9020" w:name="_bkp_toc_20"/>
+      <w:pPr>
+        <w:pStyle w:val="Heading3"/>
+      </w:pPr>
+      <w:r>
+        <w:rPr>
+          <w:b w:val="0"/>
+          <w:i w:val="0"/>
+        </w:rPr>
         <w:t>[G3-B]</w:t>
       </w:r>
       <w:r>
@@ -25010,7 +28796,7 @@
         </w:rPr>
         <w:t>FORMAT</w:t>
       </w:r>
-      <w:bookmarkEnd w:id="9019"/>
+      <w:bookmarkEnd w:id="9020"/>
     </w:p>
     <w:p>
       <w:pPr>
@@ -26441,7 +30227,7 @@
       </w:r>
     </w:p>
     <w:p>
-      <w:bookmarkStart w:id="9020" w:name="_bkp_toc_20"/>
+      <w:bookmarkStart w:id="9021" w:name="_bkp_toc_21"/>
       <w:pPr>
         <w:pStyle w:val="Heading3"/>
       </w:pPr>
@@ -26472,7 +30258,237 @@
         </w:rPr>
         <w:t>LOG</w:t>
       </w:r>
-      <w:bookmarkEnd w:id="9020"/>
+      <w:bookmarkEnd w:id="9021"/>
+    </w:p>
+    <w:p>
+      <w:pPr/>
+      <w:r>
+        <w:rPr>
+          <w:b w:val="0"/>
+          <w:i w:val="0"/>
+        </w:rPr>
+        <w:t>Where</w:t>
+      </w:r>
+      <w:r>
+        <w:t xml:space="preserve"> </w:t>
+      </w:r>
+      <w:r>
+        <w:rPr>
+          <w:b w:val="0"/>
+          <w:i w:val="0"/>
+        </w:rPr>
+        <w:t>an</w:t>
+      </w:r>
+      <w:r>
+        <w:t xml:space="preserve"> </w:t>
+      </w:r>
+      <w:r>
+        <w:rPr>
+          <w:b w:val="0"/>
+          <w:i w:val="0"/>
+        </w:rPr>
+        <w:t>element</w:t>
+      </w:r>
+      <w:r>
+        <w:t xml:space="preserve"> </w:t>
+      </w:r>
+      <w:r>
+        <w:rPr>
+          <w:b w:val="0"/>
+          <w:i w:val="0"/>
+        </w:rPr>
+        <w:t>needs</w:t>
+      </w:r>
+      <w:r>
+        <w:t xml:space="preserve"> </w:t>
+      </w:r>
+      <w:r>
+        <w:rPr>
+          <w:b w:val="0"/>
+          <w:i w:val="0"/>
+        </w:rPr>
+        <w:t>a</w:t>
+      </w:r>
+      <w:r>
+        <w:t xml:space="preserve"> </w:t>
+      </w:r>
+      <w:r>
+        <w:rPr>
+          <w:b w:val="0"/>
+          <w:i w:val="0"/>
+        </w:rPr>
+        <w:t>DCX</w:t>
+      </w:r>
+      <w:r>
+        <w:t xml:space="preserve"> </w:t>
+      </w:r>
+      <w:r>
+        <w:rPr>
+          <w:b w:val="0"/>
+          <w:i w:val="0"/>
+        </w:rPr>
+        <w:t>treatment</w:t>
+      </w:r>
+      <w:r>
+        <w:t xml:space="preserve"> </w:t>
+      </w:r>
+      <w:r>
+        <w:rPr>
+          <w:b w:val="0"/>
+          <w:i w:val="0"/>
+        </w:rPr>
+        <w:t>the</w:t>
+      </w:r>
+      <w:r>
+        <w:t xml:space="preserve"> </w:t>
+      </w:r>
+      <w:r>
+        <w:rPr>
+          <w:b w:val="0"/>
+          <w:i w:val="0"/>
+        </w:rPr>
+        <w:t>box</w:t>
+      </w:r>
+      <w:r>
+        <w:t xml:space="preserve"> </w:t>
+      </w:r>
+      <w:r>
+        <w:rPr>
+          <w:b w:val="0"/>
+          <w:i w:val="0"/>
+        </w:rPr>
+        <w:t>cannot</w:t>
+      </w:r>
+      <w:r>
+        <w:t xml:space="preserve"> </w:t>
+      </w:r>
+      <w:r>
+        <w:rPr>
+          <w:b w:val="0"/>
+          <w:i w:val="0"/>
+        </w:rPr>
+        <w:t>carry,</w:t>
+      </w:r>
+      <w:r>
+        <w:t xml:space="preserve"> </w:t>
+      </w:r>
+      <w:r>
+        <w:rPr>
+          <w:b w:val="0"/>
+          <w:i w:val="0"/>
+        </w:rPr>
+        <w:t>Styles</w:t>
+      </w:r>
+      <w:r>
+        <w:t xml:space="preserve"> </w:t>
+      </w:r>
+      <w:r>
+        <w:rPr>
+          <w:b w:val="0"/>
+          <w:i w:val="0"/>
+        </w:rPr>
+        <w:t>required:</w:t>
+      </w:r>
+      <w:r>
+        <w:t xml:space="preserve"> </w:t>
+      </w:r>
+      <w:r>
+        <w:rPr>
+          <w:b w:val="0"/>
+          <w:i w:val="0"/>
+        </w:rPr>
+        <w:t>heads</w:t>
+      </w:r>
+      <w:r>
+        <w:t xml:space="preserve"> </w:t>
+      </w:r>
+      <w:r>
+        <w:rPr>
+          <w:b w:val="0"/>
+          <w:i w:val="0"/>
+        </w:rPr>
+        <w:t>the</w:t>
+      </w:r>
+      <w:r>
+        <w:t xml:space="preserve"> </w:t>
+      </w:r>
+      <w:r>
+        <w:rPr>
+          <w:b w:val="0"/>
+          <w:i w:val="0"/>
+        </w:rPr>
+        <w:t>STYLE</w:t>
+      </w:r>
+      <w:r>
+        <w:t xml:space="preserve"> </w:t>
+      </w:r>
+      <w:r>
+        <w:rPr>
+          <w:b w:val="0"/>
+          <w:i w:val="0"/>
+        </w:rPr>
+        <w:t>LOG</w:t>
+      </w:r>
+      <w:r>
+        <w:t xml:space="preserve"> </w:t>
+      </w:r>
+      <w:r>
+        <w:rPr>
+          <w:b w:val="0"/>
+          <w:i w:val="0"/>
+        </w:rPr>
+        <w:t>and</w:t>
+      </w:r>
+      <w:r>
+        <w:t xml:space="preserve"> </w:t>
+      </w:r>
+      <w:r>
+        <w:rPr>
+          <w:b w:val="0"/>
+          <w:i w:val="0"/>
+        </w:rPr>
+        <w:t>lists</w:t>
+      </w:r>
+      <w:r>
+        <w:t xml:space="preserve"> </w:t>
+      </w:r>
+      <w:r>
+        <w:rPr>
+          <w:b w:val="0"/>
+          <w:i w:val="0"/>
+        </w:rPr>
+        <w:t>it.</w:t>
+      </w:r>
+      <w:r>
+        <w:t xml:space="preserve"> </w:t>
+      </w:r>
+      <w:r>
+        <w:rPr>
+          <w:b w:val="0"/>
+          <w:i w:val="0"/>
+        </w:rPr>
+        <w:t>Intervention</w:t>
+      </w:r>
+      <w:r>
+        <w:t xml:space="preserve"> </w:t>
+      </w:r>
+      <w:r>
+        <w:rPr>
+          <w:b w:val="0"/>
+          <w:i w:val="0"/>
+        </w:rPr>
+        <w:t>lines</w:t>
+      </w:r>
+      <w:r>
+        <w:t xml:space="preserve"> </w:t>
+      </w:r>
+      <w:r>
+        <w:rPr>
+          <w:b w:val="0"/>
+          <w:i w:val="0"/>
+        </w:rPr>
+        <w:t>follow.</w:t>
+      </w:r>
     </w:p>
     <w:p>
       <w:pPr/>
@@ -26913,7 +30929,7 @@
       </w:r>
     </w:p>
     <w:p>
-      <w:bookmarkStart w:id="9021" w:name="_bkp_toc_21"/>
+      <w:bookmarkStart w:id="9022" w:name="_bkp_toc_22"/>
       <w:pPr>
         <w:pStyle w:val="Heading3"/>
       </w:pPr>
@@ -26934,7 +30950,7 @@
         </w:rPr>
         <w:t>REFERENCES</w:t>
       </w:r>
-      <w:bookmarkEnd w:id="9021"/>
+      <w:bookmarkEnd w:id="9022"/>
     </w:p>
     <w:p>
       <w:pPr/>
@@ -27257,7 +31273,7 @@
         <w:br/>
       </w:r>
       <w:r>
-        <w:t>010926_gpt_alpha-index | [G2-A1] [G3-B]</w:t>
+        <w:t>060926_gpt_restored-rules | [G2-A1] [G3-B]</w:t>
       </w:r>
     </w:p>
     <w:p>
@@ -28079,7 +32095,7 @@
       </w:r>
     </w:p>
     <w:p>
-      <w:bookmarkStart w:id="9022" w:name="_bkp_toc_22"/>
+      <w:bookmarkStart w:id="9023" w:name="_bkp_toc_23"/>
       <w:pPr>
         <w:pStyle w:val="Heading3"/>
       </w:pPr>
@@ -28100,7 +32116,7 @@
         </w:rPr>
         <w:t>UNRESOLVED</w:t>
       </w:r>
-      <w:bookmarkEnd w:id="9022"/>
+      <w:bookmarkEnd w:id="9023"/>
     </w:p>
     <w:p>
       <w:pPr/>
@@ -28497,7 +32513,7 @@
       </w:r>
     </w:p>
     <w:p>
-      <w:bookmarkStart w:id="9023" w:name="_bkp_toc_23"/>
+      <w:bookmarkStart w:id="9024" w:name="_bkp_toc_24"/>
       <w:pPr>
         <w:pStyle w:val="Heading1"/>
       </w:pPr>
@@ -28518,7 +32534,7 @@
         </w:rPr>
         <w:t>DIRECTORY</w:t>
       </w:r>
-      <w:bookmarkEnd w:id="9023"/>
+      <w:bookmarkEnd w:id="9024"/>
     </w:p>
     <w:p>
       <w:pPr>
@@ -30251,6 +34267,44 @@
         <w:br/>
       </w:r>
       <w:r>
+        <w:t xml:space="preserve">    road_names: &gt;</w:t>
+      </w:r>
+      <w:r>
+        <w:br/>
+      </w:r>
+      <w:r>
+        <w:t xml:space="preserve">      Every component of a road name caps: Khao San Road, Ratchadamnoen Avenue.</w:t>
+      </w:r>
+      <w:r>
+        <w:br/>
+      </w:r>
+      <w:r/>
+      <w:r>
+        <w:br/>
+      </w:r>
+      <w:r>
+        <w:t xml:space="preserve">    soi_by_road_name: &gt;</w:t>
+      </w:r>
+      <w:r>
+        <w:br/>
+      </w:r>
+      <w:r>
+        <w:t xml:space="preserve">      Where a soi is better known by a road name, the road name carries it: On</w:t>
+      </w:r>
+      <w:r>
+        <w:br/>
+      </w:r>
+      <w:r>
+        <w:t xml:space="preserve">      Nut Road.</w:t>
+      </w:r>
+      <w:r>
+        <w:br/>
+      </w:r>
+      <w:r/>
+      <w:r>
+        <w:br/>
+      </w:r>
+      <w:r>
         <w:t xml:space="preserve">    airports:</w:t>
       </w:r>
       <w:r>
@@ -31351,7 +35405,7 @@
         <w:br/>
       </w:r>
       <w:r>
-        <w:t xml:space="preserve">      Thailand time: Use for foreign events readers in Thailand could attend or tune in to; otherwise retain the reported time and mark "(local time)". Never "Bangkok time" — one zone.</w:t>
+        <w:t xml:space="preserve">      Thailand time: Use only if event crosses calendar days. Never "Bangkok time" — one zone.</w:t>
       </w:r>
       <w:r>
         <w:br/>
@@ -31671,7 +35725,7 @@
         <w:color w:val="A8A8A8"/>
         <w:sz w:val="20"/>
       </w:rPr>
-      <w:t>010926_gpt_alpha-index | go.fuzzylogic.page/guide</w:t>
+      <w:t>060926_gpt_restored-rules | go.fuzzylogic.page/guide</w:t>
     </w:r>
   </w:p>
 </w:hdr>

--- a/Blueprint/BLUEPRINT.docx
+++ b/Blueprint/BLUEPRINT.docx
@@ -2032,86 +2032,6 @@
       </w:r>
     </w:p>
     <w:p>
-      <w:pPr>
-        <w:spacing w:before="40" w:after="180"/>
-        <w:ind w:left="72" w:right="72"/>
-        <w:shd w:fill="FAFAFA"/>
-        <w:pBdr>
-          <w:top w:val="single" w:sz="5" w:space="5" w:color="B8B8B8"/>
-          <w:left w:val="single" w:sz="5" w:space="5" w:color="B8B8B8"/>
-          <w:bottom w:val="single" w:sz="5" w:space="5" w:color="B8B8B8"/>
-          <w:right w:val="single" w:sz="5" w:space="5" w:color="B8B8B8"/>
-        </w:pBdr>
-      </w:pPr>
-      <w:r>
-        <w:rPr>
-          <w:b w:val="0"/>
-          <w:i w:val="0"/>
-        </w:rPr>
-        <w:t>Invocation:</w:t>
-      </w:r>
-      <w:r>
-        <w:t xml:space="preserve"> </w:t>
-      </w:r>
-      <w:r>
-        <w:rPr>
-          <w:rFonts w:ascii="Courier New" w:hAnsi="Courier New" w:eastAsia="Courier New"/>
-          <w:b w:val="0"/>
-          <w:i w:val="0"/>
-          <w:sz w:val="19"/>
-        </w:rPr>
-        <w:t>$edit</w:t>
-      </w:r>
-      <w:r>
-        <w:rPr>
-          <w:b w:val="0"/>
-          <w:i w:val="0"/>
-        </w:rPr>
-        <w:t>,</w:t>
-      </w:r>
-      <w:r>
-        <w:t xml:space="preserve"> </w:t>
-      </w:r>
-      <w:r>
-        <w:rPr>
-          <w:rFonts w:ascii="Courier New" w:hAnsi="Courier New" w:eastAsia="Courier New"/>
-          <w:b w:val="0"/>
-          <w:i w:val="0"/>
-          <w:sz w:val="19"/>
-        </w:rPr>
-        <w:t>/edit</w:t>
-      </w:r>
-      <w:r>
-        <w:t xml:space="preserve"> </w:t>
-      </w:r>
-      <w:r>
-        <w:rPr>
-          <w:b w:val="0"/>
-          <w:i w:val="0"/>
-        </w:rPr>
-        <w:t>or</w:t>
-      </w:r>
-      <w:r>
-        <w:t xml:space="preserve"> </w:t>
-      </w:r>
-      <w:r>
-        <w:rPr>
-          <w:rFonts w:ascii="Courier New" w:hAnsi="Courier New" w:eastAsia="Courier New"/>
-          <w:b w:val="0"/>
-          <w:i w:val="0"/>
-          <w:sz w:val="19"/>
-        </w:rPr>
-        <w:t>@Edit</w:t>
-      </w:r>
-      <w:r>
-        <w:rPr>
-          <w:b w:val="0"/>
-          <w:i w:val="0"/>
-        </w:rPr>
-        <w:t>.</w:t>
-      </w:r>
-    </w:p>
-    <w:p>
       <w:bookmarkStart w:id="9002" w:name="_bkp_toc_2"/>
       <w:pPr>
         <w:pStyle w:val="Heading2"/>
@@ -2353,6 +2273,810 @@
           <w:i w:val="0"/>
         </w:rPr>
         <w:t>problem.</w:t>
+      </w:r>
+    </w:p>
+    <w:p>
+      <w:pPr/>
+      <w:r>
+        <w:rPr>
+          <w:b/>
+          <w:i w:val="0"/>
+        </w:rPr>
+        <w:t>HOUSE</w:t>
+      </w:r>
+      <w:r>
+        <w:t xml:space="preserve"> </w:t>
+      </w:r>
+      <w:r>
+        <w:rPr>
+          <w:b/>
+          <w:i w:val="0"/>
+        </w:rPr>
+        <w:t>ESSENTIALS</w:t>
+      </w:r>
+      <w:r>
+        <w:t xml:space="preserve"> </w:t>
+      </w:r>
+      <w:r>
+        <w:rPr>
+          <w:b/>
+          <w:i w:val="0"/>
+        </w:rPr>
+        <w:t>—</w:t>
+      </w:r>
+      <w:r>
+        <w:t xml:space="preserve"> </w:t>
+      </w:r>
+      <w:r>
+        <w:rPr>
+          <w:b/>
+          <w:i w:val="0"/>
+        </w:rPr>
+        <w:t>every</w:t>
+      </w:r>
+      <w:r>
+        <w:t xml:space="preserve"> </w:t>
+      </w:r>
+      <w:r>
+        <w:rPr>
+          <w:b/>
+          <w:i w:val="0"/>
+        </w:rPr>
+        <w:t>story:</w:t>
+      </w:r>
+    </w:p>
+    <w:p>
+      <w:pPr>
+        <w:pStyle w:val="BKPBullet"/>
+        <w:numPr>
+          <w:ilvl w:val="0"/>
+          <w:numId w:val="6"/>
+        </w:numPr>
+      </w:pPr>
+      <w:r>
+        <w:rPr>
+          <w:b w:val="0"/>
+          <w:i w:val="0"/>
+        </w:rPr>
+        <w:t>Use</w:t>
+      </w:r>
+      <w:r>
+        <w:t xml:space="preserve"> </w:t>
+      </w:r>
+      <w:r>
+        <w:rPr>
+          <w:b w:val="0"/>
+          <w:i w:val="0"/>
+        </w:rPr>
+        <w:t>British</w:t>
+      </w:r>
+      <w:r>
+        <w:t xml:space="preserve"> </w:t>
+      </w:r>
+      <w:r>
+        <w:rPr>
+          <w:b w:val="0"/>
+          <w:i w:val="0"/>
+        </w:rPr>
+        <w:t>English</w:t>
+      </w:r>
+      <w:r>
+        <w:t xml:space="preserve"> </w:t>
+      </w:r>
+      <w:r>
+        <w:rPr>
+          <w:b w:val="0"/>
+          <w:i w:val="0"/>
+        </w:rPr>
+        <w:t>except</w:t>
+      </w:r>
+      <w:r>
+        <w:t xml:space="preserve"> </w:t>
+      </w:r>
+      <w:r>
+        <w:rPr>
+          <w:b w:val="0"/>
+          <w:i w:val="0"/>
+        </w:rPr>
+        <w:t>in</w:t>
+      </w:r>
+      <w:r>
+        <w:t xml:space="preserve"> </w:t>
+      </w:r>
+      <w:r>
+        <w:rPr>
+          <w:b w:val="0"/>
+          <w:i w:val="0"/>
+        </w:rPr>
+        <w:t>quotations</w:t>
+      </w:r>
+      <w:r>
+        <w:t xml:space="preserve"> </w:t>
+      </w:r>
+      <w:r>
+        <w:rPr>
+          <w:b w:val="0"/>
+          <w:i w:val="0"/>
+        </w:rPr>
+        <w:t>and</w:t>
+      </w:r>
+      <w:r>
+        <w:t xml:space="preserve"> </w:t>
+      </w:r>
+      <w:r>
+        <w:rPr>
+          <w:b w:val="0"/>
+          <w:i w:val="0"/>
+        </w:rPr>
+        <w:t>proper</w:t>
+      </w:r>
+      <w:r>
+        <w:t xml:space="preserve"> </w:t>
+      </w:r>
+      <w:r>
+        <w:rPr>
+          <w:b w:val="0"/>
+          <w:i w:val="0"/>
+        </w:rPr>
+        <w:t>names.</w:t>
+      </w:r>
+    </w:p>
+    <w:p>
+      <w:pPr>
+        <w:pStyle w:val="BKPBullet"/>
+        <w:numPr>
+          <w:ilvl w:val="0"/>
+          <w:numId w:val="6"/>
+        </w:numPr>
+      </w:pPr>
+      <w:r>
+        <w:rPr>
+          <w:b w:val="0"/>
+          <w:i w:val="0"/>
+        </w:rPr>
+        <w:t>Remove</w:t>
+      </w:r>
+      <w:r>
+        <w:t xml:space="preserve"> </w:t>
+      </w:r>
+      <w:r>
+        <w:rPr>
+          <w:b w:val="0"/>
+          <w:i w:val="0"/>
+        </w:rPr>
+        <w:t>the</w:t>
+      </w:r>
+      <w:r>
+        <w:t xml:space="preserve"> </w:t>
+      </w:r>
+      <w:r>
+        <w:rPr>
+          <w:b w:val="0"/>
+          <w:i w:val="0"/>
+        </w:rPr>
+        <w:t>Oxford</w:t>
+      </w:r>
+      <w:r>
+        <w:t xml:space="preserve"> </w:t>
+      </w:r>
+      <w:r>
+        <w:rPr>
+          <w:b w:val="0"/>
+          <w:i w:val="0"/>
+        </w:rPr>
+        <w:t>comma.</w:t>
+      </w:r>
+    </w:p>
+    <w:p>
+      <w:pPr>
+        <w:pStyle w:val="BKPBullet"/>
+        <w:numPr>
+          <w:ilvl w:val="0"/>
+          <w:numId w:val="6"/>
+        </w:numPr>
+      </w:pPr>
+      <w:r>
+        <w:rPr>
+          <w:b w:val="0"/>
+          <w:i w:val="0"/>
+        </w:rPr>
+        <w:t>Use</w:t>
+      </w:r>
+      <w:r>
+        <w:t xml:space="preserve"> </w:t>
+      </w:r>
+      <w:r>
+        <w:rPr>
+          <w:b w:val="0"/>
+          <w:i w:val="0"/>
+        </w:rPr>
+        <w:t>metric</w:t>
+      </w:r>
+      <w:r>
+        <w:t xml:space="preserve"> </w:t>
+      </w:r>
+      <w:r>
+        <w:rPr>
+          <w:b w:val="0"/>
+          <w:i w:val="0"/>
+        </w:rPr>
+        <w:t>units,</w:t>
+      </w:r>
+      <w:r>
+        <w:t xml:space="preserve"> </w:t>
+      </w:r>
+      <w:r>
+        <w:rPr>
+          <w:b w:val="0"/>
+          <w:i w:val="0"/>
+        </w:rPr>
+        <w:t>subject</w:t>
+      </w:r>
+      <w:r>
+        <w:t xml:space="preserve"> </w:t>
+      </w:r>
+      <w:r>
+        <w:rPr>
+          <w:b w:val="0"/>
+          <w:i w:val="0"/>
+        </w:rPr>
+        <w:t>to</w:t>
+      </w:r>
+      <w:r>
+        <w:t xml:space="preserve"> </w:t>
+      </w:r>
+      <w:r>
+        <w:rPr>
+          <w:b w:val="0"/>
+          <w:i w:val="0"/>
+        </w:rPr>
+        <w:t>the</w:t>
+      </w:r>
+      <w:r>
+        <w:t xml:space="preserve"> </w:t>
+      </w:r>
+      <w:r>
+        <w:rPr>
+          <w:b w:val="0"/>
+          <w:i w:val="0"/>
+        </w:rPr>
+        <w:t>industry</w:t>
+      </w:r>
+      <w:r>
+        <w:t xml:space="preserve"> </w:t>
+      </w:r>
+      <w:r>
+        <w:rPr>
+          <w:b w:val="0"/>
+          <w:i w:val="0"/>
+        </w:rPr>
+        <w:t>and</w:t>
+      </w:r>
+      <w:r>
+        <w:t xml:space="preserve"> </w:t>
+      </w:r>
+      <w:r>
+        <w:rPr>
+          <w:b w:val="0"/>
+          <w:i w:val="0"/>
+        </w:rPr>
+        <w:t>Thai-land</w:t>
+      </w:r>
+      <w:r>
+        <w:t xml:space="preserve"> </w:t>
+      </w:r>
+      <w:r>
+        <w:rPr>
+          <w:b w:val="0"/>
+          <w:i w:val="0"/>
+        </w:rPr>
+        <w:t>exceptions</w:t>
+      </w:r>
+      <w:r>
+        <w:t xml:space="preserve"> </w:t>
+      </w:r>
+      <w:r>
+        <w:rPr>
+          <w:b w:val="0"/>
+          <w:i w:val="0"/>
+        </w:rPr>
+        <w:t>in</w:t>
+      </w:r>
+      <w:r>
+        <w:t xml:space="preserve"> </w:t>
+      </w:r>
+      <w:r>
+        <w:rPr>
+          <w:b w:val="0"/>
+          <w:i w:val="0"/>
+        </w:rPr>
+        <w:t>[G5-A6].</w:t>
+      </w:r>
+    </w:p>
+    <w:p>
+      <w:pPr>
+        <w:pStyle w:val="BKPBullet"/>
+        <w:numPr>
+          <w:ilvl w:val="0"/>
+          <w:numId w:val="6"/>
+        </w:numPr>
+      </w:pPr>
+      <w:r>
+        <w:rPr>
+          <w:b w:val="0"/>
+          <w:i w:val="0"/>
+        </w:rPr>
+        <w:t>Run</w:t>
+      </w:r>
+      <w:r>
+        <w:t xml:space="preserve"> </w:t>
+      </w:r>
+      <w:r>
+        <w:rPr>
+          <w:b w:val="0"/>
+          <w:i w:val="0"/>
+        </w:rPr>
+        <w:t>dates</w:t>
+      </w:r>
+      <w:r>
+        <w:t xml:space="preserve"> </w:t>
+      </w:r>
+      <w:r>
+        <w:rPr>
+          <w:b w:val="0"/>
+          <w:i w:val="0"/>
+        </w:rPr>
+        <w:t>against</w:t>
+      </w:r>
+      <w:r>
+        <w:t xml:space="preserve"> </w:t>
+      </w:r>
+      <w:r>
+        <w:rPr>
+          <w:b w:val="0"/>
+          <w:i w:val="0"/>
+        </w:rPr>
+        <w:t>publication</w:t>
+      </w:r>
+      <w:r>
+        <w:t xml:space="preserve"> </w:t>
+      </w:r>
+      <w:r>
+        <w:rPr>
+          <w:b w:val="0"/>
+          <w:i w:val="0"/>
+        </w:rPr>
+        <w:t>day</w:t>
+      </w:r>
+      <w:r>
+        <w:t xml:space="preserve"> </w:t>
+      </w:r>
+      <w:r>
+        <w:rPr>
+          <w:b w:val="0"/>
+          <w:i w:val="0"/>
+        </w:rPr>
+        <w:t>under</w:t>
+      </w:r>
+      <w:r>
+        <w:t xml:space="preserve"> </w:t>
+      </w:r>
+      <w:r>
+        <w:rPr>
+          <w:b w:val="0"/>
+          <w:i w:val="0"/>
+        </w:rPr>
+        <w:t>[G5-A3].</w:t>
+      </w:r>
+    </w:p>
+    <w:p>
+      <w:pPr>
+        <w:pStyle w:val="BKPBullet"/>
+        <w:numPr>
+          <w:ilvl w:val="0"/>
+          <w:numId w:val="6"/>
+        </w:numPr>
+      </w:pPr>
+      <w:r>
+        <w:rPr>
+          <w:b w:val="0"/>
+          <w:i w:val="0"/>
+        </w:rPr>
+        <w:t>Apply</w:t>
+      </w:r>
+      <w:r>
+        <w:t xml:space="preserve"> </w:t>
+      </w:r>
+      <w:r>
+        <w:rPr>
+          <w:b w:val="0"/>
+          <w:i w:val="0"/>
+        </w:rPr>
+        <w:t>the</w:t>
+      </w:r>
+      <w:r>
+        <w:t xml:space="preserve"> </w:t>
+      </w:r>
+      <w:r>
+        <w:rPr>
+          <w:b w:val="0"/>
+          <w:i w:val="0"/>
+        </w:rPr>
+        <w:t>second-reference</w:t>
+      </w:r>
+      <w:r>
+        <w:t xml:space="preserve"> </w:t>
+      </w:r>
+      <w:r>
+        <w:rPr>
+          <w:b w:val="0"/>
+          <w:i w:val="0"/>
+        </w:rPr>
+        <w:t>convention</w:t>
+      </w:r>
+      <w:r>
+        <w:t xml:space="preserve"> </w:t>
+      </w:r>
+      <w:r>
+        <w:rPr>
+          <w:b w:val="0"/>
+          <w:i w:val="0"/>
+        </w:rPr>
+        <w:t>in</w:t>
+      </w:r>
+      <w:r>
+        <w:t xml:space="preserve"> </w:t>
+      </w:r>
+      <w:r>
+        <w:rPr>
+          <w:b w:val="0"/>
+          <w:i w:val="0"/>
+        </w:rPr>
+        <w:t>[G5-A7];</w:t>
+      </w:r>
+      <w:r>
+        <w:t xml:space="preserve"> </w:t>
+      </w:r>
+      <w:r>
+        <w:rPr>
+          <w:b w:val="0"/>
+          <w:i w:val="0"/>
+        </w:rPr>
+        <w:t>Thai,</w:t>
+      </w:r>
+      <w:r>
+        <w:t xml:space="preserve"> </w:t>
+      </w:r>
+      <w:r>
+        <w:rPr>
+          <w:b w:val="0"/>
+          <w:i w:val="0"/>
+        </w:rPr>
+        <w:t>Malaysian,</w:t>
+      </w:r>
+      <w:r>
+        <w:t xml:space="preserve"> </w:t>
+      </w:r>
+      <w:r>
+        <w:rPr>
+          <w:b w:val="0"/>
+          <w:i w:val="0"/>
+        </w:rPr>
+        <w:t>Lao</w:t>
+      </w:r>
+      <w:r>
+        <w:t xml:space="preserve"> </w:t>
+      </w:r>
+      <w:r>
+        <w:rPr>
+          <w:b w:val="0"/>
+          <w:i w:val="0"/>
+        </w:rPr>
+        <w:t>and</w:t>
+      </w:r>
+    </w:p>
+    <w:p>
+      <w:pPr>
+        <w:pStyle w:val="BKPListContinuation"/>
+      </w:pPr>
+      <w:r>
+        <w:rPr>
+          <w:b w:val="0"/>
+          <w:i w:val="0"/>
+        </w:rPr>
+        <w:t>unprefixed</w:t>
+      </w:r>
+      <w:r>
+        <w:t xml:space="preserve"> </w:t>
+      </w:r>
+      <w:r>
+        <w:rPr>
+          <w:b w:val="0"/>
+          <w:i w:val="0"/>
+        </w:rPr>
+        <w:t>Arabic</w:t>
+      </w:r>
+      <w:r>
+        <w:t xml:space="preserve"> </w:t>
+      </w:r>
+      <w:r>
+        <w:rPr>
+          <w:b w:val="0"/>
+          <w:i w:val="0"/>
+        </w:rPr>
+        <w:t>names</w:t>
+      </w:r>
+      <w:r>
+        <w:t xml:space="preserve"> </w:t>
+      </w:r>
+      <w:r>
+        <w:rPr>
+          <w:b w:val="0"/>
+          <w:i w:val="0"/>
+        </w:rPr>
+        <w:t>take</w:t>
+      </w:r>
+      <w:r>
+        <w:t xml:space="preserve"> </w:t>
+      </w:r>
+      <w:r>
+        <w:rPr>
+          <w:b w:val="0"/>
+          <w:i w:val="0"/>
+        </w:rPr>
+        <w:t>the</w:t>
+      </w:r>
+      <w:r>
+        <w:t xml:space="preserve"> </w:t>
+      </w:r>
+      <w:r>
+        <w:rPr>
+          <w:b w:val="0"/>
+          <w:i w:val="0"/>
+        </w:rPr>
+        <w:t>given</w:t>
+      </w:r>
+      <w:r>
+        <w:t xml:space="preserve"> </w:t>
+      </w:r>
+      <w:r>
+        <w:rPr>
+          <w:b w:val="0"/>
+          <w:i w:val="0"/>
+        </w:rPr>
+        <w:t>name.</w:t>
+      </w:r>
+    </w:p>
+    <w:p>
+      <w:pPr>
+        <w:pStyle w:val="BKPBullet"/>
+        <w:numPr>
+          <w:ilvl w:val="0"/>
+          <w:numId w:val="6"/>
+        </w:numPr>
+      </w:pPr>
+      <w:r>
+        <w:rPr>
+          <w:b w:val="0"/>
+          <w:i w:val="0"/>
+        </w:rPr>
+        <w:t>Keep</w:t>
+      </w:r>
+      <w:r>
+        <w:t xml:space="preserve"> </w:t>
+      </w:r>
+      <w:r>
+        <w:rPr>
+          <w:b w:val="0"/>
+          <w:i w:val="0"/>
+        </w:rPr>
+        <w:t>a</w:t>
+      </w:r>
+      <w:r>
+        <w:t xml:space="preserve"> </w:t>
+      </w:r>
+      <w:r>
+        <w:rPr>
+          <w:b w:val="0"/>
+          <w:i w:val="0"/>
+        </w:rPr>
+        <w:t>news</w:t>
+      </w:r>
+      <w:r>
+        <w:t xml:space="preserve"> </w:t>
+      </w:r>
+      <w:r>
+        <w:rPr>
+          <w:b w:val="0"/>
+          <w:i w:val="0"/>
+        </w:rPr>
+        <w:t>intro</w:t>
+      </w:r>
+      <w:r>
+        <w:t xml:space="preserve"> </w:t>
+      </w:r>
+      <w:r>
+        <w:rPr>
+          <w:b w:val="0"/>
+          <w:i w:val="0"/>
+        </w:rPr>
+        <w:t>to</w:t>
+      </w:r>
+      <w:r>
+        <w:t xml:space="preserve"> </w:t>
+      </w:r>
+      <w:r>
+        <w:rPr>
+          <w:b w:val="0"/>
+          <w:i w:val="0"/>
+        </w:rPr>
+        <w:t>about</w:t>
+      </w:r>
+      <w:r>
+        <w:t xml:space="preserve"> </w:t>
+      </w:r>
+      <w:r>
+        <w:rPr>
+          <w:b w:val="0"/>
+          <w:i w:val="0"/>
+        </w:rPr>
+        <w:t>30</w:t>
+      </w:r>
+      <w:r>
+        <w:t xml:space="preserve"> </w:t>
+      </w:r>
+      <w:r>
+        <w:rPr>
+          <w:b w:val="0"/>
+          <w:i w:val="0"/>
+        </w:rPr>
+        <w:t>words.</w:t>
+      </w:r>
+    </w:p>
+    <w:p>
+      <w:pPr>
+        <w:pStyle w:val="BKPBullet"/>
+        <w:numPr>
+          <w:ilvl w:val="0"/>
+          <w:numId w:val="6"/>
+        </w:numPr>
+      </w:pPr>
+      <w:r>
+        <w:rPr>
+          <w:b w:val="0"/>
+          <w:i w:val="0"/>
+        </w:rPr>
+        <w:t>Write</w:t>
+      </w:r>
+      <w:r>
+        <w:t xml:space="preserve"> </w:t>
+      </w:r>
+      <w:r>
+        <w:rPr>
+          <w:b w:val="0"/>
+          <w:i w:val="0"/>
+        </w:rPr>
+        <w:t>active,</w:t>
+      </w:r>
+      <w:r>
+        <w:t xml:space="preserve"> </w:t>
+      </w:r>
+      <w:r>
+        <w:rPr>
+          <w:b w:val="0"/>
+          <w:i w:val="0"/>
+        </w:rPr>
+        <w:t>short,</w:t>
+      </w:r>
+      <w:r>
+        <w:t xml:space="preserve"> </w:t>
+      </w:r>
+      <w:r>
+        <w:rPr>
+          <w:b w:val="0"/>
+          <w:i w:val="0"/>
+        </w:rPr>
+        <w:t>sentence-case</w:t>
+      </w:r>
+      <w:r>
+        <w:t xml:space="preserve"> </w:t>
+      </w:r>
+      <w:r>
+        <w:rPr>
+          <w:b w:val="0"/>
+          <w:i w:val="0"/>
+        </w:rPr>
+        <w:t>heads.</w:t>
+      </w:r>
+    </w:p>
+    <w:p>
+      <w:pPr/>
+      <w:r>
+        <w:rPr>
+          <w:b w:val="0"/>
+          <w:i w:val="0"/>
+        </w:rPr>
+        <w:t>The</w:t>
+      </w:r>
+      <w:r>
+        <w:t xml:space="preserve"> </w:t>
+      </w:r>
+      <w:r>
+        <w:rPr>
+          <w:b w:val="0"/>
+          <w:i w:val="0"/>
+        </w:rPr>
+        <w:t>detailed</w:t>
+      </w:r>
+      <w:r>
+        <w:t xml:space="preserve"> </w:t>
+      </w:r>
+      <w:r>
+        <w:rPr>
+          <w:b w:val="0"/>
+          <w:i w:val="0"/>
+        </w:rPr>
+        <w:t>rules</w:t>
+      </w:r>
+      <w:r>
+        <w:t xml:space="preserve"> </w:t>
+      </w:r>
+      <w:r>
+        <w:rPr>
+          <w:b w:val="0"/>
+          <w:i w:val="0"/>
+        </w:rPr>
+        <w:t>below</w:t>
+      </w:r>
+      <w:r>
+        <w:t xml:space="preserve"> </w:t>
+      </w:r>
+      <w:r>
+        <w:rPr>
+          <w:b w:val="0"/>
+          <w:i w:val="0"/>
+        </w:rPr>
+        <w:t>supply</w:t>
+      </w:r>
+      <w:r>
+        <w:t xml:space="preserve"> </w:t>
+      </w:r>
+      <w:r>
+        <w:rPr>
+          <w:b w:val="0"/>
+          <w:i w:val="0"/>
+        </w:rPr>
+        <w:t>the</w:t>
+      </w:r>
+      <w:r>
+        <w:t xml:space="preserve"> </w:t>
+      </w:r>
+      <w:r>
+        <w:rPr>
+          <w:b w:val="0"/>
+          <w:i w:val="0"/>
+        </w:rPr>
+        <w:t>forms</w:t>
+      </w:r>
+      <w:r>
+        <w:t xml:space="preserve"> </w:t>
+      </w:r>
+      <w:r>
+        <w:rPr>
+          <w:b w:val="0"/>
+          <w:i w:val="0"/>
+        </w:rPr>
+        <w:t>and</w:t>
+      </w:r>
+      <w:r>
+        <w:t xml:space="preserve"> </w:t>
+      </w:r>
+      <w:r>
+        <w:rPr>
+          <w:b w:val="0"/>
+          <w:i w:val="0"/>
+        </w:rPr>
+        <w:t>exceptions.</w:t>
       </w:r>
     </w:p>
     <w:p>
@@ -4676,6 +5400,156 @@
           <w:b w:val="0"/>
           <w:i w:val="0"/>
         </w:rPr>
+        <w:t>DDMMYY</w:t>
+      </w:r>
+      <w:r>
+        <w:t xml:space="preserve"> </w:t>
+      </w:r>
+      <w:r>
+        <w:rPr>
+          <w:b w:val="0"/>
+          <w:i w:val="0"/>
+        </w:rPr>
+        <w:t>is</w:t>
+      </w:r>
+      <w:r>
+        <w:t xml:space="preserve"> </w:t>
+      </w:r>
+      <w:r>
+        <w:rPr>
+          <w:b w:val="0"/>
+          <w:i w:val="0"/>
+        </w:rPr>
+        <w:t>the</w:t>
+      </w:r>
+      <w:r>
+        <w:t xml:space="preserve"> </w:t>
+      </w:r>
+      <w:r>
+        <w:rPr>
+          <w:b w:val="0"/>
+          <w:i w:val="0"/>
+        </w:rPr>
+        <w:t>date</w:t>
+      </w:r>
+      <w:r>
+        <w:t xml:space="preserve"> </w:t>
+      </w:r>
+      <w:r>
+        <w:rPr>
+          <w:b w:val="0"/>
+          <w:i w:val="0"/>
+        </w:rPr>
+        <w:t>the</w:t>
+      </w:r>
+      <w:r>
+        <w:t xml:space="preserve"> </w:t>
+      </w:r>
+      <w:r>
+        <w:rPr>
+          <w:b w:val="0"/>
+          <w:i w:val="0"/>
+        </w:rPr>
+        <w:t>search</w:t>
+      </w:r>
+      <w:r>
+        <w:t xml:space="preserve"> </w:t>
+      </w:r>
+      <w:r>
+        <w:rPr>
+          <w:b w:val="0"/>
+          <w:i w:val="0"/>
+        </w:rPr>
+        <w:t>is</w:t>
+      </w:r>
+      <w:r>
+        <w:t xml:space="preserve"> </w:t>
+      </w:r>
+      <w:r>
+        <w:rPr>
+          <w:b w:val="0"/>
+          <w:i w:val="0"/>
+        </w:rPr>
+        <w:t>performed;</w:t>
+      </w:r>
+      <w:r>
+        <w:t xml:space="preserve"> </w:t>
+      </w:r>
+      <w:r>
+        <w:rPr>
+          <w:b w:val="0"/>
+          <w:i w:val="0"/>
+        </w:rPr>
+        <w:t>the</w:t>
+      </w:r>
+      <w:r>
+        <w:t xml:space="preserve"> </w:t>
+      </w:r>
+      <w:r>
+        <w:rPr>
+          <w:b w:val="0"/>
+          <w:i w:val="0"/>
+        </w:rPr>
+        <w:t>slug</w:t>
+      </w:r>
+      <w:r>
+        <w:t xml:space="preserve"> </w:t>
+      </w:r>
+      <w:r>
+        <w:rPr>
+          <w:b w:val="0"/>
+          <w:i w:val="0"/>
+        </w:rPr>
+        <w:t>remains</w:t>
+      </w:r>
+      <w:r>
+        <w:t xml:space="preserve"> </w:t>
+      </w:r>
+      <w:r>
+        <w:rPr>
+          <w:b w:val="0"/>
+          <w:i w:val="0"/>
+        </w:rPr>
+        <w:t>the</w:t>
+      </w:r>
+      <w:r>
+        <w:t xml:space="preserve"> </w:t>
+      </w:r>
+      <w:r>
+        <w:rPr>
+          <w:b w:val="0"/>
+          <w:i w:val="0"/>
+        </w:rPr>
+        <w:t>slug</w:t>
+      </w:r>
+      <w:r>
+        <w:t xml:space="preserve"> </w:t>
+      </w:r>
+      <w:r>
+        <w:rPr>
+          <w:b w:val="0"/>
+          <w:i w:val="0"/>
+        </w:rPr>
+        <w:t>as</w:t>
+      </w:r>
+      <w:r>
+        <w:t xml:space="preserve"> </w:t>
+      </w:r>
+      <w:r>
+        <w:rPr>
+          <w:b w:val="0"/>
+          <w:i w:val="0"/>
+        </w:rPr>
+        <w:t>filed.</w:t>
+      </w:r>
+    </w:p>
+    <w:p>
+      <w:pPr/>
+      <w:r>
+        <w:rPr>
+          <w:b w:val="0"/>
+          <w:i w:val="0"/>
+        </w:rPr>
         <w:t>An</w:t>
       </w:r>
       <w:r>
@@ -6801,11 +7675,11 @@
           <w:b w:val="0"/>
           <w:i w:val="0"/>
         </w:rPr>
-        <w:t>to</w:t>
-      </w:r>
-      <w:r>
-        <w:t xml:space="preserve"> </w:t>
-      </w:r>
+        <w:t>visually;</w:t>
+      </w:r>
+    </w:p>
+    <w:p>
+      <w:pPr/>
       <w:r>
         <w:rPr>
           <w:b w:val="0"/>
@@ -6831,27 +7705,77 @@
           <w:b w:val="0"/>
           <w:i w:val="0"/>
         </w:rPr>
-        <w:t>of</w:t>
-      </w:r>
-      <w:r>
-        <w:t xml:space="preserve"> </w:t>
-      </w:r>
-      <w:r>
-        <w:rPr>
-          <w:b w:val="0"/>
-          <w:i w:val="0"/>
-        </w:rPr>
-        <w:t>each</w:t>
-      </w:r>
-      <w:r>
-        <w:t xml:space="preserve"> </w:t>
-      </w:r>
-      <w:r>
-        <w:rPr>
-          <w:b w:val="0"/>
-          <w:i w:val="0"/>
-        </w:rPr>
-        <w:t>other.</w:t>
+        <w:t>character</w:t>
+      </w:r>
+      <w:r>
+        <w:t xml:space="preserve"> </w:t>
+      </w:r>
+      <w:r>
+        <w:rPr>
+          <w:b w:val="0"/>
+          <w:i w:val="0"/>
+        </w:rPr>
+        <w:t>is</w:t>
+      </w:r>
+      <w:r>
+        <w:t xml:space="preserve"> </w:t>
+      </w:r>
+      <w:r>
+        <w:rPr>
+          <w:b w:val="0"/>
+          <w:i w:val="0"/>
+        </w:rPr>
+        <w:t>the</w:t>
+      </w:r>
+      <w:r>
+        <w:t xml:space="preserve"> </w:t>
+      </w:r>
+      <w:r>
+        <w:rPr>
+          <w:b w:val="0"/>
+          <w:i w:val="0"/>
+        </w:rPr>
+        <w:t>target,</w:t>
+      </w:r>
+      <w:r>
+        <w:t xml:space="preserve"> </w:t>
+      </w:r>
+      <w:r>
+        <w:rPr>
+          <w:b w:val="0"/>
+          <w:i w:val="0"/>
+        </w:rPr>
+        <w:t>not</w:t>
+      </w:r>
+      <w:r>
+        <w:t xml:space="preserve"> </w:t>
+      </w:r>
+      <w:r>
+        <w:rPr>
+          <w:b w:val="0"/>
+          <w:i w:val="0"/>
+        </w:rPr>
+        <w:t>a</w:t>
+      </w:r>
+      <w:r>
+        <w:t xml:space="preserve"> </w:t>
+      </w:r>
+      <w:r>
+        <w:rPr>
+          <w:b w:val="0"/>
+          <w:i w:val="0"/>
+        </w:rPr>
+        <w:t>pass/fail</w:t>
+      </w:r>
+      <w:r>
+        <w:t xml:space="preserve"> </w:t>
+      </w:r>
+      <w:r>
+        <w:rPr>
+          <w:b w:val="0"/>
+          <w:i w:val="0"/>
+        </w:rPr>
+        <w:t>condition.</w:t>
       </w:r>
       <w:r>
         <w:t xml:space="preserve"> </w:t>
@@ -6903,9 +7827,9 @@
         </w:rPr>
         <w:t>end</w:t>
       </w:r>
-      <w:r>
-        <w:t xml:space="preserve"> </w:t>
-      </w:r>
+    </w:p>
+    <w:p>
+      <w:pPr/>
       <w:r>
         <w:rPr>
           <w:b w:val="0"/>
@@ -7981,6 +8905,446 @@
           <w:b w:val="0"/>
           <w:i w:val="0"/>
         </w:rPr>
+        <w:t>are</w:t>
+      </w:r>
+      <w:r>
+        <w:t xml:space="preserve"> </w:t>
+      </w:r>
+      <w:r>
+        <w:rPr>
+          <w:b w:val="0"/>
+          <w:i w:val="0"/>
+        </w:rPr>
+        <w:t>structure</w:t>
+      </w:r>
+      <w:r>
+        <w:t xml:space="preserve"> </w:t>
+      </w:r>
+      <w:r>
+        <w:rPr>
+          <w:b w:val="0"/>
+          <w:i w:val="0"/>
+        </w:rPr>
+        <w:t>and</w:t>
+      </w:r>
+      <w:r>
+        <w:t xml:space="preserve"> </w:t>
+      </w:r>
+      <w:r>
+        <w:rPr>
+          <w:b w:val="0"/>
+          <w:i w:val="0"/>
+        </w:rPr>
+        <w:t>are</w:t>
+      </w:r>
+      <w:r>
+        <w:t xml:space="preserve"> </w:t>
+      </w:r>
+      <w:r>
+        <w:rPr>
+          <w:b w:val="0"/>
+          <w:i w:val="0"/>
+        </w:rPr>
+        <w:t>not</w:t>
+      </w:r>
+    </w:p>
+    <w:p>
+      <w:pPr/>
+      <w:r>
+        <w:rPr>
+          <w:b w:val="0"/>
+          <w:i w:val="0"/>
+        </w:rPr>
+        <w:t>counted</w:t>
+      </w:r>
+      <w:r>
+        <w:t xml:space="preserve"> </w:t>
+      </w:r>
+      <w:r>
+        <w:rPr>
+          <w:b w:val="0"/>
+          <w:i w:val="0"/>
+        </w:rPr>
+        <w:t>by</w:t>
+      </w:r>
+      <w:r>
+        <w:t xml:space="preserve"> </w:t>
+      </w:r>
+      <w:r>
+        <w:rPr>
+          <w:b w:val="0"/>
+          <w:i w:val="0"/>
+        </w:rPr>
+        <w:t>DCX</w:t>
+      </w:r>
+      <w:r>
+        <w:t xml:space="preserve"> </w:t>
+      </w:r>
+      <w:r>
+        <w:rPr>
+          <w:b w:val="0"/>
+          <w:i w:val="0"/>
+        </w:rPr>
+        <w:t>—</w:t>
+      </w:r>
+      <w:r>
+        <w:t xml:space="preserve"> </w:t>
+      </w:r>
+      <w:r>
+        <w:rPr>
+          <w:b w:val="0"/>
+          <w:i w:val="0"/>
+        </w:rPr>
+        <w:t>normalise</w:t>
+      </w:r>
+      <w:r>
+        <w:t xml:space="preserve"> </w:t>
+      </w:r>
+      <w:r>
+        <w:rPr>
+          <w:b w:val="0"/>
+          <w:i w:val="0"/>
+        </w:rPr>
+        <w:t>them</w:t>
+      </w:r>
+      <w:r>
+        <w:t xml:space="preserve"> </w:t>
+      </w:r>
+      <w:r>
+        <w:rPr>
+          <w:b w:val="0"/>
+          <w:i w:val="0"/>
+        </w:rPr>
+        <w:t>away</w:t>
+      </w:r>
+      <w:r>
+        <w:t xml:space="preserve"> </w:t>
+      </w:r>
+      <w:r>
+        <w:rPr>
+          <w:b w:val="0"/>
+          <w:i w:val="0"/>
+        </w:rPr>
+        <w:t>before</w:t>
+      </w:r>
+      <w:r>
+        <w:t xml:space="preserve"> </w:t>
+      </w:r>
+      <w:r>
+        <w:rPr>
+          <w:b w:val="0"/>
+          <w:i w:val="0"/>
+        </w:rPr>
+        <w:t>counting.</w:t>
+      </w:r>
+    </w:p>
+    <w:p>
+      <w:pPr/>
+      <w:r>
+        <w:rPr>
+          <w:b/>
+          <w:i w:val="0"/>
+        </w:rPr>
+        <w:t>Input.</w:t>
+      </w:r>
+      <w:r>
+        <w:t xml:space="preserve"> </w:t>
+      </w:r>
+      <w:r>
+        <w:rPr>
+          <w:b w:val="0"/>
+          <w:i w:val="0"/>
+        </w:rPr>
+        <w:t>The</w:t>
+      </w:r>
+      <w:r>
+        <w:t xml:space="preserve"> </w:t>
+      </w:r>
+      <w:r>
+        <w:rPr>
+          <w:b w:val="0"/>
+          <w:i w:val="0"/>
+        </w:rPr>
+        <w:t>.dcx</w:t>
+      </w:r>
+      <w:r>
+        <w:t xml:space="preserve"> </w:t>
+      </w:r>
+      <w:r>
+        <w:rPr>
+          <w:b w:val="0"/>
+          <w:i w:val="0"/>
+        </w:rPr>
+        <w:t>pair:</w:t>
+      </w:r>
+      <w:r>
+        <w:t xml:space="preserve"> </w:t>
+      </w:r>
+      <w:r>
+        <w:rPr>
+          <w:b w:val="0"/>
+          <w:i w:val="0"/>
+        </w:rPr>
+        <w:t>"story</w:t>
+      </w:r>
+      <w:r>
+        <w:t xml:space="preserve"> </w:t>
+      </w:r>
+      <w:r>
+        <w:rPr>
+          <w:b w:val="0"/>
+          <w:i w:val="0"/>
+        </w:rPr>
+        <w:t>=</w:t>
+      </w:r>
+      <w:r>
+        <w:t xml:space="preserve"> </w:t>
+      </w:r>
+      <w:r>
+        <w:rPr>
+          <w:b w:val="0"/>
+          <w:i w:val="0"/>
+        </w:rPr>
+        <w:t>X</w:t>
+      </w:r>
+      <w:r>
+        <w:t xml:space="preserve"> </w:t>
+      </w:r>
+      <w:r>
+        <w:rPr>
+          <w:b w:val="0"/>
+          <w:i w:val="0"/>
+        </w:rPr>
+        <w:t>chars,</w:t>
+      </w:r>
+      <w:r>
+        <w:t xml:space="preserve"> </w:t>
+      </w:r>
+      <w:r>
+        <w:rPr>
+          <w:b w:val="0"/>
+          <w:i w:val="0"/>
+        </w:rPr>
+        <w:t>box</w:t>
+      </w:r>
+      <w:r>
+        <w:t xml:space="preserve"> </w:t>
+      </w:r>
+      <w:r>
+        <w:rPr>
+          <w:b w:val="0"/>
+          <w:i w:val="0"/>
+        </w:rPr>
+        <w:t>=</w:t>
+      </w:r>
+      <w:r>
+        <w:t xml:space="preserve"> </w:t>
+      </w:r>
+      <w:r>
+        <w:rPr>
+          <w:b w:val="0"/>
+          <w:i w:val="0"/>
+        </w:rPr>
+        <w:t>Y</w:t>
+      </w:r>
+      <w:r>
+        <w:t xml:space="preserve"> </w:t>
+      </w:r>
+      <w:r>
+        <w:rPr>
+          <w:b w:val="0"/>
+          <w:i w:val="0"/>
+        </w:rPr>
+        <w:t>chars".</w:t>
+      </w:r>
+      <w:r>
+        <w:t xml:space="preserve"> </w:t>
+      </w:r>
+      <w:r>
+        <w:rPr>
+          <w:b w:val="0"/>
+          <w:i w:val="0"/>
+        </w:rPr>
+        <w:t>The</w:t>
+      </w:r>
+      <w:r>
+        <w:t xml:space="preserve"> </w:t>
+      </w:r>
+      <w:r>
+        <w:rPr>
+          <w:b w:val="0"/>
+          <w:i w:val="0"/>
+        </w:rPr>
+        <w:t>spill</w:t>
+      </w:r>
+      <w:r>
+        <w:t xml:space="preserve"> </w:t>
+      </w:r>
+      <w:r>
+        <w:rPr>
+          <w:b w:val="0"/>
+          <w:i w:val="0"/>
+        </w:rPr>
+        <w:t>is</w:t>
+      </w:r>
+      <w:r>
+        <w:t xml:space="preserve"> </w:t>
+      </w:r>
+      <w:r>
+        <w:rPr>
+          <w:b w:val="0"/>
+          <w:i w:val="0"/>
+        </w:rPr>
+        <w:t>X</w:t>
+      </w:r>
+      <w:r>
+        <w:t xml:space="preserve"> </w:t>
+      </w:r>
+      <w:r>
+        <w:rPr>
+          <w:b w:val="0"/>
+          <w:i w:val="0"/>
+        </w:rPr>
+        <w:t>−</w:t>
+      </w:r>
+      <w:r>
+        <w:t xml:space="preserve"> </w:t>
+      </w:r>
+      <w:r>
+        <w:rPr>
+          <w:b w:val="0"/>
+          <w:i w:val="0"/>
+        </w:rPr>
+        <w:t>Y.</w:t>
+      </w:r>
+      <w:r>
+        <w:t xml:space="preserve"> </w:t>
+      </w:r>
+      <w:r>
+        <w:rPr>
+          <w:b w:val="0"/>
+          <w:i w:val="0"/>
+        </w:rPr>
+        <w:t>Fallback</w:t>
+      </w:r>
+      <w:r>
+        <w:t xml:space="preserve"> </w:t>
+      </w:r>
+      <w:r>
+        <w:rPr>
+          <w:b w:val="0"/>
+          <w:i w:val="0"/>
+        </w:rPr>
+        <w:t>input:</w:t>
+      </w:r>
+      <w:r>
+        <w:t xml:space="preserve"> </w:t>
+      </w:r>
+      <w:r>
+        <w:rPr>
+          <w:b w:val="0"/>
+          <w:i w:val="0"/>
+        </w:rPr>
+        <w:t>a</w:t>
+      </w:r>
+      <w:r>
+        <w:t xml:space="preserve"> </w:t>
+      </w:r>
+      <w:r>
+        <w:rPr>
+          <w:b w:val="0"/>
+          <w:i w:val="0"/>
+        </w:rPr>
+        <w:t>signed</w:t>
+      </w:r>
+      <w:r>
+        <w:t xml:space="preserve"> </w:t>
+      </w:r>
+      <w:r>
+        <w:rPr>
+          <w:b w:val="0"/>
+          <w:i w:val="0"/>
+        </w:rPr>
+        <w:t>spill,</w:t>
+      </w:r>
+      <w:r>
+        <w:t xml:space="preserve"> </w:t>
+      </w:r>
+      <w:r>
+        <w:rPr>
+          <w:b w:val="0"/>
+          <w:i w:val="0"/>
+        </w:rPr>
+        <w:t>+N</w:t>
+      </w:r>
+      <w:r>
+        <w:t xml:space="preserve"> </w:t>
+      </w:r>
+      <w:r>
+        <w:rPr>
+          <w:b w:val="0"/>
+          <w:i w:val="0"/>
+        </w:rPr>
+        <w:t>remove,</w:t>
+      </w:r>
+      <w:r>
+        <w:t xml:space="preserve"> </w:t>
+      </w:r>
+      <w:r>
+        <w:rPr>
+          <w:b w:val="0"/>
+          <w:i w:val="0"/>
+        </w:rPr>
+        <w:t>−N</w:t>
+      </w:r>
+      <w:r>
+        <w:t xml:space="preserve"> </w:t>
+      </w:r>
+      <w:r>
+        <w:rPr>
+          <w:b w:val="0"/>
+          <w:i w:val="0"/>
+        </w:rPr>
+        <w:t>add.</w:t>
+      </w:r>
+    </w:p>
+    <w:p>
+      <w:pPr/>
+      <w:r>
+        <w:rPr>
+          <w:b/>
+          <w:i w:val="0"/>
+        </w:rPr>
+        <w:t>Verified</w:t>
+      </w:r>
+      <w:r>
+        <w:t xml:space="preserve"> </w:t>
+      </w:r>
+      <w:r>
+        <w:rPr>
+          <w:b/>
+          <w:i w:val="0"/>
+        </w:rPr>
+        <w:t>count.</w:t>
+      </w:r>
+      <w:r>
+        <w:t xml:space="preserve"> </w:t>
+      </w:r>
+      <w:r>
+        <w:rPr>
+          <w:b w:val="0"/>
+          <w:i w:val="0"/>
+        </w:rPr>
+        <w:t>Two</w:t>
+      </w:r>
+      <w:r>
+        <w:t xml:space="preserve"> </w:t>
+      </w:r>
+      <w:r>
+        <w:rPr>
+          <w:b w:val="0"/>
+          <w:i w:val="0"/>
+        </w:rPr>
         <w:t>count</w:t>
       </w:r>
       <w:r>
@@ -7991,376 +9355,6 @@
           <w:b w:val="0"/>
           <w:i w:val="0"/>
         </w:rPr>
-        <w:t>as</w:t>
-      </w:r>
-      <w:r>
-        <w:t xml:space="preserve"> </w:t>
-      </w:r>
-      <w:r>
-        <w:rPr>
-          <w:b w:val="0"/>
-          <w:i w:val="0"/>
-        </w:rPr>
-        <w:t>single</w:t>
-      </w:r>
-      <w:r>
-        <w:t xml:space="preserve"> </w:t>
-      </w:r>
-      <w:r>
-        <w:rPr>
-          <w:b w:val="0"/>
-          <w:i w:val="0"/>
-        </w:rPr>
-        <w:t>newlines</w:t>
-      </w:r>
-      <w:r>
-        <w:t xml:space="preserve"> </w:t>
-      </w:r>
-      <w:r>
-        <w:rPr>
-          <w:b w:val="0"/>
-          <w:i w:val="0"/>
-        </w:rPr>
-        <w:t>—</w:t>
-      </w:r>
-      <w:r>
-        <w:t xml:space="preserve"> </w:t>
-      </w:r>
-      <w:r>
-        <w:rPr>
-          <w:b w:val="0"/>
-          <w:i w:val="0"/>
-        </w:rPr>
-        <w:t>normalise</w:t>
-      </w:r>
-      <w:r>
-        <w:t xml:space="preserve"> </w:t>
-      </w:r>
-      <w:r>
-        <w:rPr>
-          <w:b w:val="0"/>
-          <w:i w:val="0"/>
-        </w:rPr>
-        <w:t>before</w:t>
-      </w:r>
-      <w:r>
-        <w:t xml:space="preserve"> </w:t>
-      </w:r>
-      <w:r>
-        <w:rPr>
-          <w:b w:val="0"/>
-          <w:i w:val="0"/>
-        </w:rPr>
-        <w:t>counting.</w:t>
-      </w:r>
-    </w:p>
-    <w:p>
-      <w:pPr/>
-      <w:r>
-        <w:rPr>
-          <w:b/>
-          <w:i w:val="0"/>
-        </w:rPr>
-        <w:t>Input.</w:t>
-      </w:r>
-      <w:r>
-        <w:t xml:space="preserve"> </w:t>
-      </w:r>
-      <w:r>
-        <w:rPr>
-          <w:b w:val="0"/>
-          <w:i w:val="0"/>
-        </w:rPr>
-        <w:t>The</w:t>
-      </w:r>
-      <w:r>
-        <w:t xml:space="preserve"> </w:t>
-      </w:r>
-      <w:r>
-        <w:rPr>
-          <w:b w:val="0"/>
-          <w:i w:val="0"/>
-        </w:rPr>
-        <w:t>.dcx</w:t>
-      </w:r>
-      <w:r>
-        <w:t xml:space="preserve"> </w:t>
-      </w:r>
-      <w:r>
-        <w:rPr>
-          <w:b w:val="0"/>
-          <w:i w:val="0"/>
-        </w:rPr>
-        <w:t>pair:</w:t>
-      </w:r>
-      <w:r>
-        <w:t xml:space="preserve"> </w:t>
-      </w:r>
-      <w:r>
-        <w:rPr>
-          <w:b w:val="0"/>
-          <w:i w:val="0"/>
-        </w:rPr>
-        <w:t>"story</w:t>
-      </w:r>
-      <w:r>
-        <w:t xml:space="preserve"> </w:t>
-      </w:r>
-      <w:r>
-        <w:rPr>
-          <w:b w:val="0"/>
-          <w:i w:val="0"/>
-        </w:rPr>
-        <w:t>=</w:t>
-      </w:r>
-      <w:r>
-        <w:t xml:space="preserve"> </w:t>
-      </w:r>
-      <w:r>
-        <w:rPr>
-          <w:b w:val="0"/>
-          <w:i w:val="0"/>
-        </w:rPr>
-        <w:t>X</w:t>
-      </w:r>
-      <w:r>
-        <w:t xml:space="preserve"> </w:t>
-      </w:r>
-      <w:r>
-        <w:rPr>
-          <w:b w:val="0"/>
-          <w:i w:val="0"/>
-        </w:rPr>
-        <w:t>chars,</w:t>
-      </w:r>
-      <w:r>
-        <w:t xml:space="preserve"> </w:t>
-      </w:r>
-      <w:r>
-        <w:rPr>
-          <w:b w:val="0"/>
-          <w:i w:val="0"/>
-        </w:rPr>
-        <w:t>box</w:t>
-      </w:r>
-      <w:r>
-        <w:t xml:space="preserve"> </w:t>
-      </w:r>
-      <w:r>
-        <w:rPr>
-          <w:b w:val="0"/>
-          <w:i w:val="0"/>
-        </w:rPr>
-        <w:t>=</w:t>
-      </w:r>
-      <w:r>
-        <w:t xml:space="preserve"> </w:t>
-      </w:r>
-      <w:r>
-        <w:rPr>
-          <w:b w:val="0"/>
-          <w:i w:val="0"/>
-        </w:rPr>
-        <w:t>Y</w:t>
-      </w:r>
-      <w:r>
-        <w:t xml:space="preserve"> </w:t>
-      </w:r>
-      <w:r>
-        <w:rPr>
-          <w:b w:val="0"/>
-          <w:i w:val="0"/>
-        </w:rPr>
-        <w:t>chars".</w:t>
-      </w:r>
-      <w:r>
-        <w:t xml:space="preserve"> </w:t>
-      </w:r>
-      <w:r>
-        <w:rPr>
-          <w:b w:val="0"/>
-          <w:i w:val="0"/>
-        </w:rPr>
-        <w:t>The</w:t>
-      </w:r>
-      <w:r>
-        <w:t xml:space="preserve"> </w:t>
-      </w:r>
-      <w:r>
-        <w:rPr>
-          <w:b w:val="0"/>
-          <w:i w:val="0"/>
-        </w:rPr>
-        <w:t>spill</w:t>
-      </w:r>
-      <w:r>
-        <w:t xml:space="preserve"> </w:t>
-      </w:r>
-      <w:r>
-        <w:rPr>
-          <w:b w:val="0"/>
-          <w:i w:val="0"/>
-        </w:rPr>
-        <w:t>is</w:t>
-      </w:r>
-      <w:r>
-        <w:t xml:space="preserve"> </w:t>
-      </w:r>
-      <w:r>
-        <w:rPr>
-          <w:b w:val="0"/>
-          <w:i w:val="0"/>
-        </w:rPr>
-        <w:t>X</w:t>
-      </w:r>
-      <w:r>
-        <w:t xml:space="preserve"> </w:t>
-      </w:r>
-      <w:r>
-        <w:rPr>
-          <w:b w:val="0"/>
-          <w:i w:val="0"/>
-        </w:rPr>
-        <w:t>−</w:t>
-      </w:r>
-      <w:r>
-        <w:t xml:space="preserve"> </w:t>
-      </w:r>
-      <w:r>
-        <w:rPr>
-          <w:b w:val="0"/>
-          <w:i w:val="0"/>
-        </w:rPr>
-        <w:t>Y.</w:t>
-      </w:r>
-      <w:r>
-        <w:t xml:space="preserve"> </w:t>
-      </w:r>
-      <w:r>
-        <w:rPr>
-          <w:b w:val="0"/>
-          <w:i w:val="0"/>
-        </w:rPr>
-        <w:t>Fallback</w:t>
-      </w:r>
-      <w:r>
-        <w:t xml:space="preserve"> </w:t>
-      </w:r>
-      <w:r>
-        <w:rPr>
-          <w:b w:val="0"/>
-          <w:i w:val="0"/>
-        </w:rPr>
-        <w:t>input:</w:t>
-      </w:r>
-      <w:r>
-        <w:t xml:space="preserve"> </w:t>
-      </w:r>
-      <w:r>
-        <w:rPr>
-          <w:b w:val="0"/>
-          <w:i w:val="0"/>
-        </w:rPr>
-        <w:t>a</w:t>
-      </w:r>
-      <w:r>
-        <w:t xml:space="preserve"> </w:t>
-      </w:r>
-      <w:r>
-        <w:rPr>
-          <w:b w:val="0"/>
-          <w:i w:val="0"/>
-        </w:rPr>
-        <w:t>signed</w:t>
-      </w:r>
-      <w:r>
-        <w:t xml:space="preserve"> </w:t>
-      </w:r>
-      <w:r>
-        <w:rPr>
-          <w:b w:val="0"/>
-          <w:i w:val="0"/>
-        </w:rPr>
-        <w:t>spill,</w:t>
-      </w:r>
-      <w:r>
-        <w:t xml:space="preserve"> </w:t>
-      </w:r>
-      <w:r>
-        <w:rPr>
-          <w:b w:val="0"/>
-          <w:i w:val="0"/>
-        </w:rPr>
-        <w:t>+N</w:t>
-      </w:r>
-      <w:r>
-        <w:t xml:space="preserve"> </w:t>
-      </w:r>
-      <w:r>
-        <w:rPr>
-          <w:b w:val="0"/>
-          <w:i w:val="0"/>
-        </w:rPr>
-        <w:t>remove,</w:t>
-      </w:r>
-      <w:r>
-        <w:t xml:space="preserve"> </w:t>
-      </w:r>
-      <w:r>
-        <w:rPr>
-          <w:b w:val="0"/>
-          <w:i w:val="0"/>
-        </w:rPr>
-        <w:t>−N</w:t>
-      </w:r>
-      <w:r>
-        <w:t xml:space="preserve"> </w:t>
-      </w:r>
-      <w:r>
-        <w:rPr>
-          <w:b w:val="0"/>
-          <w:i w:val="0"/>
-        </w:rPr>
-        <w:t>add.</w:t>
-      </w:r>
-    </w:p>
-    <w:p>
-      <w:pPr/>
-      <w:r>
-        <w:rPr>
-          <w:b/>
-          <w:i w:val="0"/>
-        </w:rPr>
-        <w:t>Verified</w:t>
-      </w:r>
-      <w:r>
-        <w:t xml:space="preserve"> </w:t>
-      </w:r>
-      <w:r>
-        <w:rPr>
-          <w:b/>
-          <w:i w:val="0"/>
-        </w:rPr>
-        <w:t>count.</w:t>
-      </w:r>
-      <w:r>
-        <w:t xml:space="preserve"> </w:t>
-      </w:r>
-      <w:r>
-        <w:rPr>
-          <w:b w:val="0"/>
-          <w:i w:val="0"/>
-        </w:rPr>
-        <w:t>Two</w:t>
-      </w:r>
-      <w:r>
-        <w:t xml:space="preserve"> </w:t>
-      </w:r>
-      <w:r>
-        <w:rPr>
-          <w:b w:val="0"/>
-          <w:i w:val="0"/>
-        </w:rPr>
         <w:t>passes,</w:t>
       </w:r>
       <w:r>
@@ -8381,7 +9375,27 @@
           <w:b w:val="0"/>
           <w:i w:val="0"/>
         </w:rPr>
-        <w:t>a</w:t>
+        <w:t>an</w:t>
+      </w:r>
+      <w:r>
+        <w:t xml:space="preserve"> </w:t>
+      </w:r>
+      <w:r>
+        <w:rPr>
+          <w:b w:val="0"/>
+          <w:i w:val="0"/>
+        </w:rPr>
+        <w:t>open-ended</w:t>
+      </w:r>
+      <w:r>
+        <w:t xml:space="preserve"> </w:t>
+      </w:r>
+      <w:r>
+        <w:rPr>
+          <w:b w:val="0"/>
+          <w:i w:val="0"/>
+        </w:rPr>
+        <w:t>count-and-rewrite</w:t>
       </w:r>
       <w:r>
         <w:t xml:space="preserve"> </w:t>
@@ -8513,7 +9527,17 @@
           <w:b w:val="0"/>
           <w:i w:val="0"/>
         </w:rPr>
-        <w:t>One</w:t>
+        <w:t>A</w:t>
+      </w:r>
+      <w:r>
+        <w:t xml:space="preserve"> </w:t>
+      </w:r>
+      <w:r>
+        <w:rPr>
+          <w:b w:val="0"/>
+          <w:i w:val="0"/>
+        </w:rPr>
+        <w:t>first</w:t>
       </w:r>
       <w:r>
         <w:t xml:space="preserve"> </w:t>
@@ -8697,27 +9721,67 @@
           <w:b w:val="0"/>
           <w:i w:val="0"/>
         </w:rPr>
-        <w:t>markup</w:t>
-      </w:r>
-      <w:r>
-        <w:t xml:space="preserve"> </w:t>
-      </w:r>
-      <w:r>
-        <w:rPr>
-          <w:b w:val="0"/>
-          <w:i w:val="0"/>
-        </w:rPr>
-        <w:t>before</w:t>
-      </w:r>
-      <w:r>
-        <w:t xml:space="preserve"> </w:t>
-      </w:r>
-      <w:r>
-        <w:rPr>
-          <w:b w:val="0"/>
-          <w:i w:val="0"/>
-        </w:rPr>
-        <w:t>reporting</w:t>
+        <w:t>output</w:t>
+      </w:r>
+      <w:r>
+        <w:t xml:space="preserve"> </w:t>
+      </w:r>
+      <w:r>
+        <w:rPr>
+          <w:b w:val="0"/>
+          <w:i w:val="0"/>
+        </w:rPr>
+        <w:t>labels,</w:t>
+      </w:r>
+      <w:r>
+        <w:t xml:space="preserve"> </w:t>
+      </w:r>
+      <w:r>
+        <w:rPr>
+          <w:b w:val="0"/>
+          <w:i w:val="0"/>
+        </w:rPr>
+        <w:t>discard</w:t>
+      </w:r>
+      <w:r>
+        <w:t xml:space="preserve"> </w:t>
+      </w:r>
+      <w:r>
+        <w:rPr>
+          <w:b w:val="0"/>
+          <w:i w:val="0"/>
+        </w:rPr>
+        <w:t>paragraph</w:t>
+      </w:r>
+      <w:r>
+        <w:t xml:space="preserve"> </w:t>
+      </w:r>
+      <w:r>
+        <w:rPr>
+          <w:b w:val="0"/>
+          <w:i w:val="0"/>
+        </w:rPr>
+        <w:t>breaks</w:t>
+      </w:r>
+      <w:r>
+        <w:t xml:space="preserve"> </w:t>
+      </w:r>
+      <w:r>
+        <w:rPr>
+          <w:b w:val="0"/>
+          <w:i w:val="0"/>
+        </w:rPr>
+        <w:t>and</w:t>
+      </w:r>
+      <w:r>
+        <w:t xml:space="preserve"> </w:t>
+      </w:r>
+      <w:r>
+        <w:rPr>
+          <w:b w:val="0"/>
+          <w:i w:val="0"/>
+        </w:rPr>
+        <w:t>run</w:t>
       </w:r>
       <w:r>
         <w:t xml:space="preserve"> </w:t>
@@ -8728,6 +9792,60 @@
           <w:i w:val="0"/>
         </w:rPr>
         <w:t>the</w:t>
+      </w:r>
+      <w:r>
+        <w:t xml:space="preserve"> </w:t>
+      </w:r>
+      <w:r>
+        <w:rPr>
+          <w:b w:val="0"/>
+          <w:i w:val="0"/>
+        </w:rPr>
+        <w:t>final</w:t>
+      </w:r>
+    </w:p>
+    <w:p>
+      <w:pPr>
+        <w:pStyle w:val="BKPListContinuation"/>
+      </w:pPr>
+      <w:r>
+        <w:rPr>
+          <w:rFonts w:ascii="Courier New" w:hAnsi="Courier New" w:eastAsia="Courier New"/>
+          <w:b w:val="0"/>
+          <w:i w:val="0"/>
+          <w:sz w:val="19"/>
+        </w:rPr>
+        <w:t>len()</w:t>
+      </w:r>
+      <w:r>
+        <w:t xml:space="preserve"> </w:t>
+      </w:r>
+      <w:r>
+        <w:rPr>
+          <w:b w:val="0"/>
+          <w:i w:val="0"/>
+        </w:rPr>
+        <w:t>for</w:t>
+      </w:r>
+      <w:r>
+        <w:t xml:space="preserve"> </w:t>
+      </w:r>
+      <w:r>
+        <w:rPr>
+          <w:b w:val="0"/>
+          <w:i w:val="0"/>
+        </w:rPr>
+        <w:t>the</w:t>
+      </w:r>
+      <w:r>
+        <w:t xml:space="preserve"> </w:t>
+      </w:r>
+      <w:r>
+        <w:rPr>
+          <w:b w:val="0"/>
+          <w:i w:val="0"/>
+        </w:rPr>
+        <w:t>reported</w:t>
       </w:r>
       <w:r>
         <w:t xml:space="preserve"> </w:t>
@@ -8759,13 +9877,19 @@
         <w:br/>
       </w:r>
       <w:r>
-        <w:t>clean = re.sub(r'^[ \t]*\[[A-Z][^\]]*\][ \t]*\n?', '', body, flags=re.M)</w:t>
+        <w:t>clean = re.sub(r'^[ \t]*\[(?:Head|Deck|Subhead)\][^\n]*\n?', '', body, flags=re.M)</w:t>
       </w:r>
       <w:r>
         <w:br/>
       </w:r>
       <w:r>
-        <w:t>clean = re.sub(r'\n{2,}', '\n', clean).strip()</w:t>
+        <w:t>clean = re.sub(r'\r\n?', '\n', clean)</w:t>
+      </w:r>
+      <w:r>
+        <w:br/>
+      </w:r>
+      <w:r>
+        <w:t>clean = clean.replace('\n', '').strip()</w:t>
       </w:r>
       <w:r>
         <w:br/>
@@ -11381,7 +12505,7 @@
         <w:br/>
       </w:r>
       <w:r>
-        <w:t>[Hold/Query/Anomaly — if needed]</w:t>
+        <w:t>[Hold or query, if needed — always above the box, never below]</w:t>
       </w:r>
       <w:r>
         <w:br/>
@@ -11391,69 +12515,39 @@
         <w:br/>
       </w:r>
       <w:r>
-        <w:t>[THE BOX — FENCED CODE BLOCK + COPY BUTTON]</w:t>
+        <w:t>```text</w:t>
       </w:r>
       <w:r>
         <w:br/>
       </w:r>
+      <w:r>
+        <w:t>[Head — sentence case]</w:t>
+      </w:r>
+      <w:r>
+        <w:br/>
+      </w:r>
+      <w:r>
+        <w:t>[Deck]</w:t>
+      </w:r>
+      <w:r>
+        <w:br/>
+      </w:r>
       <w:r/>
       <w:r>
         <w:br/>
       </w:r>
-      <w:r>
-        <w:t>&lt;page_ready&gt;</w:t>
-      </w:r>
+      <w:r/>
       <w:r>
         <w:br/>
       </w:r>
-      <w:r/>
+      <w:r>
+        <w:t>[Body, blank line between paragraphs]</w:t>
+      </w:r>
       <w:r>
         <w:br/>
       </w:r>
       <w:r>
-        <w:t>```text</w:t>
-      </w:r>
-      <w:r>
-        <w:br/>
-      </w:r>
-      <w:r>
-        <w:t>[First-choice headline in sentence case]</w:t>
-      </w:r>
-      <w:r>
-        <w:br/>
-      </w:r>
-      <w:r>
-        <w:t>[First-choice deck]</w:t>
-      </w:r>
-      <w:r>
-        <w:br/>
-      </w:r>
-      <w:r/>
-      <w:r>
-        <w:br/>
-      </w:r>
-      <w:r/>
-      <w:r>
-        <w:br/>
-      </w:r>
-      <w:r>
-        <w:t>[Full clean body copy]</w:t>
-      </w:r>
-      <w:r>
-        <w:br/>
-      </w:r>
-      <w:r>
         <w:t>```</w:t>
-      </w:r>
-      <w:r>
-        <w:br/>
-      </w:r>
-      <w:r/>
-      <w:r>
-        <w:br/>
-      </w:r>
-      <w:r>
-        <w:t>&lt;/page_ready&gt;</w:t>
       </w:r>
       <w:r>
         <w:br/>
@@ -11563,6 +12657,188 @@
           <w:b/>
           <w:i w:val="0"/>
         </w:rPr>
+        <w:t>block</w:t>
+      </w:r>
+      <w:r>
+        <w:t xml:space="preserve"> </w:t>
+      </w:r>
+      <w:r>
+        <w:rPr>
+          <w:b/>
+          <w:i w:val="0"/>
+        </w:rPr>
+        <w:t>is</w:t>
+      </w:r>
+      <w:r>
+        <w:t xml:space="preserve"> </w:t>
+      </w:r>
+      <w:r>
+        <w:rPr>
+          <w:b/>
+          <w:i w:val="0"/>
+        </w:rPr>
+        <w:t>the</w:t>
+      </w:r>
+      <w:r>
+        <w:t xml:space="preserve"> </w:t>
+      </w:r>
+      <w:r>
+        <w:rPr>
+          <w:b/>
+          <w:i w:val="0"/>
+        </w:rPr>
+        <w:t>box.</w:t>
+      </w:r>
+      <w:r>
+        <w:t xml:space="preserve"> </w:t>
+      </w:r>
+      <w:r>
+        <w:rPr>
+          <w:b w:val="0"/>
+          <w:i w:val="0"/>
+        </w:rPr>
+        <w:t>Nothing</w:t>
+      </w:r>
+      <w:r>
+        <w:t xml:space="preserve"> </w:t>
+      </w:r>
+      <w:r>
+        <w:rPr>
+          <w:b w:val="0"/>
+          <w:i w:val="0"/>
+        </w:rPr>
+        <w:t>else</w:t>
+      </w:r>
+      <w:r>
+        <w:t xml:space="preserve"> </w:t>
+      </w:r>
+      <w:r>
+        <w:rPr>
+          <w:b w:val="0"/>
+          <w:i w:val="0"/>
+        </w:rPr>
+        <w:t>goes</w:t>
+      </w:r>
+      <w:r>
+        <w:t xml:space="preserve"> </w:t>
+      </w:r>
+      <w:r>
+        <w:rPr>
+          <w:b w:val="0"/>
+          <w:i w:val="0"/>
+        </w:rPr>
+        <w:t>inside</w:t>
+      </w:r>
+      <w:r>
+        <w:t xml:space="preserve"> </w:t>
+      </w:r>
+      <w:r>
+        <w:rPr>
+          <w:b w:val="0"/>
+          <w:i w:val="0"/>
+        </w:rPr>
+        <w:t>it</w:t>
+      </w:r>
+      <w:r>
+        <w:t xml:space="preserve"> </w:t>
+      </w:r>
+      <w:r>
+        <w:rPr>
+          <w:b w:val="0"/>
+          <w:i w:val="0"/>
+        </w:rPr>
+        <w:t>—</w:t>
+      </w:r>
+      <w:r>
+        <w:t xml:space="preserve"> </w:t>
+      </w:r>
+      <w:r>
+        <w:rPr>
+          <w:b w:val="0"/>
+          <w:i w:val="0"/>
+        </w:rPr>
+        <w:t>no</w:t>
+      </w:r>
+      <w:r>
+        <w:t xml:space="preserve"> </w:t>
+      </w:r>
+      <w:r>
+        <w:rPr>
+          <w:b w:val="0"/>
+          <w:i w:val="0"/>
+        </w:rPr>
+        <w:t>XML</w:t>
+      </w:r>
+      <w:r>
+        <w:t xml:space="preserve"> </w:t>
+      </w:r>
+      <w:r>
+        <w:rPr>
+          <w:b w:val="0"/>
+          <w:i w:val="0"/>
+        </w:rPr>
+        <w:t>tags,</w:t>
+      </w:r>
+    </w:p>
+    <w:p>
+      <w:pPr>
+        <w:pStyle w:val="BKPListContinuation"/>
+      </w:pPr>
+      <w:r>
+        <w:rPr>
+          <w:b w:val="0"/>
+          <w:i w:val="0"/>
+        </w:rPr>
+        <w:t>style</w:t>
+      </w:r>
+      <w:r>
+        <w:t xml:space="preserve"> </w:t>
+      </w:r>
+      <w:r>
+        <w:rPr>
+          <w:b w:val="0"/>
+          <w:i w:val="0"/>
+        </w:rPr>
+        <w:t>notes</w:t>
+      </w:r>
+      <w:r>
+        <w:t xml:space="preserve"> </w:t>
+      </w:r>
+      <w:r>
+        <w:rPr>
+          <w:b w:val="0"/>
+          <w:i w:val="0"/>
+        </w:rPr>
+        <w:t>or</w:t>
+      </w:r>
+      <w:r>
+        <w:t xml:space="preserve"> </w:t>
+      </w:r>
+      <w:r>
+        <w:rPr>
+          <w:b w:val="0"/>
+          <w:i w:val="0"/>
+        </w:rPr>
+        <w:t>slug.</w:t>
+      </w:r>
+      <w:r>
+        <w:t xml:space="preserve"> </w:t>
+      </w:r>
+      <w:r>
+        <w:rPr>
+          <w:b w:val="0"/>
+          <w:i w:val="0"/>
+        </w:rPr>
+        <w:t>One</w:t>
+      </w:r>
+      <w:r>
+        <w:t xml:space="preserve"> </w:t>
+      </w:r>
+      <w:r>
+        <w:rPr>
+          <w:b w:val="0"/>
+          <w:i w:val="0"/>
+        </w:rPr>
         <w:t>code</w:t>
       </w:r>
       <w:r>
@@ -11570,7 +12846,7 @@
       </w:r>
       <w:r>
         <w:rPr>
-          <w:b/>
+          <w:b w:val="0"/>
           <w:i w:val="0"/>
         </w:rPr>
         <w:t>block</w:t>
@@ -11580,27 +12856,27 @@
       </w:r>
       <w:r>
         <w:rPr>
-          <w:b/>
-          <w:i w:val="0"/>
-        </w:rPr>
-        <w:t>has</w:t>
-      </w:r>
-      <w:r>
-        <w:t xml:space="preserve"> </w:t>
-      </w:r>
-      <w:r>
-        <w:rPr>
-          <w:b/>
-          <w:i w:val="0"/>
-        </w:rPr>
-        <w:t>a</w:t>
-      </w:r>
-      <w:r>
-        <w:t xml:space="preserve"> </w:t>
-      </w:r>
-      <w:r>
-        <w:rPr>
-          <w:b/>
+          <w:b w:val="0"/>
+          <w:i w:val="0"/>
+        </w:rPr>
+        <w:t>gives</w:t>
+      </w:r>
+      <w:r>
+        <w:t xml:space="preserve"> </w:t>
+      </w:r>
+      <w:r>
+        <w:rPr>
+          <w:b w:val="0"/>
+          <w:i w:val="0"/>
+        </w:rPr>
+        <w:t>one</w:t>
+      </w:r>
+      <w:r>
+        <w:t xml:space="preserve"> </w:t>
+      </w:r>
+      <w:r>
+        <w:rPr>
+          <w:b w:val="0"/>
           <w:i w:val="0"/>
         </w:rPr>
         <w:t>copy</w:t>
@@ -11610,120 +12886,40 @@
       </w:r>
       <w:r>
         <w:rPr>
-          <w:b/>
-          <w:i w:val="0"/>
-        </w:rPr>
-        <w:t>button</w:t>
-      </w:r>
-      <w:r>
-        <w:t xml:space="preserve"> </w:t>
-      </w:r>
-      <w:r>
-        <w:rPr>
-          <w:b/>
-          <w:i w:val="0"/>
-        </w:rPr>
-        <w:t>for</w:t>
-      </w:r>
-      <w:r>
-        <w:t xml:space="preserve"> </w:t>
-      </w:r>
-      <w:r>
-        <w:rPr>
-          <w:b/>
-          <w:i w:val="0"/>
-        </w:rPr>
-        <w:t>the</w:t>
-      </w:r>
-      <w:r>
-        <w:t xml:space="preserve"> </w:t>
-      </w:r>
-      <w:r>
-        <w:rPr>
-          <w:b/>
-          <w:i w:val="0"/>
-        </w:rPr>
-        <w:t>supervisor</w:t>
-      </w:r>
-      <w:r>
-        <w:t xml:space="preserve"> </w:t>
-      </w:r>
-      <w:r>
-        <w:rPr>
-          <w:b/>
-          <w:i w:val="0"/>
-        </w:rPr>
-        <w:t>to</w:t>
-      </w:r>
-      <w:r>
-        <w:t xml:space="preserve"> </w:t>
-      </w:r>
-      <w:r>
-        <w:rPr>
-          <w:b/>
-          <w:i w:val="0"/>
-        </w:rPr>
-        <w:t>lift</w:t>
-      </w:r>
-      <w:r>
-        <w:t xml:space="preserve"> </w:t>
-      </w:r>
-      <w:r>
-        <w:rPr>
-          <w:b/>
-          <w:i w:val="0"/>
-        </w:rPr>
-        <w:t>the</w:t>
-      </w:r>
-      <w:r>
-        <w:t xml:space="preserve"> </w:t>
-      </w:r>
-      <w:r>
-        <w:rPr>
-          <w:b/>
-          <w:i w:val="0"/>
-        </w:rPr>
-        <w:t>whole</w:t>
-      </w:r>
-      <w:r>
-        <w:t xml:space="preserve"> </w:t>
-      </w:r>
-      <w:r>
-        <w:rPr>
-          <w:b/>
-          <w:i w:val="0"/>
-        </w:rPr>
-        <w:t>edit</w:t>
-      </w:r>
-      <w:r>
-        <w:t xml:space="preserve"> </w:t>
-      </w:r>
-      <w:r>
-        <w:rPr>
-          <w:b/>
-          <w:i w:val="0"/>
-        </w:rPr>
-        <w:t>in</w:t>
-      </w:r>
-      <w:r>
-        <w:t xml:space="preserve"> </w:t>
-      </w:r>
-      <w:r>
-        <w:rPr>
-          <w:b/>
-          <w:i w:val="0"/>
-        </w:rPr>
-        <w:t>one</w:t>
-      </w:r>
-      <w:r>
-        <w:t xml:space="preserve"> </w:t>
-      </w:r>
-      <w:r>
-        <w:rPr>
-          <w:b/>
-          <w:i w:val="0"/>
-        </w:rPr>
-        <w:t>action.</w:t>
+          <w:b w:val="0"/>
+          <w:i w:val="0"/>
+        </w:rPr>
+        <w:t>action</w:t>
+      </w:r>
+      <w:r>
+        <w:t xml:space="preserve"> </w:t>
+      </w:r>
+      <w:r>
+        <w:rPr>
+          <w:b w:val="0"/>
+          <w:i w:val="0"/>
+        </w:rPr>
+        <w:t>straight</w:t>
+      </w:r>
+      <w:r>
+        <w:t xml:space="preserve"> </w:t>
+      </w:r>
+      <w:r>
+        <w:rPr>
+          <w:b w:val="0"/>
+          <w:i w:val="0"/>
+        </w:rPr>
+        <w:t>into</w:t>
+      </w:r>
+      <w:r>
+        <w:t xml:space="preserve"> </w:t>
+      </w:r>
+      <w:r>
+        <w:rPr>
+          <w:b w:val="0"/>
+          <w:i w:val="0"/>
+        </w:rPr>
+        <w:t>DCX.</w:t>
       </w:r>
     </w:p>
     <w:p>
@@ -12513,7 +13709,7 @@
           <w:b/>
           <w:i w:val="0"/>
         </w:rPr>
-        <w:t>No</w:t>
+        <w:t>Paragraph</w:t>
       </w:r>
       <w:r>
         <w:t xml:space="preserve"> </w:t>
@@ -12523,53 +13719,301 @@
           <w:b/>
           <w:i w:val="0"/>
         </w:rPr>
-        <w:t>deck</w:t>
-      </w:r>
-      <w:r>
-        <w:t xml:space="preserve"> </w:t>
-      </w:r>
-      <w:r>
-        <w:rPr>
-          <w:b/>
-          <w:i w:val="0"/>
-        </w:rPr>
-        <w:t>for</w:t>
-      </w:r>
-      <w:r>
-        <w:t xml:space="preserve"> </w:t>
-      </w:r>
-      <w:r>
-        <w:rPr>
-          <w:b/>
-          <w:i w:val="0"/>
-        </w:rPr>
-        <w:t>briefs</w:t>
-      </w:r>
-      <w:r>
-        <w:t xml:space="preserve"> </w:t>
-      </w:r>
-      <w:r>
-        <w:rPr>
-          <w:b/>
-          <w:i w:val="0"/>
-        </w:rPr>
-        <w:t>(</w:t>
-      </w:r>
-      <w:r>
-        <w:rPr>
-          <w:rFonts w:ascii="Courier New" w:hAnsi="Courier New" w:eastAsia="Courier New"/>
-          <w:b/>
-          <w:i w:val="0"/>
-          <w:sz w:val="19"/>
-        </w:rPr>
-        <w:t>bf</w:t>
-      </w:r>
-      <w:r>
-        <w:rPr>
-          <w:b/>
-          <w:i w:val="0"/>
-        </w:rPr>
-        <w:t>).</w:t>
+        <w:t>spacing</w:t>
+      </w:r>
+      <w:r>
+        <w:t xml:space="preserve"> </w:t>
+      </w:r>
+      <w:r>
+        <w:rPr>
+          <w:b w:val="0"/>
+          <w:i w:val="0"/>
+        </w:rPr>
+        <w:t>—</w:t>
+      </w:r>
+      <w:r>
+        <w:t xml:space="preserve"> </w:t>
+      </w:r>
+      <w:r>
+        <w:rPr>
+          <w:b w:val="0"/>
+          <w:i w:val="0"/>
+        </w:rPr>
+        <w:t>return</w:t>
+      </w:r>
+      <w:r>
+        <w:t xml:space="preserve"> </w:t>
+      </w:r>
+      <w:r>
+        <w:rPr>
+          <w:b w:val="0"/>
+          <w:i w:val="0"/>
+        </w:rPr>
+        <w:t>every</w:t>
+      </w:r>
+      <w:r>
+        <w:t xml:space="preserve"> </w:t>
+      </w:r>
+      <w:r>
+        <w:rPr>
+          <w:b w:val="0"/>
+          <w:i w:val="0"/>
+        </w:rPr>
+        <w:t>page-ready</w:t>
+      </w:r>
+      <w:r>
+        <w:t xml:space="preserve"> </w:t>
+      </w:r>
+      <w:r>
+        <w:rPr>
+          <w:b w:val="0"/>
+          <w:i w:val="0"/>
+        </w:rPr>
+        <w:t>body</w:t>
+      </w:r>
+      <w:r>
+        <w:t xml:space="preserve"> </w:t>
+      </w:r>
+      <w:r>
+        <w:rPr>
+          <w:b w:val="0"/>
+          <w:i w:val="0"/>
+        </w:rPr>
+        <w:t>with</w:t>
+      </w:r>
+      <w:r>
+        <w:t xml:space="preserve"> </w:t>
+      </w:r>
+      <w:r>
+        <w:rPr>
+          <w:b w:val="0"/>
+          <w:i w:val="0"/>
+        </w:rPr>
+        <w:t>one</w:t>
+      </w:r>
+      <w:r>
+        <w:t xml:space="preserve"> </w:t>
+      </w:r>
+      <w:r>
+        <w:rPr>
+          <w:b w:val="0"/>
+          <w:i w:val="0"/>
+        </w:rPr>
+        <w:t>blank</w:t>
+      </w:r>
+      <w:r>
+        <w:t xml:space="preserve"> </w:t>
+      </w:r>
+      <w:r>
+        <w:rPr>
+          <w:b w:val="0"/>
+          <w:i w:val="0"/>
+        </w:rPr>
+        <w:t>line</w:t>
+      </w:r>
+      <w:r>
+        <w:t xml:space="preserve"> </w:t>
+      </w:r>
+      <w:r>
+        <w:rPr>
+          <w:b w:val="0"/>
+          <w:i w:val="0"/>
+        </w:rPr>
+        <w:t>between</w:t>
+      </w:r>
+    </w:p>
+    <w:p>
+      <w:pPr>
+        <w:pStyle w:val="BKPListContinuation"/>
+      </w:pPr>
+      <w:r>
+        <w:rPr>
+          <w:b w:val="0"/>
+          <w:i w:val="0"/>
+        </w:rPr>
+        <w:t>paragraphs,</w:t>
+      </w:r>
+      <w:r>
+        <w:t xml:space="preserve"> </w:t>
+      </w:r>
+      <w:r>
+        <w:rPr>
+          <w:b w:val="0"/>
+          <w:i w:val="0"/>
+        </w:rPr>
+        <w:t>even</w:t>
+      </w:r>
+      <w:r>
+        <w:t xml:space="preserve"> </w:t>
+      </w:r>
+      <w:r>
+        <w:rPr>
+          <w:b w:val="0"/>
+          <w:i w:val="0"/>
+        </w:rPr>
+        <w:t>when</w:t>
+      </w:r>
+      <w:r>
+        <w:t xml:space="preserve"> </w:t>
+      </w:r>
+      <w:r>
+        <w:rPr>
+          <w:b w:val="0"/>
+          <w:i w:val="0"/>
+        </w:rPr>
+        <w:t>filed</w:t>
+      </w:r>
+      <w:r>
+        <w:t xml:space="preserve"> </w:t>
+      </w:r>
+      <w:r>
+        <w:rPr>
+          <w:b w:val="0"/>
+          <w:i w:val="0"/>
+        </w:rPr>
+        <w:t>copy</w:t>
+      </w:r>
+      <w:r>
+        <w:t xml:space="preserve"> </w:t>
+      </w:r>
+      <w:r>
+        <w:rPr>
+          <w:b w:val="0"/>
+          <w:i w:val="0"/>
+        </w:rPr>
+        <w:t>arrives</w:t>
+      </w:r>
+      <w:r>
+        <w:t xml:space="preserve"> </w:t>
+      </w:r>
+      <w:r>
+        <w:rPr>
+          <w:b w:val="0"/>
+          <w:i w:val="0"/>
+        </w:rPr>
+        <w:t>run</w:t>
+      </w:r>
+      <w:r>
+        <w:t xml:space="preserve"> </w:t>
+      </w:r>
+      <w:r>
+        <w:rPr>
+          <w:b w:val="0"/>
+          <w:i w:val="0"/>
+        </w:rPr>
+        <w:t>together.</w:t>
+      </w:r>
+      <w:r>
+        <w:t xml:space="preserve"> </w:t>
+      </w:r>
+      <w:r>
+        <w:rPr>
+          <w:b w:val="0"/>
+          <w:i w:val="0"/>
+        </w:rPr>
+        <w:t>This</w:t>
+      </w:r>
+      <w:r>
+        <w:t xml:space="preserve"> </w:t>
+      </w:r>
+      <w:r>
+        <w:rPr>
+          <w:b w:val="0"/>
+          <w:i w:val="0"/>
+        </w:rPr>
+        <w:t>display</w:t>
+      </w:r>
+      <w:r>
+        <w:t xml:space="preserve"> </w:t>
+      </w:r>
+      <w:r>
+        <w:rPr>
+          <w:b w:val="0"/>
+          <w:i w:val="0"/>
+        </w:rPr>
+        <w:t>rule</w:t>
+      </w:r>
+      <w:r>
+        <w:t xml:space="preserve"> </w:t>
+      </w:r>
+      <w:r>
+        <w:rPr>
+          <w:b w:val="0"/>
+          <w:i w:val="0"/>
+        </w:rPr>
+        <w:t>is</w:t>
+      </w:r>
+    </w:p>
+    <w:p>
+      <w:pPr>
+        <w:pStyle w:val="BKPListContinuation"/>
+      </w:pPr>
+      <w:r>
+        <w:rPr>
+          <w:b w:val="0"/>
+          <w:i w:val="0"/>
+        </w:rPr>
+        <w:t>independent</w:t>
+      </w:r>
+      <w:r>
+        <w:t xml:space="preserve"> </w:t>
+      </w:r>
+      <w:r>
+        <w:rPr>
+          <w:b w:val="0"/>
+          <w:i w:val="0"/>
+        </w:rPr>
+        <w:t>of</w:t>
+      </w:r>
+      <w:r>
+        <w:t xml:space="preserve"> </w:t>
+      </w:r>
+      <w:r>
+        <w:rPr>
+          <w:b w:val="0"/>
+          <w:i w:val="0"/>
+        </w:rPr>
+        <w:t>counting,</w:t>
+      </w:r>
+      <w:r>
+        <w:t xml:space="preserve"> </w:t>
+      </w:r>
+      <w:r>
+        <w:rPr>
+          <w:b w:val="0"/>
+          <w:i w:val="0"/>
+        </w:rPr>
+        <w:t>which</w:t>
+      </w:r>
+      <w:r>
+        <w:t xml:space="preserve"> </w:t>
+      </w:r>
+      <w:r>
+        <w:rPr>
+          <w:b w:val="0"/>
+          <w:i w:val="0"/>
+        </w:rPr>
+        <w:t>discards</w:t>
+      </w:r>
+      <w:r>
+        <w:t xml:space="preserve"> </w:t>
+      </w:r>
+      <w:r>
+        <w:rPr>
+          <w:b w:val="0"/>
+          <w:i w:val="0"/>
+        </w:rPr>
+        <w:t>paragraph</w:t>
+      </w:r>
+      <w:r>
+        <w:t xml:space="preserve"> </w:t>
+      </w:r>
+      <w:r>
+        <w:rPr>
+          <w:b w:val="0"/>
+          <w:i w:val="0"/>
+        </w:rPr>
+        <w:t>breaks.</w:t>
       </w:r>
     </w:p>
     <w:p>
@@ -12585,6 +14029,78 @@
           <w:b/>
           <w:i w:val="0"/>
         </w:rPr>
+        <w:t>No</w:t>
+      </w:r>
+      <w:r>
+        <w:t xml:space="preserve"> </w:t>
+      </w:r>
+      <w:r>
+        <w:rPr>
+          <w:b/>
+          <w:i w:val="0"/>
+        </w:rPr>
+        <w:t>deck</w:t>
+      </w:r>
+      <w:r>
+        <w:t xml:space="preserve"> </w:t>
+      </w:r>
+      <w:r>
+        <w:rPr>
+          <w:b/>
+          <w:i w:val="0"/>
+        </w:rPr>
+        <w:t>for</w:t>
+      </w:r>
+      <w:r>
+        <w:t xml:space="preserve"> </w:t>
+      </w:r>
+      <w:r>
+        <w:rPr>
+          <w:b/>
+          <w:i w:val="0"/>
+        </w:rPr>
+        <w:t>briefs</w:t>
+      </w:r>
+      <w:r>
+        <w:t xml:space="preserve"> </w:t>
+      </w:r>
+      <w:r>
+        <w:rPr>
+          <w:b/>
+          <w:i w:val="0"/>
+        </w:rPr>
+        <w:t>(</w:t>
+      </w:r>
+      <w:r>
+        <w:rPr>
+          <w:rFonts w:ascii="Courier New" w:hAnsi="Courier New" w:eastAsia="Courier New"/>
+          <w:b/>
+          <w:i w:val="0"/>
+          <w:sz w:val="19"/>
+        </w:rPr>
+        <w:t>bf</w:t>
+      </w:r>
+      <w:r>
+        <w:rPr>
+          <w:b/>
+          <w:i w:val="0"/>
+        </w:rPr>
+        <w:t>).</w:t>
+      </w:r>
+    </w:p>
+    <w:p>
+      <w:pPr>
+        <w:pStyle w:val="BKPBullet"/>
+        <w:numPr>
+          <w:ilvl w:val="0"/>
+          <w:numId w:val="6"/>
+        </w:numPr>
+      </w:pPr>
+      <w:r>
+        <w:rPr>
+          <w:b/>
+          <w:i w:val="0"/>
+        </w:rPr>
         <w:t>Alternates</w:t>
       </w:r>
       <w:r>
@@ -12655,117 +14171,211 @@
           <w:b w:val="0"/>
           <w:i w:val="0"/>
         </w:rPr>
-        <w:t>options</w:t>
-      </w:r>
-      <w:r>
-        <w:t xml:space="preserve"> </w:t>
-      </w:r>
-      <w:r>
-        <w:rPr>
-          <w:b w:val="0"/>
-          <w:i w:val="0"/>
-        </w:rPr>
-        <w:t>of</w:t>
-      </w:r>
-      <w:r>
-        <w:t xml:space="preserve"> </w:t>
-      </w:r>
-      <w:r>
-        <w:rPr>
-          <w:b w:val="0"/>
-          <w:i w:val="0"/>
-        </w:rPr>
-        <w:t>equal</w:t>
-      </w:r>
-      <w:r>
-        <w:t xml:space="preserve"> </w:t>
-      </w:r>
-      <w:r>
-        <w:rPr>
-          <w:b w:val="0"/>
-          <w:i w:val="0"/>
-        </w:rPr>
-        <w:t>(+-2)length</w:t>
-      </w:r>
-      <w:r>
-        <w:t xml:space="preserve"> </w:t>
-      </w:r>
-      <w:r>
-        <w:rPr>
-          <w:b w:val="0"/>
-          <w:i w:val="0"/>
-        </w:rPr>
-        <w:t>to</w:t>
-      </w:r>
-      <w:r>
-        <w:t xml:space="preserve"> </w:t>
-      </w:r>
-      <w:r>
-        <w:rPr>
-          <w:b w:val="0"/>
-          <w:i w:val="0"/>
-        </w:rPr>
-        <w:t>the</w:t>
-      </w:r>
-      <w:r>
-        <w:t xml:space="preserve"> </w:t>
-      </w:r>
-      <w:r>
-        <w:rPr>
-          <w:b w:val="0"/>
-          <w:i w:val="0"/>
-        </w:rPr>
-        <w:t>first</w:t>
-      </w:r>
-      <w:r>
-        <w:t xml:space="preserve"> </w:t>
-      </w:r>
-      <w:r>
-        <w:rPr>
-          <w:b w:val="0"/>
-          <w:i w:val="0"/>
-        </w:rPr>
-        <w:t>choices</w:t>
-      </w:r>
-      <w:r>
-        <w:t xml:space="preserve"> </w:t>
-      </w:r>
-      <w:r>
-        <w:rPr>
-          <w:b w:val="0"/>
-          <w:i w:val="0"/>
-        </w:rPr>
-        <w:t>seated</w:t>
-      </w:r>
-      <w:r>
-        <w:t xml:space="preserve"> </w:t>
-      </w:r>
-      <w:r>
-        <w:rPr>
-          <w:b w:val="0"/>
-          <w:i w:val="0"/>
-        </w:rPr>
-        <w:t>in</w:t>
-      </w:r>
-      <w:r>
-        <w:t xml:space="preserve"> </w:t>
-      </w:r>
-      <w:r>
-        <w:rPr>
-          <w:b w:val="0"/>
-          <w:i w:val="0"/>
-        </w:rPr>
-        <w:t>the</w:t>
-      </w:r>
-      <w:r>
-        <w:t xml:space="preserve"> </w:t>
-      </w:r>
-      <w:r>
-        <w:rPr>
-          <w:b w:val="0"/>
-          <w:i w:val="0"/>
-        </w:rPr>
-        <w:t>box.</w:t>
+        <w:t>options.</w:t>
+      </w:r>
+      <w:r>
+        <w:t xml:space="preserve"> </w:t>
+      </w:r>
+      <w:r>
+        <w:rPr>
+          <w:b w:val="0"/>
+          <w:i w:val="0"/>
+        </w:rPr>
+        <w:t>Where</w:t>
+      </w:r>
+      <w:r>
+        <w:t xml:space="preserve"> </w:t>
+      </w:r>
+      <w:r>
+        <w:rPr>
+          <w:b w:val="0"/>
+          <w:i w:val="0"/>
+        </w:rPr>
+        <w:t>a</w:t>
+      </w:r>
+      <w:r>
+        <w:t xml:space="preserve"> </w:t>
+      </w:r>
+      <w:r>
+        <w:rPr>
+          <w:b w:val="0"/>
+          <w:i w:val="0"/>
+        </w:rPr>
+        <w:t>DCX</w:t>
+      </w:r>
+      <w:r>
+        <w:t xml:space="preserve"> </w:t>
+      </w:r>
+      <w:r>
+        <w:rPr>
+          <w:b w:val="0"/>
+          <w:i w:val="0"/>
+        </w:rPr>
+        <w:t>budget</w:t>
+      </w:r>
+      <w:r>
+        <w:t xml:space="preserve"> </w:t>
+      </w:r>
+      <w:r>
+        <w:rPr>
+          <w:b w:val="0"/>
+          <w:i w:val="0"/>
+        </w:rPr>
+        <w:t>is</w:t>
+      </w:r>
+    </w:p>
+    <w:p>
+      <w:pPr>
+        <w:pStyle w:val="BKPListContinuation"/>
+      </w:pPr>
+      <w:r>
+        <w:rPr>
+          <w:b w:val="0"/>
+          <w:i w:val="0"/>
+        </w:rPr>
+        <w:t>supplied,</w:t>
+      </w:r>
+      <w:r>
+        <w:t xml:space="preserve"> </w:t>
+      </w:r>
+      <w:r>
+        <w:rPr>
+          <w:b w:val="0"/>
+          <w:i w:val="0"/>
+        </w:rPr>
+        <w:t>each</w:t>
+      </w:r>
+      <w:r>
+        <w:t xml:space="preserve"> </w:t>
+      </w:r>
+      <w:r>
+        <w:rPr>
+          <w:b w:val="0"/>
+          <w:i w:val="0"/>
+        </w:rPr>
+        <w:t>option</w:t>
+      </w:r>
+      <w:r>
+        <w:t xml:space="preserve"> </w:t>
+      </w:r>
+      <w:r>
+        <w:rPr>
+          <w:b w:val="0"/>
+          <w:i w:val="0"/>
+        </w:rPr>
+        <w:t>must</w:t>
+      </w:r>
+      <w:r>
+        <w:t xml:space="preserve"> </w:t>
+      </w:r>
+      <w:r>
+        <w:rPr>
+          <w:b w:val="0"/>
+          <w:i w:val="0"/>
+        </w:rPr>
+        <w:t>meet</w:t>
+      </w:r>
+      <w:r>
+        <w:t xml:space="preserve"> </w:t>
+      </w:r>
+      <w:r>
+        <w:rPr>
+          <w:b w:val="0"/>
+          <w:i w:val="0"/>
+        </w:rPr>
+        <w:t>that</w:t>
+      </w:r>
+      <w:r>
+        <w:t xml:space="preserve"> </w:t>
+      </w:r>
+      <w:r>
+        <w:rPr>
+          <w:b w:val="0"/>
+          <w:i w:val="0"/>
+        </w:rPr>
+        <w:t>same</w:t>
+      </w:r>
+      <w:r>
+        <w:t xml:space="preserve"> </w:t>
+      </w:r>
+      <w:r>
+        <w:rPr>
+          <w:b w:val="0"/>
+          <w:i w:val="0"/>
+        </w:rPr>
+        <w:t>budget;</w:t>
+      </w:r>
+      <w:r>
+        <w:t xml:space="preserve"> </w:t>
+      </w:r>
+      <w:r>
+        <w:rPr>
+          <w:b w:val="0"/>
+          <w:i w:val="0"/>
+        </w:rPr>
+        <w:t>a</w:t>
+      </w:r>
+      <w:r>
+        <w:t xml:space="preserve"> </w:t>
+      </w:r>
+      <w:r>
+        <w:rPr>
+          <w:b w:val="0"/>
+          <w:i w:val="0"/>
+        </w:rPr>
+        <w:t>free</w:t>
+      </w:r>
+      <w:r>
+        <w:t xml:space="preserve"> </w:t>
+      </w:r>
+      <w:r>
+        <w:rPr>
+          <w:b w:val="0"/>
+          <w:i w:val="0"/>
+        </w:rPr>
+        <w:t>edit</w:t>
+      </w:r>
+      <w:r>
+        <w:t xml:space="preserve"> </w:t>
+      </w:r>
+      <w:r>
+        <w:rPr>
+          <w:b w:val="0"/>
+          <w:i w:val="0"/>
+        </w:rPr>
+        <w:t>carries</w:t>
+      </w:r>
+      <w:r>
+        <w:t xml:space="preserve"> </w:t>
+      </w:r>
+      <w:r>
+        <w:rPr>
+          <w:b w:val="0"/>
+          <w:i w:val="0"/>
+        </w:rPr>
+        <w:t>no</w:t>
+      </w:r>
+    </w:p>
+    <w:p>
+      <w:pPr>
+        <w:pStyle w:val="BKPListContinuation"/>
+      </w:pPr>
+      <w:r>
+        <w:rPr>
+          <w:b w:val="0"/>
+          <w:i w:val="0"/>
+        </w:rPr>
+        <w:t>equal-length</w:t>
+      </w:r>
+      <w:r>
+        <w:t xml:space="preserve"> </w:t>
+      </w:r>
+      <w:r>
+        <w:rPr>
+          <w:b w:val="0"/>
+          <w:i w:val="0"/>
+        </w:rPr>
+        <w:t>requirement.</w:t>
       </w:r>
     </w:p>
     <w:p>
@@ -13735,7 +15345,7 @@
         <w:br/>
       </w:r>
       <w:r>
-        <w:t>130926_gpt_task-skills | [G5-A1] [G1-C2]</w:t>
+        <w:t>140926_gpt_desk-refinements | [G5-A1] [G1-C2]</w:t>
       </w:r>
     </w:p>
     <w:p>
@@ -14146,6 +15756,166 @@
       <w:pPr/>
       <w:r>
         <w:rPr>
+          <w:b w:val="0"/>
+          <w:i w:val="0"/>
+        </w:rPr>
+        <w:t>DDMMYY</w:t>
+      </w:r>
+      <w:r>
+        <w:t xml:space="preserve"> </w:t>
+      </w:r>
+      <w:r>
+        <w:rPr>
+          <w:b w:val="0"/>
+          <w:i w:val="0"/>
+        </w:rPr>
+        <w:t>is</w:t>
+      </w:r>
+      <w:r>
+        <w:t xml:space="preserve"> </w:t>
+      </w:r>
+      <w:r>
+        <w:rPr>
+          <w:b w:val="0"/>
+          <w:i w:val="0"/>
+        </w:rPr>
+        <w:t>the</w:t>
+      </w:r>
+      <w:r>
+        <w:t xml:space="preserve"> </w:t>
+      </w:r>
+      <w:r>
+        <w:rPr>
+          <w:b w:val="0"/>
+          <w:i w:val="0"/>
+        </w:rPr>
+        <w:t>date</w:t>
+      </w:r>
+      <w:r>
+        <w:t xml:space="preserve"> </w:t>
+      </w:r>
+      <w:r>
+        <w:rPr>
+          <w:b w:val="0"/>
+          <w:i w:val="0"/>
+        </w:rPr>
+        <w:t>the</w:t>
+      </w:r>
+      <w:r>
+        <w:t xml:space="preserve"> </w:t>
+      </w:r>
+      <w:r>
+        <w:rPr>
+          <w:b w:val="0"/>
+          <w:i w:val="0"/>
+        </w:rPr>
+        <w:t>Directory</w:t>
+      </w:r>
+      <w:r>
+        <w:t xml:space="preserve"> </w:t>
+      </w:r>
+      <w:r>
+        <w:rPr>
+          <w:b w:val="0"/>
+          <w:i w:val="0"/>
+        </w:rPr>
+        <w:t>lookup</w:t>
+      </w:r>
+      <w:r>
+        <w:t xml:space="preserve"> </w:t>
+      </w:r>
+      <w:r>
+        <w:rPr>
+          <w:b w:val="0"/>
+          <w:i w:val="0"/>
+        </w:rPr>
+        <w:t>is</w:t>
+      </w:r>
+      <w:r>
+        <w:t xml:space="preserve"> </w:t>
+      </w:r>
+      <w:r>
+        <w:rPr>
+          <w:b w:val="0"/>
+          <w:i w:val="0"/>
+        </w:rPr>
+        <w:t>performed;</w:t>
+      </w:r>
+      <w:r>
+        <w:t xml:space="preserve"> </w:t>
+      </w:r>
+      <w:r>
+        <w:rPr>
+          <w:b w:val="0"/>
+          <w:i w:val="0"/>
+        </w:rPr>
+        <w:t>the</w:t>
+      </w:r>
+      <w:r>
+        <w:t xml:space="preserve"> </w:t>
+      </w:r>
+      <w:r>
+        <w:rPr>
+          <w:b w:val="0"/>
+          <w:i w:val="0"/>
+        </w:rPr>
+        <w:t>slug</w:t>
+      </w:r>
+      <w:r>
+        <w:t xml:space="preserve"> </w:t>
+      </w:r>
+      <w:r>
+        <w:rPr>
+          <w:b w:val="0"/>
+          <w:i w:val="0"/>
+        </w:rPr>
+        <w:t>remains</w:t>
+      </w:r>
+      <w:r>
+        <w:t xml:space="preserve"> </w:t>
+      </w:r>
+      <w:r>
+        <w:rPr>
+          <w:b w:val="0"/>
+          <w:i w:val="0"/>
+        </w:rPr>
+        <w:t>the</w:t>
+      </w:r>
+      <w:r>
+        <w:t xml:space="preserve"> </w:t>
+      </w:r>
+      <w:r>
+        <w:rPr>
+          <w:b w:val="0"/>
+          <w:i w:val="0"/>
+        </w:rPr>
+        <w:t>slug</w:t>
+      </w:r>
+    </w:p>
+    <w:p>
+      <w:pPr/>
+      <w:r>
+        <w:rPr>
+          <w:b w:val="0"/>
+          <w:i w:val="0"/>
+        </w:rPr>
+        <w:t>as</w:t>
+      </w:r>
+      <w:r>
+        <w:t xml:space="preserve"> </w:t>
+      </w:r>
+      <w:r>
+        <w:rPr>
+          <w:b w:val="0"/>
+          <w:i w:val="0"/>
+        </w:rPr>
+        <w:t>filed.</w:t>
+      </w:r>
+    </w:p>
+    <w:p>
+      <w:pPr/>
+      <w:r>
+        <w:rPr>
           <w:rFonts w:ascii="Courier New" w:hAnsi="Courier New" w:eastAsia="Courier New"/>
           <w:b w:val="0"/>
           <w:i w:val="0"/>
@@ -14999,86 +16769,6 @@
       <w:bookmarkEnd w:id="9012"/>
     </w:p>
     <w:p>
-      <w:pPr>
-        <w:spacing w:before="40" w:after="180"/>
-        <w:ind w:left="72" w:right="72"/>
-        <w:shd w:fill="FAFAFA"/>
-        <w:pBdr>
-          <w:top w:val="single" w:sz="5" w:space="5" w:color="B8B8B8"/>
-          <w:left w:val="single" w:sz="5" w:space="5" w:color="B8B8B8"/>
-          <w:bottom w:val="single" w:sz="5" w:space="5" w:color="B8B8B8"/>
-          <w:right w:val="single" w:sz="5" w:space="5" w:color="B8B8B8"/>
-        </w:pBdr>
-      </w:pPr>
-      <w:r>
-        <w:rPr>
-          <w:b w:val="0"/>
-          <w:i w:val="0"/>
-        </w:rPr>
-        <w:t>Invocation:</w:t>
-      </w:r>
-      <w:r>
-        <w:t xml:space="preserve"> </w:t>
-      </w:r>
-      <w:r>
-        <w:rPr>
-          <w:rFonts w:ascii="Courier New" w:hAnsi="Courier New" w:eastAsia="Courier New"/>
-          <w:b w:val="0"/>
-          <w:i w:val="0"/>
-          <w:sz w:val="19"/>
-        </w:rPr>
-        <w:t>$photo</w:t>
-      </w:r>
-      <w:r>
-        <w:rPr>
-          <w:b w:val="0"/>
-          <w:i w:val="0"/>
-        </w:rPr>
-        <w:t>,</w:t>
-      </w:r>
-      <w:r>
-        <w:t xml:space="preserve"> </w:t>
-      </w:r>
-      <w:r>
-        <w:rPr>
-          <w:rFonts w:ascii="Courier New" w:hAnsi="Courier New" w:eastAsia="Courier New"/>
-          <w:b w:val="0"/>
-          <w:i w:val="0"/>
-          <w:sz w:val="19"/>
-        </w:rPr>
-        <w:t>/photo</w:t>
-      </w:r>
-      <w:r>
-        <w:t xml:space="preserve"> </w:t>
-      </w:r>
-      <w:r>
-        <w:rPr>
-          <w:b w:val="0"/>
-          <w:i w:val="0"/>
-        </w:rPr>
-        <w:t>or</w:t>
-      </w:r>
-      <w:r>
-        <w:t xml:space="preserve"> </w:t>
-      </w:r>
-      <w:r>
-        <w:rPr>
-          <w:rFonts w:ascii="Courier New" w:hAnsi="Courier New" w:eastAsia="Courier New"/>
-          <w:b w:val="0"/>
-          <w:i w:val="0"/>
-          <w:sz w:val="19"/>
-        </w:rPr>
-        <w:t>@Photo</w:t>
-      </w:r>
-      <w:r>
-        <w:rPr>
-          <w:b w:val="0"/>
-          <w:i w:val="0"/>
-        </w:rPr>
-        <w:t>.</w:t>
-      </w:r>
-    </w:p>
-    <w:p>
       <w:pPr/>
       <w:r>
         <w:rPr>
@@ -15783,86 +17473,6 @@
       <w:bookmarkEnd w:id="9013"/>
     </w:p>
     <w:p>
-      <w:pPr>
-        <w:spacing w:before="40" w:after="180"/>
-        <w:ind w:left="72" w:right="72"/>
-        <w:shd w:fill="FAFAFA"/>
-        <w:pBdr>
-          <w:top w:val="single" w:sz="5" w:space="5" w:color="B8B8B8"/>
-          <w:left w:val="single" w:sz="5" w:space="5" w:color="B8B8B8"/>
-          <w:bottom w:val="single" w:sz="5" w:space="5" w:color="B8B8B8"/>
-          <w:right w:val="single" w:sz="5" w:space="5" w:color="B8B8B8"/>
-        </w:pBdr>
-      </w:pPr>
-      <w:r>
-        <w:rPr>
-          <w:b w:val="0"/>
-          <w:i w:val="0"/>
-        </w:rPr>
-        <w:t>Invocation:</w:t>
-      </w:r>
-      <w:r>
-        <w:t xml:space="preserve"> </w:t>
-      </w:r>
-      <w:r>
-        <w:rPr>
-          <w:rFonts w:ascii="Courier New" w:hAnsi="Courier New" w:eastAsia="Courier New"/>
-          <w:b w:val="0"/>
-          <w:i w:val="0"/>
-          <w:sz w:val="19"/>
-        </w:rPr>
-        <w:t>$check</w:t>
-      </w:r>
-      <w:r>
-        <w:rPr>
-          <w:b w:val="0"/>
-          <w:i w:val="0"/>
-        </w:rPr>
-        <w:t>,</w:t>
-      </w:r>
-      <w:r>
-        <w:t xml:space="preserve"> </w:t>
-      </w:r>
-      <w:r>
-        <w:rPr>
-          <w:rFonts w:ascii="Courier New" w:hAnsi="Courier New" w:eastAsia="Courier New"/>
-          <w:b w:val="0"/>
-          <w:i w:val="0"/>
-          <w:sz w:val="19"/>
-        </w:rPr>
-        <w:t>/check</w:t>
-      </w:r>
-      <w:r>
-        <w:t xml:space="preserve"> </w:t>
-      </w:r>
-      <w:r>
-        <w:rPr>
-          <w:b w:val="0"/>
-          <w:i w:val="0"/>
-        </w:rPr>
-        <w:t>or</w:t>
-      </w:r>
-      <w:r>
-        <w:t xml:space="preserve"> </w:t>
-      </w:r>
-      <w:r>
-        <w:rPr>
-          <w:rFonts w:ascii="Courier New" w:hAnsi="Courier New" w:eastAsia="Courier New"/>
-          <w:b w:val="0"/>
-          <w:i w:val="0"/>
-          <w:sz w:val="19"/>
-        </w:rPr>
-        <w:t>@Check</w:t>
-      </w:r>
-      <w:r>
-        <w:rPr>
-          <w:b w:val="0"/>
-          <w:i w:val="0"/>
-        </w:rPr>
-        <w:t>.</w:t>
-      </w:r>
-    </w:p>
-    <w:p>
       <w:pPr/>
       <w:r>
         <w:rPr>
@@ -16497,23 +18107,543 @@
       <w:bookmarkEnd w:id="9014"/>
     </w:p>
     <w:p>
-      <w:pPr>
-        <w:spacing w:before="40" w:after="180"/>
-        <w:ind w:left="72" w:right="72"/>
-        <w:shd w:fill="FAFAFA"/>
-        <w:pBdr>
-          <w:top w:val="single" w:sz="5" w:space="5" w:color="B8B8B8"/>
-          <w:left w:val="single" w:sz="5" w:space="5" w:color="B8B8B8"/>
-          <w:bottom w:val="single" w:sz="5" w:space="5" w:color="B8B8B8"/>
-          <w:right w:val="single" w:sz="5" w:space="5" w:color="B8B8B8"/>
-        </w:pBdr>
-      </w:pPr>
-      <w:r>
-        <w:rPr>
-          <w:b w:val="0"/>
-          <w:i w:val="0"/>
-        </w:rPr>
-        <w:t>Invocation:</w:t>
+      <w:pPr/>
+      <w:r>
+        <w:rPr>
+          <w:b w:val="0"/>
+          <w:i w:val="0"/>
+        </w:rPr>
+        <w:t>A</w:t>
+      </w:r>
+      <w:r>
+        <w:t xml:space="preserve"> </w:t>
+      </w:r>
+      <w:r>
+        <w:rPr>
+          <w:b w:val="0"/>
+          <w:i w:val="0"/>
+        </w:rPr>
+        <w:t>minimum-intervention</w:t>
+      </w:r>
+      <w:r>
+        <w:t xml:space="preserve"> </w:t>
+      </w:r>
+      <w:r>
+        <w:rPr>
+          <w:b w:val="0"/>
+          <w:i w:val="0"/>
+        </w:rPr>
+        <w:t>style</w:t>
+      </w:r>
+      <w:r>
+        <w:t xml:space="preserve"> </w:t>
+      </w:r>
+      <w:r>
+        <w:rPr>
+          <w:b w:val="0"/>
+          <w:i w:val="0"/>
+        </w:rPr>
+        <w:t>pass.</w:t>
+      </w:r>
+      <w:r>
+        <w:t xml:space="preserve"> </w:t>
+      </w:r>
+      <w:r>
+        <w:rPr>
+          <w:b w:val="0"/>
+          <w:i w:val="0"/>
+        </w:rPr>
+        <w:t>Apply</w:t>
+      </w:r>
+      <w:r>
+        <w:t xml:space="preserve"> </w:t>
+      </w:r>
+      <w:r>
+        <w:rPr>
+          <w:b w:val="0"/>
+          <w:i w:val="0"/>
+        </w:rPr>
+        <w:t>only</w:t>
+      </w:r>
+      <w:r>
+        <w:t xml:space="preserve"> </w:t>
+      </w:r>
+      <w:r>
+        <w:rPr>
+          <w:b w:val="0"/>
+          <w:i w:val="0"/>
+        </w:rPr>
+        <w:t>those</w:t>
+      </w:r>
+      <w:r>
+        <w:t xml:space="preserve"> </w:t>
+      </w:r>
+      <w:r>
+        <w:rPr>
+          <w:b w:val="0"/>
+          <w:i w:val="0"/>
+        </w:rPr>
+        <w:t>house</w:t>
+      </w:r>
+      <w:r>
+        <w:t xml:space="preserve"> </w:t>
+      </w:r>
+      <w:r>
+        <w:rPr>
+          <w:b w:val="0"/>
+          <w:i w:val="0"/>
+        </w:rPr>
+        <w:t>conventions</w:t>
+      </w:r>
+      <w:r>
+        <w:t xml:space="preserve"> </w:t>
+      </w:r>
+      <w:r>
+        <w:rPr>
+          <w:b w:val="0"/>
+          <w:i w:val="0"/>
+        </w:rPr>
+        <w:t>that</w:t>
+      </w:r>
+      <w:r>
+        <w:t xml:space="preserve"> </w:t>
+      </w:r>
+      <w:r>
+        <w:rPr>
+          <w:b w:val="0"/>
+          <w:i w:val="0"/>
+        </w:rPr>
+        <w:t>do</w:t>
+      </w:r>
+      <w:r>
+        <w:t xml:space="preserve"> </w:t>
+      </w:r>
+      <w:r>
+        <w:rPr>
+          <w:b w:val="0"/>
+          <w:i w:val="0"/>
+        </w:rPr>
+        <w:t>not</w:t>
+      </w:r>
+      <w:r>
+        <w:t xml:space="preserve"> </w:t>
+      </w:r>
+      <w:r>
+        <w:rPr>
+          <w:b w:val="0"/>
+          <w:i w:val="0"/>
+        </w:rPr>
+        <w:t>require</w:t>
+      </w:r>
+      <w:r>
+        <w:t xml:space="preserve"> </w:t>
+      </w:r>
+      <w:r>
+        <w:rPr>
+          <w:b w:val="0"/>
+          <w:i w:val="0"/>
+        </w:rPr>
+        <w:t>restructuring.</w:t>
+      </w:r>
+    </w:p>
+    <w:p>
+      <w:pPr/>
+      <w:r>
+        <w:rPr>
+          <w:b/>
+          <w:i w:val="0"/>
+        </w:rPr>
+        <w:t>Apply:</w:t>
+      </w:r>
+      <w:r>
+        <w:t xml:space="preserve"> </w:t>
+      </w:r>
+      <w:r>
+        <w:rPr>
+          <w:b w:val="0"/>
+          <w:i w:val="0"/>
+        </w:rPr>
+        <w:t>US</w:t>
+      </w:r>
+      <w:r>
+        <w:t xml:space="preserve"> </w:t>
+      </w:r>
+      <w:r>
+        <w:rPr>
+          <w:b w:val="0"/>
+          <w:i w:val="0"/>
+        </w:rPr>
+        <w:t>to</w:t>
+      </w:r>
+      <w:r>
+        <w:t xml:space="preserve"> </w:t>
+      </w:r>
+      <w:r>
+        <w:rPr>
+          <w:b w:val="0"/>
+          <w:i w:val="0"/>
+        </w:rPr>
+        <w:t>UK</w:t>
+      </w:r>
+      <w:r>
+        <w:t xml:space="preserve"> </w:t>
+      </w:r>
+      <w:r>
+        <w:rPr>
+          <w:b w:val="0"/>
+          <w:i w:val="0"/>
+        </w:rPr>
+        <w:t>spelling;</w:t>
+      </w:r>
+      <w:r>
+        <w:t xml:space="preserve"> </w:t>
+      </w:r>
+      <w:r>
+        <w:rPr>
+          <w:b w:val="0"/>
+          <w:i w:val="0"/>
+        </w:rPr>
+        <w:t>place</w:t>
+      </w:r>
+      <w:r>
+        <w:t xml:space="preserve"> </w:t>
+      </w:r>
+      <w:r>
+        <w:rPr>
+          <w:b w:val="0"/>
+          <w:i w:val="0"/>
+        </w:rPr>
+        <w:t>names</w:t>
+      </w:r>
+      <w:r>
+        <w:t xml:space="preserve"> </w:t>
+      </w:r>
+      <w:r>
+        <w:rPr>
+          <w:b w:val="0"/>
+          <w:i w:val="0"/>
+        </w:rPr>
+        <w:t>to</w:t>
+      </w:r>
+      <w:r>
+        <w:t xml:space="preserve"> </w:t>
+      </w:r>
+      <w:r>
+        <w:rPr>
+          <w:b w:val="0"/>
+          <w:i w:val="0"/>
+        </w:rPr>
+        <w:t>BKP</w:t>
+      </w:r>
+      <w:r>
+        <w:t xml:space="preserve"> </w:t>
+      </w:r>
+      <w:r>
+        <w:rPr>
+          <w:b w:val="0"/>
+          <w:i w:val="0"/>
+        </w:rPr>
+        <w:t>forms</w:t>
+      </w:r>
+      <w:r>
+        <w:t xml:space="preserve"> </w:t>
+      </w:r>
+      <w:r>
+        <w:rPr>
+          <w:b w:val="0"/>
+          <w:i w:val="0"/>
+        </w:rPr>
+        <w:t>per</w:t>
+      </w:r>
+      <w:r>
+        <w:t xml:space="preserve"> </w:t>
+      </w:r>
+      <w:r>
+        <w:rPr>
+          <w:b w:val="0"/>
+          <w:i w:val="0"/>
+        </w:rPr>
+        <w:t>DIRECTORY;</w:t>
+      </w:r>
+      <w:r>
+        <w:t xml:space="preserve"> </w:t>
+      </w:r>
+      <w:r>
+        <w:rPr>
+          <w:b w:val="0"/>
+          <w:i w:val="0"/>
+        </w:rPr>
+        <w:t>honorifics;</w:t>
+      </w:r>
+      <w:r>
+        <w:t xml:space="preserve"> </w:t>
+      </w:r>
+      <w:r>
+        <w:rPr>
+          <w:b w:val="0"/>
+          <w:i w:val="0"/>
+        </w:rPr>
+        <w:t>punctuation,</w:t>
+      </w:r>
+      <w:r>
+        <w:t xml:space="preserve"> </w:t>
+      </w:r>
+      <w:r>
+        <w:rPr>
+          <w:b w:val="0"/>
+          <w:i w:val="0"/>
+        </w:rPr>
+        <w:t>Oxford</w:t>
+      </w:r>
+      <w:r>
+        <w:t xml:space="preserve"> </w:t>
+      </w:r>
+      <w:r>
+        <w:rPr>
+          <w:b w:val="0"/>
+          <w:i w:val="0"/>
+        </w:rPr>
+        <w:t>comma</w:t>
+      </w:r>
+      <w:r>
+        <w:t xml:space="preserve"> </w:t>
+      </w:r>
+      <w:r>
+        <w:rPr>
+          <w:b w:val="0"/>
+          <w:i w:val="0"/>
+        </w:rPr>
+        <w:t>removed;</w:t>
+      </w:r>
+      <w:r>
+        <w:t xml:space="preserve"> </w:t>
+      </w:r>
+      <w:r>
+        <w:rPr>
+          <w:b w:val="0"/>
+          <w:i w:val="0"/>
+        </w:rPr>
+        <w:t>CONVERSIONS</w:t>
+      </w:r>
+      <w:r>
+        <w:t xml:space="preserve"> </w:t>
+      </w:r>
+      <w:r>
+        <w:rPr>
+          <w:b w:val="0"/>
+          <w:i w:val="0"/>
+        </w:rPr>
+        <w:t>rules</w:t>
+      </w:r>
+      <w:r>
+        <w:t xml:space="preserve"> </w:t>
+      </w:r>
+      <w:r>
+        <w:rPr>
+          <w:b w:val="0"/>
+          <w:i w:val="0"/>
+        </w:rPr>
+        <w:t>for</w:t>
+      </w:r>
+      <w:r>
+        <w:t xml:space="preserve"> </w:t>
+      </w:r>
+      <w:r>
+        <w:rPr>
+          <w:b w:val="0"/>
+          <w:i w:val="0"/>
+        </w:rPr>
+        <w:t>currency,</w:t>
+      </w:r>
+      <w:r>
+        <w:t xml:space="preserve"> </w:t>
+      </w:r>
+      <w:r>
+        <w:rPr>
+          <w:b w:val="0"/>
+          <w:i w:val="0"/>
+        </w:rPr>
+        <w:t>dates</w:t>
+      </w:r>
+      <w:r>
+        <w:t xml:space="preserve"> </w:t>
+      </w:r>
+      <w:r>
+        <w:rPr>
+          <w:b w:val="0"/>
+          <w:i w:val="0"/>
+        </w:rPr>
+        <w:t>and</w:t>
+      </w:r>
+      <w:r>
+        <w:t xml:space="preserve"> </w:t>
+      </w:r>
+      <w:r>
+        <w:rPr>
+          <w:b w:val="0"/>
+          <w:i w:val="0"/>
+        </w:rPr>
+        <w:t>numbers;</w:t>
+      </w:r>
+      <w:r>
+        <w:t xml:space="preserve"> </w:t>
+      </w:r>
+      <w:r>
+        <w:rPr>
+          <w:b w:val="0"/>
+          <w:i w:val="0"/>
+        </w:rPr>
+        <w:t>plain</w:t>
+      </w:r>
+      <w:r>
+        <w:t xml:space="preserve"> </w:t>
+      </w:r>
+      <w:r>
+        <w:rPr>
+          <w:b w:val="0"/>
+          <w:i w:val="0"/>
+        </w:rPr>
+        <w:t>errors</w:t>
+      </w:r>
+      <w:r>
+        <w:t xml:space="preserve"> </w:t>
+      </w:r>
+      <w:r>
+        <w:rPr>
+          <w:b w:val="0"/>
+          <w:i w:val="0"/>
+        </w:rPr>
+        <w:t>of</w:t>
+      </w:r>
+      <w:r>
+        <w:t xml:space="preserve"> </w:t>
+      </w:r>
+      <w:r>
+        <w:rPr>
+          <w:b w:val="0"/>
+          <w:i w:val="0"/>
+        </w:rPr>
+        <w:t>grammar</w:t>
+      </w:r>
+      <w:r>
+        <w:t xml:space="preserve"> </w:t>
+      </w:r>
+      <w:r>
+        <w:rPr>
+          <w:b w:val="0"/>
+          <w:i w:val="0"/>
+        </w:rPr>
+        <w:t>and</w:t>
+      </w:r>
+      <w:r>
+        <w:t xml:space="preserve"> </w:t>
+      </w:r>
+      <w:r>
+        <w:rPr>
+          <w:b w:val="0"/>
+          <w:i w:val="0"/>
+        </w:rPr>
+        <w:t>punctuation.</w:t>
+      </w:r>
+      <w:r>
+        <w:t xml:space="preserve"> </w:t>
+      </w:r>
+      <w:r>
+        <w:rPr>
+          <w:b w:val="0"/>
+          <w:i w:val="0"/>
+        </w:rPr>
+        <w:t>Captions</w:t>
+      </w:r>
+      <w:r>
+        <w:t xml:space="preserve"> </w:t>
+      </w:r>
+      <w:r>
+        <w:rPr>
+          <w:b w:val="0"/>
+          <w:i w:val="0"/>
+        </w:rPr>
+        <w:t>get</w:t>
+      </w:r>
+      <w:r>
+        <w:t xml:space="preserve"> </w:t>
+      </w:r>
+      <w:r>
+        <w:rPr>
+          <w:b w:val="0"/>
+          <w:i w:val="0"/>
+        </w:rPr>
+        <w:t>the</w:t>
+      </w:r>
+      <w:r>
+        <w:t xml:space="preserve"> </w:t>
+      </w:r>
+      <w:r>
+        <w:rPr>
+          <w:b w:val="0"/>
+          <w:i w:val="0"/>
+        </w:rPr>
+        <w:t>same</w:t>
+      </w:r>
+      <w:r>
+        <w:t xml:space="preserve"> </w:t>
+      </w:r>
+      <w:r>
+        <w:rPr>
+          <w:b w:val="0"/>
+          <w:i w:val="0"/>
+        </w:rPr>
+        <w:t>pass</w:t>
+      </w:r>
+      <w:r>
+        <w:t xml:space="preserve"> </w:t>
+      </w:r>
+      <w:r>
+        <w:rPr>
+          <w:b w:val="0"/>
+          <w:i w:val="0"/>
+        </w:rPr>
+        <w:t>as</w:t>
+      </w:r>
+      <w:r>
+        <w:t xml:space="preserve"> </w:t>
+      </w:r>
+      <w:r>
+        <w:rPr>
+          <w:b w:val="0"/>
+          <w:i w:val="0"/>
+        </w:rPr>
+        <w:t>the</w:t>
+      </w:r>
+      <w:r>
+        <w:t xml:space="preserve"> </w:t>
+      </w:r>
+      <w:r>
+        <w:rPr>
+          <w:b w:val="0"/>
+          <w:i w:val="0"/>
+        </w:rPr>
+        <w:t>body.</w:t>
+      </w:r>
+    </w:p>
+    <w:p>
+      <w:pPr/>
+      <w:r>
+        <w:rPr>
+          <w:b w:val="0"/>
+          <w:i w:val="0"/>
+        </w:rPr>
+        <w:t>Add</w:t>
+      </w:r>
+      <w:r>
+        <w:t xml:space="preserve"> </w:t>
+      </w:r>
+      <w:r>
+        <w:rPr>
+          <w:b w:val="0"/>
+          <w:i w:val="0"/>
+        </w:rPr>
+        <w:t>a</w:t>
       </w:r>
       <w:r>
         <w:t xml:space="preserve"> </w:t>
@@ -16525,7 +18655,443 @@
           <w:i w:val="0"/>
           <w:sz w:val="19"/>
         </w:rPr>
-        <w:t>$pr</w:t>
+        <w:t>[Head]</w:t>
+      </w:r>
+      <w:r>
+        <w:t xml:space="preserve"> </w:t>
+      </w:r>
+      <w:r>
+        <w:rPr>
+          <w:b w:val="0"/>
+          <w:i w:val="0"/>
+        </w:rPr>
+        <w:t>line</w:t>
+      </w:r>
+      <w:r>
+        <w:t xml:space="preserve"> </w:t>
+      </w:r>
+      <w:r>
+        <w:rPr>
+          <w:b w:val="0"/>
+          <w:i w:val="0"/>
+        </w:rPr>
+        <w:t>(max</w:t>
+      </w:r>
+      <w:r>
+        <w:t xml:space="preserve"> </w:t>
+      </w:r>
+      <w:r>
+        <w:rPr>
+          <w:b w:val="0"/>
+          <w:i w:val="0"/>
+        </w:rPr>
+        <w:t>90</w:t>
+      </w:r>
+      <w:r>
+        <w:t xml:space="preserve"> </w:t>
+      </w:r>
+      <w:r>
+        <w:rPr>
+          <w:b w:val="0"/>
+          <w:i w:val="0"/>
+        </w:rPr>
+        <w:t>characters)</w:t>
+      </w:r>
+      <w:r>
+        <w:t xml:space="preserve"> </w:t>
+      </w:r>
+      <w:r>
+        <w:rPr>
+          <w:b w:val="0"/>
+          <w:i w:val="0"/>
+        </w:rPr>
+        <w:t>and</w:t>
+      </w:r>
+      <w:r>
+        <w:t xml:space="preserve"> </w:t>
+      </w:r>
+      <w:r>
+        <w:rPr>
+          <w:b w:val="0"/>
+          <w:i w:val="0"/>
+        </w:rPr>
+        <w:t>a</w:t>
+      </w:r>
+      <w:r>
+        <w:t xml:space="preserve"> </w:t>
+      </w:r>
+      <w:r>
+        <w:rPr>
+          <w:rFonts w:ascii="Courier New" w:hAnsi="Courier New" w:eastAsia="Courier New"/>
+          <w:b w:val="0"/>
+          <w:i w:val="0"/>
+          <w:sz w:val="19"/>
+        </w:rPr>
+        <w:t>[Deck]</w:t>
+      </w:r>
+      <w:r>
+        <w:t xml:space="preserve"> </w:t>
+      </w:r>
+      <w:r>
+        <w:rPr>
+          <w:b w:val="0"/>
+          <w:i w:val="0"/>
+        </w:rPr>
+        <w:t>line</w:t>
+      </w:r>
+      <w:r>
+        <w:t xml:space="preserve"> </w:t>
+      </w:r>
+      <w:r>
+        <w:rPr>
+          <w:b w:val="0"/>
+          <w:i w:val="0"/>
+        </w:rPr>
+        <w:t>(max</w:t>
+      </w:r>
+      <w:r>
+        <w:t xml:space="preserve"> </w:t>
+      </w:r>
+      <w:r>
+        <w:rPr>
+          <w:b w:val="0"/>
+          <w:i w:val="0"/>
+        </w:rPr>
+        <w:t>120</w:t>
+      </w:r>
+      <w:r>
+        <w:t xml:space="preserve"> </w:t>
+      </w:r>
+      <w:r>
+        <w:rPr>
+          <w:b w:val="0"/>
+          <w:i w:val="0"/>
+        </w:rPr>
+        <w:t>characters),</w:t>
+      </w:r>
+      <w:r>
+        <w:t xml:space="preserve"> </w:t>
+      </w:r>
+      <w:r>
+        <w:rPr>
+          <w:b w:val="0"/>
+          <w:i w:val="0"/>
+        </w:rPr>
+        <w:t>literal</w:t>
+      </w:r>
+      <w:r>
+        <w:t xml:space="preserve"> </w:t>
+      </w:r>
+      <w:r>
+        <w:rPr>
+          <w:b w:val="0"/>
+          <w:i w:val="0"/>
+        </w:rPr>
+        <w:t>brackets,</w:t>
+      </w:r>
+      <w:r>
+        <w:t xml:space="preserve"> </w:t>
+      </w:r>
+      <w:r>
+        <w:rPr>
+          <w:b w:val="0"/>
+          <w:i w:val="0"/>
+        </w:rPr>
+        <w:t>sentence</w:t>
+      </w:r>
+      <w:r>
+        <w:t xml:space="preserve"> </w:t>
+      </w:r>
+      <w:r>
+        <w:rPr>
+          <w:b w:val="0"/>
+          <w:i w:val="0"/>
+        </w:rPr>
+        <w:t>case,</w:t>
+      </w:r>
+      <w:r>
+        <w:t xml:space="preserve"> </w:t>
+      </w:r>
+      <w:r>
+        <w:rPr>
+          <w:b w:val="0"/>
+          <w:i w:val="0"/>
+        </w:rPr>
+        <w:t>ahead</w:t>
+      </w:r>
+      <w:r>
+        <w:t xml:space="preserve"> </w:t>
+      </w:r>
+      <w:r>
+        <w:rPr>
+          <w:b w:val="0"/>
+          <w:i w:val="0"/>
+        </w:rPr>
+        <w:t>of</w:t>
+      </w:r>
+      <w:r>
+        <w:t xml:space="preserve"> </w:t>
+      </w:r>
+      <w:r>
+        <w:rPr>
+          <w:b w:val="0"/>
+          <w:i w:val="0"/>
+        </w:rPr>
+        <w:t>the</w:t>
+      </w:r>
+      <w:r>
+        <w:t xml:space="preserve"> </w:t>
+      </w:r>
+      <w:r>
+        <w:rPr>
+          <w:b w:val="0"/>
+          <w:i w:val="0"/>
+        </w:rPr>
+        <w:t>body.</w:t>
+      </w:r>
+    </w:p>
+    <w:p>
+      <w:pPr/>
+      <w:r>
+        <w:rPr>
+          <w:b/>
+          <w:i w:val="0"/>
+        </w:rPr>
+        <w:t>Retain</w:t>
+      </w:r>
+      <w:r>
+        <w:t xml:space="preserve"> </w:t>
+      </w:r>
+      <w:r>
+        <w:rPr>
+          <w:b/>
+          <w:i w:val="0"/>
+        </w:rPr>
+        <w:t>as</w:t>
+      </w:r>
+      <w:r>
+        <w:t xml:space="preserve"> </w:t>
+      </w:r>
+      <w:r>
+        <w:rPr>
+          <w:b/>
+          <w:i w:val="0"/>
+        </w:rPr>
+        <w:t>filed:</w:t>
+      </w:r>
+      <w:r>
+        <w:t xml:space="preserve"> </w:t>
+      </w:r>
+      <w:r>
+        <w:rPr>
+          <w:b w:val="0"/>
+          <w:i w:val="0"/>
+        </w:rPr>
+        <w:t>structure,</w:t>
+      </w:r>
+      <w:r>
+        <w:t xml:space="preserve"> </w:t>
+      </w:r>
+      <w:r>
+        <w:rPr>
+          <w:b w:val="0"/>
+          <w:i w:val="0"/>
+        </w:rPr>
+        <w:t>order,</w:t>
+      </w:r>
+      <w:r>
+        <w:t xml:space="preserve"> </w:t>
+      </w:r>
+      <w:r>
+        <w:rPr>
+          <w:b w:val="0"/>
+          <w:i w:val="0"/>
+        </w:rPr>
+        <w:t>layout,</w:t>
+      </w:r>
+      <w:r>
+        <w:t xml:space="preserve"> </w:t>
+      </w:r>
+      <w:r>
+        <w:rPr>
+          <w:b w:val="0"/>
+          <w:i w:val="0"/>
+        </w:rPr>
+        <w:t>bold,</w:t>
+      </w:r>
+      <w:r>
+        <w:t xml:space="preserve"> </w:t>
+      </w:r>
+      <w:r>
+        <w:rPr>
+          <w:b w:val="0"/>
+          <w:i w:val="0"/>
+        </w:rPr>
+        <w:t>italics,</w:t>
+      </w:r>
+      <w:r>
+        <w:t xml:space="preserve"> </w:t>
+      </w:r>
+      <w:r>
+        <w:rPr>
+          <w:b w:val="0"/>
+          <w:i w:val="0"/>
+        </w:rPr>
+        <w:t>capitalisation,</w:t>
+      </w:r>
+      <w:r>
+        <w:t xml:space="preserve"> </w:t>
+      </w:r>
+      <w:r>
+        <w:rPr>
+          <w:b w:val="0"/>
+          <w:i w:val="0"/>
+        </w:rPr>
+        <w:t>line</w:t>
+      </w:r>
+      <w:r>
+        <w:t xml:space="preserve"> </w:t>
+      </w:r>
+      <w:r>
+        <w:rPr>
+          <w:b w:val="0"/>
+          <w:i w:val="0"/>
+        </w:rPr>
+        <w:t>breaks,</w:t>
+      </w:r>
+      <w:r>
+        <w:t xml:space="preserve"> </w:t>
+      </w:r>
+      <w:r>
+        <w:rPr>
+          <w:b w:val="0"/>
+          <w:i w:val="0"/>
+        </w:rPr>
+        <w:t>tone,</w:t>
+      </w:r>
+      <w:r>
+        <w:t xml:space="preserve"> </w:t>
+      </w:r>
+      <w:r>
+        <w:rPr>
+          <w:b w:val="0"/>
+          <w:i w:val="0"/>
+        </w:rPr>
+        <w:t>voice</w:t>
+      </w:r>
+      <w:r>
+        <w:t xml:space="preserve"> </w:t>
+      </w:r>
+      <w:r>
+        <w:rPr>
+          <w:b w:val="0"/>
+          <w:i w:val="0"/>
+        </w:rPr>
+        <w:t>and</w:t>
+      </w:r>
+      <w:r>
+        <w:t xml:space="preserve"> </w:t>
+      </w:r>
+      <w:r>
+        <w:rPr>
+          <w:b w:val="0"/>
+          <w:i w:val="0"/>
+        </w:rPr>
+        <w:t>length.</w:t>
+      </w:r>
+      <w:r>
+        <w:t xml:space="preserve"> </w:t>
+      </w:r>
+      <w:r>
+        <w:rPr>
+          <w:b w:val="0"/>
+          <w:i w:val="0"/>
+        </w:rPr>
+        <w:t>Pictures</w:t>
+      </w:r>
+      <w:r>
+        <w:t xml:space="preserve"> </w:t>
+      </w:r>
+      <w:r>
+        <w:rPr>
+          <w:b w:val="0"/>
+          <w:i w:val="0"/>
+        </w:rPr>
+        <w:t>are</w:t>
+      </w:r>
+      <w:r>
+        <w:t xml:space="preserve"> </w:t>
+      </w:r>
+      <w:r>
+        <w:rPr>
+          <w:b w:val="0"/>
+          <w:i w:val="0"/>
+        </w:rPr>
+        <w:t>never</w:t>
+      </w:r>
+      <w:r>
+        <w:t xml:space="preserve"> </w:t>
+      </w:r>
+      <w:r>
+        <w:rPr>
+          <w:b w:val="0"/>
+          <w:i w:val="0"/>
+        </w:rPr>
+        <w:t>stripped.</w:t>
+      </w:r>
+      <w:r>
+        <w:t xml:space="preserve"> </w:t>
+      </w:r>
+      <w:r>
+        <w:rPr>
+          <w:b w:val="0"/>
+          <w:i w:val="0"/>
+        </w:rPr>
+        <w:t>Apart</w:t>
+      </w:r>
+      <w:r>
+        <w:t xml:space="preserve"> </w:t>
+      </w:r>
+      <w:r>
+        <w:rPr>
+          <w:b w:val="0"/>
+          <w:i w:val="0"/>
+        </w:rPr>
+        <w:t>from</w:t>
+      </w:r>
+      <w:r>
+        <w:t xml:space="preserve"> </w:t>
+      </w:r>
+      <w:r>
+        <w:rPr>
+          <w:rFonts w:ascii="Courier New" w:hAnsi="Courier New" w:eastAsia="Courier New"/>
+          <w:b w:val="0"/>
+          <w:i w:val="0"/>
+          <w:sz w:val="19"/>
+        </w:rPr>
+        <w:t>[Head]</w:t>
+      </w:r>
+      <w:r>
+        <w:t xml:space="preserve"> </w:t>
+      </w:r>
+      <w:r>
+        <w:rPr>
+          <w:b w:val="0"/>
+          <w:i w:val="0"/>
+        </w:rPr>
+        <w:t>and</w:t>
+      </w:r>
+      <w:r>
+        <w:t xml:space="preserve"> </w:t>
+      </w:r>
+      <w:r>
+        <w:rPr>
+          <w:rFonts w:ascii="Courier New" w:hAnsi="Courier New" w:eastAsia="Courier New"/>
+          <w:b w:val="0"/>
+          <w:i w:val="0"/>
+          <w:sz w:val="19"/>
+        </w:rPr>
+        <w:t>[Deck]</w:t>
       </w:r>
       <w:r>
         <w:rPr>
@@ -16539,12 +19105,200 @@
       </w:r>
       <w:r>
         <w:rPr>
-          <w:rFonts w:ascii="Courier New" w:hAnsi="Courier New" w:eastAsia="Courier New"/>
-          <w:b w:val="0"/>
-          <w:i w:val="0"/>
-          <w:sz w:val="19"/>
-        </w:rPr>
-        <w:t>/pr</w:t>
+          <w:b w:val="0"/>
+          <w:i w:val="0"/>
+        </w:rPr>
+        <w:t>add</w:t>
+      </w:r>
+      <w:r>
+        <w:t xml:space="preserve"> </w:t>
+      </w:r>
+      <w:r>
+        <w:rPr>
+          <w:b w:val="0"/>
+          <w:i w:val="0"/>
+        </w:rPr>
+        <w:t>nothing</w:t>
+      </w:r>
+      <w:r>
+        <w:t xml:space="preserve"> </w:t>
+      </w:r>
+      <w:r>
+        <w:rPr>
+          <w:b w:val="0"/>
+          <w:i w:val="0"/>
+        </w:rPr>
+        <w:t>—</w:t>
+      </w:r>
+      <w:r>
+        <w:t xml:space="preserve"> </w:t>
+      </w:r>
+      <w:r>
+        <w:rPr>
+          <w:b w:val="0"/>
+          <w:i w:val="0"/>
+        </w:rPr>
+        <w:t>no</w:t>
+      </w:r>
+      <w:r>
+        <w:t xml:space="preserve"> </w:t>
+      </w:r>
+      <w:r>
+        <w:rPr>
+          <w:b w:val="0"/>
+          <w:i w:val="0"/>
+        </w:rPr>
+        <w:t>slug,</w:t>
+      </w:r>
+      <w:r>
+        <w:t xml:space="preserve"> </w:t>
+      </w:r>
+      <w:r>
+        <w:rPr>
+          <w:b w:val="0"/>
+          <w:i w:val="0"/>
+        </w:rPr>
+        <w:t>no</w:t>
+      </w:r>
+      <w:r>
+        <w:t xml:space="preserve"> </w:t>
+      </w:r>
+      <w:r>
+        <w:rPr>
+          <w:b w:val="0"/>
+          <w:i w:val="0"/>
+        </w:rPr>
+        <w:t>background</w:t>
+      </w:r>
+      <w:r>
+        <w:t xml:space="preserve"> </w:t>
+      </w:r>
+      <w:r>
+        <w:rPr>
+          <w:b w:val="0"/>
+          <w:i w:val="0"/>
+        </w:rPr>
+        <w:t>the</w:t>
+      </w:r>
+      <w:r>
+        <w:t xml:space="preserve"> </w:t>
+      </w:r>
+      <w:r>
+        <w:rPr>
+          <w:b w:val="0"/>
+          <w:i w:val="0"/>
+        </w:rPr>
+        <w:t>client</w:t>
+      </w:r>
+      <w:r>
+        <w:t xml:space="preserve"> </w:t>
+      </w:r>
+      <w:r>
+        <w:rPr>
+          <w:b w:val="0"/>
+          <w:i w:val="0"/>
+        </w:rPr>
+        <w:t>did</w:t>
+      </w:r>
+      <w:r>
+        <w:t xml:space="preserve"> </w:t>
+      </w:r>
+      <w:r>
+        <w:rPr>
+          <w:b w:val="0"/>
+          <w:i w:val="0"/>
+        </w:rPr>
+        <w:t>not</w:t>
+      </w:r>
+      <w:r>
+        <w:t xml:space="preserve"> </w:t>
+      </w:r>
+      <w:r>
+        <w:rPr>
+          <w:b w:val="0"/>
+          <w:i w:val="0"/>
+        </w:rPr>
+        <w:t>provide.</w:t>
+      </w:r>
+    </w:p>
+    <w:p>
+      <w:pPr/>
+      <w:r>
+        <w:rPr>
+          <w:b w:val="0"/>
+          <w:i w:val="0"/>
+        </w:rPr>
+        <w:t>Return</w:t>
+      </w:r>
+      <w:r>
+        <w:t xml:space="preserve"> </w:t>
+      </w:r>
+      <w:r>
+        <w:rPr>
+          <w:b w:val="0"/>
+          <w:i w:val="0"/>
+        </w:rPr>
+        <w:t>the</w:t>
+      </w:r>
+      <w:r>
+        <w:t xml:space="preserve"> </w:t>
+      </w:r>
+      <w:r>
+        <w:rPr>
+          <w:b w:val="0"/>
+          <w:i w:val="0"/>
+        </w:rPr>
+        <w:t>complete</w:t>
+      </w:r>
+      <w:r>
+        <w:t xml:space="preserve"> </w:t>
+      </w:r>
+      <w:r>
+        <w:rPr>
+          <w:b w:val="0"/>
+          <w:i w:val="0"/>
+        </w:rPr>
+        <w:t>pass</w:t>
+      </w:r>
+      <w:r>
+        <w:t xml:space="preserve"> </w:t>
+      </w:r>
+      <w:r>
+        <w:rPr>
+          <w:b w:val="0"/>
+          <w:i w:val="0"/>
+        </w:rPr>
+        <w:t>in</w:t>
+      </w:r>
+      <w:r>
+        <w:t xml:space="preserve"> </w:t>
+      </w:r>
+      <w:r>
+        <w:rPr>
+          <w:b w:val="0"/>
+          <w:i w:val="0"/>
+        </w:rPr>
+        <w:t>the</w:t>
+      </w:r>
+      <w:r>
+        <w:t xml:space="preserve"> </w:t>
+      </w:r>
+      <w:r>
+        <w:rPr>
+          <w:b w:val="0"/>
+          <w:i w:val="0"/>
+        </w:rPr>
+        <w:t>conversation.</w:t>
+      </w:r>
+      <w:r>
+        <w:t xml:space="preserve"> </w:t>
+      </w:r>
+      <w:r>
+        <w:rPr>
+          <w:b w:val="0"/>
+          <w:i w:val="0"/>
+        </w:rPr>
+        <w:t>Create</w:t>
       </w:r>
       <w:r>
         <w:t xml:space="preserve"> </w:t>
@@ -16561,19 +19315,30 @@
       </w:r>
       <w:r>
         <w:rPr>
-          <w:rFonts w:ascii="Courier New" w:hAnsi="Courier New" w:eastAsia="Courier New"/>
-          <w:b w:val="0"/>
-          <w:i w:val="0"/>
-          <w:sz w:val="19"/>
-        </w:rPr>
-        <w:t>@PR</w:t>
-      </w:r>
-      <w:r>
-        <w:rPr>
-          <w:b w:val="0"/>
-          <w:i w:val="0"/>
-        </w:rPr>
-        <w:t>.</w:t>
+          <w:b w:val="0"/>
+          <w:i w:val="0"/>
+        </w:rPr>
+        <w:t>update</w:t>
+      </w:r>
+      <w:r>
+        <w:t xml:space="preserve"> </w:t>
+      </w:r>
+      <w:r>
+        <w:rPr>
+          <w:b w:val="0"/>
+          <w:i w:val="0"/>
+        </w:rPr>
+        <w:t>an</w:t>
+      </w:r>
+      <w:r>
+        <w:t xml:space="preserve"> </w:t>
+      </w:r>
+      <w:r>
+        <w:rPr>
+          <w:b w:val="0"/>
+          <w:i w:val="0"/>
+        </w:rPr>
+        <w:t>external</w:t>
       </w:r>
     </w:p>
     <w:p>
@@ -16583,47 +19348,7 @@
           <w:b w:val="0"/>
           <w:i w:val="0"/>
         </w:rPr>
-        <w:t>A</w:t>
-      </w:r>
-      <w:r>
-        <w:t xml:space="preserve"> </w:t>
-      </w:r>
-      <w:r>
-        <w:rPr>
-          <w:b w:val="0"/>
-          <w:i w:val="0"/>
-        </w:rPr>
-        <w:t>minimum-intervention</w:t>
-      </w:r>
-      <w:r>
-        <w:t xml:space="preserve"> </w:t>
-      </w:r>
-      <w:r>
-        <w:rPr>
-          <w:b w:val="0"/>
-          <w:i w:val="0"/>
-        </w:rPr>
-        <w:t>style</w:t>
-      </w:r>
-      <w:r>
-        <w:t xml:space="preserve"> </w:t>
-      </w:r>
-      <w:r>
-        <w:rPr>
-          <w:b w:val="0"/>
-          <w:i w:val="0"/>
-        </w:rPr>
-        <w:t>pass.</w:t>
-      </w:r>
-      <w:r>
-        <w:t xml:space="preserve"> </w:t>
-      </w:r>
-      <w:r>
-        <w:rPr>
-          <w:b w:val="0"/>
-          <w:i w:val="0"/>
-        </w:rPr>
-        <w:t>Apply</w:t>
+        <w:t>document</w:t>
       </w:r>
       <w:r>
         <w:t xml:space="preserve"> </w:t>
@@ -16643,397 +19368,127 @@
           <w:b w:val="0"/>
           <w:i w:val="0"/>
         </w:rPr>
-        <w:t>those</w:t>
-      </w:r>
-      <w:r>
-        <w:t xml:space="preserve"> </w:t>
-      </w:r>
-      <w:r>
-        <w:rPr>
-          <w:b w:val="0"/>
-          <w:i w:val="0"/>
-        </w:rPr>
-        <w:t>house</w:t>
-      </w:r>
-      <w:r>
-        <w:t xml:space="preserve"> </w:t>
-      </w:r>
-      <w:r>
-        <w:rPr>
-          <w:b w:val="0"/>
-          <w:i w:val="0"/>
-        </w:rPr>
-        <w:t>conventions</w:t>
-      </w:r>
-      <w:r>
-        <w:t xml:space="preserve"> </w:t>
-      </w:r>
-      <w:r>
-        <w:rPr>
-          <w:b w:val="0"/>
-          <w:i w:val="0"/>
-        </w:rPr>
-        <w:t>that</w:t>
-      </w:r>
-      <w:r>
-        <w:t xml:space="preserve"> </w:t>
-      </w:r>
-      <w:r>
-        <w:rPr>
-          <w:b w:val="0"/>
-          <w:i w:val="0"/>
-        </w:rPr>
-        <w:t>do</w:t>
-      </w:r>
-      <w:r>
-        <w:t xml:space="preserve"> </w:t>
-      </w:r>
-      <w:r>
-        <w:rPr>
-          <w:b w:val="0"/>
-          <w:i w:val="0"/>
-        </w:rPr>
-        <w:t>not</w:t>
-      </w:r>
-      <w:r>
-        <w:t xml:space="preserve"> </w:t>
-      </w:r>
-      <w:r>
-        <w:rPr>
-          <w:b w:val="0"/>
-          <w:i w:val="0"/>
-        </w:rPr>
-        <w:t>require</w:t>
-      </w:r>
-      <w:r>
-        <w:t xml:space="preserve"> </w:t>
-      </w:r>
-      <w:r>
-        <w:rPr>
-          <w:b w:val="0"/>
-          <w:i w:val="0"/>
-        </w:rPr>
-        <w:t>restructuring.</w:t>
+        <w:t>when</w:t>
+      </w:r>
+      <w:r>
+        <w:t xml:space="preserve"> </w:t>
+      </w:r>
+      <w:r>
+        <w:rPr>
+          <w:b w:val="0"/>
+          <w:i w:val="0"/>
+        </w:rPr>
+        <w:t>the</w:t>
+      </w:r>
+      <w:r>
+        <w:t xml:space="preserve"> </w:t>
+      </w:r>
+      <w:r>
+        <w:rPr>
+          <w:b w:val="0"/>
+          <w:i w:val="0"/>
+        </w:rPr>
+        <w:t>supervisor</w:t>
+      </w:r>
+      <w:r>
+        <w:t xml:space="preserve"> </w:t>
+      </w:r>
+      <w:r>
+        <w:rPr>
+          <w:b w:val="0"/>
+          <w:i w:val="0"/>
+        </w:rPr>
+        <w:t>explicitly</w:t>
+      </w:r>
+      <w:r>
+        <w:t xml:space="preserve"> </w:t>
+      </w:r>
+      <w:r>
+        <w:rPr>
+          <w:b w:val="0"/>
+          <w:i w:val="0"/>
+        </w:rPr>
+        <w:t>asks</w:t>
+      </w:r>
+      <w:r>
+        <w:t xml:space="preserve"> </w:t>
+      </w:r>
+      <w:r>
+        <w:rPr>
+          <w:b w:val="0"/>
+          <w:i w:val="0"/>
+        </w:rPr>
+        <w:t>for</w:t>
+      </w:r>
+      <w:r>
+        <w:t xml:space="preserve"> </w:t>
+      </w:r>
+      <w:r>
+        <w:rPr>
+          <w:b w:val="0"/>
+          <w:i w:val="0"/>
+        </w:rPr>
+        <w:t>it,</w:t>
+      </w:r>
+      <w:r>
+        <w:t xml:space="preserve"> </w:t>
+      </w:r>
+      <w:r>
+        <w:rPr>
+          <w:b w:val="0"/>
+          <w:i w:val="0"/>
+        </w:rPr>
+        <w:t>and</w:t>
+      </w:r>
+      <w:r>
+        <w:t xml:space="preserve"> </w:t>
+      </w:r>
+      <w:r>
+        <w:rPr>
+          <w:b w:val="0"/>
+          <w:i w:val="0"/>
+        </w:rPr>
+        <w:t>then</w:t>
+      </w:r>
+      <w:r>
+        <w:t xml:space="preserve"> </w:t>
+      </w:r>
+      <w:r>
+        <w:rPr>
+          <w:b w:val="0"/>
+          <w:i w:val="0"/>
+        </w:rPr>
+        <w:t>return</w:t>
+      </w:r>
+      <w:r>
+        <w:t xml:space="preserve"> </w:t>
+      </w:r>
+      <w:r>
+        <w:rPr>
+          <w:b w:val="0"/>
+          <w:i w:val="0"/>
+        </w:rPr>
+        <w:t>the</w:t>
       </w:r>
     </w:p>
     <w:p>
       <w:pPr/>
       <w:r>
         <w:rPr>
-          <w:b/>
-          <w:i w:val="0"/>
-        </w:rPr>
-        <w:t>Apply:</w:t>
-      </w:r>
-      <w:r>
-        <w:t xml:space="preserve"> </w:t>
-      </w:r>
-      <w:r>
-        <w:rPr>
-          <w:b w:val="0"/>
-          <w:i w:val="0"/>
-        </w:rPr>
-        <w:t>US</w:t>
-      </w:r>
-      <w:r>
-        <w:t xml:space="preserve"> </w:t>
-      </w:r>
-      <w:r>
-        <w:rPr>
-          <w:b w:val="0"/>
-          <w:i w:val="0"/>
-        </w:rPr>
-        <w:t>to</w:t>
-      </w:r>
-      <w:r>
-        <w:t xml:space="preserve"> </w:t>
-      </w:r>
-      <w:r>
-        <w:rPr>
-          <w:b w:val="0"/>
-          <w:i w:val="0"/>
-        </w:rPr>
-        <w:t>UK</w:t>
-      </w:r>
-      <w:r>
-        <w:t xml:space="preserve"> </w:t>
-      </w:r>
-      <w:r>
-        <w:rPr>
-          <w:b w:val="0"/>
-          <w:i w:val="0"/>
-        </w:rPr>
-        <w:t>spelling;</w:t>
-      </w:r>
-      <w:r>
-        <w:t xml:space="preserve"> </w:t>
-      </w:r>
-      <w:r>
-        <w:rPr>
-          <w:b w:val="0"/>
-          <w:i w:val="0"/>
-        </w:rPr>
-        <w:t>place</w:t>
-      </w:r>
-      <w:r>
-        <w:t xml:space="preserve"> </w:t>
-      </w:r>
-      <w:r>
-        <w:rPr>
-          <w:b w:val="0"/>
-          <w:i w:val="0"/>
-        </w:rPr>
-        <w:t>names</w:t>
-      </w:r>
-      <w:r>
-        <w:t xml:space="preserve"> </w:t>
-      </w:r>
-      <w:r>
-        <w:rPr>
-          <w:b w:val="0"/>
-          <w:i w:val="0"/>
-        </w:rPr>
-        <w:t>to</w:t>
-      </w:r>
-      <w:r>
-        <w:t xml:space="preserve"> </w:t>
-      </w:r>
-      <w:r>
-        <w:rPr>
-          <w:b w:val="0"/>
-          <w:i w:val="0"/>
-        </w:rPr>
-        <w:t>BKP</w:t>
-      </w:r>
-      <w:r>
-        <w:t xml:space="preserve"> </w:t>
-      </w:r>
-      <w:r>
-        <w:rPr>
-          <w:b w:val="0"/>
-          <w:i w:val="0"/>
-        </w:rPr>
-        <w:t>forms</w:t>
-      </w:r>
-      <w:r>
-        <w:t xml:space="preserve"> </w:t>
-      </w:r>
-      <w:r>
-        <w:rPr>
-          <w:b w:val="0"/>
-          <w:i w:val="0"/>
-        </w:rPr>
-        <w:t>per</w:t>
-      </w:r>
-      <w:r>
-        <w:t xml:space="preserve"> </w:t>
-      </w:r>
-      <w:r>
-        <w:rPr>
-          <w:b w:val="0"/>
-          <w:i w:val="0"/>
-        </w:rPr>
-        <w:t>DIRECTORY;</w:t>
-      </w:r>
-      <w:r>
-        <w:t xml:space="preserve"> </w:t>
-      </w:r>
-      <w:r>
-        <w:rPr>
-          <w:b w:val="0"/>
-          <w:i w:val="0"/>
-        </w:rPr>
-        <w:t>honorifics;</w:t>
-      </w:r>
-      <w:r>
-        <w:t xml:space="preserve"> </w:t>
-      </w:r>
-      <w:r>
-        <w:rPr>
-          <w:b w:val="0"/>
-          <w:i w:val="0"/>
-        </w:rPr>
-        <w:t>punctuation,</w:t>
-      </w:r>
-      <w:r>
-        <w:t xml:space="preserve"> </w:t>
-      </w:r>
-      <w:r>
-        <w:rPr>
-          <w:b w:val="0"/>
-          <w:i w:val="0"/>
-        </w:rPr>
-        <w:t>Oxford</w:t>
-      </w:r>
-      <w:r>
-        <w:t xml:space="preserve"> </w:t>
-      </w:r>
-      <w:r>
-        <w:rPr>
-          <w:b w:val="0"/>
-          <w:i w:val="0"/>
-        </w:rPr>
-        <w:t>comma</w:t>
-      </w:r>
-      <w:r>
-        <w:t xml:space="preserve"> </w:t>
-      </w:r>
-      <w:r>
-        <w:rPr>
-          <w:b w:val="0"/>
-          <w:i w:val="0"/>
-        </w:rPr>
-        <w:t>removed;</w:t>
-      </w:r>
-      <w:r>
-        <w:t xml:space="preserve"> </w:t>
-      </w:r>
-      <w:r>
-        <w:rPr>
-          <w:b w:val="0"/>
-          <w:i w:val="0"/>
-        </w:rPr>
-        <w:t>CONVERSIONS</w:t>
-      </w:r>
-      <w:r>
-        <w:t xml:space="preserve"> </w:t>
-      </w:r>
-      <w:r>
-        <w:rPr>
-          <w:b w:val="0"/>
-          <w:i w:val="0"/>
-        </w:rPr>
-        <w:t>rules</w:t>
-      </w:r>
-      <w:r>
-        <w:t xml:space="preserve"> </w:t>
-      </w:r>
-      <w:r>
-        <w:rPr>
-          <w:b w:val="0"/>
-          <w:i w:val="0"/>
-        </w:rPr>
-        <w:t>for</w:t>
-      </w:r>
-      <w:r>
-        <w:t xml:space="preserve"> </w:t>
-      </w:r>
-      <w:r>
-        <w:rPr>
-          <w:b w:val="0"/>
-          <w:i w:val="0"/>
-        </w:rPr>
-        <w:t>currency,</w:t>
-      </w:r>
-      <w:r>
-        <w:t xml:space="preserve"> </w:t>
-      </w:r>
-      <w:r>
-        <w:rPr>
-          <w:b w:val="0"/>
-          <w:i w:val="0"/>
-        </w:rPr>
-        <w:t>dates</w:t>
-      </w:r>
-      <w:r>
-        <w:t xml:space="preserve"> </w:t>
-      </w:r>
-      <w:r>
-        <w:rPr>
-          <w:b w:val="0"/>
-          <w:i w:val="0"/>
-        </w:rPr>
-        <w:t>and</w:t>
-      </w:r>
-      <w:r>
-        <w:t xml:space="preserve"> </w:t>
-      </w:r>
-      <w:r>
-        <w:rPr>
-          <w:b w:val="0"/>
-          <w:i w:val="0"/>
-        </w:rPr>
-        <w:t>numbers;</w:t>
-      </w:r>
-      <w:r>
-        <w:t xml:space="preserve"> </w:t>
-      </w:r>
-      <w:r>
-        <w:rPr>
-          <w:b w:val="0"/>
-          <w:i w:val="0"/>
-        </w:rPr>
-        <w:t>plain</w:t>
-      </w:r>
-      <w:r>
-        <w:t xml:space="preserve"> </w:t>
-      </w:r>
-      <w:r>
-        <w:rPr>
-          <w:b w:val="0"/>
-          <w:i w:val="0"/>
-        </w:rPr>
-        <w:t>errors</w:t>
-      </w:r>
-      <w:r>
-        <w:t xml:space="preserve"> </w:t>
-      </w:r>
-      <w:r>
-        <w:rPr>
-          <w:b w:val="0"/>
-          <w:i w:val="0"/>
-        </w:rPr>
-        <w:t>of</w:t>
-      </w:r>
-      <w:r>
-        <w:t xml:space="preserve"> </w:t>
-      </w:r>
-      <w:r>
-        <w:rPr>
-          <w:b w:val="0"/>
-          <w:i w:val="0"/>
-        </w:rPr>
-        <w:t>grammar</w:t>
-      </w:r>
-      <w:r>
-        <w:t xml:space="preserve"> </w:t>
-      </w:r>
-      <w:r>
-        <w:rPr>
-          <w:b w:val="0"/>
-          <w:i w:val="0"/>
-        </w:rPr>
-        <w:t>and</w:t>
-      </w:r>
-      <w:r>
-        <w:t xml:space="preserve"> </w:t>
-      </w:r>
-      <w:r>
-        <w:rPr>
-          <w:b w:val="0"/>
-          <w:i w:val="0"/>
-        </w:rPr>
-        <w:t>punctuation.</w:t>
-      </w:r>
-      <w:r>
-        <w:t xml:space="preserve"> </w:t>
-      </w:r>
-      <w:r>
-        <w:rPr>
-          <w:b w:val="0"/>
-          <w:i w:val="0"/>
-        </w:rPr>
-        <w:t>Captions</w:t>
-      </w:r>
-      <w:r>
-        <w:t xml:space="preserve"> </w:t>
-      </w:r>
-      <w:r>
-        <w:rPr>
-          <w:b w:val="0"/>
-          <w:i w:val="0"/>
-        </w:rPr>
-        <w:t>get</w:t>
+          <w:b w:val="0"/>
+          <w:i w:val="0"/>
+        </w:rPr>
+        <w:t>copy</w:t>
+      </w:r>
+      <w:r>
+        <w:t xml:space="preserve"> </w:t>
+      </w:r>
+      <w:r>
+        <w:rPr>
+          <w:b w:val="0"/>
+          <w:i w:val="0"/>
+        </w:rPr>
+        <w:t>in</w:t>
       </w:r>
       <w:r>
         <w:t xml:space="preserve"> </w:t>
@@ -17053,17 +19508,7 @@
           <w:b w:val="0"/>
           <w:i w:val="0"/>
         </w:rPr>
-        <w:t>same</w:t>
-      </w:r>
-      <w:r>
-        <w:t xml:space="preserve"> </w:t>
-      </w:r>
-      <w:r>
-        <w:rPr>
-          <w:b w:val="0"/>
-          <w:i w:val="0"/>
-        </w:rPr>
-        <w:t>pass</w:t>
+        <w:t>conversation</w:t>
       </w:r>
       <w:r>
         <w:t xml:space="preserve"> </w:t>
@@ -17083,612 +19528,7 @@
           <w:b w:val="0"/>
           <w:i w:val="0"/>
         </w:rPr>
-        <w:t>the</w:t>
-      </w:r>
-      <w:r>
-        <w:t xml:space="preserve"> </w:t>
-      </w:r>
-      <w:r>
-        <w:rPr>
-          <w:b w:val="0"/>
-          <w:i w:val="0"/>
-        </w:rPr>
-        <w:t>body.</w:t>
-      </w:r>
-    </w:p>
-    <w:p>
-      <w:pPr/>
-      <w:r>
-        <w:rPr>
-          <w:b w:val="0"/>
-          <w:i w:val="0"/>
-        </w:rPr>
-        <w:t>Add</w:t>
-      </w:r>
-      <w:r>
-        <w:t xml:space="preserve"> </w:t>
-      </w:r>
-      <w:r>
-        <w:rPr>
-          <w:b w:val="0"/>
-          <w:i w:val="0"/>
-        </w:rPr>
-        <w:t>a</w:t>
-      </w:r>
-      <w:r>
-        <w:t xml:space="preserve"> </w:t>
-      </w:r>
-      <w:r>
-        <w:rPr>
-          <w:rFonts w:ascii="Courier New" w:hAnsi="Courier New" w:eastAsia="Courier New"/>
-          <w:b w:val="0"/>
-          <w:i w:val="0"/>
-          <w:sz w:val="19"/>
-        </w:rPr>
-        <w:t>[Head]</w:t>
-      </w:r>
-      <w:r>
-        <w:t xml:space="preserve"> </w:t>
-      </w:r>
-      <w:r>
-        <w:rPr>
-          <w:b w:val="0"/>
-          <w:i w:val="0"/>
-        </w:rPr>
-        <w:t>line</w:t>
-      </w:r>
-      <w:r>
-        <w:t xml:space="preserve"> </w:t>
-      </w:r>
-      <w:r>
-        <w:rPr>
-          <w:b w:val="0"/>
-          <w:i w:val="0"/>
-        </w:rPr>
-        <w:t>(max</w:t>
-      </w:r>
-      <w:r>
-        <w:t xml:space="preserve"> </w:t>
-      </w:r>
-      <w:r>
-        <w:rPr>
-          <w:b w:val="0"/>
-          <w:i w:val="0"/>
-        </w:rPr>
-        <w:t>90</w:t>
-      </w:r>
-      <w:r>
-        <w:t xml:space="preserve"> </w:t>
-      </w:r>
-      <w:r>
-        <w:rPr>
-          <w:b w:val="0"/>
-          <w:i w:val="0"/>
-        </w:rPr>
-        <w:t>characters)</w:t>
-      </w:r>
-      <w:r>
-        <w:t xml:space="preserve"> </w:t>
-      </w:r>
-      <w:r>
-        <w:rPr>
-          <w:b w:val="0"/>
-          <w:i w:val="0"/>
-        </w:rPr>
-        <w:t>and</w:t>
-      </w:r>
-      <w:r>
-        <w:t xml:space="preserve"> </w:t>
-      </w:r>
-      <w:r>
-        <w:rPr>
-          <w:b w:val="0"/>
-          <w:i w:val="0"/>
-        </w:rPr>
-        <w:t>a</w:t>
-      </w:r>
-      <w:r>
-        <w:t xml:space="preserve"> </w:t>
-      </w:r>
-      <w:r>
-        <w:rPr>
-          <w:rFonts w:ascii="Courier New" w:hAnsi="Courier New" w:eastAsia="Courier New"/>
-          <w:b w:val="0"/>
-          <w:i w:val="0"/>
-          <w:sz w:val="19"/>
-        </w:rPr>
-        <w:t>[Deck]</w:t>
-      </w:r>
-      <w:r>
-        <w:t xml:space="preserve"> </w:t>
-      </w:r>
-      <w:r>
-        <w:rPr>
-          <w:b w:val="0"/>
-          <w:i w:val="0"/>
-        </w:rPr>
-        <w:t>line</w:t>
-      </w:r>
-      <w:r>
-        <w:t xml:space="preserve"> </w:t>
-      </w:r>
-      <w:r>
-        <w:rPr>
-          <w:b w:val="0"/>
-          <w:i w:val="0"/>
-        </w:rPr>
-        <w:t>(max</w:t>
-      </w:r>
-      <w:r>
-        <w:t xml:space="preserve"> </w:t>
-      </w:r>
-      <w:r>
-        <w:rPr>
-          <w:b w:val="0"/>
-          <w:i w:val="0"/>
-        </w:rPr>
-        <w:t>120</w:t>
-      </w:r>
-      <w:r>
-        <w:t xml:space="preserve"> </w:t>
-      </w:r>
-      <w:r>
-        <w:rPr>
-          <w:b w:val="0"/>
-          <w:i w:val="0"/>
-        </w:rPr>
-        <w:t>characters),</w:t>
-      </w:r>
-      <w:r>
-        <w:t xml:space="preserve"> </w:t>
-      </w:r>
-      <w:r>
-        <w:rPr>
-          <w:b w:val="0"/>
-          <w:i w:val="0"/>
-        </w:rPr>
-        <w:t>literal</w:t>
-      </w:r>
-      <w:r>
-        <w:t xml:space="preserve"> </w:t>
-      </w:r>
-      <w:r>
-        <w:rPr>
-          <w:b w:val="0"/>
-          <w:i w:val="0"/>
-        </w:rPr>
-        <w:t>brackets,</w:t>
-      </w:r>
-      <w:r>
-        <w:t xml:space="preserve"> </w:t>
-      </w:r>
-      <w:r>
-        <w:rPr>
-          <w:b w:val="0"/>
-          <w:i w:val="0"/>
-        </w:rPr>
-        <w:t>sentence</w:t>
-      </w:r>
-      <w:r>
-        <w:t xml:space="preserve"> </w:t>
-      </w:r>
-      <w:r>
-        <w:rPr>
-          <w:b w:val="0"/>
-          <w:i w:val="0"/>
-        </w:rPr>
-        <w:t>case,</w:t>
-      </w:r>
-      <w:r>
-        <w:t xml:space="preserve"> </w:t>
-      </w:r>
-      <w:r>
-        <w:rPr>
-          <w:b w:val="0"/>
-          <w:i w:val="0"/>
-        </w:rPr>
-        <w:t>ahead</w:t>
-      </w:r>
-      <w:r>
-        <w:t xml:space="preserve"> </w:t>
-      </w:r>
-      <w:r>
-        <w:rPr>
-          <w:b w:val="0"/>
-          <w:i w:val="0"/>
-        </w:rPr>
-        <w:t>of</w:t>
-      </w:r>
-      <w:r>
-        <w:t xml:space="preserve"> </w:t>
-      </w:r>
-      <w:r>
-        <w:rPr>
-          <w:b w:val="0"/>
-          <w:i w:val="0"/>
-        </w:rPr>
-        <w:t>the</w:t>
-      </w:r>
-      <w:r>
-        <w:t xml:space="preserve"> </w:t>
-      </w:r>
-      <w:r>
-        <w:rPr>
-          <w:b w:val="0"/>
-          <w:i w:val="0"/>
-        </w:rPr>
-        <w:t>body.</w:t>
-      </w:r>
-    </w:p>
-    <w:p>
-      <w:pPr/>
-      <w:r>
-        <w:rPr>
-          <w:b/>
-          <w:i w:val="0"/>
-        </w:rPr>
-        <w:t>Retain</w:t>
-      </w:r>
-      <w:r>
-        <w:t xml:space="preserve"> </w:t>
-      </w:r>
-      <w:r>
-        <w:rPr>
-          <w:b/>
-          <w:i w:val="0"/>
-        </w:rPr>
-        <w:t>as</w:t>
-      </w:r>
-      <w:r>
-        <w:t xml:space="preserve"> </w:t>
-      </w:r>
-      <w:r>
-        <w:rPr>
-          <w:b/>
-          <w:i w:val="0"/>
-        </w:rPr>
-        <w:t>filed:</w:t>
-      </w:r>
-      <w:r>
-        <w:t xml:space="preserve"> </w:t>
-      </w:r>
-      <w:r>
-        <w:rPr>
-          <w:b w:val="0"/>
-          <w:i w:val="0"/>
-        </w:rPr>
-        <w:t>structure,</w:t>
-      </w:r>
-      <w:r>
-        <w:t xml:space="preserve"> </w:t>
-      </w:r>
-      <w:r>
-        <w:rPr>
-          <w:b w:val="0"/>
-          <w:i w:val="0"/>
-        </w:rPr>
-        <w:t>order,</w:t>
-      </w:r>
-      <w:r>
-        <w:t xml:space="preserve"> </w:t>
-      </w:r>
-      <w:r>
-        <w:rPr>
-          <w:b w:val="0"/>
-          <w:i w:val="0"/>
-        </w:rPr>
-        <w:t>layout,</w:t>
-      </w:r>
-      <w:r>
-        <w:t xml:space="preserve"> </w:t>
-      </w:r>
-      <w:r>
-        <w:rPr>
-          <w:b w:val="0"/>
-          <w:i w:val="0"/>
-        </w:rPr>
-        <w:t>bold,</w:t>
-      </w:r>
-      <w:r>
-        <w:t xml:space="preserve"> </w:t>
-      </w:r>
-      <w:r>
-        <w:rPr>
-          <w:b w:val="0"/>
-          <w:i w:val="0"/>
-        </w:rPr>
-        <w:t>italics,</w:t>
-      </w:r>
-      <w:r>
-        <w:t xml:space="preserve"> </w:t>
-      </w:r>
-      <w:r>
-        <w:rPr>
-          <w:b w:val="0"/>
-          <w:i w:val="0"/>
-        </w:rPr>
-        <w:t>capitalisation,</w:t>
-      </w:r>
-      <w:r>
-        <w:t xml:space="preserve"> </w:t>
-      </w:r>
-      <w:r>
-        <w:rPr>
-          <w:b w:val="0"/>
-          <w:i w:val="0"/>
-        </w:rPr>
-        <w:t>line</w:t>
-      </w:r>
-      <w:r>
-        <w:t xml:space="preserve"> </w:t>
-      </w:r>
-      <w:r>
-        <w:rPr>
-          <w:b w:val="0"/>
-          <w:i w:val="0"/>
-        </w:rPr>
-        <w:t>breaks,</w:t>
-      </w:r>
-      <w:r>
-        <w:t xml:space="preserve"> </w:t>
-      </w:r>
-      <w:r>
-        <w:rPr>
-          <w:b w:val="0"/>
-          <w:i w:val="0"/>
-        </w:rPr>
-        <w:t>tone,</w:t>
-      </w:r>
-      <w:r>
-        <w:t xml:space="preserve"> </w:t>
-      </w:r>
-      <w:r>
-        <w:rPr>
-          <w:b w:val="0"/>
-          <w:i w:val="0"/>
-        </w:rPr>
-        <w:t>voice</w:t>
-      </w:r>
-      <w:r>
-        <w:t xml:space="preserve"> </w:t>
-      </w:r>
-      <w:r>
-        <w:rPr>
-          <w:b w:val="0"/>
-          <w:i w:val="0"/>
-        </w:rPr>
-        <w:t>and</w:t>
-      </w:r>
-      <w:r>
-        <w:t xml:space="preserve"> </w:t>
-      </w:r>
-      <w:r>
-        <w:rPr>
-          <w:b w:val="0"/>
-          <w:i w:val="0"/>
-        </w:rPr>
-        <w:t>length.</w:t>
-      </w:r>
-      <w:r>
-        <w:t xml:space="preserve"> </w:t>
-      </w:r>
-      <w:r>
-        <w:rPr>
-          <w:b w:val="0"/>
-          <w:i w:val="0"/>
-        </w:rPr>
-        <w:t>Pictures</w:t>
-      </w:r>
-      <w:r>
-        <w:t xml:space="preserve"> </w:t>
-      </w:r>
-      <w:r>
-        <w:rPr>
-          <w:b w:val="0"/>
-          <w:i w:val="0"/>
-        </w:rPr>
-        <w:t>are</w:t>
-      </w:r>
-      <w:r>
-        <w:t xml:space="preserve"> </w:t>
-      </w:r>
-      <w:r>
-        <w:rPr>
-          <w:b w:val="0"/>
-          <w:i w:val="0"/>
-        </w:rPr>
-        <w:t>never</w:t>
-      </w:r>
-      <w:r>
-        <w:t xml:space="preserve"> </w:t>
-      </w:r>
-      <w:r>
-        <w:rPr>
-          <w:b w:val="0"/>
-          <w:i w:val="0"/>
-        </w:rPr>
-        <w:t>stripped.</w:t>
-      </w:r>
-      <w:r>
-        <w:t xml:space="preserve"> </w:t>
-      </w:r>
-      <w:r>
-        <w:rPr>
-          <w:b w:val="0"/>
-          <w:i w:val="0"/>
-        </w:rPr>
-        <w:t>Apart</w:t>
-      </w:r>
-      <w:r>
-        <w:t xml:space="preserve"> </w:t>
-      </w:r>
-      <w:r>
-        <w:rPr>
-          <w:b w:val="0"/>
-          <w:i w:val="0"/>
-        </w:rPr>
-        <w:t>from</w:t>
-      </w:r>
-      <w:r>
-        <w:t xml:space="preserve"> </w:t>
-      </w:r>
-      <w:r>
-        <w:rPr>
-          <w:rFonts w:ascii="Courier New" w:hAnsi="Courier New" w:eastAsia="Courier New"/>
-          <w:b w:val="0"/>
-          <w:i w:val="0"/>
-          <w:sz w:val="19"/>
-        </w:rPr>
-        <w:t>[Head]</w:t>
-      </w:r>
-      <w:r>
-        <w:t xml:space="preserve"> </w:t>
-      </w:r>
-      <w:r>
-        <w:rPr>
-          <w:b w:val="0"/>
-          <w:i w:val="0"/>
-        </w:rPr>
-        <w:t>and</w:t>
-      </w:r>
-      <w:r>
-        <w:t xml:space="preserve"> </w:t>
-      </w:r>
-      <w:r>
-        <w:rPr>
-          <w:rFonts w:ascii="Courier New" w:hAnsi="Courier New" w:eastAsia="Courier New"/>
-          <w:b w:val="0"/>
-          <w:i w:val="0"/>
-          <w:sz w:val="19"/>
-        </w:rPr>
-        <w:t>[Deck]</w:t>
-      </w:r>
-      <w:r>
-        <w:rPr>
-          <w:b w:val="0"/>
-          <w:i w:val="0"/>
-        </w:rPr>
-        <w:t>,</w:t>
-      </w:r>
-      <w:r>
-        <w:t xml:space="preserve"> </w:t>
-      </w:r>
-      <w:r>
-        <w:rPr>
-          <w:b w:val="0"/>
-          <w:i w:val="0"/>
-        </w:rPr>
-        <w:t>add</w:t>
-      </w:r>
-      <w:r>
-        <w:t xml:space="preserve"> </w:t>
-      </w:r>
-      <w:r>
-        <w:rPr>
-          <w:b w:val="0"/>
-          <w:i w:val="0"/>
-        </w:rPr>
-        <w:t>nothing</w:t>
-      </w:r>
-      <w:r>
-        <w:t xml:space="preserve"> </w:t>
-      </w:r>
-      <w:r>
-        <w:rPr>
-          <w:b w:val="0"/>
-          <w:i w:val="0"/>
-        </w:rPr>
-        <w:t>—</w:t>
-      </w:r>
-      <w:r>
-        <w:t xml:space="preserve"> </w:t>
-      </w:r>
-      <w:r>
-        <w:rPr>
-          <w:b w:val="0"/>
-          <w:i w:val="0"/>
-        </w:rPr>
-        <w:t>no</w:t>
-      </w:r>
-      <w:r>
-        <w:t xml:space="preserve"> </w:t>
-      </w:r>
-      <w:r>
-        <w:rPr>
-          <w:b w:val="0"/>
-          <w:i w:val="0"/>
-        </w:rPr>
-        <w:t>slug,</w:t>
-      </w:r>
-      <w:r>
-        <w:t xml:space="preserve"> </w:t>
-      </w:r>
-      <w:r>
-        <w:rPr>
-          <w:b w:val="0"/>
-          <w:i w:val="0"/>
-        </w:rPr>
-        <w:t>no</w:t>
-      </w:r>
-      <w:r>
-        <w:t xml:space="preserve"> </w:t>
-      </w:r>
-      <w:r>
-        <w:rPr>
-          <w:b w:val="0"/>
-          <w:i w:val="0"/>
-        </w:rPr>
-        <w:t>background</w:t>
-      </w:r>
-      <w:r>
-        <w:t xml:space="preserve"> </w:t>
-      </w:r>
-      <w:r>
-        <w:rPr>
-          <w:b w:val="0"/>
-          <w:i w:val="0"/>
-        </w:rPr>
-        <w:t>the</w:t>
-      </w:r>
-      <w:r>
-        <w:t xml:space="preserve"> </w:t>
-      </w:r>
-      <w:r>
-        <w:rPr>
-          <w:b w:val="0"/>
-          <w:i w:val="0"/>
-        </w:rPr>
-        <w:t>client</w:t>
-      </w:r>
-      <w:r>
-        <w:t xml:space="preserve"> </w:t>
-      </w:r>
-      <w:r>
-        <w:rPr>
-          <w:b w:val="0"/>
-          <w:i w:val="0"/>
-        </w:rPr>
-        <w:t>did</w:t>
-      </w:r>
-      <w:r>
-        <w:t xml:space="preserve"> </w:t>
-      </w:r>
-      <w:r>
-        <w:rPr>
-          <w:b w:val="0"/>
-          <w:i w:val="0"/>
-        </w:rPr>
-        <w:t>not</w:t>
-      </w:r>
-      <w:r>
-        <w:t xml:space="preserve"> </w:t>
-      </w:r>
-      <w:r>
-        <w:rPr>
-          <w:b w:val="0"/>
-          <w:i w:val="0"/>
-        </w:rPr>
-        <w:t>provide.</w:t>
+        <w:t>well.</w:t>
       </w:r>
     </w:p>
     <w:p>
@@ -39137,7 +40977,7 @@
         <w:color w:val="A8A8A8"/>
         <w:sz w:val="20"/>
       </w:rPr>
-      <w:t>130926_gpt_task-skills | go.fuzzylogic.page/dir</w:t>
+      <w:t>140926_gpt_desk-refinements | go.fuzzylogic.page/dir</w:t>
     </w:r>
   </w:p>
 </w:hdr>
@@ -39218,7 +41058,7 @@
         <w:color w:val="A8A8A8"/>
         <w:sz w:val="20"/>
       </w:rPr>
-      <w:t>130926_gpt_task-skills | go.fuzzylogic.page/dir</w:t>
+      <w:t>140926_gpt_desk-refinements | go.fuzzylogic.page/dir</w:t>
     </w:r>
   </w:p>
 </w:hdr>
@@ -39329,7 +41169,7 @@
         <w:color w:val="A8A8A8"/>
         <w:sz w:val="20"/>
       </w:rPr>
-      <w:t>130926_gpt_task-skills | go.fuzzylogic.page/guide</w:t>
+      <w:t>140926_gpt_desk-refinements | go.fuzzylogic.page/guide</w:t>
     </w:r>
   </w:p>
 </w:hdr>

--- a/Blueprint/BLUEPRINT.docx
+++ b/Blueprint/BLUEPRINT.docx
@@ -19493,6 +19493,10 @@
       <w:bookmarkEnd w:id="9021"/>
     </w:p>
     <w:p>
+      <w:pPr>
+        <w:keepLines/>
+        <w:spacing w:after="110"/>
+      </w:pPr>
       <w:r>
         <w:rPr>
           <w:b/>
@@ -19501,6 +19505,10 @@
       </w:r>
     </w:p>
     <w:p>
+      <w:pPr>
+        <w:keepLines/>
+        <w:spacing w:after="110"/>
+      </w:pPr>
       <w:r>
         <w:rPr>
           <w:b/>
@@ -19509,6 +19517,10 @@
       </w:r>
     </w:p>
     <w:p>
+      <w:pPr>
+        <w:keepLines/>
+        <w:spacing w:after="110"/>
+      </w:pPr>
       <w:r>
         <w:rPr>
           <w:b/>
@@ -19517,6 +19529,10 @@
       </w:r>
     </w:p>
     <w:p>
+      <w:pPr>
+        <w:keepLines/>
+        <w:spacing w:after="110"/>
+      </w:pPr>
       <w:r>
         <w:rPr>
           <w:b/>
@@ -19525,6 +19541,10 @@
       </w:r>
     </w:p>
     <w:p>
+      <w:pPr>
+        <w:keepLines/>
+        <w:spacing w:after="110"/>
+      </w:pPr>
       <w:r>
         <w:rPr>
           <w:b/>
@@ -19533,6 +19553,10 @@
       </w:r>
     </w:p>
     <w:p>
+      <w:pPr>
+        <w:keepLines/>
+        <w:spacing w:after="110"/>
+      </w:pPr>
       <w:r>
         <w:rPr>
           <w:b/>
@@ -19541,6 +19565,10 @@
       </w:r>
     </w:p>
     <w:p>
+      <w:pPr>
+        <w:keepLines/>
+        <w:spacing w:after="110"/>
+      </w:pPr>
       <w:r>
         <w:rPr>
           <w:b/>
@@ -19549,6 +19577,10 @@
       </w:r>
     </w:p>
     <w:p>
+      <w:pPr>
+        <w:keepLines/>
+        <w:spacing w:after="110"/>
+      </w:pPr>
       <w:r>
         <w:rPr>
           <w:b/>
@@ -19557,6 +19589,10 @@
       </w:r>
     </w:p>
     <w:p>
+      <w:pPr>
+        <w:keepLines/>
+        <w:spacing w:after="110"/>
+      </w:pPr>
       <w:r>
         <w:rPr>
           <w:b/>
@@ -19565,6 +19601,10 @@
       </w:r>
     </w:p>
     <w:p>
+      <w:pPr>
+        <w:keepLines/>
+        <w:spacing w:after="110"/>
+      </w:pPr>
       <w:r>
         <w:rPr>
           <w:b/>
@@ -19591,6 +19631,10 @@
       </w:r>
     </w:p>
     <w:p>
+      <w:pPr>
+        <w:keepLines/>
+        <w:spacing w:after="110"/>
+      </w:pPr>
       <w:r>
         <w:rPr>
           <w:b/>
@@ -19602,6 +19646,10 @@
       </w:r>
     </w:p>
     <w:p>
+      <w:pPr>
+        <w:keepLines/>
+        <w:spacing w:after="110"/>
+      </w:pPr>
       <w:r>
         <w:rPr>
           <w:b/>
@@ -19613,6 +19661,10 @@
       </w:r>
     </w:p>
     <w:p>
+      <w:pPr>
+        <w:keepLines/>
+        <w:spacing w:after="110"/>
+      </w:pPr>
       <w:r>
         <w:rPr>
           <w:b/>
@@ -19624,6 +19676,10 @@
       </w:r>
     </w:p>
     <w:p>
+      <w:pPr>
+        <w:keepLines/>
+        <w:spacing w:after="110"/>
+      </w:pPr>
       <w:r>
         <w:rPr>
           <w:b/>
@@ -19635,6 +19691,10 @@
       </w:r>
     </w:p>
     <w:p>
+      <w:pPr>
+        <w:keepLines/>
+        <w:spacing w:after="110"/>
+      </w:pPr>
       <w:r>
         <w:rPr>
           <w:b/>
@@ -19646,6 +19706,10 @@
       </w:r>
     </w:p>
     <w:p>
+      <w:pPr>
+        <w:keepLines/>
+        <w:spacing w:after="110"/>
+      </w:pPr>
       <w:r>
         <w:rPr>
           <w:b/>
@@ -19657,6 +19721,10 @@
       </w:r>
     </w:p>
     <w:p>
+      <w:pPr>
+        <w:keepLines/>
+        <w:spacing w:after="110"/>
+      </w:pPr>
       <w:r>
         <w:rPr>
           <w:b/>
@@ -19668,6 +19736,10 @@
       </w:r>
     </w:p>
     <w:p>
+      <w:pPr>
+        <w:keepLines/>
+        <w:spacing w:after="110"/>
+      </w:pPr>
       <w:r>
         <w:rPr>
           <w:b/>
@@ -19679,6 +19751,10 @@
       </w:r>
     </w:p>
     <w:p>
+      <w:pPr>
+        <w:keepLines/>
+        <w:spacing w:after="110"/>
+      </w:pPr>
       <w:r>
         <w:rPr>
           <w:b/>
@@ -19698,6 +19774,10 @@
       </w:r>
     </w:p>
     <w:p>
+      <w:pPr>
+        <w:keepLines/>
+        <w:spacing w:after="110"/>
+      </w:pPr>
       <w:r>
         <w:rPr>
           <w:b/>
@@ -19709,6 +19789,10 @@
       </w:r>
     </w:p>
     <w:p>
+      <w:pPr>
+        <w:keepLines/>
+        <w:spacing w:after="110"/>
+      </w:pPr>
       <w:r>
         <w:rPr>
           <w:b/>
@@ -19720,6 +19804,10 @@
       </w:r>
     </w:p>
     <w:p>
+      <w:pPr>
+        <w:keepLines/>
+        <w:spacing w:after="110"/>
+      </w:pPr>
       <w:r>
         <w:rPr>
           <w:b/>
@@ -19731,6 +19819,10 @@
       </w:r>
     </w:p>
     <w:p>
+      <w:pPr>
+        <w:keepLines/>
+        <w:spacing w:after="110"/>
+      </w:pPr>
       <w:r>
         <w:rPr>
           <w:b/>
@@ -19742,6 +19834,10 @@
       </w:r>
     </w:p>
     <w:p>
+      <w:pPr>
+        <w:keepLines/>
+        <w:spacing w:after="110"/>
+      </w:pPr>
       <w:r>
         <w:rPr>
           <w:b/>
@@ -19753,6 +19849,10 @@
       </w:r>
     </w:p>
     <w:p>
+      <w:pPr>
+        <w:keepLines/>
+        <w:spacing w:after="110"/>
+      </w:pPr>
       <w:r>
         <w:rPr>
           <w:b/>
@@ -19764,6 +19864,10 @@
       </w:r>
     </w:p>
     <w:p>
+      <w:pPr>
+        <w:keepLines/>
+        <w:spacing w:after="110"/>
+      </w:pPr>
       <w:r>
         <w:rPr>
           <w:b/>
@@ -19775,6 +19879,10 @@
       </w:r>
     </w:p>
     <w:p>
+      <w:pPr>
+        <w:keepLines/>
+        <w:spacing w:after="110"/>
+      </w:pPr>
       <w:r>
         <w:rPr>
           <w:b/>
@@ -19786,6 +19894,10 @@
       </w:r>
     </w:p>
     <w:p>
+      <w:pPr>
+        <w:keepLines/>
+        <w:spacing w:after="110"/>
+      </w:pPr>
       <w:r>
         <w:rPr>
           <w:b/>
@@ -19797,6 +19909,10 @@
       </w:r>
     </w:p>
     <w:p>
+      <w:pPr>
+        <w:keepLines/>
+        <w:spacing w:after="110"/>
+      </w:pPr>
       <w:r>
         <w:rPr>
           <w:b/>
@@ -19808,6 +19924,10 @@
       </w:r>
     </w:p>
     <w:p>
+      <w:pPr>
+        <w:keepLines/>
+        <w:spacing w:after="110"/>
+      </w:pPr>
       <w:r>
         <w:rPr>
           <w:b/>
@@ -19827,6 +19947,10 @@
       </w:r>
     </w:p>
     <w:p>
+      <w:pPr>
+        <w:keepLines/>
+        <w:spacing w:after="110"/>
+      </w:pPr>
       <w:r>
         <w:rPr>
           <w:b/>
@@ -19838,6 +19962,10 @@
       </w:r>
     </w:p>
     <w:p>
+      <w:pPr>
+        <w:keepLines/>
+        <w:spacing w:after="110"/>
+      </w:pPr>
       <w:r>
         <w:rPr>
           <w:b/>
@@ -19859,6 +19987,10 @@
       <w:bookmarkEnd w:id="9023"/>
     </w:p>
     <w:p>
+      <w:pPr>
+        <w:keepLines/>
+        <w:spacing w:after="110"/>
+      </w:pPr>
       <w:r>
         <w:rPr>
           <w:b/>
@@ -19870,6 +20002,10 @@
       </w:r>
     </w:p>
     <w:p>
+      <w:pPr>
+        <w:keepLines/>
+        <w:spacing w:after="110"/>
+      </w:pPr>
       <w:r>
         <w:rPr>
           <w:b/>
@@ -19881,6 +20017,10 @@
       </w:r>
     </w:p>
     <w:p>
+      <w:pPr>
+        <w:keepLines/>
+        <w:spacing w:after="110"/>
+      </w:pPr>
       <w:r>
         <w:rPr>
           <w:b/>
@@ -19892,6 +20032,10 @@
       </w:r>
     </w:p>
     <w:p>
+      <w:pPr>
+        <w:keepLines/>
+        <w:spacing w:after="110"/>
+      </w:pPr>
       <w:r>
         <w:rPr>
           <w:b/>
@@ -19903,6 +20047,10 @@
       </w:r>
     </w:p>
     <w:p>
+      <w:pPr>
+        <w:keepLines/>
+        <w:spacing w:after="110"/>
+      </w:pPr>
       <w:r>
         <w:rPr>
           <w:b/>
@@ -19914,6 +20062,10 @@
       </w:r>
     </w:p>
     <w:p>
+      <w:pPr>
+        <w:keepLines/>
+        <w:spacing w:after="110"/>
+      </w:pPr>
       <w:r>
         <w:rPr>
           <w:b/>
@@ -19925,6 +20077,10 @@
       </w:r>
     </w:p>
     <w:p>
+      <w:pPr>
+        <w:keepLines/>
+        <w:spacing w:after="110"/>
+      </w:pPr>
       <w:r>
         <w:rPr>
           <w:b/>
@@ -19944,7 +20100,7 @@
           <w:footerReference w:type="even" r:id="rId24"/>
           <w:headerReference w:type="first" r:id="rId25"/>
           <w:pgSz w:h="15840" w:w="12240" w:orient="portrait"/>
-          <w:pgMar w:bottom="1037" w:top="1080" w:left="1181" w:right="1181" w:header="432" w:footer="490"/>
+          <w:pgMar w:bottom="576" w:top="1080" w:left="1181" w:right="1181" w:header="432" w:footer="490"/>
           <w:titlePg/>
           <w:pgNumType w:start="1"/>
         </w:sectPr>
@@ -24380,7 +24536,7 @@
         <w:color w:val="A8A8A8"/>
         <w:sz w:val="20"/>
       </w:rPr>
-      <w:t>160926_gpt_editorial-authority | go.fuzzylogic.page/dir</w:t>
+      <w:t>180926_gpt_word-pagination | go.fuzzylogic.page/dir</w:t>
     </w:r>
   </w:p>
 </w:hdr>
@@ -24461,7 +24617,7 @@
         <w:color w:val="A8A8A8"/>
         <w:sz w:val="20"/>
       </w:rPr>
-      <w:t>160926_gpt_editorial-authority | go.fuzzylogic.page/dir</w:t>
+      <w:t>180926_gpt_word-pagination | go.fuzzylogic.page/dir</w:t>
     </w:r>
   </w:p>
 </w:hdr>
@@ -24582,7 +24738,7 @@
         <w:color w:val="A8A8A8"/>
         <w:sz w:val="20"/>
       </w:rPr>
-      <w:t>160926_gpt_editorial-authority | go.fuzzylogic.page/guide</w:t>
+      <w:t>180926_gpt_word-pagination | go.fuzzylogic.page/guide</w:t>
     </w:r>
   </w:p>
 </w:hdr>

--- a/Blueprint/BLUEPRINT.docx
+++ b/Blueprint/BLUEPRINT.docx
@@ -3945,6 +3945,156 @@
           <w:b w:val="0"/>
           <w:i w:val="0"/>
         </w:rPr>
+        <w:t>For</w:t>
+      </w:r>
+      <w:r>
+        <w:t xml:space="preserve"> </w:t>
+      </w:r>
+      <w:r>
+        <w:rPr>
+          <w:b w:val="0"/>
+          <w:i w:val="0"/>
+        </w:rPr>
+        <w:t>a</w:t>
+      </w:r>
+      <w:r>
+        <w:t xml:space="preserve"> </w:t>
+      </w:r>
+      <w:r>
+        <w:rPr>
+          <w:b w:val="0"/>
+          <w:i w:val="0"/>
+        </w:rPr>
+        <w:t>current</w:t>
+      </w:r>
+      <w:r>
+        <w:t xml:space="preserve"> </w:t>
+      </w:r>
+      <w:r>
+        <w:rPr>
+          <w:b w:val="0"/>
+          <w:i w:val="0"/>
+        </w:rPr>
+        <w:t>Thai</w:t>
+      </w:r>
+      <w:r>
+        <w:t xml:space="preserve"> </w:t>
+      </w:r>
+      <w:r>
+        <w:rPr>
+          <w:b w:val="0"/>
+          <w:i w:val="0"/>
+        </w:rPr>
+        <w:t>minister</w:t>
+      </w:r>
+      <w:r>
+        <w:t xml:space="preserve"> </w:t>
+      </w:r>
+      <w:r>
+        <w:rPr>
+          <w:b w:val="0"/>
+          <w:i w:val="0"/>
+        </w:rPr>
+        <w:t>or</w:t>
+      </w:r>
+      <w:r>
+        <w:t xml:space="preserve"> </w:t>
+      </w:r>
+      <w:r>
+        <w:rPr>
+          <w:b w:val="0"/>
+          <w:i w:val="0"/>
+        </w:rPr>
+        <w:t>ministry</w:t>
+      </w:r>
+      <w:r>
+        <w:t xml:space="preserve"> </w:t>
+      </w:r>
+      <w:r>
+        <w:rPr>
+          <w:b w:val="0"/>
+          <w:i w:val="0"/>
+        </w:rPr>
+        <w:t>portfolio,</w:t>
+      </w:r>
+      <w:r>
+        <w:t xml:space="preserve"> </w:t>
+      </w:r>
+      <w:r>
+        <w:rPr>
+          <w:b w:val="0"/>
+          <w:i w:val="0"/>
+        </w:rPr>
+        <w:t>check</w:t>
+      </w:r>
+      <w:r>
+        <w:t xml:space="preserve"> </w:t>
+      </w:r>
+      <w:r>
+        <w:rPr>
+          <w:b w:val="0"/>
+          <w:i w:val="0"/>
+        </w:rPr>
+        <w:t>the</w:t>
+      </w:r>
+      <w:r>
+        <w:t xml:space="preserve"> </w:t>
+      </w:r>
+      <w:r>
+        <w:rPr>
+          <w:b w:val="0"/>
+          <w:i w:val="0"/>
+        </w:rPr>
+        <w:t>official</w:t>
+      </w:r>
+      <w:r>
+        <w:t xml:space="preserve"> </w:t>
+      </w:r>
+      <w:r>
+        <w:rPr>
+          <w:b w:val="0"/>
+          <w:i w:val="0"/>
+        </w:rPr>
+        <w:t>cabinet</w:t>
+      </w:r>
+      <w:r>
+        <w:t xml:space="preserve"> </w:t>
+      </w:r>
+      <w:r>
+        <w:rPr>
+          <w:b w:val="0"/>
+          <w:i w:val="0"/>
+        </w:rPr>
+        <w:t>record:</w:t>
+      </w:r>
+      <w:r>
+        <w:t xml:space="preserve"> </w:t>
+      </w:r>
+      <w:hyperlink r:id="rId31">
+        <w:r>
+          <w:rPr>
+            <w:color w:val="808080"/>
+            <w:u w:val="none"/>
+            <w:b/>
+          </w:rPr>
+          <w:t>https://thaigov.go.th/en/cabinet/minister</w:t>
+        </w:r>
+      </w:hyperlink>
+      <w:r>
+        <w:rPr>
+          <w:b w:val="0"/>
+          <w:i w:val="0"/>
+        </w:rPr>
+        <w:t>.</w:t>
+      </w:r>
+    </w:p>
+    <w:p>
+      <w:pPr/>
+      <w:r>
+        <w:rPr>
+          <w:b w:val="0"/>
+          <w:i w:val="0"/>
+        </w:rPr>
         <w:t>Apply</w:t>
       </w:r>
       <w:r>
@@ -20445,11 +20595,11 @@
     <w:p>
       <w:pPr>
         <w:sectPr>
-          <w:headerReference w:type="default" r:id="rId31"/>
-          <w:headerReference w:type="even" r:id="rId32"/>
-          <w:footerReference w:type="default" r:id="rId33"/>
-          <w:footerReference w:type="even" r:id="rId34"/>
-          <w:headerReference w:type="first" r:id="rId35"/>
+          <w:headerReference w:type="default" r:id="rId32"/>
+          <w:headerReference w:type="even" r:id="rId33"/>
+          <w:footerReference w:type="default" r:id="rId34"/>
+          <w:footerReference w:type="even" r:id="rId35"/>
+          <w:headerReference w:type="first" r:id="rId36"/>
           <w:pgSz w:h="15840" w:w="12240" w:orient="portrait"/>
           <w:pgMar w:bottom="1037" w:top="1080" w:left="1181" w:right="1181" w:header="432" w:footer="490"/>
           <w:titlePg/>
@@ -22780,11 +22930,11 @@
     <w:p>
       <w:pPr>
         <w:sectPr>
-          <w:headerReference w:type="default" r:id="rId36"/>
-          <w:headerReference w:type="even" r:id="rId37"/>
-          <w:footerReference w:type="default" r:id="rId38"/>
-          <w:footerReference w:type="even" r:id="rId39"/>
-          <w:headerReference w:type="first" r:id="rId40"/>
+          <w:headerReference w:type="default" r:id="rId37"/>
+          <w:headerReference w:type="even" r:id="rId38"/>
+          <w:footerReference w:type="default" r:id="rId39"/>
+          <w:footerReference w:type="even" r:id="rId40"/>
+          <w:headerReference w:type="first" r:id="rId41"/>
           <w:pgSz w:h="15840" w:w="12240" w:orient="portrait"/>
           <w:pgMar w:bottom="576" w:top="1080" w:left="1181" w:right="1181" w:header="432" w:footer="490"/>
           <w:titlePg/>
@@ -46915,11 +47065,11 @@
       </w:tr>
     </w:tbl>
     <w:sectPr>
-      <w:headerReference w:type="default" r:id="rId41"/>
-      <w:headerReference w:type="even" r:id="rId42"/>
-      <w:footerReference w:type="default" r:id="rId43"/>
-      <w:footerReference w:type="even" r:id="rId44"/>
-      <w:headerReference w:type="first" r:id="rId45"/>
+      <w:headerReference w:type="default" r:id="rId42"/>
+      <w:headerReference w:type="even" r:id="rId43"/>
+      <w:footerReference w:type="default" r:id="rId44"/>
+      <w:footerReference w:type="even" r:id="rId45"/>
+      <w:headerReference w:type="first" r:id="rId51"/>
       <w:pgSz w:h="15840" w:w="12240" w:orient="portrait"/>
       <w:pgMar w:bottom="1037" w:top="1080" w:left="1181" w:right="1181" w:header="432" w:footer="490"/>
       <w:titlePg/>
@@ -47178,7 +47328,7 @@
         <w:color w:val="A8A8A8"/>
         <w:sz w:val="20"/>
       </w:rPr>
-      <w:t>190926_gpt_fit-and-access | go.fuzzylogic.page/guide</w:t>
+      <w:t>210926_gpt_fit-and-access | go.fuzzylogic.page/guide</w:t>
     </w:r>
   </w:p>
 </w:hdr>
@@ -47329,7 +47479,7 @@
         <w:color w:val="A8A8A8"/>
         <w:sz w:val="20"/>
       </w:rPr>
-      <w:t>190926_gpt_fit-and-access | go.fuzzylogic.page/dir</w:t>
+      <w:t>210926_gpt_fit-and-access | go.fuzzylogic.page/dir</w:t>
     </w:r>
   </w:p>
 </w:hdr>
@@ -47410,7 +47560,7 @@
         <w:color w:val="A8A8A8"/>
         <w:sz w:val="20"/>
       </w:rPr>
-      <w:t>190926_gpt_fit-and-access | go.fuzzylogic.page/dir</w:t>
+      <w:t>210926_gpt_fit-and-access | go.fuzzylogic.page/dir</w:t>
     </w:r>
   </w:p>
 </w:hdr>

--- a/Blueprint/BLUEPRINT.docx
+++ b/Blueprint/BLUEPRINT.docx
@@ -25510,75 +25510,6 @@
         </w:tc>
       </w:tr>
     </w:tbl>
-    <w:tbl>
-      <w:tblPr>
-        <w:tblW w:type="dxa" w:w="9878"/>
-        <w:tblLayout w:type="fixed"/>
-        <w:tblLook w:firstColumn="1" w:firstRow="1" w:lastColumn="0" w:lastRow="0" w:noHBand="0" w:noVBand="1" w:val="04A0"/>
-        <w:tblBorders>
-          <w:top w:val="nil"/>
-          <w:left w:val="nil"/>
-          <w:bottom w:val="nil"/>
-          <w:right w:val="nil"/>
-          <w:insideH w:val="nil"/>
-          <w:insideV w:val="nil"/>
-        </w:tblBorders>
-      </w:tblPr>
-      <w:tblGrid>
-        <w:gridCol w:w="2880"/>
-        <w:gridCol w:w="6998"/>
-      </w:tblGrid>
-      <w:tr>
-        <w:trPr>
-          <w:cantSplit/>
-        </w:trPr>
-        <w:tc>
-          <w:tcPr>
-            <w:tcW w:type="dxa" w:w="2880"/>
-            <w:tcMar>
-              <w:top w:w="0" w:type="dxa"/>
-              <w:start w:w="0" w:type="dxa"/>
-              <w:bottom w:w="25" w:type="dxa"/>
-              <w:end w:w="100" w:type="dxa"/>
-            </w:tcMar>
-            <w:vAlign w:val="top"/>
-          </w:tcPr>
-          <w:p>
-            <w:pPr>
-              <w:spacing w:after="0" w:line="245" w:lineRule="auto"/>
-              <w:ind w:right="0"/>
-            </w:pPr>
-            <w:r>
-              <w:rPr>
-                <w:b/>
-              </w:rPr>
-              <w:t>To Lam</w:t>
-            </w:r>
-          </w:p>
-        </w:tc>
-        <w:tc>
-          <w:tcPr>
-            <w:tcW w:type="dxa" w:w="6998"/>
-            <w:tcMar>
-              <w:top w:w="0" w:type="dxa"/>
-              <w:start w:w="0" w:type="dxa"/>
-              <w:bottom w:w="25" w:type="dxa"/>
-              <w:end w:w="0" w:type="dxa"/>
-            </w:tcMar>
-            <w:vAlign w:val="top"/>
-          </w:tcPr>
-          <w:p>
-            <w:pPr>
-              <w:spacing w:after="0" w:line="245" w:lineRule="auto"/>
-              <w:ind w:right="0"/>
-            </w:pPr>
-            <w:r>
-              <w:t>general secretary of the Communist Party of Vietnam, since 2024, and 13th president of Vietnam, since 2026. Both titles current. Capitalise formal offices: General Secretary To Lam, Communist Party Secretary General To Lam and, during his tenure, Public Security Minister To Lam. In current copy, use former public security minister To Lam. Appositive offices may cap: To Lam, President of Vietnam and General Secretary of the Communist Party. Lower-case top leader To Lam. Mr Lam. Apply title_caps and descriptive_titles; do not treat him as a named exception.</w:t>
-            </w:r>
-          </w:p>
-        </w:tc>
-      </w:tr>
-    </w:tbl>
     <w:p>
       <w:pPr>
         <w:sectPr>
@@ -26950,7 +26881,7 @@
               <w:ind w:right="0"/>
             </w:pPr>
             <w:r>
-              <w:t>Keep local time unless the event crosses a calendar day.</w:t>
+              <w:t>Add "(local time)" to a clock time in news reported abroad. Where readers in Thailand could attend or tune in — a broadcast, kick-off, launch or draw — convert the time in place and label it "(Thailand time)".</w:t>
             </w:r>
           </w:p>
         </w:tc>
@@ -33329,7 +33260,7 @@
               <w:ind w:right="0"/>
             </w:pPr>
             <w:r>
-              <w:t>Lower-case a descriptive or house-lowercase role before a name, eg deputy spokesperson Natapanu Nopakun, company president John Smith, human rights lawyer Arnon Nampa, head coach Masatada Ishii or top leader To Lam. Do not demote a ministerial office to a descriptive role: while To Lam held the post, the title was Public Security Minister To Lam. Query an unlisted borderline role; do not infer capitalisation from seniority alone.</w:t>
+              <w:t>Lower-case a descriptive or house-lowercase role before a name, eg deputy spokesperson Natapanu Nopakun, company president John Smith, human rights lawyer Arnon Nampa or head coach Masatada Ishii. Query an unlisted borderline role; do not infer capitalisation from seniority alone.</w:t>
             </w:r>
           </w:p>
         </w:tc>
@@ -39775,7 +39706,7 @@
               <w:ind w:right="0"/>
             </w:pPr>
             <w:r>
-              <w:t>Muang (not Mueang); Phra (not Pra); Chai (not Chay); Isan (not Isaan); Klong (not Khlong) — Klong Toey is the BKP form, NOT Khlong Toei; Khlong Thom Centre (Bangkok market) — held exception; do not recast as Klong Thom Centre; Soi format — Sukhumvit Soi 12 (not Soi Sukhumvit 12, not Sukhumvit 12 Road); Soi [Name] only when soi has its own distinct name — Soi Nana, Soi Sala Daeng, Soi Sribamphen; Rama roads — Roman numerals; Rama IX Road, never Phra Ram; Postcodes — no comma; Bangkok 10900 (not Bangkok, 10900); District names listed under provinces are held forms and override the general transliteration rules</w:t>
+              <w:t>Muang (not Mueang. Don Mueang airport is the sole exception); Phra (not Pra); Chai (not Chay); Isan (not Isaan); Klong (not Khlong) — Klong Toey is the BKP form, NOT Khlong Toei; Khlong Thom Centre (Bangkok market) — held exception; do not recast as Klong Thom Centre; Soi format — Sukhumvit Soi 12 (not Soi Sukhumvit 12, not Sukhumvit 12 Road); Soi [Name] only when soi has its own distinct name — Soi Nana, Soi Sala Daeng, Soi Sribamphen; Rama roads — Roman numerals; Rama IX Road, never Phra Ram; Postcodes — no comma; Bangkok 10900 (not Bangkok, 10900); District names listed under provinces are held forms and override the general transliteration rules</w:t>
             </w:r>
           </w:p>
         </w:tc>
@@ -40475,7 +40406,7 @@
               <w:ind w:right="0"/>
             </w:pPr>
             <w:r>
-              <w:t>Muang Buri Ram; Ban Dan; Ban Kruat; Chamni; Chaloem Phra Kiat; Huai Rat; Khaen Dong; Khu Mueang; Krasang; Lahan Sai; Lam Plai Mat; Na Pho; Nang Rong; Non Din Daeng; Non Suwan; Pakham; Phlapphla Chai; Prakhon Chai; Phutthaisong; Satuek</w:t>
+              <w:t>Muang Buri Ram; Ban Dan; Ban Kruat; Chamni; Chaloem Phra Kiat; Huai Rat; Khaen Dong; Khu Muang; Krasang; Lahan Sai; Lam Plai Mat; Na Pho; Nang Rong; Non Din Daeng; Non Suwan; Pakham; Phlapphla Chai; Prakhon Chai; Phutthaisong; Satuek</w:t>
             </w:r>
           </w:p>
         </w:tc>
@@ -41441,7 +41372,7 @@
               <w:ind w:right="0"/>
             </w:pPr>
             <w:r>
-              <w:t>Muang Lampang; Chae Hom; Hang Chat; Koh Kha; Mae Mo; Mae Phrik; Mae Tha; Mueang Pan; Ngao; Soem Ngam; Sop Prap; Thoen; Wang Nuea</w:t>
+              <w:t>Muang Lampang; Chae Hom; Hang Chat; Koh Kha; Mae Mo; Mae Phrik; Mae Tha; Muang Pan; Ngao; Soem Ngam; Sop Prap; Thoen; Wang Nuea</w:t>
             </w:r>
           </w:p>
         </w:tc>
@@ -42131,7 +42062,7 @@
               <w:ind w:right="0"/>
             </w:pPr>
             <w:r>
-              <w:t>Muang Nakhon Ratchasima; Ban Lai; Bua Lai; Bua Yai; Chakkarat; Chaloem Phra Kiat; Chok Chai; Chum Phuang; Dan Khun Thot; Huai Thalaeng; Kaeng Sanam Nang; Kham Sakaesaeng; Kham Thale So; Khon Buri; Mueang Yang; Non Daeng; Non Thai; Non Sung; Nong Bun Mak; Pak Chong; Pak Thong Chai; Phimai; Phra Thong Kham; Prathai; Sida; Sikhio; Soeng Sang; Sung Noen; Thepharak; Wang Nam Khiao</w:t>
+              <w:t>Muang Nakhon Ratchasima; Ban Lai; Bua Lai; Bua Yai; Chakkarat; Chaloem Phra Kiat; Chok Chai; Chum Phuang; Dan Khun Thot; Huai Thalaeng; Kaeng Sanam Nang; Kham Sakaesaeng; Kham Thale So; Khon Buri; Muang Yang; Non Daeng; Non Thai; Non Sung; Nong Bun Mak; Pak Chong; Pak Thong Chai; Phimai; Phra Thong Kham; Prathai; Sida; Sikhio; Soeng Sang; Sung Noen; Thepharak; Wang Nam Khiao</w:t>
             </w:r>
           </w:p>
         </w:tc>
@@ -42821,7 +42752,7 @@
               <w:ind w:right="0"/>
             </w:pPr>
             <w:r>
-              <w:t>Muang Phangnga; Kapong; Khura Buri; Koh Yao; Thap Put; Thai Mueang; Takua Pa; Takua Thung</w:t>
+              <w:t>Muang Phangnga; Kapong; Khura Buri; Koh Yao; Thap Put; Thai Muang; Takua Pa; Takua Thung</w:t>
             </w:r>
           </w:p>
         </w:tc>
@@ -44408,7 +44339,7 @@
               <w:ind w:right="0"/>
             </w:pPr>
             <w:r>
-              <w:t>Muang Si Sa Ket; Benchalak; Bueng Bun; Huai Thap Than; Kantharalak; Kanthararom; Khukhan; Khun Han; Mueang Chan; Nam Kliang; Non Khun; Phayu; Pho Si Suwan; Phrai Bueng; Phu Sing; Prang Ku; Rasi Salai; Si Rattana; Sila Lat; Uthumphon Phisai; Wang Hin; Yang Chum Noi</w:t>
+              <w:t>Muang Si Sa Ket; Benchalak; Bueng Bun; Huai Thap Than; Kantharalak; Kanthararom; Khukhan; Khun Han; Muang Chan; Nam Kliang; Non Khun; Phayu; Pho Si Suwan; Phrai Bueng; Phu Sing; Prang Ku; Rasi Salai; Si Rattana; Sila Lat; Uthumphon Phisai; Wang Hin; Yang Chum Noi</w:t>
             </w:r>
           </w:p>
         </w:tc>

--- a/Blueprint/BLUEPRINT.docx
+++ b/Blueprint/BLUEPRINT.docx
@@ -1924,6 +1924,980 @@
       </w:r>
     </w:p>
     <w:p>
+      <w:pPr/>
+      <w:r>
+        <w:rPr>
+          <w:b w:val="0"/>
+          <w:i w:val="0"/>
+        </w:rPr>
+        <w:t>The</w:t>
+      </w:r>
+      <w:r>
+        <w:t xml:space="preserve"> </w:t>
+      </w:r>
+      <w:r>
+        <w:rPr>
+          <w:b w:val="0"/>
+          <w:i w:val="0"/>
+        </w:rPr>
+        <w:t>standard</w:t>
+      </w:r>
+      <w:r>
+        <w:t xml:space="preserve"> </w:t>
+      </w:r>
+      <w:r>
+        <w:rPr>
+          <w:b w:val="0"/>
+          <w:i w:val="0"/>
+        </w:rPr>
+        <w:t>packaged</w:t>
+      </w:r>
+      <w:r>
+        <w:t xml:space="preserve"> </w:t>
+      </w:r>
+      <w:r>
+        <w:rPr>
+          <w:b w:val="0"/>
+          <w:i w:val="0"/>
+        </w:rPr>
+        <w:t>input</w:t>
+      </w:r>
+      <w:r>
+        <w:t xml:space="preserve"> </w:t>
+      </w:r>
+      <w:r>
+        <w:rPr>
+          <w:b w:val="0"/>
+          <w:i w:val="0"/>
+        </w:rPr>
+        <w:t>uses</w:t>
+      </w:r>
+      <w:r>
+        <w:t xml:space="preserve"> </w:t>
+      </w:r>
+      <w:r>
+        <w:rPr>
+          <w:b w:val="0"/>
+          <w:i w:val="0"/>
+        </w:rPr>
+        <w:t>labelled</w:t>
+      </w:r>
+      <w:r>
+        <w:t xml:space="preserve"> </w:t>
+      </w:r>
+      <w:r>
+        <w:rPr>
+          <w:b w:val="0"/>
+          <w:i w:val="0"/>
+        </w:rPr>
+        <w:t>fields:</w:t>
+      </w:r>
+    </w:p>
+    <w:p>
+      <w:pPr>
+        <w:pStyle w:val="BKPCode"/>
+        <w:keepLines/>
+        <w:spacing w:before="100" w:after="140"/>
+        <w:ind w:left="86" w:right="86"/>
+        <w:shd w:fill="F4F4F4"/>
+        <w:pBdr>
+          <w:top w:val="single" w:sz="10" w:space="7" w:color="000000"/>
+          <w:left w:val="single" w:sz="10" w:space="7" w:color="000000"/>
+          <w:bottom w:val="single" w:sz="10" w:space="7" w:color="000000"/>
+          <w:right w:val="single" w:sz="10" w:space="7" w:color="000000"/>
+        </w:pBdr>
+      </w:pPr>
+      <w:r>
+        <w:t>SLUG: [slug as filed]</w:t>
+      </w:r>
+      <w:r>
+        <w:br/>
+      </w:r>
+      <w:r/>
+      <w:r>
+        <w:br/>
+      </w:r>
+      <w:r>
+        <w:t>COUNTS: Words: [count]. Body: [current / target (difference)]. Head: [current / target (difference)]. Deck: [current / target (difference)]. Byline: [current / target (difference)].</w:t>
+      </w:r>
+      <w:r>
+        <w:br/>
+      </w:r>
+      <w:r/>
+      <w:r>
+        <w:br/>
+      </w:r>
+      <w:r>
+        <w:t>HEAD: [filed headline, which may run over several lines]</w:t>
+      </w:r>
+      <w:r>
+        <w:br/>
+      </w:r>
+      <w:r/>
+      <w:r>
+        <w:br/>
+      </w:r>
+      <w:r>
+        <w:t>DECK: [filed deck, which may run over several lines]</w:t>
+      </w:r>
+      <w:r>
+        <w:br/>
+      </w:r>
+      <w:r/>
+      <w:r>
+        <w:br/>
+      </w:r>
+      <w:r>
+        <w:t>BYLINE: [filed byline]</w:t>
+      </w:r>
+      <w:r>
+        <w:br/>
+      </w:r>
+      <w:r/>
+      <w:r>
+        <w:br/>
+      </w:r>
+      <w:r>
+        <w:t>BODY:</w:t>
+      </w:r>
+      <w:r>
+        <w:br/>
+      </w:r>
+      <w:r>
+        <w:t>[filed body]</w:t>
+      </w:r>
+    </w:p>
+    <w:p>
+      <w:pPr/>
+      <w:r>
+        <w:rPr>
+          <w:b w:val="0"/>
+          <w:i w:val="0"/>
+        </w:rPr>
+        <w:t>Fields</w:t>
+      </w:r>
+      <w:r>
+        <w:t xml:space="preserve"> </w:t>
+      </w:r>
+      <w:r>
+        <w:rPr>
+          <w:b w:val="0"/>
+          <w:i w:val="0"/>
+        </w:rPr>
+        <w:t>that</w:t>
+      </w:r>
+      <w:r>
+        <w:t xml:space="preserve"> </w:t>
+      </w:r>
+      <w:r>
+        <w:rPr>
+          <w:b w:val="0"/>
+          <w:i w:val="0"/>
+        </w:rPr>
+        <w:t>do</w:t>
+      </w:r>
+      <w:r>
+        <w:t xml:space="preserve"> </w:t>
+      </w:r>
+      <w:r>
+        <w:rPr>
+          <w:b w:val="0"/>
+          <w:i w:val="0"/>
+        </w:rPr>
+        <w:t>not</w:t>
+      </w:r>
+      <w:r>
+        <w:t xml:space="preserve"> </w:t>
+      </w:r>
+      <w:r>
+        <w:rPr>
+          <w:b w:val="0"/>
+          <w:i w:val="0"/>
+        </w:rPr>
+        <w:t>apply</w:t>
+      </w:r>
+      <w:r>
+        <w:t xml:space="preserve"> </w:t>
+      </w:r>
+      <w:r>
+        <w:rPr>
+          <w:b w:val="0"/>
+          <w:i w:val="0"/>
+        </w:rPr>
+        <w:t>may</w:t>
+      </w:r>
+      <w:r>
+        <w:t xml:space="preserve"> </w:t>
+      </w:r>
+      <w:r>
+        <w:rPr>
+          <w:b w:val="0"/>
+          <w:i w:val="0"/>
+        </w:rPr>
+        <w:t>be</w:t>
+      </w:r>
+      <w:r>
+        <w:t xml:space="preserve"> </w:t>
+      </w:r>
+      <w:r>
+        <w:rPr>
+          <w:b w:val="0"/>
+          <w:i w:val="0"/>
+        </w:rPr>
+        <w:t>absent.</w:t>
+      </w:r>
+      <w:r>
+        <w:t xml:space="preserve"> </w:t>
+      </w:r>
+      <w:r>
+        <w:rPr>
+          <w:b w:val="0"/>
+          <w:i w:val="0"/>
+        </w:rPr>
+        <w:t>Read</w:t>
+      </w:r>
+      <w:r>
+        <w:t xml:space="preserve"> </w:t>
+      </w:r>
+      <w:r>
+        <w:rPr>
+          <w:b w:val="0"/>
+          <w:i w:val="0"/>
+        </w:rPr>
+        <w:t>each</w:t>
+      </w:r>
+      <w:r>
+        <w:t xml:space="preserve"> </w:t>
+      </w:r>
+      <w:r>
+        <w:rPr>
+          <w:rFonts w:ascii="Courier New" w:hAnsi="Courier New" w:eastAsia="Courier New"/>
+          <w:b w:val="0"/>
+          <w:i w:val="0"/>
+          <w:sz w:val="19"/>
+        </w:rPr>
+        <w:t>COUNTS</w:t>
+      </w:r>
+      <w:r>
+        <w:t xml:space="preserve"> </w:t>
+      </w:r>
+      <w:r>
+        <w:rPr>
+          <w:b w:val="0"/>
+          <w:i w:val="0"/>
+        </w:rPr>
+        <w:t>item</w:t>
+      </w:r>
+      <w:r>
+        <w:t xml:space="preserve"> </w:t>
+      </w:r>
+      <w:r>
+        <w:rPr>
+          <w:b w:val="0"/>
+          <w:i w:val="0"/>
+        </w:rPr>
+        <w:t>by</w:t>
+      </w:r>
+      <w:r>
+        <w:t xml:space="preserve"> </w:t>
+      </w:r>
+      <w:r>
+        <w:rPr>
+          <w:b w:val="0"/>
+          <w:i w:val="0"/>
+        </w:rPr>
+        <w:t>its</w:t>
+      </w:r>
+      <w:r>
+        <w:t xml:space="preserve"> </w:t>
+      </w:r>
+      <w:r>
+        <w:rPr>
+          <w:b w:val="0"/>
+          <w:i w:val="0"/>
+        </w:rPr>
+        <w:t>label,</w:t>
+      </w:r>
+      <w:r>
+        <w:t xml:space="preserve"> </w:t>
+      </w:r>
+      <w:r>
+        <w:rPr>
+          <w:b w:val="0"/>
+          <w:i w:val="0"/>
+        </w:rPr>
+        <w:t>not</w:t>
+      </w:r>
+      <w:r>
+        <w:t xml:space="preserve"> </w:t>
+      </w:r>
+      <w:r>
+        <w:rPr>
+          <w:b w:val="0"/>
+          <w:i w:val="0"/>
+        </w:rPr>
+        <w:t>by</w:t>
+      </w:r>
+      <w:r>
+        <w:t xml:space="preserve"> </w:t>
+      </w:r>
+      <w:r>
+        <w:rPr>
+          <w:b w:val="0"/>
+          <w:i w:val="0"/>
+        </w:rPr>
+        <w:t>its</w:t>
+      </w:r>
+      <w:r>
+        <w:t xml:space="preserve"> </w:t>
+      </w:r>
+      <w:r>
+        <w:rPr>
+          <w:b w:val="0"/>
+          <w:i w:val="0"/>
+        </w:rPr>
+        <w:t>position.</w:t>
+      </w:r>
+      <w:r>
+        <w:t xml:space="preserve"> </w:t>
+      </w:r>
+      <w:r>
+        <w:rPr>
+          <w:b w:val="0"/>
+          <w:i w:val="0"/>
+        </w:rPr>
+        <w:t>A</w:t>
+      </w:r>
+      <w:r>
+        <w:t xml:space="preserve"> </w:t>
+      </w:r>
+      <w:r>
+        <w:rPr>
+          <w:b w:val="0"/>
+          <w:i w:val="0"/>
+        </w:rPr>
+        <w:t>field</w:t>
+      </w:r>
+      <w:r>
+        <w:t xml:space="preserve"> </w:t>
+      </w:r>
+      <w:r>
+        <w:rPr>
+          <w:b w:val="0"/>
+          <w:i w:val="0"/>
+        </w:rPr>
+        <w:t>continues</w:t>
+      </w:r>
+      <w:r>
+        <w:t xml:space="preserve"> </w:t>
+      </w:r>
+      <w:r>
+        <w:rPr>
+          <w:b w:val="0"/>
+          <w:i w:val="0"/>
+        </w:rPr>
+        <w:t>until</w:t>
+      </w:r>
+      <w:r>
+        <w:t xml:space="preserve"> </w:t>
+      </w:r>
+      <w:r>
+        <w:rPr>
+          <w:b w:val="0"/>
+          <w:i w:val="0"/>
+        </w:rPr>
+        <w:t>the</w:t>
+      </w:r>
+      <w:r>
+        <w:t xml:space="preserve"> </w:t>
+      </w:r>
+      <w:r>
+        <w:rPr>
+          <w:b w:val="0"/>
+          <w:i w:val="0"/>
+        </w:rPr>
+        <w:t>next</w:t>
+      </w:r>
+      <w:r>
+        <w:t xml:space="preserve"> </w:t>
+      </w:r>
+      <w:r>
+        <w:rPr>
+          <w:b w:val="0"/>
+          <w:i w:val="0"/>
+        </w:rPr>
+        <w:t>labelled</w:t>
+      </w:r>
+      <w:r>
+        <w:t xml:space="preserve"> </w:t>
+      </w:r>
+      <w:r>
+        <w:rPr>
+          <w:b w:val="0"/>
+          <w:i w:val="0"/>
+        </w:rPr>
+        <w:t>field,</w:t>
+      </w:r>
+      <w:r>
+        <w:t xml:space="preserve"> </w:t>
+      </w:r>
+      <w:r>
+        <w:rPr>
+          <w:b w:val="0"/>
+          <w:i w:val="0"/>
+        </w:rPr>
+        <w:t>so</w:t>
+      </w:r>
+      <w:r>
+        <w:t xml:space="preserve"> </w:t>
+      </w:r>
+      <w:r>
+        <w:rPr>
+          <w:b w:val="0"/>
+          <w:i w:val="0"/>
+        </w:rPr>
+        <w:t>retain</w:t>
+      </w:r>
+      <w:r>
+        <w:t xml:space="preserve"> </w:t>
+      </w:r>
+      <w:r>
+        <w:rPr>
+          <w:b w:val="0"/>
+          <w:i w:val="0"/>
+        </w:rPr>
+        <w:t>line</w:t>
+      </w:r>
+      <w:r>
+        <w:t xml:space="preserve"> </w:t>
+      </w:r>
+      <w:r>
+        <w:rPr>
+          <w:b w:val="0"/>
+          <w:i w:val="0"/>
+        </w:rPr>
+        <w:t>breaks</w:t>
+      </w:r>
+      <w:r>
+        <w:t xml:space="preserve"> </w:t>
+      </w:r>
+      <w:r>
+        <w:rPr>
+          <w:b w:val="0"/>
+          <w:i w:val="0"/>
+        </w:rPr>
+        <w:t>inside</w:t>
+      </w:r>
+      <w:r>
+        <w:t xml:space="preserve"> </w:t>
+      </w:r>
+      <w:r>
+        <w:rPr>
+          <w:b w:val="0"/>
+          <w:i w:val="0"/>
+        </w:rPr>
+        <w:t>a</w:t>
+      </w:r>
+      <w:r>
+        <w:t xml:space="preserve"> </w:t>
+      </w:r>
+      <w:r>
+        <w:rPr>
+          <w:b w:val="0"/>
+          <w:i w:val="0"/>
+        </w:rPr>
+        <w:t>supplied</w:t>
+      </w:r>
+      <w:r>
+        <w:t xml:space="preserve"> </w:t>
+      </w:r>
+      <w:r>
+        <w:rPr>
+          <w:b w:val="0"/>
+          <w:i w:val="0"/>
+        </w:rPr>
+        <w:t>head</w:t>
+      </w:r>
+      <w:r>
+        <w:t xml:space="preserve"> </w:t>
+      </w:r>
+      <w:r>
+        <w:rPr>
+          <w:b w:val="0"/>
+          <w:i w:val="0"/>
+        </w:rPr>
+        <w:t>or</w:t>
+      </w:r>
+      <w:r>
+        <w:t xml:space="preserve"> </w:t>
+      </w:r>
+      <w:r>
+        <w:rPr>
+          <w:b w:val="0"/>
+          <w:i w:val="0"/>
+        </w:rPr>
+        <w:t>deck</w:t>
+      </w:r>
+      <w:r>
+        <w:t xml:space="preserve"> </w:t>
+      </w:r>
+      <w:r>
+        <w:rPr>
+          <w:b w:val="0"/>
+          <w:i w:val="0"/>
+        </w:rPr>
+        <w:t>while</w:t>
+      </w:r>
+      <w:r>
+        <w:t xml:space="preserve"> </w:t>
+      </w:r>
+      <w:r>
+        <w:rPr>
+          <w:b w:val="0"/>
+          <w:i w:val="0"/>
+        </w:rPr>
+        <w:t>reading</w:t>
+      </w:r>
+      <w:r>
+        <w:t xml:space="preserve"> </w:t>
+      </w:r>
+      <w:r>
+        <w:rPr>
+          <w:b w:val="0"/>
+          <w:i w:val="0"/>
+        </w:rPr>
+        <w:t>the</w:t>
+      </w:r>
+      <w:r>
+        <w:t xml:space="preserve"> </w:t>
+      </w:r>
+      <w:r>
+        <w:rPr>
+          <w:b w:val="0"/>
+          <w:i w:val="0"/>
+        </w:rPr>
+        <w:t>package.</w:t>
+      </w:r>
+      <w:r>
+        <w:t xml:space="preserve"> </w:t>
+      </w:r>
+      <w:r>
+        <w:rPr>
+          <w:b w:val="0"/>
+          <w:i w:val="0"/>
+        </w:rPr>
+        <w:t>Treat</w:t>
+      </w:r>
+      <w:r>
+        <w:t xml:space="preserve"> </w:t>
+      </w:r>
+      <w:r>
+        <w:rPr>
+          <w:rFonts w:ascii="Courier New" w:hAnsi="Courier New" w:eastAsia="Courier New"/>
+          <w:b w:val="0"/>
+          <w:i w:val="0"/>
+          <w:sz w:val="19"/>
+        </w:rPr>
+        <w:t>SLUG</w:t>
+      </w:r>
+      <w:r>
+        <w:t xml:space="preserve"> </w:t>
+      </w:r>
+      <w:r>
+        <w:rPr>
+          <w:b w:val="0"/>
+          <w:i w:val="0"/>
+        </w:rPr>
+        <w:t>and</w:t>
+      </w:r>
+      <w:r>
+        <w:t xml:space="preserve"> </w:t>
+      </w:r>
+      <w:r>
+        <w:rPr>
+          <w:rFonts w:ascii="Courier New" w:hAnsi="Courier New" w:eastAsia="Courier New"/>
+          <w:b w:val="0"/>
+          <w:i w:val="0"/>
+          <w:sz w:val="19"/>
+        </w:rPr>
+        <w:t>COUNTS</w:t>
+      </w:r>
+      <w:r>
+        <w:t xml:space="preserve"> </w:t>
+      </w:r>
+      <w:r>
+        <w:rPr>
+          <w:b w:val="0"/>
+          <w:i w:val="0"/>
+        </w:rPr>
+        <w:t>as</w:t>
+      </w:r>
+      <w:r>
+        <w:t xml:space="preserve"> </w:t>
+      </w:r>
+      <w:r>
+        <w:rPr>
+          <w:b w:val="0"/>
+          <w:i w:val="0"/>
+        </w:rPr>
+        <w:t>instructions</w:t>
+      </w:r>
+      <w:r>
+        <w:t xml:space="preserve"> </w:t>
+      </w:r>
+      <w:r>
+        <w:rPr>
+          <w:b w:val="0"/>
+          <w:i w:val="0"/>
+        </w:rPr>
+        <w:t>and</w:t>
+      </w:r>
+      <w:r>
+        <w:t xml:space="preserve"> </w:t>
+      </w:r>
+      <w:r>
+        <w:rPr>
+          <w:b w:val="0"/>
+          <w:i w:val="0"/>
+        </w:rPr>
+        <w:t>metadata;</w:t>
+      </w:r>
+      <w:r>
+        <w:t xml:space="preserve"> </w:t>
+      </w:r>
+      <w:r>
+        <w:rPr>
+          <w:b w:val="0"/>
+          <w:i w:val="0"/>
+        </w:rPr>
+        <w:t>treat</w:t>
+      </w:r>
+      <w:r>
+        <w:t xml:space="preserve"> </w:t>
+      </w:r>
+      <w:r>
+        <w:rPr>
+          <w:rFonts w:ascii="Courier New" w:hAnsi="Courier New" w:eastAsia="Courier New"/>
+          <w:b w:val="0"/>
+          <w:i w:val="0"/>
+          <w:sz w:val="19"/>
+        </w:rPr>
+        <w:t>HEAD</w:t>
+      </w:r>
+      <w:r>
+        <w:rPr>
+          <w:b w:val="0"/>
+          <w:i w:val="0"/>
+        </w:rPr>
+        <w:t>,</w:t>
+      </w:r>
+      <w:r>
+        <w:t xml:space="preserve"> </w:t>
+      </w:r>
+      <w:r>
+        <w:rPr>
+          <w:rFonts w:ascii="Courier New" w:hAnsi="Courier New" w:eastAsia="Courier New"/>
+          <w:b w:val="0"/>
+          <w:i w:val="0"/>
+          <w:sz w:val="19"/>
+        </w:rPr>
+        <w:t>DECK</w:t>
+      </w:r>
+      <w:r>
+        <w:rPr>
+          <w:b w:val="0"/>
+          <w:i w:val="0"/>
+        </w:rPr>
+        <w:t>,</w:t>
+      </w:r>
+      <w:r>
+        <w:t xml:space="preserve"> </w:t>
+      </w:r>
+      <w:r>
+        <w:rPr>
+          <w:rFonts w:ascii="Courier New" w:hAnsi="Courier New" w:eastAsia="Courier New"/>
+          <w:b w:val="0"/>
+          <w:i w:val="0"/>
+          <w:sz w:val="19"/>
+        </w:rPr>
+        <w:t>BYLINE</w:t>
+      </w:r>
+      <w:r>
+        <w:t xml:space="preserve"> </w:t>
+      </w:r>
+      <w:r>
+        <w:rPr>
+          <w:b w:val="0"/>
+          <w:i w:val="0"/>
+        </w:rPr>
+        <w:t>and</w:t>
+      </w:r>
+      <w:r>
+        <w:t xml:space="preserve"> </w:t>
+      </w:r>
+      <w:r>
+        <w:rPr>
+          <w:rFonts w:ascii="Courier New" w:hAnsi="Courier New" w:eastAsia="Courier New"/>
+          <w:b w:val="0"/>
+          <w:i w:val="0"/>
+          <w:sz w:val="19"/>
+        </w:rPr>
+        <w:t>BODY</w:t>
+      </w:r>
+      <w:r>
+        <w:t xml:space="preserve"> </w:t>
+      </w:r>
+      <w:r>
+        <w:rPr>
+          <w:b w:val="0"/>
+          <w:i w:val="0"/>
+        </w:rPr>
+        <w:t>as</w:t>
+      </w:r>
+      <w:r>
+        <w:t xml:space="preserve"> </w:t>
+      </w:r>
+      <w:r>
+        <w:rPr>
+          <w:b w:val="0"/>
+          <w:i w:val="0"/>
+        </w:rPr>
+        <w:t>the</w:t>
+      </w:r>
+      <w:r>
+        <w:t xml:space="preserve"> </w:t>
+      </w:r>
+      <w:r>
+        <w:rPr>
+          <w:b w:val="0"/>
+          <w:i w:val="0"/>
+        </w:rPr>
+        <w:t>filed</w:t>
+      </w:r>
+      <w:r>
+        <w:t xml:space="preserve"> </w:t>
+      </w:r>
+      <w:r>
+        <w:rPr>
+          <w:b w:val="0"/>
+          <w:i w:val="0"/>
+        </w:rPr>
+        <w:t>material</w:t>
+      </w:r>
+      <w:r>
+        <w:t xml:space="preserve"> </w:t>
+      </w:r>
+      <w:r>
+        <w:rPr>
+          <w:b w:val="0"/>
+          <w:i w:val="0"/>
+        </w:rPr>
+        <w:t>for</w:t>
+      </w:r>
+      <w:r>
+        <w:t xml:space="preserve"> </w:t>
+      </w:r>
+      <w:r>
+        <w:rPr>
+          <w:b w:val="0"/>
+          <w:i w:val="0"/>
+        </w:rPr>
+        <w:t>their</w:t>
+      </w:r>
+      <w:r>
+        <w:t xml:space="preserve"> </w:t>
+      </w:r>
+      <w:r>
+        <w:rPr>
+          <w:b w:val="0"/>
+          <w:i w:val="0"/>
+        </w:rPr>
+        <w:t>named</w:t>
+      </w:r>
+      <w:r>
+        <w:t xml:space="preserve"> </w:t>
+      </w:r>
+      <w:r>
+        <w:rPr>
+          <w:b w:val="0"/>
+          <w:i w:val="0"/>
+        </w:rPr>
+        <w:t>fields.</w:t>
+      </w:r>
+      <w:r>
+        <w:t xml:space="preserve"> </w:t>
+      </w:r>
+      <w:r>
+        <w:rPr>
+          <w:b w:val="0"/>
+          <w:i w:val="0"/>
+        </w:rPr>
+        <w:t>The</w:t>
+      </w:r>
+      <w:r>
+        <w:t xml:space="preserve"> </w:t>
+      </w:r>
+      <w:r>
+        <w:rPr>
+          <w:rFonts w:ascii="Courier New" w:hAnsi="Courier New" w:eastAsia="Courier New"/>
+          <w:b w:val="0"/>
+          <w:i w:val="0"/>
+          <w:sz w:val="19"/>
+        </w:rPr>
+        <w:t>Words</w:t>
+      </w:r>
+      <w:r>
+        <w:t xml:space="preserve"> </w:t>
+      </w:r>
+      <w:r>
+        <w:rPr>
+          <w:b w:val="0"/>
+          <w:i w:val="0"/>
+        </w:rPr>
+        <w:t>figure</w:t>
+      </w:r>
+      <w:r>
+        <w:t xml:space="preserve"> </w:t>
+      </w:r>
+      <w:r>
+        <w:rPr>
+          <w:b w:val="0"/>
+          <w:i w:val="0"/>
+        </w:rPr>
+        <w:t>is</w:t>
+      </w:r>
+      <w:r>
+        <w:t xml:space="preserve"> </w:t>
+      </w:r>
+      <w:r>
+        <w:rPr>
+          <w:b w:val="0"/>
+          <w:i w:val="0"/>
+        </w:rPr>
+        <w:t>informational.</w:t>
+      </w:r>
+      <w:r>
+        <w:t xml:space="preserve"> </w:t>
+      </w:r>
+      <w:r>
+        <w:rPr>
+          <w:b w:val="0"/>
+          <w:i w:val="0"/>
+        </w:rPr>
+        <w:t>A</w:t>
+      </w:r>
+      <w:r>
+        <w:t xml:space="preserve"> </w:t>
+      </w:r>
+      <w:r>
+        <w:rPr>
+          <w:b w:val="0"/>
+          <w:i w:val="0"/>
+        </w:rPr>
+        <w:t>labelled</w:t>
+      </w:r>
+      <w:r>
+        <w:t xml:space="preserve"> </w:t>
+      </w:r>
+      <w:r>
+        <w:rPr>
+          <w:b w:val="0"/>
+          <w:i w:val="0"/>
+        </w:rPr>
+        <w:t>current/target/difference</w:t>
+      </w:r>
+      <w:r>
+        <w:t xml:space="preserve"> </w:t>
+      </w:r>
+      <w:r>
+        <w:rPr>
+          <w:b w:val="0"/>
+          <w:i w:val="0"/>
+        </w:rPr>
+        <w:t>figure</w:t>
+      </w:r>
+      <w:r>
+        <w:t xml:space="preserve"> </w:t>
+      </w:r>
+      <w:r>
+        <w:rPr>
+          <w:b w:val="0"/>
+          <w:i w:val="0"/>
+        </w:rPr>
+        <w:t>supplies</w:t>
+      </w:r>
+      <w:r>
+        <w:t xml:space="preserve"> </w:t>
+      </w:r>
+      <w:r>
+        <w:rPr>
+          <w:b w:val="0"/>
+          <w:i w:val="0"/>
+        </w:rPr>
+        <w:t>the</w:t>
+      </w:r>
+      <w:r>
+        <w:t xml:space="preserve"> </w:t>
+      </w:r>
+      <w:r>
+        <w:rPr>
+          <w:b w:val="0"/>
+          <w:i w:val="0"/>
+        </w:rPr>
+        <w:t>fit</w:t>
+      </w:r>
+      <w:r>
+        <w:t xml:space="preserve"> </w:t>
+      </w:r>
+      <w:r>
+        <w:rPr>
+          <w:b w:val="0"/>
+          <w:i w:val="0"/>
+        </w:rPr>
+        <w:t>for</w:t>
+      </w:r>
+      <w:r>
+        <w:t xml:space="preserve"> </w:t>
+      </w:r>
+      <w:r>
+        <w:rPr>
+          <w:b w:val="0"/>
+          <w:i w:val="0"/>
+        </w:rPr>
+        <w:t>that</w:t>
+      </w:r>
+      <w:r>
+        <w:t xml:space="preserve"> </w:t>
+      </w:r>
+      <w:r>
+        <w:rPr>
+          <w:b w:val="0"/>
+          <w:i w:val="0"/>
+        </w:rPr>
+        <w:t>field</w:t>
+      </w:r>
+      <w:r>
+        <w:t xml:space="preserve"> </w:t>
+      </w:r>
+      <w:r>
+        <w:rPr>
+          <w:b w:val="0"/>
+          <w:i w:val="0"/>
+        </w:rPr>
+        <w:t>under</w:t>
+      </w:r>
+      <w:r>
+        <w:t xml:space="preserve"> </w:t>
+      </w:r>
+      <w:r>
+        <w:rPr>
+          <w:b w:val="0"/>
+          <w:i w:val="0"/>
+        </w:rPr>
+        <w:t>[P1].</w:t>
+      </w:r>
+    </w:p>
+    <w:p>
       <w:bookmarkStart w:id="9001" w:name="_bkp_toc_1"/>
       <w:pPr>
         <w:pStyle w:val="Heading2"/>
@@ -10648,6 +11622,438 @@
           <w:i w:val="0"/>
         </w:rPr>
         <w:t>contents.</w:t>
+      </w:r>
+      <w:r>
+        <w:t xml:space="preserve"> </w:t>
+      </w:r>
+      <w:r>
+        <w:rPr>
+          <w:b w:val="0"/>
+          <w:i w:val="0"/>
+        </w:rPr>
+        <w:t>In</w:t>
+      </w:r>
+      <w:r>
+        <w:t xml:space="preserve"> </w:t>
+      </w:r>
+      <w:r>
+        <w:rPr>
+          <w:b w:val="0"/>
+          <w:i w:val="0"/>
+        </w:rPr>
+        <w:t>a</w:t>
+      </w:r>
+      <w:r>
+        <w:t xml:space="preserve"> </w:t>
+      </w:r>
+      <w:r>
+        <w:rPr>
+          <w:b w:val="0"/>
+          <w:i w:val="0"/>
+        </w:rPr>
+        <w:t>labelled</w:t>
+      </w:r>
+      <w:r>
+        <w:t xml:space="preserve"> </w:t>
+      </w:r>
+      <w:r>
+        <w:rPr>
+          <w:b w:val="0"/>
+          <w:i w:val="0"/>
+        </w:rPr>
+        <w:t>package,</w:t>
+      </w:r>
+      <w:r>
+        <w:t xml:space="preserve"> </w:t>
+      </w:r>
+      <w:r>
+        <w:rPr>
+          <w:b w:val="0"/>
+          <w:i w:val="0"/>
+        </w:rPr>
+        <w:t>take</w:t>
+      </w:r>
+      <w:r>
+        <w:t xml:space="preserve"> </w:t>
+      </w:r>
+      <w:r>
+        <w:rPr>
+          <w:b w:val="0"/>
+          <w:i w:val="0"/>
+        </w:rPr>
+        <w:t>the</w:t>
+      </w:r>
+      <w:r>
+        <w:t xml:space="preserve"> </w:t>
+      </w:r>
+      <w:r>
+        <w:rPr>
+          <w:b w:val="0"/>
+          <w:i w:val="0"/>
+        </w:rPr>
+        <w:t>allowance</w:t>
+      </w:r>
+      <w:r>
+        <w:t xml:space="preserve"> </w:t>
+      </w:r>
+      <w:r>
+        <w:rPr>
+          <w:b w:val="0"/>
+          <w:i w:val="0"/>
+        </w:rPr>
+        <w:t>from</w:t>
+      </w:r>
+      <w:r>
+        <w:t xml:space="preserve"> </w:t>
+      </w:r>
+      <w:r>
+        <w:rPr>
+          <w:b w:val="0"/>
+          <w:i w:val="0"/>
+        </w:rPr>
+        <w:t>the</w:t>
+      </w:r>
+      <w:r>
+        <w:t xml:space="preserve"> </w:t>
+      </w:r>
+      <w:r>
+        <w:rPr>
+          <w:b w:val="0"/>
+          <w:i w:val="0"/>
+        </w:rPr>
+        <w:t>matching</w:t>
+      </w:r>
+      <w:r>
+        <w:t xml:space="preserve"> </w:t>
+      </w:r>
+      <w:r>
+        <w:rPr>
+          <w:b w:val="0"/>
+          <w:i w:val="0"/>
+        </w:rPr>
+        <w:t>named</w:t>
+      </w:r>
+      <w:r>
+        <w:t xml:space="preserve"> </w:t>
+      </w:r>
+      <w:r>
+        <w:rPr>
+          <w:rFonts w:ascii="Courier New" w:hAnsi="Courier New" w:eastAsia="Courier New"/>
+          <w:b w:val="0"/>
+          <w:i w:val="0"/>
+          <w:sz w:val="19"/>
+        </w:rPr>
+        <w:t>COUNTS</w:t>
+      </w:r>
+      <w:r>
+        <w:t xml:space="preserve"> </w:t>
+      </w:r>
+      <w:r>
+        <w:rPr>
+          <w:b w:val="0"/>
+          <w:i w:val="0"/>
+        </w:rPr>
+        <w:t>item;</w:t>
+      </w:r>
+      <w:r>
+        <w:t xml:space="preserve"> </w:t>
+      </w:r>
+      <w:r>
+        <w:rPr>
+          <w:b w:val="0"/>
+          <w:i w:val="0"/>
+        </w:rPr>
+        <w:t>do</w:t>
+      </w:r>
+      <w:r>
+        <w:t xml:space="preserve"> </w:t>
+      </w:r>
+      <w:r>
+        <w:rPr>
+          <w:b w:val="0"/>
+          <w:i w:val="0"/>
+        </w:rPr>
+        <w:t>not</w:t>
+      </w:r>
+      <w:r>
+        <w:t xml:space="preserve"> </w:t>
+      </w:r>
+      <w:r>
+        <w:rPr>
+          <w:b w:val="0"/>
+          <w:i w:val="0"/>
+        </w:rPr>
+        <w:t>infer</w:t>
+      </w:r>
+      <w:r>
+        <w:t xml:space="preserve"> </w:t>
+      </w:r>
+      <w:r>
+        <w:rPr>
+          <w:b w:val="0"/>
+          <w:i w:val="0"/>
+        </w:rPr>
+        <w:t>field</w:t>
+      </w:r>
+      <w:r>
+        <w:t xml:space="preserve"> </w:t>
+      </w:r>
+      <w:r>
+        <w:rPr>
+          <w:b w:val="0"/>
+          <w:i w:val="0"/>
+        </w:rPr>
+        <w:t>order.</w:t>
+      </w:r>
+      <w:r>
+        <w:t xml:space="preserve"> </w:t>
+      </w:r>
+      <w:r>
+        <w:rPr>
+          <w:b w:val="0"/>
+          <w:i w:val="0"/>
+        </w:rPr>
+        <w:t>Preserve</w:t>
+      </w:r>
+      <w:r>
+        <w:t xml:space="preserve"> </w:t>
+      </w:r>
+      <w:r>
+        <w:rPr>
+          <w:b w:val="0"/>
+          <w:i w:val="0"/>
+        </w:rPr>
+        <w:t>a</w:t>
+      </w:r>
+      <w:r>
+        <w:t xml:space="preserve"> </w:t>
+      </w:r>
+      <w:r>
+        <w:rPr>
+          <w:b w:val="0"/>
+          <w:i w:val="0"/>
+        </w:rPr>
+        <w:t>multiline</w:t>
+      </w:r>
+      <w:r>
+        <w:t xml:space="preserve"> </w:t>
+      </w:r>
+      <w:r>
+        <w:rPr>
+          <w:b w:val="0"/>
+          <w:i w:val="0"/>
+        </w:rPr>
+        <w:t>filed</w:t>
+      </w:r>
+      <w:r>
+        <w:t xml:space="preserve"> </w:t>
+      </w:r>
+      <w:r>
+        <w:rPr>
+          <w:b w:val="0"/>
+          <w:i w:val="0"/>
+        </w:rPr>
+        <w:t>field</w:t>
+      </w:r>
+      <w:r>
+        <w:t xml:space="preserve"> </w:t>
+      </w:r>
+      <w:r>
+        <w:rPr>
+          <w:b w:val="0"/>
+          <w:i w:val="0"/>
+        </w:rPr>
+        <w:t>as</w:t>
+      </w:r>
+      <w:r>
+        <w:t xml:space="preserve"> </w:t>
+      </w:r>
+      <w:r>
+        <w:rPr>
+          <w:b w:val="0"/>
+          <w:i w:val="0"/>
+        </w:rPr>
+        <w:t>one</w:t>
+      </w:r>
+      <w:r>
+        <w:t xml:space="preserve"> </w:t>
+      </w:r>
+      <w:r>
+        <w:rPr>
+          <w:b w:val="0"/>
+          <w:i w:val="0"/>
+        </w:rPr>
+        <w:t>field.</w:t>
+      </w:r>
+      <w:r>
+        <w:t xml:space="preserve"> </w:t>
+      </w:r>
+      <w:r>
+        <w:rPr>
+          <w:b w:val="0"/>
+          <w:i w:val="0"/>
+        </w:rPr>
+        <w:t>If</w:t>
+      </w:r>
+      <w:r>
+        <w:t xml:space="preserve"> </w:t>
+      </w:r>
+      <w:r>
+        <w:rPr>
+          <w:b w:val="0"/>
+          <w:i w:val="0"/>
+        </w:rPr>
+        <w:t>a</w:t>
+      </w:r>
+      <w:r>
+        <w:t xml:space="preserve"> </w:t>
+      </w:r>
+      <w:r>
+        <w:rPr>
+          <w:b w:val="0"/>
+          <w:i w:val="0"/>
+        </w:rPr>
+        <w:t>named</w:t>
+      </w:r>
+      <w:r>
+        <w:t xml:space="preserve"> </w:t>
+      </w:r>
+      <w:r>
+        <w:rPr>
+          <w:b w:val="0"/>
+          <w:i w:val="0"/>
+        </w:rPr>
+        <w:t>count</w:t>
+      </w:r>
+      <w:r>
+        <w:t xml:space="preserve"> </w:t>
+      </w:r>
+      <w:r>
+        <w:rPr>
+          <w:b w:val="0"/>
+          <w:i w:val="0"/>
+        </w:rPr>
+        <w:t>and</w:t>
+      </w:r>
+      <w:r>
+        <w:t xml:space="preserve"> </w:t>
+      </w:r>
+      <w:r>
+        <w:rPr>
+          <w:b w:val="0"/>
+          <w:i w:val="0"/>
+        </w:rPr>
+        <w:t>the</w:t>
+      </w:r>
+      <w:r>
+        <w:t xml:space="preserve"> </w:t>
+      </w:r>
+      <w:r>
+        <w:rPr>
+          <w:b w:val="0"/>
+          <w:i w:val="0"/>
+        </w:rPr>
+        <w:t>measured</w:t>
+      </w:r>
+      <w:r>
+        <w:t xml:space="preserve"> </w:t>
+      </w:r>
+      <w:r>
+        <w:rPr>
+          <w:b w:val="0"/>
+          <w:i w:val="0"/>
+        </w:rPr>
+        <w:t>field</w:t>
+      </w:r>
+      <w:r>
+        <w:t xml:space="preserve"> </w:t>
+      </w:r>
+      <w:r>
+        <w:rPr>
+          <w:b w:val="0"/>
+          <w:i w:val="0"/>
+        </w:rPr>
+        <w:t>disagree,</w:t>
+      </w:r>
+      <w:r>
+        <w:t xml:space="preserve"> </w:t>
+      </w:r>
+      <w:r>
+        <w:rPr>
+          <w:b w:val="0"/>
+          <w:i w:val="0"/>
+        </w:rPr>
+        <w:t>use</w:t>
+      </w:r>
+      <w:r>
+        <w:t xml:space="preserve"> </w:t>
+      </w:r>
+      <w:r>
+        <w:rPr>
+          <w:b w:val="0"/>
+          <w:i w:val="0"/>
+        </w:rPr>
+        <w:t>the</w:t>
+      </w:r>
+      <w:r>
+        <w:t xml:space="preserve"> </w:t>
+      </w:r>
+      <w:r>
+        <w:rPr>
+          <w:b w:val="0"/>
+          <w:i w:val="0"/>
+        </w:rPr>
+        <w:t>measured</w:t>
+      </w:r>
+      <w:r>
+        <w:t xml:space="preserve"> </w:t>
+      </w:r>
+      <w:r>
+        <w:rPr>
+          <w:b w:val="0"/>
+          <w:i w:val="0"/>
+        </w:rPr>
+        <w:t>figure</w:t>
+      </w:r>
+      <w:r>
+        <w:t xml:space="preserve"> </w:t>
+      </w:r>
+      <w:r>
+        <w:rPr>
+          <w:b w:val="0"/>
+          <w:i w:val="0"/>
+        </w:rPr>
+        <w:t>and</w:t>
+      </w:r>
+      <w:r>
+        <w:t xml:space="preserve"> </w:t>
+      </w:r>
+      <w:r>
+        <w:rPr>
+          <w:b w:val="0"/>
+          <w:i w:val="0"/>
+        </w:rPr>
+        <w:t>note</w:t>
+      </w:r>
+      <w:r>
+        <w:t xml:space="preserve"> </w:t>
+      </w:r>
+      <w:r>
+        <w:rPr>
+          <w:b w:val="0"/>
+          <w:i w:val="0"/>
+        </w:rPr>
+        <w:t>the</w:t>
+      </w:r>
+      <w:r>
+        <w:t xml:space="preserve"> </w:t>
+      </w:r>
+      <w:r>
+        <w:rPr>
+          <w:b w:val="0"/>
+          <w:i w:val="0"/>
+        </w:rPr>
+        <w:t>mismatch.</w:t>
       </w:r>
     </w:p>
     <w:p>
@@ -49911,7 +51317,7 @@
         <w:color w:val="A8A8A8"/>
         <w:sz w:val="20"/>
       </w:rPr>
-      <w:t>250926_gpt_photo-workflow | go.fuzzylogic.page/guide</w:t>
+      <w:t>051026_gpt_job-package | go.fuzzylogic.page/guide</w:t>
     </w:r>
   </w:p>
 </w:hdr>
@@ -50062,7 +51468,7 @@
         <w:color w:val="A8A8A8"/>
         <w:sz w:val="20"/>
       </w:rPr>
-      <w:t>250926_gpt_photo-workflow | go.fuzzylogic.page/dir</w:t>
+      <w:t>051026_gpt_job-package | go.fuzzylogic.page/dir</w:t>
     </w:r>
   </w:p>
 </w:hdr>
@@ -50143,7 +51549,7 @@
         <w:color w:val="A8A8A8"/>
         <w:sz w:val="20"/>
       </w:rPr>
-      <w:t>250926_gpt_photo-workflow | go.fuzzylogic.page/dir</w:t>
+      <w:t>051026_gpt_job-package | go.fuzzylogic.page/dir</w:t>
     </w:r>
   </w:p>
 </w:hdr>
